--- a/个人简历.docx
+++ b/个人简历.docx
@@ -15,18 +15,18 @@
         <mc:AlternateContent>
           <mc:Choice Requires="wps">
             <w:drawing>
-              <wp:anchor distT="0" distB="0" distL="0" distR="0" simplePos="0" relativeHeight="12" behindDoc="0" locked="0" layoutInCell="1" allowOverlap="1" wp14:anchorId="0A4E2012" wp14:editId="00467878">
+              <wp:anchor distT="0" distB="0" distL="0" distR="0" simplePos="0" relativeHeight="15" behindDoc="0" locked="0" layoutInCell="1" allowOverlap="1" wp14:anchorId="5C50A9AD" wp14:editId="02CF0A68">
                 <wp:simplePos x="0" y="0"/>
                 <wp:positionH relativeFrom="margin">
                   <wp:align>right</wp:align>
                 </wp:positionH>
                 <wp:positionV relativeFrom="paragraph">
-                  <wp:posOffset>4315973</wp:posOffset>
+                  <wp:posOffset>8935101</wp:posOffset>
                 </wp:positionV>
-                <wp:extent cx="6541769" cy="2511706"/>
+                <wp:extent cx="6541135" cy="1093888"/>
                 <wp:effectExtent l="0" t="0" r="0" b="0"/>
                 <wp:wrapNone/>
-                <wp:docPr id="1026" name="文本框 7"/>
+                <wp:docPr id="1027" name="文本框 11"/>
                 <wp:cNvGraphicFramePr>
                   <a:graphicFrameLocks xmlns:a="http://schemas.openxmlformats.org/drawingml/2006/main"/>
                 </wp:cNvGraphicFramePr>
@@ -39,7 +39,7 @@
                       <wps:spPr>
                         <a:xfrm>
                           <a:off x="0" y="0"/>
-                          <a:ext cx="6541769" cy="2511706"/>
+                          <a:ext cx="6541135" cy="1093888"/>
                         </a:xfrm>
                         <a:prstGeom prst="rect">
                           <a:avLst/>
@@ -55,7 +55,7 @@
                               <w:pStyle w:val="1"/>
                               <w:adjustRightInd w:val="0"/>
                               <w:snapToGrid w:val="0"/>
-                              <w:spacing w:after="80" w:line="240" w:lineRule="auto"/>
+                              <w:spacing w:line="400" w:lineRule="exact"/>
                               <w:ind w:firstLineChars="0" w:firstLine="0"/>
                               <w:rPr>
                                 <w:rFonts w:ascii="微软雅黑" w:eastAsia="微软雅黑" w:hAnsi="微软雅黑" w:cs="微软雅黑" w:hint="eastAsia"/>
@@ -85,11 +85,147 @@
                                 <w:color w:val="262626"/>
                                 <w:szCs w:val="21"/>
                               </w:rPr>
-                              <w:t>取得大学英语六级证书，英语会话、阅读、写作优秀</w:t>
+                              <w:t>本人</w:t>
                             </w:r>
                             <w:r>
                               <w:rPr>
                                 <w:rFonts w:ascii="微软雅黑" w:eastAsia="微软雅黑" w:hAnsi="微软雅黑" w:cs="微软雅黑"/>
+                                <w:color w:val="262626"/>
+                                <w:szCs w:val="21"/>
+                              </w:rPr>
+                              <w:t>学习能力和执行力</w:t>
+                            </w:r>
+                            <w:r>
+                              <w:rPr>
+                                <w:rFonts w:ascii="微软雅黑" w:eastAsia="微软雅黑" w:hAnsi="微软雅黑" w:cs="微软雅黑" w:hint="eastAsia"/>
+                                <w:color w:val="262626"/>
+                                <w:szCs w:val="21"/>
+                              </w:rPr>
+                              <w:t>强</w:t>
+                            </w:r>
+                            <w:r>
+                              <w:rPr>
+                                <w:rFonts w:ascii="微软雅黑" w:eastAsia="微软雅黑" w:hAnsi="微软雅黑" w:cs="微软雅黑"/>
+                                <w:color w:val="262626"/>
+                                <w:szCs w:val="21"/>
+                              </w:rPr>
+                              <w:t>，</w:t>
+                            </w:r>
+                            <w:r>
+                              <w:rPr>
+                                <w:rFonts w:ascii="微软雅黑" w:eastAsia="微软雅黑" w:hAnsi="微软雅黑" w:cs="微软雅黑" w:hint="eastAsia"/>
+                                <w:color w:val="262626"/>
+                                <w:szCs w:val="21"/>
+                              </w:rPr>
+                              <w:t>具备</w:t>
+                            </w:r>
+                            <w:r>
+                              <w:rPr>
+                                <w:rFonts w:ascii="微软雅黑" w:eastAsia="微软雅黑" w:hAnsi="微软雅黑" w:cs="微软雅黑" w:hint="eastAsia"/>
+                                <w:color w:val="262626"/>
+                                <w:szCs w:val="21"/>
+                              </w:rPr>
+                              <w:t>定位</w:t>
+                            </w:r>
+                            <w:r>
+                              <w:rPr>
+                                <w:rFonts w:ascii="微软雅黑" w:eastAsia="微软雅黑" w:hAnsi="微软雅黑" w:cs="微软雅黑"/>
+                                <w:color w:val="262626"/>
+                                <w:szCs w:val="21"/>
+                              </w:rPr>
+                              <w:t>并解决问题</w:t>
+                            </w:r>
+                            <w:r>
+                              <w:rPr>
+                                <w:rFonts w:ascii="微软雅黑" w:eastAsia="微软雅黑" w:hAnsi="微软雅黑" w:cs="微软雅黑" w:hint="eastAsia"/>
+                                <w:color w:val="262626"/>
+                                <w:szCs w:val="21"/>
+                              </w:rPr>
+                              <w:t>的能力</w:t>
+                            </w:r>
+                            <w:r>
+                              <w:rPr>
+                                <w:rFonts w:ascii="微软雅黑" w:eastAsia="微软雅黑" w:hAnsi="微软雅黑" w:cs="微软雅黑"/>
+                                <w:color w:val="262626"/>
+                                <w:szCs w:val="21"/>
+                              </w:rPr>
+                              <w:t>；</w:t>
+                            </w:r>
+                            <w:r>
+                              <w:rPr>
+                                <w:rFonts w:ascii="微软雅黑" w:eastAsia="微软雅黑" w:hAnsi="微软雅黑" w:cs="微软雅黑" w:hint="eastAsia"/>
+                                <w:color w:val="262626"/>
+                                <w:szCs w:val="21"/>
+                              </w:rPr>
+                              <w:t>对软件开发知识感兴趣</w:t>
+                            </w:r>
+                            <w:r>
+                              <w:rPr>
+                                <w:rFonts w:ascii="微软雅黑" w:eastAsia="微软雅黑" w:hAnsi="微软雅黑" w:cs="微软雅黑"/>
+                                <w:color w:val="262626"/>
+                                <w:szCs w:val="21"/>
+                              </w:rPr>
+                              <w:t>，</w:t>
+                            </w:r>
+                            <w:r>
+                              <w:rPr>
+                                <w:rFonts w:ascii="微软雅黑" w:eastAsia="微软雅黑" w:hAnsi="微软雅黑" w:cs="微软雅黑"/>
+                                <w:color w:val="262626"/>
+                                <w:szCs w:val="21"/>
+                              </w:rPr>
+                              <w:t>做事认真负责，</w:t>
+                            </w:r>
+                            <w:r>
+                              <w:rPr>
+                                <w:rFonts w:ascii="微软雅黑" w:eastAsia="微软雅黑" w:hAnsi="微软雅黑" w:cs="微软雅黑" w:hint="eastAsia"/>
+                                <w:color w:val="262626"/>
+                                <w:szCs w:val="21"/>
+                              </w:rPr>
+                              <w:t>踏实肯</w:t>
+                            </w:r>
+                            <w:r>
+                              <w:rPr>
+                                <w:rFonts w:ascii="微软雅黑" w:eastAsia="微软雅黑" w:hAnsi="微软雅黑" w:cs="微软雅黑" w:hint="eastAsia"/>
+                                <w:color w:val="262626"/>
+                                <w:szCs w:val="21"/>
+                              </w:rPr>
+                              <w:t>干</w:t>
+                            </w:r>
+                            <w:r>
+                              <w:rPr>
+                                <w:rFonts w:ascii="微软雅黑" w:eastAsia="微软雅黑" w:hAnsi="微软雅黑" w:cs="微软雅黑" w:hint="eastAsia"/>
+                                <w:color w:val="262626"/>
+                                <w:szCs w:val="21"/>
+                              </w:rPr>
+                              <w:t>，愿意学习新知识</w:t>
+                            </w:r>
+                            <w:r>
+                              <w:rPr>
+                                <w:rFonts w:ascii="微软雅黑" w:eastAsia="微软雅黑" w:hAnsi="微软雅黑" w:cs="微软雅黑" w:hint="eastAsia"/>
+                                <w:color w:val="262626"/>
+                                <w:szCs w:val="21"/>
+                              </w:rPr>
+                              <w:t>；</w:t>
+                            </w:r>
+                            <w:r>
+                              <w:rPr>
+                                <w:rFonts w:ascii="微软雅黑" w:eastAsia="微软雅黑" w:hAnsi="微软雅黑" w:cs="微软雅黑" w:hint="eastAsia"/>
+                                <w:color w:val="262626"/>
+                                <w:szCs w:val="21"/>
+                              </w:rPr>
+                              <w:t>具备抗压能力，有团队意识，</w:t>
+                            </w:r>
+                            <w:r>
+                              <w:rPr>
+                                <w:rFonts w:ascii="微软雅黑" w:eastAsia="微软雅黑" w:hAnsi="微软雅黑" w:cs="微软雅黑"/>
+                                <w:color w:val="262626"/>
+                                <w:szCs w:val="21"/>
+                              </w:rPr>
+                              <w:t>希望在实际项目中不断提升前端工程能力</w:t>
+                            </w:r>
+                            <w:r>
+                              <w:rPr>
+                                <w:rFonts w:ascii="微软雅黑" w:eastAsia="微软雅黑" w:hAnsi="微软雅黑" w:cs="微软雅黑" w:hint="eastAsia"/>
                                 <w:color w:val="262626"/>
                                 <w:szCs w:val="21"/>
                               </w:rPr>
@@ -101,765 +237,7 @@
                               <w:pStyle w:val="1"/>
                               <w:adjustRightInd w:val="0"/>
                               <w:snapToGrid w:val="0"/>
-                              <w:spacing w:after="80" w:line="240" w:lineRule="auto"/>
-                              <w:ind w:firstLineChars="0" w:firstLine="0"/>
-                              <w:rPr>
-                                <w:rFonts w:ascii="微软雅黑" w:eastAsia="微软雅黑" w:hAnsi="微软雅黑" w:cs="微软雅黑" w:hint="eastAsia"/>
-                                <w:color w:val="262626"/>
-                                <w:szCs w:val="21"/>
-                              </w:rPr>
-                            </w:pPr>
-                            <w:r>
-                              <w:rPr>
-                                <w:rFonts w:ascii="微软雅黑" w:eastAsia="微软雅黑" w:hAnsi="微软雅黑" w:cs="微软雅黑" w:hint="eastAsia"/>
-                                <w:color w:val="262626"/>
-                                <w:szCs w:val="21"/>
-                              </w:rPr>
-                              <w:sym w:font="Wingdings 2" w:char="F097"/>
-                            </w:r>
-                            <w:r>
-                              <w:rPr>
-                                <w:rFonts w:ascii="微软雅黑" w:eastAsia="微软雅黑" w:hAnsi="微软雅黑" w:cs="微软雅黑" w:hint="eastAsia"/>
-                                <w:color w:val="262626"/>
-                                <w:szCs w:val="21"/>
-                              </w:rPr>
-                              <w:t xml:space="preserve"> 熟悉</w:t>
-                            </w:r>
-                            <w:r>
-                              <w:rPr>
-                                <w:rFonts w:ascii="微软雅黑" w:eastAsia="微软雅黑" w:hAnsi="微软雅黑" w:cs="微软雅黑" w:hint="eastAsia"/>
-                                <w:color w:val="262626"/>
-                                <w:szCs w:val="21"/>
-                              </w:rPr>
-                              <w:t>HTML</w:t>
-                            </w:r>
-                            <w:r>
-                              <w:rPr>
-                                <w:rFonts w:ascii="微软雅黑" w:eastAsia="微软雅黑" w:hAnsi="微软雅黑" w:cs="微软雅黑" w:hint="eastAsia"/>
-                                <w:color w:val="262626"/>
-                                <w:szCs w:val="21"/>
-                              </w:rPr>
-                              <w:t>5</w:t>
-                            </w:r>
-                            <w:r>
-                              <w:rPr>
-                                <w:rFonts w:ascii="微软雅黑" w:eastAsia="微软雅黑" w:hAnsi="微软雅黑" w:cs="微软雅黑" w:hint="eastAsia"/>
-                                <w:color w:val="262626"/>
-                                <w:szCs w:val="21"/>
-                              </w:rPr>
-                              <w:t>和</w:t>
-                            </w:r>
-                            <w:r>
-                              <w:rPr>
-                                <w:rFonts w:ascii="微软雅黑" w:eastAsia="微软雅黑" w:hAnsi="微软雅黑" w:cs="微软雅黑" w:hint="eastAsia"/>
-                                <w:color w:val="262626"/>
-                                <w:szCs w:val="21"/>
-                              </w:rPr>
-                              <w:t>CSS</w:t>
-                            </w:r>
-                            <w:r>
-                              <w:rPr>
-                                <w:rFonts w:ascii="微软雅黑" w:eastAsia="微软雅黑" w:hAnsi="微软雅黑" w:cs="微软雅黑" w:hint="eastAsia"/>
-                                <w:color w:val="262626"/>
-                                <w:szCs w:val="21"/>
-                              </w:rPr>
-                              <w:t>3</w:t>
-                            </w:r>
-                            <w:r>
-                              <w:rPr>
-                                <w:rFonts w:ascii="微软雅黑" w:eastAsia="微软雅黑" w:hAnsi="微软雅黑" w:cs="微软雅黑" w:hint="eastAsia"/>
-                                <w:color w:val="262626"/>
-                                <w:szCs w:val="21"/>
-                              </w:rPr>
-                              <w:t>，</w:t>
-                            </w:r>
-                            <w:r>
-                              <w:rPr>
-                                <w:rFonts w:ascii="微软雅黑" w:eastAsia="微软雅黑" w:hAnsi="微软雅黑" w:cs="微软雅黑"/>
-                                <w:color w:val="262626"/>
-                                <w:szCs w:val="21"/>
-                              </w:rPr>
-                              <w:t>能够</w:t>
-                            </w:r>
-                            <w:r>
-                              <w:rPr>
-                                <w:rFonts w:ascii="微软雅黑" w:eastAsia="微软雅黑" w:hAnsi="微软雅黑" w:cs="微软雅黑" w:hint="eastAsia"/>
-                                <w:color w:val="262626"/>
-                                <w:szCs w:val="21"/>
-                              </w:rPr>
-                              <w:t>基于</w:t>
-                            </w:r>
-                            <w:r>
-                              <w:rPr>
-                                <w:rFonts w:ascii="微软雅黑" w:eastAsia="微软雅黑" w:hAnsi="微软雅黑" w:cs="微软雅黑" w:hint="eastAsia"/>
-                                <w:color w:val="262626"/>
-                                <w:szCs w:val="21"/>
-                              </w:rPr>
-                              <w:t>Flex、Grid</w:t>
-                            </w:r>
-                            <w:r>
-                              <w:rPr>
-                                <w:rFonts w:ascii="微软雅黑" w:eastAsia="微软雅黑" w:hAnsi="微软雅黑" w:cs="微软雅黑" w:hint="eastAsia"/>
-                                <w:color w:val="262626"/>
-                                <w:szCs w:val="21"/>
-                              </w:rPr>
-                              <w:t>实现页面布局</w:t>
-                            </w:r>
-                            <w:r>
-                              <w:rPr>
-                                <w:rFonts w:ascii="微软雅黑" w:eastAsia="微软雅黑" w:hAnsi="微软雅黑" w:cs="微软雅黑" w:hint="eastAsia"/>
-                                <w:color w:val="262626"/>
-                                <w:szCs w:val="21"/>
-                              </w:rPr>
-                              <w:t>与</w:t>
-                            </w:r>
-                            <w:r>
-                              <w:rPr>
-                                <w:rFonts w:ascii="微软雅黑" w:eastAsia="微软雅黑" w:hAnsi="微软雅黑" w:cs="微软雅黑" w:hint="eastAsia"/>
-                                <w:color w:val="262626"/>
-                                <w:szCs w:val="21"/>
-                              </w:rPr>
-                              <w:t>实现</w:t>
-                            </w:r>
-                            <w:r>
-                              <w:rPr>
-                                <w:rFonts w:ascii="微软雅黑" w:eastAsia="微软雅黑" w:hAnsi="微软雅黑" w:cs="微软雅黑" w:hint="eastAsia"/>
-                                <w:color w:val="262626"/>
-                                <w:szCs w:val="21"/>
-                              </w:rPr>
-                              <w:t>@media</w:t>
-                            </w:r>
-                            <w:r>
-                              <w:rPr>
-                                <w:rFonts w:ascii="微软雅黑" w:eastAsia="微软雅黑" w:hAnsi="微软雅黑" w:cs="微软雅黑"/>
-                                <w:color w:val="262626"/>
-                                <w:szCs w:val="21"/>
-                              </w:rPr>
-                              <w:t>响应式</w:t>
-                            </w:r>
-                            <w:r>
-                              <w:rPr>
-                                <w:rFonts w:ascii="微软雅黑" w:eastAsia="微软雅黑" w:hAnsi="微软雅黑" w:cs="微软雅黑" w:hint="eastAsia"/>
-                                <w:color w:val="262626"/>
-                                <w:szCs w:val="21"/>
-                              </w:rPr>
-                              <w:t>设计</w:t>
-                            </w:r>
-                            <w:r>
-                              <w:rPr>
-                                <w:rFonts w:ascii="微软雅黑" w:eastAsia="微软雅黑" w:hAnsi="微软雅黑" w:cs="微软雅黑"/>
-                                <w:color w:val="262626"/>
-                                <w:szCs w:val="21"/>
-                              </w:rPr>
-                              <w:t>，处理样式冲突</w:t>
-                            </w:r>
-                            <w:r>
-                              <w:rPr>
-                                <w:rFonts w:ascii="微软雅黑" w:eastAsia="微软雅黑" w:hAnsi="微软雅黑" w:cs="微软雅黑" w:hint="eastAsia"/>
-                                <w:color w:val="262626"/>
-                                <w:szCs w:val="21"/>
-                              </w:rPr>
-                              <w:t>；</w:t>
-                            </w:r>
-                          </w:p>
-                          <w:p>
-                            <w:pPr>
-                              <w:pStyle w:val="1"/>
-                              <w:adjustRightInd w:val="0"/>
-                              <w:snapToGrid w:val="0"/>
-                              <w:spacing w:after="80" w:line="240" w:lineRule="auto"/>
-                              <w:ind w:firstLineChars="0" w:firstLine="0"/>
-                              <w:rPr>
-                                <w:rFonts w:ascii="微软雅黑" w:eastAsia="微软雅黑" w:hAnsi="微软雅黑" w:cs="微软雅黑" w:hint="eastAsia"/>
-                                <w:color w:val="262626"/>
-                                <w:szCs w:val="21"/>
-                              </w:rPr>
-                            </w:pPr>
-                            <w:r>
-                              <w:rPr>
-                                <w:rFonts w:ascii="微软雅黑" w:eastAsia="微软雅黑" w:hAnsi="微软雅黑" w:cs="微软雅黑" w:hint="eastAsia"/>
-                                <w:color w:val="262626"/>
-                                <w:szCs w:val="21"/>
-                              </w:rPr>
-                              <w:sym w:font="Wingdings 2" w:char="F097"/>
-                            </w:r>
-                            <w:r>
-                              <w:rPr>
-                                <w:rFonts w:ascii="微软雅黑" w:eastAsia="微软雅黑" w:hAnsi="微软雅黑" w:cs="微软雅黑" w:hint="eastAsia"/>
-                                <w:color w:val="262626"/>
-                                <w:szCs w:val="21"/>
-                              </w:rPr>
-                              <w:t xml:space="preserve"> 熟练掌握 J</w:t>
-                            </w:r>
-                            <w:r>
-                              <w:rPr>
-                                <w:rFonts w:ascii="微软雅黑" w:eastAsia="微软雅黑" w:hAnsi="微软雅黑" w:cs="微软雅黑" w:hint="eastAsia"/>
-                                <w:color w:val="262626"/>
-                                <w:szCs w:val="21"/>
-                              </w:rPr>
-                              <w:t>S</w:t>
-                            </w:r>
-                            <w:r>
-                              <w:rPr>
-                                <w:rFonts w:ascii="微软雅黑" w:eastAsia="微软雅黑" w:hAnsi="微软雅黑" w:cs="微软雅黑" w:hint="eastAsia"/>
-                                <w:color w:val="262626"/>
-                                <w:szCs w:val="21"/>
-                              </w:rPr>
-                              <w:t xml:space="preserve"> 语法</w:t>
-                            </w:r>
-                            <w:r>
-                              <w:rPr>
-                                <w:rFonts w:ascii="微软雅黑" w:eastAsia="微软雅黑" w:hAnsi="微软雅黑" w:cs="微软雅黑" w:hint="eastAsia"/>
-                                <w:color w:val="262626"/>
-                                <w:szCs w:val="21"/>
-                              </w:rPr>
-                              <w:t>和ES6</w:t>
-                            </w:r>
-                            <w:r>
-                              <w:rPr>
-                                <w:rFonts w:ascii="微软雅黑" w:eastAsia="微软雅黑" w:hAnsi="微软雅黑" w:cs="微软雅黑" w:hint="eastAsia"/>
-                                <w:color w:val="262626"/>
-                                <w:szCs w:val="21"/>
-                              </w:rPr>
-                              <w:t>+</w:t>
-                            </w:r>
-                            <w:r>
-                              <w:rPr>
-                                <w:rFonts w:ascii="微软雅黑" w:eastAsia="微软雅黑" w:hAnsi="微软雅黑" w:cs="微软雅黑" w:hint="eastAsia"/>
-                                <w:color w:val="262626"/>
-                                <w:szCs w:val="21"/>
-                              </w:rPr>
-                              <w:t>特性</w:t>
-                            </w:r>
-                            <w:r>
-                              <w:rPr>
-                                <w:rFonts w:ascii="微软雅黑" w:eastAsia="微软雅黑" w:hAnsi="微软雅黑" w:cs="微软雅黑" w:hint="eastAsia"/>
-                                <w:color w:val="262626"/>
-                                <w:szCs w:val="21"/>
-                              </w:rPr>
-                              <w:t>，能够</w:t>
-                            </w:r>
-                            <w:r>
-                              <w:rPr>
-                                <w:rFonts w:ascii="微软雅黑" w:eastAsia="微软雅黑" w:hAnsi="微软雅黑" w:cs="微软雅黑" w:hint="eastAsia"/>
-                                <w:color w:val="262626"/>
-                                <w:szCs w:val="21"/>
-                              </w:rPr>
-                              <w:t>使用JS</w:t>
-                            </w:r>
-                            <w:r>
-                              <w:rPr>
-                                <w:rFonts w:ascii="微软雅黑" w:eastAsia="微软雅黑" w:hAnsi="微软雅黑" w:cs="微软雅黑" w:hint="eastAsia"/>
-                                <w:color w:val="262626"/>
-                                <w:szCs w:val="21"/>
-                              </w:rPr>
-                              <w:t>实现</w:t>
-                            </w:r>
-                            <w:r>
-                              <w:rPr>
-                                <w:rFonts w:ascii="微软雅黑" w:eastAsia="微软雅黑" w:hAnsi="微软雅黑" w:cs="微软雅黑" w:hint="eastAsia"/>
-                                <w:color w:val="262626"/>
-                                <w:szCs w:val="21"/>
-                              </w:rPr>
-                              <w:t>网页</w:t>
-                            </w:r>
-                            <w:r>
-                              <w:rPr>
-                                <w:rFonts w:ascii="微软雅黑" w:eastAsia="微软雅黑" w:hAnsi="微软雅黑" w:cs="微软雅黑" w:hint="eastAsia"/>
-                                <w:color w:val="262626"/>
-                                <w:szCs w:val="21"/>
-                              </w:rPr>
-                              <w:t>的交互功能</w:t>
-                            </w:r>
-                            <w:r>
-                              <w:rPr>
-                                <w:rFonts w:ascii="微软雅黑" w:eastAsia="微软雅黑" w:hAnsi="微软雅黑" w:cs="微软雅黑" w:hint="eastAsia"/>
-                                <w:color w:val="262626"/>
-                                <w:szCs w:val="21"/>
-                              </w:rPr>
-                              <w:t>，对Typescript有一定了解</w:t>
-                            </w:r>
-                            <w:r>
-                              <w:rPr>
-                                <w:rFonts w:ascii="微软雅黑" w:eastAsia="微软雅黑" w:hAnsi="微软雅黑" w:cs="微软雅黑" w:hint="eastAsia"/>
-                                <w:color w:val="262626"/>
-                                <w:szCs w:val="21"/>
-                              </w:rPr>
-                              <w:t>；</w:t>
-                            </w:r>
-                            <w:r>
-                              <w:rPr>
-                                <w:rFonts w:ascii="微软雅黑" w:eastAsia="微软雅黑" w:hAnsi="微软雅黑" w:cs="微软雅黑" w:hint="eastAsia"/>
-                                <w:color w:val="262626"/>
-                                <w:szCs w:val="21"/>
-                              </w:rPr>
-                              <w:t xml:space="preserve"> </w:t>
-                            </w:r>
-                          </w:p>
-                          <w:p>
-                            <w:pPr>
-                              <w:pStyle w:val="1"/>
-                              <w:adjustRightInd w:val="0"/>
-                              <w:snapToGrid w:val="0"/>
-                              <w:spacing w:after="80" w:line="240" w:lineRule="auto"/>
-                              <w:ind w:firstLineChars="0" w:firstLine="0"/>
-                              <w:rPr>
-                                <w:rFonts w:ascii="微软雅黑" w:eastAsia="微软雅黑" w:hAnsi="微软雅黑" w:cs="微软雅黑"/>
-                                <w:color w:val="262626"/>
-                                <w:szCs w:val="21"/>
-                              </w:rPr>
-                            </w:pPr>
-                            <w:r>
-                              <w:rPr>
-                                <w:rFonts w:ascii="微软雅黑" w:eastAsia="微软雅黑" w:hAnsi="微软雅黑" w:cs="微软雅黑" w:hint="eastAsia"/>
-                                <w:color w:val="262626"/>
-                                <w:szCs w:val="21"/>
-                              </w:rPr>
-                              <w:sym w:font="Wingdings 2" w:char="F097"/>
-                            </w:r>
-                            <w:r>
-                              <w:rPr>
-                                <w:rFonts w:ascii="微软雅黑" w:eastAsia="微软雅黑" w:hAnsi="微软雅黑" w:cs="微软雅黑" w:hint="eastAsia"/>
-                                <w:color w:val="262626"/>
-                                <w:szCs w:val="21"/>
-                              </w:rPr>
-                              <w:t xml:space="preserve"> </w:t>
-                            </w:r>
-                            <w:r>
-                              <w:rPr>
-                                <w:rFonts w:ascii="微软雅黑" w:eastAsia="微软雅黑" w:hAnsi="微软雅黑" w:cs="微软雅黑" w:hint="eastAsia"/>
-                                <w:color w:val="262626"/>
-                                <w:szCs w:val="21"/>
-                              </w:rPr>
-                              <w:t>熟练使用</w:t>
-                            </w:r>
-                            <w:r>
-                              <w:rPr>
-                                <w:rFonts w:ascii="微软雅黑" w:eastAsia="微软雅黑" w:hAnsi="微软雅黑" w:cs="微软雅黑" w:hint="eastAsia"/>
-                                <w:color w:val="262626"/>
-                                <w:szCs w:val="21"/>
-                              </w:rPr>
-                              <w:t>Vue3</w:t>
-                            </w:r>
-                            <w:r>
-                              <w:rPr>
-                                <w:rFonts w:ascii="微软雅黑" w:eastAsia="微软雅黑" w:hAnsi="微软雅黑" w:cs="微软雅黑" w:hint="eastAsia"/>
-                                <w:color w:val="262626"/>
-                                <w:szCs w:val="21"/>
-                              </w:rPr>
-                              <w:t>进行</w:t>
-                            </w:r>
-                            <w:r>
-                              <w:rPr>
-                                <w:rFonts w:ascii="微软雅黑" w:eastAsia="微软雅黑" w:hAnsi="微软雅黑" w:cs="微软雅黑" w:hint="eastAsia"/>
-                                <w:color w:val="262626"/>
-                                <w:szCs w:val="21"/>
-                              </w:rPr>
-                              <w:t>开发，</w:t>
-                            </w:r>
-                            <w:r>
-                              <w:rPr>
-                                <w:rFonts w:ascii="微软雅黑" w:eastAsia="微软雅黑" w:hAnsi="微软雅黑" w:cs="微软雅黑" w:hint="eastAsia"/>
-                                <w:color w:val="262626"/>
-                                <w:szCs w:val="21"/>
-                              </w:rPr>
-                              <w:t>能够使用</w:t>
-                            </w:r>
-                            <w:r>
-                              <w:rPr>
-                                <w:rFonts w:ascii="微软雅黑" w:eastAsia="微软雅黑" w:hAnsi="微软雅黑" w:cs="微软雅黑" w:hint="eastAsia"/>
-                                <w:color w:val="262626"/>
-                                <w:szCs w:val="21"/>
-                              </w:rPr>
-                              <w:t>Element-Plus，Vue Router</w:t>
-                            </w:r>
-                            <w:r>
-                              <w:rPr>
-                                <w:rFonts w:ascii="微软雅黑" w:eastAsia="微软雅黑" w:hAnsi="微软雅黑" w:cs="微软雅黑" w:hint="eastAsia"/>
-                                <w:color w:val="262626"/>
-                                <w:szCs w:val="21"/>
-                              </w:rPr>
-                              <w:t>等常用库</w:t>
-                            </w:r>
-                            <w:r>
-                              <w:rPr>
-                                <w:rFonts w:ascii="微软雅黑" w:eastAsia="微软雅黑" w:hAnsi="微软雅黑" w:cs="微软雅黑" w:hint="eastAsia"/>
-                                <w:color w:val="262626"/>
-                                <w:szCs w:val="21"/>
-                              </w:rPr>
-                              <w:t>；</w:t>
-                            </w:r>
-                            <w:r>
-                              <w:rPr>
-                                <w:rFonts w:ascii="微软雅黑" w:eastAsia="微软雅黑" w:hAnsi="微软雅黑" w:cs="微软雅黑" w:hint="eastAsia"/>
-                                <w:color w:val="262626"/>
-                                <w:szCs w:val="21"/>
-                              </w:rPr>
-                              <w:t>掌握 Vue 中常见的组件通信方式（props / emit、provide / inject、</w:t>
-                            </w:r>
-                            <w:proofErr w:type="spellStart"/>
-                            <w:r>
-                              <w:rPr>
-                                <w:rFonts w:ascii="微软雅黑" w:eastAsia="微软雅黑" w:hAnsi="微软雅黑" w:cs="微软雅黑" w:hint="eastAsia"/>
-                                <w:color w:val="262626"/>
-                                <w:szCs w:val="21"/>
-                              </w:rPr>
-                              <w:t>Pinia</w:t>
-                            </w:r>
-                            <w:proofErr w:type="spellEnd"/>
-                            <w:r>
-                              <w:rPr>
-                                <w:rFonts w:ascii="微软雅黑" w:eastAsia="微软雅黑" w:hAnsi="微软雅黑" w:cs="微软雅黑" w:hint="eastAsia"/>
-                                <w:color w:val="262626"/>
-                                <w:szCs w:val="21"/>
-                              </w:rPr>
-                              <w:t>）</w:t>
-                            </w:r>
-                            <w:r>
-                              <w:rPr>
-                                <w:rFonts w:ascii="微软雅黑" w:eastAsia="微软雅黑" w:hAnsi="微软雅黑" w:cs="微软雅黑" w:hint="eastAsia"/>
-                                <w:color w:val="262626"/>
-                                <w:szCs w:val="21"/>
-                              </w:rPr>
-                              <w:t>；</w:t>
-                            </w:r>
-                            <w:r>
-                              <w:rPr>
-                                <w:rFonts w:ascii="微软雅黑" w:eastAsia="微软雅黑" w:hAnsi="微软雅黑" w:cs="微软雅黑" w:hint="eastAsia"/>
-                                <w:color w:val="262626"/>
-                                <w:szCs w:val="21"/>
-                              </w:rPr>
-                              <w:t>能够使用</w:t>
-                            </w:r>
-                            <w:proofErr w:type="spellStart"/>
-                            <w:r>
-                              <w:rPr>
-                                <w:rFonts w:ascii="微软雅黑" w:eastAsia="微软雅黑" w:hAnsi="微软雅黑" w:cs="微软雅黑" w:hint="eastAsia"/>
-                                <w:color w:val="262626"/>
-                                <w:szCs w:val="21"/>
-                              </w:rPr>
-                              <w:t>Echarts</w:t>
-                            </w:r>
-                            <w:proofErr w:type="spellEnd"/>
-                            <w:r>
-                              <w:rPr>
-                                <w:rFonts w:ascii="微软雅黑" w:eastAsia="微软雅黑" w:hAnsi="微软雅黑" w:cs="微软雅黑" w:hint="eastAsia"/>
-                                <w:color w:val="262626"/>
-                                <w:szCs w:val="21"/>
-                              </w:rPr>
-                              <w:t>绘制常用的图表；</w:t>
-                            </w:r>
-                          </w:p>
-                          <w:p>
-                            <w:pPr>
-                              <w:pStyle w:val="1"/>
-                              <w:adjustRightInd w:val="0"/>
-                              <w:snapToGrid w:val="0"/>
-                              <w:spacing w:after="80" w:line="240" w:lineRule="auto"/>
-                              <w:ind w:firstLineChars="0" w:firstLine="0"/>
-                              <w:rPr>
-                                <w:rFonts w:ascii="微软雅黑" w:eastAsia="微软雅黑" w:hAnsi="微软雅黑" w:cs="微软雅黑" w:hint="eastAsia"/>
-                                <w:color w:val="262626"/>
-                                <w:szCs w:val="21"/>
-                              </w:rPr>
-                            </w:pPr>
-                            <w:r>
-                              <w:rPr>
-                                <w:rFonts w:ascii="微软雅黑" w:eastAsia="微软雅黑" w:hAnsi="微软雅黑" w:cs="微软雅黑" w:hint="eastAsia"/>
-                                <w:color w:val="262626"/>
-                                <w:szCs w:val="21"/>
-                              </w:rPr>
-                              <w:sym w:font="Wingdings 2" w:char="F097"/>
-                            </w:r>
-                            <w:r>
-                              <w:rPr>
-                                <w:rFonts w:ascii="微软雅黑" w:eastAsia="微软雅黑" w:hAnsi="微软雅黑" w:cs="微软雅黑" w:hint="eastAsia"/>
-                                <w:color w:val="262626"/>
-                                <w:szCs w:val="21"/>
-                              </w:rPr>
-                              <w:t xml:space="preserve"> 熟悉Promise、Axios、fetch、async/await等</w:t>
-                            </w:r>
-                          </w:p>
-                          <w:p>
-                            <w:pPr>
-                              <w:pStyle w:val="1"/>
-                              <w:adjustRightInd w:val="0"/>
-                              <w:snapToGrid w:val="0"/>
-                              <w:spacing w:after="80" w:line="240" w:lineRule="auto"/>
-                              <w:ind w:firstLineChars="0" w:firstLine="0"/>
-                              <w:rPr>
-                                <w:rFonts w:ascii="微软雅黑" w:eastAsia="微软雅黑" w:hAnsi="微软雅黑" w:cs="微软雅黑" w:hint="eastAsia"/>
-                                <w:color w:val="262626"/>
-                                <w:szCs w:val="21"/>
-                              </w:rPr>
-                            </w:pPr>
-                            <w:r>
-                              <w:rPr>
-                                <w:rFonts w:ascii="微软雅黑" w:eastAsia="微软雅黑" w:hAnsi="微软雅黑" w:cs="微软雅黑" w:hint="eastAsia"/>
-                                <w:color w:val="262626"/>
-                                <w:szCs w:val="21"/>
-                              </w:rPr>
-                              <w:sym w:font="Wingdings 2" w:char="F097"/>
-                            </w:r>
-                            <w:r>
-                              <w:rPr>
-                                <w:rFonts w:ascii="微软雅黑" w:eastAsia="微软雅黑" w:hAnsi="微软雅黑" w:cs="微软雅黑" w:hint="eastAsia"/>
-                                <w:color w:val="262626"/>
-                                <w:szCs w:val="21"/>
-                              </w:rPr>
-                              <w:t xml:space="preserve"> 熟练使用C/C++、Python语言；</w:t>
-                            </w:r>
-                            <w:r>
-                              <w:rPr>
-                                <w:rFonts w:ascii="微软雅黑" w:eastAsia="微软雅黑" w:hAnsi="微软雅黑" w:cs="微软雅黑"/>
-                                <w:color w:val="262626"/>
-                                <w:szCs w:val="21"/>
-                              </w:rPr>
-                              <w:t>能够使用 Django</w:t>
-                            </w:r>
-                            <w:r>
-                              <w:rPr>
-                                <w:rFonts w:ascii="微软雅黑" w:eastAsia="微软雅黑" w:hAnsi="微软雅黑" w:cs="微软雅黑" w:hint="eastAsia"/>
-                                <w:color w:val="262626"/>
-                                <w:szCs w:val="21"/>
-                              </w:rPr>
-                              <w:t>框架</w:t>
-                            </w:r>
-                            <w:r>
-                              <w:rPr>
-                                <w:rFonts w:ascii="微软雅黑" w:eastAsia="微软雅黑" w:hAnsi="微软雅黑" w:cs="微软雅黑"/>
-                                <w:color w:val="262626"/>
-                                <w:szCs w:val="21"/>
-                              </w:rPr>
-                              <w:t>编写后端 API，</w:t>
-                            </w:r>
-                            <w:r>
-                              <w:rPr>
-                                <w:rFonts w:ascii="微软雅黑" w:eastAsia="微软雅黑" w:hAnsi="微软雅黑" w:cs="微软雅黑" w:hint="eastAsia"/>
-                                <w:color w:val="262626"/>
-                                <w:szCs w:val="21"/>
-                              </w:rPr>
-                              <w:t>处理前端请求</w:t>
-                            </w:r>
-                            <w:r>
-                              <w:rPr>
-                                <w:rFonts w:ascii="微软雅黑" w:eastAsia="微软雅黑" w:hAnsi="微软雅黑" w:cs="微软雅黑" w:hint="eastAsia"/>
-                                <w:color w:val="262626"/>
-                                <w:szCs w:val="21"/>
-                              </w:rPr>
-                              <w:t>与</w:t>
-                            </w:r>
-                            <w:r>
-                              <w:rPr>
-                                <w:rFonts w:ascii="微软雅黑" w:eastAsia="微软雅黑" w:hAnsi="微软雅黑" w:cs="微软雅黑" w:hint="eastAsia"/>
-                                <w:color w:val="262626"/>
-                                <w:szCs w:val="21"/>
-                              </w:rPr>
-                              <w:t>实现数据交互</w:t>
-                            </w:r>
-                            <w:r>
-                              <w:rPr>
-                                <w:rFonts w:ascii="微软雅黑" w:eastAsia="微软雅黑" w:hAnsi="微软雅黑" w:cs="微软雅黑" w:hint="eastAsia"/>
-                                <w:color w:val="262626"/>
-                                <w:szCs w:val="21"/>
-                              </w:rPr>
-                              <w:t>；</w:t>
-                            </w:r>
-                          </w:p>
-                          <w:p>
-                            <w:pPr>
-                              <w:pStyle w:val="1"/>
-                              <w:adjustRightInd w:val="0"/>
-                              <w:snapToGrid w:val="0"/>
-                              <w:spacing w:after="80" w:line="240" w:lineRule="auto"/>
-                              <w:ind w:firstLineChars="0" w:firstLine="0"/>
-                              <w:rPr>
-                                <w:rFonts w:ascii="微软雅黑" w:eastAsia="微软雅黑" w:hAnsi="微软雅黑" w:cs="微软雅黑"/>
-                                <w:color w:val="262626"/>
-                                <w:szCs w:val="21"/>
-                              </w:rPr>
-                            </w:pPr>
-                            <w:r>
-                              <w:rPr>
-                                <w:rFonts w:ascii="微软雅黑" w:eastAsia="微软雅黑" w:hAnsi="微软雅黑" w:cs="微软雅黑" w:hint="eastAsia"/>
-                                <w:color w:val="262626"/>
-                                <w:szCs w:val="21"/>
-                              </w:rPr>
-                              <w:sym w:font="Wingdings 2" w:char="F097"/>
-                            </w:r>
-                            <w:r>
-                              <w:rPr>
-                                <w:rFonts w:ascii="微软雅黑" w:eastAsia="微软雅黑" w:hAnsi="微软雅黑" w:cs="微软雅黑" w:hint="eastAsia"/>
-                                <w:color w:val="262626"/>
-                                <w:szCs w:val="21"/>
-                              </w:rPr>
-                              <w:t xml:space="preserve"> </w:t>
-                            </w:r>
-                            <w:r>
-                              <w:rPr>
-                                <w:rFonts w:ascii="微软雅黑" w:eastAsia="微软雅黑" w:hAnsi="微软雅黑" w:cs="微软雅黑" w:hint="eastAsia"/>
-                                <w:color w:val="262626"/>
-                                <w:szCs w:val="21"/>
-                              </w:rPr>
-                              <w:t>熟悉Vite构建工具</w:t>
-                            </w:r>
-                            <w:r>
-                              <w:rPr>
-                                <w:rFonts w:ascii="微软雅黑" w:eastAsia="微软雅黑" w:hAnsi="微软雅黑" w:cs="微软雅黑" w:hint="eastAsia"/>
-                                <w:color w:val="262626"/>
-                                <w:szCs w:val="21"/>
-                              </w:rPr>
-                              <w:t>，</w:t>
-                            </w:r>
-                            <w:r>
-                              <w:rPr>
-                                <w:rFonts w:ascii="微软雅黑" w:eastAsia="微软雅黑" w:hAnsi="微软雅黑" w:cs="微软雅黑"/>
-                                <w:color w:val="262626"/>
-                                <w:szCs w:val="21"/>
-                              </w:rPr>
-                              <w:t xml:space="preserve">能够使用 Vite 搭建 Vue </w:t>
-                            </w:r>
-                            <w:r>
-                              <w:rPr>
-                                <w:rFonts w:ascii="微软雅黑" w:eastAsia="微软雅黑" w:hAnsi="微软雅黑" w:cs="微软雅黑" w:hint="eastAsia"/>
-                                <w:color w:val="262626"/>
-                                <w:szCs w:val="21"/>
-                              </w:rPr>
-                              <w:t>3</w:t>
-                            </w:r>
-                            <w:r>
-                              <w:rPr>
-                                <w:rFonts w:ascii="微软雅黑" w:eastAsia="微软雅黑" w:hAnsi="微软雅黑" w:cs="微软雅黑"/>
-                                <w:color w:val="262626"/>
-                                <w:szCs w:val="21"/>
-                              </w:rPr>
-                              <w:t xml:space="preserve"> 项目，配置开发服务器、环境变量与路径别名</w:t>
-                            </w:r>
-                            <w:r>
-                              <w:rPr>
-                                <w:rFonts w:ascii="微软雅黑" w:eastAsia="微软雅黑" w:hAnsi="微软雅黑" w:cs="微软雅黑" w:hint="eastAsia"/>
-                                <w:color w:val="262626"/>
-                                <w:szCs w:val="21"/>
-                              </w:rPr>
-                              <w:t>等</w:t>
-                            </w:r>
-                            <w:r>
-                              <w:rPr>
-                                <w:rFonts w:ascii="微软雅黑" w:eastAsia="微软雅黑" w:hAnsi="微软雅黑" w:cs="微软雅黑" w:hint="eastAsia"/>
-                                <w:color w:val="262626"/>
-                                <w:szCs w:val="21"/>
-                              </w:rPr>
-                              <w:t>；</w:t>
-                            </w:r>
-                          </w:p>
-                          <w:p>
-                            <w:pPr>
-                              <w:pStyle w:val="1"/>
-                              <w:adjustRightInd w:val="0"/>
-                              <w:snapToGrid w:val="0"/>
-                              <w:spacing w:after="80" w:line="240" w:lineRule="auto"/>
-                              <w:ind w:firstLineChars="0" w:firstLine="0"/>
-                              <w:rPr>
-                                <w:rFonts w:ascii="微软雅黑" w:eastAsia="微软雅黑" w:hAnsi="微软雅黑" w:cs="微软雅黑"/>
-                                <w:color w:val="262626"/>
-                                <w:szCs w:val="21"/>
-                              </w:rPr>
-                            </w:pPr>
-                            <w:r>
-                              <w:rPr>
-                                <w:rFonts w:ascii="微软雅黑" w:eastAsia="微软雅黑" w:hAnsi="微软雅黑" w:cs="微软雅黑" w:hint="eastAsia"/>
-                                <w:color w:val="262626"/>
-                                <w:szCs w:val="21"/>
-                              </w:rPr>
-                              <w:sym w:font="Wingdings 2" w:char="F097"/>
-                            </w:r>
-                            <w:r>
-                              <w:rPr>
-                                <w:rFonts w:ascii="微软雅黑" w:eastAsia="微软雅黑" w:hAnsi="微软雅黑" w:cs="微软雅黑" w:hint="eastAsia"/>
-                                <w:color w:val="262626"/>
-                                <w:szCs w:val="21"/>
-                              </w:rPr>
-                              <w:t xml:space="preserve"> </w:t>
-                            </w:r>
-                            <w:r>
-                              <w:rPr>
-                                <w:rFonts w:ascii="微软雅黑" w:eastAsia="微软雅黑" w:hAnsi="微软雅黑" w:cs="微软雅黑"/>
-                                <w:color w:val="262626"/>
-                                <w:szCs w:val="21"/>
-                              </w:rPr>
-                              <w:t xml:space="preserve">熟悉 </w:t>
-                            </w:r>
-                            <w:r>
-                              <w:rPr>
-                                <w:rFonts w:ascii="微软雅黑" w:eastAsia="微软雅黑" w:hAnsi="微软雅黑" w:cs="微软雅黑" w:hint="eastAsia"/>
-                                <w:color w:val="262626"/>
-                                <w:szCs w:val="21"/>
-                              </w:rPr>
-                              <w:t>g</w:t>
-                            </w:r>
-                            <w:r>
-                              <w:rPr>
-                                <w:rFonts w:ascii="微软雅黑" w:eastAsia="微软雅黑" w:hAnsi="微软雅黑" w:cs="微软雅黑"/>
-                                <w:color w:val="262626"/>
-                                <w:szCs w:val="21"/>
-                              </w:rPr>
-                              <w:t xml:space="preserve">it </w:t>
-                            </w:r>
-                            <w:r>
-                              <w:rPr>
-                                <w:rFonts w:ascii="微软雅黑" w:eastAsia="微软雅黑" w:hAnsi="微软雅黑" w:cs="微软雅黑" w:hint="eastAsia"/>
-                                <w:color w:val="262626"/>
-                                <w:szCs w:val="21"/>
-                              </w:rPr>
-                              <w:t>常用命令</w:t>
-                            </w:r>
-                            <w:r>
-                              <w:rPr>
-                                <w:rFonts w:ascii="微软雅黑" w:eastAsia="微软雅黑" w:hAnsi="微软雅黑" w:cs="微软雅黑" w:hint="eastAsia"/>
-                                <w:color w:val="262626"/>
-                                <w:szCs w:val="21"/>
-                              </w:rPr>
-                              <w:t>，</w:t>
-                            </w:r>
-                            <w:r>
-                              <w:rPr>
-                                <w:rFonts w:ascii="微软雅黑" w:eastAsia="微软雅黑" w:hAnsi="微软雅黑" w:cs="微软雅黑"/>
-                                <w:color w:val="262626"/>
-                                <w:szCs w:val="21"/>
-                              </w:rPr>
-                              <w:t xml:space="preserve">能够使用 </w:t>
-                            </w:r>
-                            <w:r>
-                              <w:rPr>
-                                <w:rFonts w:ascii="微软雅黑" w:eastAsia="微软雅黑" w:hAnsi="微软雅黑" w:cs="微软雅黑" w:hint="eastAsia"/>
-                                <w:color w:val="262626"/>
-                                <w:szCs w:val="21"/>
-                              </w:rPr>
-                              <w:t>g</w:t>
-                            </w:r>
-                            <w:r>
-                              <w:rPr>
-                                <w:rFonts w:ascii="微软雅黑" w:eastAsia="微软雅黑" w:hAnsi="微软雅黑" w:cs="微软雅黑"/>
-                                <w:color w:val="262626"/>
-                                <w:szCs w:val="21"/>
-                              </w:rPr>
-                              <w:t>it 进行日常代码管理与开发迭代</w:t>
-                            </w:r>
-                            <w:r>
-                              <w:rPr>
-                                <w:rFonts w:ascii="微软雅黑" w:eastAsia="微软雅黑" w:hAnsi="微软雅黑" w:cs="微软雅黑" w:hint="eastAsia"/>
-                                <w:color w:val="262626"/>
-                                <w:szCs w:val="21"/>
-                              </w:rPr>
-                              <w:t>。</w:t>
-                            </w:r>
-                          </w:p>
-                          <w:p>
-                            <w:pPr>
-                              <w:pStyle w:val="1"/>
-                              <w:adjustRightInd w:val="0"/>
-                              <w:snapToGrid w:val="0"/>
-                              <w:spacing w:after="80" w:line="240" w:lineRule="auto"/>
+                              <w:spacing w:line="400" w:lineRule="exact"/>
                               <w:ind w:firstLineChars="0" w:firstLine="0"/>
                               <w:rPr>
                                 <w:rFonts w:ascii="微软雅黑" w:eastAsia="微软雅黑" w:hAnsi="微软雅黑" w:cs="微软雅黑" w:hint="eastAsia"/>
@@ -873,7 +251,7 @@
                               <w:pStyle w:val="1"/>
                               <w:adjustRightInd w:val="0"/>
                               <w:snapToGrid w:val="0"/>
-                              <w:spacing w:after="80" w:line="240" w:lineRule="auto"/>
+                              <w:spacing w:line="400" w:lineRule="exact"/>
                               <w:ind w:firstLineChars="0" w:firstLine="0"/>
                               <w:rPr>
                                 <w:rFonts w:ascii="微软雅黑" w:eastAsia="微软雅黑" w:hAnsi="微软雅黑" w:cs="微软雅黑" w:hint="eastAsia"/>
@@ -887,7 +265,7 @@
                               <w:pStyle w:val="1"/>
                               <w:adjustRightInd w:val="0"/>
                               <w:snapToGrid w:val="0"/>
-                              <w:spacing w:after="80" w:line="240" w:lineRule="auto"/>
+                              <w:spacing w:line="400" w:lineRule="exact"/>
                               <w:ind w:firstLineChars="0" w:firstLine="0"/>
                               <w:rPr>
                                 <w:rFonts w:ascii="微软雅黑" w:eastAsia="微软雅黑" w:hAnsi="微软雅黑" w:cs="微软雅黑" w:hint="eastAsia"/>
@@ -898,11 +276,13 @@
                           </w:p>
                           <w:p>
                             <w:pPr>
+                              <w:pStyle w:val="1"/>
                               <w:adjustRightInd w:val="0"/>
                               <w:snapToGrid w:val="0"/>
-                              <w:spacing w:after="80" w:line="240" w:lineRule="auto"/>
-                              <w:rPr>
-                                <w:rFonts w:ascii="宋体" w:eastAsia="宋体" w:hAnsi="宋体" w:hint="eastAsia"/>
+                              <w:spacing w:line="400" w:lineRule="exact"/>
+                              <w:ind w:firstLineChars="0" w:firstLine="0"/>
+                              <w:rPr>
+                                <w:rFonts w:ascii="微软雅黑" w:eastAsia="微软雅黑" w:hAnsi="微软雅黑" w:cs="微软雅黑" w:hint="eastAsia"/>
                                 <w:color w:val="262626"/>
                                 <w:szCs w:val="21"/>
                               </w:rPr>
@@ -910,7 +290,7 @@
                           </w:p>
                           <w:p>
                             <w:pPr>
-                              <w:spacing w:after="80" w:line="240" w:lineRule="auto"/>
+                              <w:spacing w:line="400" w:lineRule="exact"/>
                               <w:rPr>
                                 <w:rFonts w:ascii="宋体" w:eastAsia="宋体" w:hAnsi="宋体" w:hint="eastAsia"/>
                               </w:rPr>
@@ -935,7 +315,7 @@
           </mc:Choice>
           <mc:Fallback>
             <w:pict>
-              <v:rect w14:anchorId="0A4E2012" id="文本框 7" o:spid="_x0000_s1026" style="position:absolute;left:0;text-align:left;margin-left:463.9pt;margin-top:339.85pt;width:515.1pt;height:197.75pt;z-index:12;visibility:visible;mso-wrap-style:square;mso-height-percent:0;mso-wrap-distance-left:0;mso-wrap-distance-top:0;mso-wrap-distance-right:0;mso-wrap-distance-bottom:0;mso-position-horizontal:right;mso-position-horizontal-relative:margin;mso-position-vertical:absolute;mso-position-vertical-relative:text;mso-height-percent:0;mso-height-relative:margin;v-text-anchor:top" o:gfxdata="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" filled="f" stroked="f">
+              <v:rect w14:anchorId="5C50A9AD" id="文本框 11" o:spid="_x0000_s1026" style="position:absolute;left:0;text-align:left;margin-left:463.85pt;margin-top:703.55pt;width:515.05pt;height:86.15pt;z-index:15;visibility:visible;mso-wrap-style:square;mso-height-percent:0;mso-wrap-distance-left:0;mso-wrap-distance-top:0;mso-wrap-distance-right:0;mso-wrap-distance-bottom:0;mso-position-horizontal:right;mso-position-horizontal-relative:margin;mso-position-vertical:absolute;mso-position-vertical-relative:text;mso-height-percent:0;mso-height-relative:margin;v-text-anchor:top" o:gfxdata="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" filled="f" stroked="f">
                 <v:textbox>
                   <w:txbxContent>
                     <w:p>
@@ -943,7 +323,7 @@
                         <w:pStyle w:val="1"/>
                         <w:adjustRightInd w:val="0"/>
                         <w:snapToGrid w:val="0"/>
-                        <w:spacing w:after="80" w:line="240" w:lineRule="auto"/>
+                        <w:spacing w:line="400" w:lineRule="exact"/>
                         <w:ind w:firstLineChars="0" w:firstLine="0"/>
                         <w:rPr>
                           <w:rFonts w:ascii="微软雅黑" w:eastAsia="微软雅黑" w:hAnsi="微软雅黑" w:cs="微软雅黑" w:hint="eastAsia"/>
@@ -973,11 +353,147 @@
                           <w:color w:val="262626"/>
                           <w:szCs w:val="21"/>
                         </w:rPr>
-                        <w:t>取得大学英语六级证书，英语会话、阅读、写作优秀</w:t>
+                        <w:t>本人</w:t>
                       </w:r>
                       <w:r>
                         <w:rPr>
                           <w:rFonts w:ascii="微软雅黑" w:eastAsia="微软雅黑" w:hAnsi="微软雅黑" w:cs="微软雅黑"/>
+                          <w:color w:val="262626"/>
+                          <w:szCs w:val="21"/>
+                        </w:rPr>
+                        <w:t>学习能力和执行力</w:t>
+                      </w:r>
+                      <w:r>
+                        <w:rPr>
+                          <w:rFonts w:ascii="微软雅黑" w:eastAsia="微软雅黑" w:hAnsi="微软雅黑" w:cs="微软雅黑" w:hint="eastAsia"/>
+                          <w:color w:val="262626"/>
+                          <w:szCs w:val="21"/>
+                        </w:rPr>
+                        <w:t>强</w:t>
+                      </w:r>
+                      <w:r>
+                        <w:rPr>
+                          <w:rFonts w:ascii="微软雅黑" w:eastAsia="微软雅黑" w:hAnsi="微软雅黑" w:cs="微软雅黑"/>
+                          <w:color w:val="262626"/>
+                          <w:szCs w:val="21"/>
+                        </w:rPr>
+                        <w:t>，</w:t>
+                      </w:r>
+                      <w:r>
+                        <w:rPr>
+                          <w:rFonts w:ascii="微软雅黑" w:eastAsia="微软雅黑" w:hAnsi="微软雅黑" w:cs="微软雅黑" w:hint="eastAsia"/>
+                          <w:color w:val="262626"/>
+                          <w:szCs w:val="21"/>
+                        </w:rPr>
+                        <w:t>具备</w:t>
+                      </w:r>
+                      <w:r>
+                        <w:rPr>
+                          <w:rFonts w:ascii="微软雅黑" w:eastAsia="微软雅黑" w:hAnsi="微软雅黑" w:cs="微软雅黑" w:hint="eastAsia"/>
+                          <w:color w:val="262626"/>
+                          <w:szCs w:val="21"/>
+                        </w:rPr>
+                        <w:t>定位</w:t>
+                      </w:r>
+                      <w:r>
+                        <w:rPr>
+                          <w:rFonts w:ascii="微软雅黑" w:eastAsia="微软雅黑" w:hAnsi="微软雅黑" w:cs="微软雅黑"/>
+                          <w:color w:val="262626"/>
+                          <w:szCs w:val="21"/>
+                        </w:rPr>
+                        <w:t>并解决问题</w:t>
+                      </w:r>
+                      <w:r>
+                        <w:rPr>
+                          <w:rFonts w:ascii="微软雅黑" w:eastAsia="微软雅黑" w:hAnsi="微软雅黑" w:cs="微软雅黑" w:hint="eastAsia"/>
+                          <w:color w:val="262626"/>
+                          <w:szCs w:val="21"/>
+                        </w:rPr>
+                        <w:t>的能力</w:t>
+                      </w:r>
+                      <w:r>
+                        <w:rPr>
+                          <w:rFonts w:ascii="微软雅黑" w:eastAsia="微软雅黑" w:hAnsi="微软雅黑" w:cs="微软雅黑"/>
+                          <w:color w:val="262626"/>
+                          <w:szCs w:val="21"/>
+                        </w:rPr>
+                        <w:t>；</w:t>
+                      </w:r>
+                      <w:r>
+                        <w:rPr>
+                          <w:rFonts w:ascii="微软雅黑" w:eastAsia="微软雅黑" w:hAnsi="微软雅黑" w:cs="微软雅黑" w:hint="eastAsia"/>
+                          <w:color w:val="262626"/>
+                          <w:szCs w:val="21"/>
+                        </w:rPr>
+                        <w:t>对软件开发知识感兴趣</w:t>
+                      </w:r>
+                      <w:r>
+                        <w:rPr>
+                          <w:rFonts w:ascii="微软雅黑" w:eastAsia="微软雅黑" w:hAnsi="微软雅黑" w:cs="微软雅黑"/>
+                          <w:color w:val="262626"/>
+                          <w:szCs w:val="21"/>
+                        </w:rPr>
+                        <w:t>，</w:t>
+                      </w:r>
+                      <w:r>
+                        <w:rPr>
+                          <w:rFonts w:ascii="微软雅黑" w:eastAsia="微软雅黑" w:hAnsi="微软雅黑" w:cs="微软雅黑"/>
+                          <w:color w:val="262626"/>
+                          <w:szCs w:val="21"/>
+                        </w:rPr>
+                        <w:t>做事认真负责，</w:t>
+                      </w:r>
+                      <w:r>
+                        <w:rPr>
+                          <w:rFonts w:ascii="微软雅黑" w:eastAsia="微软雅黑" w:hAnsi="微软雅黑" w:cs="微软雅黑" w:hint="eastAsia"/>
+                          <w:color w:val="262626"/>
+                          <w:szCs w:val="21"/>
+                        </w:rPr>
+                        <w:t>踏实肯</w:t>
+                      </w:r>
+                      <w:r>
+                        <w:rPr>
+                          <w:rFonts w:ascii="微软雅黑" w:eastAsia="微软雅黑" w:hAnsi="微软雅黑" w:cs="微软雅黑" w:hint="eastAsia"/>
+                          <w:color w:val="262626"/>
+                          <w:szCs w:val="21"/>
+                        </w:rPr>
+                        <w:t>干</w:t>
+                      </w:r>
+                      <w:r>
+                        <w:rPr>
+                          <w:rFonts w:ascii="微软雅黑" w:eastAsia="微软雅黑" w:hAnsi="微软雅黑" w:cs="微软雅黑" w:hint="eastAsia"/>
+                          <w:color w:val="262626"/>
+                          <w:szCs w:val="21"/>
+                        </w:rPr>
+                        <w:t>，愿意学习新知识</w:t>
+                      </w:r>
+                      <w:r>
+                        <w:rPr>
+                          <w:rFonts w:ascii="微软雅黑" w:eastAsia="微软雅黑" w:hAnsi="微软雅黑" w:cs="微软雅黑" w:hint="eastAsia"/>
+                          <w:color w:val="262626"/>
+                          <w:szCs w:val="21"/>
+                        </w:rPr>
+                        <w:t>；</w:t>
+                      </w:r>
+                      <w:r>
+                        <w:rPr>
+                          <w:rFonts w:ascii="微软雅黑" w:eastAsia="微软雅黑" w:hAnsi="微软雅黑" w:cs="微软雅黑" w:hint="eastAsia"/>
+                          <w:color w:val="262626"/>
+                          <w:szCs w:val="21"/>
+                        </w:rPr>
+                        <w:t>具备抗压能力，有团队意识，</w:t>
+                      </w:r>
+                      <w:r>
+                        <w:rPr>
+                          <w:rFonts w:ascii="微软雅黑" w:eastAsia="微软雅黑" w:hAnsi="微软雅黑" w:cs="微软雅黑"/>
+                          <w:color w:val="262626"/>
+                          <w:szCs w:val="21"/>
+                        </w:rPr>
+                        <w:t>希望在实际项目中不断提升前端工程能力</w:t>
+                      </w:r>
+                      <w:r>
+                        <w:rPr>
+                          <w:rFonts w:ascii="微软雅黑" w:eastAsia="微软雅黑" w:hAnsi="微软雅黑" w:cs="微软雅黑" w:hint="eastAsia"/>
                           <w:color w:val="262626"/>
                           <w:szCs w:val="21"/>
                         </w:rPr>
@@ -989,765 +505,7 @@
                         <w:pStyle w:val="1"/>
                         <w:adjustRightInd w:val="0"/>
                         <w:snapToGrid w:val="0"/>
-                        <w:spacing w:after="80" w:line="240" w:lineRule="auto"/>
-                        <w:ind w:firstLineChars="0" w:firstLine="0"/>
-                        <w:rPr>
-                          <w:rFonts w:ascii="微软雅黑" w:eastAsia="微软雅黑" w:hAnsi="微软雅黑" w:cs="微软雅黑" w:hint="eastAsia"/>
-                          <w:color w:val="262626"/>
-                          <w:szCs w:val="21"/>
-                        </w:rPr>
-                      </w:pPr>
-                      <w:r>
-                        <w:rPr>
-                          <w:rFonts w:ascii="微软雅黑" w:eastAsia="微软雅黑" w:hAnsi="微软雅黑" w:cs="微软雅黑" w:hint="eastAsia"/>
-                          <w:color w:val="262626"/>
-                          <w:szCs w:val="21"/>
-                        </w:rPr>
-                        <w:sym w:font="Wingdings 2" w:char="F097"/>
-                      </w:r>
-                      <w:r>
-                        <w:rPr>
-                          <w:rFonts w:ascii="微软雅黑" w:eastAsia="微软雅黑" w:hAnsi="微软雅黑" w:cs="微软雅黑" w:hint="eastAsia"/>
-                          <w:color w:val="262626"/>
-                          <w:szCs w:val="21"/>
-                        </w:rPr>
-                        <w:t xml:space="preserve"> 熟悉</w:t>
-                      </w:r>
-                      <w:r>
-                        <w:rPr>
-                          <w:rFonts w:ascii="微软雅黑" w:eastAsia="微软雅黑" w:hAnsi="微软雅黑" w:cs="微软雅黑" w:hint="eastAsia"/>
-                          <w:color w:val="262626"/>
-                          <w:szCs w:val="21"/>
-                        </w:rPr>
-                        <w:t>HTML</w:t>
-                      </w:r>
-                      <w:r>
-                        <w:rPr>
-                          <w:rFonts w:ascii="微软雅黑" w:eastAsia="微软雅黑" w:hAnsi="微软雅黑" w:cs="微软雅黑" w:hint="eastAsia"/>
-                          <w:color w:val="262626"/>
-                          <w:szCs w:val="21"/>
-                        </w:rPr>
-                        <w:t>5</w:t>
-                      </w:r>
-                      <w:r>
-                        <w:rPr>
-                          <w:rFonts w:ascii="微软雅黑" w:eastAsia="微软雅黑" w:hAnsi="微软雅黑" w:cs="微软雅黑" w:hint="eastAsia"/>
-                          <w:color w:val="262626"/>
-                          <w:szCs w:val="21"/>
-                        </w:rPr>
-                        <w:t>和</w:t>
-                      </w:r>
-                      <w:r>
-                        <w:rPr>
-                          <w:rFonts w:ascii="微软雅黑" w:eastAsia="微软雅黑" w:hAnsi="微软雅黑" w:cs="微软雅黑" w:hint="eastAsia"/>
-                          <w:color w:val="262626"/>
-                          <w:szCs w:val="21"/>
-                        </w:rPr>
-                        <w:t>CSS</w:t>
-                      </w:r>
-                      <w:r>
-                        <w:rPr>
-                          <w:rFonts w:ascii="微软雅黑" w:eastAsia="微软雅黑" w:hAnsi="微软雅黑" w:cs="微软雅黑" w:hint="eastAsia"/>
-                          <w:color w:val="262626"/>
-                          <w:szCs w:val="21"/>
-                        </w:rPr>
-                        <w:t>3</w:t>
-                      </w:r>
-                      <w:r>
-                        <w:rPr>
-                          <w:rFonts w:ascii="微软雅黑" w:eastAsia="微软雅黑" w:hAnsi="微软雅黑" w:cs="微软雅黑" w:hint="eastAsia"/>
-                          <w:color w:val="262626"/>
-                          <w:szCs w:val="21"/>
-                        </w:rPr>
-                        <w:t>，</w:t>
-                      </w:r>
-                      <w:r>
-                        <w:rPr>
-                          <w:rFonts w:ascii="微软雅黑" w:eastAsia="微软雅黑" w:hAnsi="微软雅黑" w:cs="微软雅黑"/>
-                          <w:color w:val="262626"/>
-                          <w:szCs w:val="21"/>
-                        </w:rPr>
-                        <w:t>能够</w:t>
-                      </w:r>
-                      <w:r>
-                        <w:rPr>
-                          <w:rFonts w:ascii="微软雅黑" w:eastAsia="微软雅黑" w:hAnsi="微软雅黑" w:cs="微软雅黑" w:hint="eastAsia"/>
-                          <w:color w:val="262626"/>
-                          <w:szCs w:val="21"/>
-                        </w:rPr>
-                        <w:t>基于</w:t>
-                      </w:r>
-                      <w:r>
-                        <w:rPr>
-                          <w:rFonts w:ascii="微软雅黑" w:eastAsia="微软雅黑" w:hAnsi="微软雅黑" w:cs="微软雅黑" w:hint="eastAsia"/>
-                          <w:color w:val="262626"/>
-                          <w:szCs w:val="21"/>
-                        </w:rPr>
-                        <w:t>Flex、Grid</w:t>
-                      </w:r>
-                      <w:r>
-                        <w:rPr>
-                          <w:rFonts w:ascii="微软雅黑" w:eastAsia="微软雅黑" w:hAnsi="微软雅黑" w:cs="微软雅黑" w:hint="eastAsia"/>
-                          <w:color w:val="262626"/>
-                          <w:szCs w:val="21"/>
-                        </w:rPr>
-                        <w:t>实现页面布局</w:t>
-                      </w:r>
-                      <w:r>
-                        <w:rPr>
-                          <w:rFonts w:ascii="微软雅黑" w:eastAsia="微软雅黑" w:hAnsi="微软雅黑" w:cs="微软雅黑" w:hint="eastAsia"/>
-                          <w:color w:val="262626"/>
-                          <w:szCs w:val="21"/>
-                        </w:rPr>
-                        <w:t>与</w:t>
-                      </w:r>
-                      <w:r>
-                        <w:rPr>
-                          <w:rFonts w:ascii="微软雅黑" w:eastAsia="微软雅黑" w:hAnsi="微软雅黑" w:cs="微软雅黑" w:hint="eastAsia"/>
-                          <w:color w:val="262626"/>
-                          <w:szCs w:val="21"/>
-                        </w:rPr>
-                        <w:t>实现</w:t>
-                      </w:r>
-                      <w:r>
-                        <w:rPr>
-                          <w:rFonts w:ascii="微软雅黑" w:eastAsia="微软雅黑" w:hAnsi="微软雅黑" w:cs="微软雅黑" w:hint="eastAsia"/>
-                          <w:color w:val="262626"/>
-                          <w:szCs w:val="21"/>
-                        </w:rPr>
-                        <w:t>@media</w:t>
-                      </w:r>
-                      <w:r>
-                        <w:rPr>
-                          <w:rFonts w:ascii="微软雅黑" w:eastAsia="微软雅黑" w:hAnsi="微软雅黑" w:cs="微软雅黑"/>
-                          <w:color w:val="262626"/>
-                          <w:szCs w:val="21"/>
-                        </w:rPr>
-                        <w:t>响应式</w:t>
-                      </w:r>
-                      <w:r>
-                        <w:rPr>
-                          <w:rFonts w:ascii="微软雅黑" w:eastAsia="微软雅黑" w:hAnsi="微软雅黑" w:cs="微软雅黑" w:hint="eastAsia"/>
-                          <w:color w:val="262626"/>
-                          <w:szCs w:val="21"/>
-                        </w:rPr>
-                        <w:t>设计</w:t>
-                      </w:r>
-                      <w:r>
-                        <w:rPr>
-                          <w:rFonts w:ascii="微软雅黑" w:eastAsia="微软雅黑" w:hAnsi="微软雅黑" w:cs="微软雅黑"/>
-                          <w:color w:val="262626"/>
-                          <w:szCs w:val="21"/>
-                        </w:rPr>
-                        <w:t>，处理样式冲突</w:t>
-                      </w:r>
-                      <w:r>
-                        <w:rPr>
-                          <w:rFonts w:ascii="微软雅黑" w:eastAsia="微软雅黑" w:hAnsi="微软雅黑" w:cs="微软雅黑" w:hint="eastAsia"/>
-                          <w:color w:val="262626"/>
-                          <w:szCs w:val="21"/>
-                        </w:rPr>
-                        <w:t>；</w:t>
-                      </w:r>
-                    </w:p>
-                    <w:p>
-                      <w:pPr>
-                        <w:pStyle w:val="1"/>
-                        <w:adjustRightInd w:val="0"/>
-                        <w:snapToGrid w:val="0"/>
-                        <w:spacing w:after="80" w:line="240" w:lineRule="auto"/>
-                        <w:ind w:firstLineChars="0" w:firstLine="0"/>
-                        <w:rPr>
-                          <w:rFonts w:ascii="微软雅黑" w:eastAsia="微软雅黑" w:hAnsi="微软雅黑" w:cs="微软雅黑" w:hint="eastAsia"/>
-                          <w:color w:val="262626"/>
-                          <w:szCs w:val="21"/>
-                        </w:rPr>
-                      </w:pPr>
-                      <w:r>
-                        <w:rPr>
-                          <w:rFonts w:ascii="微软雅黑" w:eastAsia="微软雅黑" w:hAnsi="微软雅黑" w:cs="微软雅黑" w:hint="eastAsia"/>
-                          <w:color w:val="262626"/>
-                          <w:szCs w:val="21"/>
-                        </w:rPr>
-                        <w:sym w:font="Wingdings 2" w:char="F097"/>
-                      </w:r>
-                      <w:r>
-                        <w:rPr>
-                          <w:rFonts w:ascii="微软雅黑" w:eastAsia="微软雅黑" w:hAnsi="微软雅黑" w:cs="微软雅黑" w:hint="eastAsia"/>
-                          <w:color w:val="262626"/>
-                          <w:szCs w:val="21"/>
-                        </w:rPr>
-                        <w:t xml:space="preserve"> 熟练掌握 J</w:t>
-                      </w:r>
-                      <w:r>
-                        <w:rPr>
-                          <w:rFonts w:ascii="微软雅黑" w:eastAsia="微软雅黑" w:hAnsi="微软雅黑" w:cs="微软雅黑" w:hint="eastAsia"/>
-                          <w:color w:val="262626"/>
-                          <w:szCs w:val="21"/>
-                        </w:rPr>
-                        <w:t>S</w:t>
-                      </w:r>
-                      <w:r>
-                        <w:rPr>
-                          <w:rFonts w:ascii="微软雅黑" w:eastAsia="微软雅黑" w:hAnsi="微软雅黑" w:cs="微软雅黑" w:hint="eastAsia"/>
-                          <w:color w:val="262626"/>
-                          <w:szCs w:val="21"/>
-                        </w:rPr>
-                        <w:t xml:space="preserve"> 语法</w:t>
-                      </w:r>
-                      <w:r>
-                        <w:rPr>
-                          <w:rFonts w:ascii="微软雅黑" w:eastAsia="微软雅黑" w:hAnsi="微软雅黑" w:cs="微软雅黑" w:hint="eastAsia"/>
-                          <w:color w:val="262626"/>
-                          <w:szCs w:val="21"/>
-                        </w:rPr>
-                        <w:t>和ES6</w:t>
-                      </w:r>
-                      <w:r>
-                        <w:rPr>
-                          <w:rFonts w:ascii="微软雅黑" w:eastAsia="微软雅黑" w:hAnsi="微软雅黑" w:cs="微软雅黑" w:hint="eastAsia"/>
-                          <w:color w:val="262626"/>
-                          <w:szCs w:val="21"/>
-                        </w:rPr>
-                        <w:t>+</w:t>
-                      </w:r>
-                      <w:r>
-                        <w:rPr>
-                          <w:rFonts w:ascii="微软雅黑" w:eastAsia="微软雅黑" w:hAnsi="微软雅黑" w:cs="微软雅黑" w:hint="eastAsia"/>
-                          <w:color w:val="262626"/>
-                          <w:szCs w:val="21"/>
-                        </w:rPr>
-                        <w:t>特性</w:t>
-                      </w:r>
-                      <w:r>
-                        <w:rPr>
-                          <w:rFonts w:ascii="微软雅黑" w:eastAsia="微软雅黑" w:hAnsi="微软雅黑" w:cs="微软雅黑" w:hint="eastAsia"/>
-                          <w:color w:val="262626"/>
-                          <w:szCs w:val="21"/>
-                        </w:rPr>
-                        <w:t>，能够</w:t>
-                      </w:r>
-                      <w:r>
-                        <w:rPr>
-                          <w:rFonts w:ascii="微软雅黑" w:eastAsia="微软雅黑" w:hAnsi="微软雅黑" w:cs="微软雅黑" w:hint="eastAsia"/>
-                          <w:color w:val="262626"/>
-                          <w:szCs w:val="21"/>
-                        </w:rPr>
-                        <w:t>使用JS</w:t>
-                      </w:r>
-                      <w:r>
-                        <w:rPr>
-                          <w:rFonts w:ascii="微软雅黑" w:eastAsia="微软雅黑" w:hAnsi="微软雅黑" w:cs="微软雅黑" w:hint="eastAsia"/>
-                          <w:color w:val="262626"/>
-                          <w:szCs w:val="21"/>
-                        </w:rPr>
-                        <w:t>实现</w:t>
-                      </w:r>
-                      <w:r>
-                        <w:rPr>
-                          <w:rFonts w:ascii="微软雅黑" w:eastAsia="微软雅黑" w:hAnsi="微软雅黑" w:cs="微软雅黑" w:hint="eastAsia"/>
-                          <w:color w:val="262626"/>
-                          <w:szCs w:val="21"/>
-                        </w:rPr>
-                        <w:t>网页</w:t>
-                      </w:r>
-                      <w:r>
-                        <w:rPr>
-                          <w:rFonts w:ascii="微软雅黑" w:eastAsia="微软雅黑" w:hAnsi="微软雅黑" w:cs="微软雅黑" w:hint="eastAsia"/>
-                          <w:color w:val="262626"/>
-                          <w:szCs w:val="21"/>
-                        </w:rPr>
-                        <w:t>的交互功能</w:t>
-                      </w:r>
-                      <w:r>
-                        <w:rPr>
-                          <w:rFonts w:ascii="微软雅黑" w:eastAsia="微软雅黑" w:hAnsi="微软雅黑" w:cs="微软雅黑" w:hint="eastAsia"/>
-                          <w:color w:val="262626"/>
-                          <w:szCs w:val="21"/>
-                        </w:rPr>
-                        <w:t>，对Typescript有一定了解</w:t>
-                      </w:r>
-                      <w:r>
-                        <w:rPr>
-                          <w:rFonts w:ascii="微软雅黑" w:eastAsia="微软雅黑" w:hAnsi="微软雅黑" w:cs="微软雅黑" w:hint="eastAsia"/>
-                          <w:color w:val="262626"/>
-                          <w:szCs w:val="21"/>
-                        </w:rPr>
-                        <w:t>；</w:t>
-                      </w:r>
-                      <w:r>
-                        <w:rPr>
-                          <w:rFonts w:ascii="微软雅黑" w:eastAsia="微软雅黑" w:hAnsi="微软雅黑" w:cs="微软雅黑" w:hint="eastAsia"/>
-                          <w:color w:val="262626"/>
-                          <w:szCs w:val="21"/>
-                        </w:rPr>
-                        <w:t xml:space="preserve"> </w:t>
-                      </w:r>
-                    </w:p>
-                    <w:p>
-                      <w:pPr>
-                        <w:pStyle w:val="1"/>
-                        <w:adjustRightInd w:val="0"/>
-                        <w:snapToGrid w:val="0"/>
-                        <w:spacing w:after="80" w:line="240" w:lineRule="auto"/>
-                        <w:ind w:firstLineChars="0" w:firstLine="0"/>
-                        <w:rPr>
-                          <w:rFonts w:ascii="微软雅黑" w:eastAsia="微软雅黑" w:hAnsi="微软雅黑" w:cs="微软雅黑"/>
-                          <w:color w:val="262626"/>
-                          <w:szCs w:val="21"/>
-                        </w:rPr>
-                      </w:pPr>
-                      <w:r>
-                        <w:rPr>
-                          <w:rFonts w:ascii="微软雅黑" w:eastAsia="微软雅黑" w:hAnsi="微软雅黑" w:cs="微软雅黑" w:hint="eastAsia"/>
-                          <w:color w:val="262626"/>
-                          <w:szCs w:val="21"/>
-                        </w:rPr>
-                        <w:sym w:font="Wingdings 2" w:char="F097"/>
-                      </w:r>
-                      <w:r>
-                        <w:rPr>
-                          <w:rFonts w:ascii="微软雅黑" w:eastAsia="微软雅黑" w:hAnsi="微软雅黑" w:cs="微软雅黑" w:hint="eastAsia"/>
-                          <w:color w:val="262626"/>
-                          <w:szCs w:val="21"/>
-                        </w:rPr>
-                        <w:t xml:space="preserve"> </w:t>
-                      </w:r>
-                      <w:r>
-                        <w:rPr>
-                          <w:rFonts w:ascii="微软雅黑" w:eastAsia="微软雅黑" w:hAnsi="微软雅黑" w:cs="微软雅黑" w:hint="eastAsia"/>
-                          <w:color w:val="262626"/>
-                          <w:szCs w:val="21"/>
-                        </w:rPr>
-                        <w:t>熟练使用</w:t>
-                      </w:r>
-                      <w:r>
-                        <w:rPr>
-                          <w:rFonts w:ascii="微软雅黑" w:eastAsia="微软雅黑" w:hAnsi="微软雅黑" w:cs="微软雅黑" w:hint="eastAsia"/>
-                          <w:color w:val="262626"/>
-                          <w:szCs w:val="21"/>
-                        </w:rPr>
-                        <w:t>Vue3</w:t>
-                      </w:r>
-                      <w:r>
-                        <w:rPr>
-                          <w:rFonts w:ascii="微软雅黑" w:eastAsia="微软雅黑" w:hAnsi="微软雅黑" w:cs="微软雅黑" w:hint="eastAsia"/>
-                          <w:color w:val="262626"/>
-                          <w:szCs w:val="21"/>
-                        </w:rPr>
-                        <w:t>进行</w:t>
-                      </w:r>
-                      <w:r>
-                        <w:rPr>
-                          <w:rFonts w:ascii="微软雅黑" w:eastAsia="微软雅黑" w:hAnsi="微软雅黑" w:cs="微软雅黑" w:hint="eastAsia"/>
-                          <w:color w:val="262626"/>
-                          <w:szCs w:val="21"/>
-                        </w:rPr>
-                        <w:t>开发，</w:t>
-                      </w:r>
-                      <w:r>
-                        <w:rPr>
-                          <w:rFonts w:ascii="微软雅黑" w:eastAsia="微软雅黑" w:hAnsi="微软雅黑" w:cs="微软雅黑" w:hint="eastAsia"/>
-                          <w:color w:val="262626"/>
-                          <w:szCs w:val="21"/>
-                        </w:rPr>
-                        <w:t>能够使用</w:t>
-                      </w:r>
-                      <w:r>
-                        <w:rPr>
-                          <w:rFonts w:ascii="微软雅黑" w:eastAsia="微软雅黑" w:hAnsi="微软雅黑" w:cs="微软雅黑" w:hint="eastAsia"/>
-                          <w:color w:val="262626"/>
-                          <w:szCs w:val="21"/>
-                        </w:rPr>
-                        <w:t>Element-Plus，Vue Router</w:t>
-                      </w:r>
-                      <w:r>
-                        <w:rPr>
-                          <w:rFonts w:ascii="微软雅黑" w:eastAsia="微软雅黑" w:hAnsi="微软雅黑" w:cs="微软雅黑" w:hint="eastAsia"/>
-                          <w:color w:val="262626"/>
-                          <w:szCs w:val="21"/>
-                        </w:rPr>
-                        <w:t>等常用库</w:t>
-                      </w:r>
-                      <w:r>
-                        <w:rPr>
-                          <w:rFonts w:ascii="微软雅黑" w:eastAsia="微软雅黑" w:hAnsi="微软雅黑" w:cs="微软雅黑" w:hint="eastAsia"/>
-                          <w:color w:val="262626"/>
-                          <w:szCs w:val="21"/>
-                        </w:rPr>
-                        <w:t>；</w:t>
-                      </w:r>
-                      <w:r>
-                        <w:rPr>
-                          <w:rFonts w:ascii="微软雅黑" w:eastAsia="微软雅黑" w:hAnsi="微软雅黑" w:cs="微软雅黑" w:hint="eastAsia"/>
-                          <w:color w:val="262626"/>
-                          <w:szCs w:val="21"/>
-                        </w:rPr>
-                        <w:t>掌握 Vue 中常见的组件通信方式（props / emit、provide / inject、</w:t>
-                      </w:r>
-                      <w:proofErr w:type="spellStart"/>
-                      <w:r>
-                        <w:rPr>
-                          <w:rFonts w:ascii="微软雅黑" w:eastAsia="微软雅黑" w:hAnsi="微软雅黑" w:cs="微软雅黑" w:hint="eastAsia"/>
-                          <w:color w:val="262626"/>
-                          <w:szCs w:val="21"/>
-                        </w:rPr>
-                        <w:t>Pinia</w:t>
-                      </w:r>
-                      <w:proofErr w:type="spellEnd"/>
-                      <w:r>
-                        <w:rPr>
-                          <w:rFonts w:ascii="微软雅黑" w:eastAsia="微软雅黑" w:hAnsi="微软雅黑" w:cs="微软雅黑" w:hint="eastAsia"/>
-                          <w:color w:val="262626"/>
-                          <w:szCs w:val="21"/>
-                        </w:rPr>
-                        <w:t>）</w:t>
-                      </w:r>
-                      <w:r>
-                        <w:rPr>
-                          <w:rFonts w:ascii="微软雅黑" w:eastAsia="微软雅黑" w:hAnsi="微软雅黑" w:cs="微软雅黑" w:hint="eastAsia"/>
-                          <w:color w:val="262626"/>
-                          <w:szCs w:val="21"/>
-                        </w:rPr>
-                        <w:t>；</w:t>
-                      </w:r>
-                      <w:r>
-                        <w:rPr>
-                          <w:rFonts w:ascii="微软雅黑" w:eastAsia="微软雅黑" w:hAnsi="微软雅黑" w:cs="微软雅黑" w:hint="eastAsia"/>
-                          <w:color w:val="262626"/>
-                          <w:szCs w:val="21"/>
-                        </w:rPr>
-                        <w:t>能够使用</w:t>
-                      </w:r>
-                      <w:proofErr w:type="spellStart"/>
-                      <w:r>
-                        <w:rPr>
-                          <w:rFonts w:ascii="微软雅黑" w:eastAsia="微软雅黑" w:hAnsi="微软雅黑" w:cs="微软雅黑" w:hint="eastAsia"/>
-                          <w:color w:val="262626"/>
-                          <w:szCs w:val="21"/>
-                        </w:rPr>
-                        <w:t>Echarts</w:t>
-                      </w:r>
-                      <w:proofErr w:type="spellEnd"/>
-                      <w:r>
-                        <w:rPr>
-                          <w:rFonts w:ascii="微软雅黑" w:eastAsia="微软雅黑" w:hAnsi="微软雅黑" w:cs="微软雅黑" w:hint="eastAsia"/>
-                          <w:color w:val="262626"/>
-                          <w:szCs w:val="21"/>
-                        </w:rPr>
-                        <w:t>绘制常用的图表；</w:t>
-                      </w:r>
-                    </w:p>
-                    <w:p>
-                      <w:pPr>
-                        <w:pStyle w:val="1"/>
-                        <w:adjustRightInd w:val="0"/>
-                        <w:snapToGrid w:val="0"/>
-                        <w:spacing w:after="80" w:line="240" w:lineRule="auto"/>
-                        <w:ind w:firstLineChars="0" w:firstLine="0"/>
-                        <w:rPr>
-                          <w:rFonts w:ascii="微软雅黑" w:eastAsia="微软雅黑" w:hAnsi="微软雅黑" w:cs="微软雅黑" w:hint="eastAsia"/>
-                          <w:color w:val="262626"/>
-                          <w:szCs w:val="21"/>
-                        </w:rPr>
-                      </w:pPr>
-                      <w:r>
-                        <w:rPr>
-                          <w:rFonts w:ascii="微软雅黑" w:eastAsia="微软雅黑" w:hAnsi="微软雅黑" w:cs="微软雅黑" w:hint="eastAsia"/>
-                          <w:color w:val="262626"/>
-                          <w:szCs w:val="21"/>
-                        </w:rPr>
-                        <w:sym w:font="Wingdings 2" w:char="F097"/>
-                      </w:r>
-                      <w:r>
-                        <w:rPr>
-                          <w:rFonts w:ascii="微软雅黑" w:eastAsia="微软雅黑" w:hAnsi="微软雅黑" w:cs="微软雅黑" w:hint="eastAsia"/>
-                          <w:color w:val="262626"/>
-                          <w:szCs w:val="21"/>
-                        </w:rPr>
-                        <w:t xml:space="preserve"> 熟悉Promise、Axios、fetch、async/await等</w:t>
-                      </w:r>
-                    </w:p>
-                    <w:p>
-                      <w:pPr>
-                        <w:pStyle w:val="1"/>
-                        <w:adjustRightInd w:val="0"/>
-                        <w:snapToGrid w:val="0"/>
-                        <w:spacing w:after="80" w:line="240" w:lineRule="auto"/>
-                        <w:ind w:firstLineChars="0" w:firstLine="0"/>
-                        <w:rPr>
-                          <w:rFonts w:ascii="微软雅黑" w:eastAsia="微软雅黑" w:hAnsi="微软雅黑" w:cs="微软雅黑" w:hint="eastAsia"/>
-                          <w:color w:val="262626"/>
-                          <w:szCs w:val="21"/>
-                        </w:rPr>
-                      </w:pPr>
-                      <w:r>
-                        <w:rPr>
-                          <w:rFonts w:ascii="微软雅黑" w:eastAsia="微软雅黑" w:hAnsi="微软雅黑" w:cs="微软雅黑" w:hint="eastAsia"/>
-                          <w:color w:val="262626"/>
-                          <w:szCs w:val="21"/>
-                        </w:rPr>
-                        <w:sym w:font="Wingdings 2" w:char="F097"/>
-                      </w:r>
-                      <w:r>
-                        <w:rPr>
-                          <w:rFonts w:ascii="微软雅黑" w:eastAsia="微软雅黑" w:hAnsi="微软雅黑" w:cs="微软雅黑" w:hint="eastAsia"/>
-                          <w:color w:val="262626"/>
-                          <w:szCs w:val="21"/>
-                        </w:rPr>
-                        <w:t xml:space="preserve"> 熟练使用C/C++、Python语言；</w:t>
-                      </w:r>
-                      <w:r>
-                        <w:rPr>
-                          <w:rFonts w:ascii="微软雅黑" w:eastAsia="微软雅黑" w:hAnsi="微软雅黑" w:cs="微软雅黑"/>
-                          <w:color w:val="262626"/>
-                          <w:szCs w:val="21"/>
-                        </w:rPr>
-                        <w:t>能够使用 Django</w:t>
-                      </w:r>
-                      <w:r>
-                        <w:rPr>
-                          <w:rFonts w:ascii="微软雅黑" w:eastAsia="微软雅黑" w:hAnsi="微软雅黑" w:cs="微软雅黑" w:hint="eastAsia"/>
-                          <w:color w:val="262626"/>
-                          <w:szCs w:val="21"/>
-                        </w:rPr>
-                        <w:t>框架</w:t>
-                      </w:r>
-                      <w:r>
-                        <w:rPr>
-                          <w:rFonts w:ascii="微软雅黑" w:eastAsia="微软雅黑" w:hAnsi="微软雅黑" w:cs="微软雅黑"/>
-                          <w:color w:val="262626"/>
-                          <w:szCs w:val="21"/>
-                        </w:rPr>
-                        <w:t>编写后端 API，</w:t>
-                      </w:r>
-                      <w:r>
-                        <w:rPr>
-                          <w:rFonts w:ascii="微软雅黑" w:eastAsia="微软雅黑" w:hAnsi="微软雅黑" w:cs="微软雅黑" w:hint="eastAsia"/>
-                          <w:color w:val="262626"/>
-                          <w:szCs w:val="21"/>
-                        </w:rPr>
-                        <w:t>处理前端请求</w:t>
-                      </w:r>
-                      <w:r>
-                        <w:rPr>
-                          <w:rFonts w:ascii="微软雅黑" w:eastAsia="微软雅黑" w:hAnsi="微软雅黑" w:cs="微软雅黑" w:hint="eastAsia"/>
-                          <w:color w:val="262626"/>
-                          <w:szCs w:val="21"/>
-                        </w:rPr>
-                        <w:t>与</w:t>
-                      </w:r>
-                      <w:r>
-                        <w:rPr>
-                          <w:rFonts w:ascii="微软雅黑" w:eastAsia="微软雅黑" w:hAnsi="微软雅黑" w:cs="微软雅黑" w:hint="eastAsia"/>
-                          <w:color w:val="262626"/>
-                          <w:szCs w:val="21"/>
-                        </w:rPr>
-                        <w:t>实现数据交互</w:t>
-                      </w:r>
-                      <w:r>
-                        <w:rPr>
-                          <w:rFonts w:ascii="微软雅黑" w:eastAsia="微软雅黑" w:hAnsi="微软雅黑" w:cs="微软雅黑" w:hint="eastAsia"/>
-                          <w:color w:val="262626"/>
-                          <w:szCs w:val="21"/>
-                        </w:rPr>
-                        <w:t>；</w:t>
-                      </w:r>
-                    </w:p>
-                    <w:p>
-                      <w:pPr>
-                        <w:pStyle w:val="1"/>
-                        <w:adjustRightInd w:val="0"/>
-                        <w:snapToGrid w:val="0"/>
-                        <w:spacing w:after="80" w:line="240" w:lineRule="auto"/>
-                        <w:ind w:firstLineChars="0" w:firstLine="0"/>
-                        <w:rPr>
-                          <w:rFonts w:ascii="微软雅黑" w:eastAsia="微软雅黑" w:hAnsi="微软雅黑" w:cs="微软雅黑"/>
-                          <w:color w:val="262626"/>
-                          <w:szCs w:val="21"/>
-                        </w:rPr>
-                      </w:pPr>
-                      <w:r>
-                        <w:rPr>
-                          <w:rFonts w:ascii="微软雅黑" w:eastAsia="微软雅黑" w:hAnsi="微软雅黑" w:cs="微软雅黑" w:hint="eastAsia"/>
-                          <w:color w:val="262626"/>
-                          <w:szCs w:val="21"/>
-                        </w:rPr>
-                        <w:sym w:font="Wingdings 2" w:char="F097"/>
-                      </w:r>
-                      <w:r>
-                        <w:rPr>
-                          <w:rFonts w:ascii="微软雅黑" w:eastAsia="微软雅黑" w:hAnsi="微软雅黑" w:cs="微软雅黑" w:hint="eastAsia"/>
-                          <w:color w:val="262626"/>
-                          <w:szCs w:val="21"/>
-                        </w:rPr>
-                        <w:t xml:space="preserve"> </w:t>
-                      </w:r>
-                      <w:r>
-                        <w:rPr>
-                          <w:rFonts w:ascii="微软雅黑" w:eastAsia="微软雅黑" w:hAnsi="微软雅黑" w:cs="微软雅黑" w:hint="eastAsia"/>
-                          <w:color w:val="262626"/>
-                          <w:szCs w:val="21"/>
-                        </w:rPr>
-                        <w:t>熟悉Vite构建工具</w:t>
-                      </w:r>
-                      <w:r>
-                        <w:rPr>
-                          <w:rFonts w:ascii="微软雅黑" w:eastAsia="微软雅黑" w:hAnsi="微软雅黑" w:cs="微软雅黑" w:hint="eastAsia"/>
-                          <w:color w:val="262626"/>
-                          <w:szCs w:val="21"/>
-                        </w:rPr>
-                        <w:t>，</w:t>
-                      </w:r>
-                      <w:r>
-                        <w:rPr>
-                          <w:rFonts w:ascii="微软雅黑" w:eastAsia="微软雅黑" w:hAnsi="微软雅黑" w:cs="微软雅黑"/>
-                          <w:color w:val="262626"/>
-                          <w:szCs w:val="21"/>
-                        </w:rPr>
-                        <w:t xml:space="preserve">能够使用 Vite 搭建 Vue </w:t>
-                      </w:r>
-                      <w:r>
-                        <w:rPr>
-                          <w:rFonts w:ascii="微软雅黑" w:eastAsia="微软雅黑" w:hAnsi="微软雅黑" w:cs="微软雅黑" w:hint="eastAsia"/>
-                          <w:color w:val="262626"/>
-                          <w:szCs w:val="21"/>
-                        </w:rPr>
-                        <w:t>3</w:t>
-                      </w:r>
-                      <w:r>
-                        <w:rPr>
-                          <w:rFonts w:ascii="微软雅黑" w:eastAsia="微软雅黑" w:hAnsi="微软雅黑" w:cs="微软雅黑"/>
-                          <w:color w:val="262626"/>
-                          <w:szCs w:val="21"/>
-                        </w:rPr>
-                        <w:t xml:space="preserve"> 项目，配置开发服务器、环境变量与路径别名</w:t>
-                      </w:r>
-                      <w:r>
-                        <w:rPr>
-                          <w:rFonts w:ascii="微软雅黑" w:eastAsia="微软雅黑" w:hAnsi="微软雅黑" w:cs="微软雅黑" w:hint="eastAsia"/>
-                          <w:color w:val="262626"/>
-                          <w:szCs w:val="21"/>
-                        </w:rPr>
-                        <w:t>等</w:t>
-                      </w:r>
-                      <w:r>
-                        <w:rPr>
-                          <w:rFonts w:ascii="微软雅黑" w:eastAsia="微软雅黑" w:hAnsi="微软雅黑" w:cs="微软雅黑" w:hint="eastAsia"/>
-                          <w:color w:val="262626"/>
-                          <w:szCs w:val="21"/>
-                        </w:rPr>
-                        <w:t>；</w:t>
-                      </w:r>
-                    </w:p>
-                    <w:p>
-                      <w:pPr>
-                        <w:pStyle w:val="1"/>
-                        <w:adjustRightInd w:val="0"/>
-                        <w:snapToGrid w:val="0"/>
-                        <w:spacing w:after="80" w:line="240" w:lineRule="auto"/>
-                        <w:ind w:firstLineChars="0" w:firstLine="0"/>
-                        <w:rPr>
-                          <w:rFonts w:ascii="微软雅黑" w:eastAsia="微软雅黑" w:hAnsi="微软雅黑" w:cs="微软雅黑"/>
-                          <w:color w:val="262626"/>
-                          <w:szCs w:val="21"/>
-                        </w:rPr>
-                      </w:pPr>
-                      <w:r>
-                        <w:rPr>
-                          <w:rFonts w:ascii="微软雅黑" w:eastAsia="微软雅黑" w:hAnsi="微软雅黑" w:cs="微软雅黑" w:hint="eastAsia"/>
-                          <w:color w:val="262626"/>
-                          <w:szCs w:val="21"/>
-                        </w:rPr>
-                        <w:sym w:font="Wingdings 2" w:char="F097"/>
-                      </w:r>
-                      <w:r>
-                        <w:rPr>
-                          <w:rFonts w:ascii="微软雅黑" w:eastAsia="微软雅黑" w:hAnsi="微软雅黑" w:cs="微软雅黑" w:hint="eastAsia"/>
-                          <w:color w:val="262626"/>
-                          <w:szCs w:val="21"/>
-                        </w:rPr>
-                        <w:t xml:space="preserve"> </w:t>
-                      </w:r>
-                      <w:r>
-                        <w:rPr>
-                          <w:rFonts w:ascii="微软雅黑" w:eastAsia="微软雅黑" w:hAnsi="微软雅黑" w:cs="微软雅黑"/>
-                          <w:color w:val="262626"/>
-                          <w:szCs w:val="21"/>
-                        </w:rPr>
-                        <w:t xml:space="preserve">熟悉 </w:t>
-                      </w:r>
-                      <w:r>
-                        <w:rPr>
-                          <w:rFonts w:ascii="微软雅黑" w:eastAsia="微软雅黑" w:hAnsi="微软雅黑" w:cs="微软雅黑" w:hint="eastAsia"/>
-                          <w:color w:val="262626"/>
-                          <w:szCs w:val="21"/>
-                        </w:rPr>
-                        <w:t>g</w:t>
-                      </w:r>
-                      <w:r>
-                        <w:rPr>
-                          <w:rFonts w:ascii="微软雅黑" w:eastAsia="微软雅黑" w:hAnsi="微软雅黑" w:cs="微软雅黑"/>
-                          <w:color w:val="262626"/>
-                          <w:szCs w:val="21"/>
-                        </w:rPr>
-                        <w:t xml:space="preserve">it </w:t>
-                      </w:r>
-                      <w:r>
-                        <w:rPr>
-                          <w:rFonts w:ascii="微软雅黑" w:eastAsia="微软雅黑" w:hAnsi="微软雅黑" w:cs="微软雅黑" w:hint="eastAsia"/>
-                          <w:color w:val="262626"/>
-                          <w:szCs w:val="21"/>
-                        </w:rPr>
-                        <w:t>常用命令</w:t>
-                      </w:r>
-                      <w:r>
-                        <w:rPr>
-                          <w:rFonts w:ascii="微软雅黑" w:eastAsia="微软雅黑" w:hAnsi="微软雅黑" w:cs="微软雅黑" w:hint="eastAsia"/>
-                          <w:color w:val="262626"/>
-                          <w:szCs w:val="21"/>
-                        </w:rPr>
-                        <w:t>，</w:t>
-                      </w:r>
-                      <w:r>
-                        <w:rPr>
-                          <w:rFonts w:ascii="微软雅黑" w:eastAsia="微软雅黑" w:hAnsi="微软雅黑" w:cs="微软雅黑"/>
-                          <w:color w:val="262626"/>
-                          <w:szCs w:val="21"/>
-                        </w:rPr>
-                        <w:t xml:space="preserve">能够使用 </w:t>
-                      </w:r>
-                      <w:r>
-                        <w:rPr>
-                          <w:rFonts w:ascii="微软雅黑" w:eastAsia="微软雅黑" w:hAnsi="微软雅黑" w:cs="微软雅黑" w:hint="eastAsia"/>
-                          <w:color w:val="262626"/>
-                          <w:szCs w:val="21"/>
-                        </w:rPr>
-                        <w:t>g</w:t>
-                      </w:r>
-                      <w:r>
-                        <w:rPr>
-                          <w:rFonts w:ascii="微软雅黑" w:eastAsia="微软雅黑" w:hAnsi="微软雅黑" w:cs="微软雅黑"/>
-                          <w:color w:val="262626"/>
-                          <w:szCs w:val="21"/>
-                        </w:rPr>
-                        <w:t>it 进行日常代码管理与开发迭代</w:t>
-                      </w:r>
-                      <w:r>
-                        <w:rPr>
-                          <w:rFonts w:ascii="微软雅黑" w:eastAsia="微软雅黑" w:hAnsi="微软雅黑" w:cs="微软雅黑" w:hint="eastAsia"/>
-                          <w:color w:val="262626"/>
-                          <w:szCs w:val="21"/>
-                        </w:rPr>
-                        <w:t>。</w:t>
-                      </w:r>
-                    </w:p>
-                    <w:p>
-                      <w:pPr>
-                        <w:pStyle w:val="1"/>
-                        <w:adjustRightInd w:val="0"/>
-                        <w:snapToGrid w:val="0"/>
-                        <w:spacing w:after="80" w:line="240" w:lineRule="auto"/>
+                        <w:spacing w:line="400" w:lineRule="exact"/>
                         <w:ind w:firstLineChars="0" w:firstLine="0"/>
                         <w:rPr>
                           <w:rFonts w:ascii="微软雅黑" w:eastAsia="微软雅黑" w:hAnsi="微软雅黑" w:cs="微软雅黑" w:hint="eastAsia"/>
@@ -1761,7 +519,7 @@
                         <w:pStyle w:val="1"/>
                         <w:adjustRightInd w:val="0"/>
                         <w:snapToGrid w:val="0"/>
-                        <w:spacing w:after="80" w:line="240" w:lineRule="auto"/>
+                        <w:spacing w:line="400" w:lineRule="exact"/>
                         <w:ind w:firstLineChars="0" w:firstLine="0"/>
                         <w:rPr>
                           <w:rFonts w:ascii="微软雅黑" w:eastAsia="微软雅黑" w:hAnsi="微软雅黑" w:cs="微软雅黑" w:hint="eastAsia"/>
@@ -1775,7 +533,3131 @@
                         <w:pStyle w:val="1"/>
                         <w:adjustRightInd w:val="0"/>
                         <w:snapToGrid w:val="0"/>
-                        <w:spacing w:after="80" w:line="240" w:lineRule="auto"/>
+                        <w:spacing w:line="400" w:lineRule="exact"/>
+                        <w:ind w:firstLineChars="0" w:firstLine="0"/>
+                        <w:rPr>
+                          <w:rFonts w:ascii="微软雅黑" w:eastAsia="微软雅黑" w:hAnsi="微软雅黑" w:cs="微软雅黑" w:hint="eastAsia"/>
+                          <w:color w:val="262626"/>
+                          <w:szCs w:val="21"/>
+                        </w:rPr>
+                      </w:pPr>
+                    </w:p>
+                    <w:p>
+                      <w:pPr>
+                        <w:pStyle w:val="1"/>
+                        <w:adjustRightInd w:val="0"/>
+                        <w:snapToGrid w:val="0"/>
+                        <w:spacing w:line="400" w:lineRule="exact"/>
+                        <w:ind w:firstLineChars="0" w:firstLine="0"/>
+                        <w:rPr>
+                          <w:rFonts w:ascii="微软雅黑" w:eastAsia="微软雅黑" w:hAnsi="微软雅黑" w:cs="微软雅黑" w:hint="eastAsia"/>
+                          <w:color w:val="262626"/>
+                          <w:szCs w:val="21"/>
+                        </w:rPr>
+                      </w:pPr>
+                    </w:p>
+                    <w:p>
+                      <w:pPr>
+                        <w:spacing w:line="400" w:lineRule="exact"/>
+                        <w:rPr>
+                          <w:rFonts w:ascii="宋体" w:eastAsia="宋体" w:hAnsi="宋体" w:hint="eastAsia"/>
+                        </w:rPr>
+                      </w:pPr>
+                    </w:p>
+                  </w:txbxContent>
+                </v:textbox>
+                <w10:wrap anchorx="margin"/>
+              </v:rect>
+            </w:pict>
+          </mc:Fallback>
+        </mc:AlternateContent>
+      </w:r>
+      <w:r>
+        <w:rPr>
+          <w:noProof/>
+        </w:rPr>
+        <mc:AlternateContent>
+          <mc:Choice Requires="wps">
+            <w:drawing>
+              <wp:anchor distT="0" distB="0" distL="0" distR="0" simplePos="0" relativeHeight="251661312" behindDoc="0" locked="0" layoutInCell="1" allowOverlap="1" wp14:anchorId="16B2F5BF" wp14:editId="0105D5A8">
+                <wp:simplePos x="0" y="0"/>
+                <wp:positionH relativeFrom="margin">
+                  <wp:posOffset>103387</wp:posOffset>
+                </wp:positionH>
+                <wp:positionV relativeFrom="paragraph">
+                  <wp:posOffset>6883866</wp:posOffset>
+                </wp:positionV>
+                <wp:extent cx="6673850" cy="2021067"/>
+                <wp:effectExtent l="0" t="0" r="0" b="0"/>
+                <wp:wrapNone/>
+                <wp:docPr id="1036958528" name="文本框 11"/>
+                <wp:cNvGraphicFramePr>
+                  <a:graphicFrameLocks xmlns:a="http://schemas.openxmlformats.org/drawingml/2006/main"/>
+                </wp:cNvGraphicFramePr>
+                <a:graphic xmlns:a="http://schemas.openxmlformats.org/drawingml/2006/main">
+                  <a:graphicData uri="http://schemas.microsoft.com/office/word/2010/wordprocessingShape">
+                    <wps:wsp>
+                      <wps:cNvSpPr>
+                        <a:spLocks/>
+                      </wps:cNvSpPr>
+                      <wps:spPr>
+                        <a:xfrm>
+                          <a:off x="0" y="0"/>
+                          <a:ext cx="6673850" cy="2021067"/>
+                        </a:xfrm>
+                        <a:prstGeom prst="rect">
+                          <a:avLst/>
+                        </a:prstGeom>
+                        <a:ln>
+                          <a:noFill/>
+                        </a:ln>
+                      </wps:spPr>
+                      <wps:txbx>
+                        <w:txbxContent>
+                          <w:p>
+                            <w:pPr>
+                              <w:spacing w:after="80" w:line="360" w:lineRule="exact"/>
+                              <w:rPr>
+                                <w:rFonts w:ascii="微软雅黑" w:hAnsi="微软雅黑" w:cs="微软雅黑"/>
+                                <w:color w:val="262626"/>
+                                <w:szCs w:val="21"/>
+                              </w:rPr>
+                            </w:pPr>
+                            <w:r>
+                              <w:rPr>
+                                <w:rFonts w:ascii="微软雅黑" w:hAnsi="微软雅黑" w:cs="微软雅黑" w:hint="eastAsia"/>
+                                <w:color w:val="262626"/>
+                                <w:szCs w:val="21"/>
+                              </w:rPr>
+                              <w:sym w:font="Wingdings 2" w:char="F097"/>
+                            </w:r>
+                            <w:r>
+                              <w:rPr>
+                                <w:rFonts w:ascii="微软雅黑" w:hAnsi="微软雅黑" w:cs="微软雅黑" w:hint="eastAsia"/>
+                                <w:color w:val="262626"/>
+                                <w:szCs w:val="21"/>
+                              </w:rPr>
+                              <w:t xml:space="preserve"> </w:t>
+                            </w:r>
+                            <w:r>
+                              <w:rPr>
+                                <w:rFonts w:ascii="微软雅黑" w:hAnsi="微软雅黑" w:cs="微软雅黑" w:hint="eastAsia"/>
+                                <w:color w:val="262626"/>
+                                <w:szCs w:val="21"/>
+                              </w:rPr>
+                              <w:t>项目描述：</w:t>
+                            </w:r>
+                            <w:r>
+                              <w:rPr>
+                                <w:rFonts w:ascii="微软雅黑" w:hAnsi="微软雅黑" w:cs="微软雅黑" w:hint="eastAsia"/>
+                                <w:color w:val="262626"/>
+                                <w:szCs w:val="21"/>
+                              </w:rPr>
+                              <w:t>基于Vue3+Django</w:t>
+                            </w:r>
+                            <w:r>
+                              <w:rPr>
+                                <w:rFonts w:ascii="微软雅黑" w:hAnsi="微软雅黑" w:cs="微软雅黑" w:hint="eastAsia"/>
+                                <w:color w:val="262626"/>
+                                <w:szCs w:val="21"/>
+                              </w:rPr>
+                              <w:t>，</w:t>
+                            </w:r>
+                            <w:r>
+                              <w:rPr>
+                                <w:rFonts w:ascii="微软雅黑" w:hAnsi="微软雅黑" w:cs="微软雅黑" w:hint="eastAsia"/>
+                                <w:color w:val="262626"/>
+                                <w:szCs w:val="21"/>
+                              </w:rPr>
+                              <w:t>独立完成了一个</w:t>
+                            </w:r>
+                            <w:r>
+                              <w:rPr>
+                                <w:rFonts w:ascii="微软雅黑" w:hAnsi="微软雅黑" w:cs="微软雅黑" w:hint="eastAsia"/>
+                                <w:color w:val="262626"/>
+                                <w:szCs w:val="21"/>
+                              </w:rPr>
+                              <w:t>前后端分离</w:t>
+                            </w:r>
+                            <w:r>
+                              <w:rPr>
+                                <w:rFonts w:ascii="微软雅黑" w:hAnsi="微软雅黑" w:cs="微软雅黑" w:hint="eastAsia"/>
+                                <w:color w:val="262626"/>
+                                <w:szCs w:val="21"/>
+                              </w:rPr>
+                              <w:t>的</w:t>
+                            </w:r>
+                            <w:r>
+                              <w:rPr>
+                                <w:rFonts w:ascii="微软雅黑" w:hAnsi="微软雅黑" w:cs="微软雅黑" w:hint="eastAsia"/>
+                                <w:color w:val="262626"/>
+                                <w:szCs w:val="21"/>
+                              </w:rPr>
+                              <w:t>多功能</w:t>
+                            </w:r>
+                            <w:r>
+                              <w:rPr>
+                                <w:rFonts w:ascii="微软雅黑" w:hAnsi="微软雅黑" w:cs="微软雅黑" w:hint="eastAsia"/>
+                                <w:color w:val="262626"/>
+                                <w:szCs w:val="21"/>
+                              </w:rPr>
+                              <w:t>Web 应用</w:t>
+                            </w:r>
+                            <w:r>
+                              <w:rPr>
+                                <w:rFonts w:ascii="微软雅黑" w:hAnsi="微软雅黑" w:cs="微软雅黑" w:hint="eastAsia"/>
+                                <w:color w:val="262626"/>
+                                <w:szCs w:val="21"/>
+                              </w:rPr>
+                              <w:t>，</w:t>
+                            </w:r>
+                            <w:r>
+                              <w:rPr>
+                                <w:rFonts w:ascii="微软雅黑" w:hAnsi="微软雅黑" w:cs="微软雅黑" w:hint="eastAsia"/>
+                                <w:color w:val="262626"/>
+                                <w:szCs w:val="21"/>
+                              </w:rPr>
+                              <w:t>支持用户注册登录，并集成用户留言、地图展示、AI 对话、天气查询及音乐播放上传等功能</w:t>
+                            </w:r>
+                            <w:r>
+                              <w:rPr>
+                                <w:rFonts w:ascii="微软雅黑" w:hAnsi="微软雅黑" w:cs="微软雅黑" w:hint="eastAsia"/>
+                                <w:color w:val="262626"/>
+                                <w:szCs w:val="21"/>
+                              </w:rPr>
+                              <w:t>。</w:t>
+                            </w:r>
+                          </w:p>
+                          <w:p>
+                            <w:pPr>
+                              <w:spacing w:after="80" w:line="360" w:lineRule="exact"/>
+                              <w:rPr>
+                                <w:rFonts w:ascii="微软雅黑" w:hAnsi="微软雅黑" w:cs="微软雅黑" w:hint="eastAsia"/>
+                                <w:color w:val="262626"/>
+                                <w:szCs w:val="21"/>
+                              </w:rPr>
+                            </w:pPr>
+                            <w:r>
+                              <w:rPr>
+                                <w:rFonts w:ascii="微软雅黑" w:hAnsi="微软雅黑" w:cs="微软雅黑" w:hint="eastAsia"/>
+                                <w:color w:val="262626"/>
+                                <w:szCs w:val="21"/>
+                              </w:rPr>
+                              <w:sym w:font="Wingdings 2" w:char="F097"/>
+                            </w:r>
+                            <w:r>
+                              <w:rPr>
+                                <w:rFonts w:ascii="微软雅黑" w:hAnsi="微软雅黑" w:cs="微软雅黑" w:hint="eastAsia"/>
+                                <w:color w:val="262626"/>
+                                <w:szCs w:val="21"/>
+                              </w:rPr>
+                              <w:t xml:space="preserve"> </w:t>
+                            </w:r>
+                            <w:r>
+                              <w:rPr>
+                                <w:rFonts w:ascii="微软雅黑" w:hAnsi="微软雅黑" w:cs="微软雅黑" w:hint="eastAsia"/>
+                                <w:color w:val="262626"/>
+                                <w:szCs w:val="21"/>
+                              </w:rPr>
+                              <w:t>技术</w:t>
+                            </w:r>
+                            <w:proofErr w:type="gramStart"/>
+                            <w:r>
+                              <w:rPr>
+                                <w:rFonts w:ascii="微软雅黑" w:hAnsi="微软雅黑" w:cs="微软雅黑" w:hint="eastAsia"/>
+                                <w:color w:val="262626"/>
+                                <w:szCs w:val="21"/>
+                              </w:rPr>
+                              <w:t>栈</w:t>
+                            </w:r>
+                            <w:proofErr w:type="gramEnd"/>
+                            <w:r>
+                              <w:rPr>
+                                <w:rFonts w:ascii="微软雅黑" w:hAnsi="微软雅黑" w:cs="微软雅黑" w:hint="eastAsia"/>
+                                <w:color w:val="262626"/>
+                                <w:szCs w:val="21"/>
+                              </w:rPr>
+                              <w:t>：Vue3+Vite+Axios+Pinia+Vue-Router+ElementPlus+MySQL+Django+Nginx</w:t>
+                            </w:r>
+                          </w:p>
+                          <w:p>
+                            <w:pPr>
+                              <w:spacing w:after="80" w:line="360" w:lineRule="exact"/>
+                              <w:rPr>
+                                <w:rFonts w:ascii="微软雅黑" w:hAnsi="微软雅黑" w:cs="微软雅黑" w:hint="eastAsia"/>
+                                <w:color w:val="262626"/>
+                                <w:szCs w:val="21"/>
+                              </w:rPr>
+                            </w:pPr>
+                            <w:r>
+                              <w:rPr>
+                                <w:rFonts w:ascii="微软雅黑" w:hAnsi="微软雅黑" w:cs="微软雅黑" w:hint="eastAsia"/>
+                                <w:color w:val="262626"/>
+                                <w:szCs w:val="21"/>
+                              </w:rPr>
+                              <w:sym w:font="Wingdings 2" w:char="F097"/>
+                            </w:r>
+                            <w:r>
+                              <w:rPr>
+                                <w:rFonts w:ascii="微软雅黑" w:hAnsi="微软雅黑" w:cs="微软雅黑" w:hint="eastAsia"/>
+                                <w:color w:val="262626"/>
+                                <w:szCs w:val="21"/>
+                              </w:rPr>
+                              <w:t xml:space="preserve"> </w:t>
+                            </w:r>
+                            <w:r>
+                              <w:rPr>
+                                <w:rFonts w:ascii="微软雅黑" w:hAnsi="微软雅黑" w:cs="微软雅黑" w:hint="eastAsia"/>
+                                <w:color w:val="262626"/>
+                                <w:szCs w:val="21"/>
+                              </w:rPr>
+                              <w:t>主要工作：</w:t>
+                            </w:r>
+                            <w:r>
+                              <w:rPr>
+                                <w:rFonts w:ascii="微软雅黑" w:hAnsi="微软雅黑" w:cs="微软雅黑" w:hint="eastAsia"/>
+                                <w:color w:val="262626"/>
+                                <w:szCs w:val="21"/>
+                              </w:rPr>
+                              <w:t xml:space="preserve">1. </w:t>
+                            </w:r>
+                            <w:r>
+                              <w:rPr>
+                                <w:rFonts w:ascii="微软雅黑" w:hAnsi="微软雅黑" w:cs="微软雅黑" w:hint="eastAsia"/>
+                                <w:color w:val="262626"/>
+                                <w:szCs w:val="21"/>
+                              </w:rPr>
+                              <w:t>调用百度地图、DeepSeek 等第三方 API，实现地图与 AI 对话功能</w:t>
+                            </w:r>
+                            <w:r>
+                              <w:rPr>
+                                <w:rFonts w:ascii="微软雅黑" w:hAnsi="微软雅黑" w:cs="微软雅黑" w:hint="eastAsia"/>
+                                <w:color w:val="262626"/>
+                                <w:szCs w:val="21"/>
+                              </w:rPr>
+                              <w:t>；</w:t>
+                            </w:r>
+                            <w:r>
+                              <w:rPr>
+                                <w:rFonts w:ascii="微软雅黑" w:hAnsi="微软雅黑" w:cs="微软雅黑" w:hint="eastAsia"/>
+                                <w:color w:val="262626"/>
+                                <w:szCs w:val="21"/>
+                              </w:rPr>
+                              <w:t xml:space="preserve">  2. </w:t>
+                            </w:r>
+                            <w:r>
+                              <w:rPr>
+                                <w:rFonts w:ascii="微软雅黑" w:hAnsi="微软雅黑" w:cs="微软雅黑" w:hint="eastAsia"/>
+                                <w:color w:val="262626"/>
+                                <w:szCs w:val="21"/>
+                              </w:rPr>
+                              <w:t>使用 Vue Router 实现组件跳转、</w:t>
+                            </w:r>
+                            <w:r>
+                              <w:rPr>
+                                <w:rFonts w:ascii="微软雅黑" w:hAnsi="微软雅黑" w:cs="微软雅黑" w:hint="eastAsia"/>
+                                <w:color w:val="262626"/>
+                                <w:szCs w:val="21"/>
+                              </w:rPr>
+                              <w:t>路由管理</w:t>
+                            </w:r>
+                            <w:r>
+                              <w:rPr>
+                                <w:rFonts w:ascii="微软雅黑" w:hAnsi="微软雅黑" w:cs="微软雅黑" w:hint="eastAsia"/>
+                                <w:color w:val="262626"/>
+                                <w:szCs w:val="21"/>
+                              </w:rPr>
+                              <w:t xml:space="preserve">，基于 </w:t>
+                            </w:r>
+                            <w:proofErr w:type="spellStart"/>
+                            <w:r>
+                              <w:rPr>
+                                <w:rFonts w:ascii="微软雅黑" w:hAnsi="微软雅黑" w:cs="微软雅黑" w:hint="eastAsia"/>
+                                <w:color w:val="262626"/>
+                                <w:szCs w:val="21"/>
+                              </w:rPr>
+                              <w:t>Pinia</w:t>
+                            </w:r>
+                            <w:proofErr w:type="spellEnd"/>
+                            <w:r>
+                              <w:rPr>
+                                <w:rFonts w:ascii="微软雅黑" w:hAnsi="微软雅黑" w:cs="微软雅黑" w:hint="eastAsia"/>
+                                <w:color w:val="262626"/>
+                                <w:szCs w:val="21"/>
+                              </w:rPr>
+                              <w:t xml:space="preserve"> 进行全局状态管理，通过 Axios </w:t>
+                            </w:r>
+                            <w:r>
+                              <w:rPr>
+                                <w:rFonts w:ascii="微软雅黑" w:hAnsi="微软雅黑" w:cs="微软雅黑" w:hint="eastAsia"/>
+                                <w:color w:val="262626"/>
+                                <w:szCs w:val="21"/>
+                              </w:rPr>
+                              <w:t>向</w:t>
+                            </w:r>
+                            <w:r>
+                              <w:rPr>
+                                <w:rFonts w:ascii="微软雅黑" w:hAnsi="微软雅黑" w:cs="微软雅黑" w:hint="eastAsia"/>
+                                <w:color w:val="262626"/>
+                                <w:szCs w:val="21"/>
+                              </w:rPr>
+                              <w:t>后端 API 传递token、图片、音频等数据</w:t>
+                            </w:r>
+                            <w:r>
+                              <w:rPr>
+                                <w:rFonts w:ascii="微软雅黑" w:hAnsi="微软雅黑" w:cs="微软雅黑" w:hint="eastAsia"/>
+                                <w:color w:val="262626"/>
+                                <w:szCs w:val="21"/>
+                              </w:rPr>
+                              <w:t>；</w:t>
+                            </w:r>
+                            <w:r>
+                              <w:rPr>
+                                <w:rFonts w:ascii="微软雅黑" w:hAnsi="微软雅黑" w:cs="微软雅黑" w:hint="eastAsia"/>
+                                <w:color w:val="262626"/>
+                                <w:szCs w:val="21"/>
+                              </w:rPr>
+                              <w:t xml:space="preserve">  3. </w:t>
+                            </w:r>
+                            <w:r>
+                              <w:rPr>
+                                <w:rFonts w:ascii="微软雅黑" w:hAnsi="微软雅黑" w:cs="微软雅黑" w:hint="eastAsia"/>
+                                <w:color w:val="262626"/>
+                                <w:szCs w:val="21"/>
+                              </w:rPr>
+                              <w:t>使用 Django 管理</w:t>
+                            </w:r>
+                            <w:r>
+                              <w:rPr>
+                                <w:rFonts w:ascii="微软雅黑" w:hAnsi="微软雅黑" w:cs="微软雅黑" w:hint="eastAsia"/>
+                                <w:color w:val="262626"/>
+                                <w:szCs w:val="21"/>
+                              </w:rPr>
+                              <w:t>My</w:t>
+                            </w:r>
+                            <w:r>
+                              <w:rPr>
+                                <w:rFonts w:ascii="微软雅黑" w:hAnsi="微软雅黑" w:cs="微软雅黑" w:hint="eastAsia"/>
+                                <w:color w:val="262626"/>
+                                <w:szCs w:val="21"/>
+                              </w:rPr>
+                              <w:t>SQL</w:t>
+                            </w:r>
+                            <w:r>
+                              <w:rPr>
+                                <w:rFonts w:ascii="微软雅黑" w:hAnsi="微软雅黑" w:cs="微软雅黑" w:hint="eastAsia"/>
+                                <w:color w:val="262626"/>
+                                <w:szCs w:val="21"/>
+                              </w:rPr>
+                              <w:t>数据库和编写后端 API，实现身份认证，留言、图片等数据查询</w:t>
+                            </w:r>
+                            <w:r>
+                              <w:rPr>
+                                <w:rFonts w:ascii="微软雅黑" w:hAnsi="微软雅黑" w:cs="微软雅黑" w:hint="eastAsia"/>
+                                <w:color w:val="262626"/>
+                                <w:szCs w:val="21"/>
+                              </w:rPr>
+                              <w:t>和</w:t>
+                            </w:r>
+                            <w:r>
+                              <w:rPr>
+                                <w:rFonts w:ascii="微软雅黑" w:hAnsi="微软雅黑" w:cs="微软雅黑" w:hint="eastAsia"/>
+                                <w:color w:val="262626"/>
+                                <w:szCs w:val="21"/>
+                              </w:rPr>
+                              <w:t>文件上传</w:t>
+                            </w:r>
+                            <w:r>
+                              <w:rPr>
+                                <w:rFonts w:ascii="微软雅黑" w:hAnsi="微软雅黑" w:cs="微软雅黑" w:hint="eastAsia"/>
+                                <w:color w:val="262626"/>
+                                <w:szCs w:val="21"/>
+                              </w:rPr>
+                              <w:t>；</w:t>
+                            </w:r>
+                            <w:r>
+                              <w:rPr>
+                                <w:rFonts w:ascii="微软雅黑" w:hAnsi="微软雅黑" w:cs="微软雅黑" w:hint="eastAsia"/>
+                                <w:color w:val="262626"/>
+                                <w:szCs w:val="21"/>
+                              </w:rPr>
+                              <w:t xml:space="preserve"> 4. </w:t>
+                            </w:r>
+                            <w:r>
+                              <w:rPr>
+                                <w:rFonts w:ascii="微软雅黑" w:hAnsi="微软雅黑" w:cs="微软雅黑" w:hint="eastAsia"/>
+                                <w:color w:val="262626"/>
+                                <w:szCs w:val="21"/>
+                              </w:rPr>
+                              <w:t>并使用Nginx</w:t>
+                            </w:r>
+                            <w:r>
+                              <w:rPr>
+                                <w:rFonts w:ascii="微软雅黑" w:hAnsi="微软雅黑" w:cs="微软雅黑" w:hint="eastAsia"/>
+                                <w:color w:val="262626"/>
+                                <w:szCs w:val="21"/>
+                              </w:rPr>
+                              <w:t>解决跨域问题，</w:t>
+                            </w:r>
+                            <w:r>
+                              <w:rPr>
+                                <w:rFonts w:ascii="微软雅黑" w:hAnsi="微软雅黑" w:cs="微软雅黑" w:hint="eastAsia"/>
+                                <w:color w:val="262626"/>
+                                <w:szCs w:val="21"/>
+                              </w:rPr>
+                              <w:t>实现前后端分离部署</w:t>
+                            </w:r>
+                            <w:r>
+                              <w:rPr>
+                                <w:rFonts w:ascii="微软雅黑" w:hAnsi="微软雅黑" w:cs="微软雅黑" w:hint="eastAsia"/>
+                                <w:color w:val="262626"/>
+                                <w:szCs w:val="21"/>
+                              </w:rPr>
+                              <w:t>和</w:t>
+                            </w:r>
+                            <w:r>
+                              <w:rPr>
+                                <w:rFonts w:ascii="微软雅黑" w:hAnsi="微软雅黑" w:cs="微软雅黑" w:hint="eastAsia"/>
+                                <w:color w:val="262626"/>
+                                <w:szCs w:val="21"/>
+                              </w:rPr>
+                              <w:t>静态资源管理</w:t>
+                            </w:r>
+                            <w:r>
+                              <w:rPr>
+                                <w:rFonts w:ascii="微软雅黑" w:hAnsi="微软雅黑" w:cs="微软雅黑" w:hint="eastAsia"/>
+                                <w:color w:val="262626"/>
+                                <w:szCs w:val="21"/>
+                              </w:rPr>
+                              <w:t>。</w:t>
+                            </w:r>
+                          </w:p>
+                        </w:txbxContent>
+                      </wps:txbx>
+                      <wps:bodyPr vert="horz" wrap="square" lIns="91440" tIns="45720" rIns="91440" bIns="45720" anchor="t">
+                        <a:prstTxWarp prst="textNoShape">
+                          <a:avLst/>
+                        </a:prstTxWarp>
+                        <a:noAutofit/>
+                      </wps:bodyPr>
+                    </wps:wsp>
+                  </a:graphicData>
+                </a:graphic>
+                <wp14:sizeRelH relativeFrom="margin">
+                  <wp14:pctWidth>0</wp14:pctWidth>
+                </wp14:sizeRelH>
+                <wp14:sizeRelV relativeFrom="margin">
+                  <wp14:pctHeight>0</wp14:pctHeight>
+                </wp14:sizeRelV>
+              </wp:anchor>
+            </w:drawing>
+          </mc:Choice>
+          <mc:Fallback>
+            <w:pict>
+              <v:rect w14:anchorId="16B2F5BF" id="_x0000_s1027" style="position:absolute;left:0;text-align:left;margin-left:8.15pt;margin-top:542.05pt;width:525.5pt;height:159.15pt;z-index:251661312;visibility:visible;mso-wrap-style:square;mso-width-percent:0;mso-height-percent:0;mso-wrap-distance-left:0;mso-wrap-distance-top:0;mso-wrap-distance-right:0;mso-wrap-distance-bottom:0;mso-position-horizontal:absolute;mso-position-horizontal-relative:margin;mso-position-vertical:absolute;mso-position-vertical-relative:text;mso-width-percent:0;mso-height-percent:0;mso-width-relative:margin;mso-height-relative:margin;v-text-anchor:top" o:gfxdata="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" filled="f" stroked="f">
+                <v:textbox>
+                  <w:txbxContent>
+                    <w:p>
+                      <w:pPr>
+                        <w:spacing w:after="80" w:line="360" w:lineRule="exact"/>
+                        <w:rPr>
+                          <w:rFonts w:ascii="微软雅黑" w:hAnsi="微软雅黑" w:cs="微软雅黑"/>
+                          <w:color w:val="262626"/>
+                          <w:szCs w:val="21"/>
+                        </w:rPr>
+                      </w:pPr>
+                      <w:r>
+                        <w:rPr>
+                          <w:rFonts w:ascii="微软雅黑" w:hAnsi="微软雅黑" w:cs="微软雅黑" w:hint="eastAsia"/>
+                          <w:color w:val="262626"/>
+                          <w:szCs w:val="21"/>
+                        </w:rPr>
+                        <w:sym w:font="Wingdings 2" w:char="F097"/>
+                      </w:r>
+                      <w:r>
+                        <w:rPr>
+                          <w:rFonts w:ascii="微软雅黑" w:hAnsi="微软雅黑" w:cs="微软雅黑" w:hint="eastAsia"/>
+                          <w:color w:val="262626"/>
+                          <w:szCs w:val="21"/>
+                        </w:rPr>
+                        <w:t xml:space="preserve"> </w:t>
+                      </w:r>
+                      <w:r>
+                        <w:rPr>
+                          <w:rFonts w:ascii="微软雅黑" w:hAnsi="微软雅黑" w:cs="微软雅黑" w:hint="eastAsia"/>
+                          <w:color w:val="262626"/>
+                          <w:szCs w:val="21"/>
+                        </w:rPr>
+                        <w:t>项目描述：</w:t>
+                      </w:r>
+                      <w:r>
+                        <w:rPr>
+                          <w:rFonts w:ascii="微软雅黑" w:hAnsi="微软雅黑" w:cs="微软雅黑" w:hint="eastAsia"/>
+                          <w:color w:val="262626"/>
+                          <w:szCs w:val="21"/>
+                        </w:rPr>
+                        <w:t>基于Vue3+Django</w:t>
+                      </w:r>
+                      <w:r>
+                        <w:rPr>
+                          <w:rFonts w:ascii="微软雅黑" w:hAnsi="微软雅黑" w:cs="微软雅黑" w:hint="eastAsia"/>
+                          <w:color w:val="262626"/>
+                          <w:szCs w:val="21"/>
+                        </w:rPr>
+                        <w:t>，</w:t>
+                      </w:r>
+                      <w:r>
+                        <w:rPr>
+                          <w:rFonts w:ascii="微软雅黑" w:hAnsi="微软雅黑" w:cs="微软雅黑" w:hint="eastAsia"/>
+                          <w:color w:val="262626"/>
+                          <w:szCs w:val="21"/>
+                        </w:rPr>
+                        <w:t>独立完成了一个</w:t>
+                      </w:r>
+                      <w:r>
+                        <w:rPr>
+                          <w:rFonts w:ascii="微软雅黑" w:hAnsi="微软雅黑" w:cs="微软雅黑" w:hint="eastAsia"/>
+                          <w:color w:val="262626"/>
+                          <w:szCs w:val="21"/>
+                        </w:rPr>
+                        <w:t>前后端分离</w:t>
+                      </w:r>
+                      <w:r>
+                        <w:rPr>
+                          <w:rFonts w:ascii="微软雅黑" w:hAnsi="微软雅黑" w:cs="微软雅黑" w:hint="eastAsia"/>
+                          <w:color w:val="262626"/>
+                          <w:szCs w:val="21"/>
+                        </w:rPr>
+                        <w:t>的</w:t>
+                      </w:r>
+                      <w:r>
+                        <w:rPr>
+                          <w:rFonts w:ascii="微软雅黑" w:hAnsi="微软雅黑" w:cs="微软雅黑" w:hint="eastAsia"/>
+                          <w:color w:val="262626"/>
+                          <w:szCs w:val="21"/>
+                        </w:rPr>
+                        <w:t>多功能</w:t>
+                      </w:r>
+                      <w:r>
+                        <w:rPr>
+                          <w:rFonts w:ascii="微软雅黑" w:hAnsi="微软雅黑" w:cs="微软雅黑" w:hint="eastAsia"/>
+                          <w:color w:val="262626"/>
+                          <w:szCs w:val="21"/>
+                        </w:rPr>
+                        <w:t>Web 应用</w:t>
+                      </w:r>
+                      <w:r>
+                        <w:rPr>
+                          <w:rFonts w:ascii="微软雅黑" w:hAnsi="微软雅黑" w:cs="微软雅黑" w:hint="eastAsia"/>
+                          <w:color w:val="262626"/>
+                          <w:szCs w:val="21"/>
+                        </w:rPr>
+                        <w:t>，</w:t>
+                      </w:r>
+                      <w:r>
+                        <w:rPr>
+                          <w:rFonts w:ascii="微软雅黑" w:hAnsi="微软雅黑" w:cs="微软雅黑" w:hint="eastAsia"/>
+                          <w:color w:val="262626"/>
+                          <w:szCs w:val="21"/>
+                        </w:rPr>
+                        <w:t>支持用户注册登录，并集成用户留言、地图展示、AI 对话、天气查询及音乐播放上传等功能</w:t>
+                      </w:r>
+                      <w:r>
+                        <w:rPr>
+                          <w:rFonts w:ascii="微软雅黑" w:hAnsi="微软雅黑" w:cs="微软雅黑" w:hint="eastAsia"/>
+                          <w:color w:val="262626"/>
+                          <w:szCs w:val="21"/>
+                        </w:rPr>
+                        <w:t>。</w:t>
+                      </w:r>
+                    </w:p>
+                    <w:p>
+                      <w:pPr>
+                        <w:spacing w:after="80" w:line="360" w:lineRule="exact"/>
+                        <w:rPr>
+                          <w:rFonts w:ascii="微软雅黑" w:hAnsi="微软雅黑" w:cs="微软雅黑" w:hint="eastAsia"/>
+                          <w:color w:val="262626"/>
+                          <w:szCs w:val="21"/>
+                        </w:rPr>
+                      </w:pPr>
+                      <w:r>
+                        <w:rPr>
+                          <w:rFonts w:ascii="微软雅黑" w:hAnsi="微软雅黑" w:cs="微软雅黑" w:hint="eastAsia"/>
+                          <w:color w:val="262626"/>
+                          <w:szCs w:val="21"/>
+                        </w:rPr>
+                        <w:sym w:font="Wingdings 2" w:char="F097"/>
+                      </w:r>
+                      <w:r>
+                        <w:rPr>
+                          <w:rFonts w:ascii="微软雅黑" w:hAnsi="微软雅黑" w:cs="微软雅黑" w:hint="eastAsia"/>
+                          <w:color w:val="262626"/>
+                          <w:szCs w:val="21"/>
+                        </w:rPr>
+                        <w:t xml:space="preserve"> </w:t>
+                      </w:r>
+                      <w:r>
+                        <w:rPr>
+                          <w:rFonts w:ascii="微软雅黑" w:hAnsi="微软雅黑" w:cs="微软雅黑" w:hint="eastAsia"/>
+                          <w:color w:val="262626"/>
+                          <w:szCs w:val="21"/>
+                        </w:rPr>
+                        <w:t>技术</w:t>
+                      </w:r>
+                      <w:proofErr w:type="gramStart"/>
+                      <w:r>
+                        <w:rPr>
+                          <w:rFonts w:ascii="微软雅黑" w:hAnsi="微软雅黑" w:cs="微软雅黑" w:hint="eastAsia"/>
+                          <w:color w:val="262626"/>
+                          <w:szCs w:val="21"/>
+                        </w:rPr>
+                        <w:t>栈</w:t>
+                      </w:r>
+                      <w:proofErr w:type="gramEnd"/>
+                      <w:r>
+                        <w:rPr>
+                          <w:rFonts w:ascii="微软雅黑" w:hAnsi="微软雅黑" w:cs="微软雅黑" w:hint="eastAsia"/>
+                          <w:color w:val="262626"/>
+                          <w:szCs w:val="21"/>
+                        </w:rPr>
+                        <w:t>：Vue3+Vite+Axios+Pinia+Vue-Router+ElementPlus+MySQL+Django+Nginx</w:t>
+                      </w:r>
+                    </w:p>
+                    <w:p>
+                      <w:pPr>
+                        <w:spacing w:after="80" w:line="360" w:lineRule="exact"/>
+                        <w:rPr>
+                          <w:rFonts w:ascii="微软雅黑" w:hAnsi="微软雅黑" w:cs="微软雅黑" w:hint="eastAsia"/>
+                          <w:color w:val="262626"/>
+                          <w:szCs w:val="21"/>
+                        </w:rPr>
+                      </w:pPr>
+                      <w:r>
+                        <w:rPr>
+                          <w:rFonts w:ascii="微软雅黑" w:hAnsi="微软雅黑" w:cs="微软雅黑" w:hint="eastAsia"/>
+                          <w:color w:val="262626"/>
+                          <w:szCs w:val="21"/>
+                        </w:rPr>
+                        <w:sym w:font="Wingdings 2" w:char="F097"/>
+                      </w:r>
+                      <w:r>
+                        <w:rPr>
+                          <w:rFonts w:ascii="微软雅黑" w:hAnsi="微软雅黑" w:cs="微软雅黑" w:hint="eastAsia"/>
+                          <w:color w:val="262626"/>
+                          <w:szCs w:val="21"/>
+                        </w:rPr>
+                        <w:t xml:space="preserve"> </w:t>
+                      </w:r>
+                      <w:r>
+                        <w:rPr>
+                          <w:rFonts w:ascii="微软雅黑" w:hAnsi="微软雅黑" w:cs="微软雅黑" w:hint="eastAsia"/>
+                          <w:color w:val="262626"/>
+                          <w:szCs w:val="21"/>
+                        </w:rPr>
+                        <w:t>主要工作：</w:t>
+                      </w:r>
+                      <w:r>
+                        <w:rPr>
+                          <w:rFonts w:ascii="微软雅黑" w:hAnsi="微软雅黑" w:cs="微软雅黑" w:hint="eastAsia"/>
+                          <w:color w:val="262626"/>
+                          <w:szCs w:val="21"/>
+                        </w:rPr>
+                        <w:t xml:space="preserve">1. </w:t>
+                      </w:r>
+                      <w:r>
+                        <w:rPr>
+                          <w:rFonts w:ascii="微软雅黑" w:hAnsi="微软雅黑" w:cs="微软雅黑" w:hint="eastAsia"/>
+                          <w:color w:val="262626"/>
+                          <w:szCs w:val="21"/>
+                        </w:rPr>
+                        <w:t>调用百度地图、DeepSeek 等第三方 API，实现地图与 AI 对话功能</w:t>
+                      </w:r>
+                      <w:r>
+                        <w:rPr>
+                          <w:rFonts w:ascii="微软雅黑" w:hAnsi="微软雅黑" w:cs="微软雅黑" w:hint="eastAsia"/>
+                          <w:color w:val="262626"/>
+                          <w:szCs w:val="21"/>
+                        </w:rPr>
+                        <w:t>；</w:t>
+                      </w:r>
+                      <w:r>
+                        <w:rPr>
+                          <w:rFonts w:ascii="微软雅黑" w:hAnsi="微软雅黑" w:cs="微软雅黑" w:hint="eastAsia"/>
+                          <w:color w:val="262626"/>
+                          <w:szCs w:val="21"/>
+                        </w:rPr>
+                        <w:t xml:space="preserve">  2. </w:t>
+                      </w:r>
+                      <w:r>
+                        <w:rPr>
+                          <w:rFonts w:ascii="微软雅黑" w:hAnsi="微软雅黑" w:cs="微软雅黑" w:hint="eastAsia"/>
+                          <w:color w:val="262626"/>
+                          <w:szCs w:val="21"/>
+                        </w:rPr>
+                        <w:t>使用 Vue Router 实现组件跳转、</w:t>
+                      </w:r>
+                      <w:r>
+                        <w:rPr>
+                          <w:rFonts w:ascii="微软雅黑" w:hAnsi="微软雅黑" w:cs="微软雅黑" w:hint="eastAsia"/>
+                          <w:color w:val="262626"/>
+                          <w:szCs w:val="21"/>
+                        </w:rPr>
+                        <w:t>路由管理</w:t>
+                      </w:r>
+                      <w:r>
+                        <w:rPr>
+                          <w:rFonts w:ascii="微软雅黑" w:hAnsi="微软雅黑" w:cs="微软雅黑" w:hint="eastAsia"/>
+                          <w:color w:val="262626"/>
+                          <w:szCs w:val="21"/>
+                        </w:rPr>
+                        <w:t xml:space="preserve">，基于 </w:t>
+                      </w:r>
+                      <w:proofErr w:type="spellStart"/>
+                      <w:r>
+                        <w:rPr>
+                          <w:rFonts w:ascii="微软雅黑" w:hAnsi="微软雅黑" w:cs="微软雅黑" w:hint="eastAsia"/>
+                          <w:color w:val="262626"/>
+                          <w:szCs w:val="21"/>
+                        </w:rPr>
+                        <w:t>Pinia</w:t>
+                      </w:r>
+                      <w:proofErr w:type="spellEnd"/>
+                      <w:r>
+                        <w:rPr>
+                          <w:rFonts w:ascii="微软雅黑" w:hAnsi="微软雅黑" w:cs="微软雅黑" w:hint="eastAsia"/>
+                          <w:color w:val="262626"/>
+                          <w:szCs w:val="21"/>
+                        </w:rPr>
+                        <w:t xml:space="preserve"> 进行全局状态管理，通过 Axios </w:t>
+                      </w:r>
+                      <w:r>
+                        <w:rPr>
+                          <w:rFonts w:ascii="微软雅黑" w:hAnsi="微软雅黑" w:cs="微软雅黑" w:hint="eastAsia"/>
+                          <w:color w:val="262626"/>
+                          <w:szCs w:val="21"/>
+                        </w:rPr>
+                        <w:t>向</w:t>
+                      </w:r>
+                      <w:r>
+                        <w:rPr>
+                          <w:rFonts w:ascii="微软雅黑" w:hAnsi="微软雅黑" w:cs="微软雅黑" w:hint="eastAsia"/>
+                          <w:color w:val="262626"/>
+                          <w:szCs w:val="21"/>
+                        </w:rPr>
+                        <w:t>后端 API 传递token、图片、音频等数据</w:t>
+                      </w:r>
+                      <w:r>
+                        <w:rPr>
+                          <w:rFonts w:ascii="微软雅黑" w:hAnsi="微软雅黑" w:cs="微软雅黑" w:hint="eastAsia"/>
+                          <w:color w:val="262626"/>
+                          <w:szCs w:val="21"/>
+                        </w:rPr>
+                        <w:t>；</w:t>
+                      </w:r>
+                      <w:r>
+                        <w:rPr>
+                          <w:rFonts w:ascii="微软雅黑" w:hAnsi="微软雅黑" w:cs="微软雅黑" w:hint="eastAsia"/>
+                          <w:color w:val="262626"/>
+                          <w:szCs w:val="21"/>
+                        </w:rPr>
+                        <w:t xml:space="preserve">  3. </w:t>
+                      </w:r>
+                      <w:r>
+                        <w:rPr>
+                          <w:rFonts w:ascii="微软雅黑" w:hAnsi="微软雅黑" w:cs="微软雅黑" w:hint="eastAsia"/>
+                          <w:color w:val="262626"/>
+                          <w:szCs w:val="21"/>
+                        </w:rPr>
+                        <w:t>使用 Django 管理</w:t>
+                      </w:r>
+                      <w:r>
+                        <w:rPr>
+                          <w:rFonts w:ascii="微软雅黑" w:hAnsi="微软雅黑" w:cs="微软雅黑" w:hint="eastAsia"/>
+                          <w:color w:val="262626"/>
+                          <w:szCs w:val="21"/>
+                        </w:rPr>
+                        <w:t>My</w:t>
+                      </w:r>
+                      <w:r>
+                        <w:rPr>
+                          <w:rFonts w:ascii="微软雅黑" w:hAnsi="微软雅黑" w:cs="微软雅黑" w:hint="eastAsia"/>
+                          <w:color w:val="262626"/>
+                          <w:szCs w:val="21"/>
+                        </w:rPr>
+                        <w:t>SQL</w:t>
+                      </w:r>
+                      <w:r>
+                        <w:rPr>
+                          <w:rFonts w:ascii="微软雅黑" w:hAnsi="微软雅黑" w:cs="微软雅黑" w:hint="eastAsia"/>
+                          <w:color w:val="262626"/>
+                          <w:szCs w:val="21"/>
+                        </w:rPr>
+                        <w:t>数据库和编写后端 API，实现身份认证，留言、图片等数据查询</w:t>
+                      </w:r>
+                      <w:r>
+                        <w:rPr>
+                          <w:rFonts w:ascii="微软雅黑" w:hAnsi="微软雅黑" w:cs="微软雅黑" w:hint="eastAsia"/>
+                          <w:color w:val="262626"/>
+                          <w:szCs w:val="21"/>
+                        </w:rPr>
+                        <w:t>和</w:t>
+                      </w:r>
+                      <w:r>
+                        <w:rPr>
+                          <w:rFonts w:ascii="微软雅黑" w:hAnsi="微软雅黑" w:cs="微软雅黑" w:hint="eastAsia"/>
+                          <w:color w:val="262626"/>
+                          <w:szCs w:val="21"/>
+                        </w:rPr>
+                        <w:t>文件上传</w:t>
+                      </w:r>
+                      <w:r>
+                        <w:rPr>
+                          <w:rFonts w:ascii="微软雅黑" w:hAnsi="微软雅黑" w:cs="微软雅黑" w:hint="eastAsia"/>
+                          <w:color w:val="262626"/>
+                          <w:szCs w:val="21"/>
+                        </w:rPr>
+                        <w:t>；</w:t>
+                      </w:r>
+                      <w:r>
+                        <w:rPr>
+                          <w:rFonts w:ascii="微软雅黑" w:hAnsi="微软雅黑" w:cs="微软雅黑" w:hint="eastAsia"/>
+                          <w:color w:val="262626"/>
+                          <w:szCs w:val="21"/>
+                        </w:rPr>
+                        <w:t xml:space="preserve"> 4. </w:t>
+                      </w:r>
+                      <w:r>
+                        <w:rPr>
+                          <w:rFonts w:ascii="微软雅黑" w:hAnsi="微软雅黑" w:cs="微软雅黑" w:hint="eastAsia"/>
+                          <w:color w:val="262626"/>
+                          <w:szCs w:val="21"/>
+                        </w:rPr>
+                        <w:t>并使用Nginx</w:t>
+                      </w:r>
+                      <w:r>
+                        <w:rPr>
+                          <w:rFonts w:ascii="微软雅黑" w:hAnsi="微软雅黑" w:cs="微软雅黑" w:hint="eastAsia"/>
+                          <w:color w:val="262626"/>
+                          <w:szCs w:val="21"/>
+                        </w:rPr>
+                        <w:t>解决跨域问题，</w:t>
+                      </w:r>
+                      <w:r>
+                        <w:rPr>
+                          <w:rFonts w:ascii="微软雅黑" w:hAnsi="微软雅黑" w:cs="微软雅黑" w:hint="eastAsia"/>
+                          <w:color w:val="262626"/>
+                          <w:szCs w:val="21"/>
+                        </w:rPr>
+                        <w:t>实现前后端分离部署</w:t>
+                      </w:r>
+                      <w:r>
+                        <w:rPr>
+                          <w:rFonts w:ascii="微软雅黑" w:hAnsi="微软雅黑" w:cs="微软雅黑" w:hint="eastAsia"/>
+                          <w:color w:val="262626"/>
+                          <w:szCs w:val="21"/>
+                        </w:rPr>
+                        <w:t>和</w:t>
+                      </w:r>
+                      <w:r>
+                        <w:rPr>
+                          <w:rFonts w:ascii="微软雅黑" w:hAnsi="微软雅黑" w:cs="微软雅黑" w:hint="eastAsia"/>
+                          <w:color w:val="262626"/>
+                          <w:szCs w:val="21"/>
+                        </w:rPr>
+                        <w:t>静态资源管理</w:t>
+                      </w:r>
+                      <w:r>
+                        <w:rPr>
+                          <w:rFonts w:ascii="微软雅黑" w:hAnsi="微软雅黑" w:cs="微软雅黑" w:hint="eastAsia"/>
+                          <w:color w:val="262626"/>
+                          <w:szCs w:val="21"/>
+                        </w:rPr>
+                        <w:t>。</w:t>
+                      </w:r>
+                    </w:p>
+                  </w:txbxContent>
+                </v:textbox>
+                <w10:wrap anchorx="margin"/>
+              </v:rect>
+            </w:pict>
+          </mc:Fallback>
+        </mc:AlternateContent>
+      </w:r>
+      <w:r>
+        <w:rPr>
+          <w:noProof/>
+        </w:rPr>
+        <mc:AlternateContent>
+          <mc:Choice Requires="wpg">
+            <w:drawing>
+              <wp:anchor distT="0" distB="0" distL="0" distR="0" simplePos="0" relativeHeight="251659264" behindDoc="0" locked="0" layoutInCell="1" allowOverlap="1" wp14:anchorId="41F7C477" wp14:editId="468A29BD">
+                <wp:simplePos x="0" y="0"/>
+                <wp:positionH relativeFrom="margin">
+                  <wp:posOffset>-59690</wp:posOffset>
+                </wp:positionH>
+                <wp:positionV relativeFrom="paragraph">
+                  <wp:posOffset>6639873</wp:posOffset>
+                </wp:positionV>
+                <wp:extent cx="6676390" cy="454660"/>
+                <wp:effectExtent l="0" t="0" r="29210" b="0"/>
+                <wp:wrapNone/>
+                <wp:docPr id="701279334" name="组合 1"/>
+                <wp:cNvGraphicFramePr>
+                  <a:graphicFrameLocks xmlns:a="http://schemas.openxmlformats.org/drawingml/2006/main"/>
+                </wp:cNvGraphicFramePr>
+                <a:graphic xmlns:a="http://schemas.openxmlformats.org/drawingml/2006/main">
+                  <a:graphicData uri="http://schemas.microsoft.com/office/word/2010/wordprocessingGroup">
+                    <wpg:wgp>
+                      <wpg:cNvGrpSpPr>
+                        <a:grpSpLocks/>
+                      </wpg:cNvGrpSpPr>
+                      <wpg:grpSpPr>
+                        <a:xfrm>
+                          <a:off x="0" y="0"/>
+                          <a:ext cx="6676390" cy="454660"/>
+                          <a:chOff x="0" y="-25734"/>
+                          <a:chExt cx="6702239" cy="456341"/>
+                        </a:xfrm>
+                      </wpg:grpSpPr>
+                      <wpg:grpSp>
+                        <wpg:cNvPr id="121636625" name="组合 121636625"/>
+                        <wpg:cNvGrpSpPr/>
+                        <wpg:grpSpPr>
+                          <a:xfrm>
+                            <a:off x="0" y="28611"/>
+                            <a:ext cx="6702239" cy="330613"/>
+                            <a:chOff x="0" y="-29755"/>
+                            <a:chExt cx="6702239" cy="330613"/>
+                          </a:xfrm>
+                        </wpg:grpSpPr>
+                        <wps:wsp>
+                          <wps:cNvPr id="248150330" name="直角三角形 248150330"/>
+                          <wps:cNvSpPr/>
+                          <wps:spPr>
+                            <a:xfrm rot="10800000">
+                              <a:off x="0" y="224406"/>
+                              <a:ext cx="144011" cy="76452"/>
+                            </a:xfrm>
+                            <a:prstGeom prst="rtTriangle">
+                              <a:avLst/>
+                            </a:prstGeom>
+                            <a:solidFill>
+                              <a:srgbClr val="143F6A"/>
+                            </a:solidFill>
+                            <a:ln>
+                              <a:noFill/>
+                            </a:ln>
+                          </wps:spPr>
+                          <wps:bodyPr>
+                            <a:prstTxWarp prst="textNoShape">
+                              <a:avLst/>
+                            </a:prstTxWarp>
+                          </wps:bodyPr>
+                        </wps:wsp>
+                        <wps:wsp>
+                          <wps:cNvPr id="2012034089" name="直接连接符 2012034089"/>
+                          <wps:cNvCnPr/>
+                          <wps:spPr>
+                            <a:xfrm>
+                              <a:off x="53979" y="216091"/>
+                              <a:ext cx="6648260" cy="0"/>
+                            </a:xfrm>
+                            <a:prstGeom prst="line">
+                              <a:avLst/>
+                            </a:prstGeom>
+                            <a:ln w="9525" cap="flat" cmpd="sng">
+                              <a:solidFill>
+                                <a:srgbClr val="5F73B2"/>
+                              </a:solidFill>
+                              <a:prstDash val="solid"/>
+                              <a:round/>
+                              <a:headEnd/>
+                              <a:tailEnd/>
+                            </a:ln>
+                          </wps:spPr>
+                          <wps:bodyPr/>
+                        </wps:wsp>
+                        <wps:wsp>
+                          <wps:cNvPr id="2039000986" name="矩形 2039000986"/>
+                          <wps:cNvSpPr/>
+                          <wps:spPr>
+                            <a:xfrm>
+                              <a:off x="0" y="-29755"/>
+                              <a:ext cx="1210310" cy="256451"/>
+                            </a:xfrm>
+                            <a:prstGeom prst="rect">
+                              <a:avLst/>
+                            </a:prstGeom>
+                            <a:solidFill>
+                              <a:srgbClr val="5F73B2"/>
+                            </a:solidFill>
+                            <a:ln>
+                              <a:noFill/>
+                            </a:ln>
+                          </wps:spPr>
+                          <wps:bodyPr>
+                            <a:prstTxWarp prst="textNoShape">
+                              <a:avLst/>
+                            </a:prstTxWarp>
+                          </wps:bodyPr>
+                        </wps:wsp>
+                      </wpg:grpSp>
+                      <wps:wsp>
+                        <wps:cNvPr id="1407035426" name="矩形 1407035426"/>
+                        <wps:cNvSpPr/>
+                        <wps:spPr>
+                          <a:xfrm>
+                            <a:off x="130362" y="-25734"/>
+                            <a:ext cx="920812" cy="456341"/>
+                          </a:xfrm>
+                          <a:prstGeom prst="rect">
+                            <a:avLst/>
+                          </a:prstGeom>
+                          <a:ln>
+                            <a:noFill/>
+                          </a:ln>
+                        </wps:spPr>
+                        <wps:txbx>
+                          <w:txbxContent>
+                            <w:p>
+                              <w:pPr>
+                                <w:adjustRightInd w:val="0"/>
+                                <w:snapToGrid w:val="0"/>
+                                <w:spacing w:line="20" w:lineRule="atLeast"/>
+                                <w:jc w:val="center"/>
+                                <w:rPr>
+                                  <w:rFonts w:hint="eastAsia"/>
+                                  <w:b/>
+                                  <w:color w:val="FFFFFF"/>
+                                  <w:sz w:val="24"/>
+                                  <w:szCs w:val="24"/>
+                                </w:rPr>
+                              </w:pPr>
+                              <w:r>
+                                <w:rPr>
+                                  <w:rFonts w:ascii="微软雅黑" w:hAnsi="微软雅黑" w:hint="eastAsia"/>
+                                  <w:b/>
+                                  <w:color w:val="FFFFFF"/>
+                                  <w:sz w:val="24"/>
+                                  <w:szCs w:val="24"/>
+                                </w:rPr>
+                                <w:t>项目经</w:t>
+                              </w:r>
+                              <w:r>
+                                <w:rPr>
+                                  <w:rFonts w:ascii="微软雅黑" w:hAnsi="微软雅黑" w:hint="eastAsia"/>
+                                  <w:b/>
+                                  <w:color w:val="FFFFFF"/>
+                                  <w:sz w:val="24"/>
+                                  <w:szCs w:val="24"/>
+                                </w:rPr>
+                                <w:t>验</w:t>
+                              </w:r>
+                            </w:p>
+                          </w:txbxContent>
+                        </wps:txbx>
+                        <wps:bodyPr vert="horz" wrap="square" lIns="91440" tIns="45720" rIns="91440" bIns="45720" anchor="ctr">
+                          <a:prstTxWarp prst="textNoShape">
+                            <a:avLst/>
+                          </a:prstTxWarp>
+                          <a:noAutofit/>
+                        </wps:bodyPr>
+                      </wps:wsp>
+                    </wpg:wgp>
+                  </a:graphicData>
+                </a:graphic>
+                <wp14:sizeRelH relativeFrom="margin">
+                  <wp14:pctWidth>0</wp14:pctWidth>
+                </wp14:sizeRelH>
+                <wp14:sizeRelV relativeFrom="margin">
+                  <wp14:pctHeight>0</wp14:pctHeight>
+                </wp14:sizeRelV>
+              </wp:anchor>
+            </w:drawing>
+          </mc:Choice>
+          <mc:Fallback>
+            <w:pict>
+              <v:group w14:anchorId="41F7C477" id="组合 1" o:spid="_x0000_s1028" style="position:absolute;left:0;text-align:left;margin-left:-4.7pt;margin-top:522.8pt;width:525.7pt;height:35.8pt;z-index:251659264;mso-wrap-distance-left:0;mso-wrap-distance-right:0;mso-position-horizontal-relative:margin;mso-width-relative:margin;mso-height-relative:margin" coordorigin=",-257" coordsize="67022,4563" o:gfxdata="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">
+                <v:group id="组合 121636625" o:spid="_x0000_s1029" style="position:absolute;top:286;width:67022;height:3306" coordorigin=",-297" coordsize="67022,3306" o:gfxdata="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">
+                  <v:shapetype id="_x0000_t6" coordsize="21600,21600" o:spt="6" path="m,l,21600r21600,xe">
+                    <v:stroke joinstyle="miter"/>
+                    <v:path gradientshapeok="t" o:connecttype="custom" o:connectlocs="0,0;0,10800;0,21600;10800,21600;21600,21600;10800,10800" textboxrect="1800,12600,12600,19800"/>
+                  </v:shapetype>
+                  <v:shape id="直角三角形 248150330" o:spid="_x0000_s1030" type="#_x0000_t6" style="position:absolute;top:2244;width:1440;height:764;rotation:180;visibility:visible;mso-wrap-style:square;v-text-anchor:top" o:gfxdata="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" fillcolor="#143f6a" stroked="f"/>
+                  <v:line id="直接连接符 2012034089" o:spid="_x0000_s1031" style="position:absolute;visibility:visible;mso-wrap-style:square" from="539,2160" to="67022,2160" o:connectortype="straight" o:gfxdata="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" strokecolor="#5f73b2"/>
+                  <v:rect id="矩形 2039000986" o:spid="_x0000_s1032" style="position:absolute;top:-297;width:12103;height:2563;visibility:visible;mso-wrap-style:square;v-text-anchor:top" o:gfxdata="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" fillcolor="#5f73b2" stroked="f"/>
+                </v:group>
+                <v:rect id="矩形 1407035426" o:spid="_x0000_s1033" style="position:absolute;left:1303;top:-257;width:9208;height:4563;visibility:visible;mso-wrap-style:square;v-text-anchor:middle" o:gfxdata="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" filled="f" stroked="f">
+                  <v:textbox>
+                    <w:txbxContent>
+                      <w:p>
+                        <w:pPr>
+                          <w:adjustRightInd w:val="0"/>
+                          <w:snapToGrid w:val="0"/>
+                          <w:spacing w:line="20" w:lineRule="atLeast"/>
+                          <w:jc w:val="center"/>
+                          <w:rPr>
+                            <w:rFonts w:hint="eastAsia"/>
+                            <w:b/>
+                            <w:color w:val="FFFFFF"/>
+                            <w:sz w:val="24"/>
+                            <w:szCs w:val="24"/>
+                          </w:rPr>
+                        </w:pPr>
+                        <w:r>
+                          <w:rPr>
+                            <w:rFonts w:ascii="微软雅黑" w:hAnsi="微软雅黑" w:hint="eastAsia"/>
+                            <w:b/>
+                            <w:color w:val="FFFFFF"/>
+                            <w:sz w:val="24"/>
+                            <w:szCs w:val="24"/>
+                          </w:rPr>
+                          <w:t>项目经</w:t>
+                        </w:r>
+                        <w:r>
+                          <w:rPr>
+                            <w:rFonts w:ascii="微软雅黑" w:hAnsi="微软雅黑" w:hint="eastAsia"/>
+                            <w:b/>
+                            <w:color w:val="FFFFFF"/>
+                            <w:sz w:val="24"/>
+                            <w:szCs w:val="24"/>
+                          </w:rPr>
+                          <w:t>验</w:t>
+                        </w:r>
+                      </w:p>
+                    </w:txbxContent>
+                  </v:textbox>
+                </v:rect>
+                <w10:wrap anchorx="margin"/>
+              </v:group>
+            </w:pict>
+          </mc:Fallback>
+        </mc:AlternateContent>
+      </w:r>
+      <w:r>
+        <w:rPr>
+          <w:noProof/>
+        </w:rPr>
+        <mc:AlternateContent>
+          <mc:Choice Requires="wps">
+            <w:drawing>
+              <wp:anchor distT="0" distB="0" distL="0" distR="0" simplePos="0" relativeHeight="12" behindDoc="0" locked="0" layoutInCell="1" allowOverlap="1" wp14:anchorId="0A4E2012" wp14:editId="74EBCDCA">
+                <wp:simplePos x="0" y="0"/>
+                <wp:positionH relativeFrom="margin">
+                  <wp:align>right</wp:align>
+                </wp:positionH>
+                <wp:positionV relativeFrom="paragraph">
+                  <wp:posOffset>4315973</wp:posOffset>
+                </wp:positionV>
+                <wp:extent cx="6541769" cy="2569580"/>
+                <wp:effectExtent l="0" t="0" r="0" b="0"/>
+                <wp:wrapNone/>
+                <wp:docPr id="1026" name="文本框 7"/>
+                <wp:cNvGraphicFramePr>
+                  <a:graphicFrameLocks xmlns:a="http://schemas.openxmlformats.org/drawingml/2006/main"/>
+                </wp:cNvGraphicFramePr>
+                <a:graphic xmlns:a="http://schemas.openxmlformats.org/drawingml/2006/main">
+                  <a:graphicData uri="http://schemas.microsoft.com/office/word/2010/wordprocessingShape">
+                    <wps:wsp>
+                      <wps:cNvSpPr>
+                        <a:spLocks/>
+                      </wps:cNvSpPr>
+                      <wps:spPr>
+                        <a:xfrm>
+                          <a:off x="0" y="0"/>
+                          <a:ext cx="6541769" cy="2569580"/>
+                        </a:xfrm>
+                        <a:prstGeom prst="rect">
+                          <a:avLst/>
+                        </a:prstGeom>
+                        <a:ln>
+                          <a:noFill/>
+                        </a:ln>
+                      </wps:spPr>
+                      <wps:txbx>
+                        <w:txbxContent>
+                          <w:p>
+                            <w:pPr>
+                              <w:pStyle w:val="1"/>
+                              <w:adjustRightInd w:val="0"/>
+                              <w:snapToGrid w:val="0"/>
+                              <w:spacing w:after="80" w:line="216" w:lineRule="auto"/>
+                              <w:ind w:firstLineChars="0" w:firstLine="0"/>
+                              <w:rPr>
+                                <w:rFonts w:ascii="微软雅黑" w:eastAsia="微软雅黑" w:hAnsi="微软雅黑" w:cs="微软雅黑" w:hint="eastAsia"/>
+                                <w:color w:val="262626"/>
+                                <w:szCs w:val="21"/>
+                              </w:rPr>
+                            </w:pPr>
+                            <w:r>
+                              <w:rPr>
+                                <w:rFonts w:ascii="微软雅黑" w:eastAsia="微软雅黑" w:hAnsi="微软雅黑" w:cs="微软雅黑" w:hint="eastAsia"/>
+                                <w:color w:val="262626"/>
+                                <w:szCs w:val="21"/>
+                              </w:rPr>
+                              <w:sym w:font="Wingdings 2" w:char="F097"/>
+                            </w:r>
+                            <w:r>
+                              <w:rPr>
+                                <w:rFonts w:ascii="微软雅黑" w:eastAsia="微软雅黑" w:hAnsi="微软雅黑" w:cs="微软雅黑" w:hint="eastAsia"/>
+                                <w:color w:val="262626"/>
+                                <w:szCs w:val="21"/>
+                              </w:rPr>
+                              <w:t xml:space="preserve"> </w:t>
+                            </w:r>
+                            <w:r>
+                              <w:rPr>
+                                <w:rFonts w:ascii="微软雅黑" w:eastAsia="微软雅黑" w:hAnsi="微软雅黑" w:cs="微软雅黑" w:hint="eastAsia"/>
+                                <w:color w:val="262626"/>
+                                <w:szCs w:val="21"/>
+                              </w:rPr>
+                              <w:t>取得大学英语六级证书，英语会话、阅读、写作优秀</w:t>
+                            </w:r>
+                            <w:r>
+                              <w:rPr>
+                                <w:rFonts w:ascii="微软雅黑" w:eastAsia="微软雅黑" w:hAnsi="微软雅黑" w:cs="微软雅黑"/>
+                                <w:color w:val="262626"/>
+                                <w:szCs w:val="21"/>
+                              </w:rPr>
+                              <w:t>。</w:t>
+                            </w:r>
+                          </w:p>
+                          <w:p>
+                            <w:pPr>
+                              <w:pStyle w:val="1"/>
+                              <w:adjustRightInd w:val="0"/>
+                              <w:snapToGrid w:val="0"/>
+                              <w:spacing w:after="80" w:line="216" w:lineRule="auto"/>
+                              <w:ind w:firstLineChars="0" w:firstLine="0"/>
+                              <w:rPr>
+                                <w:rFonts w:ascii="微软雅黑" w:eastAsia="微软雅黑" w:hAnsi="微软雅黑" w:cs="微软雅黑" w:hint="eastAsia"/>
+                                <w:color w:val="262626"/>
+                                <w:szCs w:val="21"/>
+                              </w:rPr>
+                            </w:pPr>
+                            <w:r>
+                              <w:rPr>
+                                <w:rFonts w:ascii="微软雅黑" w:eastAsia="微软雅黑" w:hAnsi="微软雅黑" w:cs="微软雅黑" w:hint="eastAsia"/>
+                                <w:color w:val="262626"/>
+                                <w:szCs w:val="21"/>
+                              </w:rPr>
+                              <w:sym w:font="Wingdings 2" w:char="F097"/>
+                            </w:r>
+                            <w:r>
+                              <w:rPr>
+                                <w:rFonts w:ascii="微软雅黑" w:eastAsia="微软雅黑" w:hAnsi="微软雅黑" w:cs="微软雅黑" w:hint="eastAsia"/>
+                                <w:color w:val="262626"/>
+                                <w:szCs w:val="21"/>
+                              </w:rPr>
+                              <w:t xml:space="preserve"> 熟悉</w:t>
+                            </w:r>
+                            <w:r>
+                              <w:rPr>
+                                <w:rFonts w:ascii="微软雅黑" w:eastAsia="微软雅黑" w:hAnsi="微软雅黑" w:cs="微软雅黑" w:hint="eastAsia"/>
+                                <w:color w:val="262626"/>
+                                <w:szCs w:val="21"/>
+                              </w:rPr>
+                              <w:t>HTML</w:t>
+                            </w:r>
+                            <w:r>
+                              <w:rPr>
+                                <w:rFonts w:ascii="微软雅黑" w:eastAsia="微软雅黑" w:hAnsi="微软雅黑" w:cs="微软雅黑" w:hint="eastAsia"/>
+                                <w:color w:val="262626"/>
+                                <w:szCs w:val="21"/>
+                              </w:rPr>
+                              <w:t>5</w:t>
+                            </w:r>
+                            <w:r>
+                              <w:rPr>
+                                <w:rFonts w:ascii="微软雅黑" w:eastAsia="微软雅黑" w:hAnsi="微软雅黑" w:cs="微软雅黑" w:hint="eastAsia"/>
+                                <w:color w:val="262626"/>
+                                <w:szCs w:val="21"/>
+                              </w:rPr>
+                              <w:t>和</w:t>
+                            </w:r>
+                            <w:r>
+                              <w:rPr>
+                                <w:rFonts w:ascii="微软雅黑" w:eastAsia="微软雅黑" w:hAnsi="微软雅黑" w:cs="微软雅黑" w:hint="eastAsia"/>
+                                <w:color w:val="262626"/>
+                                <w:szCs w:val="21"/>
+                              </w:rPr>
+                              <w:t>CSS</w:t>
+                            </w:r>
+                            <w:r>
+                              <w:rPr>
+                                <w:rFonts w:ascii="微软雅黑" w:eastAsia="微软雅黑" w:hAnsi="微软雅黑" w:cs="微软雅黑" w:hint="eastAsia"/>
+                                <w:color w:val="262626"/>
+                                <w:szCs w:val="21"/>
+                              </w:rPr>
+                              <w:t>3</w:t>
+                            </w:r>
+                            <w:r>
+                              <w:rPr>
+                                <w:rFonts w:ascii="微软雅黑" w:eastAsia="微软雅黑" w:hAnsi="微软雅黑" w:cs="微软雅黑" w:hint="eastAsia"/>
+                                <w:color w:val="262626"/>
+                                <w:szCs w:val="21"/>
+                              </w:rPr>
+                              <w:t>，</w:t>
+                            </w:r>
+                            <w:r>
+                              <w:rPr>
+                                <w:rFonts w:ascii="微软雅黑" w:eastAsia="微软雅黑" w:hAnsi="微软雅黑" w:cs="微软雅黑"/>
+                                <w:color w:val="262626"/>
+                                <w:szCs w:val="21"/>
+                              </w:rPr>
+                              <w:t>能够</w:t>
+                            </w:r>
+                            <w:r>
+                              <w:rPr>
+                                <w:rFonts w:ascii="微软雅黑" w:eastAsia="微软雅黑" w:hAnsi="微软雅黑" w:cs="微软雅黑" w:hint="eastAsia"/>
+                                <w:color w:val="262626"/>
+                                <w:szCs w:val="21"/>
+                              </w:rPr>
+                              <w:t>基于</w:t>
+                            </w:r>
+                            <w:r>
+                              <w:rPr>
+                                <w:rFonts w:ascii="微软雅黑" w:eastAsia="微软雅黑" w:hAnsi="微软雅黑" w:cs="微软雅黑" w:hint="eastAsia"/>
+                                <w:color w:val="262626"/>
+                                <w:szCs w:val="21"/>
+                              </w:rPr>
+                              <w:t>Flex、Grid</w:t>
+                            </w:r>
+                            <w:r>
+                              <w:rPr>
+                                <w:rFonts w:ascii="微软雅黑" w:eastAsia="微软雅黑" w:hAnsi="微软雅黑" w:cs="微软雅黑" w:hint="eastAsia"/>
+                                <w:color w:val="262626"/>
+                                <w:szCs w:val="21"/>
+                              </w:rPr>
+                              <w:t>实现页面布局</w:t>
+                            </w:r>
+                            <w:r>
+                              <w:rPr>
+                                <w:rFonts w:ascii="微软雅黑" w:eastAsia="微软雅黑" w:hAnsi="微软雅黑" w:cs="微软雅黑" w:hint="eastAsia"/>
+                                <w:color w:val="262626"/>
+                                <w:szCs w:val="21"/>
+                              </w:rPr>
+                              <w:t>与</w:t>
+                            </w:r>
+                            <w:r>
+                              <w:rPr>
+                                <w:rFonts w:ascii="微软雅黑" w:eastAsia="微软雅黑" w:hAnsi="微软雅黑" w:cs="微软雅黑" w:hint="eastAsia"/>
+                                <w:color w:val="262626"/>
+                                <w:szCs w:val="21"/>
+                              </w:rPr>
+                              <w:t>实现</w:t>
+                            </w:r>
+                            <w:r>
+                              <w:rPr>
+                                <w:rFonts w:ascii="微软雅黑" w:eastAsia="微软雅黑" w:hAnsi="微软雅黑" w:cs="微软雅黑" w:hint="eastAsia"/>
+                                <w:color w:val="262626"/>
+                                <w:szCs w:val="21"/>
+                              </w:rPr>
+                              <w:t>@media</w:t>
+                            </w:r>
+                            <w:r>
+                              <w:rPr>
+                                <w:rFonts w:ascii="微软雅黑" w:eastAsia="微软雅黑" w:hAnsi="微软雅黑" w:cs="微软雅黑"/>
+                                <w:color w:val="262626"/>
+                                <w:szCs w:val="21"/>
+                              </w:rPr>
+                              <w:t>响应式</w:t>
+                            </w:r>
+                            <w:r>
+                              <w:rPr>
+                                <w:rFonts w:ascii="微软雅黑" w:eastAsia="微软雅黑" w:hAnsi="微软雅黑" w:cs="微软雅黑" w:hint="eastAsia"/>
+                                <w:color w:val="262626"/>
+                                <w:szCs w:val="21"/>
+                              </w:rPr>
+                              <w:t>设计</w:t>
+                            </w:r>
+                            <w:r>
+                              <w:rPr>
+                                <w:rFonts w:ascii="微软雅黑" w:eastAsia="微软雅黑" w:hAnsi="微软雅黑" w:cs="微软雅黑"/>
+                                <w:color w:val="262626"/>
+                                <w:szCs w:val="21"/>
+                              </w:rPr>
+                              <w:t>，处理样式冲突</w:t>
+                            </w:r>
+                            <w:r>
+                              <w:rPr>
+                                <w:rFonts w:ascii="微软雅黑" w:eastAsia="微软雅黑" w:hAnsi="微软雅黑" w:cs="微软雅黑" w:hint="eastAsia"/>
+                                <w:color w:val="262626"/>
+                                <w:szCs w:val="21"/>
+                              </w:rPr>
+                              <w:t>；</w:t>
+                            </w:r>
+                          </w:p>
+                          <w:p>
+                            <w:pPr>
+                              <w:pStyle w:val="1"/>
+                              <w:adjustRightInd w:val="0"/>
+                              <w:snapToGrid w:val="0"/>
+                              <w:spacing w:after="80" w:line="216" w:lineRule="auto"/>
+                              <w:ind w:firstLineChars="0" w:firstLine="0"/>
+                              <w:rPr>
+                                <w:rFonts w:ascii="微软雅黑" w:eastAsia="微软雅黑" w:hAnsi="微软雅黑" w:cs="微软雅黑" w:hint="eastAsia"/>
+                                <w:color w:val="262626"/>
+                                <w:szCs w:val="21"/>
+                              </w:rPr>
+                            </w:pPr>
+                            <w:r>
+                              <w:rPr>
+                                <w:rFonts w:ascii="微软雅黑" w:eastAsia="微软雅黑" w:hAnsi="微软雅黑" w:cs="微软雅黑" w:hint="eastAsia"/>
+                                <w:color w:val="262626"/>
+                                <w:szCs w:val="21"/>
+                              </w:rPr>
+                              <w:sym w:font="Wingdings 2" w:char="F097"/>
+                            </w:r>
+                            <w:r>
+                              <w:rPr>
+                                <w:rFonts w:ascii="微软雅黑" w:eastAsia="微软雅黑" w:hAnsi="微软雅黑" w:cs="微软雅黑" w:hint="eastAsia"/>
+                                <w:color w:val="262626"/>
+                                <w:szCs w:val="21"/>
+                              </w:rPr>
+                              <w:t xml:space="preserve"> 熟练掌握 J</w:t>
+                            </w:r>
+                            <w:r>
+                              <w:rPr>
+                                <w:rFonts w:ascii="微软雅黑" w:eastAsia="微软雅黑" w:hAnsi="微软雅黑" w:cs="微软雅黑" w:hint="eastAsia"/>
+                                <w:color w:val="262626"/>
+                                <w:szCs w:val="21"/>
+                              </w:rPr>
+                              <w:t>S</w:t>
+                            </w:r>
+                            <w:r>
+                              <w:rPr>
+                                <w:rFonts w:ascii="微软雅黑" w:eastAsia="微软雅黑" w:hAnsi="微软雅黑" w:cs="微软雅黑" w:hint="eastAsia"/>
+                                <w:color w:val="262626"/>
+                                <w:szCs w:val="21"/>
+                              </w:rPr>
+                              <w:t xml:space="preserve"> 语法</w:t>
+                            </w:r>
+                            <w:r>
+                              <w:rPr>
+                                <w:rFonts w:ascii="微软雅黑" w:eastAsia="微软雅黑" w:hAnsi="微软雅黑" w:cs="微软雅黑" w:hint="eastAsia"/>
+                                <w:color w:val="262626"/>
+                                <w:szCs w:val="21"/>
+                              </w:rPr>
+                              <w:t>和ES6</w:t>
+                            </w:r>
+                            <w:r>
+                              <w:rPr>
+                                <w:rFonts w:ascii="微软雅黑" w:eastAsia="微软雅黑" w:hAnsi="微软雅黑" w:cs="微软雅黑" w:hint="eastAsia"/>
+                                <w:color w:val="262626"/>
+                                <w:szCs w:val="21"/>
+                              </w:rPr>
+                              <w:t>+</w:t>
+                            </w:r>
+                            <w:r>
+                              <w:rPr>
+                                <w:rFonts w:ascii="微软雅黑" w:eastAsia="微软雅黑" w:hAnsi="微软雅黑" w:cs="微软雅黑" w:hint="eastAsia"/>
+                                <w:color w:val="262626"/>
+                                <w:szCs w:val="21"/>
+                              </w:rPr>
+                              <w:t>特性</w:t>
+                            </w:r>
+                            <w:r>
+                              <w:rPr>
+                                <w:rFonts w:ascii="微软雅黑" w:eastAsia="微软雅黑" w:hAnsi="微软雅黑" w:cs="微软雅黑" w:hint="eastAsia"/>
+                                <w:color w:val="262626"/>
+                                <w:szCs w:val="21"/>
+                              </w:rPr>
+                              <w:t>，能够</w:t>
+                            </w:r>
+                            <w:r>
+                              <w:rPr>
+                                <w:rFonts w:ascii="微软雅黑" w:eastAsia="微软雅黑" w:hAnsi="微软雅黑" w:cs="微软雅黑" w:hint="eastAsia"/>
+                                <w:color w:val="262626"/>
+                                <w:szCs w:val="21"/>
+                              </w:rPr>
+                              <w:t>使用JS</w:t>
+                            </w:r>
+                            <w:r>
+                              <w:rPr>
+                                <w:rFonts w:ascii="微软雅黑" w:eastAsia="微软雅黑" w:hAnsi="微软雅黑" w:cs="微软雅黑" w:hint="eastAsia"/>
+                                <w:color w:val="262626"/>
+                                <w:szCs w:val="21"/>
+                              </w:rPr>
+                              <w:t>实现</w:t>
+                            </w:r>
+                            <w:r>
+                              <w:rPr>
+                                <w:rFonts w:ascii="微软雅黑" w:eastAsia="微软雅黑" w:hAnsi="微软雅黑" w:cs="微软雅黑" w:hint="eastAsia"/>
+                                <w:color w:val="262626"/>
+                                <w:szCs w:val="21"/>
+                              </w:rPr>
+                              <w:t>网页</w:t>
+                            </w:r>
+                            <w:r>
+                              <w:rPr>
+                                <w:rFonts w:ascii="微软雅黑" w:eastAsia="微软雅黑" w:hAnsi="微软雅黑" w:cs="微软雅黑" w:hint="eastAsia"/>
+                                <w:color w:val="262626"/>
+                                <w:szCs w:val="21"/>
+                              </w:rPr>
+                              <w:t>的交互功能</w:t>
+                            </w:r>
+                            <w:r>
+                              <w:rPr>
+                                <w:rFonts w:ascii="微软雅黑" w:eastAsia="微软雅黑" w:hAnsi="微软雅黑" w:cs="微软雅黑" w:hint="eastAsia"/>
+                                <w:color w:val="262626"/>
+                                <w:szCs w:val="21"/>
+                              </w:rPr>
+                              <w:t>，对Typescript有一定了解</w:t>
+                            </w:r>
+                            <w:r>
+                              <w:rPr>
+                                <w:rFonts w:ascii="微软雅黑" w:eastAsia="微软雅黑" w:hAnsi="微软雅黑" w:cs="微软雅黑" w:hint="eastAsia"/>
+                                <w:color w:val="262626"/>
+                                <w:szCs w:val="21"/>
+                              </w:rPr>
+                              <w:t>；</w:t>
+                            </w:r>
+                            <w:r>
+                              <w:rPr>
+                                <w:rFonts w:ascii="微软雅黑" w:eastAsia="微软雅黑" w:hAnsi="微软雅黑" w:cs="微软雅黑" w:hint="eastAsia"/>
+                                <w:color w:val="262626"/>
+                                <w:szCs w:val="21"/>
+                              </w:rPr>
+                              <w:t xml:space="preserve"> </w:t>
+                            </w:r>
+                          </w:p>
+                          <w:p>
+                            <w:pPr>
+                              <w:pStyle w:val="1"/>
+                              <w:adjustRightInd w:val="0"/>
+                              <w:snapToGrid w:val="0"/>
+                              <w:spacing w:after="80" w:line="216" w:lineRule="auto"/>
+                              <w:ind w:firstLineChars="0" w:firstLine="0"/>
+                              <w:rPr>
+                                <w:rFonts w:ascii="微软雅黑" w:eastAsia="微软雅黑" w:hAnsi="微软雅黑" w:cs="微软雅黑"/>
+                                <w:color w:val="262626"/>
+                                <w:szCs w:val="21"/>
+                              </w:rPr>
+                            </w:pPr>
+                            <w:r>
+                              <w:rPr>
+                                <w:rFonts w:ascii="微软雅黑" w:eastAsia="微软雅黑" w:hAnsi="微软雅黑" w:cs="微软雅黑" w:hint="eastAsia"/>
+                                <w:color w:val="262626"/>
+                                <w:szCs w:val="21"/>
+                              </w:rPr>
+                              <w:sym w:font="Wingdings 2" w:char="F097"/>
+                            </w:r>
+                            <w:r>
+                              <w:rPr>
+                                <w:rFonts w:ascii="微软雅黑" w:eastAsia="微软雅黑" w:hAnsi="微软雅黑" w:cs="微软雅黑" w:hint="eastAsia"/>
+                                <w:color w:val="262626"/>
+                                <w:szCs w:val="21"/>
+                              </w:rPr>
+                              <w:t xml:space="preserve"> </w:t>
+                            </w:r>
+                            <w:r>
+                              <w:rPr>
+                                <w:rFonts w:ascii="微软雅黑" w:eastAsia="微软雅黑" w:hAnsi="微软雅黑" w:cs="微软雅黑" w:hint="eastAsia"/>
+                                <w:color w:val="262626"/>
+                                <w:szCs w:val="21"/>
+                              </w:rPr>
+                              <w:t>熟练使用</w:t>
+                            </w:r>
+                            <w:r>
+                              <w:rPr>
+                                <w:rFonts w:ascii="微软雅黑" w:eastAsia="微软雅黑" w:hAnsi="微软雅黑" w:cs="微软雅黑" w:hint="eastAsia"/>
+                                <w:color w:val="262626"/>
+                                <w:szCs w:val="21"/>
+                              </w:rPr>
+                              <w:t>Vue3</w:t>
+                            </w:r>
+                            <w:r>
+                              <w:rPr>
+                                <w:rFonts w:ascii="微软雅黑" w:eastAsia="微软雅黑" w:hAnsi="微软雅黑" w:cs="微软雅黑" w:hint="eastAsia"/>
+                                <w:color w:val="262626"/>
+                                <w:szCs w:val="21"/>
+                              </w:rPr>
+                              <w:t>进行</w:t>
+                            </w:r>
+                            <w:r>
+                              <w:rPr>
+                                <w:rFonts w:ascii="微软雅黑" w:eastAsia="微软雅黑" w:hAnsi="微软雅黑" w:cs="微软雅黑" w:hint="eastAsia"/>
+                                <w:color w:val="262626"/>
+                                <w:szCs w:val="21"/>
+                              </w:rPr>
+                              <w:t>开发</w:t>
+                            </w:r>
+                            <w:r>
+                              <w:rPr>
+                                <w:rFonts w:ascii="微软雅黑" w:eastAsia="微软雅黑" w:hAnsi="微软雅黑" w:cs="微软雅黑" w:hint="eastAsia"/>
+                                <w:color w:val="262626"/>
+                                <w:szCs w:val="21"/>
+                              </w:rPr>
+                              <w:t>，</w:t>
+                            </w:r>
+                            <w:r>
+                              <w:rPr>
+                                <w:rFonts w:ascii="微软雅黑" w:eastAsia="微软雅黑" w:hAnsi="微软雅黑" w:cs="微软雅黑" w:hint="eastAsia"/>
+                                <w:color w:val="262626"/>
+                                <w:szCs w:val="21"/>
+                              </w:rPr>
+                              <w:t>掌握props / emit、provide / inject、</w:t>
+                            </w:r>
+                            <w:proofErr w:type="spellStart"/>
+                            <w:r>
+                              <w:rPr>
+                                <w:rFonts w:ascii="微软雅黑" w:eastAsia="微软雅黑" w:hAnsi="微软雅黑" w:cs="微软雅黑" w:hint="eastAsia"/>
+                                <w:color w:val="262626"/>
+                                <w:szCs w:val="21"/>
+                              </w:rPr>
+                              <w:t>Pinia</w:t>
+                            </w:r>
+                            <w:proofErr w:type="spellEnd"/>
+                            <w:r>
+                              <w:rPr>
+                                <w:rFonts w:ascii="微软雅黑" w:eastAsia="微软雅黑" w:hAnsi="微软雅黑" w:cs="微软雅黑" w:hint="eastAsia"/>
+                                <w:color w:val="262626"/>
+                                <w:szCs w:val="21"/>
+                              </w:rPr>
+                              <w:t>等</w:t>
+                            </w:r>
+                            <w:r>
+                              <w:rPr>
+                                <w:rFonts w:ascii="微软雅黑" w:eastAsia="微软雅黑" w:hAnsi="微软雅黑" w:cs="微软雅黑" w:hint="eastAsia"/>
+                                <w:color w:val="262626"/>
+                                <w:szCs w:val="21"/>
+                              </w:rPr>
+                              <w:t>常见的组件通信方式</w:t>
+                            </w:r>
+                            <w:r>
+                              <w:rPr>
+                                <w:rFonts w:ascii="微软雅黑" w:eastAsia="微软雅黑" w:hAnsi="微软雅黑" w:cs="微软雅黑" w:hint="eastAsia"/>
+                                <w:color w:val="262626"/>
+                                <w:szCs w:val="21"/>
+                              </w:rPr>
+                              <w:t>；</w:t>
+                            </w:r>
+                          </w:p>
+                          <w:p>
+                            <w:pPr>
+                              <w:pStyle w:val="1"/>
+                              <w:adjustRightInd w:val="0"/>
+                              <w:snapToGrid w:val="0"/>
+                              <w:spacing w:after="80" w:line="216" w:lineRule="auto"/>
+                              <w:ind w:firstLineChars="0" w:firstLine="0"/>
+                              <w:rPr>
+                                <w:rFonts w:ascii="微软雅黑" w:eastAsia="微软雅黑" w:hAnsi="微软雅黑" w:cs="微软雅黑" w:hint="eastAsia"/>
+                                <w:color w:val="262626"/>
+                                <w:szCs w:val="21"/>
+                              </w:rPr>
+                            </w:pPr>
+                            <w:r>
+                              <w:rPr>
+                                <w:rFonts w:ascii="微软雅黑" w:eastAsia="微软雅黑" w:hAnsi="微软雅黑" w:cs="微软雅黑" w:hint="eastAsia"/>
+                                <w:color w:val="262626"/>
+                                <w:szCs w:val="21"/>
+                              </w:rPr>
+                              <w:sym w:font="Wingdings 2" w:char="F097"/>
+                            </w:r>
+                            <w:r>
+                              <w:rPr>
+                                <w:rFonts w:ascii="微软雅黑" w:eastAsia="微软雅黑" w:hAnsi="微软雅黑" w:cs="微软雅黑" w:hint="eastAsia"/>
+                                <w:color w:val="262626"/>
+                                <w:szCs w:val="21"/>
+                              </w:rPr>
+                              <w:t xml:space="preserve"> </w:t>
+                            </w:r>
+                            <w:r>
+                              <w:rPr>
+                                <w:rFonts w:ascii="微软雅黑" w:eastAsia="微软雅黑" w:hAnsi="微软雅黑" w:cs="微软雅黑" w:hint="eastAsia"/>
+                                <w:color w:val="262626"/>
+                                <w:szCs w:val="21"/>
+                              </w:rPr>
+                              <w:t xml:space="preserve">熟悉 Element Plus 组件库与 Vue Router 路由管理，能够使用 </w:t>
+                            </w:r>
+                            <w:proofErr w:type="spellStart"/>
+                            <w:r>
+                              <w:rPr>
+                                <w:rFonts w:ascii="微软雅黑" w:eastAsia="微软雅黑" w:hAnsi="微软雅黑" w:cs="微软雅黑" w:hint="eastAsia"/>
+                                <w:color w:val="262626"/>
+                                <w:szCs w:val="21"/>
+                              </w:rPr>
+                              <w:t>ECharts</w:t>
+                            </w:r>
+                            <w:proofErr w:type="spellEnd"/>
+                            <w:r>
+                              <w:rPr>
+                                <w:rFonts w:ascii="微软雅黑" w:eastAsia="微软雅黑" w:hAnsi="微软雅黑" w:cs="微软雅黑" w:hint="eastAsia"/>
+                                <w:color w:val="262626"/>
+                                <w:szCs w:val="21"/>
+                              </w:rPr>
+                              <w:t xml:space="preserve"> 绘制常见数据可视化图表</w:t>
+                            </w:r>
+                            <w:r>
+                              <w:rPr>
+                                <w:rFonts w:ascii="微软雅黑" w:eastAsia="微软雅黑" w:hAnsi="微软雅黑" w:cs="微软雅黑" w:hint="eastAsia"/>
+                                <w:color w:val="262626"/>
+                                <w:szCs w:val="21"/>
+                              </w:rPr>
+                              <w:t>；</w:t>
+                            </w:r>
+                          </w:p>
+                          <w:p>
+                            <w:pPr>
+                              <w:pStyle w:val="1"/>
+                              <w:adjustRightInd w:val="0"/>
+                              <w:snapToGrid w:val="0"/>
+                              <w:spacing w:after="80" w:line="216" w:lineRule="auto"/>
+                              <w:ind w:firstLineChars="0" w:firstLine="0"/>
+                              <w:rPr>
+                                <w:rFonts w:ascii="微软雅黑" w:eastAsia="微软雅黑" w:hAnsi="微软雅黑" w:cs="微软雅黑" w:hint="eastAsia"/>
+                                <w:color w:val="262626"/>
+                                <w:szCs w:val="21"/>
+                              </w:rPr>
+                            </w:pPr>
+                            <w:r>
+                              <w:rPr>
+                                <w:rFonts w:ascii="微软雅黑" w:eastAsia="微软雅黑" w:hAnsi="微软雅黑" w:cs="微软雅黑" w:hint="eastAsia"/>
+                                <w:color w:val="262626"/>
+                                <w:szCs w:val="21"/>
+                              </w:rPr>
+                              <w:sym w:font="Wingdings 2" w:char="F097"/>
+                            </w:r>
+                            <w:r>
+                              <w:rPr>
+                                <w:rFonts w:ascii="微软雅黑" w:eastAsia="微软雅黑" w:hAnsi="微软雅黑" w:cs="微软雅黑" w:hint="eastAsia"/>
+                                <w:color w:val="262626"/>
+                                <w:szCs w:val="21"/>
+                              </w:rPr>
+                              <w:t xml:space="preserve"> </w:t>
+                            </w:r>
+                            <w:r>
+                              <w:rPr>
+                                <w:rFonts w:ascii="微软雅黑" w:eastAsia="微软雅黑" w:hAnsi="微软雅黑" w:cs="微软雅黑" w:hint="eastAsia"/>
+                                <w:color w:val="262626"/>
+                                <w:szCs w:val="21"/>
+                              </w:rPr>
+                              <w:t>掌握 Promise 与 async/await</w:t>
+                            </w:r>
+                            <w:r>
+                              <w:rPr>
+                                <w:rFonts w:ascii="微软雅黑" w:eastAsia="微软雅黑" w:hAnsi="微软雅黑" w:cs="微软雅黑" w:hint="eastAsia"/>
+                                <w:color w:val="262626"/>
+                                <w:szCs w:val="21"/>
+                              </w:rPr>
+                              <w:t>异步技术</w:t>
+                            </w:r>
+                            <w:r>
+                              <w:rPr>
+                                <w:rFonts w:ascii="微软雅黑" w:eastAsia="微软雅黑" w:hAnsi="微软雅黑" w:cs="微软雅黑" w:hint="eastAsia"/>
+                                <w:color w:val="262626"/>
+                                <w:szCs w:val="21"/>
+                              </w:rPr>
+                              <w:t>的使用</w:t>
+                            </w:r>
+                            <w:r>
+                              <w:rPr>
+                                <w:rFonts w:ascii="微软雅黑" w:eastAsia="微软雅黑" w:hAnsi="微软雅黑" w:cs="微软雅黑" w:hint="eastAsia"/>
+                                <w:color w:val="262626"/>
+                                <w:szCs w:val="21"/>
+                              </w:rPr>
+                              <w:t>，并能使用Axios</w:t>
+                            </w:r>
+                            <w:r>
+                              <w:rPr>
+                                <w:rFonts w:ascii="微软雅黑" w:eastAsia="微软雅黑" w:hAnsi="微软雅黑" w:cs="微软雅黑" w:hint="eastAsia"/>
+                                <w:color w:val="262626"/>
+                                <w:szCs w:val="21"/>
+                              </w:rPr>
+                              <w:t>、</w:t>
+                            </w:r>
+                            <w:r>
+                              <w:rPr>
+                                <w:rFonts w:ascii="微软雅黑" w:eastAsia="微软雅黑" w:hAnsi="微软雅黑" w:cs="微软雅黑" w:hint="eastAsia"/>
+                                <w:color w:val="262626"/>
+                                <w:szCs w:val="21"/>
+                              </w:rPr>
+                              <w:t>fetch完成前后端数据请求与异常处理</w:t>
+                            </w:r>
+                            <w:r>
+                              <w:rPr>
+                                <w:rFonts w:ascii="微软雅黑" w:eastAsia="微软雅黑" w:hAnsi="微软雅黑" w:cs="微软雅黑" w:hint="eastAsia"/>
+                                <w:color w:val="262626"/>
+                                <w:szCs w:val="21"/>
+                              </w:rPr>
+                              <w:t>；</w:t>
+                            </w:r>
+                          </w:p>
+                          <w:p>
+                            <w:pPr>
+                              <w:pStyle w:val="1"/>
+                              <w:adjustRightInd w:val="0"/>
+                              <w:snapToGrid w:val="0"/>
+                              <w:spacing w:after="80" w:line="216" w:lineRule="auto"/>
+                              <w:ind w:firstLineChars="0" w:firstLine="0"/>
+                              <w:rPr>
+                                <w:rFonts w:ascii="微软雅黑" w:eastAsia="微软雅黑" w:hAnsi="微软雅黑" w:cs="微软雅黑" w:hint="eastAsia"/>
+                                <w:color w:val="262626"/>
+                                <w:szCs w:val="21"/>
+                              </w:rPr>
+                            </w:pPr>
+                            <w:r>
+                              <w:rPr>
+                                <w:rFonts w:ascii="微软雅黑" w:eastAsia="微软雅黑" w:hAnsi="微软雅黑" w:cs="微软雅黑" w:hint="eastAsia"/>
+                                <w:color w:val="262626"/>
+                                <w:szCs w:val="21"/>
+                              </w:rPr>
+                              <w:sym w:font="Wingdings 2" w:char="F097"/>
+                            </w:r>
+                            <w:r>
+                              <w:rPr>
+                                <w:rFonts w:ascii="微软雅黑" w:eastAsia="微软雅黑" w:hAnsi="微软雅黑" w:cs="微软雅黑" w:hint="eastAsia"/>
+                                <w:color w:val="262626"/>
+                                <w:szCs w:val="21"/>
+                              </w:rPr>
+                              <w:t xml:space="preserve"> 熟练使用C/C++、Python语言；</w:t>
+                            </w:r>
+                            <w:r>
+                              <w:rPr>
+                                <w:rFonts w:ascii="微软雅黑" w:eastAsia="微软雅黑" w:hAnsi="微软雅黑" w:cs="微软雅黑"/>
+                                <w:color w:val="262626"/>
+                                <w:szCs w:val="21"/>
+                              </w:rPr>
+                              <w:t>能够使用 Django</w:t>
+                            </w:r>
+                            <w:r>
+                              <w:rPr>
+                                <w:rFonts w:ascii="微软雅黑" w:eastAsia="微软雅黑" w:hAnsi="微软雅黑" w:cs="微软雅黑" w:hint="eastAsia"/>
+                                <w:color w:val="262626"/>
+                                <w:szCs w:val="21"/>
+                              </w:rPr>
+                              <w:t>框架</w:t>
+                            </w:r>
+                            <w:r>
+                              <w:rPr>
+                                <w:rFonts w:ascii="微软雅黑" w:eastAsia="微软雅黑" w:hAnsi="微软雅黑" w:cs="微软雅黑"/>
+                                <w:color w:val="262626"/>
+                                <w:szCs w:val="21"/>
+                              </w:rPr>
+                              <w:t>编写后端 API，</w:t>
+                            </w:r>
+                            <w:r>
+                              <w:rPr>
+                                <w:rFonts w:ascii="微软雅黑" w:eastAsia="微软雅黑" w:hAnsi="微软雅黑" w:cs="微软雅黑" w:hint="eastAsia"/>
+                                <w:color w:val="262626"/>
+                                <w:szCs w:val="21"/>
+                              </w:rPr>
+                              <w:t>处理前端请求</w:t>
+                            </w:r>
+                            <w:r>
+                              <w:rPr>
+                                <w:rFonts w:ascii="微软雅黑" w:eastAsia="微软雅黑" w:hAnsi="微软雅黑" w:cs="微软雅黑" w:hint="eastAsia"/>
+                                <w:color w:val="262626"/>
+                                <w:szCs w:val="21"/>
+                              </w:rPr>
+                              <w:t>与</w:t>
+                            </w:r>
+                            <w:r>
+                              <w:rPr>
+                                <w:rFonts w:ascii="微软雅黑" w:eastAsia="微软雅黑" w:hAnsi="微软雅黑" w:cs="微软雅黑" w:hint="eastAsia"/>
+                                <w:color w:val="262626"/>
+                                <w:szCs w:val="21"/>
+                              </w:rPr>
+                              <w:t>实现数据交互</w:t>
+                            </w:r>
+                            <w:r>
+                              <w:rPr>
+                                <w:rFonts w:ascii="微软雅黑" w:eastAsia="微软雅黑" w:hAnsi="微软雅黑" w:cs="微软雅黑" w:hint="eastAsia"/>
+                                <w:color w:val="262626"/>
+                                <w:szCs w:val="21"/>
+                              </w:rPr>
+                              <w:t>；</w:t>
+                            </w:r>
+                          </w:p>
+                          <w:p>
+                            <w:pPr>
+                              <w:pStyle w:val="1"/>
+                              <w:adjustRightInd w:val="0"/>
+                              <w:snapToGrid w:val="0"/>
+                              <w:spacing w:after="80" w:line="216" w:lineRule="auto"/>
+                              <w:ind w:firstLineChars="0" w:firstLine="0"/>
+                              <w:rPr>
+                                <w:rFonts w:ascii="微软雅黑" w:eastAsia="微软雅黑" w:hAnsi="微软雅黑" w:cs="微软雅黑" w:hint="eastAsia"/>
+                                <w:color w:val="262626"/>
+                                <w:szCs w:val="21"/>
+                              </w:rPr>
+                            </w:pPr>
+                            <w:r>
+                              <w:rPr>
+                                <w:rFonts w:ascii="微软雅黑" w:eastAsia="微软雅黑" w:hAnsi="微软雅黑" w:cs="微软雅黑" w:hint="eastAsia"/>
+                                <w:color w:val="262626"/>
+                                <w:szCs w:val="21"/>
+                              </w:rPr>
+                              <w:sym w:font="Wingdings 2" w:char="F097"/>
+                            </w:r>
+                            <w:r>
+                              <w:rPr>
+                                <w:rFonts w:ascii="微软雅黑" w:eastAsia="微软雅黑" w:hAnsi="微软雅黑" w:cs="微软雅黑" w:hint="eastAsia"/>
+                                <w:color w:val="262626"/>
+                                <w:szCs w:val="21"/>
+                              </w:rPr>
+                              <w:t xml:space="preserve"> </w:t>
+                            </w:r>
+                            <w:r>
+                              <w:rPr>
+                                <w:rFonts w:ascii="微软雅黑" w:eastAsia="微软雅黑" w:hAnsi="微软雅黑" w:cs="微软雅黑" w:hint="eastAsia"/>
+                                <w:color w:val="262626"/>
+                                <w:szCs w:val="21"/>
+                              </w:rPr>
+                              <w:t>熟悉Vite构建工具</w:t>
+                            </w:r>
+                            <w:r>
+                              <w:rPr>
+                                <w:rFonts w:ascii="微软雅黑" w:eastAsia="微软雅黑" w:hAnsi="微软雅黑" w:cs="微软雅黑" w:hint="eastAsia"/>
+                                <w:color w:val="262626"/>
+                                <w:szCs w:val="21"/>
+                              </w:rPr>
+                              <w:t>，</w:t>
+                            </w:r>
+                            <w:r>
+                              <w:rPr>
+                                <w:rFonts w:ascii="微软雅黑" w:eastAsia="微软雅黑" w:hAnsi="微软雅黑" w:cs="微软雅黑"/>
+                                <w:color w:val="262626"/>
+                                <w:szCs w:val="21"/>
+                              </w:rPr>
+                              <w:t xml:space="preserve">能够使用 Vite 搭建 Vue </w:t>
+                            </w:r>
+                            <w:r>
+                              <w:rPr>
+                                <w:rFonts w:ascii="微软雅黑" w:eastAsia="微软雅黑" w:hAnsi="微软雅黑" w:cs="微软雅黑" w:hint="eastAsia"/>
+                                <w:color w:val="262626"/>
+                                <w:szCs w:val="21"/>
+                              </w:rPr>
+                              <w:t>3</w:t>
+                            </w:r>
+                            <w:r>
+                              <w:rPr>
+                                <w:rFonts w:ascii="微软雅黑" w:eastAsia="微软雅黑" w:hAnsi="微软雅黑" w:cs="微软雅黑"/>
+                                <w:color w:val="262626"/>
+                                <w:szCs w:val="21"/>
+                              </w:rPr>
+                              <w:t xml:space="preserve"> 项目，配置开发服务器、环境变量与路径别名</w:t>
+                            </w:r>
+                            <w:r>
+                              <w:rPr>
+                                <w:rFonts w:ascii="微软雅黑" w:eastAsia="微软雅黑" w:hAnsi="微软雅黑" w:cs="微软雅黑" w:hint="eastAsia"/>
+                                <w:color w:val="262626"/>
+                                <w:szCs w:val="21"/>
+                              </w:rPr>
+                              <w:t>等</w:t>
+                            </w:r>
+                            <w:r>
+                              <w:rPr>
+                                <w:rFonts w:ascii="微软雅黑" w:eastAsia="微软雅黑" w:hAnsi="微软雅黑" w:cs="微软雅黑" w:hint="eastAsia"/>
+                                <w:color w:val="262626"/>
+                                <w:szCs w:val="21"/>
+                              </w:rPr>
+                              <w:t>；</w:t>
+                            </w:r>
+                          </w:p>
+                          <w:p>
+                            <w:pPr>
+                              <w:pStyle w:val="1"/>
+                              <w:adjustRightInd w:val="0"/>
+                              <w:snapToGrid w:val="0"/>
+                              <w:spacing w:after="80" w:line="216" w:lineRule="auto"/>
+                              <w:ind w:firstLineChars="0" w:firstLine="0"/>
+                              <w:rPr>
+                                <w:rFonts w:ascii="微软雅黑" w:eastAsia="微软雅黑" w:hAnsi="微软雅黑" w:cs="微软雅黑" w:hint="eastAsia"/>
+                                <w:color w:val="262626"/>
+                                <w:szCs w:val="21"/>
+                              </w:rPr>
+                            </w:pPr>
+                            <w:r>
+                              <w:rPr>
+                                <w:rFonts w:ascii="微软雅黑" w:eastAsia="微软雅黑" w:hAnsi="微软雅黑" w:cs="微软雅黑" w:hint="eastAsia"/>
+                                <w:color w:val="262626"/>
+                                <w:szCs w:val="21"/>
+                              </w:rPr>
+                              <w:sym w:font="Wingdings 2" w:char="F097"/>
+                            </w:r>
+                            <w:r>
+                              <w:rPr>
+                                <w:rFonts w:ascii="微软雅黑" w:eastAsia="微软雅黑" w:hAnsi="微软雅黑" w:cs="微软雅黑" w:hint="eastAsia"/>
+                                <w:color w:val="262626"/>
+                                <w:szCs w:val="21"/>
+                              </w:rPr>
+                              <w:t xml:space="preserve"> </w:t>
+                            </w:r>
+                            <w:r>
+                              <w:rPr>
+                                <w:rFonts w:ascii="微软雅黑" w:eastAsia="微软雅黑" w:hAnsi="微软雅黑" w:cs="微软雅黑"/>
+                                <w:color w:val="262626"/>
+                                <w:szCs w:val="21"/>
+                              </w:rPr>
+                              <w:t xml:space="preserve">熟悉 </w:t>
+                            </w:r>
+                            <w:r>
+                              <w:rPr>
+                                <w:rFonts w:ascii="微软雅黑" w:eastAsia="微软雅黑" w:hAnsi="微软雅黑" w:cs="微软雅黑" w:hint="eastAsia"/>
+                                <w:color w:val="262626"/>
+                                <w:szCs w:val="21"/>
+                              </w:rPr>
+                              <w:t>g</w:t>
+                            </w:r>
+                            <w:r>
+                              <w:rPr>
+                                <w:rFonts w:ascii="微软雅黑" w:eastAsia="微软雅黑" w:hAnsi="微软雅黑" w:cs="微软雅黑"/>
+                                <w:color w:val="262626"/>
+                                <w:szCs w:val="21"/>
+                              </w:rPr>
+                              <w:t xml:space="preserve">it </w:t>
+                            </w:r>
+                            <w:r>
+                              <w:rPr>
+                                <w:rFonts w:ascii="微软雅黑" w:eastAsia="微软雅黑" w:hAnsi="微软雅黑" w:cs="微软雅黑" w:hint="eastAsia"/>
+                                <w:color w:val="262626"/>
+                                <w:szCs w:val="21"/>
+                              </w:rPr>
+                              <w:t>常用命令</w:t>
+                            </w:r>
+                            <w:r>
+                              <w:rPr>
+                                <w:rFonts w:ascii="微软雅黑" w:eastAsia="微软雅黑" w:hAnsi="微软雅黑" w:cs="微软雅黑" w:hint="eastAsia"/>
+                                <w:color w:val="262626"/>
+                                <w:szCs w:val="21"/>
+                              </w:rPr>
+                              <w:t>，</w:t>
+                            </w:r>
+                            <w:r>
+                              <w:rPr>
+                                <w:rFonts w:ascii="微软雅黑" w:eastAsia="微软雅黑" w:hAnsi="微软雅黑" w:cs="微软雅黑"/>
+                                <w:color w:val="262626"/>
+                                <w:szCs w:val="21"/>
+                              </w:rPr>
+                              <w:t xml:space="preserve">能够使用 </w:t>
+                            </w:r>
+                            <w:r>
+                              <w:rPr>
+                                <w:rFonts w:ascii="微软雅黑" w:eastAsia="微软雅黑" w:hAnsi="微软雅黑" w:cs="微软雅黑" w:hint="eastAsia"/>
+                                <w:color w:val="262626"/>
+                                <w:szCs w:val="21"/>
+                              </w:rPr>
+                              <w:t>g</w:t>
+                            </w:r>
+                            <w:r>
+                              <w:rPr>
+                                <w:rFonts w:ascii="微软雅黑" w:eastAsia="微软雅黑" w:hAnsi="微软雅黑" w:cs="微软雅黑"/>
+                                <w:color w:val="262626"/>
+                                <w:szCs w:val="21"/>
+                              </w:rPr>
+                              <w:t>it 进行日常代码管理与开发迭代</w:t>
+                            </w:r>
+                            <w:r>
+                              <w:rPr>
+                                <w:rFonts w:ascii="微软雅黑" w:eastAsia="微软雅黑" w:hAnsi="微软雅黑" w:cs="微软雅黑" w:hint="eastAsia"/>
+                                <w:color w:val="262626"/>
+                                <w:szCs w:val="21"/>
+                              </w:rPr>
+                              <w:t>。</w:t>
+                            </w:r>
+                          </w:p>
+                          <w:p>
+                            <w:pPr>
+                              <w:pStyle w:val="1"/>
+                              <w:adjustRightInd w:val="0"/>
+                              <w:snapToGrid w:val="0"/>
+                              <w:spacing w:after="80" w:line="216" w:lineRule="auto"/>
+                              <w:ind w:firstLineChars="0" w:firstLine="0"/>
+                              <w:rPr>
+                                <w:rFonts w:ascii="微软雅黑" w:eastAsia="微软雅黑" w:hAnsi="微软雅黑" w:cs="微软雅黑" w:hint="eastAsia"/>
+                                <w:color w:val="262626"/>
+                                <w:szCs w:val="21"/>
+                              </w:rPr>
+                            </w:pPr>
+                          </w:p>
+                          <w:p>
+                            <w:pPr>
+                              <w:pStyle w:val="1"/>
+                              <w:adjustRightInd w:val="0"/>
+                              <w:snapToGrid w:val="0"/>
+                              <w:spacing w:after="80" w:line="216" w:lineRule="auto"/>
+                              <w:ind w:firstLineChars="0" w:firstLine="0"/>
+                              <w:rPr>
+                                <w:rFonts w:ascii="微软雅黑" w:eastAsia="微软雅黑" w:hAnsi="微软雅黑" w:cs="微软雅黑" w:hint="eastAsia"/>
+                                <w:color w:val="262626"/>
+                                <w:szCs w:val="21"/>
+                              </w:rPr>
+                            </w:pPr>
+                          </w:p>
+                          <w:p>
+                            <w:pPr>
+                              <w:pStyle w:val="1"/>
+                              <w:adjustRightInd w:val="0"/>
+                              <w:snapToGrid w:val="0"/>
+                              <w:spacing w:after="80" w:line="216" w:lineRule="auto"/>
+                              <w:ind w:firstLineChars="0" w:firstLine="0"/>
+                              <w:rPr>
+                                <w:rFonts w:ascii="微软雅黑" w:eastAsia="微软雅黑" w:hAnsi="微软雅黑" w:cs="微软雅黑" w:hint="eastAsia"/>
+                                <w:color w:val="262626"/>
+                                <w:szCs w:val="21"/>
+                              </w:rPr>
+                            </w:pPr>
+                          </w:p>
+                          <w:p>
+                            <w:pPr>
+                              <w:adjustRightInd w:val="0"/>
+                              <w:snapToGrid w:val="0"/>
+                              <w:spacing w:after="80" w:line="216" w:lineRule="auto"/>
+                              <w:rPr>
+                                <w:rFonts w:ascii="宋体" w:eastAsia="宋体" w:hAnsi="宋体" w:hint="eastAsia"/>
+                                <w:color w:val="262626"/>
+                                <w:szCs w:val="21"/>
+                              </w:rPr>
+                            </w:pPr>
+                          </w:p>
+                          <w:p>
+                            <w:pPr>
+                              <w:spacing w:after="80" w:line="216" w:lineRule="auto"/>
+                              <w:rPr>
+                                <w:rFonts w:ascii="宋体" w:eastAsia="宋体" w:hAnsi="宋体" w:hint="eastAsia"/>
+                              </w:rPr>
+                            </w:pPr>
+                          </w:p>
+                        </w:txbxContent>
+                      </wps:txbx>
+                      <wps:bodyPr vert="horz" wrap="square" lIns="91440" tIns="45720" rIns="91440" bIns="45720" anchor="t">
+                        <a:prstTxWarp prst="textNoShape">
+                          <a:avLst/>
+                        </a:prstTxWarp>
+                        <a:noAutofit/>
+                      </wps:bodyPr>
+                    </wps:wsp>
+                  </a:graphicData>
+                </a:graphic>
+                <wp14:sizeRelV relativeFrom="margin">
+                  <wp14:pctHeight>0</wp14:pctHeight>
+                </wp14:sizeRelV>
+              </wp:anchor>
+            </w:drawing>
+          </mc:Choice>
+          <mc:Fallback>
+            <w:pict>
+              <v:rect w14:anchorId="0A4E2012" id="文本框 7" o:spid="_x0000_s1034" style="position:absolute;left:0;text-align:left;margin-left:463.9pt;margin-top:339.85pt;width:515.1pt;height:202.35pt;z-index:12;visibility:visible;mso-wrap-style:square;mso-height-percent:0;mso-wrap-distance-left:0;mso-wrap-distance-top:0;mso-wrap-distance-right:0;mso-wrap-distance-bottom:0;mso-position-horizontal:right;mso-position-horizontal-relative:margin;mso-position-vertical:absolute;mso-position-vertical-relative:text;mso-height-percent:0;mso-height-relative:margin;v-text-anchor:top" o:gfxdata="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" filled="f" stroked="f">
+                <v:textbox>
+                  <w:txbxContent>
+                    <w:p>
+                      <w:pPr>
+                        <w:pStyle w:val="1"/>
+                        <w:adjustRightInd w:val="0"/>
+                        <w:snapToGrid w:val="0"/>
+                        <w:spacing w:after="80" w:line="216" w:lineRule="auto"/>
+                        <w:ind w:firstLineChars="0" w:firstLine="0"/>
+                        <w:rPr>
+                          <w:rFonts w:ascii="微软雅黑" w:eastAsia="微软雅黑" w:hAnsi="微软雅黑" w:cs="微软雅黑" w:hint="eastAsia"/>
+                          <w:color w:val="262626"/>
+                          <w:szCs w:val="21"/>
+                        </w:rPr>
+                      </w:pPr>
+                      <w:r>
+                        <w:rPr>
+                          <w:rFonts w:ascii="微软雅黑" w:eastAsia="微软雅黑" w:hAnsi="微软雅黑" w:cs="微软雅黑" w:hint="eastAsia"/>
+                          <w:color w:val="262626"/>
+                          <w:szCs w:val="21"/>
+                        </w:rPr>
+                        <w:sym w:font="Wingdings 2" w:char="F097"/>
+                      </w:r>
+                      <w:r>
+                        <w:rPr>
+                          <w:rFonts w:ascii="微软雅黑" w:eastAsia="微软雅黑" w:hAnsi="微软雅黑" w:cs="微软雅黑" w:hint="eastAsia"/>
+                          <w:color w:val="262626"/>
+                          <w:szCs w:val="21"/>
+                        </w:rPr>
+                        <w:t xml:space="preserve"> </w:t>
+                      </w:r>
+                      <w:r>
+                        <w:rPr>
+                          <w:rFonts w:ascii="微软雅黑" w:eastAsia="微软雅黑" w:hAnsi="微软雅黑" w:cs="微软雅黑" w:hint="eastAsia"/>
+                          <w:color w:val="262626"/>
+                          <w:szCs w:val="21"/>
+                        </w:rPr>
+                        <w:t>取得大学英语六级证书，英语会话、阅读、写作优秀</w:t>
+                      </w:r>
+                      <w:r>
+                        <w:rPr>
+                          <w:rFonts w:ascii="微软雅黑" w:eastAsia="微软雅黑" w:hAnsi="微软雅黑" w:cs="微软雅黑"/>
+                          <w:color w:val="262626"/>
+                          <w:szCs w:val="21"/>
+                        </w:rPr>
+                        <w:t>。</w:t>
+                      </w:r>
+                    </w:p>
+                    <w:p>
+                      <w:pPr>
+                        <w:pStyle w:val="1"/>
+                        <w:adjustRightInd w:val="0"/>
+                        <w:snapToGrid w:val="0"/>
+                        <w:spacing w:after="80" w:line="216" w:lineRule="auto"/>
+                        <w:ind w:firstLineChars="0" w:firstLine="0"/>
+                        <w:rPr>
+                          <w:rFonts w:ascii="微软雅黑" w:eastAsia="微软雅黑" w:hAnsi="微软雅黑" w:cs="微软雅黑" w:hint="eastAsia"/>
+                          <w:color w:val="262626"/>
+                          <w:szCs w:val="21"/>
+                        </w:rPr>
+                      </w:pPr>
+                      <w:r>
+                        <w:rPr>
+                          <w:rFonts w:ascii="微软雅黑" w:eastAsia="微软雅黑" w:hAnsi="微软雅黑" w:cs="微软雅黑" w:hint="eastAsia"/>
+                          <w:color w:val="262626"/>
+                          <w:szCs w:val="21"/>
+                        </w:rPr>
+                        <w:sym w:font="Wingdings 2" w:char="F097"/>
+                      </w:r>
+                      <w:r>
+                        <w:rPr>
+                          <w:rFonts w:ascii="微软雅黑" w:eastAsia="微软雅黑" w:hAnsi="微软雅黑" w:cs="微软雅黑" w:hint="eastAsia"/>
+                          <w:color w:val="262626"/>
+                          <w:szCs w:val="21"/>
+                        </w:rPr>
+                        <w:t xml:space="preserve"> 熟悉</w:t>
+                      </w:r>
+                      <w:r>
+                        <w:rPr>
+                          <w:rFonts w:ascii="微软雅黑" w:eastAsia="微软雅黑" w:hAnsi="微软雅黑" w:cs="微软雅黑" w:hint="eastAsia"/>
+                          <w:color w:val="262626"/>
+                          <w:szCs w:val="21"/>
+                        </w:rPr>
+                        <w:t>HTML</w:t>
+                      </w:r>
+                      <w:r>
+                        <w:rPr>
+                          <w:rFonts w:ascii="微软雅黑" w:eastAsia="微软雅黑" w:hAnsi="微软雅黑" w:cs="微软雅黑" w:hint="eastAsia"/>
+                          <w:color w:val="262626"/>
+                          <w:szCs w:val="21"/>
+                        </w:rPr>
+                        <w:t>5</w:t>
+                      </w:r>
+                      <w:r>
+                        <w:rPr>
+                          <w:rFonts w:ascii="微软雅黑" w:eastAsia="微软雅黑" w:hAnsi="微软雅黑" w:cs="微软雅黑" w:hint="eastAsia"/>
+                          <w:color w:val="262626"/>
+                          <w:szCs w:val="21"/>
+                        </w:rPr>
+                        <w:t>和</w:t>
+                      </w:r>
+                      <w:r>
+                        <w:rPr>
+                          <w:rFonts w:ascii="微软雅黑" w:eastAsia="微软雅黑" w:hAnsi="微软雅黑" w:cs="微软雅黑" w:hint="eastAsia"/>
+                          <w:color w:val="262626"/>
+                          <w:szCs w:val="21"/>
+                        </w:rPr>
+                        <w:t>CSS</w:t>
+                      </w:r>
+                      <w:r>
+                        <w:rPr>
+                          <w:rFonts w:ascii="微软雅黑" w:eastAsia="微软雅黑" w:hAnsi="微软雅黑" w:cs="微软雅黑" w:hint="eastAsia"/>
+                          <w:color w:val="262626"/>
+                          <w:szCs w:val="21"/>
+                        </w:rPr>
+                        <w:t>3</w:t>
+                      </w:r>
+                      <w:r>
+                        <w:rPr>
+                          <w:rFonts w:ascii="微软雅黑" w:eastAsia="微软雅黑" w:hAnsi="微软雅黑" w:cs="微软雅黑" w:hint="eastAsia"/>
+                          <w:color w:val="262626"/>
+                          <w:szCs w:val="21"/>
+                        </w:rPr>
+                        <w:t>，</w:t>
+                      </w:r>
+                      <w:r>
+                        <w:rPr>
+                          <w:rFonts w:ascii="微软雅黑" w:eastAsia="微软雅黑" w:hAnsi="微软雅黑" w:cs="微软雅黑"/>
+                          <w:color w:val="262626"/>
+                          <w:szCs w:val="21"/>
+                        </w:rPr>
+                        <w:t>能够</w:t>
+                      </w:r>
+                      <w:r>
+                        <w:rPr>
+                          <w:rFonts w:ascii="微软雅黑" w:eastAsia="微软雅黑" w:hAnsi="微软雅黑" w:cs="微软雅黑" w:hint="eastAsia"/>
+                          <w:color w:val="262626"/>
+                          <w:szCs w:val="21"/>
+                        </w:rPr>
+                        <w:t>基于</w:t>
+                      </w:r>
+                      <w:r>
+                        <w:rPr>
+                          <w:rFonts w:ascii="微软雅黑" w:eastAsia="微软雅黑" w:hAnsi="微软雅黑" w:cs="微软雅黑" w:hint="eastAsia"/>
+                          <w:color w:val="262626"/>
+                          <w:szCs w:val="21"/>
+                        </w:rPr>
+                        <w:t>Flex、Grid</w:t>
+                      </w:r>
+                      <w:r>
+                        <w:rPr>
+                          <w:rFonts w:ascii="微软雅黑" w:eastAsia="微软雅黑" w:hAnsi="微软雅黑" w:cs="微软雅黑" w:hint="eastAsia"/>
+                          <w:color w:val="262626"/>
+                          <w:szCs w:val="21"/>
+                        </w:rPr>
+                        <w:t>实现页面布局</w:t>
+                      </w:r>
+                      <w:r>
+                        <w:rPr>
+                          <w:rFonts w:ascii="微软雅黑" w:eastAsia="微软雅黑" w:hAnsi="微软雅黑" w:cs="微软雅黑" w:hint="eastAsia"/>
+                          <w:color w:val="262626"/>
+                          <w:szCs w:val="21"/>
+                        </w:rPr>
+                        <w:t>与</w:t>
+                      </w:r>
+                      <w:r>
+                        <w:rPr>
+                          <w:rFonts w:ascii="微软雅黑" w:eastAsia="微软雅黑" w:hAnsi="微软雅黑" w:cs="微软雅黑" w:hint="eastAsia"/>
+                          <w:color w:val="262626"/>
+                          <w:szCs w:val="21"/>
+                        </w:rPr>
+                        <w:t>实现</w:t>
+                      </w:r>
+                      <w:r>
+                        <w:rPr>
+                          <w:rFonts w:ascii="微软雅黑" w:eastAsia="微软雅黑" w:hAnsi="微软雅黑" w:cs="微软雅黑" w:hint="eastAsia"/>
+                          <w:color w:val="262626"/>
+                          <w:szCs w:val="21"/>
+                        </w:rPr>
+                        <w:t>@media</w:t>
+                      </w:r>
+                      <w:r>
+                        <w:rPr>
+                          <w:rFonts w:ascii="微软雅黑" w:eastAsia="微软雅黑" w:hAnsi="微软雅黑" w:cs="微软雅黑"/>
+                          <w:color w:val="262626"/>
+                          <w:szCs w:val="21"/>
+                        </w:rPr>
+                        <w:t>响应式</w:t>
+                      </w:r>
+                      <w:r>
+                        <w:rPr>
+                          <w:rFonts w:ascii="微软雅黑" w:eastAsia="微软雅黑" w:hAnsi="微软雅黑" w:cs="微软雅黑" w:hint="eastAsia"/>
+                          <w:color w:val="262626"/>
+                          <w:szCs w:val="21"/>
+                        </w:rPr>
+                        <w:t>设计</w:t>
+                      </w:r>
+                      <w:r>
+                        <w:rPr>
+                          <w:rFonts w:ascii="微软雅黑" w:eastAsia="微软雅黑" w:hAnsi="微软雅黑" w:cs="微软雅黑"/>
+                          <w:color w:val="262626"/>
+                          <w:szCs w:val="21"/>
+                        </w:rPr>
+                        <w:t>，处理样式冲突</w:t>
+                      </w:r>
+                      <w:r>
+                        <w:rPr>
+                          <w:rFonts w:ascii="微软雅黑" w:eastAsia="微软雅黑" w:hAnsi="微软雅黑" w:cs="微软雅黑" w:hint="eastAsia"/>
+                          <w:color w:val="262626"/>
+                          <w:szCs w:val="21"/>
+                        </w:rPr>
+                        <w:t>；</w:t>
+                      </w:r>
+                    </w:p>
+                    <w:p>
+                      <w:pPr>
+                        <w:pStyle w:val="1"/>
+                        <w:adjustRightInd w:val="0"/>
+                        <w:snapToGrid w:val="0"/>
+                        <w:spacing w:after="80" w:line="216" w:lineRule="auto"/>
+                        <w:ind w:firstLineChars="0" w:firstLine="0"/>
+                        <w:rPr>
+                          <w:rFonts w:ascii="微软雅黑" w:eastAsia="微软雅黑" w:hAnsi="微软雅黑" w:cs="微软雅黑" w:hint="eastAsia"/>
+                          <w:color w:val="262626"/>
+                          <w:szCs w:val="21"/>
+                        </w:rPr>
+                      </w:pPr>
+                      <w:r>
+                        <w:rPr>
+                          <w:rFonts w:ascii="微软雅黑" w:eastAsia="微软雅黑" w:hAnsi="微软雅黑" w:cs="微软雅黑" w:hint="eastAsia"/>
+                          <w:color w:val="262626"/>
+                          <w:szCs w:val="21"/>
+                        </w:rPr>
+                        <w:sym w:font="Wingdings 2" w:char="F097"/>
+                      </w:r>
+                      <w:r>
+                        <w:rPr>
+                          <w:rFonts w:ascii="微软雅黑" w:eastAsia="微软雅黑" w:hAnsi="微软雅黑" w:cs="微软雅黑" w:hint="eastAsia"/>
+                          <w:color w:val="262626"/>
+                          <w:szCs w:val="21"/>
+                        </w:rPr>
+                        <w:t xml:space="preserve"> 熟练掌握 J</w:t>
+                      </w:r>
+                      <w:r>
+                        <w:rPr>
+                          <w:rFonts w:ascii="微软雅黑" w:eastAsia="微软雅黑" w:hAnsi="微软雅黑" w:cs="微软雅黑" w:hint="eastAsia"/>
+                          <w:color w:val="262626"/>
+                          <w:szCs w:val="21"/>
+                        </w:rPr>
+                        <w:t>S</w:t>
+                      </w:r>
+                      <w:r>
+                        <w:rPr>
+                          <w:rFonts w:ascii="微软雅黑" w:eastAsia="微软雅黑" w:hAnsi="微软雅黑" w:cs="微软雅黑" w:hint="eastAsia"/>
+                          <w:color w:val="262626"/>
+                          <w:szCs w:val="21"/>
+                        </w:rPr>
+                        <w:t xml:space="preserve"> 语法</w:t>
+                      </w:r>
+                      <w:r>
+                        <w:rPr>
+                          <w:rFonts w:ascii="微软雅黑" w:eastAsia="微软雅黑" w:hAnsi="微软雅黑" w:cs="微软雅黑" w:hint="eastAsia"/>
+                          <w:color w:val="262626"/>
+                          <w:szCs w:val="21"/>
+                        </w:rPr>
+                        <w:t>和ES6</w:t>
+                      </w:r>
+                      <w:r>
+                        <w:rPr>
+                          <w:rFonts w:ascii="微软雅黑" w:eastAsia="微软雅黑" w:hAnsi="微软雅黑" w:cs="微软雅黑" w:hint="eastAsia"/>
+                          <w:color w:val="262626"/>
+                          <w:szCs w:val="21"/>
+                        </w:rPr>
+                        <w:t>+</w:t>
+                      </w:r>
+                      <w:r>
+                        <w:rPr>
+                          <w:rFonts w:ascii="微软雅黑" w:eastAsia="微软雅黑" w:hAnsi="微软雅黑" w:cs="微软雅黑" w:hint="eastAsia"/>
+                          <w:color w:val="262626"/>
+                          <w:szCs w:val="21"/>
+                        </w:rPr>
+                        <w:t>特性</w:t>
+                      </w:r>
+                      <w:r>
+                        <w:rPr>
+                          <w:rFonts w:ascii="微软雅黑" w:eastAsia="微软雅黑" w:hAnsi="微软雅黑" w:cs="微软雅黑" w:hint="eastAsia"/>
+                          <w:color w:val="262626"/>
+                          <w:szCs w:val="21"/>
+                        </w:rPr>
+                        <w:t>，能够</w:t>
+                      </w:r>
+                      <w:r>
+                        <w:rPr>
+                          <w:rFonts w:ascii="微软雅黑" w:eastAsia="微软雅黑" w:hAnsi="微软雅黑" w:cs="微软雅黑" w:hint="eastAsia"/>
+                          <w:color w:val="262626"/>
+                          <w:szCs w:val="21"/>
+                        </w:rPr>
+                        <w:t>使用JS</w:t>
+                      </w:r>
+                      <w:r>
+                        <w:rPr>
+                          <w:rFonts w:ascii="微软雅黑" w:eastAsia="微软雅黑" w:hAnsi="微软雅黑" w:cs="微软雅黑" w:hint="eastAsia"/>
+                          <w:color w:val="262626"/>
+                          <w:szCs w:val="21"/>
+                        </w:rPr>
+                        <w:t>实现</w:t>
+                      </w:r>
+                      <w:r>
+                        <w:rPr>
+                          <w:rFonts w:ascii="微软雅黑" w:eastAsia="微软雅黑" w:hAnsi="微软雅黑" w:cs="微软雅黑" w:hint="eastAsia"/>
+                          <w:color w:val="262626"/>
+                          <w:szCs w:val="21"/>
+                        </w:rPr>
+                        <w:t>网页</w:t>
+                      </w:r>
+                      <w:r>
+                        <w:rPr>
+                          <w:rFonts w:ascii="微软雅黑" w:eastAsia="微软雅黑" w:hAnsi="微软雅黑" w:cs="微软雅黑" w:hint="eastAsia"/>
+                          <w:color w:val="262626"/>
+                          <w:szCs w:val="21"/>
+                        </w:rPr>
+                        <w:t>的交互功能</w:t>
+                      </w:r>
+                      <w:r>
+                        <w:rPr>
+                          <w:rFonts w:ascii="微软雅黑" w:eastAsia="微软雅黑" w:hAnsi="微软雅黑" w:cs="微软雅黑" w:hint="eastAsia"/>
+                          <w:color w:val="262626"/>
+                          <w:szCs w:val="21"/>
+                        </w:rPr>
+                        <w:t>，对Typescript有一定了解</w:t>
+                      </w:r>
+                      <w:r>
+                        <w:rPr>
+                          <w:rFonts w:ascii="微软雅黑" w:eastAsia="微软雅黑" w:hAnsi="微软雅黑" w:cs="微软雅黑" w:hint="eastAsia"/>
+                          <w:color w:val="262626"/>
+                          <w:szCs w:val="21"/>
+                        </w:rPr>
+                        <w:t>；</w:t>
+                      </w:r>
+                      <w:r>
+                        <w:rPr>
+                          <w:rFonts w:ascii="微软雅黑" w:eastAsia="微软雅黑" w:hAnsi="微软雅黑" w:cs="微软雅黑" w:hint="eastAsia"/>
+                          <w:color w:val="262626"/>
+                          <w:szCs w:val="21"/>
+                        </w:rPr>
+                        <w:t xml:space="preserve"> </w:t>
+                      </w:r>
+                    </w:p>
+                    <w:p>
+                      <w:pPr>
+                        <w:pStyle w:val="1"/>
+                        <w:adjustRightInd w:val="0"/>
+                        <w:snapToGrid w:val="0"/>
+                        <w:spacing w:after="80" w:line="216" w:lineRule="auto"/>
+                        <w:ind w:firstLineChars="0" w:firstLine="0"/>
+                        <w:rPr>
+                          <w:rFonts w:ascii="微软雅黑" w:eastAsia="微软雅黑" w:hAnsi="微软雅黑" w:cs="微软雅黑"/>
+                          <w:color w:val="262626"/>
+                          <w:szCs w:val="21"/>
+                        </w:rPr>
+                      </w:pPr>
+                      <w:r>
+                        <w:rPr>
+                          <w:rFonts w:ascii="微软雅黑" w:eastAsia="微软雅黑" w:hAnsi="微软雅黑" w:cs="微软雅黑" w:hint="eastAsia"/>
+                          <w:color w:val="262626"/>
+                          <w:szCs w:val="21"/>
+                        </w:rPr>
+                        <w:sym w:font="Wingdings 2" w:char="F097"/>
+                      </w:r>
+                      <w:r>
+                        <w:rPr>
+                          <w:rFonts w:ascii="微软雅黑" w:eastAsia="微软雅黑" w:hAnsi="微软雅黑" w:cs="微软雅黑" w:hint="eastAsia"/>
+                          <w:color w:val="262626"/>
+                          <w:szCs w:val="21"/>
+                        </w:rPr>
+                        <w:t xml:space="preserve"> </w:t>
+                      </w:r>
+                      <w:r>
+                        <w:rPr>
+                          <w:rFonts w:ascii="微软雅黑" w:eastAsia="微软雅黑" w:hAnsi="微软雅黑" w:cs="微软雅黑" w:hint="eastAsia"/>
+                          <w:color w:val="262626"/>
+                          <w:szCs w:val="21"/>
+                        </w:rPr>
+                        <w:t>熟练使用</w:t>
+                      </w:r>
+                      <w:r>
+                        <w:rPr>
+                          <w:rFonts w:ascii="微软雅黑" w:eastAsia="微软雅黑" w:hAnsi="微软雅黑" w:cs="微软雅黑" w:hint="eastAsia"/>
+                          <w:color w:val="262626"/>
+                          <w:szCs w:val="21"/>
+                        </w:rPr>
+                        <w:t>Vue3</w:t>
+                      </w:r>
+                      <w:r>
+                        <w:rPr>
+                          <w:rFonts w:ascii="微软雅黑" w:eastAsia="微软雅黑" w:hAnsi="微软雅黑" w:cs="微软雅黑" w:hint="eastAsia"/>
+                          <w:color w:val="262626"/>
+                          <w:szCs w:val="21"/>
+                        </w:rPr>
+                        <w:t>进行</w:t>
+                      </w:r>
+                      <w:r>
+                        <w:rPr>
+                          <w:rFonts w:ascii="微软雅黑" w:eastAsia="微软雅黑" w:hAnsi="微软雅黑" w:cs="微软雅黑" w:hint="eastAsia"/>
+                          <w:color w:val="262626"/>
+                          <w:szCs w:val="21"/>
+                        </w:rPr>
+                        <w:t>开发</w:t>
+                      </w:r>
+                      <w:r>
+                        <w:rPr>
+                          <w:rFonts w:ascii="微软雅黑" w:eastAsia="微软雅黑" w:hAnsi="微软雅黑" w:cs="微软雅黑" w:hint="eastAsia"/>
+                          <w:color w:val="262626"/>
+                          <w:szCs w:val="21"/>
+                        </w:rPr>
+                        <w:t>，</w:t>
+                      </w:r>
+                      <w:r>
+                        <w:rPr>
+                          <w:rFonts w:ascii="微软雅黑" w:eastAsia="微软雅黑" w:hAnsi="微软雅黑" w:cs="微软雅黑" w:hint="eastAsia"/>
+                          <w:color w:val="262626"/>
+                          <w:szCs w:val="21"/>
+                        </w:rPr>
+                        <w:t>掌握props / emit、provide / inject、</w:t>
+                      </w:r>
+                      <w:proofErr w:type="spellStart"/>
+                      <w:r>
+                        <w:rPr>
+                          <w:rFonts w:ascii="微软雅黑" w:eastAsia="微软雅黑" w:hAnsi="微软雅黑" w:cs="微软雅黑" w:hint="eastAsia"/>
+                          <w:color w:val="262626"/>
+                          <w:szCs w:val="21"/>
+                        </w:rPr>
+                        <w:t>Pinia</w:t>
+                      </w:r>
+                      <w:proofErr w:type="spellEnd"/>
+                      <w:r>
+                        <w:rPr>
+                          <w:rFonts w:ascii="微软雅黑" w:eastAsia="微软雅黑" w:hAnsi="微软雅黑" w:cs="微软雅黑" w:hint="eastAsia"/>
+                          <w:color w:val="262626"/>
+                          <w:szCs w:val="21"/>
+                        </w:rPr>
+                        <w:t>等</w:t>
+                      </w:r>
+                      <w:r>
+                        <w:rPr>
+                          <w:rFonts w:ascii="微软雅黑" w:eastAsia="微软雅黑" w:hAnsi="微软雅黑" w:cs="微软雅黑" w:hint="eastAsia"/>
+                          <w:color w:val="262626"/>
+                          <w:szCs w:val="21"/>
+                        </w:rPr>
+                        <w:t>常见的组件通信方式</w:t>
+                      </w:r>
+                      <w:r>
+                        <w:rPr>
+                          <w:rFonts w:ascii="微软雅黑" w:eastAsia="微软雅黑" w:hAnsi="微软雅黑" w:cs="微软雅黑" w:hint="eastAsia"/>
+                          <w:color w:val="262626"/>
+                          <w:szCs w:val="21"/>
+                        </w:rPr>
+                        <w:t>；</w:t>
+                      </w:r>
+                    </w:p>
+                    <w:p>
+                      <w:pPr>
+                        <w:pStyle w:val="1"/>
+                        <w:adjustRightInd w:val="0"/>
+                        <w:snapToGrid w:val="0"/>
+                        <w:spacing w:after="80" w:line="216" w:lineRule="auto"/>
+                        <w:ind w:firstLineChars="0" w:firstLine="0"/>
+                        <w:rPr>
+                          <w:rFonts w:ascii="微软雅黑" w:eastAsia="微软雅黑" w:hAnsi="微软雅黑" w:cs="微软雅黑" w:hint="eastAsia"/>
+                          <w:color w:val="262626"/>
+                          <w:szCs w:val="21"/>
+                        </w:rPr>
+                      </w:pPr>
+                      <w:r>
+                        <w:rPr>
+                          <w:rFonts w:ascii="微软雅黑" w:eastAsia="微软雅黑" w:hAnsi="微软雅黑" w:cs="微软雅黑" w:hint="eastAsia"/>
+                          <w:color w:val="262626"/>
+                          <w:szCs w:val="21"/>
+                        </w:rPr>
+                        <w:sym w:font="Wingdings 2" w:char="F097"/>
+                      </w:r>
+                      <w:r>
+                        <w:rPr>
+                          <w:rFonts w:ascii="微软雅黑" w:eastAsia="微软雅黑" w:hAnsi="微软雅黑" w:cs="微软雅黑" w:hint="eastAsia"/>
+                          <w:color w:val="262626"/>
+                          <w:szCs w:val="21"/>
+                        </w:rPr>
+                        <w:t xml:space="preserve"> </w:t>
+                      </w:r>
+                      <w:r>
+                        <w:rPr>
+                          <w:rFonts w:ascii="微软雅黑" w:eastAsia="微软雅黑" w:hAnsi="微软雅黑" w:cs="微软雅黑" w:hint="eastAsia"/>
+                          <w:color w:val="262626"/>
+                          <w:szCs w:val="21"/>
+                        </w:rPr>
+                        <w:t xml:space="preserve">熟悉 Element Plus 组件库与 Vue Router 路由管理，能够使用 </w:t>
+                      </w:r>
+                      <w:proofErr w:type="spellStart"/>
+                      <w:r>
+                        <w:rPr>
+                          <w:rFonts w:ascii="微软雅黑" w:eastAsia="微软雅黑" w:hAnsi="微软雅黑" w:cs="微软雅黑" w:hint="eastAsia"/>
+                          <w:color w:val="262626"/>
+                          <w:szCs w:val="21"/>
+                        </w:rPr>
+                        <w:t>ECharts</w:t>
+                      </w:r>
+                      <w:proofErr w:type="spellEnd"/>
+                      <w:r>
+                        <w:rPr>
+                          <w:rFonts w:ascii="微软雅黑" w:eastAsia="微软雅黑" w:hAnsi="微软雅黑" w:cs="微软雅黑" w:hint="eastAsia"/>
+                          <w:color w:val="262626"/>
+                          <w:szCs w:val="21"/>
+                        </w:rPr>
+                        <w:t xml:space="preserve"> 绘制常见数据可视化图表</w:t>
+                      </w:r>
+                      <w:r>
+                        <w:rPr>
+                          <w:rFonts w:ascii="微软雅黑" w:eastAsia="微软雅黑" w:hAnsi="微软雅黑" w:cs="微软雅黑" w:hint="eastAsia"/>
+                          <w:color w:val="262626"/>
+                          <w:szCs w:val="21"/>
+                        </w:rPr>
+                        <w:t>；</w:t>
+                      </w:r>
+                    </w:p>
+                    <w:p>
+                      <w:pPr>
+                        <w:pStyle w:val="1"/>
+                        <w:adjustRightInd w:val="0"/>
+                        <w:snapToGrid w:val="0"/>
+                        <w:spacing w:after="80" w:line="216" w:lineRule="auto"/>
+                        <w:ind w:firstLineChars="0" w:firstLine="0"/>
+                        <w:rPr>
+                          <w:rFonts w:ascii="微软雅黑" w:eastAsia="微软雅黑" w:hAnsi="微软雅黑" w:cs="微软雅黑" w:hint="eastAsia"/>
+                          <w:color w:val="262626"/>
+                          <w:szCs w:val="21"/>
+                        </w:rPr>
+                      </w:pPr>
+                      <w:r>
+                        <w:rPr>
+                          <w:rFonts w:ascii="微软雅黑" w:eastAsia="微软雅黑" w:hAnsi="微软雅黑" w:cs="微软雅黑" w:hint="eastAsia"/>
+                          <w:color w:val="262626"/>
+                          <w:szCs w:val="21"/>
+                        </w:rPr>
+                        <w:sym w:font="Wingdings 2" w:char="F097"/>
+                      </w:r>
+                      <w:r>
+                        <w:rPr>
+                          <w:rFonts w:ascii="微软雅黑" w:eastAsia="微软雅黑" w:hAnsi="微软雅黑" w:cs="微软雅黑" w:hint="eastAsia"/>
+                          <w:color w:val="262626"/>
+                          <w:szCs w:val="21"/>
+                        </w:rPr>
+                        <w:t xml:space="preserve"> </w:t>
+                      </w:r>
+                      <w:r>
+                        <w:rPr>
+                          <w:rFonts w:ascii="微软雅黑" w:eastAsia="微软雅黑" w:hAnsi="微软雅黑" w:cs="微软雅黑" w:hint="eastAsia"/>
+                          <w:color w:val="262626"/>
+                          <w:szCs w:val="21"/>
+                        </w:rPr>
+                        <w:t>掌握 Promise 与 async/await</w:t>
+                      </w:r>
+                      <w:r>
+                        <w:rPr>
+                          <w:rFonts w:ascii="微软雅黑" w:eastAsia="微软雅黑" w:hAnsi="微软雅黑" w:cs="微软雅黑" w:hint="eastAsia"/>
+                          <w:color w:val="262626"/>
+                          <w:szCs w:val="21"/>
+                        </w:rPr>
+                        <w:t>异步技术</w:t>
+                      </w:r>
+                      <w:r>
+                        <w:rPr>
+                          <w:rFonts w:ascii="微软雅黑" w:eastAsia="微软雅黑" w:hAnsi="微软雅黑" w:cs="微软雅黑" w:hint="eastAsia"/>
+                          <w:color w:val="262626"/>
+                          <w:szCs w:val="21"/>
+                        </w:rPr>
+                        <w:t>的使用</w:t>
+                      </w:r>
+                      <w:r>
+                        <w:rPr>
+                          <w:rFonts w:ascii="微软雅黑" w:eastAsia="微软雅黑" w:hAnsi="微软雅黑" w:cs="微软雅黑" w:hint="eastAsia"/>
+                          <w:color w:val="262626"/>
+                          <w:szCs w:val="21"/>
+                        </w:rPr>
+                        <w:t>，并能使用Axios</w:t>
+                      </w:r>
+                      <w:r>
+                        <w:rPr>
+                          <w:rFonts w:ascii="微软雅黑" w:eastAsia="微软雅黑" w:hAnsi="微软雅黑" w:cs="微软雅黑" w:hint="eastAsia"/>
+                          <w:color w:val="262626"/>
+                          <w:szCs w:val="21"/>
+                        </w:rPr>
+                        <w:t>、</w:t>
+                      </w:r>
+                      <w:r>
+                        <w:rPr>
+                          <w:rFonts w:ascii="微软雅黑" w:eastAsia="微软雅黑" w:hAnsi="微软雅黑" w:cs="微软雅黑" w:hint="eastAsia"/>
+                          <w:color w:val="262626"/>
+                          <w:szCs w:val="21"/>
+                        </w:rPr>
+                        <w:t>fetch完成前后端数据请求与异常处理</w:t>
+                      </w:r>
+                      <w:r>
+                        <w:rPr>
+                          <w:rFonts w:ascii="微软雅黑" w:eastAsia="微软雅黑" w:hAnsi="微软雅黑" w:cs="微软雅黑" w:hint="eastAsia"/>
+                          <w:color w:val="262626"/>
+                          <w:szCs w:val="21"/>
+                        </w:rPr>
+                        <w:t>；</w:t>
+                      </w:r>
+                    </w:p>
+                    <w:p>
+                      <w:pPr>
+                        <w:pStyle w:val="1"/>
+                        <w:adjustRightInd w:val="0"/>
+                        <w:snapToGrid w:val="0"/>
+                        <w:spacing w:after="80" w:line="216" w:lineRule="auto"/>
+                        <w:ind w:firstLineChars="0" w:firstLine="0"/>
+                        <w:rPr>
+                          <w:rFonts w:ascii="微软雅黑" w:eastAsia="微软雅黑" w:hAnsi="微软雅黑" w:cs="微软雅黑" w:hint="eastAsia"/>
+                          <w:color w:val="262626"/>
+                          <w:szCs w:val="21"/>
+                        </w:rPr>
+                      </w:pPr>
+                      <w:r>
+                        <w:rPr>
+                          <w:rFonts w:ascii="微软雅黑" w:eastAsia="微软雅黑" w:hAnsi="微软雅黑" w:cs="微软雅黑" w:hint="eastAsia"/>
+                          <w:color w:val="262626"/>
+                          <w:szCs w:val="21"/>
+                        </w:rPr>
+                        <w:sym w:font="Wingdings 2" w:char="F097"/>
+                      </w:r>
+                      <w:r>
+                        <w:rPr>
+                          <w:rFonts w:ascii="微软雅黑" w:eastAsia="微软雅黑" w:hAnsi="微软雅黑" w:cs="微软雅黑" w:hint="eastAsia"/>
+                          <w:color w:val="262626"/>
+                          <w:szCs w:val="21"/>
+                        </w:rPr>
+                        <w:t xml:space="preserve"> 熟练使用C/C++、Python语言；</w:t>
+                      </w:r>
+                      <w:r>
+                        <w:rPr>
+                          <w:rFonts w:ascii="微软雅黑" w:eastAsia="微软雅黑" w:hAnsi="微软雅黑" w:cs="微软雅黑"/>
+                          <w:color w:val="262626"/>
+                          <w:szCs w:val="21"/>
+                        </w:rPr>
+                        <w:t>能够使用 Django</w:t>
+                      </w:r>
+                      <w:r>
+                        <w:rPr>
+                          <w:rFonts w:ascii="微软雅黑" w:eastAsia="微软雅黑" w:hAnsi="微软雅黑" w:cs="微软雅黑" w:hint="eastAsia"/>
+                          <w:color w:val="262626"/>
+                          <w:szCs w:val="21"/>
+                        </w:rPr>
+                        <w:t>框架</w:t>
+                      </w:r>
+                      <w:r>
+                        <w:rPr>
+                          <w:rFonts w:ascii="微软雅黑" w:eastAsia="微软雅黑" w:hAnsi="微软雅黑" w:cs="微软雅黑"/>
+                          <w:color w:val="262626"/>
+                          <w:szCs w:val="21"/>
+                        </w:rPr>
+                        <w:t>编写后端 API，</w:t>
+                      </w:r>
+                      <w:r>
+                        <w:rPr>
+                          <w:rFonts w:ascii="微软雅黑" w:eastAsia="微软雅黑" w:hAnsi="微软雅黑" w:cs="微软雅黑" w:hint="eastAsia"/>
+                          <w:color w:val="262626"/>
+                          <w:szCs w:val="21"/>
+                        </w:rPr>
+                        <w:t>处理前端请求</w:t>
+                      </w:r>
+                      <w:r>
+                        <w:rPr>
+                          <w:rFonts w:ascii="微软雅黑" w:eastAsia="微软雅黑" w:hAnsi="微软雅黑" w:cs="微软雅黑" w:hint="eastAsia"/>
+                          <w:color w:val="262626"/>
+                          <w:szCs w:val="21"/>
+                        </w:rPr>
+                        <w:t>与</w:t>
+                      </w:r>
+                      <w:r>
+                        <w:rPr>
+                          <w:rFonts w:ascii="微软雅黑" w:eastAsia="微软雅黑" w:hAnsi="微软雅黑" w:cs="微软雅黑" w:hint="eastAsia"/>
+                          <w:color w:val="262626"/>
+                          <w:szCs w:val="21"/>
+                        </w:rPr>
+                        <w:t>实现数据交互</w:t>
+                      </w:r>
+                      <w:r>
+                        <w:rPr>
+                          <w:rFonts w:ascii="微软雅黑" w:eastAsia="微软雅黑" w:hAnsi="微软雅黑" w:cs="微软雅黑" w:hint="eastAsia"/>
+                          <w:color w:val="262626"/>
+                          <w:szCs w:val="21"/>
+                        </w:rPr>
+                        <w:t>；</w:t>
+                      </w:r>
+                    </w:p>
+                    <w:p>
+                      <w:pPr>
+                        <w:pStyle w:val="1"/>
+                        <w:adjustRightInd w:val="0"/>
+                        <w:snapToGrid w:val="0"/>
+                        <w:spacing w:after="80" w:line="216" w:lineRule="auto"/>
+                        <w:ind w:firstLineChars="0" w:firstLine="0"/>
+                        <w:rPr>
+                          <w:rFonts w:ascii="微软雅黑" w:eastAsia="微软雅黑" w:hAnsi="微软雅黑" w:cs="微软雅黑" w:hint="eastAsia"/>
+                          <w:color w:val="262626"/>
+                          <w:szCs w:val="21"/>
+                        </w:rPr>
+                      </w:pPr>
+                      <w:r>
+                        <w:rPr>
+                          <w:rFonts w:ascii="微软雅黑" w:eastAsia="微软雅黑" w:hAnsi="微软雅黑" w:cs="微软雅黑" w:hint="eastAsia"/>
+                          <w:color w:val="262626"/>
+                          <w:szCs w:val="21"/>
+                        </w:rPr>
+                        <w:sym w:font="Wingdings 2" w:char="F097"/>
+                      </w:r>
+                      <w:r>
+                        <w:rPr>
+                          <w:rFonts w:ascii="微软雅黑" w:eastAsia="微软雅黑" w:hAnsi="微软雅黑" w:cs="微软雅黑" w:hint="eastAsia"/>
+                          <w:color w:val="262626"/>
+                          <w:szCs w:val="21"/>
+                        </w:rPr>
+                        <w:t xml:space="preserve"> </w:t>
+                      </w:r>
+                      <w:r>
+                        <w:rPr>
+                          <w:rFonts w:ascii="微软雅黑" w:eastAsia="微软雅黑" w:hAnsi="微软雅黑" w:cs="微软雅黑" w:hint="eastAsia"/>
+                          <w:color w:val="262626"/>
+                          <w:szCs w:val="21"/>
+                        </w:rPr>
+                        <w:t>熟悉Vite构建工具</w:t>
+                      </w:r>
+                      <w:r>
+                        <w:rPr>
+                          <w:rFonts w:ascii="微软雅黑" w:eastAsia="微软雅黑" w:hAnsi="微软雅黑" w:cs="微软雅黑" w:hint="eastAsia"/>
+                          <w:color w:val="262626"/>
+                          <w:szCs w:val="21"/>
+                        </w:rPr>
+                        <w:t>，</w:t>
+                      </w:r>
+                      <w:r>
+                        <w:rPr>
+                          <w:rFonts w:ascii="微软雅黑" w:eastAsia="微软雅黑" w:hAnsi="微软雅黑" w:cs="微软雅黑"/>
+                          <w:color w:val="262626"/>
+                          <w:szCs w:val="21"/>
+                        </w:rPr>
+                        <w:t xml:space="preserve">能够使用 Vite 搭建 Vue </w:t>
+                      </w:r>
+                      <w:r>
+                        <w:rPr>
+                          <w:rFonts w:ascii="微软雅黑" w:eastAsia="微软雅黑" w:hAnsi="微软雅黑" w:cs="微软雅黑" w:hint="eastAsia"/>
+                          <w:color w:val="262626"/>
+                          <w:szCs w:val="21"/>
+                        </w:rPr>
+                        <w:t>3</w:t>
+                      </w:r>
+                      <w:r>
+                        <w:rPr>
+                          <w:rFonts w:ascii="微软雅黑" w:eastAsia="微软雅黑" w:hAnsi="微软雅黑" w:cs="微软雅黑"/>
+                          <w:color w:val="262626"/>
+                          <w:szCs w:val="21"/>
+                        </w:rPr>
+                        <w:t xml:space="preserve"> 项目，配置开发服务器、环境变量与路径别名</w:t>
+                      </w:r>
+                      <w:r>
+                        <w:rPr>
+                          <w:rFonts w:ascii="微软雅黑" w:eastAsia="微软雅黑" w:hAnsi="微软雅黑" w:cs="微软雅黑" w:hint="eastAsia"/>
+                          <w:color w:val="262626"/>
+                          <w:szCs w:val="21"/>
+                        </w:rPr>
+                        <w:t>等</w:t>
+                      </w:r>
+                      <w:r>
+                        <w:rPr>
+                          <w:rFonts w:ascii="微软雅黑" w:eastAsia="微软雅黑" w:hAnsi="微软雅黑" w:cs="微软雅黑" w:hint="eastAsia"/>
+                          <w:color w:val="262626"/>
+                          <w:szCs w:val="21"/>
+                        </w:rPr>
+                        <w:t>；</w:t>
+                      </w:r>
+                    </w:p>
+                    <w:p>
+                      <w:pPr>
+                        <w:pStyle w:val="1"/>
+                        <w:adjustRightInd w:val="0"/>
+                        <w:snapToGrid w:val="0"/>
+                        <w:spacing w:after="80" w:line="216" w:lineRule="auto"/>
+                        <w:ind w:firstLineChars="0" w:firstLine="0"/>
+                        <w:rPr>
+                          <w:rFonts w:ascii="微软雅黑" w:eastAsia="微软雅黑" w:hAnsi="微软雅黑" w:cs="微软雅黑" w:hint="eastAsia"/>
+                          <w:color w:val="262626"/>
+                          <w:szCs w:val="21"/>
+                        </w:rPr>
+                      </w:pPr>
+                      <w:r>
+                        <w:rPr>
+                          <w:rFonts w:ascii="微软雅黑" w:eastAsia="微软雅黑" w:hAnsi="微软雅黑" w:cs="微软雅黑" w:hint="eastAsia"/>
+                          <w:color w:val="262626"/>
+                          <w:szCs w:val="21"/>
+                        </w:rPr>
+                        <w:sym w:font="Wingdings 2" w:char="F097"/>
+                      </w:r>
+                      <w:r>
+                        <w:rPr>
+                          <w:rFonts w:ascii="微软雅黑" w:eastAsia="微软雅黑" w:hAnsi="微软雅黑" w:cs="微软雅黑" w:hint="eastAsia"/>
+                          <w:color w:val="262626"/>
+                          <w:szCs w:val="21"/>
+                        </w:rPr>
+                        <w:t xml:space="preserve"> </w:t>
+                      </w:r>
+                      <w:r>
+                        <w:rPr>
+                          <w:rFonts w:ascii="微软雅黑" w:eastAsia="微软雅黑" w:hAnsi="微软雅黑" w:cs="微软雅黑"/>
+                          <w:color w:val="262626"/>
+                          <w:szCs w:val="21"/>
+                        </w:rPr>
+                        <w:t xml:space="preserve">熟悉 </w:t>
+                      </w:r>
+                      <w:r>
+                        <w:rPr>
+                          <w:rFonts w:ascii="微软雅黑" w:eastAsia="微软雅黑" w:hAnsi="微软雅黑" w:cs="微软雅黑" w:hint="eastAsia"/>
+                          <w:color w:val="262626"/>
+                          <w:szCs w:val="21"/>
+                        </w:rPr>
+                        <w:t>g</w:t>
+                      </w:r>
+                      <w:r>
+                        <w:rPr>
+                          <w:rFonts w:ascii="微软雅黑" w:eastAsia="微软雅黑" w:hAnsi="微软雅黑" w:cs="微软雅黑"/>
+                          <w:color w:val="262626"/>
+                          <w:szCs w:val="21"/>
+                        </w:rPr>
+                        <w:t xml:space="preserve">it </w:t>
+                      </w:r>
+                      <w:r>
+                        <w:rPr>
+                          <w:rFonts w:ascii="微软雅黑" w:eastAsia="微软雅黑" w:hAnsi="微软雅黑" w:cs="微软雅黑" w:hint="eastAsia"/>
+                          <w:color w:val="262626"/>
+                          <w:szCs w:val="21"/>
+                        </w:rPr>
+                        <w:t>常用命令</w:t>
+                      </w:r>
+                      <w:r>
+                        <w:rPr>
+                          <w:rFonts w:ascii="微软雅黑" w:eastAsia="微软雅黑" w:hAnsi="微软雅黑" w:cs="微软雅黑" w:hint="eastAsia"/>
+                          <w:color w:val="262626"/>
+                          <w:szCs w:val="21"/>
+                        </w:rPr>
+                        <w:t>，</w:t>
+                      </w:r>
+                      <w:r>
+                        <w:rPr>
+                          <w:rFonts w:ascii="微软雅黑" w:eastAsia="微软雅黑" w:hAnsi="微软雅黑" w:cs="微软雅黑"/>
+                          <w:color w:val="262626"/>
+                          <w:szCs w:val="21"/>
+                        </w:rPr>
+                        <w:t xml:space="preserve">能够使用 </w:t>
+                      </w:r>
+                      <w:r>
+                        <w:rPr>
+                          <w:rFonts w:ascii="微软雅黑" w:eastAsia="微软雅黑" w:hAnsi="微软雅黑" w:cs="微软雅黑" w:hint="eastAsia"/>
+                          <w:color w:val="262626"/>
+                          <w:szCs w:val="21"/>
+                        </w:rPr>
+                        <w:t>g</w:t>
+                      </w:r>
+                      <w:r>
+                        <w:rPr>
+                          <w:rFonts w:ascii="微软雅黑" w:eastAsia="微软雅黑" w:hAnsi="微软雅黑" w:cs="微软雅黑"/>
+                          <w:color w:val="262626"/>
+                          <w:szCs w:val="21"/>
+                        </w:rPr>
+                        <w:t>it 进行日常代码管理与开发迭代</w:t>
+                      </w:r>
+                      <w:r>
+                        <w:rPr>
+                          <w:rFonts w:ascii="微软雅黑" w:eastAsia="微软雅黑" w:hAnsi="微软雅黑" w:cs="微软雅黑" w:hint="eastAsia"/>
+                          <w:color w:val="262626"/>
+                          <w:szCs w:val="21"/>
+                        </w:rPr>
+                        <w:t>。</w:t>
+                      </w:r>
+                    </w:p>
+                    <w:p>
+                      <w:pPr>
+                        <w:pStyle w:val="1"/>
+                        <w:adjustRightInd w:val="0"/>
+                        <w:snapToGrid w:val="0"/>
+                        <w:spacing w:after="80" w:line="216" w:lineRule="auto"/>
+                        <w:ind w:firstLineChars="0" w:firstLine="0"/>
+                        <w:rPr>
+                          <w:rFonts w:ascii="微软雅黑" w:eastAsia="微软雅黑" w:hAnsi="微软雅黑" w:cs="微软雅黑" w:hint="eastAsia"/>
+                          <w:color w:val="262626"/>
+                          <w:szCs w:val="21"/>
+                        </w:rPr>
+                      </w:pPr>
+                    </w:p>
+                    <w:p>
+                      <w:pPr>
+                        <w:pStyle w:val="1"/>
+                        <w:adjustRightInd w:val="0"/>
+                        <w:snapToGrid w:val="0"/>
+                        <w:spacing w:after="80" w:line="216" w:lineRule="auto"/>
+                        <w:ind w:firstLineChars="0" w:firstLine="0"/>
+                        <w:rPr>
+                          <w:rFonts w:ascii="微软雅黑" w:eastAsia="微软雅黑" w:hAnsi="微软雅黑" w:cs="微软雅黑" w:hint="eastAsia"/>
+                          <w:color w:val="262626"/>
+                          <w:szCs w:val="21"/>
+                        </w:rPr>
+                      </w:pPr>
+                    </w:p>
+                    <w:p>
+                      <w:pPr>
+                        <w:pStyle w:val="1"/>
+                        <w:adjustRightInd w:val="0"/>
+                        <w:snapToGrid w:val="0"/>
+                        <w:spacing w:after="80" w:line="216" w:lineRule="auto"/>
                         <w:ind w:firstLineChars="0" w:firstLine="0"/>
                         <w:rPr>
                           <w:rFonts w:ascii="微软雅黑" w:eastAsia="微软雅黑" w:hAnsi="微软雅黑" w:cs="微软雅黑" w:hint="eastAsia"/>
@@ -1788,7 +3670,7 @@
                       <w:pPr>
                         <w:adjustRightInd w:val="0"/>
                         <w:snapToGrid w:val="0"/>
-                        <w:spacing w:after="80" w:line="240" w:lineRule="auto"/>
+                        <w:spacing w:after="80" w:line="216" w:lineRule="auto"/>
                         <w:rPr>
                           <w:rFonts w:ascii="宋体" w:eastAsia="宋体" w:hAnsi="宋体" w:hint="eastAsia"/>
                           <w:color w:val="262626"/>
@@ -1798,7 +3680,7 @@
                     </w:p>
                     <w:p>
                       <w:pPr>
-                        <w:spacing w:after="80" w:line="240" w:lineRule="auto"/>
+                        <w:spacing w:after="80" w:line="216" w:lineRule="auto"/>
                         <w:rPr>
                           <w:rFonts w:ascii="宋体" w:eastAsia="宋体" w:hAnsi="宋体" w:hint="eastAsia"/>
                         </w:rPr>
@@ -2003,17 +3885,13 @@
           </mc:Choice>
           <mc:Fallback>
             <w:pict>
-              <v:group w14:anchorId="0358A318" id="组合 13" o:spid="_x0000_s1027" style="position:absolute;left:0;text-align:left;margin-left:-4.1pt;margin-top:315.8pt;width:528.6pt;height:35.8pt;z-index:5;mso-wrap-distance-left:0;mso-wrap-distance-right:0;mso-position-horizontal-relative:margin;mso-width-relative:margin" coordorigin=",-228" coordsize="67022,4567" o:gfxdata="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">
-                <v:group id="组合 1187322503" o:spid="_x0000_s1028" style="position:absolute;top:286;width:67022;height:3306" coordorigin=",-297" coordsize="67022,3306" o:gfxdata="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">
-                  <v:shapetype id="_x0000_t6" coordsize="21600,21600" o:spt="6" path="m,l,21600r21600,xe">
-                    <v:stroke joinstyle="miter"/>
-                    <v:path gradientshapeok="t" o:connecttype="custom" o:connectlocs="0,0;0,10800;0,21600;10800,21600;21600,21600;10800,10800" textboxrect="1800,12600,12600,19800"/>
-                  </v:shapetype>
-                  <v:shape id="直角三角形 1902358104" o:spid="_x0000_s1029" type="#_x0000_t6" style="position:absolute;top:2244;width:1440;height:764;rotation:180;visibility:visible;mso-wrap-style:square;v-text-anchor:top" o:gfxdata="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" fillcolor="#143f6a" stroked="f"/>
-                  <v:line id="直接连接符 1708900499" o:spid="_x0000_s1030" style="position:absolute;visibility:visible;mso-wrap-style:square" from="539,2160" to="67022,2160" o:connectortype="straight" o:gfxdata="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" strokecolor="#5f73b2"/>
-                  <v:rect id="矩形 801348622" o:spid="_x0000_s1031" style="position:absolute;top:-297;width:12103;height:2563;visibility:visible;mso-wrap-style:square;v-text-anchor:top" o:gfxdata="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" fillcolor="#5f73b2" stroked="f"/>
+              <v:group w14:anchorId="0358A318" id="组合 13" o:spid="_x0000_s1035" style="position:absolute;left:0;text-align:left;margin-left:-4.1pt;margin-top:315.8pt;width:528.6pt;height:35.8pt;z-index:5;mso-wrap-distance-left:0;mso-wrap-distance-right:0;mso-position-horizontal-relative:margin;mso-width-relative:margin" coordorigin=",-228" coordsize="67022,4567" o:gfxdata="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">
+                <v:group id="组合 1187322503" o:spid="_x0000_s1036" style="position:absolute;top:286;width:67022;height:3306" coordorigin=",-297" coordsize="67022,3306" o:gfxdata="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">
+                  <v:shape id="直角三角形 1902358104" o:spid="_x0000_s1037" type="#_x0000_t6" style="position:absolute;top:2244;width:1440;height:764;rotation:180;visibility:visible;mso-wrap-style:square;v-text-anchor:top" o:gfxdata="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" fillcolor="#143f6a" stroked="f"/>
+                  <v:line id="直接连接符 1708900499" o:spid="_x0000_s1038" style="position:absolute;visibility:visible;mso-wrap-style:square" from="539,2160" to="67022,2160" o:connectortype="straight" o:gfxdata="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" strokecolor="#5f73b2"/>
+                  <v:rect id="矩形 801348622" o:spid="_x0000_s1039" style="position:absolute;top:-297;width:12103;height:2563;visibility:visible;mso-wrap-style:square;v-text-anchor:top" o:gfxdata="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" fillcolor="#5f73b2" stroked="f"/>
                 </v:group>
-                <v:rect id="矩形 916143426" o:spid="_x0000_s1032" style="position:absolute;left:1303;top:-228;width:9208;height:4566;visibility:visible;mso-wrap-style:square;v-text-anchor:middle" o:gfxdata="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" filled="f" stroked="f">
+                <v:rect id="矩形 916143426" o:spid="_x0000_s1040" style="position:absolute;left:1303;top:-228;width:9208;height:4566;visibility:visible;mso-wrap-style:square;v-text-anchor:middle" o:gfxdata="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" filled="f" stroked="f">
                   <v:textbox>
                     <w:txbxContent>
                       <w:p>
@@ -2067,7 +3945,7 @@
         <mc:AlternateContent>
           <mc:Choice Requires="wps">
             <w:drawing>
-              <wp:anchor distT="0" distB="0" distL="0" distR="0" simplePos="0" relativeHeight="13" behindDoc="0" locked="0" layoutInCell="1" allowOverlap="1" wp14:anchorId="5D0B815D" wp14:editId="44F01D67">
+              <wp:anchor distT="0" distB="0" distL="0" distR="0" simplePos="0" relativeHeight="13" behindDoc="0" locked="0" layoutInCell="1" allowOverlap="1" wp14:anchorId="5D0B815D" wp14:editId="1D8F9E33">
                 <wp:simplePos x="0" y="0"/>
                 <wp:positionH relativeFrom="margin">
                   <wp:align>right</wp:align>
@@ -2125,7 +4003,33 @@
                                 <w:color w:val="262626"/>
                                 <w:szCs w:val="21"/>
                               </w:rPr>
-                              <w:t xml:space="preserve"> 从大二开始担任计科2302班生活委员，负责班费的管理和班级活动教室的申请</w:t>
+                              <w:t xml:space="preserve"> </w:t>
+                            </w:r>
+                            <w:r>
+                              <w:rPr>
+                                <w:rFonts w:ascii="微软雅黑" w:hAnsi="微软雅黑" w:cs="微软雅黑" w:hint="eastAsia"/>
+                                <w:color w:val="262626"/>
+                                <w:szCs w:val="21"/>
+                              </w:rPr>
+                              <w:t>从大二开始</w:t>
+                            </w:r>
+                            <w:proofErr w:type="gramStart"/>
+                            <w:r>
+                              <w:rPr>
+                                <w:rFonts w:ascii="微软雅黑" w:hAnsi="微软雅黑" w:cs="微软雅黑" w:hint="eastAsia"/>
+                                <w:color w:val="262626"/>
+                                <w:szCs w:val="21"/>
+                              </w:rPr>
+                              <w:t>担任计科2302班</w:t>
+                            </w:r>
+                            <w:proofErr w:type="gramEnd"/>
+                            <w:r>
+                              <w:rPr>
+                                <w:rFonts w:ascii="微软雅黑" w:hAnsi="微软雅黑" w:cs="微软雅黑" w:hint="eastAsia"/>
+                                <w:color w:val="262626"/>
+                                <w:szCs w:val="21"/>
+                              </w:rPr>
+                              <w:t>生活委员，负责班费的管理和班级活动教室的申请</w:t>
                             </w:r>
                           </w:p>
                           <w:p>
@@ -2151,8 +4055,17 @@
                                 <w:color w:val="262626"/>
                                 <w:szCs w:val="21"/>
                               </w:rPr>
+                              <w:t xml:space="preserve"> </w:t>
+                            </w:r>
+                            <w:r>
+                              <w:rPr>
+                                <w:rFonts w:ascii="微软雅黑" w:hAnsi="微软雅黑" w:cs="微软雅黑" w:hint="eastAsia"/>
+                                <w:color w:val="262626"/>
+                                <w:szCs w:val="21"/>
+                              </w:rPr>
                               <w:t>在北京交通大学</w:t>
                             </w:r>
+                            <w:proofErr w:type="gramStart"/>
                             <w:r>
                               <w:rPr>
                                 <w:rFonts w:ascii="微软雅黑" w:hAnsi="微软雅黑" w:cs="微软雅黑"/>
@@ -2161,6 +4074,7 @@
                               </w:rPr>
                               <w:t>蓝桥杯选拔赛</w:t>
                             </w:r>
+                            <w:proofErr w:type="gramEnd"/>
                             <w:r>
                               <w:rPr>
                                 <w:rFonts w:ascii="微软雅黑" w:hAnsi="微软雅黑" w:cs="微软雅黑" w:hint="eastAsia"/>
@@ -2191,7 +4105,25 @@
                                 <w:color w:val="262626"/>
                                 <w:szCs w:val="21"/>
                               </w:rPr>
-                              <w:t>通过大量算法与逻辑题训练了代码实现与调试能力，能够在前端开发中高效处理数据结构设计和业务逻辑问题。</w:t>
+                              <w:t>通过大量算法与逻辑</w:t>
+                            </w:r>
+                            <w:proofErr w:type="gramStart"/>
+                            <w:r>
+                              <w:rPr>
+                                <w:rFonts w:ascii="微软雅黑" w:hAnsi="微软雅黑" w:cs="微软雅黑"/>
+                                <w:color w:val="262626"/>
+                                <w:szCs w:val="21"/>
+                              </w:rPr>
+                              <w:t>题训练</w:t>
+                            </w:r>
+                            <w:proofErr w:type="gramEnd"/>
+                            <w:r>
+                              <w:rPr>
+                                <w:rFonts w:ascii="微软雅黑" w:hAnsi="微软雅黑" w:cs="微软雅黑"/>
+                                <w:color w:val="262626"/>
+                                <w:szCs w:val="21"/>
+                              </w:rPr>
+                              <w:t>了代码实现与调试能力，能够在前端开发中高效处理数据结构设计和业务逻辑问题。</w:t>
                             </w:r>
                           </w:p>
                         </w:txbxContent>
@@ -2213,7 +4145,7 @@
           </mc:Choice>
           <mc:Fallback>
             <w:pict>
-              <v:rect w14:anchorId="5D0B815D" id="文本框 9" o:spid="_x0000_s1033" style="position:absolute;left:0;text-align:left;margin-left:463.85pt;margin-top:248.8pt;width:515.05pt;height:70.65pt;z-index:13;visibility:visible;mso-wrap-style:square;mso-height-percent:0;mso-wrap-distance-left:0;mso-wrap-distance-top:0;mso-wrap-distance-right:0;mso-wrap-distance-bottom:0;mso-position-horizontal:right;mso-position-horizontal-relative:margin;mso-position-vertical:absolute;mso-position-vertical-relative:text;mso-height-percent:0;mso-height-relative:margin;v-text-anchor:top" o:gfxdata="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" filled="f" stroked="f">
+              <v:rect w14:anchorId="5D0B815D" id="文本框 9" o:spid="_x0000_s1041" style="position:absolute;left:0;text-align:left;margin-left:463.85pt;margin-top:248.8pt;width:515.05pt;height:70.65pt;z-index:13;visibility:visible;mso-wrap-style:square;mso-height-percent:0;mso-wrap-distance-left:0;mso-wrap-distance-top:0;mso-wrap-distance-right:0;mso-wrap-distance-bottom:0;mso-position-horizontal:right;mso-position-horizontal-relative:margin;mso-position-vertical:absolute;mso-position-vertical-relative:text;mso-height-percent:0;mso-height-relative:margin;v-text-anchor:top" o:gfxdata="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" filled="f" stroked="f">
                 <v:textbox>
                   <w:txbxContent>
                     <w:p>
@@ -2239,7 +4171,33 @@
                           <w:color w:val="262626"/>
                           <w:szCs w:val="21"/>
                         </w:rPr>
-                        <w:t xml:space="preserve"> 从大二开始担任计科2302班生活委员，负责班费的管理和班级活动教室的申请</w:t>
+                        <w:t xml:space="preserve"> </w:t>
+                      </w:r>
+                      <w:r>
+                        <w:rPr>
+                          <w:rFonts w:ascii="微软雅黑" w:hAnsi="微软雅黑" w:cs="微软雅黑" w:hint="eastAsia"/>
+                          <w:color w:val="262626"/>
+                          <w:szCs w:val="21"/>
+                        </w:rPr>
+                        <w:t>从大二开始</w:t>
+                      </w:r>
+                      <w:proofErr w:type="gramStart"/>
+                      <w:r>
+                        <w:rPr>
+                          <w:rFonts w:ascii="微软雅黑" w:hAnsi="微软雅黑" w:cs="微软雅黑" w:hint="eastAsia"/>
+                          <w:color w:val="262626"/>
+                          <w:szCs w:val="21"/>
+                        </w:rPr>
+                        <w:t>担任计科2302班</w:t>
+                      </w:r>
+                      <w:proofErr w:type="gramEnd"/>
+                      <w:r>
+                        <w:rPr>
+                          <w:rFonts w:ascii="微软雅黑" w:hAnsi="微软雅黑" w:cs="微软雅黑" w:hint="eastAsia"/>
+                          <w:color w:val="262626"/>
+                          <w:szCs w:val="21"/>
+                        </w:rPr>
+                        <w:t>生活委员，负责班费的管理和班级活动教室的申请</w:t>
                       </w:r>
                     </w:p>
                     <w:p>
@@ -2265,8 +4223,17 @@
                           <w:color w:val="262626"/>
                           <w:szCs w:val="21"/>
                         </w:rPr>
+                        <w:t xml:space="preserve"> </w:t>
+                      </w:r>
+                      <w:r>
+                        <w:rPr>
+                          <w:rFonts w:ascii="微软雅黑" w:hAnsi="微软雅黑" w:cs="微软雅黑" w:hint="eastAsia"/>
+                          <w:color w:val="262626"/>
+                          <w:szCs w:val="21"/>
+                        </w:rPr>
                         <w:t>在北京交通大学</w:t>
                       </w:r>
+                      <w:proofErr w:type="gramStart"/>
                       <w:r>
                         <w:rPr>
                           <w:rFonts w:ascii="微软雅黑" w:hAnsi="微软雅黑" w:cs="微软雅黑"/>
@@ -2275,6 +4242,7 @@
                         </w:rPr>
                         <w:t>蓝桥杯选拔赛</w:t>
                       </w:r>
+                      <w:proofErr w:type="gramEnd"/>
                       <w:r>
                         <w:rPr>
                           <w:rFonts w:ascii="微软雅黑" w:hAnsi="微软雅黑" w:cs="微软雅黑" w:hint="eastAsia"/>
@@ -2305,939 +4273,31 @@
                           <w:color w:val="262626"/>
                           <w:szCs w:val="21"/>
                         </w:rPr>
-                        <w:t>通过大量算法与逻辑题训练了代码实现与调试能力，能够在前端开发中高效处理数据结构设计和业务逻辑问题。</w:t>
+                        <w:t>通过大量算法与逻辑</w:t>
+                      </w:r>
+                      <w:proofErr w:type="gramStart"/>
+                      <w:r>
+                        <w:rPr>
+                          <w:rFonts w:ascii="微软雅黑" w:hAnsi="微软雅黑" w:cs="微软雅黑"/>
+                          <w:color w:val="262626"/>
+                          <w:szCs w:val="21"/>
+                        </w:rPr>
+                        <w:t>题训练</w:t>
+                      </w:r>
+                      <w:proofErr w:type="gramEnd"/>
+                      <w:r>
+                        <w:rPr>
+                          <w:rFonts w:ascii="微软雅黑" w:hAnsi="微软雅黑" w:cs="微软雅黑"/>
+                          <w:color w:val="262626"/>
+                          <w:szCs w:val="21"/>
+                        </w:rPr>
+                        <w:t>了代码实现与调试能力，能够在前端开发中高效处理数据结构设计和业务逻辑问题。</w:t>
                       </w:r>
                     </w:p>
                   </w:txbxContent>
                 </v:textbox>
                 <w10:wrap anchorx="margin"/>
               </v:rect>
-            </w:pict>
-          </mc:Fallback>
-        </mc:AlternateContent>
-      </w:r>
-      <w:r>
-        <w:rPr>
-          <w:noProof/>
-        </w:rPr>
-        <mc:AlternateContent>
-          <mc:Choice Requires="wps">
-            <w:drawing>
-              <wp:anchor distT="0" distB="0" distL="0" distR="0" simplePos="0" relativeHeight="251661312" behindDoc="0" locked="0" layoutInCell="1" allowOverlap="1" wp14:anchorId="16B2F5BF" wp14:editId="2978D195">
-                <wp:simplePos x="0" y="0"/>
-                <wp:positionH relativeFrom="margin">
-                  <wp:posOffset>109883</wp:posOffset>
-                </wp:positionH>
-                <wp:positionV relativeFrom="paragraph">
-                  <wp:posOffset>7041100</wp:posOffset>
-                </wp:positionV>
-                <wp:extent cx="6673850" cy="2021067"/>
-                <wp:effectExtent l="0" t="0" r="0" b="0"/>
-                <wp:wrapNone/>
-                <wp:docPr id="1036958528" name="文本框 11"/>
-                <wp:cNvGraphicFramePr>
-                  <a:graphicFrameLocks xmlns:a="http://schemas.openxmlformats.org/drawingml/2006/main"/>
-                </wp:cNvGraphicFramePr>
-                <a:graphic xmlns:a="http://schemas.openxmlformats.org/drawingml/2006/main">
-                  <a:graphicData uri="http://schemas.microsoft.com/office/word/2010/wordprocessingShape">
-                    <wps:wsp>
-                      <wps:cNvSpPr>
-                        <a:spLocks/>
-                      </wps:cNvSpPr>
-                      <wps:spPr>
-                        <a:xfrm>
-                          <a:off x="0" y="0"/>
-                          <a:ext cx="6673850" cy="2021067"/>
-                        </a:xfrm>
-                        <a:prstGeom prst="rect">
-                          <a:avLst/>
-                        </a:prstGeom>
-                        <a:ln>
-                          <a:noFill/>
-                        </a:ln>
-                      </wps:spPr>
-                      <wps:txbx>
-                        <w:txbxContent>
-                          <w:p>
-                            <w:pPr>
-                              <w:spacing w:line="380" w:lineRule="exact"/>
-                              <w:rPr>
-                                <w:rFonts w:ascii="微软雅黑" w:hAnsi="微软雅黑" w:cs="微软雅黑" w:hint="eastAsia"/>
-                                <w:color w:val="262626"/>
-                                <w:szCs w:val="21"/>
-                              </w:rPr>
-                            </w:pPr>
-                            <w:r>
-                              <w:rPr>
-                                <w:rFonts w:ascii="微软雅黑" w:hAnsi="微软雅黑" w:cs="微软雅黑" w:hint="eastAsia"/>
-                                <w:color w:val="262626"/>
-                                <w:szCs w:val="21"/>
-                              </w:rPr>
-                              <w:sym w:font="Wingdings 2" w:char="F097"/>
-                            </w:r>
-                            <w:r>
-                              <w:rPr>
-                                <w:rFonts w:ascii="微软雅黑" w:hAnsi="微软雅黑" w:cs="微软雅黑" w:hint="eastAsia"/>
-                                <w:color w:val="262626"/>
-                                <w:szCs w:val="21"/>
-                              </w:rPr>
-                              <w:t xml:space="preserve"> </w:t>
-                            </w:r>
-                            <w:r>
-                              <w:rPr>
-                                <w:rFonts w:ascii="微软雅黑" w:hAnsi="微软雅黑" w:cs="微软雅黑" w:hint="eastAsia"/>
-                                <w:color w:val="262626"/>
-                                <w:szCs w:val="21"/>
-                              </w:rPr>
-                              <w:t>项目描述：基于 Vue 3 + Django ，</w:t>
-                            </w:r>
-                            <w:r>
-                              <w:rPr>
-                                <w:rFonts w:ascii="微软雅黑" w:hAnsi="微软雅黑" w:cs="微软雅黑" w:hint="eastAsia"/>
-                                <w:color w:val="262626"/>
-                                <w:szCs w:val="21"/>
-                              </w:rPr>
-                              <w:t>独立完成</w:t>
-                            </w:r>
-                            <w:r>
-                              <w:rPr>
-                                <w:rFonts w:ascii="微软雅黑" w:hAnsi="微软雅黑" w:cs="微软雅黑" w:hint="eastAsia"/>
-                                <w:color w:val="262626"/>
-                                <w:szCs w:val="21"/>
-                              </w:rPr>
-                              <w:t>了一个多功能前后端分离 Web 应用，支持用户注册登录，并集成用户留言、地图展示、AI 对话、天气查询及音乐播放上传等功能</w:t>
-                            </w:r>
-                            <w:r>
-                              <w:rPr>
-                                <w:rFonts w:ascii="微软雅黑" w:hAnsi="微软雅黑" w:cs="微软雅黑" w:hint="eastAsia"/>
-                                <w:color w:val="262626"/>
-                                <w:szCs w:val="21"/>
-                              </w:rPr>
-                              <w:t>。</w:t>
-                            </w:r>
-                          </w:p>
-                          <w:p>
-                            <w:pPr>
-                              <w:spacing w:line="380" w:lineRule="exact"/>
-                              <w:rPr>
-                                <w:rFonts w:ascii="微软雅黑" w:hAnsi="微软雅黑" w:cs="微软雅黑" w:hint="eastAsia"/>
-                                <w:color w:val="262626"/>
-                                <w:szCs w:val="21"/>
-                              </w:rPr>
-                            </w:pPr>
-                            <w:r>
-                              <w:rPr>
-                                <w:rFonts w:ascii="微软雅黑" w:hAnsi="微软雅黑" w:cs="微软雅黑" w:hint="eastAsia"/>
-                                <w:color w:val="262626"/>
-                                <w:szCs w:val="21"/>
-                              </w:rPr>
-                              <w:sym w:font="Wingdings 2" w:char="F097"/>
-                            </w:r>
-                            <w:r>
-                              <w:rPr>
-                                <w:rFonts w:ascii="微软雅黑" w:hAnsi="微软雅黑" w:cs="微软雅黑" w:hint="eastAsia"/>
-                                <w:color w:val="262626"/>
-                                <w:szCs w:val="21"/>
-                              </w:rPr>
-                              <w:t xml:space="preserve"> </w:t>
-                            </w:r>
-                            <w:r>
-                              <w:rPr>
-                                <w:rFonts w:ascii="微软雅黑" w:hAnsi="微软雅黑" w:cs="微软雅黑" w:hint="eastAsia"/>
-                                <w:color w:val="262626"/>
-                                <w:szCs w:val="21"/>
-                              </w:rPr>
-                              <w:t>主要工作：</w:t>
-                            </w:r>
-                            <w:r>
-                              <w:rPr>
-                                <w:rFonts w:ascii="微软雅黑" w:hAnsi="微软雅黑" w:cs="微软雅黑" w:hint="eastAsia"/>
-                                <w:color w:val="262626"/>
-                                <w:szCs w:val="21"/>
-                              </w:rPr>
-                              <w:t xml:space="preserve">1. </w:t>
-                            </w:r>
-                            <w:r>
-                              <w:rPr>
-                                <w:rFonts w:ascii="微软雅黑" w:hAnsi="微软雅黑" w:cs="微软雅黑" w:hint="eastAsia"/>
-                                <w:color w:val="262626"/>
-                                <w:szCs w:val="21"/>
-                              </w:rPr>
-                              <w:t>调用百度地图、DeepSeek 等第三方 API，实现地图与 AI 对话功能</w:t>
-                            </w:r>
-                            <w:r>
-                              <w:rPr>
-                                <w:rFonts w:ascii="微软雅黑" w:hAnsi="微软雅黑" w:cs="微软雅黑" w:hint="eastAsia"/>
-                                <w:color w:val="262626"/>
-                                <w:szCs w:val="21"/>
-                              </w:rPr>
-                              <w:t>；</w:t>
-                            </w:r>
-                            <w:r>
-                              <w:rPr>
-                                <w:rFonts w:ascii="微软雅黑" w:hAnsi="微软雅黑" w:cs="微软雅黑" w:hint="eastAsia"/>
-                                <w:color w:val="262626"/>
-                                <w:szCs w:val="21"/>
-                              </w:rPr>
-                              <w:t xml:space="preserve">  2. </w:t>
-                            </w:r>
-                            <w:r>
-                              <w:rPr>
-                                <w:rFonts w:ascii="微软雅黑" w:hAnsi="微软雅黑" w:cs="微软雅黑" w:hint="eastAsia"/>
-                                <w:color w:val="262626"/>
-                                <w:szCs w:val="21"/>
-                              </w:rPr>
-                              <w:t>使用 Vue Router 实现组件跳转、</w:t>
-                            </w:r>
-                            <w:r>
-                              <w:rPr>
-                                <w:rFonts w:ascii="微软雅黑" w:hAnsi="微软雅黑" w:cs="微软雅黑" w:hint="eastAsia"/>
-                                <w:color w:val="262626"/>
-                                <w:szCs w:val="21"/>
-                              </w:rPr>
-                              <w:t>路由管理</w:t>
-                            </w:r>
-                            <w:r>
-                              <w:rPr>
-                                <w:rFonts w:ascii="微软雅黑" w:hAnsi="微软雅黑" w:cs="微软雅黑" w:hint="eastAsia"/>
-                                <w:color w:val="262626"/>
-                                <w:szCs w:val="21"/>
-                              </w:rPr>
-                              <w:t xml:space="preserve">，基于 </w:t>
-                            </w:r>
-                            <w:proofErr w:type="spellStart"/>
-                            <w:r>
-                              <w:rPr>
-                                <w:rFonts w:ascii="微软雅黑" w:hAnsi="微软雅黑" w:cs="微软雅黑" w:hint="eastAsia"/>
-                                <w:color w:val="262626"/>
-                                <w:szCs w:val="21"/>
-                              </w:rPr>
-                              <w:t>Pinia</w:t>
-                            </w:r>
-                            <w:proofErr w:type="spellEnd"/>
-                            <w:r>
-                              <w:rPr>
-                                <w:rFonts w:ascii="微软雅黑" w:hAnsi="微软雅黑" w:cs="微软雅黑" w:hint="eastAsia"/>
-                                <w:color w:val="262626"/>
-                                <w:szCs w:val="21"/>
-                              </w:rPr>
-                              <w:t xml:space="preserve"> 进行全局状态管理，通过 Axios </w:t>
-                            </w:r>
-                            <w:r>
-                              <w:rPr>
-                                <w:rFonts w:ascii="微软雅黑" w:hAnsi="微软雅黑" w:cs="微软雅黑" w:hint="eastAsia"/>
-                                <w:color w:val="262626"/>
-                                <w:szCs w:val="21"/>
-                              </w:rPr>
-                              <w:t>向</w:t>
-                            </w:r>
-                            <w:r>
-                              <w:rPr>
-                                <w:rFonts w:ascii="微软雅黑" w:hAnsi="微软雅黑" w:cs="微软雅黑" w:hint="eastAsia"/>
-                                <w:color w:val="262626"/>
-                                <w:szCs w:val="21"/>
-                              </w:rPr>
-                              <w:t>后端 API 传递token、图片、音频等数据</w:t>
-                            </w:r>
-                            <w:r>
-                              <w:rPr>
-                                <w:rFonts w:ascii="微软雅黑" w:hAnsi="微软雅黑" w:cs="微软雅黑" w:hint="eastAsia"/>
-                                <w:color w:val="262626"/>
-                                <w:szCs w:val="21"/>
-                              </w:rPr>
-                              <w:t>；</w:t>
-                            </w:r>
-                            <w:r>
-                              <w:rPr>
-                                <w:rFonts w:ascii="微软雅黑" w:hAnsi="微软雅黑" w:cs="微软雅黑" w:hint="eastAsia"/>
-                                <w:color w:val="262626"/>
-                                <w:szCs w:val="21"/>
-                              </w:rPr>
-                              <w:t xml:space="preserve">  3. </w:t>
-                            </w:r>
-                            <w:r>
-                              <w:rPr>
-                                <w:rFonts w:ascii="微软雅黑" w:hAnsi="微软雅黑" w:cs="微软雅黑" w:hint="eastAsia"/>
-                                <w:color w:val="262626"/>
-                                <w:szCs w:val="21"/>
-                              </w:rPr>
-                              <w:t>使用 Django 管理</w:t>
-                            </w:r>
-                            <w:r>
-                              <w:rPr>
-                                <w:rFonts w:ascii="微软雅黑" w:hAnsi="微软雅黑" w:cs="微软雅黑" w:hint="eastAsia"/>
-                                <w:color w:val="262626"/>
-                                <w:szCs w:val="21"/>
-                              </w:rPr>
-                              <w:t>My</w:t>
-                            </w:r>
-                            <w:r>
-                              <w:rPr>
-                                <w:rFonts w:ascii="微软雅黑" w:hAnsi="微软雅黑" w:cs="微软雅黑" w:hint="eastAsia"/>
-                                <w:color w:val="262626"/>
-                                <w:szCs w:val="21"/>
-                              </w:rPr>
-                              <w:t>SQL</w:t>
-                            </w:r>
-                            <w:r>
-                              <w:rPr>
-                                <w:rFonts w:ascii="微软雅黑" w:hAnsi="微软雅黑" w:cs="微软雅黑" w:hint="eastAsia"/>
-                                <w:color w:val="262626"/>
-                                <w:szCs w:val="21"/>
-                              </w:rPr>
-                              <w:t>数据库和编写后端 API，实现身份认证，留言、图片等数据查询</w:t>
-                            </w:r>
-                            <w:r>
-                              <w:rPr>
-                                <w:rFonts w:ascii="微软雅黑" w:hAnsi="微软雅黑" w:cs="微软雅黑" w:hint="eastAsia"/>
-                                <w:color w:val="262626"/>
-                                <w:szCs w:val="21"/>
-                              </w:rPr>
-                              <w:t>和</w:t>
-                            </w:r>
-                            <w:r>
-                              <w:rPr>
-                                <w:rFonts w:ascii="微软雅黑" w:hAnsi="微软雅黑" w:cs="微软雅黑" w:hint="eastAsia"/>
-                                <w:color w:val="262626"/>
-                                <w:szCs w:val="21"/>
-                              </w:rPr>
-                              <w:t>文件上传</w:t>
-                            </w:r>
-                            <w:r>
-                              <w:rPr>
-                                <w:rFonts w:ascii="微软雅黑" w:hAnsi="微软雅黑" w:cs="微软雅黑" w:hint="eastAsia"/>
-                                <w:color w:val="262626"/>
-                                <w:szCs w:val="21"/>
-                              </w:rPr>
-                              <w:t>；</w:t>
-                            </w:r>
-                            <w:r>
-                              <w:rPr>
-                                <w:rFonts w:ascii="微软雅黑" w:hAnsi="微软雅黑" w:cs="微软雅黑" w:hint="eastAsia"/>
-                                <w:color w:val="262626"/>
-                                <w:szCs w:val="21"/>
-                              </w:rPr>
-                              <w:t xml:space="preserve"> 4. </w:t>
-                            </w:r>
-                            <w:r>
-                              <w:rPr>
-                                <w:rFonts w:ascii="微软雅黑" w:hAnsi="微软雅黑" w:cs="微软雅黑" w:hint="eastAsia"/>
-                                <w:color w:val="262626"/>
-                                <w:szCs w:val="21"/>
-                              </w:rPr>
-                              <w:t>并使用Nginx</w:t>
-                            </w:r>
-                            <w:r>
-                              <w:rPr>
-                                <w:rFonts w:ascii="微软雅黑" w:hAnsi="微软雅黑" w:cs="微软雅黑" w:hint="eastAsia"/>
-                                <w:color w:val="262626"/>
-                                <w:szCs w:val="21"/>
-                              </w:rPr>
-                              <w:t>解决跨域问题，</w:t>
-                            </w:r>
-                            <w:r>
-                              <w:rPr>
-                                <w:rFonts w:ascii="微软雅黑" w:hAnsi="微软雅黑" w:cs="微软雅黑" w:hint="eastAsia"/>
-                                <w:color w:val="262626"/>
-                                <w:szCs w:val="21"/>
-                              </w:rPr>
-                              <w:t>实现前后端分离部署</w:t>
-                            </w:r>
-                            <w:r>
-                              <w:rPr>
-                                <w:rFonts w:ascii="微软雅黑" w:hAnsi="微软雅黑" w:cs="微软雅黑" w:hint="eastAsia"/>
-                                <w:color w:val="262626"/>
-                                <w:szCs w:val="21"/>
-                              </w:rPr>
-                              <w:t>和</w:t>
-                            </w:r>
-                            <w:r>
-                              <w:rPr>
-                                <w:rFonts w:ascii="微软雅黑" w:hAnsi="微软雅黑" w:cs="微软雅黑" w:hint="eastAsia"/>
-                                <w:color w:val="262626"/>
-                                <w:szCs w:val="21"/>
-                              </w:rPr>
-                              <w:t>静态资源管理</w:t>
-                            </w:r>
-                          </w:p>
-                        </w:txbxContent>
-                      </wps:txbx>
-                      <wps:bodyPr vert="horz" wrap="square" lIns="91440" tIns="45720" rIns="91440" bIns="45720" anchor="t">
-                        <a:prstTxWarp prst="textNoShape">
-                          <a:avLst/>
-                        </a:prstTxWarp>
-                        <a:noAutofit/>
-                      </wps:bodyPr>
-                    </wps:wsp>
-                  </a:graphicData>
-                </a:graphic>
-                <wp14:sizeRelH relativeFrom="margin">
-                  <wp14:pctWidth>0</wp14:pctWidth>
-                </wp14:sizeRelH>
-                <wp14:sizeRelV relativeFrom="margin">
-                  <wp14:pctHeight>0</wp14:pctHeight>
-                </wp14:sizeRelV>
-              </wp:anchor>
-            </w:drawing>
-          </mc:Choice>
-          <mc:Fallback>
-            <w:pict>
-              <v:rect w14:anchorId="16B2F5BF" id="文本框 11" o:spid="_x0000_s1034" style="position:absolute;left:0;text-align:left;margin-left:8.65pt;margin-top:554.4pt;width:525.5pt;height:159.15pt;z-index:251661312;visibility:visible;mso-wrap-style:square;mso-width-percent:0;mso-height-percent:0;mso-wrap-distance-left:0;mso-wrap-distance-top:0;mso-wrap-distance-right:0;mso-wrap-distance-bottom:0;mso-position-horizontal:absolute;mso-position-horizontal-relative:margin;mso-position-vertical:absolute;mso-position-vertical-relative:text;mso-width-percent:0;mso-height-percent:0;mso-width-relative:margin;mso-height-relative:margin;v-text-anchor:top" o:gfxdata="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" filled="f" stroked="f">
-                <v:textbox>
-                  <w:txbxContent>
-                    <w:p>
-                      <w:pPr>
-                        <w:spacing w:line="380" w:lineRule="exact"/>
-                        <w:rPr>
-                          <w:rFonts w:ascii="微软雅黑" w:hAnsi="微软雅黑" w:cs="微软雅黑" w:hint="eastAsia"/>
-                          <w:color w:val="262626"/>
-                          <w:szCs w:val="21"/>
-                        </w:rPr>
-                      </w:pPr>
-                      <w:r>
-                        <w:rPr>
-                          <w:rFonts w:ascii="微软雅黑" w:hAnsi="微软雅黑" w:cs="微软雅黑" w:hint="eastAsia"/>
-                          <w:color w:val="262626"/>
-                          <w:szCs w:val="21"/>
-                        </w:rPr>
-                        <w:sym w:font="Wingdings 2" w:char="F097"/>
-                      </w:r>
-                      <w:r>
-                        <w:rPr>
-                          <w:rFonts w:ascii="微软雅黑" w:hAnsi="微软雅黑" w:cs="微软雅黑" w:hint="eastAsia"/>
-                          <w:color w:val="262626"/>
-                          <w:szCs w:val="21"/>
-                        </w:rPr>
-                        <w:t xml:space="preserve"> </w:t>
-                      </w:r>
-                      <w:r>
-                        <w:rPr>
-                          <w:rFonts w:ascii="微软雅黑" w:hAnsi="微软雅黑" w:cs="微软雅黑" w:hint="eastAsia"/>
-                          <w:color w:val="262626"/>
-                          <w:szCs w:val="21"/>
-                        </w:rPr>
-                        <w:t>项目描述：基于 Vue 3 + Django ，</w:t>
-                      </w:r>
-                      <w:r>
-                        <w:rPr>
-                          <w:rFonts w:ascii="微软雅黑" w:hAnsi="微软雅黑" w:cs="微软雅黑" w:hint="eastAsia"/>
-                          <w:color w:val="262626"/>
-                          <w:szCs w:val="21"/>
-                        </w:rPr>
-                        <w:t>独立完成</w:t>
-                      </w:r>
-                      <w:r>
-                        <w:rPr>
-                          <w:rFonts w:ascii="微软雅黑" w:hAnsi="微软雅黑" w:cs="微软雅黑" w:hint="eastAsia"/>
-                          <w:color w:val="262626"/>
-                          <w:szCs w:val="21"/>
-                        </w:rPr>
-                        <w:t>了一个多功能前后端分离 Web 应用，支持用户注册登录，并集成用户留言、地图展示、AI 对话、天气查询及音乐播放上传等功能</w:t>
-                      </w:r>
-                      <w:r>
-                        <w:rPr>
-                          <w:rFonts w:ascii="微软雅黑" w:hAnsi="微软雅黑" w:cs="微软雅黑" w:hint="eastAsia"/>
-                          <w:color w:val="262626"/>
-                          <w:szCs w:val="21"/>
-                        </w:rPr>
-                        <w:t>。</w:t>
-                      </w:r>
-                    </w:p>
-                    <w:p>
-                      <w:pPr>
-                        <w:spacing w:line="380" w:lineRule="exact"/>
-                        <w:rPr>
-                          <w:rFonts w:ascii="微软雅黑" w:hAnsi="微软雅黑" w:cs="微软雅黑" w:hint="eastAsia"/>
-                          <w:color w:val="262626"/>
-                          <w:szCs w:val="21"/>
-                        </w:rPr>
-                      </w:pPr>
-                      <w:r>
-                        <w:rPr>
-                          <w:rFonts w:ascii="微软雅黑" w:hAnsi="微软雅黑" w:cs="微软雅黑" w:hint="eastAsia"/>
-                          <w:color w:val="262626"/>
-                          <w:szCs w:val="21"/>
-                        </w:rPr>
-                        <w:sym w:font="Wingdings 2" w:char="F097"/>
-                      </w:r>
-                      <w:r>
-                        <w:rPr>
-                          <w:rFonts w:ascii="微软雅黑" w:hAnsi="微软雅黑" w:cs="微软雅黑" w:hint="eastAsia"/>
-                          <w:color w:val="262626"/>
-                          <w:szCs w:val="21"/>
-                        </w:rPr>
-                        <w:t xml:space="preserve"> </w:t>
-                      </w:r>
-                      <w:r>
-                        <w:rPr>
-                          <w:rFonts w:ascii="微软雅黑" w:hAnsi="微软雅黑" w:cs="微软雅黑" w:hint="eastAsia"/>
-                          <w:color w:val="262626"/>
-                          <w:szCs w:val="21"/>
-                        </w:rPr>
-                        <w:t>主要工作：</w:t>
-                      </w:r>
-                      <w:r>
-                        <w:rPr>
-                          <w:rFonts w:ascii="微软雅黑" w:hAnsi="微软雅黑" w:cs="微软雅黑" w:hint="eastAsia"/>
-                          <w:color w:val="262626"/>
-                          <w:szCs w:val="21"/>
-                        </w:rPr>
-                        <w:t xml:space="preserve">1. </w:t>
-                      </w:r>
-                      <w:r>
-                        <w:rPr>
-                          <w:rFonts w:ascii="微软雅黑" w:hAnsi="微软雅黑" w:cs="微软雅黑" w:hint="eastAsia"/>
-                          <w:color w:val="262626"/>
-                          <w:szCs w:val="21"/>
-                        </w:rPr>
-                        <w:t>调用百度地图、DeepSeek 等第三方 API，实现地图与 AI 对话功能</w:t>
-                      </w:r>
-                      <w:r>
-                        <w:rPr>
-                          <w:rFonts w:ascii="微软雅黑" w:hAnsi="微软雅黑" w:cs="微软雅黑" w:hint="eastAsia"/>
-                          <w:color w:val="262626"/>
-                          <w:szCs w:val="21"/>
-                        </w:rPr>
-                        <w:t>；</w:t>
-                      </w:r>
-                      <w:r>
-                        <w:rPr>
-                          <w:rFonts w:ascii="微软雅黑" w:hAnsi="微软雅黑" w:cs="微软雅黑" w:hint="eastAsia"/>
-                          <w:color w:val="262626"/>
-                          <w:szCs w:val="21"/>
-                        </w:rPr>
-                        <w:t xml:space="preserve">  2. </w:t>
-                      </w:r>
-                      <w:r>
-                        <w:rPr>
-                          <w:rFonts w:ascii="微软雅黑" w:hAnsi="微软雅黑" w:cs="微软雅黑" w:hint="eastAsia"/>
-                          <w:color w:val="262626"/>
-                          <w:szCs w:val="21"/>
-                        </w:rPr>
-                        <w:t>使用 Vue Router 实现组件跳转、</w:t>
-                      </w:r>
-                      <w:r>
-                        <w:rPr>
-                          <w:rFonts w:ascii="微软雅黑" w:hAnsi="微软雅黑" w:cs="微软雅黑" w:hint="eastAsia"/>
-                          <w:color w:val="262626"/>
-                          <w:szCs w:val="21"/>
-                        </w:rPr>
-                        <w:t>路由管理</w:t>
-                      </w:r>
-                      <w:r>
-                        <w:rPr>
-                          <w:rFonts w:ascii="微软雅黑" w:hAnsi="微软雅黑" w:cs="微软雅黑" w:hint="eastAsia"/>
-                          <w:color w:val="262626"/>
-                          <w:szCs w:val="21"/>
-                        </w:rPr>
-                        <w:t xml:space="preserve">，基于 </w:t>
-                      </w:r>
-                      <w:proofErr w:type="spellStart"/>
-                      <w:r>
-                        <w:rPr>
-                          <w:rFonts w:ascii="微软雅黑" w:hAnsi="微软雅黑" w:cs="微软雅黑" w:hint="eastAsia"/>
-                          <w:color w:val="262626"/>
-                          <w:szCs w:val="21"/>
-                        </w:rPr>
-                        <w:t>Pinia</w:t>
-                      </w:r>
-                      <w:proofErr w:type="spellEnd"/>
-                      <w:r>
-                        <w:rPr>
-                          <w:rFonts w:ascii="微软雅黑" w:hAnsi="微软雅黑" w:cs="微软雅黑" w:hint="eastAsia"/>
-                          <w:color w:val="262626"/>
-                          <w:szCs w:val="21"/>
-                        </w:rPr>
-                        <w:t xml:space="preserve"> 进行全局状态管理，通过 Axios </w:t>
-                      </w:r>
-                      <w:r>
-                        <w:rPr>
-                          <w:rFonts w:ascii="微软雅黑" w:hAnsi="微软雅黑" w:cs="微软雅黑" w:hint="eastAsia"/>
-                          <w:color w:val="262626"/>
-                          <w:szCs w:val="21"/>
-                        </w:rPr>
-                        <w:t>向</w:t>
-                      </w:r>
-                      <w:r>
-                        <w:rPr>
-                          <w:rFonts w:ascii="微软雅黑" w:hAnsi="微软雅黑" w:cs="微软雅黑" w:hint="eastAsia"/>
-                          <w:color w:val="262626"/>
-                          <w:szCs w:val="21"/>
-                        </w:rPr>
-                        <w:t>后端 API 传递token、图片、音频等数据</w:t>
-                      </w:r>
-                      <w:r>
-                        <w:rPr>
-                          <w:rFonts w:ascii="微软雅黑" w:hAnsi="微软雅黑" w:cs="微软雅黑" w:hint="eastAsia"/>
-                          <w:color w:val="262626"/>
-                          <w:szCs w:val="21"/>
-                        </w:rPr>
-                        <w:t>；</w:t>
-                      </w:r>
-                      <w:r>
-                        <w:rPr>
-                          <w:rFonts w:ascii="微软雅黑" w:hAnsi="微软雅黑" w:cs="微软雅黑" w:hint="eastAsia"/>
-                          <w:color w:val="262626"/>
-                          <w:szCs w:val="21"/>
-                        </w:rPr>
-                        <w:t xml:space="preserve">  3. </w:t>
-                      </w:r>
-                      <w:r>
-                        <w:rPr>
-                          <w:rFonts w:ascii="微软雅黑" w:hAnsi="微软雅黑" w:cs="微软雅黑" w:hint="eastAsia"/>
-                          <w:color w:val="262626"/>
-                          <w:szCs w:val="21"/>
-                        </w:rPr>
-                        <w:t>使用 Django 管理</w:t>
-                      </w:r>
-                      <w:r>
-                        <w:rPr>
-                          <w:rFonts w:ascii="微软雅黑" w:hAnsi="微软雅黑" w:cs="微软雅黑" w:hint="eastAsia"/>
-                          <w:color w:val="262626"/>
-                          <w:szCs w:val="21"/>
-                        </w:rPr>
-                        <w:t>My</w:t>
-                      </w:r>
-                      <w:r>
-                        <w:rPr>
-                          <w:rFonts w:ascii="微软雅黑" w:hAnsi="微软雅黑" w:cs="微软雅黑" w:hint="eastAsia"/>
-                          <w:color w:val="262626"/>
-                          <w:szCs w:val="21"/>
-                        </w:rPr>
-                        <w:t>SQL</w:t>
-                      </w:r>
-                      <w:r>
-                        <w:rPr>
-                          <w:rFonts w:ascii="微软雅黑" w:hAnsi="微软雅黑" w:cs="微软雅黑" w:hint="eastAsia"/>
-                          <w:color w:val="262626"/>
-                          <w:szCs w:val="21"/>
-                        </w:rPr>
-                        <w:t>数据库和编写后端 API，实现身份认证，留言、图片等数据查询</w:t>
-                      </w:r>
-                      <w:r>
-                        <w:rPr>
-                          <w:rFonts w:ascii="微软雅黑" w:hAnsi="微软雅黑" w:cs="微软雅黑" w:hint="eastAsia"/>
-                          <w:color w:val="262626"/>
-                          <w:szCs w:val="21"/>
-                        </w:rPr>
-                        <w:t>和</w:t>
-                      </w:r>
-                      <w:r>
-                        <w:rPr>
-                          <w:rFonts w:ascii="微软雅黑" w:hAnsi="微软雅黑" w:cs="微软雅黑" w:hint="eastAsia"/>
-                          <w:color w:val="262626"/>
-                          <w:szCs w:val="21"/>
-                        </w:rPr>
-                        <w:t>文件上传</w:t>
-                      </w:r>
-                      <w:r>
-                        <w:rPr>
-                          <w:rFonts w:ascii="微软雅黑" w:hAnsi="微软雅黑" w:cs="微软雅黑" w:hint="eastAsia"/>
-                          <w:color w:val="262626"/>
-                          <w:szCs w:val="21"/>
-                        </w:rPr>
-                        <w:t>；</w:t>
-                      </w:r>
-                      <w:r>
-                        <w:rPr>
-                          <w:rFonts w:ascii="微软雅黑" w:hAnsi="微软雅黑" w:cs="微软雅黑" w:hint="eastAsia"/>
-                          <w:color w:val="262626"/>
-                          <w:szCs w:val="21"/>
-                        </w:rPr>
-                        <w:t xml:space="preserve"> 4. </w:t>
-                      </w:r>
-                      <w:r>
-                        <w:rPr>
-                          <w:rFonts w:ascii="微软雅黑" w:hAnsi="微软雅黑" w:cs="微软雅黑" w:hint="eastAsia"/>
-                          <w:color w:val="262626"/>
-                          <w:szCs w:val="21"/>
-                        </w:rPr>
-                        <w:t>并使用Nginx</w:t>
-                      </w:r>
-                      <w:r>
-                        <w:rPr>
-                          <w:rFonts w:ascii="微软雅黑" w:hAnsi="微软雅黑" w:cs="微软雅黑" w:hint="eastAsia"/>
-                          <w:color w:val="262626"/>
-                          <w:szCs w:val="21"/>
-                        </w:rPr>
-                        <w:t>解决跨域问题，</w:t>
-                      </w:r>
-                      <w:r>
-                        <w:rPr>
-                          <w:rFonts w:ascii="微软雅黑" w:hAnsi="微软雅黑" w:cs="微软雅黑" w:hint="eastAsia"/>
-                          <w:color w:val="262626"/>
-                          <w:szCs w:val="21"/>
-                        </w:rPr>
-                        <w:t>实现前后端分离部署</w:t>
-                      </w:r>
-                      <w:r>
-                        <w:rPr>
-                          <w:rFonts w:ascii="微软雅黑" w:hAnsi="微软雅黑" w:cs="微软雅黑" w:hint="eastAsia"/>
-                          <w:color w:val="262626"/>
-                          <w:szCs w:val="21"/>
-                        </w:rPr>
-                        <w:t>和</w:t>
-                      </w:r>
-                      <w:r>
-                        <w:rPr>
-                          <w:rFonts w:ascii="微软雅黑" w:hAnsi="微软雅黑" w:cs="微软雅黑" w:hint="eastAsia"/>
-                          <w:color w:val="262626"/>
-                          <w:szCs w:val="21"/>
-                        </w:rPr>
-                        <w:t>静态资源管理</w:t>
-                      </w:r>
-                    </w:p>
-                  </w:txbxContent>
-                </v:textbox>
-                <w10:wrap anchorx="margin"/>
-              </v:rect>
-            </w:pict>
-          </mc:Fallback>
-        </mc:AlternateContent>
-      </w:r>
-      <w:r>
-        <w:rPr>
-          <w:noProof/>
-        </w:rPr>
-        <mc:AlternateContent>
-          <mc:Choice Requires="wpg">
-            <w:drawing>
-              <wp:anchor distT="0" distB="0" distL="0" distR="0" simplePos="0" relativeHeight="251659264" behindDoc="0" locked="0" layoutInCell="1" allowOverlap="1" wp14:anchorId="41F7C477" wp14:editId="00EEEE67">
-                <wp:simplePos x="0" y="0"/>
-                <wp:positionH relativeFrom="margin">
-                  <wp:align>right</wp:align>
-                </wp:positionH>
-                <wp:positionV relativeFrom="paragraph">
-                  <wp:posOffset>6767664</wp:posOffset>
-                </wp:positionV>
-                <wp:extent cx="6676390" cy="454660"/>
-                <wp:effectExtent l="0" t="0" r="29210" b="0"/>
-                <wp:wrapNone/>
-                <wp:docPr id="701279334" name="组合 1"/>
-                <wp:cNvGraphicFramePr>
-                  <a:graphicFrameLocks xmlns:a="http://schemas.openxmlformats.org/drawingml/2006/main"/>
-                </wp:cNvGraphicFramePr>
-                <a:graphic xmlns:a="http://schemas.openxmlformats.org/drawingml/2006/main">
-                  <a:graphicData uri="http://schemas.microsoft.com/office/word/2010/wordprocessingGroup">
-                    <wpg:wgp>
-                      <wpg:cNvGrpSpPr>
-                        <a:grpSpLocks/>
-                      </wpg:cNvGrpSpPr>
-                      <wpg:grpSpPr>
-                        <a:xfrm>
-                          <a:off x="0" y="0"/>
-                          <a:ext cx="6676390" cy="454660"/>
-                          <a:chOff x="0" y="-25734"/>
-                          <a:chExt cx="6702239" cy="456341"/>
-                        </a:xfrm>
-                      </wpg:grpSpPr>
-                      <wpg:grpSp>
-                        <wpg:cNvPr id="121636625" name="组合 121636625"/>
-                        <wpg:cNvGrpSpPr/>
-                        <wpg:grpSpPr>
-                          <a:xfrm>
-                            <a:off x="0" y="28611"/>
-                            <a:ext cx="6702239" cy="330613"/>
-                            <a:chOff x="0" y="-29755"/>
-                            <a:chExt cx="6702239" cy="330613"/>
-                          </a:xfrm>
-                        </wpg:grpSpPr>
-                        <wps:wsp>
-                          <wps:cNvPr id="248150330" name="直角三角形 248150330"/>
-                          <wps:cNvSpPr/>
-                          <wps:spPr>
-                            <a:xfrm rot="10800000">
-                              <a:off x="0" y="224406"/>
-                              <a:ext cx="144011" cy="76452"/>
-                            </a:xfrm>
-                            <a:prstGeom prst="rtTriangle">
-                              <a:avLst/>
-                            </a:prstGeom>
-                            <a:solidFill>
-                              <a:srgbClr val="143F6A"/>
-                            </a:solidFill>
-                            <a:ln>
-                              <a:noFill/>
-                            </a:ln>
-                          </wps:spPr>
-                          <wps:bodyPr>
-                            <a:prstTxWarp prst="textNoShape">
-                              <a:avLst/>
-                            </a:prstTxWarp>
-                          </wps:bodyPr>
-                        </wps:wsp>
-                        <wps:wsp>
-                          <wps:cNvPr id="2012034089" name="直接连接符 2012034089"/>
-                          <wps:cNvCnPr/>
-                          <wps:spPr>
-                            <a:xfrm>
-                              <a:off x="53979" y="216091"/>
-                              <a:ext cx="6648260" cy="0"/>
-                            </a:xfrm>
-                            <a:prstGeom prst="line">
-                              <a:avLst/>
-                            </a:prstGeom>
-                            <a:ln w="9525" cap="flat" cmpd="sng">
-                              <a:solidFill>
-                                <a:srgbClr val="5F73B2"/>
-                              </a:solidFill>
-                              <a:prstDash val="solid"/>
-                              <a:round/>
-                              <a:headEnd/>
-                              <a:tailEnd/>
-                            </a:ln>
-                          </wps:spPr>
-                          <wps:bodyPr/>
-                        </wps:wsp>
-                        <wps:wsp>
-                          <wps:cNvPr id="2039000986" name="矩形 2039000986"/>
-                          <wps:cNvSpPr/>
-                          <wps:spPr>
-                            <a:xfrm>
-                              <a:off x="0" y="-29755"/>
-                              <a:ext cx="1210310" cy="256451"/>
-                            </a:xfrm>
-                            <a:prstGeom prst="rect">
-                              <a:avLst/>
-                            </a:prstGeom>
-                            <a:solidFill>
-                              <a:srgbClr val="5F73B2"/>
-                            </a:solidFill>
-                            <a:ln>
-                              <a:noFill/>
-                            </a:ln>
-                          </wps:spPr>
-                          <wps:bodyPr>
-                            <a:prstTxWarp prst="textNoShape">
-                              <a:avLst/>
-                            </a:prstTxWarp>
-                          </wps:bodyPr>
-                        </wps:wsp>
-                      </wpg:grpSp>
-                      <wps:wsp>
-                        <wps:cNvPr id="1407035426" name="矩形 1407035426"/>
-                        <wps:cNvSpPr/>
-                        <wps:spPr>
-                          <a:xfrm>
-                            <a:off x="130362" y="-25734"/>
-                            <a:ext cx="920812" cy="456341"/>
-                          </a:xfrm>
-                          <a:prstGeom prst="rect">
-                            <a:avLst/>
-                          </a:prstGeom>
-                          <a:ln>
-                            <a:noFill/>
-                          </a:ln>
-                        </wps:spPr>
-                        <wps:txbx>
-                          <w:txbxContent>
-                            <w:p>
-                              <w:pPr>
-                                <w:adjustRightInd w:val="0"/>
-                                <w:snapToGrid w:val="0"/>
-                                <w:spacing w:line="20" w:lineRule="atLeast"/>
-                                <w:jc w:val="center"/>
-                                <w:rPr>
-                                  <w:rFonts w:hint="eastAsia"/>
-                                  <w:b/>
-                                  <w:color w:val="FFFFFF"/>
-                                  <w:sz w:val="24"/>
-                                  <w:szCs w:val="24"/>
-                                </w:rPr>
-                              </w:pPr>
-                              <w:r>
-                                <w:rPr>
-                                  <w:rFonts w:ascii="微软雅黑" w:hAnsi="微软雅黑" w:hint="eastAsia"/>
-                                  <w:b/>
-                                  <w:color w:val="FFFFFF"/>
-                                  <w:sz w:val="24"/>
-                                  <w:szCs w:val="24"/>
-                                </w:rPr>
-                                <w:t>项目经</w:t>
-                              </w:r>
-                              <w:r>
-                                <w:rPr>
-                                  <w:rFonts w:ascii="微软雅黑" w:hAnsi="微软雅黑" w:hint="eastAsia"/>
-                                  <w:b/>
-                                  <w:color w:val="FFFFFF"/>
-                                  <w:sz w:val="24"/>
-                                  <w:szCs w:val="24"/>
-                                </w:rPr>
-                                <w:t>验</w:t>
-                              </w:r>
-                            </w:p>
-                          </w:txbxContent>
-                        </wps:txbx>
-                        <wps:bodyPr vert="horz" wrap="square" lIns="91440" tIns="45720" rIns="91440" bIns="45720" anchor="ctr">
-                          <a:prstTxWarp prst="textNoShape">
-                            <a:avLst/>
-                          </a:prstTxWarp>
-                          <a:noAutofit/>
-                        </wps:bodyPr>
-                      </wps:wsp>
-                    </wpg:wgp>
-                  </a:graphicData>
-                </a:graphic>
-                <wp14:sizeRelH relativeFrom="margin">
-                  <wp14:pctWidth>0</wp14:pctWidth>
-                </wp14:sizeRelH>
-                <wp14:sizeRelV relativeFrom="margin">
-                  <wp14:pctHeight>0</wp14:pctHeight>
-                </wp14:sizeRelV>
-              </wp:anchor>
-            </w:drawing>
-          </mc:Choice>
-          <mc:Fallback>
-            <w:pict>
-              <v:group w14:anchorId="41F7C477" id="组合 1" o:spid="_x0000_s1035" style="position:absolute;left:0;text-align:left;margin-left:474.5pt;margin-top:532.9pt;width:525.7pt;height:35.8pt;z-index:251659264;mso-wrap-distance-left:0;mso-wrap-distance-right:0;mso-position-horizontal:right;mso-position-horizontal-relative:margin;mso-width-relative:margin;mso-height-relative:margin" coordorigin=",-257" coordsize="67022,4563" o:gfxdata="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">
-                <v:group id="组合 121636625" o:spid="_x0000_s1036" style="position:absolute;top:286;width:67022;height:3306" coordorigin=",-297" coordsize="67022,3306" o:gfxdata="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">
-                  <v:shape id="直角三角形 248150330" o:spid="_x0000_s1037" type="#_x0000_t6" style="position:absolute;top:2244;width:1440;height:764;rotation:180;visibility:visible;mso-wrap-style:square;v-text-anchor:top" o:gfxdata="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" fillcolor="#143f6a" stroked="f"/>
-                  <v:line id="直接连接符 2012034089" o:spid="_x0000_s1038" style="position:absolute;visibility:visible;mso-wrap-style:square" from="539,2160" to="67022,2160" o:connectortype="straight" o:gfxdata="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" strokecolor="#5f73b2"/>
-                  <v:rect id="矩形 2039000986" o:spid="_x0000_s1039" style="position:absolute;top:-297;width:12103;height:2563;visibility:visible;mso-wrap-style:square;v-text-anchor:top" o:gfxdata="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" fillcolor="#5f73b2" stroked="f"/>
-                </v:group>
-                <v:rect id="矩形 1407035426" o:spid="_x0000_s1040" style="position:absolute;left:1303;top:-257;width:9208;height:4563;visibility:visible;mso-wrap-style:square;v-text-anchor:middle" o:gfxdata="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" filled="f" stroked="f">
-                  <v:textbox>
-                    <w:txbxContent>
-                      <w:p>
-                        <w:pPr>
-                          <w:adjustRightInd w:val="0"/>
-                          <w:snapToGrid w:val="0"/>
-                          <w:spacing w:line="20" w:lineRule="atLeast"/>
-                          <w:jc w:val="center"/>
-                          <w:rPr>
-                            <w:rFonts w:hint="eastAsia"/>
-                            <w:b/>
-                            <w:color w:val="FFFFFF"/>
-                            <w:sz w:val="24"/>
-                            <w:szCs w:val="24"/>
-                          </w:rPr>
-                        </w:pPr>
-                        <w:r>
-                          <w:rPr>
-                            <w:rFonts w:ascii="微软雅黑" w:hAnsi="微软雅黑" w:hint="eastAsia"/>
-                            <w:b/>
-                            <w:color w:val="FFFFFF"/>
-                            <w:sz w:val="24"/>
-                            <w:szCs w:val="24"/>
-                          </w:rPr>
-                          <w:t>项目经</w:t>
-                        </w:r>
-                        <w:r>
-                          <w:rPr>
-                            <w:rFonts w:ascii="微软雅黑" w:hAnsi="微软雅黑" w:hint="eastAsia"/>
-                            <w:b/>
-                            <w:color w:val="FFFFFF"/>
-                            <w:sz w:val="24"/>
-                            <w:szCs w:val="24"/>
-                          </w:rPr>
-                          <w:t>验</w:t>
-                        </w:r>
-                      </w:p>
-                    </w:txbxContent>
-                  </v:textbox>
-                </v:rect>
-                <w10:wrap anchorx="margin"/>
-              </v:group>
             </w:pict>
           </mc:Fallback>
         </mc:AlternateContent>
@@ -3430,13 +4490,13 @@
           </mc:Choice>
           <mc:Fallback>
             <w:pict>
-              <v:group w14:anchorId="5482FAA3" id="组合 31" o:spid="_x0000_s1041" style="position:absolute;left:0;text-align:left;margin-left:-4.3pt;margin-top:226.7pt;width:527.7pt;height:35.8pt;z-index:6;mso-wrap-distance-left:0;mso-wrap-distance-right:0;mso-position-horizontal-relative:margin" coordorigin=",-228" coordsize="67022,4567" o:gfxdata="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">
-                <v:group id="组合 1899333864" o:spid="_x0000_s1042" style="position:absolute;top:286;width:67022;height:3306" coordorigin=",-297" coordsize="67022,3306" o:gfxdata="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">
-                  <v:shape id="直角三角形 316449197" o:spid="_x0000_s1043" type="#_x0000_t6" style="position:absolute;top:2244;width:1440;height:764;rotation:180;visibility:visible;mso-wrap-style:square;v-text-anchor:top" o:gfxdata="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" fillcolor="#143f6a" stroked="f"/>
-                  <v:line id="直接连接符 1763885399" o:spid="_x0000_s1044" style="position:absolute;visibility:visible;mso-wrap-style:square" from="539,2160" to="67022,2160" o:connectortype="straight" o:gfxdata="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" strokecolor="#5f73b2"/>
-                  <v:rect id="矩形 1484712588" o:spid="_x0000_s1045" style="position:absolute;top:-297;width:12103;height:2563;visibility:visible;mso-wrap-style:square;v-text-anchor:top" o:gfxdata="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" fillcolor="#5f73b2" stroked="f"/>
+              <v:group w14:anchorId="5482FAA3" id="组合 31" o:spid="_x0000_s1042" style="position:absolute;left:0;text-align:left;margin-left:-4.3pt;margin-top:226.7pt;width:527.7pt;height:35.8pt;z-index:6;mso-wrap-distance-left:0;mso-wrap-distance-right:0;mso-position-horizontal-relative:margin" coordorigin=",-228" coordsize="67022,4567" o:gfxdata="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">
+                <v:group id="组合 1899333864" o:spid="_x0000_s1043" style="position:absolute;top:286;width:67022;height:3306" coordorigin=",-297" coordsize="67022,3306" o:gfxdata="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">
+                  <v:shape id="直角三角形 316449197" o:spid="_x0000_s1044" type="#_x0000_t6" style="position:absolute;top:2244;width:1440;height:764;rotation:180;visibility:visible;mso-wrap-style:square;v-text-anchor:top" o:gfxdata="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" fillcolor="#143f6a" stroked="f"/>
+                  <v:line id="直接连接符 1763885399" o:spid="_x0000_s1045" style="position:absolute;visibility:visible;mso-wrap-style:square" from="539,2160" to="67022,2160" o:connectortype="straight" o:gfxdata="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" strokecolor="#5f73b2"/>
+                  <v:rect id="矩形 1484712588" o:spid="_x0000_s1046" style="position:absolute;top:-297;width:12103;height:2563;visibility:visible;mso-wrap-style:square;v-text-anchor:top" o:gfxdata="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" fillcolor="#5f73b2" stroked="f"/>
                 </v:group>
-                <v:rect id="矩形 685378066" o:spid="_x0000_s1046" style="position:absolute;left:1303;top:-228;width:9208;height:4566;visibility:visible;mso-wrap-style:square;v-text-anchor:middle" o:gfxdata="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" filled="f" stroked="f">
+                <v:rect id="矩形 685378066" o:spid="_x0000_s1047" style="position:absolute;left:1303;top:-228;width:9208;height:4566;visibility:visible;mso-wrap-style:square;v-text-anchor:middle" o:gfxdata="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" filled="f" stroked="f">
                   <v:textbox style="mso-fit-shape-to-text:t">
                     <w:txbxContent>
                       <w:p>
@@ -3490,7 +4550,7 @@
         <mc:AlternateContent>
           <mc:Choice Requires="wpg">
             <w:drawing>
-              <wp:anchor distT="0" distB="0" distL="0" distR="0" simplePos="0" relativeHeight="4" behindDoc="0" locked="0" layoutInCell="1" allowOverlap="1" wp14:anchorId="5CFF1F77" wp14:editId="630C2D7D">
+              <wp:anchor distT="0" distB="0" distL="0" distR="0" simplePos="0" relativeHeight="4" behindDoc="0" locked="0" layoutInCell="1" allowOverlap="1" wp14:anchorId="5CFF1F77" wp14:editId="6D765E1C">
                 <wp:simplePos x="0" y="0"/>
                 <wp:positionH relativeFrom="margin">
                   <wp:align>center</wp:align>
@@ -3674,13 +4734,13 @@
           </mc:Choice>
           <mc:Fallback>
             <w:pict>
-              <v:group w14:anchorId="5CFF1F77" id="_x0000_s1047" style="position:absolute;left:0;text-align:left;margin-left:0;margin-top:676.75pt;width:527.7pt;height:35.8pt;z-index:4;mso-wrap-distance-left:0;mso-wrap-distance-right:0;mso-position-horizontal:center;mso-position-horizontal-relative:margin;mso-width-relative:margin" coordorigin=",-257" coordsize="67022,4563" o:gfxdata="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">
-                <v:group id="组合 855808252" o:spid="_x0000_s1048" style="position:absolute;top:286;width:67022;height:3306" coordorigin=",-297" coordsize="67022,3306" o:gfxdata="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">
-                  <v:shape id="直角三角形 307968285" o:spid="_x0000_s1049" type="#_x0000_t6" style="position:absolute;top:2244;width:1440;height:764;rotation:180;visibility:visible;mso-wrap-style:square;v-text-anchor:top" o:gfxdata="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" fillcolor="#143f6a" stroked="f"/>
-                  <v:line id="直接连接符 337758799" o:spid="_x0000_s1050" style="position:absolute;visibility:visible;mso-wrap-style:square" from="539,2160" to="67022,2160" o:connectortype="straight" o:gfxdata="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" strokecolor="#5f73b2"/>
-                  <v:rect id="矩形 197878952" o:spid="_x0000_s1051" style="position:absolute;top:-297;width:12103;height:2563;visibility:visible;mso-wrap-style:square;v-text-anchor:top" o:gfxdata="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" fillcolor="#5f73b2" stroked="f"/>
+              <v:group w14:anchorId="5CFF1F77" id="_x0000_s1048" style="position:absolute;left:0;text-align:left;margin-left:0;margin-top:676.75pt;width:527.7pt;height:35.8pt;z-index:4;mso-wrap-distance-left:0;mso-wrap-distance-right:0;mso-position-horizontal:center;mso-position-horizontal-relative:margin;mso-width-relative:margin" coordorigin=",-257" coordsize="67022,4563" o:gfxdata="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">
+                <v:group id="组合 855808252" o:spid="_x0000_s1049" style="position:absolute;top:286;width:67022;height:3306" coordorigin=",-297" coordsize="67022,3306" o:gfxdata="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">
+                  <v:shape id="直角三角形 307968285" o:spid="_x0000_s1050" type="#_x0000_t6" style="position:absolute;top:2244;width:1440;height:764;rotation:180;visibility:visible;mso-wrap-style:square;v-text-anchor:top" o:gfxdata="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" fillcolor="#143f6a" stroked="f"/>
+                  <v:line id="直接连接符 337758799" o:spid="_x0000_s1051" style="position:absolute;visibility:visible;mso-wrap-style:square" from="539,2160" to="67022,2160" o:connectortype="straight" o:gfxdata="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" strokecolor="#5f73b2"/>
+                  <v:rect id="矩形 197878952" o:spid="_x0000_s1052" style="position:absolute;top:-297;width:12103;height:2563;visibility:visible;mso-wrap-style:square;v-text-anchor:top" o:gfxdata="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" fillcolor="#5f73b2" stroked="f"/>
                 </v:group>
-                <v:rect id="矩形 1570146766" o:spid="_x0000_s1052" style="position:absolute;left:1303;top:-257;width:9208;height:4563;visibility:visible;mso-wrap-style:square;v-text-anchor:middle" o:gfxdata="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" filled="f" stroked="f">
+                <v:rect id="矩形 1570146766" o:spid="_x0000_s1053" style="position:absolute;left:1303;top:-257;width:9208;height:4563;visibility:visible;mso-wrap-style:square;v-text-anchor:middle" o:gfxdata="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" filled="f" stroked="f">
                   <v:textbox style="mso-fit-shape-to-text:t">
                     <w:txbxContent>
                       <w:p>
@@ -3723,490 +4783,6 @@
                 </v:rect>
                 <w10:wrap anchorx="margin"/>
               </v:group>
-            </w:pict>
-          </mc:Fallback>
-        </mc:AlternateContent>
-      </w:r>
-      <w:r>
-        <w:rPr>
-          <w:noProof/>
-        </w:rPr>
-        <mc:AlternateContent>
-          <mc:Choice Requires="wps">
-            <w:drawing>
-              <wp:anchor distT="0" distB="0" distL="0" distR="0" simplePos="0" relativeHeight="15" behindDoc="0" locked="0" layoutInCell="1" allowOverlap="1" wp14:anchorId="5C50A9AD" wp14:editId="41BC64F5">
-                <wp:simplePos x="0" y="0"/>
-                <wp:positionH relativeFrom="margin">
-                  <wp:posOffset>104775</wp:posOffset>
-                </wp:positionH>
-                <wp:positionV relativeFrom="paragraph">
-                  <wp:posOffset>8872993</wp:posOffset>
-                </wp:positionV>
-                <wp:extent cx="6541135" cy="1568450"/>
-                <wp:effectExtent l="0" t="0" r="0" b="0"/>
-                <wp:wrapNone/>
-                <wp:docPr id="1027" name="文本框 11"/>
-                <wp:cNvGraphicFramePr>
-                  <a:graphicFrameLocks xmlns:a="http://schemas.openxmlformats.org/drawingml/2006/main"/>
-                </wp:cNvGraphicFramePr>
-                <a:graphic xmlns:a="http://schemas.openxmlformats.org/drawingml/2006/main">
-                  <a:graphicData uri="http://schemas.microsoft.com/office/word/2010/wordprocessingShape">
-                    <wps:wsp>
-                      <wps:cNvSpPr>
-                        <a:spLocks/>
-                      </wps:cNvSpPr>
-                      <wps:spPr>
-                        <a:xfrm>
-                          <a:off x="0" y="0"/>
-                          <a:ext cx="6541135" cy="1568450"/>
-                        </a:xfrm>
-                        <a:prstGeom prst="rect">
-                          <a:avLst/>
-                        </a:prstGeom>
-                        <a:ln>
-                          <a:noFill/>
-                        </a:ln>
-                      </wps:spPr>
-                      <wps:txbx>
-                        <w:txbxContent>
-                          <w:p>
-                            <w:pPr>
-                              <w:pStyle w:val="1"/>
-                              <w:adjustRightInd w:val="0"/>
-                              <w:snapToGrid w:val="0"/>
-                              <w:spacing w:line="400" w:lineRule="exact"/>
-                              <w:ind w:firstLineChars="0" w:firstLine="0"/>
-                              <w:rPr>
-                                <w:rFonts w:ascii="微软雅黑" w:eastAsia="微软雅黑" w:hAnsi="微软雅黑" w:cs="微软雅黑" w:hint="eastAsia"/>
-                                <w:color w:val="262626"/>
-                                <w:szCs w:val="21"/>
-                              </w:rPr>
-                            </w:pPr>
-                            <w:r>
-                              <w:rPr>
-                                <w:rFonts w:ascii="微软雅黑" w:eastAsia="微软雅黑" w:hAnsi="微软雅黑" w:cs="微软雅黑" w:hint="eastAsia"/>
-                                <w:color w:val="262626"/>
-                                <w:szCs w:val="21"/>
-                              </w:rPr>
-                              <w:sym w:font="Wingdings 2" w:char="F097"/>
-                            </w:r>
-                            <w:r>
-                              <w:rPr>
-                                <w:rFonts w:ascii="微软雅黑" w:eastAsia="微软雅黑" w:hAnsi="微软雅黑" w:cs="微软雅黑" w:hint="eastAsia"/>
-                                <w:color w:val="262626"/>
-                                <w:szCs w:val="21"/>
-                              </w:rPr>
-                              <w:t xml:space="preserve"> </w:t>
-                            </w:r>
-                            <w:r>
-                              <w:rPr>
-                                <w:rFonts w:ascii="微软雅黑" w:eastAsia="微软雅黑" w:hAnsi="微软雅黑" w:cs="微软雅黑" w:hint="eastAsia"/>
-                                <w:color w:val="262626"/>
-                                <w:szCs w:val="21"/>
-                              </w:rPr>
-                              <w:t>对软件开发知识比较感兴趣</w:t>
-                            </w:r>
-                            <w:r>
-                              <w:rPr>
-                                <w:rFonts w:ascii="微软雅黑" w:eastAsia="微软雅黑" w:hAnsi="微软雅黑" w:cs="微软雅黑"/>
-                                <w:color w:val="262626"/>
-                                <w:szCs w:val="21"/>
-                              </w:rPr>
-                              <w:t>，具备良好的学习能力和执行力，能够</w:t>
-                            </w:r>
-                            <w:r>
-                              <w:rPr>
-                                <w:rFonts w:ascii="微软雅黑" w:eastAsia="微软雅黑" w:hAnsi="微软雅黑" w:cs="微软雅黑" w:hint="eastAsia"/>
-                                <w:color w:val="262626"/>
-                                <w:szCs w:val="21"/>
-                              </w:rPr>
-                              <w:t>定位</w:t>
-                            </w:r>
-                            <w:r>
-                              <w:rPr>
-                                <w:rFonts w:ascii="微软雅黑" w:eastAsia="微软雅黑" w:hAnsi="微软雅黑" w:cs="微软雅黑"/>
-                                <w:color w:val="262626"/>
-                                <w:szCs w:val="21"/>
-                              </w:rPr>
-                              <w:t>并解决问题；做事认真负责，</w:t>
-                            </w:r>
-                            <w:r>
-                              <w:rPr>
-                                <w:rFonts w:ascii="微软雅黑" w:eastAsia="微软雅黑" w:hAnsi="微软雅黑" w:cs="微软雅黑" w:hint="eastAsia"/>
-                                <w:color w:val="262626"/>
-                                <w:szCs w:val="21"/>
-                              </w:rPr>
-                              <w:t>踏实肯⼲，愿意学习新知识</w:t>
-                            </w:r>
-                            <w:r>
-                              <w:rPr>
-                                <w:rFonts w:ascii="微软雅黑" w:eastAsia="微软雅黑" w:hAnsi="微软雅黑" w:cs="微软雅黑" w:hint="eastAsia"/>
-                                <w:color w:val="262626"/>
-                                <w:szCs w:val="21"/>
-                              </w:rPr>
-                              <w:t>；</w:t>
-                            </w:r>
-                            <w:r>
-                              <w:rPr>
-                                <w:rFonts w:ascii="微软雅黑" w:eastAsia="微软雅黑" w:hAnsi="微软雅黑" w:cs="微软雅黑"/>
-                                <w:color w:val="262626"/>
-                                <w:szCs w:val="21"/>
-                              </w:rPr>
-                              <w:t>希望在实际项目中不断提升前端工程能力</w:t>
-                            </w:r>
-                            <w:r>
-                              <w:rPr>
-                                <w:rFonts w:ascii="微软雅黑" w:eastAsia="微软雅黑" w:hAnsi="微软雅黑" w:cs="微软雅黑" w:hint="eastAsia"/>
-                                <w:color w:val="262626"/>
-                                <w:szCs w:val="21"/>
-                              </w:rPr>
-                              <w:t>，</w:t>
-                            </w:r>
-                            <w:r>
-                              <w:rPr>
-                                <w:rFonts w:ascii="微软雅黑" w:eastAsia="微软雅黑" w:hAnsi="微软雅黑" w:cs="微软雅黑"/>
-                                <w:color w:val="262626"/>
-                                <w:szCs w:val="21"/>
-                              </w:rPr>
-                              <w:t>熟悉前端开发流程</w:t>
-                            </w:r>
-                            <w:r>
-                              <w:rPr>
-                                <w:rFonts w:ascii="微软雅黑" w:eastAsia="微软雅黑" w:hAnsi="微软雅黑" w:cs="微软雅黑" w:hint="eastAsia"/>
-                                <w:color w:val="262626"/>
-                                <w:szCs w:val="21"/>
-                              </w:rPr>
-                              <w:t>，</w:t>
-                            </w:r>
-                            <w:r>
-                              <w:rPr>
-                                <w:rFonts w:ascii="微软雅黑" w:eastAsia="微软雅黑" w:hAnsi="微软雅黑" w:cs="微软雅黑"/>
-                                <w:color w:val="262626"/>
-                                <w:szCs w:val="21"/>
-                              </w:rPr>
-                              <w:t>具备</w:t>
-                            </w:r>
-                            <w:r>
-                              <w:rPr>
-                                <w:rFonts w:ascii="微软雅黑" w:eastAsia="微软雅黑" w:hAnsi="微软雅黑" w:cs="微软雅黑" w:hint="eastAsia"/>
-                                <w:color w:val="262626"/>
-                                <w:szCs w:val="21"/>
-                              </w:rPr>
-                              <w:t>一定的</w:t>
-                            </w:r>
-                            <w:r>
-                              <w:rPr>
-                                <w:rFonts w:ascii="微软雅黑" w:eastAsia="微软雅黑" w:hAnsi="微软雅黑" w:cs="微软雅黑"/>
-                                <w:color w:val="262626"/>
-                                <w:szCs w:val="21"/>
-                              </w:rPr>
-                              <w:t>实际编码与问题排查经验</w:t>
-                            </w:r>
-                            <w:r>
-                              <w:rPr>
-                                <w:rFonts w:ascii="微软雅黑" w:eastAsia="微软雅黑" w:hAnsi="微软雅黑" w:cs="微软雅黑" w:hint="eastAsia"/>
-                                <w:color w:val="262626"/>
-                                <w:szCs w:val="21"/>
-                              </w:rPr>
-                              <w:t>。</w:t>
-                            </w:r>
-                          </w:p>
-                          <w:p>
-                            <w:pPr>
-                              <w:pStyle w:val="1"/>
-                              <w:adjustRightInd w:val="0"/>
-                              <w:snapToGrid w:val="0"/>
-                              <w:spacing w:line="400" w:lineRule="exact"/>
-                              <w:ind w:firstLineChars="0" w:firstLine="0"/>
-                              <w:rPr>
-                                <w:rFonts w:ascii="微软雅黑" w:eastAsia="微软雅黑" w:hAnsi="微软雅黑" w:cs="微软雅黑" w:hint="eastAsia"/>
-                                <w:color w:val="262626"/>
-                                <w:szCs w:val="21"/>
-                              </w:rPr>
-                            </w:pPr>
-                          </w:p>
-                          <w:p>
-                            <w:pPr>
-                              <w:pStyle w:val="1"/>
-                              <w:adjustRightInd w:val="0"/>
-                              <w:snapToGrid w:val="0"/>
-                              <w:spacing w:line="400" w:lineRule="exact"/>
-                              <w:ind w:firstLineChars="0" w:firstLine="0"/>
-                              <w:rPr>
-                                <w:rFonts w:ascii="微软雅黑" w:eastAsia="微软雅黑" w:hAnsi="微软雅黑" w:cs="微软雅黑" w:hint="eastAsia"/>
-                                <w:color w:val="262626"/>
-                                <w:szCs w:val="21"/>
-                              </w:rPr>
-                            </w:pPr>
-                          </w:p>
-                          <w:p>
-                            <w:pPr>
-                              <w:pStyle w:val="1"/>
-                              <w:adjustRightInd w:val="0"/>
-                              <w:snapToGrid w:val="0"/>
-                              <w:spacing w:line="400" w:lineRule="exact"/>
-                              <w:ind w:firstLineChars="0" w:firstLine="0"/>
-                              <w:rPr>
-                                <w:rFonts w:ascii="微软雅黑" w:eastAsia="微软雅黑" w:hAnsi="微软雅黑" w:cs="微软雅黑" w:hint="eastAsia"/>
-                                <w:color w:val="262626"/>
-                                <w:szCs w:val="21"/>
-                              </w:rPr>
-                            </w:pPr>
-                          </w:p>
-                          <w:p>
-                            <w:pPr>
-                              <w:pStyle w:val="1"/>
-                              <w:adjustRightInd w:val="0"/>
-                              <w:snapToGrid w:val="0"/>
-                              <w:spacing w:line="400" w:lineRule="exact"/>
-                              <w:ind w:firstLineChars="0" w:firstLine="0"/>
-                              <w:rPr>
-                                <w:rFonts w:ascii="微软雅黑" w:eastAsia="微软雅黑" w:hAnsi="微软雅黑" w:cs="微软雅黑" w:hint="eastAsia"/>
-                                <w:color w:val="262626"/>
-                                <w:szCs w:val="21"/>
-                              </w:rPr>
-                            </w:pPr>
-                          </w:p>
-                          <w:p>
-                            <w:pPr>
-                              <w:spacing w:line="400" w:lineRule="exact"/>
-                              <w:rPr>
-                                <w:rFonts w:ascii="宋体" w:eastAsia="宋体" w:hAnsi="宋体" w:hint="eastAsia"/>
-                              </w:rPr>
-                            </w:pPr>
-                          </w:p>
-                        </w:txbxContent>
-                      </wps:txbx>
-                      <wps:bodyPr vert="horz" wrap="square" lIns="91440" tIns="45720" rIns="91440" bIns="45720" anchor="t">
-                        <a:prstTxWarp prst="textNoShape">
-                          <a:avLst/>
-                        </a:prstTxWarp>
-                        <a:noAutofit/>
-                      </wps:bodyPr>
-                    </wps:wsp>
-                  </a:graphicData>
-                </a:graphic>
-                <wp14:sizeRelV relativeFrom="margin">
-                  <wp14:pctHeight>0</wp14:pctHeight>
-                </wp14:sizeRelV>
-              </wp:anchor>
-            </w:drawing>
-          </mc:Choice>
-          <mc:Fallback>
-            <w:pict>
-              <v:rect w14:anchorId="5C50A9AD" id="_x0000_s1053" style="position:absolute;left:0;text-align:left;margin-left:8.25pt;margin-top:698.65pt;width:515.05pt;height:123.5pt;z-index:15;visibility:visible;mso-wrap-style:square;mso-height-percent:0;mso-wrap-distance-left:0;mso-wrap-distance-top:0;mso-wrap-distance-right:0;mso-wrap-distance-bottom:0;mso-position-horizontal:absolute;mso-position-horizontal-relative:margin;mso-position-vertical:absolute;mso-position-vertical-relative:text;mso-height-percent:0;mso-height-relative:margin;v-text-anchor:top" o:gfxdata="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" filled="f" stroked="f">
-                <v:textbox>
-                  <w:txbxContent>
-                    <w:p>
-                      <w:pPr>
-                        <w:pStyle w:val="1"/>
-                        <w:adjustRightInd w:val="0"/>
-                        <w:snapToGrid w:val="0"/>
-                        <w:spacing w:line="400" w:lineRule="exact"/>
-                        <w:ind w:firstLineChars="0" w:firstLine="0"/>
-                        <w:rPr>
-                          <w:rFonts w:ascii="微软雅黑" w:eastAsia="微软雅黑" w:hAnsi="微软雅黑" w:cs="微软雅黑" w:hint="eastAsia"/>
-                          <w:color w:val="262626"/>
-                          <w:szCs w:val="21"/>
-                        </w:rPr>
-                      </w:pPr>
-                      <w:r>
-                        <w:rPr>
-                          <w:rFonts w:ascii="微软雅黑" w:eastAsia="微软雅黑" w:hAnsi="微软雅黑" w:cs="微软雅黑" w:hint="eastAsia"/>
-                          <w:color w:val="262626"/>
-                          <w:szCs w:val="21"/>
-                        </w:rPr>
-                        <w:sym w:font="Wingdings 2" w:char="F097"/>
-                      </w:r>
-                      <w:r>
-                        <w:rPr>
-                          <w:rFonts w:ascii="微软雅黑" w:eastAsia="微软雅黑" w:hAnsi="微软雅黑" w:cs="微软雅黑" w:hint="eastAsia"/>
-                          <w:color w:val="262626"/>
-                          <w:szCs w:val="21"/>
-                        </w:rPr>
-                        <w:t xml:space="preserve"> </w:t>
-                      </w:r>
-                      <w:r>
-                        <w:rPr>
-                          <w:rFonts w:ascii="微软雅黑" w:eastAsia="微软雅黑" w:hAnsi="微软雅黑" w:cs="微软雅黑" w:hint="eastAsia"/>
-                          <w:color w:val="262626"/>
-                          <w:szCs w:val="21"/>
-                        </w:rPr>
-                        <w:t>对软件开发知识比较感兴趣</w:t>
-                      </w:r>
-                      <w:r>
-                        <w:rPr>
-                          <w:rFonts w:ascii="微软雅黑" w:eastAsia="微软雅黑" w:hAnsi="微软雅黑" w:cs="微软雅黑"/>
-                          <w:color w:val="262626"/>
-                          <w:szCs w:val="21"/>
-                        </w:rPr>
-                        <w:t>，具备良好的学习能力和执行力，能够</w:t>
-                      </w:r>
-                      <w:r>
-                        <w:rPr>
-                          <w:rFonts w:ascii="微软雅黑" w:eastAsia="微软雅黑" w:hAnsi="微软雅黑" w:cs="微软雅黑" w:hint="eastAsia"/>
-                          <w:color w:val="262626"/>
-                          <w:szCs w:val="21"/>
-                        </w:rPr>
-                        <w:t>定位</w:t>
-                      </w:r>
-                      <w:r>
-                        <w:rPr>
-                          <w:rFonts w:ascii="微软雅黑" w:eastAsia="微软雅黑" w:hAnsi="微软雅黑" w:cs="微软雅黑"/>
-                          <w:color w:val="262626"/>
-                          <w:szCs w:val="21"/>
-                        </w:rPr>
-                        <w:t>并解决问题；做事认真负责，</w:t>
-                      </w:r>
-                      <w:r>
-                        <w:rPr>
-                          <w:rFonts w:ascii="微软雅黑" w:eastAsia="微软雅黑" w:hAnsi="微软雅黑" w:cs="微软雅黑" w:hint="eastAsia"/>
-                          <w:color w:val="262626"/>
-                          <w:szCs w:val="21"/>
-                        </w:rPr>
-                        <w:t>踏实肯⼲，愿意学习新知识</w:t>
-                      </w:r>
-                      <w:r>
-                        <w:rPr>
-                          <w:rFonts w:ascii="微软雅黑" w:eastAsia="微软雅黑" w:hAnsi="微软雅黑" w:cs="微软雅黑" w:hint="eastAsia"/>
-                          <w:color w:val="262626"/>
-                          <w:szCs w:val="21"/>
-                        </w:rPr>
-                        <w:t>；</w:t>
-                      </w:r>
-                      <w:r>
-                        <w:rPr>
-                          <w:rFonts w:ascii="微软雅黑" w:eastAsia="微软雅黑" w:hAnsi="微软雅黑" w:cs="微软雅黑"/>
-                          <w:color w:val="262626"/>
-                          <w:szCs w:val="21"/>
-                        </w:rPr>
-                        <w:t>希望在实际项目中不断提升前端工程能力</w:t>
-                      </w:r>
-                      <w:r>
-                        <w:rPr>
-                          <w:rFonts w:ascii="微软雅黑" w:eastAsia="微软雅黑" w:hAnsi="微软雅黑" w:cs="微软雅黑" w:hint="eastAsia"/>
-                          <w:color w:val="262626"/>
-                          <w:szCs w:val="21"/>
-                        </w:rPr>
-                        <w:t>，</w:t>
-                      </w:r>
-                      <w:r>
-                        <w:rPr>
-                          <w:rFonts w:ascii="微软雅黑" w:eastAsia="微软雅黑" w:hAnsi="微软雅黑" w:cs="微软雅黑"/>
-                          <w:color w:val="262626"/>
-                          <w:szCs w:val="21"/>
-                        </w:rPr>
-                        <w:t>熟悉前端开发流程</w:t>
-                      </w:r>
-                      <w:r>
-                        <w:rPr>
-                          <w:rFonts w:ascii="微软雅黑" w:eastAsia="微软雅黑" w:hAnsi="微软雅黑" w:cs="微软雅黑" w:hint="eastAsia"/>
-                          <w:color w:val="262626"/>
-                          <w:szCs w:val="21"/>
-                        </w:rPr>
-                        <w:t>，</w:t>
-                      </w:r>
-                      <w:r>
-                        <w:rPr>
-                          <w:rFonts w:ascii="微软雅黑" w:eastAsia="微软雅黑" w:hAnsi="微软雅黑" w:cs="微软雅黑"/>
-                          <w:color w:val="262626"/>
-                          <w:szCs w:val="21"/>
-                        </w:rPr>
-                        <w:t>具备</w:t>
-                      </w:r>
-                      <w:r>
-                        <w:rPr>
-                          <w:rFonts w:ascii="微软雅黑" w:eastAsia="微软雅黑" w:hAnsi="微软雅黑" w:cs="微软雅黑" w:hint="eastAsia"/>
-                          <w:color w:val="262626"/>
-                          <w:szCs w:val="21"/>
-                        </w:rPr>
-                        <w:t>一定的</w:t>
-                      </w:r>
-                      <w:r>
-                        <w:rPr>
-                          <w:rFonts w:ascii="微软雅黑" w:eastAsia="微软雅黑" w:hAnsi="微软雅黑" w:cs="微软雅黑"/>
-                          <w:color w:val="262626"/>
-                          <w:szCs w:val="21"/>
-                        </w:rPr>
-                        <w:t>实际编码与问题排查经验</w:t>
-                      </w:r>
-                      <w:r>
-                        <w:rPr>
-                          <w:rFonts w:ascii="微软雅黑" w:eastAsia="微软雅黑" w:hAnsi="微软雅黑" w:cs="微软雅黑" w:hint="eastAsia"/>
-                          <w:color w:val="262626"/>
-                          <w:szCs w:val="21"/>
-                        </w:rPr>
-                        <w:t>。</w:t>
-                      </w:r>
-                    </w:p>
-                    <w:p>
-                      <w:pPr>
-                        <w:pStyle w:val="1"/>
-                        <w:adjustRightInd w:val="0"/>
-                        <w:snapToGrid w:val="0"/>
-                        <w:spacing w:line="400" w:lineRule="exact"/>
-                        <w:ind w:firstLineChars="0" w:firstLine="0"/>
-                        <w:rPr>
-                          <w:rFonts w:ascii="微软雅黑" w:eastAsia="微软雅黑" w:hAnsi="微软雅黑" w:cs="微软雅黑" w:hint="eastAsia"/>
-                          <w:color w:val="262626"/>
-                          <w:szCs w:val="21"/>
-                        </w:rPr>
-                      </w:pPr>
-                    </w:p>
-                    <w:p>
-                      <w:pPr>
-                        <w:pStyle w:val="1"/>
-                        <w:adjustRightInd w:val="0"/>
-                        <w:snapToGrid w:val="0"/>
-                        <w:spacing w:line="400" w:lineRule="exact"/>
-                        <w:ind w:firstLineChars="0" w:firstLine="0"/>
-                        <w:rPr>
-                          <w:rFonts w:ascii="微软雅黑" w:eastAsia="微软雅黑" w:hAnsi="微软雅黑" w:cs="微软雅黑" w:hint="eastAsia"/>
-                          <w:color w:val="262626"/>
-                          <w:szCs w:val="21"/>
-                        </w:rPr>
-                      </w:pPr>
-                    </w:p>
-                    <w:p>
-                      <w:pPr>
-                        <w:pStyle w:val="1"/>
-                        <w:adjustRightInd w:val="0"/>
-                        <w:snapToGrid w:val="0"/>
-                        <w:spacing w:line="400" w:lineRule="exact"/>
-                        <w:ind w:firstLineChars="0" w:firstLine="0"/>
-                        <w:rPr>
-                          <w:rFonts w:ascii="微软雅黑" w:eastAsia="微软雅黑" w:hAnsi="微软雅黑" w:cs="微软雅黑" w:hint="eastAsia"/>
-                          <w:color w:val="262626"/>
-                          <w:szCs w:val="21"/>
-                        </w:rPr>
-                      </w:pPr>
-                    </w:p>
-                    <w:p>
-                      <w:pPr>
-                        <w:pStyle w:val="1"/>
-                        <w:adjustRightInd w:val="0"/>
-                        <w:snapToGrid w:val="0"/>
-                        <w:spacing w:line="400" w:lineRule="exact"/>
-                        <w:ind w:firstLineChars="0" w:firstLine="0"/>
-                        <w:rPr>
-                          <w:rFonts w:ascii="微软雅黑" w:eastAsia="微软雅黑" w:hAnsi="微软雅黑" w:cs="微软雅黑" w:hint="eastAsia"/>
-                          <w:color w:val="262626"/>
-                          <w:szCs w:val="21"/>
-                        </w:rPr>
-                      </w:pPr>
-                    </w:p>
-                    <w:p>
-                      <w:pPr>
-                        <w:spacing w:line="400" w:lineRule="exact"/>
-                        <w:rPr>
-                          <w:rFonts w:ascii="宋体" w:eastAsia="宋体" w:hAnsi="宋体" w:hint="eastAsia"/>
-                        </w:rPr>
-                      </w:pPr>
-                    </w:p>
-                  </w:txbxContent>
-                </v:textbox>
-                <w10:wrap anchorx="margin"/>
-              </v:rect>
             </w:pict>
           </mc:Fallback>
         </mc:AlternateContent>
@@ -4842,13 +5418,23 @@
                                 <w:szCs w:val="21"/>
                               </w:rPr>
                             </w:pPr>
-                            <w:r>
-                              <w:rPr>
-                                <w:rFonts w:ascii="微软雅黑" w:hAnsi="微软雅黑" w:cs="微软雅黑" w:hint="eastAsia"/>
-                                <w:color w:val="262626"/>
-                                <w:szCs w:val="21"/>
-                              </w:rPr>
-                              <w:t>邮    箱：43556262@qq.com</w:t>
+                            <w:proofErr w:type="gramStart"/>
+                            <w:r>
+                              <w:rPr>
+                                <w:rFonts w:ascii="微软雅黑" w:hAnsi="微软雅黑" w:cs="微软雅黑" w:hint="eastAsia"/>
+                                <w:color w:val="262626"/>
+                                <w:szCs w:val="21"/>
+                              </w:rPr>
+                              <w:t>邮</w:t>
+                            </w:r>
+                            <w:proofErr w:type="gramEnd"/>
+                            <w:r>
+                              <w:rPr>
+                                <w:rFonts w:ascii="微软雅黑" w:hAnsi="微软雅黑" w:cs="微软雅黑" w:hint="eastAsia"/>
+                                <w:color w:val="262626"/>
+                                <w:szCs w:val="21"/>
+                              </w:rPr>
+                              <w:t xml:space="preserve">    箱：43556262@qq.com</w:t>
                             </w:r>
                           </w:p>
                         </w:txbxContent>
@@ -4921,13 +5507,23 @@
                           <w:szCs w:val="21"/>
                         </w:rPr>
                       </w:pPr>
-                      <w:r>
-                        <w:rPr>
-                          <w:rFonts w:ascii="微软雅黑" w:hAnsi="微软雅黑" w:cs="微软雅黑" w:hint="eastAsia"/>
-                          <w:color w:val="262626"/>
-                          <w:szCs w:val="21"/>
-                        </w:rPr>
-                        <w:t>邮    箱：43556262@qq.com</w:t>
+                      <w:proofErr w:type="gramStart"/>
+                      <w:r>
+                        <w:rPr>
+                          <w:rFonts w:ascii="微软雅黑" w:hAnsi="微软雅黑" w:cs="微软雅黑" w:hint="eastAsia"/>
+                          <w:color w:val="262626"/>
+                          <w:szCs w:val="21"/>
+                        </w:rPr>
+                        <w:t>邮</w:t>
+                      </w:r>
+                      <w:proofErr w:type="gramEnd"/>
+                      <w:r>
+                        <w:rPr>
+                          <w:rFonts w:ascii="微软雅黑" w:hAnsi="微软雅黑" w:cs="微软雅黑" w:hint="eastAsia"/>
+                          <w:color w:val="262626"/>
+                          <w:szCs w:val="21"/>
+                        </w:rPr>
+                        <w:t xml:space="preserve">    箱：43556262@qq.com</w:t>
                       </w:r>
                     </w:p>
                   </w:txbxContent>

--- a/个人简历.docx
+++ b/个人简历.docx
@@ -8,6 +8,2982 @@
           <w:rFonts w:hint="eastAsia"/>
         </w:rPr>
       </w:pPr>
+      <w:r>
+        <w:rPr>
+          <w:noProof/>
+        </w:rPr>
+        <mc:AlternateContent>
+          <mc:Choice Requires="wps">
+            <w:drawing>
+              <wp:anchor distT="0" distB="0" distL="0" distR="0" simplePos="0" relativeHeight="12" behindDoc="0" locked="0" layoutInCell="1" allowOverlap="1" wp14:anchorId="0A4E2012" wp14:editId="25F2090E">
+                <wp:simplePos x="0" y="0"/>
+                <wp:positionH relativeFrom="margin">
+                  <wp:align>right</wp:align>
+                </wp:positionH>
+                <wp:positionV relativeFrom="paragraph">
+                  <wp:posOffset>4173637</wp:posOffset>
+                </wp:positionV>
+                <wp:extent cx="6541769" cy="2569580"/>
+                <wp:effectExtent l="0" t="0" r="0" b="0"/>
+                <wp:wrapNone/>
+                <wp:docPr id="1026" name="文本框 7"/>
+                <wp:cNvGraphicFramePr>
+                  <a:graphicFrameLocks xmlns:a="http://schemas.openxmlformats.org/drawingml/2006/main"/>
+                </wp:cNvGraphicFramePr>
+                <a:graphic xmlns:a="http://schemas.openxmlformats.org/drawingml/2006/main">
+                  <a:graphicData uri="http://schemas.microsoft.com/office/word/2010/wordprocessingShape">
+                    <wps:wsp>
+                      <wps:cNvSpPr>
+                        <a:spLocks/>
+                      </wps:cNvSpPr>
+                      <wps:spPr>
+                        <a:xfrm>
+                          <a:off x="0" y="0"/>
+                          <a:ext cx="6541769" cy="2569580"/>
+                        </a:xfrm>
+                        <a:prstGeom prst="rect">
+                          <a:avLst/>
+                        </a:prstGeom>
+                        <a:ln>
+                          <a:noFill/>
+                        </a:ln>
+                      </wps:spPr>
+                      <wps:txbx>
+                        <w:txbxContent>
+                          <w:p>
+                            <w:pPr>
+                              <w:pStyle w:val="1"/>
+                              <w:adjustRightInd w:val="0"/>
+                              <w:snapToGrid w:val="0"/>
+                              <w:spacing w:after="80" w:line="216" w:lineRule="auto"/>
+                              <w:ind w:firstLineChars="0" w:firstLine="0"/>
+                              <w:rPr>
+                                <w:rFonts w:ascii="微软雅黑" w:eastAsia="微软雅黑" w:hAnsi="微软雅黑" w:cs="微软雅黑" w:hint="eastAsia"/>
+                                <w:color w:val="262626"/>
+                                <w:szCs w:val="21"/>
+                              </w:rPr>
+                            </w:pPr>
+                            <w:r>
+                              <w:rPr>
+                                <w:rFonts w:ascii="微软雅黑" w:eastAsia="微软雅黑" w:hAnsi="微软雅黑" w:cs="微软雅黑" w:hint="eastAsia"/>
+                                <w:color w:val="262626"/>
+                                <w:szCs w:val="21"/>
+                              </w:rPr>
+                              <w:sym w:font="Wingdings 2" w:char="F097"/>
+                            </w:r>
+                            <w:r>
+                              <w:rPr>
+                                <w:rFonts w:ascii="微软雅黑" w:eastAsia="微软雅黑" w:hAnsi="微软雅黑" w:cs="微软雅黑" w:hint="eastAsia"/>
+                                <w:color w:val="262626"/>
+                                <w:szCs w:val="21"/>
+                              </w:rPr>
+                              <w:t xml:space="preserve"> </w:t>
+                            </w:r>
+                            <w:r>
+                              <w:rPr>
+                                <w:rFonts w:ascii="微软雅黑" w:eastAsia="微软雅黑" w:hAnsi="微软雅黑" w:cs="微软雅黑" w:hint="eastAsia"/>
+                                <w:color w:val="262626"/>
+                                <w:szCs w:val="21"/>
+                              </w:rPr>
+                              <w:t>取得大学英语六级证书，英语会话、阅读、写作优秀</w:t>
+                            </w:r>
+                            <w:r>
+                              <w:rPr>
+                                <w:rFonts w:ascii="微软雅黑" w:eastAsia="微软雅黑" w:hAnsi="微软雅黑" w:cs="微软雅黑"/>
+                                <w:color w:val="262626"/>
+                                <w:szCs w:val="21"/>
+                              </w:rPr>
+                              <w:t>。</w:t>
+                            </w:r>
+                          </w:p>
+                          <w:p>
+                            <w:pPr>
+                              <w:pStyle w:val="1"/>
+                              <w:adjustRightInd w:val="0"/>
+                              <w:snapToGrid w:val="0"/>
+                              <w:spacing w:after="80" w:line="216" w:lineRule="auto"/>
+                              <w:ind w:firstLineChars="0" w:firstLine="0"/>
+                              <w:rPr>
+                                <w:rFonts w:ascii="微软雅黑" w:eastAsia="微软雅黑" w:hAnsi="微软雅黑" w:cs="微软雅黑" w:hint="eastAsia"/>
+                                <w:color w:val="262626"/>
+                                <w:szCs w:val="21"/>
+                              </w:rPr>
+                            </w:pPr>
+                            <w:r>
+                              <w:rPr>
+                                <w:rFonts w:ascii="微软雅黑" w:eastAsia="微软雅黑" w:hAnsi="微软雅黑" w:cs="微软雅黑" w:hint="eastAsia"/>
+                                <w:color w:val="262626"/>
+                                <w:szCs w:val="21"/>
+                              </w:rPr>
+                              <w:sym w:font="Wingdings 2" w:char="F097"/>
+                            </w:r>
+                            <w:r>
+                              <w:rPr>
+                                <w:rFonts w:ascii="微软雅黑" w:eastAsia="微软雅黑" w:hAnsi="微软雅黑" w:cs="微软雅黑" w:hint="eastAsia"/>
+                                <w:color w:val="262626"/>
+                                <w:szCs w:val="21"/>
+                              </w:rPr>
+                              <w:t xml:space="preserve"> 熟悉</w:t>
+                            </w:r>
+                            <w:r>
+                              <w:rPr>
+                                <w:rFonts w:ascii="微软雅黑" w:eastAsia="微软雅黑" w:hAnsi="微软雅黑" w:cs="微软雅黑" w:hint="eastAsia"/>
+                                <w:color w:val="262626"/>
+                                <w:szCs w:val="21"/>
+                              </w:rPr>
+                              <w:t>HTML</w:t>
+                            </w:r>
+                            <w:r>
+                              <w:rPr>
+                                <w:rFonts w:ascii="微软雅黑" w:eastAsia="微软雅黑" w:hAnsi="微软雅黑" w:cs="微软雅黑" w:hint="eastAsia"/>
+                                <w:color w:val="262626"/>
+                                <w:szCs w:val="21"/>
+                              </w:rPr>
+                              <w:t>5</w:t>
+                            </w:r>
+                            <w:r>
+                              <w:rPr>
+                                <w:rFonts w:ascii="微软雅黑" w:eastAsia="微软雅黑" w:hAnsi="微软雅黑" w:cs="微软雅黑" w:hint="eastAsia"/>
+                                <w:color w:val="262626"/>
+                                <w:szCs w:val="21"/>
+                              </w:rPr>
+                              <w:t>和</w:t>
+                            </w:r>
+                            <w:r>
+                              <w:rPr>
+                                <w:rFonts w:ascii="微软雅黑" w:eastAsia="微软雅黑" w:hAnsi="微软雅黑" w:cs="微软雅黑" w:hint="eastAsia"/>
+                                <w:color w:val="262626"/>
+                                <w:szCs w:val="21"/>
+                              </w:rPr>
+                              <w:t>CSS</w:t>
+                            </w:r>
+                            <w:r>
+                              <w:rPr>
+                                <w:rFonts w:ascii="微软雅黑" w:eastAsia="微软雅黑" w:hAnsi="微软雅黑" w:cs="微软雅黑" w:hint="eastAsia"/>
+                                <w:color w:val="262626"/>
+                                <w:szCs w:val="21"/>
+                              </w:rPr>
+                              <w:t>3</w:t>
+                            </w:r>
+                            <w:r>
+                              <w:rPr>
+                                <w:rFonts w:ascii="微软雅黑" w:eastAsia="微软雅黑" w:hAnsi="微软雅黑" w:cs="微软雅黑" w:hint="eastAsia"/>
+                                <w:color w:val="262626"/>
+                                <w:szCs w:val="21"/>
+                              </w:rPr>
+                              <w:t>，</w:t>
+                            </w:r>
+                            <w:r>
+                              <w:rPr>
+                                <w:rFonts w:ascii="微软雅黑" w:eastAsia="微软雅黑" w:hAnsi="微软雅黑" w:cs="微软雅黑"/>
+                                <w:color w:val="262626"/>
+                                <w:szCs w:val="21"/>
+                              </w:rPr>
+                              <w:t>能够</w:t>
+                            </w:r>
+                            <w:r>
+                              <w:rPr>
+                                <w:rFonts w:ascii="微软雅黑" w:eastAsia="微软雅黑" w:hAnsi="微软雅黑" w:cs="微软雅黑" w:hint="eastAsia"/>
+                                <w:color w:val="262626"/>
+                                <w:szCs w:val="21"/>
+                              </w:rPr>
+                              <w:t>基于</w:t>
+                            </w:r>
+                            <w:r>
+                              <w:rPr>
+                                <w:rFonts w:ascii="微软雅黑" w:eastAsia="微软雅黑" w:hAnsi="微软雅黑" w:cs="微软雅黑" w:hint="eastAsia"/>
+                                <w:color w:val="262626"/>
+                                <w:szCs w:val="21"/>
+                              </w:rPr>
+                              <w:t>Flex、Grid</w:t>
+                            </w:r>
+                            <w:r>
+                              <w:rPr>
+                                <w:rFonts w:ascii="微软雅黑" w:eastAsia="微软雅黑" w:hAnsi="微软雅黑" w:cs="微软雅黑" w:hint="eastAsia"/>
+                                <w:color w:val="262626"/>
+                                <w:szCs w:val="21"/>
+                              </w:rPr>
+                              <w:t>实现页面布局</w:t>
+                            </w:r>
+                            <w:r>
+                              <w:rPr>
+                                <w:rFonts w:ascii="微软雅黑" w:eastAsia="微软雅黑" w:hAnsi="微软雅黑" w:cs="微软雅黑" w:hint="eastAsia"/>
+                                <w:color w:val="262626"/>
+                                <w:szCs w:val="21"/>
+                              </w:rPr>
+                              <w:t>与</w:t>
+                            </w:r>
+                            <w:r>
+                              <w:rPr>
+                                <w:rFonts w:ascii="微软雅黑" w:eastAsia="微软雅黑" w:hAnsi="微软雅黑" w:cs="微软雅黑" w:hint="eastAsia"/>
+                                <w:color w:val="262626"/>
+                                <w:szCs w:val="21"/>
+                              </w:rPr>
+                              <w:t>实现</w:t>
+                            </w:r>
+                            <w:r>
+                              <w:rPr>
+                                <w:rFonts w:ascii="微软雅黑" w:eastAsia="微软雅黑" w:hAnsi="微软雅黑" w:cs="微软雅黑" w:hint="eastAsia"/>
+                                <w:color w:val="262626"/>
+                                <w:szCs w:val="21"/>
+                              </w:rPr>
+                              <w:t>@media</w:t>
+                            </w:r>
+                            <w:r>
+                              <w:rPr>
+                                <w:rFonts w:ascii="微软雅黑" w:eastAsia="微软雅黑" w:hAnsi="微软雅黑" w:cs="微软雅黑"/>
+                                <w:color w:val="262626"/>
+                                <w:szCs w:val="21"/>
+                              </w:rPr>
+                              <w:t>响应式</w:t>
+                            </w:r>
+                            <w:r>
+                              <w:rPr>
+                                <w:rFonts w:ascii="微软雅黑" w:eastAsia="微软雅黑" w:hAnsi="微软雅黑" w:cs="微软雅黑" w:hint="eastAsia"/>
+                                <w:color w:val="262626"/>
+                                <w:szCs w:val="21"/>
+                              </w:rPr>
+                              <w:t>设计</w:t>
+                            </w:r>
+                            <w:r>
+                              <w:rPr>
+                                <w:rFonts w:ascii="微软雅黑" w:eastAsia="微软雅黑" w:hAnsi="微软雅黑" w:cs="微软雅黑"/>
+                                <w:color w:val="262626"/>
+                                <w:szCs w:val="21"/>
+                              </w:rPr>
+                              <w:t>，处理样式冲突</w:t>
+                            </w:r>
+                            <w:r>
+                              <w:rPr>
+                                <w:rFonts w:ascii="微软雅黑" w:eastAsia="微软雅黑" w:hAnsi="微软雅黑" w:cs="微软雅黑" w:hint="eastAsia"/>
+                                <w:color w:val="262626"/>
+                                <w:szCs w:val="21"/>
+                              </w:rPr>
+                              <w:t>；</w:t>
+                            </w:r>
+                          </w:p>
+                          <w:p>
+                            <w:pPr>
+                              <w:pStyle w:val="1"/>
+                              <w:adjustRightInd w:val="0"/>
+                              <w:snapToGrid w:val="0"/>
+                              <w:spacing w:after="80" w:line="216" w:lineRule="auto"/>
+                              <w:ind w:firstLineChars="0" w:firstLine="0"/>
+                              <w:rPr>
+                                <w:rFonts w:ascii="微软雅黑" w:eastAsia="微软雅黑" w:hAnsi="微软雅黑" w:cs="微软雅黑" w:hint="eastAsia"/>
+                                <w:color w:val="262626"/>
+                                <w:szCs w:val="21"/>
+                              </w:rPr>
+                            </w:pPr>
+                            <w:r>
+                              <w:rPr>
+                                <w:rFonts w:ascii="微软雅黑" w:eastAsia="微软雅黑" w:hAnsi="微软雅黑" w:cs="微软雅黑" w:hint="eastAsia"/>
+                                <w:color w:val="262626"/>
+                                <w:szCs w:val="21"/>
+                              </w:rPr>
+                              <w:sym w:font="Wingdings 2" w:char="F097"/>
+                            </w:r>
+                            <w:r>
+                              <w:rPr>
+                                <w:rFonts w:ascii="微软雅黑" w:eastAsia="微软雅黑" w:hAnsi="微软雅黑" w:cs="微软雅黑" w:hint="eastAsia"/>
+                                <w:color w:val="262626"/>
+                                <w:szCs w:val="21"/>
+                              </w:rPr>
+                              <w:t xml:space="preserve"> 熟练掌握 J</w:t>
+                            </w:r>
+                            <w:r>
+                              <w:rPr>
+                                <w:rFonts w:ascii="微软雅黑" w:eastAsia="微软雅黑" w:hAnsi="微软雅黑" w:cs="微软雅黑" w:hint="eastAsia"/>
+                                <w:color w:val="262626"/>
+                                <w:szCs w:val="21"/>
+                              </w:rPr>
+                              <w:t>S</w:t>
+                            </w:r>
+                            <w:r>
+                              <w:rPr>
+                                <w:rFonts w:ascii="微软雅黑" w:eastAsia="微软雅黑" w:hAnsi="微软雅黑" w:cs="微软雅黑" w:hint="eastAsia"/>
+                                <w:color w:val="262626"/>
+                                <w:szCs w:val="21"/>
+                              </w:rPr>
+                              <w:t xml:space="preserve"> 语法</w:t>
+                            </w:r>
+                            <w:r>
+                              <w:rPr>
+                                <w:rFonts w:ascii="微软雅黑" w:eastAsia="微软雅黑" w:hAnsi="微软雅黑" w:cs="微软雅黑" w:hint="eastAsia"/>
+                                <w:color w:val="262626"/>
+                                <w:szCs w:val="21"/>
+                              </w:rPr>
+                              <w:t>和ES6</w:t>
+                            </w:r>
+                            <w:r>
+                              <w:rPr>
+                                <w:rFonts w:ascii="微软雅黑" w:eastAsia="微软雅黑" w:hAnsi="微软雅黑" w:cs="微软雅黑" w:hint="eastAsia"/>
+                                <w:color w:val="262626"/>
+                                <w:szCs w:val="21"/>
+                              </w:rPr>
+                              <w:t>+</w:t>
+                            </w:r>
+                            <w:r>
+                              <w:rPr>
+                                <w:rFonts w:ascii="微软雅黑" w:eastAsia="微软雅黑" w:hAnsi="微软雅黑" w:cs="微软雅黑" w:hint="eastAsia"/>
+                                <w:color w:val="262626"/>
+                                <w:szCs w:val="21"/>
+                              </w:rPr>
+                              <w:t>特性</w:t>
+                            </w:r>
+                            <w:r>
+                              <w:rPr>
+                                <w:rFonts w:ascii="微软雅黑" w:eastAsia="微软雅黑" w:hAnsi="微软雅黑" w:cs="微软雅黑" w:hint="eastAsia"/>
+                                <w:color w:val="262626"/>
+                                <w:szCs w:val="21"/>
+                              </w:rPr>
+                              <w:t>，能够</w:t>
+                            </w:r>
+                            <w:r>
+                              <w:rPr>
+                                <w:rFonts w:ascii="微软雅黑" w:eastAsia="微软雅黑" w:hAnsi="微软雅黑" w:cs="微软雅黑" w:hint="eastAsia"/>
+                                <w:color w:val="262626"/>
+                                <w:szCs w:val="21"/>
+                              </w:rPr>
+                              <w:t>使用JS</w:t>
+                            </w:r>
+                            <w:r>
+                              <w:rPr>
+                                <w:rFonts w:ascii="微软雅黑" w:eastAsia="微软雅黑" w:hAnsi="微软雅黑" w:cs="微软雅黑" w:hint="eastAsia"/>
+                                <w:color w:val="262626"/>
+                                <w:szCs w:val="21"/>
+                              </w:rPr>
+                              <w:t>实现</w:t>
+                            </w:r>
+                            <w:r>
+                              <w:rPr>
+                                <w:rFonts w:ascii="微软雅黑" w:eastAsia="微软雅黑" w:hAnsi="微软雅黑" w:cs="微软雅黑" w:hint="eastAsia"/>
+                                <w:color w:val="262626"/>
+                                <w:szCs w:val="21"/>
+                              </w:rPr>
+                              <w:t>网页</w:t>
+                            </w:r>
+                            <w:r>
+                              <w:rPr>
+                                <w:rFonts w:ascii="微软雅黑" w:eastAsia="微软雅黑" w:hAnsi="微软雅黑" w:cs="微软雅黑" w:hint="eastAsia"/>
+                                <w:color w:val="262626"/>
+                                <w:szCs w:val="21"/>
+                              </w:rPr>
+                              <w:t>的交互功能</w:t>
+                            </w:r>
+                            <w:r>
+                              <w:rPr>
+                                <w:rFonts w:ascii="微软雅黑" w:eastAsia="微软雅黑" w:hAnsi="微软雅黑" w:cs="微软雅黑" w:hint="eastAsia"/>
+                                <w:color w:val="262626"/>
+                                <w:szCs w:val="21"/>
+                              </w:rPr>
+                              <w:t>，对Typescript有一定了解</w:t>
+                            </w:r>
+                            <w:r>
+                              <w:rPr>
+                                <w:rFonts w:ascii="微软雅黑" w:eastAsia="微软雅黑" w:hAnsi="微软雅黑" w:cs="微软雅黑" w:hint="eastAsia"/>
+                                <w:color w:val="262626"/>
+                                <w:szCs w:val="21"/>
+                              </w:rPr>
+                              <w:t>；</w:t>
+                            </w:r>
+                            <w:r>
+                              <w:rPr>
+                                <w:rFonts w:ascii="微软雅黑" w:eastAsia="微软雅黑" w:hAnsi="微软雅黑" w:cs="微软雅黑" w:hint="eastAsia"/>
+                                <w:color w:val="262626"/>
+                                <w:szCs w:val="21"/>
+                              </w:rPr>
+                              <w:t xml:space="preserve"> </w:t>
+                            </w:r>
+                          </w:p>
+                          <w:p>
+                            <w:pPr>
+                              <w:pStyle w:val="1"/>
+                              <w:adjustRightInd w:val="0"/>
+                              <w:snapToGrid w:val="0"/>
+                              <w:spacing w:after="80" w:line="216" w:lineRule="auto"/>
+                              <w:ind w:firstLineChars="0" w:firstLine="0"/>
+                              <w:rPr>
+                                <w:rFonts w:ascii="微软雅黑" w:eastAsia="微软雅黑" w:hAnsi="微软雅黑" w:cs="微软雅黑" w:hint="eastAsia"/>
+                                <w:color w:val="262626"/>
+                                <w:szCs w:val="21"/>
+                              </w:rPr>
+                            </w:pPr>
+                            <w:r>
+                              <w:rPr>
+                                <w:rFonts w:ascii="微软雅黑" w:eastAsia="微软雅黑" w:hAnsi="微软雅黑" w:cs="微软雅黑" w:hint="eastAsia"/>
+                                <w:color w:val="262626"/>
+                                <w:szCs w:val="21"/>
+                              </w:rPr>
+                              <w:sym w:font="Wingdings 2" w:char="F097"/>
+                            </w:r>
+                            <w:r>
+                              <w:rPr>
+                                <w:rFonts w:ascii="微软雅黑" w:eastAsia="微软雅黑" w:hAnsi="微软雅黑" w:cs="微软雅黑" w:hint="eastAsia"/>
+                                <w:color w:val="262626"/>
+                                <w:szCs w:val="21"/>
+                              </w:rPr>
+                              <w:t xml:space="preserve"> </w:t>
+                            </w:r>
+                            <w:r>
+                              <w:rPr>
+                                <w:rFonts w:ascii="微软雅黑" w:eastAsia="微软雅黑" w:hAnsi="微软雅黑" w:cs="微软雅黑" w:hint="eastAsia"/>
+                                <w:color w:val="262626"/>
+                                <w:szCs w:val="21"/>
+                              </w:rPr>
+                              <w:t>熟练使用</w:t>
+                            </w:r>
+                            <w:r>
+                              <w:rPr>
+                                <w:rFonts w:ascii="微软雅黑" w:eastAsia="微软雅黑" w:hAnsi="微软雅黑" w:cs="微软雅黑" w:hint="eastAsia"/>
+                                <w:color w:val="262626"/>
+                                <w:szCs w:val="21"/>
+                              </w:rPr>
+                              <w:t>Vue3</w:t>
+                            </w:r>
+                            <w:r>
+                              <w:rPr>
+                                <w:rFonts w:ascii="微软雅黑" w:eastAsia="微软雅黑" w:hAnsi="微软雅黑" w:cs="微软雅黑" w:hint="eastAsia"/>
+                                <w:color w:val="262626"/>
+                                <w:szCs w:val="21"/>
+                              </w:rPr>
+                              <w:t>进行</w:t>
+                            </w:r>
+                            <w:r>
+                              <w:rPr>
+                                <w:rFonts w:ascii="微软雅黑" w:eastAsia="微软雅黑" w:hAnsi="微软雅黑" w:cs="微软雅黑" w:hint="eastAsia"/>
+                                <w:color w:val="262626"/>
+                                <w:szCs w:val="21"/>
+                              </w:rPr>
+                              <w:t>开发</w:t>
+                            </w:r>
+                            <w:r>
+                              <w:rPr>
+                                <w:rFonts w:ascii="微软雅黑" w:eastAsia="微软雅黑" w:hAnsi="微软雅黑" w:cs="微软雅黑" w:hint="eastAsia"/>
+                                <w:color w:val="262626"/>
+                                <w:szCs w:val="21"/>
+                              </w:rPr>
+                              <w:t>，</w:t>
+                            </w:r>
+                            <w:r>
+                              <w:rPr>
+                                <w:rFonts w:ascii="微软雅黑" w:eastAsia="微软雅黑" w:hAnsi="微软雅黑" w:cs="微软雅黑" w:hint="eastAsia"/>
+                                <w:color w:val="262626"/>
+                                <w:szCs w:val="21"/>
+                              </w:rPr>
+                              <w:t>掌握props / emit、provide / inject、</w:t>
+                            </w:r>
+                            <w:proofErr w:type="spellStart"/>
+                            <w:r>
+                              <w:rPr>
+                                <w:rFonts w:ascii="微软雅黑" w:eastAsia="微软雅黑" w:hAnsi="微软雅黑" w:cs="微软雅黑" w:hint="eastAsia"/>
+                                <w:color w:val="262626"/>
+                                <w:szCs w:val="21"/>
+                              </w:rPr>
+                              <w:t>Pinia</w:t>
+                            </w:r>
+                            <w:proofErr w:type="spellEnd"/>
+                            <w:r>
+                              <w:rPr>
+                                <w:rFonts w:ascii="微软雅黑" w:eastAsia="微软雅黑" w:hAnsi="微软雅黑" w:cs="微软雅黑" w:hint="eastAsia"/>
+                                <w:color w:val="262626"/>
+                                <w:szCs w:val="21"/>
+                              </w:rPr>
+                              <w:t>等</w:t>
+                            </w:r>
+                            <w:r>
+                              <w:rPr>
+                                <w:rFonts w:ascii="微软雅黑" w:eastAsia="微软雅黑" w:hAnsi="微软雅黑" w:cs="微软雅黑" w:hint="eastAsia"/>
+                                <w:color w:val="262626"/>
+                                <w:szCs w:val="21"/>
+                              </w:rPr>
+                              <w:t>常见的组件通信方式</w:t>
+                            </w:r>
+                            <w:r>
+                              <w:rPr>
+                                <w:rFonts w:ascii="微软雅黑" w:eastAsia="微软雅黑" w:hAnsi="微软雅黑" w:cs="微软雅黑" w:hint="eastAsia"/>
+                                <w:color w:val="262626"/>
+                                <w:szCs w:val="21"/>
+                              </w:rPr>
+                              <w:t>，</w:t>
+                            </w:r>
+                            <w:r>
+                              <w:rPr>
+                                <w:rFonts w:ascii="微软雅黑" w:eastAsia="微软雅黑" w:hAnsi="微软雅黑" w:cs="微软雅黑"/>
+                                <w:color w:val="262626"/>
+                                <w:szCs w:val="21"/>
+                              </w:rPr>
+                              <w:t>熟悉 Vue Router 路由管理、组件生命周期及组合式 API开发模式</w:t>
+                            </w:r>
+                          </w:p>
+                          <w:p>
+                            <w:pPr>
+                              <w:pStyle w:val="1"/>
+                              <w:adjustRightInd w:val="0"/>
+                              <w:snapToGrid w:val="0"/>
+                              <w:spacing w:after="80" w:line="216" w:lineRule="auto"/>
+                              <w:ind w:firstLineChars="0" w:firstLine="0"/>
+                              <w:rPr>
+                                <w:rFonts w:ascii="微软雅黑" w:eastAsia="微软雅黑" w:hAnsi="微软雅黑" w:cs="微软雅黑" w:hint="eastAsia"/>
+                                <w:color w:val="262626"/>
+                                <w:szCs w:val="21"/>
+                              </w:rPr>
+                            </w:pPr>
+                            <w:r>
+                              <w:rPr>
+                                <w:rFonts w:ascii="微软雅黑" w:eastAsia="微软雅黑" w:hAnsi="微软雅黑" w:cs="微软雅黑" w:hint="eastAsia"/>
+                                <w:color w:val="262626"/>
+                                <w:szCs w:val="21"/>
+                              </w:rPr>
+                              <w:sym w:font="Wingdings 2" w:char="F097"/>
+                            </w:r>
+                            <w:r>
+                              <w:rPr>
+                                <w:rFonts w:ascii="微软雅黑" w:eastAsia="微软雅黑" w:hAnsi="微软雅黑" w:cs="微软雅黑" w:hint="eastAsia"/>
+                                <w:color w:val="262626"/>
+                                <w:szCs w:val="21"/>
+                              </w:rPr>
+                              <w:t xml:space="preserve"> </w:t>
+                            </w:r>
+                            <w:r>
+                              <w:rPr>
+                                <w:rFonts w:ascii="微软雅黑" w:eastAsia="微软雅黑" w:hAnsi="微软雅黑" w:cs="微软雅黑" w:hint="eastAsia"/>
+                                <w:color w:val="262626"/>
+                                <w:szCs w:val="21"/>
+                              </w:rPr>
+                              <w:t xml:space="preserve">熟悉 Element Plus 组件库，能够使用 </w:t>
+                            </w:r>
+                            <w:proofErr w:type="spellStart"/>
+                            <w:r>
+                              <w:rPr>
+                                <w:rFonts w:ascii="微软雅黑" w:eastAsia="微软雅黑" w:hAnsi="微软雅黑" w:cs="微软雅黑" w:hint="eastAsia"/>
+                                <w:color w:val="262626"/>
+                                <w:szCs w:val="21"/>
+                              </w:rPr>
+                              <w:t>ECharts</w:t>
+                            </w:r>
+                            <w:proofErr w:type="spellEnd"/>
+                            <w:r>
+                              <w:rPr>
+                                <w:rFonts w:ascii="微软雅黑" w:eastAsia="微软雅黑" w:hAnsi="微软雅黑" w:cs="微软雅黑" w:hint="eastAsia"/>
+                                <w:color w:val="262626"/>
+                                <w:szCs w:val="21"/>
+                              </w:rPr>
+                              <w:t xml:space="preserve"> 绘制常见数据可视化图表</w:t>
+                            </w:r>
+                            <w:r>
+                              <w:rPr>
+                                <w:rFonts w:ascii="微软雅黑" w:eastAsia="微软雅黑" w:hAnsi="微软雅黑" w:cs="微软雅黑" w:hint="eastAsia"/>
+                                <w:color w:val="262626"/>
+                                <w:szCs w:val="21"/>
+                              </w:rPr>
+                              <w:t>；</w:t>
+                            </w:r>
+                          </w:p>
+                          <w:p>
+                            <w:pPr>
+                              <w:pStyle w:val="1"/>
+                              <w:adjustRightInd w:val="0"/>
+                              <w:snapToGrid w:val="0"/>
+                              <w:spacing w:after="80" w:line="216" w:lineRule="auto"/>
+                              <w:ind w:firstLineChars="0" w:firstLine="0"/>
+                              <w:rPr>
+                                <w:rFonts w:ascii="微软雅黑" w:eastAsia="微软雅黑" w:hAnsi="微软雅黑" w:cs="微软雅黑" w:hint="eastAsia"/>
+                                <w:color w:val="262626"/>
+                                <w:szCs w:val="21"/>
+                              </w:rPr>
+                            </w:pPr>
+                            <w:r>
+                              <w:rPr>
+                                <w:rFonts w:ascii="微软雅黑" w:eastAsia="微软雅黑" w:hAnsi="微软雅黑" w:cs="微软雅黑" w:hint="eastAsia"/>
+                                <w:color w:val="262626"/>
+                                <w:szCs w:val="21"/>
+                              </w:rPr>
+                              <w:sym w:font="Wingdings 2" w:char="F097"/>
+                            </w:r>
+                            <w:r>
+                              <w:rPr>
+                                <w:rFonts w:ascii="微软雅黑" w:eastAsia="微软雅黑" w:hAnsi="微软雅黑" w:cs="微软雅黑" w:hint="eastAsia"/>
+                                <w:color w:val="262626"/>
+                                <w:szCs w:val="21"/>
+                              </w:rPr>
+                              <w:t xml:space="preserve"> </w:t>
+                            </w:r>
+                            <w:r>
+                              <w:rPr>
+                                <w:rFonts w:ascii="微软雅黑" w:eastAsia="微软雅黑" w:hAnsi="微软雅黑" w:cs="微软雅黑" w:hint="eastAsia"/>
+                                <w:color w:val="262626"/>
+                                <w:szCs w:val="21"/>
+                              </w:rPr>
+                              <w:t>掌握 Promise 与 async/await</w:t>
+                            </w:r>
+                            <w:r>
+                              <w:rPr>
+                                <w:rFonts w:ascii="微软雅黑" w:eastAsia="微软雅黑" w:hAnsi="微软雅黑" w:cs="微软雅黑" w:hint="eastAsia"/>
+                                <w:color w:val="262626"/>
+                                <w:szCs w:val="21"/>
+                              </w:rPr>
+                              <w:t>异步技术</w:t>
+                            </w:r>
+                            <w:r>
+                              <w:rPr>
+                                <w:rFonts w:ascii="微软雅黑" w:eastAsia="微软雅黑" w:hAnsi="微软雅黑" w:cs="微软雅黑" w:hint="eastAsia"/>
+                                <w:color w:val="262626"/>
+                                <w:szCs w:val="21"/>
+                              </w:rPr>
+                              <w:t>的使用</w:t>
+                            </w:r>
+                            <w:r>
+                              <w:rPr>
+                                <w:rFonts w:ascii="微软雅黑" w:eastAsia="微软雅黑" w:hAnsi="微软雅黑" w:cs="微软雅黑" w:hint="eastAsia"/>
+                                <w:color w:val="262626"/>
+                                <w:szCs w:val="21"/>
+                              </w:rPr>
+                              <w:t>，并能使用Axios</w:t>
+                            </w:r>
+                            <w:r>
+                              <w:rPr>
+                                <w:rFonts w:ascii="微软雅黑" w:eastAsia="微软雅黑" w:hAnsi="微软雅黑" w:cs="微软雅黑" w:hint="eastAsia"/>
+                                <w:color w:val="262626"/>
+                                <w:szCs w:val="21"/>
+                              </w:rPr>
+                              <w:t>、</w:t>
+                            </w:r>
+                            <w:r>
+                              <w:rPr>
+                                <w:rFonts w:ascii="微软雅黑" w:eastAsia="微软雅黑" w:hAnsi="微软雅黑" w:cs="微软雅黑" w:hint="eastAsia"/>
+                                <w:color w:val="262626"/>
+                                <w:szCs w:val="21"/>
+                              </w:rPr>
+                              <w:t>fetch完成前后端数据请求与异常处理</w:t>
+                            </w:r>
+                            <w:r>
+                              <w:rPr>
+                                <w:rFonts w:ascii="微软雅黑" w:eastAsia="微软雅黑" w:hAnsi="微软雅黑" w:cs="微软雅黑" w:hint="eastAsia"/>
+                                <w:color w:val="262626"/>
+                                <w:szCs w:val="21"/>
+                              </w:rPr>
+                              <w:t>；</w:t>
+                            </w:r>
+                          </w:p>
+                          <w:p>
+                            <w:pPr>
+                              <w:pStyle w:val="1"/>
+                              <w:adjustRightInd w:val="0"/>
+                              <w:snapToGrid w:val="0"/>
+                              <w:spacing w:after="80" w:line="216" w:lineRule="auto"/>
+                              <w:ind w:firstLineChars="0" w:firstLine="0"/>
+                              <w:rPr>
+                                <w:rFonts w:ascii="微软雅黑" w:eastAsia="微软雅黑" w:hAnsi="微软雅黑" w:cs="微软雅黑" w:hint="eastAsia"/>
+                                <w:color w:val="262626"/>
+                                <w:szCs w:val="21"/>
+                              </w:rPr>
+                            </w:pPr>
+                            <w:r>
+                              <w:rPr>
+                                <w:rFonts w:ascii="微软雅黑" w:eastAsia="微软雅黑" w:hAnsi="微软雅黑" w:cs="微软雅黑" w:hint="eastAsia"/>
+                                <w:color w:val="262626"/>
+                                <w:szCs w:val="21"/>
+                              </w:rPr>
+                              <w:sym w:font="Wingdings 2" w:char="F097"/>
+                            </w:r>
+                            <w:r>
+                              <w:rPr>
+                                <w:rFonts w:ascii="微软雅黑" w:eastAsia="微软雅黑" w:hAnsi="微软雅黑" w:cs="微软雅黑" w:hint="eastAsia"/>
+                                <w:color w:val="262626"/>
+                                <w:szCs w:val="21"/>
+                              </w:rPr>
+                              <w:t xml:space="preserve"> 熟练使用C/C++、Python语言；</w:t>
+                            </w:r>
+                            <w:r>
+                              <w:rPr>
+                                <w:rFonts w:ascii="微软雅黑" w:eastAsia="微软雅黑" w:hAnsi="微软雅黑" w:cs="微软雅黑"/>
+                                <w:color w:val="262626"/>
+                                <w:szCs w:val="21"/>
+                              </w:rPr>
+                              <w:t>能够使用 Django</w:t>
+                            </w:r>
+                            <w:r>
+                              <w:rPr>
+                                <w:rFonts w:ascii="微软雅黑" w:eastAsia="微软雅黑" w:hAnsi="微软雅黑" w:cs="微软雅黑" w:hint="eastAsia"/>
+                                <w:color w:val="262626"/>
+                                <w:szCs w:val="21"/>
+                              </w:rPr>
+                              <w:t>框架</w:t>
+                            </w:r>
+                            <w:r>
+                              <w:rPr>
+                                <w:rFonts w:ascii="微软雅黑" w:eastAsia="微软雅黑" w:hAnsi="微软雅黑" w:cs="微软雅黑"/>
+                                <w:color w:val="262626"/>
+                                <w:szCs w:val="21"/>
+                              </w:rPr>
+                              <w:t>编写后端 API，</w:t>
+                            </w:r>
+                            <w:r>
+                              <w:rPr>
+                                <w:rFonts w:ascii="微软雅黑" w:eastAsia="微软雅黑" w:hAnsi="微软雅黑" w:cs="微软雅黑" w:hint="eastAsia"/>
+                                <w:color w:val="262626"/>
+                                <w:szCs w:val="21"/>
+                              </w:rPr>
+                              <w:t>处理前端请求</w:t>
+                            </w:r>
+                            <w:r>
+                              <w:rPr>
+                                <w:rFonts w:ascii="微软雅黑" w:eastAsia="微软雅黑" w:hAnsi="微软雅黑" w:cs="微软雅黑" w:hint="eastAsia"/>
+                                <w:color w:val="262626"/>
+                                <w:szCs w:val="21"/>
+                              </w:rPr>
+                              <w:t>与</w:t>
+                            </w:r>
+                            <w:r>
+                              <w:rPr>
+                                <w:rFonts w:ascii="微软雅黑" w:eastAsia="微软雅黑" w:hAnsi="微软雅黑" w:cs="微软雅黑" w:hint="eastAsia"/>
+                                <w:color w:val="262626"/>
+                                <w:szCs w:val="21"/>
+                              </w:rPr>
+                              <w:t>实现数据交互</w:t>
+                            </w:r>
+                            <w:r>
+                              <w:rPr>
+                                <w:rFonts w:ascii="微软雅黑" w:eastAsia="微软雅黑" w:hAnsi="微软雅黑" w:cs="微软雅黑" w:hint="eastAsia"/>
+                                <w:color w:val="262626"/>
+                                <w:szCs w:val="21"/>
+                              </w:rPr>
+                              <w:t>；</w:t>
+                            </w:r>
+                          </w:p>
+                          <w:p>
+                            <w:pPr>
+                              <w:pStyle w:val="1"/>
+                              <w:adjustRightInd w:val="0"/>
+                              <w:snapToGrid w:val="0"/>
+                              <w:spacing w:after="80" w:line="216" w:lineRule="auto"/>
+                              <w:ind w:firstLineChars="0" w:firstLine="0"/>
+                              <w:rPr>
+                                <w:rFonts w:ascii="微软雅黑" w:eastAsia="微软雅黑" w:hAnsi="微软雅黑" w:cs="微软雅黑" w:hint="eastAsia"/>
+                                <w:color w:val="262626"/>
+                                <w:szCs w:val="21"/>
+                              </w:rPr>
+                            </w:pPr>
+                            <w:r>
+                              <w:rPr>
+                                <w:rFonts w:ascii="微软雅黑" w:eastAsia="微软雅黑" w:hAnsi="微软雅黑" w:cs="微软雅黑" w:hint="eastAsia"/>
+                                <w:color w:val="262626"/>
+                                <w:szCs w:val="21"/>
+                              </w:rPr>
+                              <w:sym w:font="Wingdings 2" w:char="F097"/>
+                            </w:r>
+                            <w:r>
+                              <w:rPr>
+                                <w:rFonts w:ascii="微软雅黑" w:eastAsia="微软雅黑" w:hAnsi="微软雅黑" w:cs="微软雅黑" w:hint="eastAsia"/>
+                                <w:color w:val="262626"/>
+                                <w:szCs w:val="21"/>
+                              </w:rPr>
+                              <w:t xml:space="preserve"> </w:t>
+                            </w:r>
+                            <w:r>
+                              <w:rPr>
+                                <w:rFonts w:ascii="微软雅黑" w:eastAsia="微软雅黑" w:hAnsi="微软雅黑" w:cs="微软雅黑" w:hint="eastAsia"/>
+                                <w:color w:val="262626"/>
+                                <w:szCs w:val="21"/>
+                              </w:rPr>
+                              <w:t>熟悉Vite构建工具</w:t>
+                            </w:r>
+                            <w:r>
+                              <w:rPr>
+                                <w:rFonts w:ascii="微软雅黑" w:eastAsia="微软雅黑" w:hAnsi="微软雅黑" w:cs="微软雅黑" w:hint="eastAsia"/>
+                                <w:color w:val="262626"/>
+                                <w:szCs w:val="21"/>
+                              </w:rPr>
+                              <w:t>，</w:t>
+                            </w:r>
+                            <w:r>
+                              <w:rPr>
+                                <w:rFonts w:ascii="微软雅黑" w:eastAsia="微软雅黑" w:hAnsi="微软雅黑" w:cs="微软雅黑"/>
+                                <w:color w:val="262626"/>
+                                <w:szCs w:val="21"/>
+                              </w:rPr>
+                              <w:t xml:space="preserve">能够使用 Vite 搭建 Vue </w:t>
+                            </w:r>
+                            <w:r>
+                              <w:rPr>
+                                <w:rFonts w:ascii="微软雅黑" w:eastAsia="微软雅黑" w:hAnsi="微软雅黑" w:cs="微软雅黑" w:hint="eastAsia"/>
+                                <w:color w:val="262626"/>
+                                <w:szCs w:val="21"/>
+                              </w:rPr>
+                              <w:t>3</w:t>
+                            </w:r>
+                            <w:r>
+                              <w:rPr>
+                                <w:rFonts w:ascii="微软雅黑" w:eastAsia="微软雅黑" w:hAnsi="微软雅黑" w:cs="微软雅黑"/>
+                                <w:color w:val="262626"/>
+                                <w:szCs w:val="21"/>
+                              </w:rPr>
+                              <w:t xml:space="preserve"> 项目，配置开发服务器、环境变量与路径别名</w:t>
+                            </w:r>
+                            <w:r>
+                              <w:rPr>
+                                <w:rFonts w:ascii="微软雅黑" w:eastAsia="微软雅黑" w:hAnsi="微软雅黑" w:cs="微软雅黑" w:hint="eastAsia"/>
+                                <w:color w:val="262626"/>
+                                <w:szCs w:val="21"/>
+                              </w:rPr>
+                              <w:t>等</w:t>
+                            </w:r>
+                            <w:r>
+                              <w:rPr>
+                                <w:rFonts w:ascii="微软雅黑" w:eastAsia="微软雅黑" w:hAnsi="微软雅黑" w:cs="微软雅黑" w:hint="eastAsia"/>
+                                <w:color w:val="262626"/>
+                                <w:szCs w:val="21"/>
+                              </w:rPr>
+                              <w:t>；</w:t>
+                            </w:r>
+                          </w:p>
+                          <w:p>
+                            <w:pPr>
+                              <w:pStyle w:val="1"/>
+                              <w:adjustRightInd w:val="0"/>
+                              <w:snapToGrid w:val="0"/>
+                              <w:spacing w:after="80" w:line="216" w:lineRule="auto"/>
+                              <w:ind w:firstLineChars="0" w:firstLine="0"/>
+                              <w:rPr>
+                                <w:rFonts w:ascii="微软雅黑" w:eastAsia="微软雅黑" w:hAnsi="微软雅黑" w:cs="微软雅黑" w:hint="eastAsia"/>
+                                <w:color w:val="262626"/>
+                                <w:szCs w:val="21"/>
+                              </w:rPr>
+                            </w:pPr>
+                            <w:r>
+                              <w:rPr>
+                                <w:rFonts w:ascii="微软雅黑" w:eastAsia="微软雅黑" w:hAnsi="微软雅黑" w:cs="微软雅黑" w:hint="eastAsia"/>
+                                <w:color w:val="262626"/>
+                                <w:szCs w:val="21"/>
+                              </w:rPr>
+                              <w:sym w:font="Wingdings 2" w:char="F097"/>
+                            </w:r>
+                            <w:r>
+                              <w:rPr>
+                                <w:rFonts w:ascii="微软雅黑" w:eastAsia="微软雅黑" w:hAnsi="微软雅黑" w:cs="微软雅黑" w:hint="eastAsia"/>
+                                <w:color w:val="262626"/>
+                                <w:szCs w:val="21"/>
+                              </w:rPr>
+                              <w:t xml:space="preserve"> </w:t>
+                            </w:r>
+                            <w:r>
+                              <w:rPr>
+                                <w:rFonts w:ascii="微软雅黑" w:eastAsia="微软雅黑" w:hAnsi="微软雅黑" w:cs="微软雅黑"/>
+                                <w:color w:val="262626"/>
+                                <w:szCs w:val="21"/>
+                              </w:rPr>
+                              <w:t xml:space="preserve">熟悉 </w:t>
+                            </w:r>
+                            <w:r>
+                              <w:rPr>
+                                <w:rFonts w:ascii="微软雅黑" w:eastAsia="微软雅黑" w:hAnsi="微软雅黑" w:cs="微软雅黑" w:hint="eastAsia"/>
+                                <w:color w:val="262626"/>
+                                <w:szCs w:val="21"/>
+                              </w:rPr>
+                              <w:t>g</w:t>
+                            </w:r>
+                            <w:r>
+                              <w:rPr>
+                                <w:rFonts w:ascii="微软雅黑" w:eastAsia="微软雅黑" w:hAnsi="微软雅黑" w:cs="微软雅黑"/>
+                                <w:color w:val="262626"/>
+                                <w:szCs w:val="21"/>
+                              </w:rPr>
+                              <w:t xml:space="preserve">it </w:t>
+                            </w:r>
+                            <w:r>
+                              <w:rPr>
+                                <w:rFonts w:ascii="微软雅黑" w:eastAsia="微软雅黑" w:hAnsi="微软雅黑" w:cs="微软雅黑" w:hint="eastAsia"/>
+                                <w:color w:val="262626"/>
+                                <w:szCs w:val="21"/>
+                              </w:rPr>
+                              <w:t>常用命令</w:t>
+                            </w:r>
+                            <w:r>
+                              <w:rPr>
+                                <w:rFonts w:ascii="微软雅黑" w:eastAsia="微软雅黑" w:hAnsi="微软雅黑" w:cs="微软雅黑" w:hint="eastAsia"/>
+                                <w:color w:val="262626"/>
+                                <w:szCs w:val="21"/>
+                              </w:rPr>
+                              <w:t>，</w:t>
+                            </w:r>
+                            <w:r>
+                              <w:rPr>
+                                <w:rFonts w:ascii="微软雅黑" w:eastAsia="微软雅黑" w:hAnsi="微软雅黑" w:cs="微软雅黑"/>
+                                <w:color w:val="262626"/>
+                                <w:szCs w:val="21"/>
+                              </w:rPr>
+                              <w:t xml:space="preserve">能够使用 </w:t>
+                            </w:r>
+                            <w:r>
+                              <w:rPr>
+                                <w:rFonts w:ascii="微软雅黑" w:eastAsia="微软雅黑" w:hAnsi="微软雅黑" w:cs="微软雅黑" w:hint="eastAsia"/>
+                                <w:color w:val="262626"/>
+                                <w:szCs w:val="21"/>
+                              </w:rPr>
+                              <w:t>g</w:t>
+                            </w:r>
+                            <w:r>
+                              <w:rPr>
+                                <w:rFonts w:ascii="微软雅黑" w:eastAsia="微软雅黑" w:hAnsi="微软雅黑" w:cs="微软雅黑"/>
+                                <w:color w:val="262626"/>
+                                <w:szCs w:val="21"/>
+                              </w:rPr>
+                              <w:t>it 进行日常代码管理与开发迭代</w:t>
+                            </w:r>
+                            <w:r>
+                              <w:rPr>
+                                <w:rFonts w:ascii="微软雅黑" w:eastAsia="微软雅黑" w:hAnsi="微软雅黑" w:cs="微软雅黑" w:hint="eastAsia"/>
+                                <w:color w:val="262626"/>
+                                <w:szCs w:val="21"/>
+                              </w:rPr>
+                              <w:t>。</w:t>
+                            </w:r>
+                          </w:p>
+                          <w:p>
+                            <w:pPr>
+                              <w:pStyle w:val="1"/>
+                              <w:adjustRightInd w:val="0"/>
+                              <w:snapToGrid w:val="0"/>
+                              <w:spacing w:after="80" w:line="216" w:lineRule="auto"/>
+                              <w:ind w:firstLineChars="0" w:firstLine="0"/>
+                              <w:rPr>
+                                <w:rFonts w:ascii="微软雅黑" w:eastAsia="微软雅黑" w:hAnsi="微软雅黑" w:cs="微软雅黑" w:hint="eastAsia"/>
+                                <w:color w:val="262626"/>
+                                <w:szCs w:val="21"/>
+                              </w:rPr>
+                            </w:pPr>
+                          </w:p>
+                          <w:p>
+                            <w:pPr>
+                              <w:pStyle w:val="1"/>
+                              <w:adjustRightInd w:val="0"/>
+                              <w:snapToGrid w:val="0"/>
+                              <w:spacing w:after="80" w:line="216" w:lineRule="auto"/>
+                              <w:ind w:firstLineChars="0" w:firstLine="0"/>
+                              <w:rPr>
+                                <w:rFonts w:ascii="微软雅黑" w:eastAsia="微软雅黑" w:hAnsi="微软雅黑" w:cs="微软雅黑" w:hint="eastAsia"/>
+                                <w:color w:val="262626"/>
+                                <w:szCs w:val="21"/>
+                              </w:rPr>
+                            </w:pPr>
+                          </w:p>
+                          <w:p>
+                            <w:pPr>
+                              <w:pStyle w:val="1"/>
+                              <w:adjustRightInd w:val="0"/>
+                              <w:snapToGrid w:val="0"/>
+                              <w:spacing w:after="80" w:line="216" w:lineRule="auto"/>
+                              <w:ind w:firstLineChars="0" w:firstLine="0"/>
+                              <w:rPr>
+                                <w:rFonts w:ascii="微软雅黑" w:eastAsia="微软雅黑" w:hAnsi="微软雅黑" w:cs="微软雅黑" w:hint="eastAsia"/>
+                                <w:color w:val="262626"/>
+                                <w:szCs w:val="21"/>
+                              </w:rPr>
+                            </w:pPr>
+                          </w:p>
+                          <w:p>
+                            <w:pPr>
+                              <w:adjustRightInd w:val="0"/>
+                              <w:snapToGrid w:val="0"/>
+                              <w:spacing w:after="80" w:line="216" w:lineRule="auto"/>
+                              <w:rPr>
+                                <w:rFonts w:ascii="宋体" w:eastAsia="宋体" w:hAnsi="宋体" w:hint="eastAsia"/>
+                                <w:color w:val="262626"/>
+                                <w:szCs w:val="21"/>
+                              </w:rPr>
+                            </w:pPr>
+                          </w:p>
+                          <w:p>
+                            <w:pPr>
+                              <w:spacing w:after="80" w:line="216" w:lineRule="auto"/>
+                              <w:rPr>
+                                <w:rFonts w:ascii="宋体" w:eastAsia="宋体" w:hAnsi="宋体" w:hint="eastAsia"/>
+                              </w:rPr>
+                            </w:pPr>
+                          </w:p>
+                        </w:txbxContent>
+                      </wps:txbx>
+                      <wps:bodyPr vert="horz" wrap="square" lIns="91440" tIns="45720" rIns="91440" bIns="45720" anchor="t">
+                        <a:prstTxWarp prst="textNoShape">
+                          <a:avLst/>
+                        </a:prstTxWarp>
+                        <a:noAutofit/>
+                      </wps:bodyPr>
+                    </wps:wsp>
+                  </a:graphicData>
+                </a:graphic>
+                <wp14:sizeRelV relativeFrom="margin">
+                  <wp14:pctHeight>0</wp14:pctHeight>
+                </wp14:sizeRelV>
+              </wp:anchor>
+            </w:drawing>
+          </mc:Choice>
+          <mc:Fallback>
+            <w:pict>
+              <v:rect w14:anchorId="0A4E2012" id="文本框 7" o:spid="_x0000_s1026" style="position:absolute;left:0;text-align:left;margin-left:463.9pt;margin-top:328.65pt;width:515.1pt;height:202.35pt;z-index:12;visibility:visible;mso-wrap-style:square;mso-height-percent:0;mso-wrap-distance-left:0;mso-wrap-distance-top:0;mso-wrap-distance-right:0;mso-wrap-distance-bottom:0;mso-position-horizontal:right;mso-position-horizontal-relative:margin;mso-position-vertical:absolute;mso-position-vertical-relative:text;mso-height-percent:0;mso-height-relative:margin;v-text-anchor:top" o:gfxdata="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" filled="f" stroked="f">
+                <v:textbox>
+                  <w:txbxContent>
+                    <w:p>
+                      <w:pPr>
+                        <w:pStyle w:val="1"/>
+                        <w:adjustRightInd w:val="0"/>
+                        <w:snapToGrid w:val="0"/>
+                        <w:spacing w:after="80" w:line="216" w:lineRule="auto"/>
+                        <w:ind w:firstLineChars="0" w:firstLine="0"/>
+                        <w:rPr>
+                          <w:rFonts w:ascii="微软雅黑" w:eastAsia="微软雅黑" w:hAnsi="微软雅黑" w:cs="微软雅黑" w:hint="eastAsia"/>
+                          <w:color w:val="262626"/>
+                          <w:szCs w:val="21"/>
+                        </w:rPr>
+                      </w:pPr>
+                      <w:r>
+                        <w:rPr>
+                          <w:rFonts w:ascii="微软雅黑" w:eastAsia="微软雅黑" w:hAnsi="微软雅黑" w:cs="微软雅黑" w:hint="eastAsia"/>
+                          <w:color w:val="262626"/>
+                          <w:szCs w:val="21"/>
+                        </w:rPr>
+                        <w:sym w:font="Wingdings 2" w:char="F097"/>
+                      </w:r>
+                      <w:r>
+                        <w:rPr>
+                          <w:rFonts w:ascii="微软雅黑" w:eastAsia="微软雅黑" w:hAnsi="微软雅黑" w:cs="微软雅黑" w:hint="eastAsia"/>
+                          <w:color w:val="262626"/>
+                          <w:szCs w:val="21"/>
+                        </w:rPr>
+                        <w:t xml:space="preserve"> </w:t>
+                      </w:r>
+                      <w:r>
+                        <w:rPr>
+                          <w:rFonts w:ascii="微软雅黑" w:eastAsia="微软雅黑" w:hAnsi="微软雅黑" w:cs="微软雅黑" w:hint="eastAsia"/>
+                          <w:color w:val="262626"/>
+                          <w:szCs w:val="21"/>
+                        </w:rPr>
+                        <w:t>取得大学英语六级证书，英语会话、阅读、写作优秀</w:t>
+                      </w:r>
+                      <w:r>
+                        <w:rPr>
+                          <w:rFonts w:ascii="微软雅黑" w:eastAsia="微软雅黑" w:hAnsi="微软雅黑" w:cs="微软雅黑"/>
+                          <w:color w:val="262626"/>
+                          <w:szCs w:val="21"/>
+                        </w:rPr>
+                        <w:t>。</w:t>
+                      </w:r>
+                    </w:p>
+                    <w:p>
+                      <w:pPr>
+                        <w:pStyle w:val="1"/>
+                        <w:adjustRightInd w:val="0"/>
+                        <w:snapToGrid w:val="0"/>
+                        <w:spacing w:after="80" w:line="216" w:lineRule="auto"/>
+                        <w:ind w:firstLineChars="0" w:firstLine="0"/>
+                        <w:rPr>
+                          <w:rFonts w:ascii="微软雅黑" w:eastAsia="微软雅黑" w:hAnsi="微软雅黑" w:cs="微软雅黑" w:hint="eastAsia"/>
+                          <w:color w:val="262626"/>
+                          <w:szCs w:val="21"/>
+                        </w:rPr>
+                      </w:pPr>
+                      <w:r>
+                        <w:rPr>
+                          <w:rFonts w:ascii="微软雅黑" w:eastAsia="微软雅黑" w:hAnsi="微软雅黑" w:cs="微软雅黑" w:hint="eastAsia"/>
+                          <w:color w:val="262626"/>
+                          <w:szCs w:val="21"/>
+                        </w:rPr>
+                        <w:sym w:font="Wingdings 2" w:char="F097"/>
+                      </w:r>
+                      <w:r>
+                        <w:rPr>
+                          <w:rFonts w:ascii="微软雅黑" w:eastAsia="微软雅黑" w:hAnsi="微软雅黑" w:cs="微软雅黑" w:hint="eastAsia"/>
+                          <w:color w:val="262626"/>
+                          <w:szCs w:val="21"/>
+                        </w:rPr>
+                        <w:t xml:space="preserve"> 熟悉</w:t>
+                      </w:r>
+                      <w:r>
+                        <w:rPr>
+                          <w:rFonts w:ascii="微软雅黑" w:eastAsia="微软雅黑" w:hAnsi="微软雅黑" w:cs="微软雅黑" w:hint="eastAsia"/>
+                          <w:color w:val="262626"/>
+                          <w:szCs w:val="21"/>
+                        </w:rPr>
+                        <w:t>HTML</w:t>
+                      </w:r>
+                      <w:r>
+                        <w:rPr>
+                          <w:rFonts w:ascii="微软雅黑" w:eastAsia="微软雅黑" w:hAnsi="微软雅黑" w:cs="微软雅黑" w:hint="eastAsia"/>
+                          <w:color w:val="262626"/>
+                          <w:szCs w:val="21"/>
+                        </w:rPr>
+                        <w:t>5</w:t>
+                      </w:r>
+                      <w:r>
+                        <w:rPr>
+                          <w:rFonts w:ascii="微软雅黑" w:eastAsia="微软雅黑" w:hAnsi="微软雅黑" w:cs="微软雅黑" w:hint="eastAsia"/>
+                          <w:color w:val="262626"/>
+                          <w:szCs w:val="21"/>
+                        </w:rPr>
+                        <w:t>和</w:t>
+                      </w:r>
+                      <w:r>
+                        <w:rPr>
+                          <w:rFonts w:ascii="微软雅黑" w:eastAsia="微软雅黑" w:hAnsi="微软雅黑" w:cs="微软雅黑" w:hint="eastAsia"/>
+                          <w:color w:val="262626"/>
+                          <w:szCs w:val="21"/>
+                        </w:rPr>
+                        <w:t>CSS</w:t>
+                      </w:r>
+                      <w:r>
+                        <w:rPr>
+                          <w:rFonts w:ascii="微软雅黑" w:eastAsia="微软雅黑" w:hAnsi="微软雅黑" w:cs="微软雅黑" w:hint="eastAsia"/>
+                          <w:color w:val="262626"/>
+                          <w:szCs w:val="21"/>
+                        </w:rPr>
+                        <w:t>3</w:t>
+                      </w:r>
+                      <w:r>
+                        <w:rPr>
+                          <w:rFonts w:ascii="微软雅黑" w:eastAsia="微软雅黑" w:hAnsi="微软雅黑" w:cs="微软雅黑" w:hint="eastAsia"/>
+                          <w:color w:val="262626"/>
+                          <w:szCs w:val="21"/>
+                        </w:rPr>
+                        <w:t>，</w:t>
+                      </w:r>
+                      <w:r>
+                        <w:rPr>
+                          <w:rFonts w:ascii="微软雅黑" w:eastAsia="微软雅黑" w:hAnsi="微软雅黑" w:cs="微软雅黑"/>
+                          <w:color w:val="262626"/>
+                          <w:szCs w:val="21"/>
+                        </w:rPr>
+                        <w:t>能够</w:t>
+                      </w:r>
+                      <w:r>
+                        <w:rPr>
+                          <w:rFonts w:ascii="微软雅黑" w:eastAsia="微软雅黑" w:hAnsi="微软雅黑" w:cs="微软雅黑" w:hint="eastAsia"/>
+                          <w:color w:val="262626"/>
+                          <w:szCs w:val="21"/>
+                        </w:rPr>
+                        <w:t>基于</w:t>
+                      </w:r>
+                      <w:r>
+                        <w:rPr>
+                          <w:rFonts w:ascii="微软雅黑" w:eastAsia="微软雅黑" w:hAnsi="微软雅黑" w:cs="微软雅黑" w:hint="eastAsia"/>
+                          <w:color w:val="262626"/>
+                          <w:szCs w:val="21"/>
+                        </w:rPr>
+                        <w:t>Flex、Grid</w:t>
+                      </w:r>
+                      <w:r>
+                        <w:rPr>
+                          <w:rFonts w:ascii="微软雅黑" w:eastAsia="微软雅黑" w:hAnsi="微软雅黑" w:cs="微软雅黑" w:hint="eastAsia"/>
+                          <w:color w:val="262626"/>
+                          <w:szCs w:val="21"/>
+                        </w:rPr>
+                        <w:t>实现页面布局</w:t>
+                      </w:r>
+                      <w:r>
+                        <w:rPr>
+                          <w:rFonts w:ascii="微软雅黑" w:eastAsia="微软雅黑" w:hAnsi="微软雅黑" w:cs="微软雅黑" w:hint="eastAsia"/>
+                          <w:color w:val="262626"/>
+                          <w:szCs w:val="21"/>
+                        </w:rPr>
+                        <w:t>与</w:t>
+                      </w:r>
+                      <w:r>
+                        <w:rPr>
+                          <w:rFonts w:ascii="微软雅黑" w:eastAsia="微软雅黑" w:hAnsi="微软雅黑" w:cs="微软雅黑" w:hint="eastAsia"/>
+                          <w:color w:val="262626"/>
+                          <w:szCs w:val="21"/>
+                        </w:rPr>
+                        <w:t>实现</w:t>
+                      </w:r>
+                      <w:r>
+                        <w:rPr>
+                          <w:rFonts w:ascii="微软雅黑" w:eastAsia="微软雅黑" w:hAnsi="微软雅黑" w:cs="微软雅黑" w:hint="eastAsia"/>
+                          <w:color w:val="262626"/>
+                          <w:szCs w:val="21"/>
+                        </w:rPr>
+                        <w:t>@media</w:t>
+                      </w:r>
+                      <w:r>
+                        <w:rPr>
+                          <w:rFonts w:ascii="微软雅黑" w:eastAsia="微软雅黑" w:hAnsi="微软雅黑" w:cs="微软雅黑"/>
+                          <w:color w:val="262626"/>
+                          <w:szCs w:val="21"/>
+                        </w:rPr>
+                        <w:t>响应式</w:t>
+                      </w:r>
+                      <w:r>
+                        <w:rPr>
+                          <w:rFonts w:ascii="微软雅黑" w:eastAsia="微软雅黑" w:hAnsi="微软雅黑" w:cs="微软雅黑" w:hint="eastAsia"/>
+                          <w:color w:val="262626"/>
+                          <w:szCs w:val="21"/>
+                        </w:rPr>
+                        <w:t>设计</w:t>
+                      </w:r>
+                      <w:r>
+                        <w:rPr>
+                          <w:rFonts w:ascii="微软雅黑" w:eastAsia="微软雅黑" w:hAnsi="微软雅黑" w:cs="微软雅黑"/>
+                          <w:color w:val="262626"/>
+                          <w:szCs w:val="21"/>
+                        </w:rPr>
+                        <w:t>，处理样式冲突</w:t>
+                      </w:r>
+                      <w:r>
+                        <w:rPr>
+                          <w:rFonts w:ascii="微软雅黑" w:eastAsia="微软雅黑" w:hAnsi="微软雅黑" w:cs="微软雅黑" w:hint="eastAsia"/>
+                          <w:color w:val="262626"/>
+                          <w:szCs w:val="21"/>
+                        </w:rPr>
+                        <w:t>；</w:t>
+                      </w:r>
+                    </w:p>
+                    <w:p>
+                      <w:pPr>
+                        <w:pStyle w:val="1"/>
+                        <w:adjustRightInd w:val="0"/>
+                        <w:snapToGrid w:val="0"/>
+                        <w:spacing w:after="80" w:line="216" w:lineRule="auto"/>
+                        <w:ind w:firstLineChars="0" w:firstLine="0"/>
+                        <w:rPr>
+                          <w:rFonts w:ascii="微软雅黑" w:eastAsia="微软雅黑" w:hAnsi="微软雅黑" w:cs="微软雅黑" w:hint="eastAsia"/>
+                          <w:color w:val="262626"/>
+                          <w:szCs w:val="21"/>
+                        </w:rPr>
+                      </w:pPr>
+                      <w:r>
+                        <w:rPr>
+                          <w:rFonts w:ascii="微软雅黑" w:eastAsia="微软雅黑" w:hAnsi="微软雅黑" w:cs="微软雅黑" w:hint="eastAsia"/>
+                          <w:color w:val="262626"/>
+                          <w:szCs w:val="21"/>
+                        </w:rPr>
+                        <w:sym w:font="Wingdings 2" w:char="F097"/>
+                      </w:r>
+                      <w:r>
+                        <w:rPr>
+                          <w:rFonts w:ascii="微软雅黑" w:eastAsia="微软雅黑" w:hAnsi="微软雅黑" w:cs="微软雅黑" w:hint="eastAsia"/>
+                          <w:color w:val="262626"/>
+                          <w:szCs w:val="21"/>
+                        </w:rPr>
+                        <w:t xml:space="preserve"> 熟练掌握 J</w:t>
+                      </w:r>
+                      <w:r>
+                        <w:rPr>
+                          <w:rFonts w:ascii="微软雅黑" w:eastAsia="微软雅黑" w:hAnsi="微软雅黑" w:cs="微软雅黑" w:hint="eastAsia"/>
+                          <w:color w:val="262626"/>
+                          <w:szCs w:val="21"/>
+                        </w:rPr>
+                        <w:t>S</w:t>
+                      </w:r>
+                      <w:r>
+                        <w:rPr>
+                          <w:rFonts w:ascii="微软雅黑" w:eastAsia="微软雅黑" w:hAnsi="微软雅黑" w:cs="微软雅黑" w:hint="eastAsia"/>
+                          <w:color w:val="262626"/>
+                          <w:szCs w:val="21"/>
+                        </w:rPr>
+                        <w:t xml:space="preserve"> 语法</w:t>
+                      </w:r>
+                      <w:r>
+                        <w:rPr>
+                          <w:rFonts w:ascii="微软雅黑" w:eastAsia="微软雅黑" w:hAnsi="微软雅黑" w:cs="微软雅黑" w:hint="eastAsia"/>
+                          <w:color w:val="262626"/>
+                          <w:szCs w:val="21"/>
+                        </w:rPr>
+                        <w:t>和ES6</w:t>
+                      </w:r>
+                      <w:r>
+                        <w:rPr>
+                          <w:rFonts w:ascii="微软雅黑" w:eastAsia="微软雅黑" w:hAnsi="微软雅黑" w:cs="微软雅黑" w:hint="eastAsia"/>
+                          <w:color w:val="262626"/>
+                          <w:szCs w:val="21"/>
+                        </w:rPr>
+                        <w:t>+</w:t>
+                      </w:r>
+                      <w:r>
+                        <w:rPr>
+                          <w:rFonts w:ascii="微软雅黑" w:eastAsia="微软雅黑" w:hAnsi="微软雅黑" w:cs="微软雅黑" w:hint="eastAsia"/>
+                          <w:color w:val="262626"/>
+                          <w:szCs w:val="21"/>
+                        </w:rPr>
+                        <w:t>特性</w:t>
+                      </w:r>
+                      <w:r>
+                        <w:rPr>
+                          <w:rFonts w:ascii="微软雅黑" w:eastAsia="微软雅黑" w:hAnsi="微软雅黑" w:cs="微软雅黑" w:hint="eastAsia"/>
+                          <w:color w:val="262626"/>
+                          <w:szCs w:val="21"/>
+                        </w:rPr>
+                        <w:t>，能够</w:t>
+                      </w:r>
+                      <w:r>
+                        <w:rPr>
+                          <w:rFonts w:ascii="微软雅黑" w:eastAsia="微软雅黑" w:hAnsi="微软雅黑" w:cs="微软雅黑" w:hint="eastAsia"/>
+                          <w:color w:val="262626"/>
+                          <w:szCs w:val="21"/>
+                        </w:rPr>
+                        <w:t>使用JS</w:t>
+                      </w:r>
+                      <w:r>
+                        <w:rPr>
+                          <w:rFonts w:ascii="微软雅黑" w:eastAsia="微软雅黑" w:hAnsi="微软雅黑" w:cs="微软雅黑" w:hint="eastAsia"/>
+                          <w:color w:val="262626"/>
+                          <w:szCs w:val="21"/>
+                        </w:rPr>
+                        <w:t>实现</w:t>
+                      </w:r>
+                      <w:r>
+                        <w:rPr>
+                          <w:rFonts w:ascii="微软雅黑" w:eastAsia="微软雅黑" w:hAnsi="微软雅黑" w:cs="微软雅黑" w:hint="eastAsia"/>
+                          <w:color w:val="262626"/>
+                          <w:szCs w:val="21"/>
+                        </w:rPr>
+                        <w:t>网页</w:t>
+                      </w:r>
+                      <w:r>
+                        <w:rPr>
+                          <w:rFonts w:ascii="微软雅黑" w:eastAsia="微软雅黑" w:hAnsi="微软雅黑" w:cs="微软雅黑" w:hint="eastAsia"/>
+                          <w:color w:val="262626"/>
+                          <w:szCs w:val="21"/>
+                        </w:rPr>
+                        <w:t>的交互功能</w:t>
+                      </w:r>
+                      <w:r>
+                        <w:rPr>
+                          <w:rFonts w:ascii="微软雅黑" w:eastAsia="微软雅黑" w:hAnsi="微软雅黑" w:cs="微软雅黑" w:hint="eastAsia"/>
+                          <w:color w:val="262626"/>
+                          <w:szCs w:val="21"/>
+                        </w:rPr>
+                        <w:t>，对Typescript有一定了解</w:t>
+                      </w:r>
+                      <w:r>
+                        <w:rPr>
+                          <w:rFonts w:ascii="微软雅黑" w:eastAsia="微软雅黑" w:hAnsi="微软雅黑" w:cs="微软雅黑" w:hint="eastAsia"/>
+                          <w:color w:val="262626"/>
+                          <w:szCs w:val="21"/>
+                        </w:rPr>
+                        <w:t>；</w:t>
+                      </w:r>
+                      <w:r>
+                        <w:rPr>
+                          <w:rFonts w:ascii="微软雅黑" w:eastAsia="微软雅黑" w:hAnsi="微软雅黑" w:cs="微软雅黑" w:hint="eastAsia"/>
+                          <w:color w:val="262626"/>
+                          <w:szCs w:val="21"/>
+                        </w:rPr>
+                        <w:t xml:space="preserve"> </w:t>
+                      </w:r>
+                    </w:p>
+                    <w:p>
+                      <w:pPr>
+                        <w:pStyle w:val="1"/>
+                        <w:adjustRightInd w:val="0"/>
+                        <w:snapToGrid w:val="0"/>
+                        <w:spacing w:after="80" w:line="216" w:lineRule="auto"/>
+                        <w:ind w:firstLineChars="0" w:firstLine="0"/>
+                        <w:rPr>
+                          <w:rFonts w:ascii="微软雅黑" w:eastAsia="微软雅黑" w:hAnsi="微软雅黑" w:cs="微软雅黑" w:hint="eastAsia"/>
+                          <w:color w:val="262626"/>
+                          <w:szCs w:val="21"/>
+                        </w:rPr>
+                      </w:pPr>
+                      <w:r>
+                        <w:rPr>
+                          <w:rFonts w:ascii="微软雅黑" w:eastAsia="微软雅黑" w:hAnsi="微软雅黑" w:cs="微软雅黑" w:hint="eastAsia"/>
+                          <w:color w:val="262626"/>
+                          <w:szCs w:val="21"/>
+                        </w:rPr>
+                        <w:sym w:font="Wingdings 2" w:char="F097"/>
+                      </w:r>
+                      <w:r>
+                        <w:rPr>
+                          <w:rFonts w:ascii="微软雅黑" w:eastAsia="微软雅黑" w:hAnsi="微软雅黑" w:cs="微软雅黑" w:hint="eastAsia"/>
+                          <w:color w:val="262626"/>
+                          <w:szCs w:val="21"/>
+                        </w:rPr>
+                        <w:t xml:space="preserve"> </w:t>
+                      </w:r>
+                      <w:r>
+                        <w:rPr>
+                          <w:rFonts w:ascii="微软雅黑" w:eastAsia="微软雅黑" w:hAnsi="微软雅黑" w:cs="微软雅黑" w:hint="eastAsia"/>
+                          <w:color w:val="262626"/>
+                          <w:szCs w:val="21"/>
+                        </w:rPr>
+                        <w:t>熟练使用</w:t>
+                      </w:r>
+                      <w:r>
+                        <w:rPr>
+                          <w:rFonts w:ascii="微软雅黑" w:eastAsia="微软雅黑" w:hAnsi="微软雅黑" w:cs="微软雅黑" w:hint="eastAsia"/>
+                          <w:color w:val="262626"/>
+                          <w:szCs w:val="21"/>
+                        </w:rPr>
+                        <w:t>Vue3</w:t>
+                      </w:r>
+                      <w:r>
+                        <w:rPr>
+                          <w:rFonts w:ascii="微软雅黑" w:eastAsia="微软雅黑" w:hAnsi="微软雅黑" w:cs="微软雅黑" w:hint="eastAsia"/>
+                          <w:color w:val="262626"/>
+                          <w:szCs w:val="21"/>
+                        </w:rPr>
+                        <w:t>进行</w:t>
+                      </w:r>
+                      <w:r>
+                        <w:rPr>
+                          <w:rFonts w:ascii="微软雅黑" w:eastAsia="微软雅黑" w:hAnsi="微软雅黑" w:cs="微软雅黑" w:hint="eastAsia"/>
+                          <w:color w:val="262626"/>
+                          <w:szCs w:val="21"/>
+                        </w:rPr>
+                        <w:t>开发</w:t>
+                      </w:r>
+                      <w:r>
+                        <w:rPr>
+                          <w:rFonts w:ascii="微软雅黑" w:eastAsia="微软雅黑" w:hAnsi="微软雅黑" w:cs="微软雅黑" w:hint="eastAsia"/>
+                          <w:color w:val="262626"/>
+                          <w:szCs w:val="21"/>
+                        </w:rPr>
+                        <w:t>，</w:t>
+                      </w:r>
+                      <w:r>
+                        <w:rPr>
+                          <w:rFonts w:ascii="微软雅黑" w:eastAsia="微软雅黑" w:hAnsi="微软雅黑" w:cs="微软雅黑" w:hint="eastAsia"/>
+                          <w:color w:val="262626"/>
+                          <w:szCs w:val="21"/>
+                        </w:rPr>
+                        <w:t>掌握props / emit、provide / inject、</w:t>
+                      </w:r>
+                      <w:proofErr w:type="spellStart"/>
+                      <w:r>
+                        <w:rPr>
+                          <w:rFonts w:ascii="微软雅黑" w:eastAsia="微软雅黑" w:hAnsi="微软雅黑" w:cs="微软雅黑" w:hint="eastAsia"/>
+                          <w:color w:val="262626"/>
+                          <w:szCs w:val="21"/>
+                        </w:rPr>
+                        <w:t>Pinia</w:t>
+                      </w:r>
+                      <w:proofErr w:type="spellEnd"/>
+                      <w:r>
+                        <w:rPr>
+                          <w:rFonts w:ascii="微软雅黑" w:eastAsia="微软雅黑" w:hAnsi="微软雅黑" w:cs="微软雅黑" w:hint="eastAsia"/>
+                          <w:color w:val="262626"/>
+                          <w:szCs w:val="21"/>
+                        </w:rPr>
+                        <w:t>等</w:t>
+                      </w:r>
+                      <w:r>
+                        <w:rPr>
+                          <w:rFonts w:ascii="微软雅黑" w:eastAsia="微软雅黑" w:hAnsi="微软雅黑" w:cs="微软雅黑" w:hint="eastAsia"/>
+                          <w:color w:val="262626"/>
+                          <w:szCs w:val="21"/>
+                        </w:rPr>
+                        <w:t>常见的组件通信方式</w:t>
+                      </w:r>
+                      <w:r>
+                        <w:rPr>
+                          <w:rFonts w:ascii="微软雅黑" w:eastAsia="微软雅黑" w:hAnsi="微软雅黑" w:cs="微软雅黑" w:hint="eastAsia"/>
+                          <w:color w:val="262626"/>
+                          <w:szCs w:val="21"/>
+                        </w:rPr>
+                        <w:t>，</w:t>
+                      </w:r>
+                      <w:r>
+                        <w:rPr>
+                          <w:rFonts w:ascii="微软雅黑" w:eastAsia="微软雅黑" w:hAnsi="微软雅黑" w:cs="微软雅黑"/>
+                          <w:color w:val="262626"/>
+                          <w:szCs w:val="21"/>
+                        </w:rPr>
+                        <w:t>熟悉 Vue Router 路由管理、组件生命周期及组合式 API开发模式</w:t>
+                      </w:r>
+                    </w:p>
+                    <w:p>
+                      <w:pPr>
+                        <w:pStyle w:val="1"/>
+                        <w:adjustRightInd w:val="0"/>
+                        <w:snapToGrid w:val="0"/>
+                        <w:spacing w:after="80" w:line="216" w:lineRule="auto"/>
+                        <w:ind w:firstLineChars="0" w:firstLine="0"/>
+                        <w:rPr>
+                          <w:rFonts w:ascii="微软雅黑" w:eastAsia="微软雅黑" w:hAnsi="微软雅黑" w:cs="微软雅黑" w:hint="eastAsia"/>
+                          <w:color w:val="262626"/>
+                          <w:szCs w:val="21"/>
+                        </w:rPr>
+                      </w:pPr>
+                      <w:r>
+                        <w:rPr>
+                          <w:rFonts w:ascii="微软雅黑" w:eastAsia="微软雅黑" w:hAnsi="微软雅黑" w:cs="微软雅黑" w:hint="eastAsia"/>
+                          <w:color w:val="262626"/>
+                          <w:szCs w:val="21"/>
+                        </w:rPr>
+                        <w:sym w:font="Wingdings 2" w:char="F097"/>
+                      </w:r>
+                      <w:r>
+                        <w:rPr>
+                          <w:rFonts w:ascii="微软雅黑" w:eastAsia="微软雅黑" w:hAnsi="微软雅黑" w:cs="微软雅黑" w:hint="eastAsia"/>
+                          <w:color w:val="262626"/>
+                          <w:szCs w:val="21"/>
+                        </w:rPr>
+                        <w:t xml:space="preserve"> </w:t>
+                      </w:r>
+                      <w:r>
+                        <w:rPr>
+                          <w:rFonts w:ascii="微软雅黑" w:eastAsia="微软雅黑" w:hAnsi="微软雅黑" w:cs="微软雅黑" w:hint="eastAsia"/>
+                          <w:color w:val="262626"/>
+                          <w:szCs w:val="21"/>
+                        </w:rPr>
+                        <w:t xml:space="preserve">熟悉 Element Plus 组件库，能够使用 </w:t>
+                      </w:r>
+                      <w:proofErr w:type="spellStart"/>
+                      <w:r>
+                        <w:rPr>
+                          <w:rFonts w:ascii="微软雅黑" w:eastAsia="微软雅黑" w:hAnsi="微软雅黑" w:cs="微软雅黑" w:hint="eastAsia"/>
+                          <w:color w:val="262626"/>
+                          <w:szCs w:val="21"/>
+                        </w:rPr>
+                        <w:t>ECharts</w:t>
+                      </w:r>
+                      <w:proofErr w:type="spellEnd"/>
+                      <w:r>
+                        <w:rPr>
+                          <w:rFonts w:ascii="微软雅黑" w:eastAsia="微软雅黑" w:hAnsi="微软雅黑" w:cs="微软雅黑" w:hint="eastAsia"/>
+                          <w:color w:val="262626"/>
+                          <w:szCs w:val="21"/>
+                        </w:rPr>
+                        <w:t xml:space="preserve"> 绘制常见数据可视化图表</w:t>
+                      </w:r>
+                      <w:r>
+                        <w:rPr>
+                          <w:rFonts w:ascii="微软雅黑" w:eastAsia="微软雅黑" w:hAnsi="微软雅黑" w:cs="微软雅黑" w:hint="eastAsia"/>
+                          <w:color w:val="262626"/>
+                          <w:szCs w:val="21"/>
+                        </w:rPr>
+                        <w:t>；</w:t>
+                      </w:r>
+                    </w:p>
+                    <w:p>
+                      <w:pPr>
+                        <w:pStyle w:val="1"/>
+                        <w:adjustRightInd w:val="0"/>
+                        <w:snapToGrid w:val="0"/>
+                        <w:spacing w:after="80" w:line="216" w:lineRule="auto"/>
+                        <w:ind w:firstLineChars="0" w:firstLine="0"/>
+                        <w:rPr>
+                          <w:rFonts w:ascii="微软雅黑" w:eastAsia="微软雅黑" w:hAnsi="微软雅黑" w:cs="微软雅黑" w:hint="eastAsia"/>
+                          <w:color w:val="262626"/>
+                          <w:szCs w:val="21"/>
+                        </w:rPr>
+                      </w:pPr>
+                      <w:r>
+                        <w:rPr>
+                          <w:rFonts w:ascii="微软雅黑" w:eastAsia="微软雅黑" w:hAnsi="微软雅黑" w:cs="微软雅黑" w:hint="eastAsia"/>
+                          <w:color w:val="262626"/>
+                          <w:szCs w:val="21"/>
+                        </w:rPr>
+                        <w:sym w:font="Wingdings 2" w:char="F097"/>
+                      </w:r>
+                      <w:r>
+                        <w:rPr>
+                          <w:rFonts w:ascii="微软雅黑" w:eastAsia="微软雅黑" w:hAnsi="微软雅黑" w:cs="微软雅黑" w:hint="eastAsia"/>
+                          <w:color w:val="262626"/>
+                          <w:szCs w:val="21"/>
+                        </w:rPr>
+                        <w:t xml:space="preserve"> </w:t>
+                      </w:r>
+                      <w:r>
+                        <w:rPr>
+                          <w:rFonts w:ascii="微软雅黑" w:eastAsia="微软雅黑" w:hAnsi="微软雅黑" w:cs="微软雅黑" w:hint="eastAsia"/>
+                          <w:color w:val="262626"/>
+                          <w:szCs w:val="21"/>
+                        </w:rPr>
+                        <w:t>掌握 Promise 与 async/await</w:t>
+                      </w:r>
+                      <w:r>
+                        <w:rPr>
+                          <w:rFonts w:ascii="微软雅黑" w:eastAsia="微软雅黑" w:hAnsi="微软雅黑" w:cs="微软雅黑" w:hint="eastAsia"/>
+                          <w:color w:val="262626"/>
+                          <w:szCs w:val="21"/>
+                        </w:rPr>
+                        <w:t>异步技术</w:t>
+                      </w:r>
+                      <w:r>
+                        <w:rPr>
+                          <w:rFonts w:ascii="微软雅黑" w:eastAsia="微软雅黑" w:hAnsi="微软雅黑" w:cs="微软雅黑" w:hint="eastAsia"/>
+                          <w:color w:val="262626"/>
+                          <w:szCs w:val="21"/>
+                        </w:rPr>
+                        <w:t>的使用</w:t>
+                      </w:r>
+                      <w:r>
+                        <w:rPr>
+                          <w:rFonts w:ascii="微软雅黑" w:eastAsia="微软雅黑" w:hAnsi="微软雅黑" w:cs="微软雅黑" w:hint="eastAsia"/>
+                          <w:color w:val="262626"/>
+                          <w:szCs w:val="21"/>
+                        </w:rPr>
+                        <w:t>，并能使用Axios</w:t>
+                      </w:r>
+                      <w:r>
+                        <w:rPr>
+                          <w:rFonts w:ascii="微软雅黑" w:eastAsia="微软雅黑" w:hAnsi="微软雅黑" w:cs="微软雅黑" w:hint="eastAsia"/>
+                          <w:color w:val="262626"/>
+                          <w:szCs w:val="21"/>
+                        </w:rPr>
+                        <w:t>、</w:t>
+                      </w:r>
+                      <w:r>
+                        <w:rPr>
+                          <w:rFonts w:ascii="微软雅黑" w:eastAsia="微软雅黑" w:hAnsi="微软雅黑" w:cs="微软雅黑" w:hint="eastAsia"/>
+                          <w:color w:val="262626"/>
+                          <w:szCs w:val="21"/>
+                        </w:rPr>
+                        <w:t>fetch完成前后端数据请求与异常处理</w:t>
+                      </w:r>
+                      <w:r>
+                        <w:rPr>
+                          <w:rFonts w:ascii="微软雅黑" w:eastAsia="微软雅黑" w:hAnsi="微软雅黑" w:cs="微软雅黑" w:hint="eastAsia"/>
+                          <w:color w:val="262626"/>
+                          <w:szCs w:val="21"/>
+                        </w:rPr>
+                        <w:t>；</w:t>
+                      </w:r>
+                    </w:p>
+                    <w:p>
+                      <w:pPr>
+                        <w:pStyle w:val="1"/>
+                        <w:adjustRightInd w:val="0"/>
+                        <w:snapToGrid w:val="0"/>
+                        <w:spacing w:after="80" w:line="216" w:lineRule="auto"/>
+                        <w:ind w:firstLineChars="0" w:firstLine="0"/>
+                        <w:rPr>
+                          <w:rFonts w:ascii="微软雅黑" w:eastAsia="微软雅黑" w:hAnsi="微软雅黑" w:cs="微软雅黑" w:hint="eastAsia"/>
+                          <w:color w:val="262626"/>
+                          <w:szCs w:val="21"/>
+                        </w:rPr>
+                      </w:pPr>
+                      <w:r>
+                        <w:rPr>
+                          <w:rFonts w:ascii="微软雅黑" w:eastAsia="微软雅黑" w:hAnsi="微软雅黑" w:cs="微软雅黑" w:hint="eastAsia"/>
+                          <w:color w:val="262626"/>
+                          <w:szCs w:val="21"/>
+                        </w:rPr>
+                        <w:sym w:font="Wingdings 2" w:char="F097"/>
+                      </w:r>
+                      <w:r>
+                        <w:rPr>
+                          <w:rFonts w:ascii="微软雅黑" w:eastAsia="微软雅黑" w:hAnsi="微软雅黑" w:cs="微软雅黑" w:hint="eastAsia"/>
+                          <w:color w:val="262626"/>
+                          <w:szCs w:val="21"/>
+                        </w:rPr>
+                        <w:t xml:space="preserve"> 熟练使用C/C++、Python语言；</w:t>
+                      </w:r>
+                      <w:r>
+                        <w:rPr>
+                          <w:rFonts w:ascii="微软雅黑" w:eastAsia="微软雅黑" w:hAnsi="微软雅黑" w:cs="微软雅黑"/>
+                          <w:color w:val="262626"/>
+                          <w:szCs w:val="21"/>
+                        </w:rPr>
+                        <w:t>能够使用 Django</w:t>
+                      </w:r>
+                      <w:r>
+                        <w:rPr>
+                          <w:rFonts w:ascii="微软雅黑" w:eastAsia="微软雅黑" w:hAnsi="微软雅黑" w:cs="微软雅黑" w:hint="eastAsia"/>
+                          <w:color w:val="262626"/>
+                          <w:szCs w:val="21"/>
+                        </w:rPr>
+                        <w:t>框架</w:t>
+                      </w:r>
+                      <w:r>
+                        <w:rPr>
+                          <w:rFonts w:ascii="微软雅黑" w:eastAsia="微软雅黑" w:hAnsi="微软雅黑" w:cs="微软雅黑"/>
+                          <w:color w:val="262626"/>
+                          <w:szCs w:val="21"/>
+                        </w:rPr>
+                        <w:t>编写后端 API，</w:t>
+                      </w:r>
+                      <w:r>
+                        <w:rPr>
+                          <w:rFonts w:ascii="微软雅黑" w:eastAsia="微软雅黑" w:hAnsi="微软雅黑" w:cs="微软雅黑" w:hint="eastAsia"/>
+                          <w:color w:val="262626"/>
+                          <w:szCs w:val="21"/>
+                        </w:rPr>
+                        <w:t>处理前端请求</w:t>
+                      </w:r>
+                      <w:r>
+                        <w:rPr>
+                          <w:rFonts w:ascii="微软雅黑" w:eastAsia="微软雅黑" w:hAnsi="微软雅黑" w:cs="微软雅黑" w:hint="eastAsia"/>
+                          <w:color w:val="262626"/>
+                          <w:szCs w:val="21"/>
+                        </w:rPr>
+                        <w:t>与</w:t>
+                      </w:r>
+                      <w:r>
+                        <w:rPr>
+                          <w:rFonts w:ascii="微软雅黑" w:eastAsia="微软雅黑" w:hAnsi="微软雅黑" w:cs="微软雅黑" w:hint="eastAsia"/>
+                          <w:color w:val="262626"/>
+                          <w:szCs w:val="21"/>
+                        </w:rPr>
+                        <w:t>实现数据交互</w:t>
+                      </w:r>
+                      <w:r>
+                        <w:rPr>
+                          <w:rFonts w:ascii="微软雅黑" w:eastAsia="微软雅黑" w:hAnsi="微软雅黑" w:cs="微软雅黑" w:hint="eastAsia"/>
+                          <w:color w:val="262626"/>
+                          <w:szCs w:val="21"/>
+                        </w:rPr>
+                        <w:t>；</w:t>
+                      </w:r>
+                    </w:p>
+                    <w:p>
+                      <w:pPr>
+                        <w:pStyle w:val="1"/>
+                        <w:adjustRightInd w:val="0"/>
+                        <w:snapToGrid w:val="0"/>
+                        <w:spacing w:after="80" w:line="216" w:lineRule="auto"/>
+                        <w:ind w:firstLineChars="0" w:firstLine="0"/>
+                        <w:rPr>
+                          <w:rFonts w:ascii="微软雅黑" w:eastAsia="微软雅黑" w:hAnsi="微软雅黑" w:cs="微软雅黑" w:hint="eastAsia"/>
+                          <w:color w:val="262626"/>
+                          <w:szCs w:val="21"/>
+                        </w:rPr>
+                      </w:pPr>
+                      <w:r>
+                        <w:rPr>
+                          <w:rFonts w:ascii="微软雅黑" w:eastAsia="微软雅黑" w:hAnsi="微软雅黑" w:cs="微软雅黑" w:hint="eastAsia"/>
+                          <w:color w:val="262626"/>
+                          <w:szCs w:val="21"/>
+                        </w:rPr>
+                        <w:sym w:font="Wingdings 2" w:char="F097"/>
+                      </w:r>
+                      <w:r>
+                        <w:rPr>
+                          <w:rFonts w:ascii="微软雅黑" w:eastAsia="微软雅黑" w:hAnsi="微软雅黑" w:cs="微软雅黑" w:hint="eastAsia"/>
+                          <w:color w:val="262626"/>
+                          <w:szCs w:val="21"/>
+                        </w:rPr>
+                        <w:t xml:space="preserve"> </w:t>
+                      </w:r>
+                      <w:r>
+                        <w:rPr>
+                          <w:rFonts w:ascii="微软雅黑" w:eastAsia="微软雅黑" w:hAnsi="微软雅黑" w:cs="微软雅黑" w:hint="eastAsia"/>
+                          <w:color w:val="262626"/>
+                          <w:szCs w:val="21"/>
+                        </w:rPr>
+                        <w:t>熟悉Vite构建工具</w:t>
+                      </w:r>
+                      <w:r>
+                        <w:rPr>
+                          <w:rFonts w:ascii="微软雅黑" w:eastAsia="微软雅黑" w:hAnsi="微软雅黑" w:cs="微软雅黑" w:hint="eastAsia"/>
+                          <w:color w:val="262626"/>
+                          <w:szCs w:val="21"/>
+                        </w:rPr>
+                        <w:t>，</w:t>
+                      </w:r>
+                      <w:r>
+                        <w:rPr>
+                          <w:rFonts w:ascii="微软雅黑" w:eastAsia="微软雅黑" w:hAnsi="微软雅黑" w:cs="微软雅黑"/>
+                          <w:color w:val="262626"/>
+                          <w:szCs w:val="21"/>
+                        </w:rPr>
+                        <w:t xml:space="preserve">能够使用 Vite 搭建 Vue </w:t>
+                      </w:r>
+                      <w:r>
+                        <w:rPr>
+                          <w:rFonts w:ascii="微软雅黑" w:eastAsia="微软雅黑" w:hAnsi="微软雅黑" w:cs="微软雅黑" w:hint="eastAsia"/>
+                          <w:color w:val="262626"/>
+                          <w:szCs w:val="21"/>
+                        </w:rPr>
+                        <w:t>3</w:t>
+                      </w:r>
+                      <w:r>
+                        <w:rPr>
+                          <w:rFonts w:ascii="微软雅黑" w:eastAsia="微软雅黑" w:hAnsi="微软雅黑" w:cs="微软雅黑"/>
+                          <w:color w:val="262626"/>
+                          <w:szCs w:val="21"/>
+                        </w:rPr>
+                        <w:t xml:space="preserve"> 项目，配置开发服务器、环境变量与路径别名</w:t>
+                      </w:r>
+                      <w:r>
+                        <w:rPr>
+                          <w:rFonts w:ascii="微软雅黑" w:eastAsia="微软雅黑" w:hAnsi="微软雅黑" w:cs="微软雅黑" w:hint="eastAsia"/>
+                          <w:color w:val="262626"/>
+                          <w:szCs w:val="21"/>
+                        </w:rPr>
+                        <w:t>等</w:t>
+                      </w:r>
+                      <w:r>
+                        <w:rPr>
+                          <w:rFonts w:ascii="微软雅黑" w:eastAsia="微软雅黑" w:hAnsi="微软雅黑" w:cs="微软雅黑" w:hint="eastAsia"/>
+                          <w:color w:val="262626"/>
+                          <w:szCs w:val="21"/>
+                        </w:rPr>
+                        <w:t>；</w:t>
+                      </w:r>
+                    </w:p>
+                    <w:p>
+                      <w:pPr>
+                        <w:pStyle w:val="1"/>
+                        <w:adjustRightInd w:val="0"/>
+                        <w:snapToGrid w:val="0"/>
+                        <w:spacing w:after="80" w:line="216" w:lineRule="auto"/>
+                        <w:ind w:firstLineChars="0" w:firstLine="0"/>
+                        <w:rPr>
+                          <w:rFonts w:ascii="微软雅黑" w:eastAsia="微软雅黑" w:hAnsi="微软雅黑" w:cs="微软雅黑" w:hint="eastAsia"/>
+                          <w:color w:val="262626"/>
+                          <w:szCs w:val="21"/>
+                        </w:rPr>
+                      </w:pPr>
+                      <w:r>
+                        <w:rPr>
+                          <w:rFonts w:ascii="微软雅黑" w:eastAsia="微软雅黑" w:hAnsi="微软雅黑" w:cs="微软雅黑" w:hint="eastAsia"/>
+                          <w:color w:val="262626"/>
+                          <w:szCs w:val="21"/>
+                        </w:rPr>
+                        <w:sym w:font="Wingdings 2" w:char="F097"/>
+                      </w:r>
+                      <w:r>
+                        <w:rPr>
+                          <w:rFonts w:ascii="微软雅黑" w:eastAsia="微软雅黑" w:hAnsi="微软雅黑" w:cs="微软雅黑" w:hint="eastAsia"/>
+                          <w:color w:val="262626"/>
+                          <w:szCs w:val="21"/>
+                        </w:rPr>
+                        <w:t xml:space="preserve"> </w:t>
+                      </w:r>
+                      <w:r>
+                        <w:rPr>
+                          <w:rFonts w:ascii="微软雅黑" w:eastAsia="微软雅黑" w:hAnsi="微软雅黑" w:cs="微软雅黑"/>
+                          <w:color w:val="262626"/>
+                          <w:szCs w:val="21"/>
+                        </w:rPr>
+                        <w:t xml:space="preserve">熟悉 </w:t>
+                      </w:r>
+                      <w:r>
+                        <w:rPr>
+                          <w:rFonts w:ascii="微软雅黑" w:eastAsia="微软雅黑" w:hAnsi="微软雅黑" w:cs="微软雅黑" w:hint="eastAsia"/>
+                          <w:color w:val="262626"/>
+                          <w:szCs w:val="21"/>
+                        </w:rPr>
+                        <w:t>g</w:t>
+                      </w:r>
+                      <w:r>
+                        <w:rPr>
+                          <w:rFonts w:ascii="微软雅黑" w:eastAsia="微软雅黑" w:hAnsi="微软雅黑" w:cs="微软雅黑"/>
+                          <w:color w:val="262626"/>
+                          <w:szCs w:val="21"/>
+                        </w:rPr>
+                        <w:t xml:space="preserve">it </w:t>
+                      </w:r>
+                      <w:r>
+                        <w:rPr>
+                          <w:rFonts w:ascii="微软雅黑" w:eastAsia="微软雅黑" w:hAnsi="微软雅黑" w:cs="微软雅黑" w:hint="eastAsia"/>
+                          <w:color w:val="262626"/>
+                          <w:szCs w:val="21"/>
+                        </w:rPr>
+                        <w:t>常用命令</w:t>
+                      </w:r>
+                      <w:r>
+                        <w:rPr>
+                          <w:rFonts w:ascii="微软雅黑" w:eastAsia="微软雅黑" w:hAnsi="微软雅黑" w:cs="微软雅黑" w:hint="eastAsia"/>
+                          <w:color w:val="262626"/>
+                          <w:szCs w:val="21"/>
+                        </w:rPr>
+                        <w:t>，</w:t>
+                      </w:r>
+                      <w:r>
+                        <w:rPr>
+                          <w:rFonts w:ascii="微软雅黑" w:eastAsia="微软雅黑" w:hAnsi="微软雅黑" w:cs="微软雅黑"/>
+                          <w:color w:val="262626"/>
+                          <w:szCs w:val="21"/>
+                        </w:rPr>
+                        <w:t xml:space="preserve">能够使用 </w:t>
+                      </w:r>
+                      <w:r>
+                        <w:rPr>
+                          <w:rFonts w:ascii="微软雅黑" w:eastAsia="微软雅黑" w:hAnsi="微软雅黑" w:cs="微软雅黑" w:hint="eastAsia"/>
+                          <w:color w:val="262626"/>
+                          <w:szCs w:val="21"/>
+                        </w:rPr>
+                        <w:t>g</w:t>
+                      </w:r>
+                      <w:r>
+                        <w:rPr>
+                          <w:rFonts w:ascii="微软雅黑" w:eastAsia="微软雅黑" w:hAnsi="微软雅黑" w:cs="微软雅黑"/>
+                          <w:color w:val="262626"/>
+                          <w:szCs w:val="21"/>
+                        </w:rPr>
+                        <w:t>it 进行日常代码管理与开发迭代</w:t>
+                      </w:r>
+                      <w:r>
+                        <w:rPr>
+                          <w:rFonts w:ascii="微软雅黑" w:eastAsia="微软雅黑" w:hAnsi="微软雅黑" w:cs="微软雅黑" w:hint="eastAsia"/>
+                          <w:color w:val="262626"/>
+                          <w:szCs w:val="21"/>
+                        </w:rPr>
+                        <w:t>。</w:t>
+                      </w:r>
+                    </w:p>
+                    <w:p>
+                      <w:pPr>
+                        <w:pStyle w:val="1"/>
+                        <w:adjustRightInd w:val="0"/>
+                        <w:snapToGrid w:val="0"/>
+                        <w:spacing w:after="80" w:line="216" w:lineRule="auto"/>
+                        <w:ind w:firstLineChars="0" w:firstLine="0"/>
+                        <w:rPr>
+                          <w:rFonts w:ascii="微软雅黑" w:eastAsia="微软雅黑" w:hAnsi="微软雅黑" w:cs="微软雅黑" w:hint="eastAsia"/>
+                          <w:color w:val="262626"/>
+                          <w:szCs w:val="21"/>
+                        </w:rPr>
+                      </w:pPr>
+                    </w:p>
+                    <w:p>
+                      <w:pPr>
+                        <w:pStyle w:val="1"/>
+                        <w:adjustRightInd w:val="0"/>
+                        <w:snapToGrid w:val="0"/>
+                        <w:spacing w:after="80" w:line="216" w:lineRule="auto"/>
+                        <w:ind w:firstLineChars="0" w:firstLine="0"/>
+                        <w:rPr>
+                          <w:rFonts w:ascii="微软雅黑" w:eastAsia="微软雅黑" w:hAnsi="微软雅黑" w:cs="微软雅黑" w:hint="eastAsia"/>
+                          <w:color w:val="262626"/>
+                          <w:szCs w:val="21"/>
+                        </w:rPr>
+                      </w:pPr>
+                    </w:p>
+                    <w:p>
+                      <w:pPr>
+                        <w:pStyle w:val="1"/>
+                        <w:adjustRightInd w:val="0"/>
+                        <w:snapToGrid w:val="0"/>
+                        <w:spacing w:after="80" w:line="216" w:lineRule="auto"/>
+                        <w:ind w:firstLineChars="0" w:firstLine="0"/>
+                        <w:rPr>
+                          <w:rFonts w:ascii="微软雅黑" w:eastAsia="微软雅黑" w:hAnsi="微软雅黑" w:cs="微软雅黑" w:hint="eastAsia"/>
+                          <w:color w:val="262626"/>
+                          <w:szCs w:val="21"/>
+                        </w:rPr>
+                      </w:pPr>
+                    </w:p>
+                    <w:p>
+                      <w:pPr>
+                        <w:adjustRightInd w:val="0"/>
+                        <w:snapToGrid w:val="0"/>
+                        <w:spacing w:after="80" w:line="216" w:lineRule="auto"/>
+                        <w:rPr>
+                          <w:rFonts w:ascii="宋体" w:eastAsia="宋体" w:hAnsi="宋体" w:hint="eastAsia"/>
+                          <w:color w:val="262626"/>
+                          <w:szCs w:val="21"/>
+                        </w:rPr>
+                      </w:pPr>
+                    </w:p>
+                    <w:p>
+                      <w:pPr>
+                        <w:spacing w:after="80" w:line="216" w:lineRule="auto"/>
+                        <w:rPr>
+                          <w:rFonts w:ascii="宋体" w:eastAsia="宋体" w:hAnsi="宋体" w:hint="eastAsia"/>
+                        </w:rPr>
+                      </w:pPr>
+                    </w:p>
+                  </w:txbxContent>
+                </v:textbox>
+                <w10:wrap anchorx="margin"/>
+              </v:rect>
+            </w:pict>
+          </mc:Fallback>
+        </mc:AlternateContent>
+      </w:r>
+      <w:r>
+        <w:rPr>
+          <w:noProof/>
+        </w:rPr>
+        <mc:AlternateContent>
+          <mc:Choice Requires="wpg">
+            <w:drawing>
+              <wp:anchor distT="0" distB="0" distL="0" distR="0" simplePos="0" relativeHeight="5" behindDoc="0" locked="0" layoutInCell="1" allowOverlap="1" wp14:anchorId="0358A318" wp14:editId="00C6578C">
+                <wp:simplePos x="0" y="0"/>
+                <wp:positionH relativeFrom="margin">
+                  <wp:align>center</wp:align>
+                </wp:positionH>
+                <wp:positionV relativeFrom="paragraph">
+                  <wp:posOffset>3871129</wp:posOffset>
+                </wp:positionV>
+                <wp:extent cx="6713365" cy="454660"/>
+                <wp:effectExtent l="0" t="0" r="30480" b="0"/>
+                <wp:wrapNone/>
+                <wp:docPr id="1034" name="组合 13"/>
+                <wp:cNvGraphicFramePr>
+                  <a:graphicFrameLocks xmlns:a="http://schemas.openxmlformats.org/drawingml/2006/main"/>
+                </wp:cNvGraphicFramePr>
+                <a:graphic xmlns:a="http://schemas.openxmlformats.org/drawingml/2006/main">
+                  <a:graphicData uri="http://schemas.microsoft.com/office/word/2010/wordprocessingGroup">
+                    <wpg:wgp>
+                      <wpg:cNvGrpSpPr>
+                        <a:grpSpLocks/>
+                      </wpg:cNvGrpSpPr>
+                      <wpg:grpSpPr>
+                        <a:xfrm>
+                          <a:off x="0" y="0"/>
+                          <a:ext cx="6713365" cy="454660"/>
+                          <a:chOff x="0" y="-22877"/>
+                          <a:chExt cx="6702238" cy="456736"/>
+                        </a:xfrm>
+                      </wpg:grpSpPr>
+                      <wpg:grpSp>
+                        <wpg:cNvPr id="1187322503" name="组合 1187322503"/>
+                        <wpg:cNvGrpSpPr/>
+                        <wpg:grpSpPr>
+                          <a:xfrm>
+                            <a:off x="0" y="28611"/>
+                            <a:ext cx="6702238" cy="330613"/>
+                            <a:chOff x="0" y="-29755"/>
+                            <a:chExt cx="6702238" cy="330613"/>
+                          </a:xfrm>
+                        </wpg:grpSpPr>
+                        <wps:wsp>
+                          <wps:cNvPr id="1902358104" name="直角三角形 1902358104"/>
+                          <wps:cNvSpPr/>
+                          <wps:spPr>
+                            <a:xfrm rot="10800000">
+                              <a:off x="0" y="224406"/>
+                              <a:ext cx="144011" cy="76452"/>
+                            </a:xfrm>
+                            <a:prstGeom prst="rtTriangle">
+                              <a:avLst/>
+                            </a:prstGeom>
+                            <a:solidFill>
+                              <a:srgbClr val="143F6A"/>
+                            </a:solidFill>
+                            <a:ln>
+                              <a:noFill/>
+                            </a:ln>
+                          </wps:spPr>
+                          <wps:bodyPr>
+                            <a:prstTxWarp prst="textNoShape">
+                              <a:avLst/>
+                            </a:prstTxWarp>
+                          </wps:bodyPr>
+                        </wps:wsp>
+                        <wps:wsp>
+                          <wps:cNvPr id="1708900499" name="直接连接符 1708900499"/>
+                          <wps:cNvCnPr/>
+                          <wps:spPr>
+                            <a:xfrm>
+                              <a:off x="53979" y="216018"/>
+                              <a:ext cx="6648259" cy="0"/>
+                            </a:xfrm>
+                            <a:prstGeom prst="line">
+                              <a:avLst/>
+                            </a:prstGeom>
+                            <a:ln w="9525" cap="flat" cmpd="sng">
+                              <a:solidFill>
+                                <a:srgbClr val="5F73B2"/>
+                              </a:solidFill>
+                              <a:prstDash val="solid"/>
+                              <a:round/>
+                              <a:headEnd/>
+                              <a:tailEnd/>
+                            </a:ln>
+                          </wps:spPr>
+                          <wps:bodyPr/>
+                        </wps:wsp>
+                        <wps:wsp>
+                          <wps:cNvPr id="801348622" name="矩形 801348622"/>
+                          <wps:cNvSpPr/>
+                          <wps:spPr>
+                            <a:xfrm>
+                              <a:off x="0" y="-29755"/>
+                              <a:ext cx="1210310" cy="256451"/>
+                            </a:xfrm>
+                            <a:prstGeom prst="rect">
+                              <a:avLst/>
+                            </a:prstGeom>
+                            <a:solidFill>
+                              <a:srgbClr val="5F73B2"/>
+                            </a:solidFill>
+                            <a:ln>
+                              <a:noFill/>
+                            </a:ln>
+                          </wps:spPr>
+                          <wps:bodyPr>
+                            <a:prstTxWarp prst="textNoShape">
+                              <a:avLst/>
+                            </a:prstTxWarp>
+                          </wps:bodyPr>
+                        </wps:wsp>
+                      </wpg:grpSp>
+                      <wps:wsp>
+                        <wps:cNvPr id="916143426" name="矩形 916143426"/>
+                        <wps:cNvSpPr/>
+                        <wps:spPr>
+                          <a:xfrm>
+                            <a:off x="130362" y="-22877"/>
+                            <a:ext cx="920812" cy="456736"/>
+                          </a:xfrm>
+                          <a:prstGeom prst="rect">
+                            <a:avLst/>
+                          </a:prstGeom>
+                          <a:ln>
+                            <a:noFill/>
+                          </a:ln>
+                        </wps:spPr>
+                        <wps:txbx>
+                          <w:txbxContent>
+                            <w:p>
+                              <w:pPr>
+                                <w:adjustRightInd w:val="0"/>
+                                <w:snapToGrid w:val="0"/>
+                                <w:spacing w:line="20" w:lineRule="atLeast"/>
+                                <w:jc w:val="center"/>
+                                <w:rPr>
+                                  <w:rFonts w:hint="eastAsia"/>
+                                  <w:b/>
+                                  <w:color w:val="FFFFFF"/>
+                                  <w:sz w:val="24"/>
+                                  <w:szCs w:val="24"/>
+                                </w:rPr>
+                              </w:pPr>
+                              <w:r>
+                                <w:rPr>
+                                  <w:rFonts w:ascii="微软雅黑" w:hAnsi="微软雅黑"/>
+                                  <w:b/>
+                                  <w:color w:val="FFFFFF"/>
+                                  <w:sz w:val="24"/>
+                                  <w:szCs w:val="24"/>
+                                </w:rPr>
+                                <w:t>技能</w:t>
+                              </w:r>
+                              <w:r>
+                                <w:rPr>
+                                  <w:rFonts w:ascii="微软雅黑" w:hAnsi="微软雅黑" w:hint="eastAsia"/>
+                                  <w:b/>
+                                  <w:color w:val="FFFFFF"/>
+                                  <w:sz w:val="24"/>
+                                  <w:szCs w:val="24"/>
+                                </w:rPr>
+                                <w:t>特长</w:t>
+                              </w:r>
+                            </w:p>
+                          </w:txbxContent>
+                        </wps:txbx>
+                        <wps:bodyPr vert="horz" wrap="square" lIns="91440" tIns="45720" rIns="91440" bIns="45720" anchor="ctr">
+                          <a:prstTxWarp prst="textNoShape">
+                            <a:avLst/>
+                          </a:prstTxWarp>
+                          <a:noAutofit/>
+                        </wps:bodyPr>
+                      </wps:wsp>
+                    </wpg:wgp>
+                  </a:graphicData>
+                </a:graphic>
+                <wp14:sizeRelH relativeFrom="margin">
+                  <wp14:pctWidth>0</wp14:pctWidth>
+                </wp14:sizeRelH>
+              </wp:anchor>
+            </w:drawing>
+          </mc:Choice>
+          <mc:Fallback>
+            <w:pict>
+              <v:group w14:anchorId="0358A318" id="组合 13" o:spid="_x0000_s1027" style="position:absolute;left:0;text-align:left;margin-left:0;margin-top:304.8pt;width:528.6pt;height:35.8pt;z-index:5;mso-wrap-distance-left:0;mso-wrap-distance-right:0;mso-position-horizontal:center;mso-position-horizontal-relative:margin;mso-width-relative:margin" coordorigin=",-228" coordsize="67022,4567" o:gfxdata="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">
+                <v:group id="组合 1187322503" o:spid="_x0000_s1028" style="position:absolute;top:286;width:67022;height:3306" coordorigin=",-297" coordsize="67022,3306" o:gfxdata="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">
+                  <v:shapetype id="_x0000_t6" coordsize="21600,21600" o:spt="6" path="m,l,21600r21600,xe">
+                    <v:stroke joinstyle="miter"/>
+                    <v:path gradientshapeok="t" o:connecttype="custom" o:connectlocs="0,0;0,10800;0,21600;10800,21600;21600,21600;10800,10800" textboxrect="1800,12600,12600,19800"/>
+                  </v:shapetype>
+                  <v:shape id="直角三角形 1902358104" o:spid="_x0000_s1029" type="#_x0000_t6" style="position:absolute;top:2244;width:1440;height:764;rotation:180;visibility:visible;mso-wrap-style:square;v-text-anchor:top" o:gfxdata="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" fillcolor="#143f6a" stroked="f"/>
+                  <v:line id="直接连接符 1708900499" o:spid="_x0000_s1030" style="position:absolute;visibility:visible;mso-wrap-style:square" from="539,2160" to="67022,2160" o:connectortype="straight" o:gfxdata="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" strokecolor="#5f73b2"/>
+                  <v:rect id="矩形 801348622" o:spid="_x0000_s1031" style="position:absolute;top:-297;width:12103;height:2563;visibility:visible;mso-wrap-style:square;v-text-anchor:top" o:gfxdata="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" fillcolor="#5f73b2" stroked="f"/>
+                </v:group>
+                <v:rect id="矩形 916143426" o:spid="_x0000_s1032" style="position:absolute;left:1303;top:-228;width:9208;height:4566;visibility:visible;mso-wrap-style:square;v-text-anchor:middle" o:gfxdata="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" filled="f" stroked="f">
+                  <v:textbox>
+                    <w:txbxContent>
+                      <w:p>
+                        <w:pPr>
+                          <w:adjustRightInd w:val="0"/>
+                          <w:snapToGrid w:val="0"/>
+                          <w:spacing w:line="20" w:lineRule="atLeast"/>
+                          <w:jc w:val="center"/>
+                          <w:rPr>
+                            <w:rFonts w:hint="eastAsia"/>
+                            <w:b/>
+                            <w:color w:val="FFFFFF"/>
+                            <w:sz w:val="24"/>
+                            <w:szCs w:val="24"/>
+                          </w:rPr>
+                        </w:pPr>
+                        <w:r>
+                          <w:rPr>
+                            <w:rFonts w:ascii="微软雅黑" w:hAnsi="微软雅黑"/>
+                            <w:b/>
+                            <w:color w:val="FFFFFF"/>
+                            <w:sz w:val="24"/>
+                            <w:szCs w:val="24"/>
+                          </w:rPr>
+                          <w:t>技能</w:t>
+                        </w:r>
+                        <w:r>
+                          <w:rPr>
+                            <w:rFonts w:ascii="微软雅黑" w:hAnsi="微软雅黑" w:hint="eastAsia"/>
+                            <w:b/>
+                            <w:color w:val="FFFFFF"/>
+                            <w:sz w:val="24"/>
+                            <w:szCs w:val="24"/>
+                          </w:rPr>
+                          <w:t>特长</w:t>
+                        </w:r>
+                      </w:p>
+                    </w:txbxContent>
+                  </v:textbox>
+                </v:rect>
+                <w10:wrap anchorx="margin"/>
+              </v:group>
+            </w:pict>
+          </mc:Fallback>
+        </mc:AlternateContent>
+      </w:r>
+      <w:r>
+        <w:rPr>
+          <w:noProof/>
+        </w:rPr>
+        <mc:AlternateContent>
+          <mc:Choice Requires="wps">
+            <w:drawing>
+              <wp:anchor distT="0" distB="0" distL="0" distR="0" simplePos="0" relativeHeight="13" behindDoc="0" locked="0" layoutInCell="1" allowOverlap="1" wp14:anchorId="5D0B815D" wp14:editId="125F4190">
+                <wp:simplePos x="0" y="0"/>
+                <wp:positionH relativeFrom="margin">
+                  <wp:align>right</wp:align>
+                </wp:positionH>
+                <wp:positionV relativeFrom="paragraph">
+                  <wp:posOffset>3062459</wp:posOffset>
+                </wp:positionV>
+                <wp:extent cx="6541135" cy="897038"/>
+                <wp:effectExtent l="0" t="0" r="0" b="0"/>
+                <wp:wrapNone/>
+                <wp:docPr id="1041" name="文本框 9"/>
+                <wp:cNvGraphicFramePr>
+                  <a:graphicFrameLocks xmlns:a="http://schemas.openxmlformats.org/drawingml/2006/main"/>
+                </wp:cNvGraphicFramePr>
+                <a:graphic xmlns:a="http://schemas.openxmlformats.org/drawingml/2006/main">
+                  <a:graphicData uri="http://schemas.microsoft.com/office/word/2010/wordprocessingShape">
+                    <wps:wsp>
+                      <wps:cNvSpPr>
+                        <a:spLocks/>
+                      </wps:cNvSpPr>
+                      <wps:spPr>
+                        <a:xfrm>
+                          <a:off x="0" y="0"/>
+                          <a:ext cx="6541135" cy="897038"/>
+                        </a:xfrm>
+                        <a:prstGeom prst="rect">
+                          <a:avLst/>
+                        </a:prstGeom>
+                        <a:ln>
+                          <a:noFill/>
+                        </a:ln>
+                      </wps:spPr>
+                      <wps:txbx>
+                        <w:txbxContent>
+                          <w:p>
+                            <w:pPr>
+                              <w:spacing w:line="360" w:lineRule="exact"/>
+                              <w:rPr>
+                                <w:rFonts w:ascii="微软雅黑" w:hAnsi="微软雅黑" w:cs="微软雅黑" w:hint="eastAsia"/>
+                                <w:color w:val="262626"/>
+                                <w:szCs w:val="21"/>
+                              </w:rPr>
+                            </w:pPr>
+                            <w:r>
+                              <w:rPr>
+                                <w:rFonts w:ascii="微软雅黑" w:hAnsi="微软雅黑" w:cs="微软雅黑" w:hint="eastAsia"/>
+                                <w:color w:val="262626"/>
+                                <w:szCs w:val="21"/>
+                              </w:rPr>
+                              <w:sym w:font="Wingdings 2" w:char="F097"/>
+                            </w:r>
+                            <w:r>
+                              <w:rPr>
+                                <w:rFonts w:ascii="微软雅黑" w:hAnsi="微软雅黑" w:cs="微软雅黑" w:hint="eastAsia"/>
+                                <w:color w:val="262626"/>
+                                <w:szCs w:val="21"/>
+                              </w:rPr>
+                              <w:t xml:space="preserve"> 从大二开始担任计科2302班生活委员，负责班费的管理和班级活动教室的申请</w:t>
+                            </w:r>
+                          </w:p>
+                          <w:p>
+                            <w:pPr>
+                              <w:spacing w:line="360" w:lineRule="exact"/>
+                              <w:rPr>
+                                <w:rFonts w:ascii="微软雅黑" w:hAnsi="微软雅黑" w:cs="微软雅黑" w:hint="eastAsia"/>
+                                <w:sz w:val="24"/>
+                                <w:szCs w:val="24"/>
+                              </w:rPr>
+                            </w:pPr>
+                            <w:r>
+                              <w:rPr>
+                                <w:rFonts w:ascii="微软雅黑" w:hAnsi="微软雅黑" w:cs="微软雅黑" w:hint="eastAsia"/>
+                                <w:color w:val="262626"/>
+                                <w:szCs w:val="21"/>
+                              </w:rPr>
+                              <w:sym w:font="Wingdings 2" w:char="F097"/>
+                            </w:r>
+                            <w:r>
+                              <w:rPr>
+                                <w:rFonts w:ascii="微软雅黑" w:hAnsi="微软雅黑" w:cs="微软雅黑" w:hint="eastAsia"/>
+                                <w:color w:val="262626"/>
+                                <w:szCs w:val="21"/>
+                              </w:rPr>
+                              <w:t xml:space="preserve"> </w:t>
+                            </w:r>
+                            <w:r>
+                              <w:rPr>
+                                <w:rFonts w:ascii="微软雅黑" w:hAnsi="微软雅黑" w:cs="微软雅黑" w:hint="eastAsia"/>
+                                <w:color w:val="262626"/>
+                                <w:szCs w:val="21"/>
+                              </w:rPr>
+                              <w:t>在北京交通大学</w:t>
+                            </w:r>
+                            <w:r>
+                              <w:rPr>
+                                <w:rFonts w:ascii="微软雅黑" w:hAnsi="微软雅黑" w:cs="微软雅黑"/>
+                                <w:color w:val="262626"/>
+                                <w:szCs w:val="21"/>
+                              </w:rPr>
+                              <w:t>蓝桥杯选拔赛</w:t>
+                            </w:r>
+                            <w:r>
+                              <w:rPr>
+                                <w:rFonts w:ascii="微软雅黑" w:hAnsi="微软雅黑" w:cs="微软雅黑" w:hint="eastAsia"/>
+                                <w:color w:val="262626"/>
+                                <w:szCs w:val="21"/>
+                              </w:rPr>
+                              <w:t>获得二等奖、</w:t>
+                            </w:r>
+                            <w:r>
+                              <w:rPr>
+                                <w:rFonts w:ascii="微软雅黑" w:hAnsi="微软雅黑" w:cs="微软雅黑"/>
+                                <w:color w:val="262626"/>
+                                <w:szCs w:val="21"/>
+                              </w:rPr>
+                              <w:t>大学生程序设计竞赛</w:t>
+                            </w:r>
+                            <w:r>
+                              <w:rPr>
+                                <w:rFonts w:ascii="微软雅黑" w:hAnsi="微软雅黑" w:cs="微软雅黑" w:hint="eastAsia"/>
+                                <w:color w:val="262626"/>
+                                <w:szCs w:val="21"/>
+                              </w:rPr>
+                              <w:t>获得三等奖，</w:t>
+                            </w:r>
+                            <w:r>
+                              <w:rPr>
+                                <w:rFonts w:ascii="微软雅黑" w:hAnsi="微软雅黑" w:cs="微软雅黑"/>
+                                <w:color w:val="262626"/>
+                                <w:szCs w:val="21"/>
+                              </w:rPr>
+                              <w:t>通过大量算法与逻辑题训练了代码实现与调试能力，能够在前端开发中高效处理数据结构设计和业务逻辑问题。</w:t>
+                            </w:r>
+                          </w:p>
+                        </w:txbxContent>
+                      </wps:txbx>
+                      <wps:bodyPr vert="horz" wrap="square" lIns="91440" tIns="45720" rIns="91440" bIns="45720" anchor="t">
+                        <a:prstTxWarp prst="textNoShape">
+                          <a:avLst/>
+                        </a:prstTxWarp>
+                        <a:noAutofit/>
+                      </wps:bodyPr>
+                    </wps:wsp>
+                  </a:graphicData>
+                </a:graphic>
+                <wp14:sizeRelV relativeFrom="margin">
+                  <wp14:pctHeight>0</wp14:pctHeight>
+                </wp14:sizeRelV>
+              </wp:anchor>
+            </w:drawing>
+          </mc:Choice>
+          <mc:Fallback>
+            <w:pict>
+              <v:rect w14:anchorId="5D0B815D" id="文本框 9" o:spid="_x0000_s1033" style="position:absolute;left:0;text-align:left;margin-left:463.85pt;margin-top:241.15pt;width:515.05pt;height:70.65pt;z-index:13;visibility:visible;mso-wrap-style:square;mso-height-percent:0;mso-wrap-distance-left:0;mso-wrap-distance-top:0;mso-wrap-distance-right:0;mso-wrap-distance-bottom:0;mso-position-horizontal:right;mso-position-horizontal-relative:margin;mso-position-vertical:absolute;mso-position-vertical-relative:text;mso-height-percent:0;mso-height-relative:margin;v-text-anchor:top" o:gfxdata="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" filled="f" stroked="f">
+                <v:textbox>
+                  <w:txbxContent>
+                    <w:p>
+                      <w:pPr>
+                        <w:spacing w:line="360" w:lineRule="exact"/>
+                        <w:rPr>
+                          <w:rFonts w:ascii="微软雅黑" w:hAnsi="微软雅黑" w:cs="微软雅黑" w:hint="eastAsia"/>
+                          <w:color w:val="262626"/>
+                          <w:szCs w:val="21"/>
+                        </w:rPr>
+                      </w:pPr>
+                      <w:r>
+                        <w:rPr>
+                          <w:rFonts w:ascii="微软雅黑" w:hAnsi="微软雅黑" w:cs="微软雅黑" w:hint="eastAsia"/>
+                          <w:color w:val="262626"/>
+                          <w:szCs w:val="21"/>
+                        </w:rPr>
+                        <w:sym w:font="Wingdings 2" w:char="F097"/>
+                      </w:r>
+                      <w:r>
+                        <w:rPr>
+                          <w:rFonts w:ascii="微软雅黑" w:hAnsi="微软雅黑" w:cs="微软雅黑" w:hint="eastAsia"/>
+                          <w:color w:val="262626"/>
+                          <w:szCs w:val="21"/>
+                        </w:rPr>
+                        <w:t xml:space="preserve"> 从大二开始担任计科2302班生活委员，负责班费的管理和班级活动教室的申请</w:t>
+                      </w:r>
+                    </w:p>
+                    <w:p>
+                      <w:pPr>
+                        <w:spacing w:line="360" w:lineRule="exact"/>
+                        <w:rPr>
+                          <w:rFonts w:ascii="微软雅黑" w:hAnsi="微软雅黑" w:cs="微软雅黑" w:hint="eastAsia"/>
+                          <w:sz w:val="24"/>
+                          <w:szCs w:val="24"/>
+                        </w:rPr>
+                      </w:pPr>
+                      <w:r>
+                        <w:rPr>
+                          <w:rFonts w:ascii="微软雅黑" w:hAnsi="微软雅黑" w:cs="微软雅黑" w:hint="eastAsia"/>
+                          <w:color w:val="262626"/>
+                          <w:szCs w:val="21"/>
+                        </w:rPr>
+                        <w:sym w:font="Wingdings 2" w:char="F097"/>
+                      </w:r>
+                      <w:r>
+                        <w:rPr>
+                          <w:rFonts w:ascii="微软雅黑" w:hAnsi="微软雅黑" w:cs="微软雅黑" w:hint="eastAsia"/>
+                          <w:color w:val="262626"/>
+                          <w:szCs w:val="21"/>
+                        </w:rPr>
+                        <w:t xml:space="preserve"> </w:t>
+                      </w:r>
+                      <w:r>
+                        <w:rPr>
+                          <w:rFonts w:ascii="微软雅黑" w:hAnsi="微软雅黑" w:cs="微软雅黑" w:hint="eastAsia"/>
+                          <w:color w:val="262626"/>
+                          <w:szCs w:val="21"/>
+                        </w:rPr>
+                        <w:t>在北京交通大学</w:t>
+                      </w:r>
+                      <w:r>
+                        <w:rPr>
+                          <w:rFonts w:ascii="微软雅黑" w:hAnsi="微软雅黑" w:cs="微软雅黑"/>
+                          <w:color w:val="262626"/>
+                          <w:szCs w:val="21"/>
+                        </w:rPr>
+                        <w:t>蓝桥杯选拔赛</w:t>
+                      </w:r>
+                      <w:r>
+                        <w:rPr>
+                          <w:rFonts w:ascii="微软雅黑" w:hAnsi="微软雅黑" w:cs="微软雅黑" w:hint="eastAsia"/>
+                          <w:color w:val="262626"/>
+                          <w:szCs w:val="21"/>
+                        </w:rPr>
+                        <w:t>获得二等奖、</w:t>
+                      </w:r>
+                      <w:r>
+                        <w:rPr>
+                          <w:rFonts w:ascii="微软雅黑" w:hAnsi="微软雅黑" w:cs="微软雅黑"/>
+                          <w:color w:val="262626"/>
+                          <w:szCs w:val="21"/>
+                        </w:rPr>
+                        <w:t>大学生程序设计竞赛</w:t>
+                      </w:r>
+                      <w:r>
+                        <w:rPr>
+                          <w:rFonts w:ascii="微软雅黑" w:hAnsi="微软雅黑" w:cs="微软雅黑" w:hint="eastAsia"/>
+                          <w:color w:val="262626"/>
+                          <w:szCs w:val="21"/>
+                        </w:rPr>
+                        <w:t>获得三等奖，</w:t>
+                      </w:r>
+                      <w:r>
+                        <w:rPr>
+                          <w:rFonts w:ascii="微软雅黑" w:hAnsi="微软雅黑" w:cs="微软雅黑"/>
+                          <w:color w:val="262626"/>
+                          <w:szCs w:val="21"/>
+                        </w:rPr>
+                        <w:t>通过大量算法与逻辑题训练了代码实现与调试能力，能够在前端开发中高效处理数据结构设计和业务逻辑问题。</w:t>
+                      </w:r>
+                    </w:p>
+                  </w:txbxContent>
+                </v:textbox>
+                <w10:wrap anchorx="margin"/>
+              </v:rect>
+            </w:pict>
+          </mc:Fallback>
+        </mc:AlternateContent>
+      </w:r>
+      <w:r>
+        <w:rPr>
+          <w:noProof/>
+        </w:rPr>
+        <mc:AlternateContent>
+          <mc:Choice Requires="wpg">
+            <w:drawing>
+              <wp:anchor distT="0" distB="0" distL="0" distR="0" simplePos="0" relativeHeight="6" behindDoc="0" locked="0" layoutInCell="1" allowOverlap="1" wp14:anchorId="5482FAA3" wp14:editId="37EE098D">
+                <wp:simplePos x="0" y="0"/>
+                <wp:positionH relativeFrom="margin">
+                  <wp:posOffset>-64015</wp:posOffset>
+                </wp:positionH>
+                <wp:positionV relativeFrom="paragraph">
+                  <wp:posOffset>2763344</wp:posOffset>
+                </wp:positionV>
+                <wp:extent cx="6701790" cy="454660"/>
+                <wp:effectExtent l="0" t="0" r="22860" b="0"/>
+                <wp:wrapNone/>
+                <wp:docPr id="1046" name="组合 31"/>
+                <wp:cNvGraphicFramePr>
+                  <a:graphicFrameLocks xmlns:a="http://schemas.openxmlformats.org/drawingml/2006/main"/>
+                </wp:cNvGraphicFramePr>
+                <a:graphic xmlns:a="http://schemas.openxmlformats.org/drawingml/2006/main">
+                  <a:graphicData uri="http://schemas.microsoft.com/office/word/2010/wordprocessingGroup">
+                    <wpg:wgp>
+                      <wpg:cNvGrpSpPr>
+                        <a:grpSpLocks/>
+                      </wpg:cNvGrpSpPr>
+                      <wpg:grpSpPr>
+                        <a:xfrm>
+                          <a:off x="0" y="0"/>
+                          <a:ext cx="6701790" cy="454660"/>
+                          <a:chOff x="0" y="-22878"/>
+                          <a:chExt cx="6702238" cy="456737"/>
+                        </a:xfrm>
+                      </wpg:grpSpPr>
+                      <wpg:grpSp>
+                        <wpg:cNvPr id="1899333864" name="组合 1899333864"/>
+                        <wpg:cNvGrpSpPr/>
+                        <wpg:grpSpPr>
+                          <a:xfrm>
+                            <a:off x="0" y="28611"/>
+                            <a:ext cx="6702238" cy="330613"/>
+                            <a:chOff x="0" y="-29755"/>
+                            <a:chExt cx="6702238" cy="330613"/>
+                          </a:xfrm>
+                        </wpg:grpSpPr>
+                        <wps:wsp>
+                          <wps:cNvPr id="316449197" name="直角三角形 316449197"/>
+                          <wps:cNvSpPr/>
+                          <wps:spPr>
+                            <a:xfrm rot="10800000">
+                              <a:off x="0" y="224406"/>
+                              <a:ext cx="144011" cy="76452"/>
+                            </a:xfrm>
+                            <a:prstGeom prst="rtTriangle">
+                              <a:avLst/>
+                            </a:prstGeom>
+                            <a:solidFill>
+                              <a:srgbClr val="143F6A"/>
+                            </a:solidFill>
+                            <a:ln>
+                              <a:noFill/>
+                            </a:ln>
+                          </wps:spPr>
+                          <wps:bodyPr>
+                            <a:prstTxWarp prst="textNoShape">
+                              <a:avLst/>
+                            </a:prstTxWarp>
+                          </wps:bodyPr>
+                        </wps:wsp>
+                        <wps:wsp>
+                          <wps:cNvPr id="1763885399" name="直接连接符 1763885399"/>
+                          <wps:cNvCnPr/>
+                          <wps:spPr>
+                            <a:xfrm>
+                              <a:off x="53979" y="216017"/>
+                              <a:ext cx="6648259" cy="0"/>
+                            </a:xfrm>
+                            <a:prstGeom prst="line">
+                              <a:avLst/>
+                            </a:prstGeom>
+                            <a:ln w="9525" cap="flat" cmpd="sng">
+                              <a:solidFill>
+                                <a:srgbClr val="5F73B2"/>
+                              </a:solidFill>
+                              <a:prstDash val="solid"/>
+                              <a:round/>
+                              <a:headEnd/>
+                              <a:tailEnd/>
+                            </a:ln>
+                          </wps:spPr>
+                          <wps:bodyPr/>
+                        </wps:wsp>
+                        <wps:wsp>
+                          <wps:cNvPr id="1484712588" name="矩形 1484712588"/>
+                          <wps:cNvSpPr/>
+                          <wps:spPr>
+                            <a:xfrm>
+                              <a:off x="0" y="-29755"/>
+                              <a:ext cx="1210310" cy="256451"/>
+                            </a:xfrm>
+                            <a:prstGeom prst="rect">
+                              <a:avLst/>
+                            </a:prstGeom>
+                            <a:solidFill>
+                              <a:srgbClr val="5F73B2"/>
+                            </a:solidFill>
+                            <a:ln>
+                              <a:noFill/>
+                            </a:ln>
+                          </wps:spPr>
+                          <wps:bodyPr>
+                            <a:prstTxWarp prst="textNoShape">
+                              <a:avLst/>
+                            </a:prstTxWarp>
+                          </wps:bodyPr>
+                        </wps:wsp>
+                      </wpg:grpSp>
+                      <wps:wsp>
+                        <wps:cNvPr id="685378066" name="矩形 685378066"/>
+                        <wps:cNvSpPr/>
+                        <wps:spPr>
+                          <a:xfrm>
+                            <a:off x="130362" y="-22878"/>
+                            <a:ext cx="920812" cy="456737"/>
+                          </a:xfrm>
+                          <a:prstGeom prst="rect">
+                            <a:avLst/>
+                          </a:prstGeom>
+                          <a:ln>
+                            <a:noFill/>
+                          </a:ln>
+                        </wps:spPr>
+                        <wps:txbx>
+                          <w:txbxContent>
+                            <w:p>
+                              <w:pPr>
+                                <w:adjustRightInd w:val="0"/>
+                                <w:snapToGrid w:val="0"/>
+                                <w:spacing w:line="20" w:lineRule="atLeast"/>
+                                <w:jc w:val="center"/>
+                                <w:rPr>
+                                  <w:rFonts w:hint="eastAsia"/>
+                                  <w:b/>
+                                  <w:color w:val="FFFFFF"/>
+                                  <w:sz w:val="24"/>
+                                  <w:szCs w:val="24"/>
+                                </w:rPr>
+                              </w:pPr>
+                              <w:r>
+                                <w:rPr>
+                                  <w:rFonts w:ascii="微软雅黑" w:hAnsi="微软雅黑" w:hint="eastAsia"/>
+                                  <w:b/>
+                                  <w:color w:val="FFFFFF"/>
+                                  <w:sz w:val="24"/>
+                                  <w:szCs w:val="24"/>
+                                </w:rPr>
+                                <w:t>校园</w:t>
+                              </w:r>
+                              <w:r>
+                                <w:rPr>
+                                  <w:rFonts w:ascii="微软雅黑" w:hAnsi="微软雅黑"/>
+                                  <w:b/>
+                                  <w:color w:val="FFFFFF"/>
+                                  <w:sz w:val="24"/>
+                                  <w:szCs w:val="24"/>
+                                </w:rPr>
+                                <w:t>经历</w:t>
+                              </w:r>
+                            </w:p>
+                          </w:txbxContent>
+                        </wps:txbx>
+                        <wps:bodyPr vert="horz" wrap="square" lIns="91440" tIns="45720" rIns="91440" bIns="45720" anchor="ctr">
+                          <a:prstTxWarp prst="textNoShape">
+                            <a:avLst/>
+                          </a:prstTxWarp>
+                          <a:spAutoFit/>
+                        </wps:bodyPr>
+                      </wps:wsp>
+                    </wpg:wgp>
+                  </a:graphicData>
+                </a:graphic>
+              </wp:anchor>
+            </w:drawing>
+          </mc:Choice>
+          <mc:Fallback>
+            <w:pict>
+              <v:group w14:anchorId="5482FAA3" id="组合 31" o:spid="_x0000_s1034" style="position:absolute;left:0;text-align:left;margin-left:-5.05pt;margin-top:217.6pt;width:527.7pt;height:35.8pt;z-index:6;mso-wrap-distance-left:0;mso-wrap-distance-right:0;mso-position-horizontal-relative:margin" coordorigin=",-228" coordsize="67022,4567" o:gfxdata="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">
+                <v:group id="组合 1899333864" o:spid="_x0000_s1035" style="position:absolute;top:286;width:67022;height:3306" coordorigin=",-297" coordsize="67022,3306" o:gfxdata="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">
+                  <v:shape id="直角三角形 316449197" o:spid="_x0000_s1036" type="#_x0000_t6" style="position:absolute;top:2244;width:1440;height:764;rotation:180;visibility:visible;mso-wrap-style:square;v-text-anchor:top" o:gfxdata="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" fillcolor="#143f6a" stroked="f"/>
+                  <v:line id="直接连接符 1763885399" o:spid="_x0000_s1037" style="position:absolute;visibility:visible;mso-wrap-style:square" from="539,2160" to="67022,2160" o:connectortype="straight" o:gfxdata="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" strokecolor="#5f73b2"/>
+                  <v:rect id="矩形 1484712588" o:spid="_x0000_s1038" style="position:absolute;top:-297;width:12103;height:2563;visibility:visible;mso-wrap-style:square;v-text-anchor:top" o:gfxdata="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" fillcolor="#5f73b2" stroked="f"/>
+                </v:group>
+                <v:rect id="矩形 685378066" o:spid="_x0000_s1039" style="position:absolute;left:1303;top:-228;width:9208;height:4566;visibility:visible;mso-wrap-style:square;v-text-anchor:middle" o:gfxdata="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" filled="f" stroked="f">
+                  <v:textbox style="mso-fit-shape-to-text:t">
+                    <w:txbxContent>
+                      <w:p>
+                        <w:pPr>
+                          <w:adjustRightInd w:val="0"/>
+                          <w:snapToGrid w:val="0"/>
+                          <w:spacing w:line="20" w:lineRule="atLeast"/>
+                          <w:jc w:val="center"/>
+                          <w:rPr>
+                            <w:rFonts w:hint="eastAsia"/>
+                            <w:b/>
+                            <w:color w:val="FFFFFF"/>
+                            <w:sz w:val="24"/>
+                            <w:szCs w:val="24"/>
+                          </w:rPr>
+                        </w:pPr>
+                        <w:r>
+                          <w:rPr>
+                            <w:rFonts w:ascii="微软雅黑" w:hAnsi="微软雅黑" w:hint="eastAsia"/>
+                            <w:b/>
+                            <w:color w:val="FFFFFF"/>
+                            <w:sz w:val="24"/>
+                            <w:szCs w:val="24"/>
+                          </w:rPr>
+                          <w:t>校园</w:t>
+                        </w:r>
+                        <w:r>
+                          <w:rPr>
+                            <w:rFonts w:ascii="微软雅黑" w:hAnsi="微软雅黑"/>
+                            <w:b/>
+                            <w:color w:val="FFFFFF"/>
+                            <w:sz w:val="24"/>
+                            <w:szCs w:val="24"/>
+                          </w:rPr>
+                          <w:t>经历</w:t>
+                        </w:r>
+                      </w:p>
+                    </w:txbxContent>
+                  </v:textbox>
+                </v:rect>
+                <w10:wrap anchorx="margin"/>
+              </v:group>
+            </w:pict>
+          </mc:Fallback>
+        </mc:AlternateContent>
+      </w:r>
+      <w:r>
+        <w:rPr>
+          <w:noProof/>
+        </w:rPr>
+        <mc:AlternateContent>
+          <mc:Choice Requires="wps">
+            <w:drawing>
+              <wp:anchor distT="0" distB="0" distL="0" distR="0" simplePos="0" relativeHeight="14" behindDoc="0" locked="0" layoutInCell="1" allowOverlap="1" wp14:anchorId="26D2A9C4" wp14:editId="118A0131">
+                <wp:simplePos x="0" y="0"/>
+                <wp:positionH relativeFrom="margin">
+                  <wp:posOffset>109959</wp:posOffset>
+                </wp:positionH>
+                <wp:positionV relativeFrom="paragraph">
+                  <wp:posOffset>1990846</wp:posOffset>
+                </wp:positionV>
+                <wp:extent cx="6530340" cy="879676"/>
+                <wp:effectExtent l="0" t="0" r="0" b="0"/>
+                <wp:wrapNone/>
+                <wp:docPr id="1045" name="文本框 10"/>
+                <wp:cNvGraphicFramePr>
+                  <a:graphicFrameLocks xmlns:a="http://schemas.openxmlformats.org/drawingml/2006/main"/>
+                </wp:cNvGraphicFramePr>
+                <a:graphic xmlns:a="http://schemas.openxmlformats.org/drawingml/2006/main">
+                  <a:graphicData uri="http://schemas.microsoft.com/office/word/2010/wordprocessingShape">
+                    <wps:wsp>
+                      <wps:cNvSpPr>
+                        <a:spLocks/>
+                      </wps:cNvSpPr>
+                      <wps:spPr>
+                        <a:xfrm>
+                          <a:off x="0" y="0"/>
+                          <a:ext cx="6530340" cy="879676"/>
+                        </a:xfrm>
+                        <a:prstGeom prst="rect">
+                          <a:avLst/>
+                        </a:prstGeom>
+                        <a:ln>
+                          <a:noFill/>
+                        </a:ln>
+                      </wps:spPr>
+                      <wps:txbx>
+                        <w:txbxContent>
+                          <w:p>
+                            <w:pPr>
+                              <w:adjustRightInd w:val="0"/>
+                              <w:snapToGrid w:val="0"/>
+                              <w:spacing w:line="400" w:lineRule="exact"/>
+                              <w:rPr>
+                                <w:rFonts w:ascii="微软雅黑" w:hAnsi="微软雅黑" w:cs="微软雅黑" w:hint="eastAsia"/>
+                                <w:color w:val="262626"/>
+                                <w:szCs w:val="21"/>
+                              </w:rPr>
+                            </w:pPr>
+                            <w:r>
+                              <w:rPr>
+                                <w:rFonts w:ascii="微软雅黑" w:hAnsi="微软雅黑" w:cs="微软雅黑" w:hint="eastAsia"/>
+                                <w:b/>
+                                <w:bCs/>
+                                <w:color w:val="262626"/>
+                                <w:szCs w:val="21"/>
+                              </w:rPr>
+                              <w:t xml:space="preserve">2023.09-现在                </w:t>
+                            </w:r>
+                            <w:r>
+                              <w:rPr>
+                                <w:rFonts w:ascii="微软雅黑" w:hAnsi="微软雅黑" w:cs="微软雅黑"/>
+                                <w:b/>
+                                <w:bCs/>
+                                <w:color w:val="262626"/>
+                                <w:szCs w:val="21"/>
+                              </w:rPr>
+                              <w:tab/>
+                            </w:r>
+                            <w:r>
+                              <w:rPr>
+                                <w:rFonts w:ascii="微软雅黑" w:hAnsi="微软雅黑" w:cs="微软雅黑" w:hint="eastAsia"/>
+                                <w:b/>
+                                <w:bCs/>
+                                <w:color w:val="262626"/>
+                                <w:szCs w:val="21"/>
+                              </w:rPr>
+                              <w:t xml:space="preserve">北京交通大学（大三在读）              计算机科学与技术专业（本科） </w:t>
+                            </w:r>
+                            <w:r>
+                              <w:rPr>
+                                <w:rFonts w:ascii="微软雅黑" w:hAnsi="微软雅黑" w:cs="微软雅黑" w:hint="eastAsia"/>
+                                <w:color w:val="262626"/>
+                                <w:szCs w:val="21"/>
+                              </w:rPr>
+                              <w:t xml:space="preserve"> </w:t>
+                            </w:r>
+                            <w:r>
+                              <w:rPr>
+                                <w:rFonts w:ascii="微软雅黑" w:hAnsi="微软雅黑" w:cs="微软雅黑" w:hint="eastAsia"/>
+                                <w:color w:val="262626"/>
+                                <w:szCs w:val="21"/>
+                              </w:rPr>
+                              <w:sym w:font="Wingdings 2" w:char="F097"/>
+                            </w:r>
+                            <w:r>
+                              <w:rPr>
+                                <w:rFonts w:ascii="微软雅黑" w:hAnsi="微软雅黑" w:cs="微软雅黑" w:hint="eastAsia"/>
+                                <w:color w:val="262626"/>
+                                <w:szCs w:val="21"/>
+                              </w:rPr>
+                              <w:t xml:space="preserve"> </w:t>
+                            </w:r>
+                            <w:r>
+                              <w:rPr>
+                                <w:rFonts w:ascii="微软雅黑" w:hAnsi="微软雅黑" w:cs="微软雅黑" w:hint="eastAsia"/>
+                                <w:color w:val="262626"/>
+                                <w:szCs w:val="21"/>
+                              </w:rPr>
+                              <w:t>主修课程： 微积分、几何与代数、C语言程序设计、Python编程实训、离散数学、面向对象程序设计与C++、数据结构、软件工程、概率论与数理统计、汇编与接口技术、编译原理、操作系统等</w:t>
+                            </w:r>
+                          </w:p>
+                          <w:p>
+                            <w:pPr>
+                              <w:spacing w:line="400" w:lineRule="exact"/>
+                              <w:rPr>
+                                <w:rFonts w:ascii="宋体" w:eastAsia="宋体" w:hAnsi="宋体" w:hint="eastAsia"/>
+                              </w:rPr>
+                            </w:pPr>
+                          </w:p>
+                        </w:txbxContent>
+                      </wps:txbx>
+                      <wps:bodyPr vert="horz" wrap="square" lIns="91440" tIns="45720" rIns="91440" bIns="45720" anchor="t">
+                        <a:prstTxWarp prst="textNoShape">
+                          <a:avLst/>
+                        </a:prstTxWarp>
+                        <a:noAutofit/>
+                      </wps:bodyPr>
+                    </wps:wsp>
+                  </a:graphicData>
+                </a:graphic>
+                <wp14:sizeRelH relativeFrom="margin">
+                  <wp14:pctWidth>0</wp14:pctWidth>
+                </wp14:sizeRelH>
+                <wp14:sizeRelV relativeFrom="margin">
+                  <wp14:pctHeight>0</wp14:pctHeight>
+                </wp14:sizeRelV>
+              </wp:anchor>
+            </w:drawing>
+          </mc:Choice>
+          <mc:Fallback>
+            <w:pict>
+              <v:rect w14:anchorId="26D2A9C4" id="文本框 10" o:spid="_x0000_s1040" style="position:absolute;left:0;text-align:left;margin-left:8.65pt;margin-top:156.75pt;width:514.2pt;height:69.25pt;z-index:14;visibility:visible;mso-wrap-style:square;mso-width-percent:0;mso-height-percent:0;mso-wrap-distance-left:0;mso-wrap-distance-top:0;mso-wrap-distance-right:0;mso-wrap-distance-bottom:0;mso-position-horizontal:absolute;mso-position-horizontal-relative:margin;mso-position-vertical:absolute;mso-position-vertical-relative:text;mso-width-percent:0;mso-height-percent:0;mso-width-relative:margin;mso-height-relative:margin;v-text-anchor:top" o:gfxdata="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" filled="f" stroked="f">
+                <v:textbox>
+                  <w:txbxContent>
+                    <w:p>
+                      <w:pPr>
+                        <w:adjustRightInd w:val="0"/>
+                        <w:snapToGrid w:val="0"/>
+                        <w:spacing w:line="400" w:lineRule="exact"/>
+                        <w:rPr>
+                          <w:rFonts w:ascii="微软雅黑" w:hAnsi="微软雅黑" w:cs="微软雅黑" w:hint="eastAsia"/>
+                          <w:color w:val="262626"/>
+                          <w:szCs w:val="21"/>
+                        </w:rPr>
+                      </w:pPr>
+                      <w:r>
+                        <w:rPr>
+                          <w:rFonts w:ascii="微软雅黑" w:hAnsi="微软雅黑" w:cs="微软雅黑" w:hint="eastAsia"/>
+                          <w:b/>
+                          <w:bCs/>
+                          <w:color w:val="262626"/>
+                          <w:szCs w:val="21"/>
+                        </w:rPr>
+                        <w:t xml:space="preserve">2023.09-现在                </w:t>
+                      </w:r>
+                      <w:r>
+                        <w:rPr>
+                          <w:rFonts w:ascii="微软雅黑" w:hAnsi="微软雅黑" w:cs="微软雅黑"/>
+                          <w:b/>
+                          <w:bCs/>
+                          <w:color w:val="262626"/>
+                          <w:szCs w:val="21"/>
+                        </w:rPr>
+                        <w:tab/>
+                      </w:r>
+                      <w:r>
+                        <w:rPr>
+                          <w:rFonts w:ascii="微软雅黑" w:hAnsi="微软雅黑" w:cs="微软雅黑" w:hint="eastAsia"/>
+                          <w:b/>
+                          <w:bCs/>
+                          <w:color w:val="262626"/>
+                          <w:szCs w:val="21"/>
+                        </w:rPr>
+                        <w:t xml:space="preserve">北京交通大学（大三在读）              计算机科学与技术专业（本科） </w:t>
+                      </w:r>
+                      <w:r>
+                        <w:rPr>
+                          <w:rFonts w:ascii="微软雅黑" w:hAnsi="微软雅黑" w:cs="微软雅黑" w:hint="eastAsia"/>
+                          <w:color w:val="262626"/>
+                          <w:szCs w:val="21"/>
+                        </w:rPr>
+                        <w:t xml:space="preserve"> </w:t>
+                      </w:r>
+                      <w:r>
+                        <w:rPr>
+                          <w:rFonts w:ascii="微软雅黑" w:hAnsi="微软雅黑" w:cs="微软雅黑" w:hint="eastAsia"/>
+                          <w:color w:val="262626"/>
+                          <w:szCs w:val="21"/>
+                        </w:rPr>
+                        <w:sym w:font="Wingdings 2" w:char="F097"/>
+                      </w:r>
+                      <w:r>
+                        <w:rPr>
+                          <w:rFonts w:ascii="微软雅黑" w:hAnsi="微软雅黑" w:cs="微软雅黑" w:hint="eastAsia"/>
+                          <w:color w:val="262626"/>
+                          <w:szCs w:val="21"/>
+                        </w:rPr>
+                        <w:t xml:space="preserve"> </w:t>
+                      </w:r>
+                      <w:r>
+                        <w:rPr>
+                          <w:rFonts w:ascii="微软雅黑" w:hAnsi="微软雅黑" w:cs="微软雅黑" w:hint="eastAsia"/>
+                          <w:color w:val="262626"/>
+                          <w:szCs w:val="21"/>
+                        </w:rPr>
+                        <w:t>主修课程： 微积分、几何与代数、C语言程序设计、Python编程实训、离散数学、面向对象程序设计与C++、数据结构、软件工程、概率论与数理统计、汇编与接口技术、编译原理、操作系统等</w:t>
+                      </w:r>
+                    </w:p>
+                    <w:p>
+                      <w:pPr>
+                        <w:spacing w:line="400" w:lineRule="exact"/>
+                        <w:rPr>
+                          <w:rFonts w:ascii="宋体" w:eastAsia="宋体" w:hAnsi="宋体" w:hint="eastAsia"/>
+                        </w:rPr>
+                      </w:pPr>
+                    </w:p>
+                  </w:txbxContent>
+                </v:textbox>
+                <w10:wrap anchorx="margin"/>
+              </v:rect>
+            </w:pict>
+          </mc:Fallback>
+        </mc:AlternateContent>
+      </w:r>
       <w:r>
         <w:rPr>
           <w:noProof/>
@@ -315,7 +3291,7 @@
           </mc:Choice>
           <mc:Fallback>
             <w:pict>
-              <v:rect w14:anchorId="5C50A9AD" id="文本框 11" o:spid="_x0000_s1026" style="position:absolute;left:0;text-align:left;margin-left:463.85pt;margin-top:703.55pt;width:515.05pt;height:86.15pt;z-index:15;visibility:visible;mso-wrap-style:square;mso-height-percent:0;mso-wrap-distance-left:0;mso-wrap-distance-top:0;mso-wrap-distance-right:0;mso-wrap-distance-bottom:0;mso-position-horizontal:right;mso-position-horizontal-relative:margin;mso-position-vertical:absolute;mso-position-vertical-relative:text;mso-height-percent:0;mso-height-relative:margin;v-text-anchor:top" o:gfxdata="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" filled="f" stroked="f">
+              <v:rect w14:anchorId="5C50A9AD" id="文本框 11" o:spid="_x0000_s1041" style="position:absolute;left:0;text-align:left;margin-left:463.85pt;margin-top:703.55pt;width:515.05pt;height:86.15pt;z-index:15;visibility:visible;mso-wrap-style:square;mso-height-percent:0;mso-wrap-distance-left:0;mso-wrap-distance-top:0;mso-wrap-distance-right:0;mso-wrap-distance-bottom:0;mso-position-horizontal:right;mso-position-horizontal-relative:margin;mso-position-vertical:absolute;mso-position-vertical-relative:text;mso-height-percent:0;mso-height-relative:margin;v-text-anchor:top" o:gfxdata="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" filled="f" stroked="f">
                 <v:textbox>
                   <w:txbxContent>
                     <w:p>
@@ -618,7 +3594,7 @@
                             <w:pPr>
                               <w:spacing w:after="80" w:line="360" w:lineRule="exact"/>
                               <w:rPr>
-                                <w:rFonts w:ascii="微软雅黑" w:hAnsi="微软雅黑" w:cs="微软雅黑"/>
+                                <w:rFonts w:ascii="微软雅黑" w:hAnsi="微软雅黑" w:cs="微软雅黑" w:hint="eastAsia"/>
                                 <w:color w:val="262626"/>
                                 <w:szCs w:val="21"/>
                               </w:rPr>
@@ -759,25 +3735,7 @@
                                 <w:color w:val="262626"/>
                                 <w:szCs w:val="21"/>
                               </w:rPr>
-                              <w:t>技术</w:t>
-                            </w:r>
-                            <w:proofErr w:type="gramStart"/>
-                            <w:r>
-                              <w:rPr>
-                                <w:rFonts w:ascii="微软雅黑" w:hAnsi="微软雅黑" w:cs="微软雅黑" w:hint="eastAsia"/>
-                                <w:color w:val="262626"/>
-                                <w:szCs w:val="21"/>
-                              </w:rPr>
-                              <w:t>栈</w:t>
-                            </w:r>
-                            <w:proofErr w:type="gramEnd"/>
-                            <w:r>
-                              <w:rPr>
-                                <w:rFonts w:ascii="微软雅黑" w:hAnsi="微软雅黑" w:cs="微软雅黑" w:hint="eastAsia"/>
-                                <w:color w:val="262626"/>
-                                <w:szCs w:val="21"/>
-                              </w:rPr>
-                              <w:t>：Vue3+Vite+Axios+Pinia+Vue-Router+ElementPlus+MySQL+Django+Nginx</w:t>
+                              <w:t>技术栈：Vue3+Vite+Axios+Pinia+Vue-Router+ElementPlus+MySQL+Django+Nginx</w:t>
                             </w:r>
                           </w:p>
                           <w:p>
@@ -1054,14 +4012,14 @@
           </mc:Choice>
           <mc:Fallback>
             <w:pict>
-              <v:rect w14:anchorId="16B2F5BF" id="_x0000_s1027" style="position:absolute;left:0;text-align:left;margin-left:8.15pt;margin-top:542.05pt;width:525.5pt;height:159.15pt;z-index:251661312;visibility:visible;mso-wrap-style:square;mso-width-percent:0;mso-height-percent:0;mso-wrap-distance-left:0;mso-wrap-distance-top:0;mso-wrap-distance-right:0;mso-wrap-distance-bottom:0;mso-position-horizontal:absolute;mso-position-horizontal-relative:margin;mso-position-vertical:absolute;mso-position-vertical-relative:text;mso-width-percent:0;mso-height-percent:0;mso-width-relative:margin;mso-height-relative:margin;v-text-anchor:top" o:gfxdata="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" filled="f" stroked="f">
+              <v:rect w14:anchorId="16B2F5BF" id="_x0000_s1042" style="position:absolute;left:0;text-align:left;margin-left:8.15pt;margin-top:542.05pt;width:525.5pt;height:159.15pt;z-index:251661312;visibility:visible;mso-wrap-style:square;mso-width-percent:0;mso-height-percent:0;mso-wrap-distance-left:0;mso-wrap-distance-top:0;mso-wrap-distance-right:0;mso-wrap-distance-bottom:0;mso-position-horizontal:absolute;mso-position-horizontal-relative:margin;mso-position-vertical:absolute;mso-position-vertical-relative:text;mso-width-percent:0;mso-height-percent:0;mso-width-relative:margin;mso-height-relative:margin;v-text-anchor:top" o:gfxdata="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" filled="f" stroked="f">
                 <v:textbox>
                   <w:txbxContent>
                     <w:p>
                       <w:pPr>
                         <w:spacing w:after="80" w:line="360" w:lineRule="exact"/>
                         <w:rPr>
-                          <w:rFonts w:ascii="微软雅黑" w:hAnsi="微软雅黑" w:cs="微软雅黑"/>
+                          <w:rFonts w:ascii="微软雅黑" w:hAnsi="微软雅黑" w:cs="微软雅黑" w:hint="eastAsia"/>
                           <w:color w:val="262626"/>
                           <w:szCs w:val="21"/>
                         </w:rPr>
@@ -1202,25 +4160,7 @@
                           <w:color w:val="262626"/>
                           <w:szCs w:val="21"/>
                         </w:rPr>
-                        <w:t>技术</w:t>
-                      </w:r>
-                      <w:proofErr w:type="gramStart"/>
-                      <w:r>
-                        <w:rPr>
-                          <w:rFonts w:ascii="微软雅黑" w:hAnsi="微软雅黑" w:cs="微软雅黑" w:hint="eastAsia"/>
-                          <w:color w:val="262626"/>
-                          <w:szCs w:val="21"/>
-                        </w:rPr>
-                        <w:t>栈</w:t>
-                      </w:r>
-                      <w:proofErr w:type="gramEnd"/>
-                      <w:r>
-                        <w:rPr>
-                          <w:rFonts w:ascii="微软雅黑" w:hAnsi="微软雅黑" w:cs="微软雅黑" w:hint="eastAsia"/>
-                          <w:color w:val="262626"/>
-                          <w:szCs w:val="21"/>
-                        </w:rPr>
-                        <w:t>：Vue3+Vite+Axios+Pinia+Vue-Router+ElementPlus+MySQL+Django+Nginx</w:t>
+                        <w:t>技术栈：Vue3+Vite+Axios+Pinia+Vue-Router+ElementPlus+MySQL+Django+Nginx</w:t>
                       </w:r>
                     </w:p>
                     <w:p>
@@ -1490,7 +4430,7 @@
         <mc:AlternateContent>
           <mc:Choice Requires="wpg">
             <w:drawing>
-              <wp:anchor distT="0" distB="0" distL="0" distR="0" simplePos="0" relativeHeight="251659264" behindDoc="0" locked="0" layoutInCell="1" allowOverlap="1" wp14:anchorId="41F7C477" wp14:editId="468A29BD">
+              <wp:anchor distT="0" distB="0" distL="0" distR="0" simplePos="0" relativeHeight="251659264" behindDoc="0" locked="0" layoutInCell="1" allowOverlap="1" wp14:anchorId="41F7C477" wp14:editId="54A511B6">
                 <wp:simplePos x="0" y="0"/>
                 <wp:positionH relativeFrom="margin">
                   <wp:posOffset>-59690</wp:posOffset>
@@ -1677,17 +4617,13 @@
           </mc:Choice>
           <mc:Fallback>
             <w:pict>
-              <v:group w14:anchorId="41F7C477" id="组合 1" o:spid="_x0000_s1028" style="position:absolute;left:0;text-align:left;margin-left:-4.7pt;margin-top:522.8pt;width:525.7pt;height:35.8pt;z-index:251659264;mso-wrap-distance-left:0;mso-wrap-distance-right:0;mso-position-horizontal-relative:margin;mso-width-relative:margin;mso-height-relative:margin" coordorigin=",-257" coordsize="67022,4563" o:gfxdata="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">
-                <v:group id="组合 121636625" o:spid="_x0000_s1029" style="position:absolute;top:286;width:67022;height:3306" coordorigin=",-297" coordsize="67022,3306" o:gfxdata="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">
-                  <v:shapetype id="_x0000_t6" coordsize="21600,21600" o:spt="6" path="m,l,21600r21600,xe">
-                    <v:stroke joinstyle="miter"/>
-                    <v:path gradientshapeok="t" o:connecttype="custom" o:connectlocs="0,0;0,10800;0,21600;10800,21600;21600,21600;10800,10800" textboxrect="1800,12600,12600,19800"/>
-                  </v:shapetype>
-                  <v:shape id="直角三角形 248150330" o:spid="_x0000_s1030" type="#_x0000_t6" style="position:absolute;top:2244;width:1440;height:764;rotation:180;visibility:visible;mso-wrap-style:square;v-text-anchor:top" o:gfxdata="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" fillcolor="#143f6a" stroked="f"/>
-                  <v:line id="直接连接符 2012034089" o:spid="_x0000_s1031" style="position:absolute;visibility:visible;mso-wrap-style:square" from="539,2160" to="67022,2160" o:connectortype="straight" o:gfxdata="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" strokecolor="#5f73b2"/>
-                  <v:rect id="矩形 2039000986" o:spid="_x0000_s1032" style="position:absolute;top:-297;width:12103;height:2563;visibility:visible;mso-wrap-style:square;v-text-anchor:top" o:gfxdata="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" fillcolor="#5f73b2" stroked="f"/>
+              <v:group w14:anchorId="41F7C477" id="组合 1" o:spid="_x0000_s1043" style="position:absolute;left:0;text-align:left;margin-left:-4.7pt;margin-top:522.8pt;width:525.7pt;height:35.8pt;z-index:251659264;mso-wrap-distance-left:0;mso-wrap-distance-right:0;mso-position-horizontal-relative:margin;mso-width-relative:margin;mso-height-relative:margin" coordorigin=",-257" coordsize="67022,4563" o:gfxdata="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">
+                <v:group id="组合 121636625" o:spid="_x0000_s1044" style="position:absolute;top:286;width:67022;height:3306" coordorigin=",-297" coordsize="67022,3306" o:gfxdata="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">
+                  <v:shape id="直角三角形 248150330" o:spid="_x0000_s1045" type="#_x0000_t6" style="position:absolute;top:2244;width:1440;height:764;rotation:180;visibility:visible;mso-wrap-style:square;v-text-anchor:top" o:gfxdata="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" fillcolor="#143f6a" stroked="f"/>
+                  <v:line id="直接连接符 2012034089" o:spid="_x0000_s1046" style="position:absolute;visibility:visible;mso-wrap-style:square" from="539,2160" to="67022,2160" o:connectortype="straight" o:gfxdata="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" strokecolor="#5f73b2"/>
+                  <v:rect id="矩形 2039000986" o:spid="_x0000_s1047" style="position:absolute;top:-297;width:12103;height:2563;visibility:visible;mso-wrap-style:square;v-text-anchor:top" o:gfxdata="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" fillcolor="#5f73b2" stroked="f"/>
                 </v:group>
-                <v:rect id="矩形 1407035426" o:spid="_x0000_s1033" style="position:absolute;left:1303;top:-257;width:9208;height:4563;visibility:visible;mso-wrap-style:square;v-text-anchor:middle" o:gfxdata="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" filled="f" stroked="f">
+                <v:rect id="矩形 1407035426" o:spid="_x0000_s1048" style="position:absolute;left:1303;top:-257;width:9208;height:4563;visibility:visible;mso-wrap-style:square;v-text-anchor:middle" o:gfxdata="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" filled="f" stroked="f">
                   <v:textbox>
                     <w:txbxContent>
                       <w:p>
@@ -1723,2815 +4659,6 @@
                             <w:szCs w:val="24"/>
                           </w:rPr>
                           <w:t>验</w:t>
-                        </w:r>
-                      </w:p>
-                    </w:txbxContent>
-                  </v:textbox>
-                </v:rect>
-                <w10:wrap anchorx="margin"/>
-              </v:group>
-            </w:pict>
-          </mc:Fallback>
-        </mc:AlternateContent>
-      </w:r>
-      <w:r>
-        <w:rPr>
-          <w:noProof/>
-        </w:rPr>
-        <mc:AlternateContent>
-          <mc:Choice Requires="wps">
-            <w:drawing>
-              <wp:anchor distT="0" distB="0" distL="0" distR="0" simplePos="0" relativeHeight="12" behindDoc="0" locked="0" layoutInCell="1" allowOverlap="1" wp14:anchorId="0A4E2012" wp14:editId="74EBCDCA">
-                <wp:simplePos x="0" y="0"/>
-                <wp:positionH relativeFrom="margin">
-                  <wp:align>right</wp:align>
-                </wp:positionH>
-                <wp:positionV relativeFrom="paragraph">
-                  <wp:posOffset>4315973</wp:posOffset>
-                </wp:positionV>
-                <wp:extent cx="6541769" cy="2569580"/>
-                <wp:effectExtent l="0" t="0" r="0" b="0"/>
-                <wp:wrapNone/>
-                <wp:docPr id="1026" name="文本框 7"/>
-                <wp:cNvGraphicFramePr>
-                  <a:graphicFrameLocks xmlns:a="http://schemas.openxmlformats.org/drawingml/2006/main"/>
-                </wp:cNvGraphicFramePr>
-                <a:graphic xmlns:a="http://schemas.openxmlformats.org/drawingml/2006/main">
-                  <a:graphicData uri="http://schemas.microsoft.com/office/word/2010/wordprocessingShape">
-                    <wps:wsp>
-                      <wps:cNvSpPr>
-                        <a:spLocks/>
-                      </wps:cNvSpPr>
-                      <wps:spPr>
-                        <a:xfrm>
-                          <a:off x="0" y="0"/>
-                          <a:ext cx="6541769" cy="2569580"/>
-                        </a:xfrm>
-                        <a:prstGeom prst="rect">
-                          <a:avLst/>
-                        </a:prstGeom>
-                        <a:ln>
-                          <a:noFill/>
-                        </a:ln>
-                      </wps:spPr>
-                      <wps:txbx>
-                        <w:txbxContent>
-                          <w:p>
-                            <w:pPr>
-                              <w:pStyle w:val="1"/>
-                              <w:adjustRightInd w:val="0"/>
-                              <w:snapToGrid w:val="0"/>
-                              <w:spacing w:after="80" w:line="216" w:lineRule="auto"/>
-                              <w:ind w:firstLineChars="0" w:firstLine="0"/>
-                              <w:rPr>
-                                <w:rFonts w:ascii="微软雅黑" w:eastAsia="微软雅黑" w:hAnsi="微软雅黑" w:cs="微软雅黑" w:hint="eastAsia"/>
-                                <w:color w:val="262626"/>
-                                <w:szCs w:val="21"/>
-                              </w:rPr>
-                            </w:pPr>
-                            <w:r>
-                              <w:rPr>
-                                <w:rFonts w:ascii="微软雅黑" w:eastAsia="微软雅黑" w:hAnsi="微软雅黑" w:cs="微软雅黑" w:hint="eastAsia"/>
-                                <w:color w:val="262626"/>
-                                <w:szCs w:val="21"/>
-                              </w:rPr>
-                              <w:sym w:font="Wingdings 2" w:char="F097"/>
-                            </w:r>
-                            <w:r>
-                              <w:rPr>
-                                <w:rFonts w:ascii="微软雅黑" w:eastAsia="微软雅黑" w:hAnsi="微软雅黑" w:cs="微软雅黑" w:hint="eastAsia"/>
-                                <w:color w:val="262626"/>
-                                <w:szCs w:val="21"/>
-                              </w:rPr>
-                              <w:t xml:space="preserve"> </w:t>
-                            </w:r>
-                            <w:r>
-                              <w:rPr>
-                                <w:rFonts w:ascii="微软雅黑" w:eastAsia="微软雅黑" w:hAnsi="微软雅黑" w:cs="微软雅黑" w:hint="eastAsia"/>
-                                <w:color w:val="262626"/>
-                                <w:szCs w:val="21"/>
-                              </w:rPr>
-                              <w:t>取得大学英语六级证书，英语会话、阅读、写作优秀</w:t>
-                            </w:r>
-                            <w:r>
-                              <w:rPr>
-                                <w:rFonts w:ascii="微软雅黑" w:eastAsia="微软雅黑" w:hAnsi="微软雅黑" w:cs="微软雅黑"/>
-                                <w:color w:val="262626"/>
-                                <w:szCs w:val="21"/>
-                              </w:rPr>
-                              <w:t>。</w:t>
-                            </w:r>
-                          </w:p>
-                          <w:p>
-                            <w:pPr>
-                              <w:pStyle w:val="1"/>
-                              <w:adjustRightInd w:val="0"/>
-                              <w:snapToGrid w:val="0"/>
-                              <w:spacing w:after="80" w:line="216" w:lineRule="auto"/>
-                              <w:ind w:firstLineChars="0" w:firstLine="0"/>
-                              <w:rPr>
-                                <w:rFonts w:ascii="微软雅黑" w:eastAsia="微软雅黑" w:hAnsi="微软雅黑" w:cs="微软雅黑" w:hint="eastAsia"/>
-                                <w:color w:val="262626"/>
-                                <w:szCs w:val="21"/>
-                              </w:rPr>
-                            </w:pPr>
-                            <w:r>
-                              <w:rPr>
-                                <w:rFonts w:ascii="微软雅黑" w:eastAsia="微软雅黑" w:hAnsi="微软雅黑" w:cs="微软雅黑" w:hint="eastAsia"/>
-                                <w:color w:val="262626"/>
-                                <w:szCs w:val="21"/>
-                              </w:rPr>
-                              <w:sym w:font="Wingdings 2" w:char="F097"/>
-                            </w:r>
-                            <w:r>
-                              <w:rPr>
-                                <w:rFonts w:ascii="微软雅黑" w:eastAsia="微软雅黑" w:hAnsi="微软雅黑" w:cs="微软雅黑" w:hint="eastAsia"/>
-                                <w:color w:val="262626"/>
-                                <w:szCs w:val="21"/>
-                              </w:rPr>
-                              <w:t xml:space="preserve"> 熟悉</w:t>
-                            </w:r>
-                            <w:r>
-                              <w:rPr>
-                                <w:rFonts w:ascii="微软雅黑" w:eastAsia="微软雅黑" w:hAnsi="微软雅黑" w:cs="微软雅黑" w:hint="eastAsia"/>
-                                <w:color w:val="262626"/>
-                                <w:szCs w:val="21"/>
-                              </w:rPr>
-                              <w:t>HTML</w:t>
-                            </w:r>
-                            <w:r>
-                              <w:rPr>
-                                <w:rFonts w:ascii="微软雅黑" w:eastAsia="微软雅黑" w:hAnsi="微软雅黑" w:cs="微软雅黑" w:hint="eastAsia"/>
-                                <w:color w:val="262626"/>
-                                <w:szCs w:val="21"/>
-                              </w:rPr>
-                              <w:t>5</w:t>
-                            </w:r>
-                            <w:r>
-                              <w:rPr>
-                                <w:rFonts w:ascii="微软雅黑" w:eastAsia="微软雅黑" w:hAnsi="微软雅黑" w:cs="微软雅黑" w:hint="eastAsia"/>
-                                <w:color w:val="262626"/>
-                                <w:szCs w:val="21"/>
-                              </w:rPr>
-                              <w:t>和</w:t>
-                            </w:r>
-                            <w:r>
-                              <w:rPr>
-                                <w:rFonts w:ascii="微软雅黑" w:eastAsia="微软雅黑" w:hAnsi="微软雅黑" w:cs="微软雅黑" w:hint="eastAsia"/>
-                                <w:color w:val="262626"/>
-                                <w:szCs w:val="21"/>
-                              </w:rPr>
-                              <w:t>CSS</w:t>
-                            </w:r>
-                            <w:r>
-                              <w:rPr>
-                                <w:rFonts w:ascii="微软雅黑" w:eastAsia="微软雅黑" w:hAnsi="微软雅黑" w:cs="微软雅黑" w:hint="eastAsia"/>
-                                <w:color w:val="262626"/>
-                                <w:szCs w:val="21"/>
-                              </w:rPr>
-                              <w:t>3</w:t>
-                            </w:r>
-                            <w:r>
-                              <w:rPr>
-                                <w:rFonts w:ascii="微软雅黑" w:eastAsia="微软雅黑" w:hAnsi="微软雅黑" w:cs="微软雅黑" w:hint="eastAsia"/>
-                                <w:color w:val="262626"/>
-                                <w:szCs w:val="21"/>
-                              </w:rPr>
-                              <w:t>，</w:t>
-                            </w:r>
-                            <w:r>
-                              <w:rPr>
-                                <w:rFonts w:ascii="微软雅黑" w:eastAsia="微软雅黑" w:hAnsi="微软雅黑" w:cs="微软雅黑"/>
-                                <w:color w:val="262626"/>
-                                <w:szCs w:val="21"/>
-                              </w:rPr>
-                              <w:t>能够</w:t>
-                            </w:r>
-                            <w:r>
-                              <w:rPr>
-                                <w:rFonts w:ascii="微软雅黑" w:eastAsia="微软雅黑" w:hAnsi="微软雅黑" w:cs="微软雅黑" w:hint="eastAsia"/>
-                                <w:color w:val="262626"/>
-                                <w:szCs w:val="21"/>
-                              </w:rPr>
-                              <w:t>基于</w:t>
-                            </w:r>
-                            <w:r>
-                              <w:rPr>
-                                <w:rFonts w:ascii="微软雅黑" w:eastAsia="微软雅黑" w:hAnsi="微软雅黑" w:cs="微软雅黑" w:hint="eastAsia"/>
-                                <w:color w:val="262626"/>
-                                <w:szCs w:val="21"/>
-                              </w:rPr>
-                              <w:t>Flex、Grid</w:t>
-                            </w:r>
-                            <w:r>
-                              <w:rPr>
-                                <w:rFonts w:ascii="微软雅黑" w:eastAsia="微软雅黑" w:hAnsi="微软雅黑" w:cs="微软雅黑" w:hint="eastAsia"/>
-                                <w:color w:val="262626"/>
-                                <w:szCs w:val="21"/>
-                              </w:rPr>
-                              <w:t>实现页面布局</w:t>
-                            </w:r>
-                            <w:r>
-                              <w:rPr>
-                                <w:rFonts w:ascii="微软雅黑" w:eastAsia="微软雅黑" w:hAnsi="微软雅黑" w:cs="微软雅黑" w:hint="eastAsia"/>
-                                <w:color w:val="262626"/>
-                                <w:szCs w:val="21"/>
-                              </w:rPr>
-                              <w:t>与</w:t>
-                            </w:r>
-                            <w:r>
-                              <w:rPr>
-                                <w:rFonts w:ascii="微软雅黑" w:eastAsia="微软雅黑" w:hAnsi="微软雅黑" w:cs="微软雅黑" w:hint="eastAsia"/>
-                                <w:color w:val="262626"/>
-                                <w:szCs w:val="21"/>
-                              </w:rPr>
-                              <w:t>实现</w:t>
-                            </w:r>
-                            <w:r>
-                              <w:rPr>
-                                <w:rFonts w:ascii="微软雅黑" w:eastAsia="微软雅黑" w:hAnsi="微软雅黑" w:cs="微软雅黑" w:hint="eastAsia"/>
-                                <w:color w:val="262626"/>
-                                <w:szCs w:val="21"/>
-                              </w:rPr>
-                              <w:t>@media</w:t>
-                            </w:r>
-                            <w:r>
-                              <w:rPr>
-                                <w:rFonts w:ascii="微软雅黑" w:eastAsia="微软雅黑" w:hAnsi="微软雅黑" w:cs="微软雅黑"/>
-                                <w:color w:val="262626"/>
-                                <w:szCs w:val="21"/>
-                              </w:rPr>
-                              <w:t>响应式</w:t>
-                            </w:r>
-                            <w:r>
-                              <w:rPr>
-                                <w:rFonts w:ascii="微软雅黑" w:eastAsia="微软雅黑" w:hAnsi="微软雅黑" w:cs="微软雅黑" w:hint="eastAsia"/>
-                                <w:color w:val="262626"/>
-                                <w:szCs w:val="21"/>
-                              </w:rPr>
-                              <w:t>设计</w:t>
-                            </w:r>
-                            <w:r>
-                              <w:rPr>
-                                <w:rFonts w:ascii="微软雅黑" w:eastAsia="微软雅黑" w:hAnsi="微软雅黑" w:cs="微软雅黑"/>
-                                <w:color w:val="262626"/>
-                                <w:szCs w:val="21"/>
-                              </w:rPr>
-                              <w:t>，处理样式冲突</w:t>
-                            </w:r>
-                            <w:r>
-                              <w:rPr>
-                                <w:rFonts w:ascii="微软雅黑" w:eastAsia="微软雅黑" w:hAnsi="微软雅黑" w:cs="微软雅黑" w:hint="eastAsia"/>
-                                <w:color w:val="262626"/>
-                                <w:szCs w:val="21"/>
-                              </w:rPr>
-                              <w:t>；</w:t>
-                            </w:r>
-                          </w:p>
-                          <w:p>
-                            <w:pPr>
-                              <w:pStyle w:val="1"/>
-                              <w:adjustRightInd w:val="0"/>
-                              <w:snapToGrid w:val="0"/>
-                              <w:spacing w:after="80" w:line="216" w:lineRule="auto"/>
-                              <w:ind w:firstLineChars="0" w:firstLine="0"/>
-                              <w:rPr>
-                                <w:rFonts w:ascii="微软雅黑" w:eastAsia="微软雅黑" w:hAnsi="微软雅黑" w:cs="微软雅黑" w:hint="eastAsia"/>
-                                <w:color w:val="262626"/>
-                                <w:szCs w:val="21"/>
-                              </w:rPr>
-                            </w:pPr>
-                            <w:r>
-                              <w:rPr>
-                                <w:rFonts w:ascii="微软雅黑" w:eastAsia="微软雅黑" w:hAnsi="微软雅黑" w:cs="微软雅黑" w:hint="eastAsia"/>
-                                <w:color w:val="262626"/>
-                                <w:szCs w:val="21"/>
-                              </w:rPr>
-                              <w:sym w:font="Wingdings 2" w:char="F097"/>
-                            </w:r>
-                            <w:r>
-                              <w:rPr>
-                                <w:rFonts w:ascii="微软雅黑" w:eastAsia="微软雅黑" w:hAnsi="微软雅黑" w:cs="微软雅黑" w:hint="eastAsia"/>
-                                <w:color w:val="262626"/>
-                                <w:szCs w:val="21"/>
-                              </w:rPr>
-                              <w:t xml:space="preserve"> 熟练掌握 J</w:t>
-                            </w:r>
-                            <w:r>
-                              <w:rPr>
-                                <w:rFonts w:ascii="微软雅黑" w:eastAsia="微软雅黑" w:hAnsi="微软雅黑" w:cs="微软雅黑" w:hint="eastAsia"/>
-                                <w:color w:val="262626"/>
-                                <w:szCs w:val="21"/>
-                              </w:rPr>
-                              <w:t>S</w:t>
-                            </w:r>
-                            <w:r>
-                              <w:rPr>
-                                <w:rFonts w:ascii="微软雅黑" w:eastAsia="微软雅黑" w:hAnsi="微软雅黑" w:cs="微软雅黑" w:hint="eastAsia"/>
-                                <w:color w:val="262626"/>
-                                <w:szCs w:val="21"/>
-                              </w:rPr>
-                              <w:t xml:space="preserve"> 语法</w:t>
-                            </w:r>
-                            <w:r>
-                              <w:rPr>
-                                <w:rFonts w:ascii="微软雅黑" w:eastAsia="微软雅黑" w:hAnsi="微软雅黑" w:cs="微软雅黑" w:hint="eastAsia"/>
-                                <w:color w:val="262626"/>
-                                <w:szCs w:val="21"/>
-                              </w:rPr>
-                              <w:t>和ES6</w:t>
-                            </w:r>
-                            <w:r>
-                              <w:rPr>
-                                <w:rFonts w:ascii="微软雅黑" w:eastAsia="微软雅黑" w:hAnsi="微软雅黑" w:cs="微软雅黑" w:hint="eastAsia"/>
-                                <w:color w:val="262626"/>
-                                <w:szCs w:val="21"/>
-                              </w:rPr>
-                              <w:t>+</w:t>
-                            </w:r>
-                            <w:r>
-                              <w:rPr>
-                                <w:rFonts w:ascii="微软雅黑" w:eastAsia="微软雅黑" w:hAnsi="微软雅黑" w:cs="微软雅黑" w:hint="eastAsia"/>
-                                <w:color w:val="262626"/>
-                                <w:szCs w:val="21"/>
-                              </w:rPr>
-                              <w:t>特性</w:t>
-                            </w:r>
-                            <w:r>
-                              <w:rPr>
-                                <w:rFonts w:ascii="微软雅黑" w:eastAsia="微软雅黑" w:hAnsi="微软雅黑" w:cs="微软雅黑" w:hint="eastAsia"/>
-                                <w:color w:val="262626"/>
-                                <w:szCs w:val="21"/>
-                              </w:rPr>
-                              <w:t>，能够</w:t>
-                            </w:r>
-                            <w:r>
-                              <w:rPr>
-                                <w:rFonts w:ascii="微软雅黑" w:eastAsia="微软雅黑" w:hAnsi="微软雅黑" w:cs="微软雅黑" w:hint="eastAsia"/>
-                                <w:color w:val="262626"/>
-                                <w:szCs w:val="21"/>
-                              </w:rPr>
-                              <w:t>使用JS</w:t>
-                            </w:r>
-                            <w:r>
-                              <w:rPr>
-                                <w:rFonts w:ascii="微软雅黑" w:eastAsia="微软雅黑" w:hAnsi="微软雅黑" w:cs="微软雅黑" w:hint="eastAsia"/>
-                                <w:color w:val="262626"/>
-                                <w:szCs w:val="21"/>
-                              </w:rPr>
-                              <w:t>实现</w:t>
-                            </w:r>
-                            <w:r>
-                              <w:rPr>
-                                <w:rFonts w:ascii="微软雅黑" w:eastAsia="微软雅黑" w:hAnsi="微软雅黑" w:cs="微软雅黑" w:hint="eastAsia"/>
-                                <w:color w:val="262626"/>
-                                <w:szCs w:val="21"/>
-                              </w:rPr>
-                              <w:t>网页</w:t>
-                            </w:r>
-                            <w:r>
-                              <w:rPr>
-                                <w:rFonts w:ascii="微软雅黑" w:eastAsia="微软雅黑" w:hAnsi="微软雅黑" w:cs="微软雅黑" w:hint="eastAsia"/>
-                                <w:color w:val="262626"/>
-                                <w:szCs w:val="21"/>
-                              </w:rPr>
-                              <w:t>的交互功能</w:t>
-                            </w:r>
-                            <w:r>
-                              <w:rPr>
-                                <w:rFonts w:ascii="微软雅黑" w:eastAsia="微软雅黑" w:hAnsi="微软雅黑" w:cs="微软雅黑" w:hint="eastAsia"/>
-                                <w:color w:val="262626"/>
-                                <w:szCs w:val="21"/>
-                              </w:rPr>
-                              <w:t>，对Typescript有一定了解</w:t>
-                            </w:r>
-                            <w:r>
-                              <w:rPr>
-                                <w:rFonts w:ascii="微软雅黑" w:eastAsia="微软雅黑" w:hAnsi="微软雅黑" w:cs="微软雅黑" w:hint="eastAsia"/>
-                                <w:color w:val="262626"/>
-                                <w:szCs w:val="21"/>
-                              </w:rPr>
-                              <w:t>；</w:t>
-                            </w:r>
-                            <w:r>
-                              <w:rPr>
-                                <w:rFonts w:ascii="微软雅黑" w:eastAsia="微软雅黑" w:hAnsi="微软雅黑" w:cs="微软雅黑" w:hint="eastAsia"/>
-                                <w:color w:val="262626"/>
-                                <w:szCs w:val="21"/>
-                              </w:rPr>
-                              <w:t xml:space="preserve"> </w:t>
-                            </w:r>
-                          </w:p>
-                          <w:p>
-                            <w:pPr>
-                              <w:pStyle w:val="1"/>
-                              <w:adjustRightInd w:val="0"/>
-                              <w:snapToGrid w:val="0"/>
-                              <w:spacing w:after="80" w:line="216" w:lineRule="auto"/>
-                              <w:ind w:firstLineChars="0" w:firstLine="0"/>
-                              <w:rPr>
-                                <w:rFonts w:ascii="微软雅黑" w:eastAsia="微软雅黑" w:hAnsi="微软雅黑" w:cs="微软雅黑"/>
-                                <w:color w:val="262626"/>
-                                <w:szCs w:val="21"/>
-                              </w:rPr>
-                            </w:pPr>
-                            <w:r>
-                              <w:rPr>
-                                <w:rFonts w:ascii="微软雅黑" w:eastAsia="微软雅黑" w:hAnsi="微软雅黑" w:cs="微软雅黑" w:hint="eastAsia"/>
-                                <w:color w:val="262626"/>
-                                <w:szCs w:val="21"/>
-                              </w:rPr>
-                              <w:sym w:font="Wingdings 2" w:char="F097"/>
-                            </w:r>
-                            <w:r>
-                              <w:rPr>
-                                <w:rFonts w:ascii="微软雅黑" w:eastAsia="微软雅黑" w:hAnsi="微软雅黑" w:cs="微软雅黑" w:hint="eastAsia"/>
-                                <w:color w:val="262626"/>
-                                <w:szCs w:val="21"/>
-                              </w:rPr>
-                              <w:t xml:space="preserve"> </w:t>
-                            </w:r>
-                            <w:r>
-                              <w:rPr>
-                                <w:rFonts w:ascii="微软雅黑" w:eastAsia="微软雅黑" w:hAnsi="微软雅黑" w:cs="微软雅黑" w:hint="eastAsia"/>
-                                <w:color w:val="262626"/>
-                                <w:szCs w:val="21"/>
-                              </w:rPr>
-                              <w:t>熟练使用</w:t>
-                            </w:r>
-                            <w:r>
-                              <w:rPr>
-                                <w:rFonts w:ascii="微软雅黑" w:eastAsia="微软雅黑" w:hAnsi="微软雅黑" w:cs="微软雅黑" w:hint="eastAsia"/>
-                                <w:color w:val="262626"/>
-                                <w:szCs w:val="21"/>
-                              </w:rPr>
-                              <w:t>Vue3</w:t>
-                            </w:r>
-                            <w:r>
-                              <w:rPr>
-                                <w:rFonts w:ascii="微软雅黑" w:eastAsia="微软雅黑" w:hAnsi="微软雅黑" w:cs="微软雅黑" w:hint="eastAsia"/>
-                                <w:color w:val="262626"/>
-                                <w:szCs w:val="21"/>
-                              </w:rPr>
-                              <w:t>进行</w:t>
-                            </w:r>
-                            <w:r>
-                              <w:rPr>
-                                <w:rFonts w:ascii="微软雅黑" w:eastAsia="微软雅黑" w:hAnsi="微软雅黑" w:cs="微软雅黑" w:hint="eastAsia"/>
-                                <w:color w:val="262626"/>
-                                <w:szCs w:val="21"/>
-                              </w:rPr>
-                              <w:t>开发</w:t>
-                            </w:r>
-                            <w:r>
-                              <w:rPr>
-                                <w:rFonts w:ascii="微软雅黑" w:eastAsia="微软雅黑" w:hAnsi="微软雅黑" w:cs="微软雅黑" w:hint="eastAsia"/>
-                                <w:color w:val="262626"/>
-                                <w:szCs w:val="21"/>
-                              </w:rPr>
-                              <w:t>，</w:t>
-                            </w:r>
-                            <w:r>
-                              <w:rPr>
-                                <w:rFonts w:ascii="微软雅黑" w:eastAsia="微软雅黑" w:hAnsi="微软雅黑" w:cs="微软雅黑" w:hint="eastAsia"/>
-                                <w:color w:val="262626"/>
-                                <w:szCs w:val="21"/>
-                              </w:rPr>
-                              <w:t>掌握props / emit、provide / inject、</w:t>
-                            </w:r>
-                            <w:proofErr w:type="spellStart"/>
-                            <w:r>
-                              <w:rPr>
-                                <w:rFonts w:ascii="微软雅黑" w:eastAsia="微软雅黑" w:hAnsi="微软雅黑" w:cs="微软雅黑" w:hint="eastAsia"/>
-                                <w:color w:val="262626"/>
-                                <w:szCs w:val="21"/>
-                              </w:rPr>
-                              <w:t>Pinia</w:t>
-                            </w:r>
-                            <w:proofErr w:type="spellEnd"/>
-                            <w:r>
-                              <w:rPr>
-                                <w:rFonts w:ascii="微软雅黑" w:eastAsia="微软雅黑" w:hAnsi="微软雅黑" w:cs="微软雅黑" w:hint="eastAsia"/>
-                                <w:color w:val="262626"/>
-                                <w:szCs w:val="21"/>
-                              </w:rPr>
-                              <w:t>等</w:t>
-                            </w:r>
-                            <w:r>
-                              <w:rPr>
-                                <w:rFonts w:ascii="微软雅黑" w:eastAsia="微软雅黑" w:hAnsi="微软雅黑" w:cs="微软雅黑" w:hint="eastAsia"/>
-                                <w:color w:val="262626"/>
-                                <w:szCs w:val="21"/>
-                              </w:rPr>
-                              <w:t>常见的组件通信方式</w:t>
-                            </w:r>
-                            <w:r>
-                              <w:rPr>
-                                <w:rFonts w:ascii="微软雅黑" w:eastAsia="微软雅黑" w:hAnsi="微软雅黑" w:cs="微软雅黑" w:hint="eastAsia"/>
-                                <w:color w:val="262626"/>
-                                <w:szCs w:val="21"/>
-                              </w:rPr>
-                              <w:t>；</w:t>
-                            </w:r>
-                          </w:p>
-                          <w:p>
-                            <w:pPr>
-                              <w:pStyle w:val="1"/>
-                              <w:adjustRightInd w:val="0"/>
-                              <w:snapToGrid w:val="0"/>
-                              <w:spacing w:after="80" w:line="216" w:lineRule="auto"/>
-                              <w:ind w:firstLineChars="0" w:firstLine="0"/>
-                              <w:rPr>
-                                <w:rFonts w:ascii="微软雅黑" w:eastAsia="微软雅黑" w:hAnsi="微软雅黑" w:cs="微软雅黑" w:hint="eastAsia"/>
-                                <w:color w:val="262626"/>
-                                <w:szCs w:val="21"/>
-                              </w:rPr>
-                            </w:pPr>
-                            <w:r>
-                              <w:rPr>
-                                <w:rFonts w:ascii="微软雅黑" w:eastAsia="微软雅黑" w:hAnsi="微软雅黑" w:cs="微软雅黑" w:hint="eastAsia"/>
-                                <w:color w:val="262626"/>
-                                <w:szCs w:val="21"/>
-                              </w:rPr>
-                              <w:sym w:font="Wingdings 2" w:char="F097"/>
-                            </w:r>
-                            <w:r>
-                              <w:rPr>
-                                <w:rFonts w:ascii="微软雅黑" w:eastAsia="微软雅黑" w:hAnsi="微软雅黑" w:cs="微软雅黑" w:hint="eastAsia"/>
-                                <w:color w:val="262626"/>
-                                <w:szCs w:val="21"/>
-                              </w:rPr>
-                              <w:t xml:space="preserve"> </w:t>
-                            </w:r>
-                            <w:r>
-                              <w:rPr>
-                                <w:rFonts w:ascii="微软雅黑" w:eastAsia="微软雅黑" w:hAnsi="微软雅黑" w:cs="微软雅黑" w:hint="eastAsia"/>
-                                <w:color w:val="262626"/>
-                                <w:szCs w:val="21"/>
-                              </w:rPr>
-                              <w:t xml:space="preserve">熟悉 Element Plus 组件库与 Vue Router 路由管理，能够使用 </w:t>
-                            </w:r>
-                            <w:proofErr w:type="spellStart"/>
-                            <w:r>
-                              <w:rPr>
-                                <w:rFonts w:ascii="微软雅黑" w:eastAsia="微软雅黑" w:hAnsi="微软雅黑" w:cs="微软雅黑" w:hint="eastAsia"/>
-                                <w:color w:val="262626"/>
-                                <w:szCs w:val="21"/>
-                              </w:rPr>
-                              <w:t>ECharts</w:t>
-                            </w:r>
-                            <w:proofErr w:type="spellEnd"/>
-                            <w:r>
-                              <w:rPr>
-                                <w:rFonts w:ascii="微软雅黑" w:eastAsia="微软雅黑" w:hAnsi="微软雅黑" w:cs="微软雅黑" w:hint="eastAsia"/>
-                                <w:color w:val="262626"/>
-                                <w:szCs w:val="21"/>
-                              </w:rPr>
-                              <w:t xml:space="preserve"> 绘制常见数据可视化图表</w:t>
-                            </w:r>
-                            <w:r>
-                              <w:rPr>
-                                <w:rFonts w:ascii="微软雅黑" w:eastAsia="微软雅黑" w:hAnsi="微软雅黑" w:cs="微软雅黑" w:hint="eastAsia"/>
-                                <w:color w:val="262626"/>
-                                <w:szCs w:val="21"/>
-                              </w:rPr>
-                              <w:t>；</w:t>
-                            </w:r>
-                          </w:p>
-                          <w:p>
-                            <w:pPr>
-                              <w:pStyle w:val="1"/>
-                              <w:adjustRightInd w:val="0"/>
-                              <w:snapToGrid w:val="0"/>
-                              <w:spacing w:after="80" w:line="216" w:lineRule="auto"/>
-                              <w:ind w:firstLineChars="0" w:firstLine="0"/>
-                              <w:rPr>
-                                <w:rFonts w:ascii="微软雅黑" w:eastAsia="微软雅黑" w:hAnsi="微软雅黑" w:cs="微软雅黑" w:hint="eastAsia"/>
-                                <w:color w:val="262626"/>
-                                <w:szCs w:val="21"/>
-                              </w:rPr>
-                            </w:pPr>
-                            <w:r>
-                              <w:rPr>
-                                <w:rFonts w:ascii="微软雅黑" w:eastAsia="微软雅黑" w:hAnsi="微软雅黑" w:cs="微软雅黑" w:hint="eastAsia"/>
-                                <w:color w:val="262626"/>
-                                <w:szCs w:val="21"/>
-                              </w:rPr>
-                              <w:sym w:font="Wingdings 2" w:char="F097"/>
-                            </w:r>
-                            <w:r>
-                              <w:rPr>
-                                <w:rFonts w:ascii="微软雅黑" w:eastAsia="微软雅黑" w:hAnsi="微软雅黑" w:cs="微软雅黑" w:hint="eastAsia"/>
-                                <w:color w:val="262626"/>
-                                <w:szCs w:val="21"/>
-                              </w:rPr>
-                              <w:t xml:space="preserve"> </w:t>
-                            </w:r>
-                            <w:r>
-                              <w:rPr>
-                                <w:rFonts w:ascii="微软雅黑" w:eastAsia="微软雅黑" w:hAnsi="微软雅黑" w:cs="微软雅黑" w:hint="eastAsia"/>
-                                <w:color w:val="262626"/>
-                                <w:szCs w:val="21"/>
-                              </w:rPr>
-                              <w:t>掌握 Promise 与 async/await</w:t>
-                            </w:r>
-                            <w:r>
-                              <w:rPr>
-                                <w:rFonts w:ascii="微软雅黑" w:eastAsia="微软雅黑" w:hAnsi="微软雅黑" w:cs="微软雅黑" w:hint="eastAsia"/>
-                                <w:color w:val="262626"/>
-                                <w:szCs w:val="21"/>
-                              </w:rPr>
-                              <w:t>异步技术</w:t>
-                            </w:r>
-                            <w:r>
-                              <w:rPr>
-                                <w:rFonts w:ascii="微软雅黑" w:eastAsia="微软雅黑" w:hAnsi="微软雅黑" w:cs="微软雅黑" w:hint="eastAsia"/>
-                                <w:color w:val="262626"/>
-                                <w:szCs w:val="21"/>
-                              </w:rPr>
-                              <w:t>的使用</w:t>
-                            </w:r>
-                            <w:r>
-                              <w:rPr>
-                                <w:rFonts w:ascii="微软雅黑" w:eastAsia="微软雅黑" w:hAnsi="微软雅黑" w:cs="微软雅黑" w:hint="eastAsia"/>
-                                <w:color w:val="262626"/>
-                                <w:szCs w:val="21"/>
-                              </w:rPr>
-                              <w:t>，并能使用Axios</w:t>
-                            </w:r>
-                            <w:r>
-                              <w:rPr>
-                                <w:rFonts w:ascii="微软雅黑" w:eastAsia="微软雅黑" w:hAnsi="微软雅黑" w:cs="微软雅黑" w:hint="eastAsia"/>
-                                <w:color w:val="262626"/>
-                                <w:szCs w:val="21"/>
-                              </w:rPr>
-                              <w:t>、</w:t>
-                            </w:r>
-                            <w:r>
-                              <w:rPr>
-                                <w:rFonts w:ascii="微软雅黑" w:eastAsia="微软雅黑" w:hAnsi="微软雅黑" w:cs="微软雅黑" w:hint="eastAsia"/>
-                                <w:color w:val="262626"/>
-                                <w:szCs w:val="21"/>
-                              </w:rPr>
-                              <w:t>fetch完成前后端数据请求与异常处理</w:t>
-                            </w:r>
-                            <w:r>
-                              <w:rPr>
-                                <w:rFonts w:ascii="微软雅黑" w:eastAsia="微软雅黑" w:hAnsi="微软雅黑" w:cs="微软雅黑" w:hint="eastAsia"/>
-                                <w:color w:val="262626"/>
-                                <w:szCs w:val="21"/>
-                              </w:rPr>
-                              <w:t>；</w:t>
-                            </w:r>
-                          </w:p>
-                          <w:p>
-                            <w:pPr>
-                              <w:pStyle w:val="1"/>
-                              <w:adjustRightInd w:val="0"/>
-                              <w:snapToGrid w:val="0"/>
-                              <w:spacing w:after="80" w:line="216" w:lineRule="auto"/>
-                              <w:ind w:firstLineChars="0" w:firstLine="0"/>
-                              <w:rPr>
-                                <w:rFonts w:ascii="微软雅黑" w:eastAsia="微软雅黑" w:hAnsi="微软雅黑" w:cs="微软雅黑" w:hint="eastAsia"/>
-                                <w:color w:val="262626"/>
-                                <w:szCs w:val="21"/>
-                              </w:rPr>
-                            </w:pPr>
-                            <w:r>
-                              <w:rPr>
-                                <w:rFonts w:ascii="微软雅黑" w:eastAsia="微软雅黑" w:hAnsi="微软雅黑" w:cs="微软雅黑" w:hint="eastAsia"/>
-                                <w:color w:val="262626"/>
-                                <w:szCs w:val="21"/>
-                              </w:rPr>
-                              <w:sym w:font="Wingdings 2" w:char="F097"/>
-                            </w:r>
-                            <w:r>
-                              <w:rPr>
-                                <w:rFonts w:ascii="微软雅黑" w:eastAsia="微软雅黑" w:hAnsi="微软雅黑" w:cs="微软雅黑" w:hint="eastAsia"/>
-                                <w:color w:val="262626"/>
-                                <w:szCs w:val="21"/>
-                              </w:rPr>
-                              <w:t xml:space="preserve"> 熟练使用C/C++、Python语言；</w:t>
-                            </w:r>
-                            <w:r>
-                              <w:rPr>
-                                <w:rFonts w:ascii="微软雅黑" w:eastAsia="微软雅黑" w:hAnsi="微软雅黑" w:cs="微软雅黑"/>
-                                <w:color w:val="262626"/>
-                                <w:szCs w:val="21"/>
-                              </w:rPr>
-                              <w:t>能够使用 Django</w:t>
-                            </w:r>
-                            <w:r>
-                              <w:rPr>
-                                <w:rFonts w:ascii="微软雅黑" w:eastAsia="微软雅黑" w:hAnsi="微软雅黑" w:cs="微软雅黑" w:hint="eastAsia"/>
-                                <w:color w:val="262626"/>
-                                <w:szCs w:val="21"/>
-                              </w:rPr>
-                              <w:t>框架</w:t>
-                            </w:r>
-                            <w:r>
-                              <w:rPr>
-                                <w:rFonts w:ascii="微软雅黑" w:eastAsia="微软雅黑" w:hAnsi="微软雅黑" w:cs="微软雅黑"/>
-                                <w:color w:val="262626"/>
-                                <w:szCs w:val="21"/>
-                              </w:rPr>
-                              <w:t>编写后端 API，</w:t>
-                            </w:r>
-                            <w:r>
-                              <w:rPr>
-                                <w:rFonts w:ascii="微软雅黑" w:eastAsia="微软雅黑" w:hAnsi="微软雅黑" w:cs="微软雅黑" w:hint="eastAsia"/>
-                                <w:color w:val="262626"/>
-                                <w:szCs w:val="21"/>
-                              </w:rPr>
-                              <w:t>处理前端请求</w:t>
-                            </w:r>
-                            <w:r>
-                              <w:rPr>
-                                <w:rFonts w:ascii="微软雅黑" w:eastAsia="微软雅黑" w:hAnsi="微软雅黑" w:cs="微软雅黑" w:hint="eastAsia"/>
-                                <w:color w:val="262626"/>
-                                <w:szCs w:val="21"/>
-                              </w:rPr>
-                              <w:t>与</w:t>
-                            </w:r>
-                            <w:r>
-                              <w:rPr>
-                                <w:rFonts w:ascii="微软雅黑" w:eastAsia="微软雅黑" w:hAnsi="微软雅黑" w:cs="微软雅黑" w:hint="eastAsia"/>
-                                <w:color w:val="262626"/>
-                                <w:szCs w:val="21"/>
-                              </w:rPr>
-                              <w:t>实现数据交互</w:t>
-                            </w:r>
-                            <w:r>
-                              <w:rPr>
-                                <w:rFonts w:ascii="微软雅黑" w:eastAsia="微软雅黑" w:hAnsi="微软雅黑" w:cs="微软雅黑" w:hint="eastAsia"/>
-                                <w:color w:val="262626"/>
-                                <w:szCs w:val="21"/>
-                              </w:rPr>
-                              <w:t>；</w:t>
-                            </w:r>
-                          </w:p>
-                          <w:p>
-                            <w:pPr>
-                              <w:pStyle w:val="1"/>
-                              <w:adjustRightInd w:val="0"/>
-                              <w:snapToGrid w:val="0"/>
-                              <w:spacing w:after="80" w:line="216" w:lineRule="auto"/>
-                              <w:ind w:firstLineChars="0" w:firstLine="0"/>
-                              <w:rPr>
-                                <w:rFonts w:ascii="微软雅黑" w:eastAsia="微软雅黑" w:hAnsi="微软雅黑" w:cs="微软雅黑" w:hint="eastAsia"/>
-                                <w:color w:val="262626"/>
-                                <w:szCs w:val="21"/>
-                              </w:rPr>
-                            </w:pPr>
-                            <w:r>
-                              <w:rPr>
-                                <w:rFonts w:ascii="微软雅黑" w:eastAsia="微软雅黑" w:hAnsi="微软雅黑" w:cs="微软雅黑" w:hint="eastAsia"/>
-                                <w:color w:val="262626"/>
-                                <w:szCs w:val="21"/>
-                              </w:rPr>
-                              <w:sym w:font="Wingdings 2" w:char="F097"/>
-                            </w:r>
-                            <w:r>
-                              <w:rPr>
-                                <w:rFonts w:ascii="微软雅黑" w:eastAsia="微软雅黑" w:hAnsi="微软雅黑" w:cs="微软雅黑" w:hint="eastAsia"/>
-                                <w:color w:val="262626"/>
-                                <w:szCs w:val="21"/>
-                              </w:rPr>
-                              <w:t xml:space="preserve"> </w:t>
-                            </w:r>
-                            <w:r>
-                              <w:rPr>
-                                <w:rFonts w:ascii="微软雅黑" w:eastAsia="微软雅黑" w:hAnsi="微软雅黑" w:cs="微软雅黑" w:hint="eastAsia"/>
-                                <w:color w:val="262626"/>
-                                <w:szCs w:val="21"/>
-                              </w:rPr>
-                              <w:t>熟悉Vite构建工具</w:t>
-                            </w:r>
-                            <w:r>
-                              <w:rPr>
-                                <w:rFonts w:ascii="微软雅黑" w:eastAsia="微软雅黑" w:hAnsi="微软雅黑" w:cs="微软雅黑" w:hint="eastAsia"/>
-                                <w:color w:val="262626"/>
-                                <w:szCs w:val="21"/>
-                              </w:rPr>
-                              <w:t>，</w:t>
-                            </w:r>
-                            <w:r>
-                              <w:rPr>
-                                <w:rFonts w:ascii="微软雅黑" w:eastAsia="微软雅黑" w:hAnsi="微软雅黑" w:cs="微软雅黑"/>
-                                <w:color w:val="262626"/>
-                                <w:szCs w:val="21"/>
-                              </w:rPr>
-                              <w:t xml:space="preserve">能够使用 Vite 搭建 Vue </w:t>
-                            </w:r>
-                            <w:r>
-                              <w:rPr>
-                                <w:rFonts w:ascii="微软雅黑" w:eastAsia="微软雅黑" w:hAnsi="微软雅黑" w:cs="微软雅黑" w:hint="eastAsia"/>
-                                <w:color w:val="262626"/>
-                                <w:szCs w:val="21"/>
-                              </w:rPr>
-                              <w:t>3</w:t>
-                            </w:r>
-                            <w:r>
-                              <w:rPr>
-                                <w:rFonts w:ascii="微软雅黑" w:eastAsia="微软雅黑" w:hAnsi="微软雅黑" w:cs="微软雅黑"/>
-                                <w:color w:val="262626"/>
-                                <w:szCs w:val="21"/>
-                              </w:rPr>
-                              <w:t xml:space="preserve"> 项目，配置开发服务器、环境变量与路径别名</w:t>
-                            </w:r>
-                            <w:r>
-                              <w:rPr>
-                                <w:rFonts w:ascii="微软雅黑" w:eastAsia="微软雅黑" w:hAnsi="微软雅黑" w:cs="微软雅黑" w:hint="eastAsia"/>
-                                <w:color w:val="262626"/>
-                                <w:szCs w:val="21"/>
-                              </w:rPr>
-                              <w:t>等</w:t>
-                            </w:r>
-                            <w:r>
-                              <w:rPr>
-                                <w:rFonts w:ascii="微软雅黑" w:eastAsia="微软雅黑" w:hAnsi="微软雅黑" w:cs="微软雅黑" w:hint="eastAsia"/>
-                                <w:color w:val="262626"/>
-                                <w:szCs w:val="21"/>
-                              </w:rPr>
-                              <w:t>；</w:t>
-                            </w:r>
-                          </w:p>
-                          <w:p>
-                            <w:pPr>
-                              <w:pStyle w:val="1"/>
-                              <w:adjustRightInd w:val="0"/>
-                              <w:snapToGrid w:val="0"/>
-                              <w:spacing w:after="80" w:line="216" w:lineRule="auto"/>
-                              <w:ind w:firstLineChars="0" w:firstLine="0"/>
-                              <w:rPr>
-                                <w:rFonts w:ascii="微软雅黑" w:eastAsia="微软雅黑" w:hAnsi="微软雅黑" w:cs="微软雅黑" w:hint="eastAsia"/>
-                                <w:color w:val="262626"/>
-                                <w:szCs w:val="21"/>
-                              </w:rPr>
-                            </w:pPr>
-                            <w:r>
-                              <w:rPr>
-                                <w:rFonts w:ascii="微软雅黑" w:eastAsia="微软雅黑" w:hAnsi="微软雅黑" w:cs="微软雅黑" w:hint="eastAsia"/>
-                                <w:color w:val="262626"/>
-                                <w:szCs w:val="21"/>
-                              </w:rPr>
-                              <w:sym w:font="Wingdings 2" w:char="F097"/>
-                            </w:r>
-                            <w:r>
-                              <w:rPr>
-                                <w:rFonts w:ascii="微软雅黑" w:eastAsia="微软雅黑" w:hAnsi="微软雅黑" w:cs="微软雅黑" w:hint="eastAsia"/>
-                                <w:color w:val="262626"/>
-                                <w:szCs w:val="21"/>
-                              </w:rPr>
-                              <w:t xml:space="preserve"> </w:t>
-                            </w:r>
-                            <w:r>
-                              <w:rPr>
-                                <w:rFonts w:ascii="微软雅黑" w:eastAsia="微软雅黑" w:hAnsi="微软雅黑" w:cs="微软雅黑"/>
-                                <w:color w:val="262626"/>
-                                <w:szCs w:val="21"/>
-                              </w:rPr>
-                              <w:t xml:space="preserve">熟悉 </w:t>
-                            </w:r>
-                            <w:r>
-                              <w:rPr>
-                                <w:rFonts w:ascii="微软雅黑" w:eastAsia="微软雅黑" w:hAnsi="微软雅黑" w:cs="微软雅黑" w:hint="eastAsia"/>
-                                <w:color w:val="262626"/>
-                                <w:szCs w:val="21"/>
-                              </w:rPr>
-                              <w:t>g</w:t>
-                            </w:r>
-                            <w:r>
-                              <w:rPr>
-                                <w:rFonts w:ascii="微软雅黑" w:eastAsia="微软雅黑" w:hAnsi="微软雅黑" w:cs="微软雅黑"/>
-                                <w:color w:val="262626"/>
-                                <w:szCs w:val="21"/>
-                              </w:rPr>
-                              <w:t xml:space="preserve">it </w:t>
-                            </w:r>
-                            <w:r>
-                              <w:rPr>
-                                <w:rFonts w:ascii="微软雅黑" w:eastAsia="微软雅黑" w:hAnsi="微软雅黑" w:cs="微软雅黑" w:hint="eastAsia"/>
-                                <w:color w:val="262626"/>
-                                <w:szCs w:val="21"/>
-                              </w:rPr>
-                              <w:t>常用命令</w:t>
-                            </w:r>
-                            <w:r>
-                              <w:rPr>
-                                <w:rFonts w:ascii="微软雅黑" w:eastAsia="微软雅黑" w:hAnsi="微软雅黑" w:cs="微软雅黑" w:hint="eastAsia"/>
-                                <w:color w:val="262626"/>
-                                <w:szCs w:val="21"/>
-                              </w:rPr>
-                              <w:t>，</w:t>
-                            </w:r>
-                            <w:r>
-                              <w:rPr>
-                                <w:rFonts w:ascii="微软雅黑" w:eastAsia="微软雅黑" w:hAnsi="微软雅黑" w:cs="微软雅黑"/>
-                                <w:color w:val="262626"/>
-                                <w:szCs w:val="21"/>
-                              </w:rPr>
-                              <w:t xml:space="preserve">能够使用 </w:t>
-                            </w:r>
-                            <w:r>
-                              <w:rPr>
-                                <w:rFonts w:ascii="微软雅黑" w:eastAsia="微软雅黑" w:hAnsi="微软雅黑" w:cs="微软雅黑" w:hint="eastAsia"/>
-                                <w:color w:val="262626"/>
-                                <w:szCs w:val="21"/>
-                              </w:rPr>
-                              <w:t>g</w:t>
-                            </w:r>
-                            <w:r>
-                              <w:rPr>
-                                <w:rFonts w:ascii="微软雅黑" w:eastAsia="微软雅黑" w:hAnsi="微软雅黑" w:cs="微软雅黑"/>
-                                <w:color w:val="262626"/>
-                                <w:szCs w:val="21"/>
-                              </w:rPr>
-                              <w:t>it 进行日常代码管理与开发迭代</w:t>
-                            </w:r>
-                            <w:r>
-                              <w:rPr>
-                                <w:rFonts w:ascii="微软雅黑" w:eastAsia="微软雅黑" w:hAnsi="微软雅黑" w:cs="微软雅黑" w:hint="eastAsia"/>
-                                <w:color w:val="262626"/>
-                                <w:szCs w:val="21"/>
-                              </w:rPr>
-                              <w:t>。</w:t>
-                            </w:r>
-                          </w:p>
-                          <w:p>
-                            <w:pPr>
-                              <w:pStyle w:val="1"/>
-                              <w:adjustRightInd w:val="0"/>
-                              <w:snapToGrid w:val="0"/>
-                              <w:spacing w:after="80" w:line="216" w:lineRule="auto"/>
-                              <w:ind w:firstLineChars="0" w:firstLine="0"/>
-                              <w:rPr>
-                                <w:rFonts w:ascii="微软雅黑" w:eastAsia="微软雅黑" w:hAnsi="微软雅黑" w:cs="微软雅黑" w:hint="eastAsia"/>
-                                <w:color w:val="262626"/>
-                                <w:szCs w:val="21"/>
-                              </w:rPr>
-                            </w:pPr>
-                          </w:p>
-                          <w:p>
-                            <w:pPr>
-                              <w:pStyle w:val="1"/>
-                              <w:adjustRightInd w:val="0"/>
-                              <w:snapToGrid w:val="0"/>
-                              <w:spacing w:after="80" w:line="216" w:lineRule="auto"/>
-                              <w:ind w:firstLineChars="0" w:firstLine="0"/>
-                              <w:rPr>
-                                <w:rFonts w:ascii="微软雅黑" w:eastAsia="微软雅黑" w:hAnsi="微软雅黑" w:cs="微软雅黑" w:hint="eastAsia"/>
-                                <w:color w:val="262626"/>
-                                <w:szCs w:val="21"/>
-                              </w:rPr>
-                            </w:pPr>
-                          </w:p>
-                          <w:p>
-                            <w:pPr>
-                              <w:pStyle w:val="1"/>
-                              <w:adjustRightInd w:val="0"/>
-                              <w:snapToGrid w:val="0"/>
-                              <w:spacing w:after="80" w:line="216" w:lineRule="auto"/>
-                              <w:ind w:firstLineChars="0" w:firstLine="0"/>
-                              <w:rPr>
-                                <w:rFonts w:ascii="微软雅黑" w:eastAsia="微软雅黑" w:hAnsi="微软雅黑" w:cs="微软雅黑" w:hint="eastAsia"/>
-                                <w:color w:val="262626"/>
-                                <w:szCs w:val="21"/>
-                              </w:rPr>
-                            </w:pPr>
-                          </w:p>
-                          <w:p>
-                            <w:pPr>
-                              <w:adjustRightInd w:val="0"/>
-                              <w:snapToGrid w:val="0"/>
-                              <w:spacing w:after="80" w:line="216" w:lineRule="auto"/>
-                              <w:rPr>
-                                <w:rFonts w:ascii="宋体" w:eastAsia="宋体" w:hAnsi="宋体" w:hint="eastAsia"/>
-                                <w:color w:val="262626"/>
-                                <w:szCs w:val="21"/>
-                              </w:rPr>
-                            </w:pPr>
-                          </w:p>
-                          <w:p>
-                            <w:pPr>
-                              <w:spacing w:after="80" w:line="216" w:lineRule="auto"/>
-                              <w:rPr>
-                                <w:rFonts w:ascii="宋体" w:eastAsia="宋体" w:hAnsi="宋体" w:hint="eastAsia"/>
-                              </w:rPr>
-                            </w:pPr>
-                          </w:p>
-                        </w:txbxContent>
-                      </wps:txbx>
-                      <wps:bodyPr vert="horz" wrap="square" lIns="91440" tIns="45720" rIns="91440" bIns="45720" anchor="t">
-                        <a:prstTxWarp prst="textNoShape">
-                          <a:avLst/>
-                        </a:prstTxWarp>
-                        <a:noAutofit/>
-                      </wps:bodyPr>
-                    </wps:wsp>
-                  </a:graphicData>
-                </a:graphic>
-                <wp14:sizeRelV relativeFrom="margin">
-                  <wp14:pctHeight>0</wp14:pctHeight>
-                </wp14:sizeRelV>
-              </wp:anchor>
-            </w:drawing>
-          </mc:Choice>
-          <mc:Fallback>
-            <w:pict>
-              <v:rect w14:anchorId="0A4E2012" id="文本框 7" o:spid="_x0000_s1034" style="position:absolute;left:0;text-align:left;margin-left:463.9pt;margin-top:339.85pt;width:515.1pt;height:202.35pt;z-index:12;visibility:visible;mso-wrap-style:square;mso-height-percent:0;mso-wrap-distance-left:0;mso-wrap-distance-top:0;mso-wrap-distance-right:0;mso-wrap-distance-bottom:0;mso-position-horizontal:right;mso-position-horizontal-relative:margin;mso-position-vertical:absolute;mso-position-vertical-relative:text;mso-height-percent:0;mso-height-relative:margin;v-text-anchor:top" o:gfxdata="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" filled="f" stroked="f">
-                <v:textbox>
-                  <w:txbxContent>
-                    <w:p>
-                      <w:pPr>
-                        <w:pStyle w:val="1"/>
-                        <w:adjustRightInd w:val="0"/>
-                        <w:snapToGrid w:val="0"/>
-                        <w:spacing w:after="80" w:line="216" w:lineRule="auto"/>
-                        <w:ind w:firstLineChars="0" w:firstLine="0"/>
-                        <w:rPr>
-                          <w:rFonts w:ascii="微软雅黑" w:eastAsia="微软雅黑" w:hAnsi="微软雅黑" w:cs="微软雅黑" w:hint="eastAsia"/>
-                          <w:color w:val="262626"/>
-                          <w:szCs w:val="21"/>
-                        </w:rPr>
-                      </w:pPr>
-                      <w:r>
-                        <w:rPr>
-                          <w:rFonts w:ascii="微软雅黑" w:eastAsia="微软雅黑" w:hAnsi="微软雅黑" w:cs="微软雅黑" w:hint="eastAsia"/>
-                          <w:color w:val="262626"/>
-                          <w:szCs w:val="21"/>
-                        </w:rPr>
-                        <w:sym w:font="Wingdings 2" w:char="F097"/>
-                      </w:r>
-                      <w:r>
-                        <w:rPr>
-                          <w:rFonts w:ascii="微软雅黑" w:eastAsia="微软雅黑" w:hAnsi="微软雅黑" w:cs="微软雅黑" w:hint="eastAsia"/>
-                          <w:color w:val="262626"/>
-                          <w:szCs w:val="21"/>
-                        </w:rPr>
-                        <w:t xml:space="preserve"> </w:t>
-                      </w:r>
-                      <w:r>
-                        <w:rPr>
-                          <w:rFonts w:ascii="微软雅黑" w:eastAsia="微软雅黑" w:hAnsi="微软雅黑" w:cs="微软雅黑" w:hint="eastAsia"/>
-                          <w:color w:val="262626"/>
-                          <w:szCs w:val="21"/>
-                        </w:rPr>
-                        <w:t>取得大学英语六级证书，英语会话、阅读、写作优秀</w:t>
-                      </w:r>
-                      <w:r>
-                        <w:rPr>
-                          <w:rFonts w:ascii="微软雅黑" w:eastAsia="微软雅黑" w:hAnsi="微软雅黑" w:cs="微软雅黑"/>
-                          <w:color w:val="262626"/>
-                          <w:szCs w:val="21"/>
-                        </w:rPr>
-                        <w:t>。</w:t>
-                      </w:r>
-                    </w:p>
-                    <w:p>
-                      <w:pPr>
-                        <w:pStyle w:val="1"/>
-                        <w:adjustRightInd w:val="0"/>
-                        <w:snapToGrid w:val="0"/>
-                        <w:spacing w:after="80" w:line="216" w:lineRule="auto"/>
-                        <w:ind w:firstLineChars="0" w:firstLine="0"/>
-                        <w:rPr>
-                          <w:rFonts w:ascii="微软雅黑" w:eastAsia="微软雅黑" w:hAnsi="微软雅黑" w:cs="微软雅黑" w:hint="eastAsia"/>
-                          <w:color w:val="262626"/>
-                          <w:szCs w:val="21"/>
-                        </w:rPr>
-                      </w:pPr>
-                      <w:r>
-                        <w:rPr>
-                          <w:rFonts w:ascii="微软雅黑" w:eastAsia="微软雅黑" w:hAnsi="微软雅黑" w:cs="微软雅黑" w:hint="eastAsia"/>
-                          <w:color w:val="262626"/>
-                          <w:szCs w:val="21"/>
-                        </w:rPr>
-                        <w:sym w:font="Wingdings 2" w:char="F097"/>
-                      </w:r>
-                      <w:r>
-                        <w:rPr>
-                          <w:rFonts w:ascii="微软雅黑" w:eastAsia="微软雅黑" w:hAnsi="微软雅黑" w:cs="微软雅黑" w:hint="eastAsia"/>
-                          <w:color w:val="262626"/>
-                          <w:szCs w:val="21"/>
-                        </w:rPr>
-                        <w:t xml:space="preserve"> 熟悉</w:t>
-                      </w:r>
-                      <w:r>
-                        <w:rPr>
-                          <w:rFonts w:ascii="微软雅黑" w:eastAsia="微软雅黑" w:hAnsi="微软雅黑" w:cs="微软雅黑" w:hint="eastAsia"/>
-                          <w:color w:val="262626"/>
-                          <w:szCs w:val="21"/>
-                        </w:rPr>
-                        <w:t>HTML</w:t>
-                      </w:r>
-                      <w:r>
-                        <w:rPr>
-                          <w:rFonts w:ascii="微软雅黑" w:eastAsia="微软雅黑" w:hAnsi="微软雅黑" w:cs="微软雅黑" w:hint="eastAsia"/>
-                          <w:color w:val="262626"/>
-                          <w:szCs w:val="21"/>
-                        </w:rPr>
-                        <w:t>5</w:t>
-                      </w:r>
-                      <w:r>
-                        <w:rPr>
-                          <w:rFonts w:ascii="微软雅黑" w:eastAsia="微软雅黑" w:hAnsi="微软雅黑" w:cs="微软雅黑" w:hint="eastAsia"/>
-                          <w:color w:val="262626"/>
-                          <w:szCs w:val="21"/>
-                        </w:rPr>
-                        <w:t>和</w:t>
-                      </w:r>
-                      <w:r>
-                        <w:rPr>
-                          <w:rFonts w:ascii="微软雅黑" w:eastAsia="微软雅黑" w:hAnsi="微软雅黑" w:cs="微软雅黑" w:hint="eastAsia"/>
-                          <w:color w:val="262626"/>
-                          <w:szCs w:val="21"/>
-                        </w:rPr>
-                        <w:t>CSS</w:t>
-                      </w:r>
-                      <w:r>
-                        <w:rPr>
-                          <w:rFonts w:ascii="微软雅黑" w:eastAsia="微软雅黑" w:hAnsi="微软雅黑" w:cs="微软雅黑" w:hint="eastAsia"/>
-                          <w:color w:val="262626"/>
-                          <w:szCs w:val="21"/>
-                        </w:rPr>
-                        <w:t>3</w:t>
-                      </w:r>
-                      <w:r>
-                        <w:rPr>
-                          <w:rFonts w:ascii="微软雅黑" w:eastAsia="微软雅黑" w:hAnsi="微软雅黑" w:cs="微软雅黑" w:hint="eastAsia"/>
-                          <w:color w:val="262626"/>
-                          <w:szCs w:val="21"/>
-                        </w:rPr>
-                        <w:t>，</w:t>
-                      </w:r>
-                      <w:r>
-                        <w:rPr>
-                          <w:rFonts w:ascii="微软雅黑" w:eastAsia="微软雅黑" w:hAnsi="微软雅黑" w:cs="微软雅黑"/>
-                          <w:color w:val="262626"/>
-                          <w:szCs w:val="21"/>
-                        </w:rPr>
-                        <w:t>能够</w:t>
-                      </w:r>
-                      <w:r>
-                        <w:rPr>
-                          <w:rFonts w:ascii="微软雅黑" w:eastAsia="微软雅黑" w:hAnsi="微软雅黑" w:cs="微软雅黑" w:hint="eastAsia"/>
-                          <w:color w:val="262626"/>
-                          <w:szCs w:val="21"/>
-                        </w:rPr>
-                        <w:t>基于</w:t>
-                      </w:r>
-                      <w:r>
-                        <w:rPr>
-                          <w:rFonts w:ascii="微软雅黑" w:eastAsia="微软雅黑" w:hAnsi="微软雅黑" w:cs="微软雅黑" w:hint="eastAsia"/>
-                          <w:color w:val="262626"/>
-                          <w:szCs w:val="21"/>
-                        </w:rPr>
-                        <w:t>Flex、Grid</w:t>
-                      </w:r>
-                      <w:r>
-                        <w:rPr>
-                          <w:rFonts w:ascii="微软雅黑" w:eastAsia="微软雅黑" w:hAnsi="微软雅黑" w:cs="微软雅黑" w:hint="eastAsia"/>
-                          <w:color w:val="262626"/>
-                          <w:szCs w:val="21"/>
-                        </w:rPr>
-                        <w:t>实现页面布局</w:t>
-                      </w:r>
-                      <w:r>
-                        <w:rPr>
-                          <w:rFonts w:ascii="微软雅黑" w:eastAsia="微软雅黑" w:hAnsi="微软雅黑" w:cs="微软雅黑" w:hint="eastAsia"/>
-                          <w:color w:val="262626"/>
-                          <w:szCs w:val="21"/>
-                        </w:rPr>
-                        <w:t>与</w:t>
-                      </w:r>
-                      <w:r>
-                        <w:rPr>
-                          <w:rFonts w:ascii="微软雅黑" w:eastAsia="微软雅黑" w:hAnsi="微软雅黑" w:cs="微软雅黑" w:hint="eastAsia"/>
-                          <w:color w:val="262626"/>
-                          <w:szCs w:val="21"/>
-                        </w:rPr>
-                        <w:t>实现</w:t>
-                      </w:r>
-                      <w:r>
-                        <w:rPr>
-                          <w:rFonts w:ascii="微软雅黑" w:eastAsia="微软雅黑" w:hAnsi="微软雅黑" w:cs="微软雅黑" w:hint="eastAsia"/>
-                          <w:color w:val="262626"/>
-                          <w:szCs w:val="21"/>
-                        </w:rPr>
-                        <w:t>@media</w:t>
-                      </w:r>
-                      <w:r>
-                        <w:rPr>
-                          <w:rFonts w:ascii="微软雅黑" w:eastAsia="微软雅黑" w:hAnsi="微软雅黑" w:cs="微软雅黑"/>
-                          <w:color w:val="262626"/>
-                          <w:szCs w:val="21"/>
-                        </w:rPr>
-                        <w:t>响应式</w:t>
-                      </w:r>
-                      <w:r>
-                        <w:rPr>
-                          <w:rFonts w:ascii="微软雅黑" w:eastAsia="微软雅黑" w:hAnsi="微软雅黑" w:cs="微软雅黑" w:hint="eastAsia"/>
-                          <w:color w:val="262626"/>
-                          <w:szCs w:val="21"/>
-                        </w:rPr>
-                        <w:t>设计</w:t>
-                      </w:r>
-                      <w:r>
-                        <w:rPr>
-                          <w:rFonts w:ascii="微软雅黑" w:eastAsia="微软雅黑" w:hAnsi="微软雅黑" w:cs="微软雅黑"/>
-                          <w:color w:val="262626"/>
-                          <w:szCs w:val="21"/>
-                        </w:rPr>
-                        <w:t>，处理样式冲突</w:t>
-                      </w:r>
-                      <w:r>
-                        <w:rPr>
-                          <w:rFonts w:ascii="微软雅黑" w:eastAsia="微软雅黑" w:hAnsi="微软雅黑" w:cs="微软雅黑" w:hint="eastAsia"/>
-                          <w:color w:val="262626"/>
-                          <w:szCs w:val="21"/>
-                        </w:rPr>
-                        <w:t>；</w:t>
-                      </w:r>
-                    </w:p>
-                    <w:p>
-                      <w:pPr>
-                        <w:pStyle w:val="1"/>
-                        <w:adjustRightInd w:val="0"/>
-                        <w:snapToGrid w:val="0"/>
-                        <w:spacing w:after="80" w:line="216" w:lineRule="auto"/>
-                        <w:ind w:firstLineChars="0" w:firstLine="0"/>
-                        <w:rPr>
-                          <w:rFonts w:ascii="微软雅黑" w:eastAsia="微软雅黑" w:hAnsi="微软雅黑" w:cs="微软雅黑" w:hint="eastAsia"/>
-                          <w:color w:val="262626"/>
-                          <w:szCs w:val="21"/>
-                        </w:rPr>
-                      </w:pPr>
-                      <w:r>
-                        <w:rPr>
-                          <w:rFonts w:ascii="微软雅黑" w:eastAsia="微软雅黑" w:hAnsi="微软雅黑" w:cs="微软雅黑" w:hint="eastAsia"/>
-                          <w:color w:val="262626"/>
-                          <w:szCs w:val="21"/>
-                        </w:rPr>
-                        <w:sym w:font="Wingdings 2" w:char="F097"/>
-                      </w:r>
-                      <w:r>
-                        <w:rPr>
-                          <w:rFonts w:ascii="微软雅黑" w:eastAsia="微软雅黑" w:hAnsi="微软雅黑" w:cs="微软雅黑" w:hint="eastAsia"/>
-                          <w:color w:val="262626"/>
-                          <w:szCs w:val="21"/>
-                        </w:rPr>
-                        <w:t xml:space="preserve"> 熟练掌握 J</w:t>
-                      </w:r>
-                      <w:r>
-                        <w:rPr>
-                          <w:rFonts w:ascii="微软雅黑" w:eastAsia="微软雅黑" w:hAnsi="微软雅黑" w:cs="微软雅黑" w:hint="eastAsia"/>
-                          <w:color w:val="262626"/>
-                          <w:szCs w:val="21"/>
-                        </w:rPr>
-                        <w:t>S</w:t>
-                      </w:r>
-                      <w:r>
-                        <w:rPr>
-                          <w:rFonts w:ascii="微软雅黑" w:eastAsia="微软雅黑" w:hAnsi="微软雅黑" w:cs="微软雅黑" w:hint="eastAsia"/>
-                          <w:color w:val="262626"/>
-                          <w:szCs w:val="21"/>
-                        </w:rPr>
-                        <w:t xml:space="preserve"> 语法</w:t>
-                      </w:r>
-                      <w:r>
-                        <w:rPr>
-                          <w:rFonts w:ascii="微软雅黑" w:eastAsia="微软雅黑" w:hAnsi="微软雅黑" w:cs="微软雅黑" w:hint="eastAsia"/>
-                          <w:color w:val="262626"/>
-                          <w:szCs w:val="21"/>
-                        </w:rPr>
-                        <w:t>和ES6</w:t>
-                      </w:r>
-                      <w:r>
-                        <w:rPr>
-                          <w:rFonts w:ascii="微软雅黑" w:eastAsia="微软雅黑" w:hAnsi="微软雅黑" w:cs="微软雅黑" w:hint="eastAsia"/>
-                          <w:color w:val="262626"/>
-                          <w:szCs w:val="21"/>
-                        </w:rPr>
-                        <w:t>+</w:t>
-                      </w:r>
-                      <w:r>
-                        <w:rPr>
-                          <w:rFonts w:ascii="微软雅黑" w:eastAsia="微软雅黑" w:hAnsi="微软雅黑" w:cs="微软雅黑" w:hint="eastAsia"/>
-                          <w:color w:val="262626"/>
-                          <w:szCs w:val="21"/>
-                        </w:rPr>
-                        <w:t>特性</w:t>
-                      </w:r>
-                      <w:r>
-                        <w:rPr>
-                          <w:rFonts w:ascii="微软雅黑" w:eastAsia="微软雅黑" w:hAnsi="微软雅黑" w:cs="微软雅黑" w:hint="eastAsia"/>
-                          <w:color w:val="262626"/>
-                          <w:szCs w:val="21"/>
-                        </w:rPr>
-                        <w:t>，能够</w:t>
-                      </w:r>
-                      <w:r>
-                        <w:rPr>
-                          <w:rFonts w:ascii="微软雅黑" w:eastAsia="微软雅黑" w:hAnsi="微软雅黑" w:cs="微软雅黑" w:hint="eastAsia"/>
-                          <w:color w:val="262626"/>
-                          <w:szCs w:val="21"/>
-                        </w:rPr>
-                        <w:t>使用JS</w:t>
-                      </w:r>
-                      <w:r>
-                        <w:rPr>
-                          <w:rFonts w:ascii="微软雅黑" w:eastAsia="微软雅黑" w:hAnsi="微软雅黑" w:cs="微软雅黑" w:hint="eastAsia"/>
-                          <w:color w:val="262626"/>
-                          <w:szCs w:val="21"/>
-                        </w:rPr>
-                        <w:t>实现</w:t>
-                      </w:r>
-                      <w:r>
-                        <w:rPr>
-                          <w:rFonts w:ascii="微软雅黑" w:eastAsia="微软雅黑" w:hAnsi="微软雅黑" w:cs="微软雅黑" w:hint="eastAsia"/>
-                          <w:color w:val="262626"/>
-                          <w:szCs w:val="21"/>
-                        </w:rPr>
-                        <w:t>网页</w:t>
-                      </w:r>
-                      <w:r>
-                        <w:rPr>
-                          <w:rFonts w:ascii="微软雅黑" w:eastAsia="微软雅黑" w:hAnsi="微软雅黑" w:cs="微软雅黑" w:hint="eastAsia"/>
-                          <w:color w:val="262626"/>
-                          <w:szCs w:val="21"/>
-                        </w:rPr>
-                        <w:t>的交互功能</w:t>
-                      </w:r>
-                      <w:r>
-                        <w:rPr>
-                          <w:rFonts w:ascii="微软雅黑" w:eastAsia="微软雅黑" w:hAnsi="微软雅黑" w:cs="微软雅黑" w:hint="eastAsia"/>
-                          <w:color w:val="262626"/>
-                          <w:szCs w:val="21"/>
-                        </w:rPr>
-                        <w:t>，对Typescript有一定了解</w:t>
-                      </w:r>
-                      <w:r>
-                        <w:rPr>
-                          <w:rFonts w:ascii="微软雅黑" w:eastAsia="微软雅黑" w:hAnsi="微软雅黑" w:cs="微软雅黑" w:hint="eastAsia"/>
-                          <w:color w:val="262626"/>
-                          <w:szCs w:val="21"/>
-                        </w:rPr>
-                        <w:t>；</w:t>
-                      </w:r>
-                      <w:r>
-                        <w:rPr>
-                          <w:rFonts w:ascii="微软雅黑" w:eastAsia="微软雅黑" w:hAnsi="微软雅黑" w:cs="微软雅黑" w:hint="eastAsia"/>
-                          <w:color w:val="262626"/>
-                          <w:szCs w:val="21"/>
-                        </w:rPr>
-                        <w:t xml:space="preserve"> </w:t>
-                      </w:r>
-                    </w:p>
-                    <w:p>
-                      <w:pPr>
-                        <w:pStyle w:val="1"/>
-                        <w:adjustRightInd w:val="0"/>
-                        <w:snapToGrid w:val="0"/>
-                        <w:spacing w:after="80" w:line="216" w:lineRule="auto"/>
-                        <w:ind w:firstLineChars="0" w:firstLine="0"/>
-                        <w:rPr>
-                          <w:rFonts w:ascii="微软雅黑" w:eastAsia="微软雅黑" w:hAnsi="微软雅黑" w:cs="微软雅黑"/>
-                          <w:color w:val="262626"/>
-                          <w:szCs w:val="21"/>
-                        </w:rPr>
-                      </w:pPr>
-                      <w:r>
-                        <w:rPr>
-                          <w:rFonts w:ascii="微软雅黑" w:eastAsia="微软雅黑" w:hAnsi="微软雅黑" w:cs="微软雅黑" w:hint="eastAsia"/>
-                          <w:color w:val="262626"/>
-                          <w:szCs w:val="21"/>
-                        </w:rPr>
-                        <w:sym w:font="Wingdings 2" w:char="F097"/>
-                      </w:r>
-                      <w:r>
-                        <w:rPr>
-                          <w:rFonts w:ascii="微软雅黑" w:eastAsia="微软雅黑" w:hAnsi="微软雅黑" w:cs="微软雅黑" w:hint="eastAsia"/>
-                          <w:color w:val="262626"/>
-                          <w:szCs w:val="21"/>
-                        </w:rPr>
-                        <w:t xml:space="preserve"> </w:t>
-                      </w:r>
-                      <w:r>
-                        <w:rPr>
-                          <w:rFonts w:ascii="微软雅黑" w:eastAsia="微软雅黑" w:hAnsi="微软雅黑" w:cs="微软雅黑" w:hint="eastAsia"/>
-                          <w:color w:val="262626"/>
-                          <w:szCs w:val="21"/>
-                        </w:rPr>
-                        <w:t>熟练使用</w:t>
-                      </w:r>
-                      <w:r>
-                        <w:rPr>
-                          <w:rFonts w:ascii="微软雅黑" w:eastAsia="微软雅黑" w:hAnsi="微软雅黑" w:cs="微软雅黑" w:hint="eastAsia"/>
-                          <w:color w:val="262626"/>
-                          <w:szCs w:val="21"/>
-                        </w:rPr>
-                        <w:t>Vue3</w:t>
-                      </w:r>
-                      <w:r>
-                        <w:rPr>
-                          <w:rFonts w:ascii="微软雅黑" w:eastAsia="微软雅黑" w:hAnsi="微软雅黑" w:cs="微软雅黑" w:hint="eastAsia"/>
-                          <w:color w:val="262626"/>
-                          <w:szCs w:val="21"/>
-                        </w:rPr>
-                        <w:t>进行</w:t>
-                      </w:r>
-                      <w:r>
-                        <w:rPr>
-                          <w:rFonts w:ascii="微软雅黑" w:eastAsia="微软雅黑" w:hAnsi="微软雅黑" w:cs="微软雅黑" w:hint="eastAsia"/>
-                          <w:color w:val="262626"/>
-                          <w:szCs w:val="21"/>
-                        </w:rPr>
-                        <w:t>开发</w:t>
-                      </w:r>
-                      <w:r>
-                        <w:rPr>
-                          <w:rFonts w:ascii="微软雅黑" w:eastAsia="微软雅黑" w:hAnsi="微软雅黑" w:cs="微软雅黑" w:hint="eastAsia"/>
-                          <w:color w:val="262626"/>
-                          <w:szCs w:val="21"/>
-                        </w:rPr>
-                        <w:t>，</w:t>
-                      </w:r>
-                      <w:r>
-                        <w:rPr>
-                          <w:rFonts w:ascii="微软雅黑" w:eastAsia="微软雅黑" w:hAnsi="微软雅黑" w:cs="微软雅黑" w:hint="eastAsia"/>
-                          <w:color w:val="262626"/>
-                          <w:szCs w:val="21"/>
-                        </w:rPr>
-                        <w:t>掌握props / emit、provide / inject、</w:t>
-                      </w:r>
-                      <w:proofErr w:type="spellStart"/>
-                      <w:r>
-                        <w:rPr>
-                          <w:rFonts w:ascii="微软雅黑" w:eastAsia="微软雅黑" w:hAnsi="微软雅黑" w:cs="微软雅黑" w:hint="eastAsia"/>
-                          <w:color w:val="262626"/>
-                          <w:szCs w:val="21"/>
-                        </w:rPr>
-                        <w:t>Pinia</w:t>
-                      </w:r>
-                      <w:proofErr w:type="spellEnd"/>
-                      <w:r>
-                        <w:rPr>
-                          <w:rFonts w:ascii="微软雅黑" w:eastAsia="微软雅黑" w:hAnsi="微软雅黑" w:cs="微软雅黑" w:hint="eastAsia"/>
-                          <w:color w:val="262626"/>
-                          <w:szCs w:val="21"/>
-                        </w:rPr>
-                        <w:t>等</w:t>
-                      </w:r>
-                      <w:r>
-                        <w:rPr>
-                          <w:rFonts w:ascii="微软雅黑" w:eastAsia="微软雅黑" w:hAnsi="微软雅黑" w:cs="微软雅黑" w:hint="eastAsia"/>
-                          <w:color w:val="262626"/>
-                          <w:szCs w:val="21"/>
-                        </w:rPr>
-                        <w:t>常见的组件通信方式</w:t>
-                      </w:r>
-                      <w:r>
-                        <w:rPr>
-                          <w:rFonts w:ascii="微软雅黑" w:eastAsia="微软雅黑" w:hAnsi="微软雅黑" w:cs="微软雅黑" w:hint="eastAsia"/>
-                          <w:color w:val="262626"/>
-                          <w:szCs w:val="21"/>
-                        </w:rPr>
-                        <w:t>；</w:t>
-                      </w:r>
-                    </w:p>
-                    <w:p>
-                      <w:pPr>
-                        <w:pStyle w:val="1"/>
-                        <w:adjustRightInd w:val="0"/>
-                        <w:snapToGrid w:val="0"/>
-                        <w:spacing w:after="80" w:line="216" w:lineRule="auto"/>
-                        <w:ind w:firstLineChars="0" w:firstLine="0"/>
-                        <w:rPr>
-                          <w:rFonts w:ascii="微软雅黑" w:eastAsia="微软雅黑" w:hAnsi="微软雅黑" w:cs="微软雅黑" w:hint="eastAsia"/>
-                          <w:color w:val="262626"/>
-                          <w:szCs w:val="21"/>
-                        </w:rPr>
-                      </w:pPr>
-                      <w:r>
-                        <w:rPr>
-                          <w:rFonts w:ascii="微软雅黑" w:eastAsia="微软雅黑" w:hAnsi="微软雅黑" w:cs="微软雅黑" w:hint="eastAsia"/>
-                          <w:color w:val="262626"/>
-                          <w:szCs w:val="21"/>
-                        </w:rPr>
-                        <w:sym w:font="Wingdings 2" w:char="F097"/>
-                      </w:r>
-                      <w:r>
-                        <w:rPr>
-                          <w:rFonts w:ascii="微软雅黑" w:eastAsia="微软雅黑" w:hAnsi="微软雅黑" w:cs="微软雅黑" w:hint="eastAsia"/>
-                          <w:color w:val="262626"/>
-                          <w:szCs w:val="21"/>
-                        </w:rPr>
-                        <w:t xml:space="preserve"> </w:t>
-                      </w:r>
-                      <w:r>
-                        <w:rPr>
-                          <w:rFonts w:ascii="微软雅黑" w:eastAsia="微软雅黑" w:hAnsi="微软雅黑" w:cs="微软雅黑" w:hint="eastAsia"/>
-                          <w:color w:val="262626"/>
-                          <w:szCs w:val="21"/>
-                        </w:rPr>
-                        <w:t xml:space="preserve">熟悉 Element Plus 组件库与 Vue Router 路由管理，能够使用 </w:t>
-                      </w:r>
-                      <w:proofErr w:type="spellStart"/>
-                      <w:r>
-                        <w:rPr>
-                          <w:rFonts w:ascii="微软雅黑" w:eastAsia="微软雅黑" w:hAnsi="微软雅黑" w:cs="微软雅黑" w:hint="eastAsia"/>
-                          <w:color w:val="262626"/>
-                          <w:szCs w:val="21"/>
-                        </w:rPr>
-                        <w:t>ECharts</w:t>
-                      </w:r>
-                      <w:proofErr w:type="spellEnd"/>
-                      <w:r>
-                        <w:rPr>
-                          <w:rFonts w:ascii="微软雅黑" w:eastAsia="微软雅黑" w:hAnsi="微软雅黑" w:cs="微软雅黑" w:hint="eastAsia"/>
-                          <w:color w:val="262626"/>
-                          <w:szCs w:val="21"/>
-                        </w:rPr>
-                        <w:t xml:space="preserve"> 绘制常见数据可视化图表</w:t>
-                      </w:r>
-                      <w:r>
-                        <w:rPr>
-                          <w:rFonts w:ascii="微软雅黑" w:eastAsia="微软雅黑" w:hAnsi="微软雅黑" w:cs="微软雅黑" w:hint="eastAsia"/>
-                          <w:color w:val="262626"/>
-                          <w:szCs w:val="21"/>
-                        </w:rPr>
-                        <w:t>；</w:t>
-                      </w:r>
-                    </w:p>
-                    <w:p>
-                      <w:pPr>
-                        <w:pStyle w:val="1"/>
-                        <w:adjustRightInd w:val="0"/>
-                        <w:snapToGrid w:val="0"/>
-                        <w:spacing w:after="80" w:line="216" w:lineRule="auto"/>
-                        <w:ind w:firstLineChars="0" w:firstLine="0"/>
-                        <w:rPr>
-                          <w:rFonts w:ascii="微软雅黑" w:eastAsia="微软雅黑" w:hAnsi="微软雅黑" w:cs="微软雅黑" w:hint="eastAsia"/>
-                          <w:color w:val="262626"/>
-                          <w:szCs w:val="21"/>
-                        </w:rPr>
-                      </w:pPr>
-                      <w:r>
-                        <w:rPr>
-                          <w:rFonts w:ascii="微软雅黑" w:eastAsia="微软雅黑" w:hAnsi="微软雅黑" w:cs="微软雅黑" w:hint="eastAsia"/>
-                          <w:color w:val="262626"/>
-                          <w:szCs w:val="21"/>
-                        </w:rPr>
-                        <w:sym w:font="Wingdings 2" w:char="F097"/>
-                      </w:r>
-                      <w:r>
-                        <w:rPr>
-                          <w:rFonts w:ascii="微软雅黑" w:eastAsia="微软雅黑" w:hAnsi="微软雅黑" w:cs="微软雅黑" w:hint="eastAsia"/>
-                          <w:color w:val="262626"/>
-                          <w:szCs w:val="21"/>
-                        </w:rPr>
-                        <w:t xml:space="preserve"> </w:t>
-                      </w:r>
-                      <w:r>
-                        <w:rPr>
-                          <w:rFonts w:ascii="微软雅黑" w:eastAsia="微软雅黑" w:hAnsi="微软雅黑" w:cs="微软雅黑" w:hint="eastAsia"/>
-                          <w:color w:val="262626"/>
-                          <w:szCs w:val="21"/>
-                        </w:rPr>
-                        <w:t>掌握 Promise 与 async/await</w:t>
-                      </w:r>
-                      <w:r>
-                        <w:rPr>
-                          <w:rFonts w:ascii="微软雅黑" w:eastAsia="微软雅黑" w:hAnsi="微软雅黑" w:cs="微软雅黑" w:hint="eastAsia"/>
-                          <w:color w:val="262626"/>
-                          <w:szCs w:val="21"/>
-                        </w:rPr>
-                        <w:t>异步技术</w:t>
-                      </w:r>
-                      <w:r>
-                        <w:rPr>
-                          <w:rFonts w:ascii="微软雅黑" w:eastAsia="微软雅黑" w:hAnsi="微软雅黑" w:cs="微软雅黑" w:hint="eastAsia"/>
-                          <w:color w:val="262626"/>
-                          <w:szCs w:val="21"/>
-                        </w:rPr>
-                        <w:t>的使用</w:t>
-                      </w:r>
-                      <w:r>
-                        <w:rPr>
-                          <w:rFonts w:ascii="微软雅黑" w:eastAsia="微软雅黑" w:hAnsi="微软雅黑" w:cs="微软雅黑" w:hint="eastAsia"/>
-                          <w:color w:val="262626"/>
-                          <w:szCs w:val="21"/>
-                        </w:rPr>
-                        <w:t>，并能使用Axios</w:t>
-                      </w:r>
-                      <w:r>
-                        <w:rPr>
-                          <w:rFonts w:ascii="微软雅黑" w:eastAsia="微软雅黑" w:hAnsi="微软雅黑" w:cs="微软雅黑" w:hint="eastAsia"/>
-                          <w:color w:val="262626"/>
-                          <w:szCs w:val="21"/>
-                        </w:rPr>
-                        <w:t>、</w:t>
-                      </w:r>
-                      <w:r>
-                        <w:rPr>
-                          <w:rFonts w:ascii="微软雅黑" w:eastAsia="微软雅黑" w:hAnsi="微软雅黑" w:cs="微软雅黑" w:hint="eastAsia"/>
-                          <w:color w:val="262626"/>
-                          <w:szCs w:val="21"/>
-                        </w:rPr>
-                        <w:t>fetch完成前后端数据请求与异常处理</w:t>
-                      </w:r>
-                      <w:r>
-                        <w:rPr>
-                          <w:rFonts w:ascii="微软雅黑" w:eastAsia="微软雅黑" w:hAnsi="微软雅黑" w:cs="微软雅黑" w:hint="eastAsia"/>
-                          <w:color w:val="262626"/>
-                          <w:szCs w:val="21"/>
-                        </w:rPr>
-                        <w:t>；</w:t>
-                      </w:r>
-                    </w:p>
-                    <w:p>
-                      <w:pPr>
-                        <w:pStyle w:val="1"/>
-                        <w:adjustRightInd w:val="0"/>
-                        <w:snapToGrid w:val="0"/>
-                        <w:spacing w:after="80" w:line="216" w:lineRule="auto"/>
-                        <w:ind w:firstLineChars="0" w:firstLine="0"/>
-                        <w:rPr>
-                          <w:rFonts w:ascii="微软雅黑" w:eastAsia="微软雅黑" w:hAnsi="微软雅黑" w:cs="微软雅黑" w:hint="eastAsia"/>
-                          <w:color w:val="262626"/>
-                          <w:szCs w:val="21"/>
-                        </w:rPr>
-                      </w:pPr>
-                      <w:r>
-                        <w:rPr>
-                          <w:rFonts w:ascii="微软雅黑" w:eastAsia="微软雅黑" w:hAnsi="微软雅黑" w:cs="微软雅黑" w:hint="eastAsia"/>
-                          <w:color w:val="262626"/>
-                          <w:szCs w:val="21"/>
-                        </w:rPr>
-                        <w:sym w:font="Wingdings 2" w:char="F097"/>
-                      </w:r>
-                      <w:r>
-                        <w:rPr>
-                          <w:rFonts w:ascii="微软雅黑" w:eastAsia="微软雅黑" w:hAnsi="微软雅黑" w:cs="微软雅黑" w:hint="eastAsia"/>
-                          <w:color w:val="262626"/>
-                          <w:szCs w:val="21"/>
-                        </w:rPr>
-                        <w:t xml:space="preserve"> 熟练使用C/C++、Python语言；</w:t>
-                      </w:r>
-                      <w:r>
-                        <w:rPr>
-                          <w:rFonts w:ascii="微软雅黑" w:eastAsia="微软雅黑" w:hAnsi="微软雅黑" w:cs="微软雅黑"/>
-                          <w:color w:val="262626"/>
-                          <w:szCs w:val="21"/>
-                        </w:rPr>
-                        <w:t>能够使用 Django</w:t>
-                      </w:r>
-                      <w:r>
-                        <w:rPr>
-                          <w:rFonts w:ascii="微软雅黑" w:eastAsia="微软雅黑" w:hAnsi="微软雅黑" w:cs="微软雅黑" w:hint="eastAsia"/>
-                          <w:color w:val="262626"/>
-                          <w:szCs w:val="21"/>
-                        </w:rPr>
-                        <w:t>框架</w:t>
-                      </w:r>
-                      <w:r>
-                        <w:rPr>
-                          <w:rFonts w:ascii="微软雅黑" w:eastAsia="微软雅黑" w:hAnsi="微软雅黑" w:cs="微软雅黑"/>
-                          <w:color w:val="262626"/>
-                          <w:szCs w:val="21"/>
-                        </w:rPr>
-                        <w:t>编写后端 API，</w:t>
-                      </w:r>
-                      <w:r>
-                        <w:rPr>
-                          <w:rFonts w:ascii="微软雅黑" w:eastAsia="微软雅黑" w:hAnsi="微软雅黑" w:cs="微软雅黑" w:hint="eastAsia"/>
-                          <w:color w:val="262626"/>
-                          <w:szCs w:val="21"/>
-                        </w:rPr>
-                        <w:t>处理前端请求</w:t>
-                      </w:r>
-                      <w:r>
-                        <w:rPr>
-                          <w:rFonts w:ascii="微软雅黑" w:eastAsia="微软雅黑" w:hAnsi="微软雅黑" w:cs="微软雅黑" w:hint="eastAsia"/>
-                          <w:color w:val="262626"/>
-                          <w:szCs w:val="21"/>
-                        </w:rPr>
-                        <w:t>与</w:t>
-                      </w:r>
-                      <w:r>
-                        <w:rPr>
-                          <w:rFonts w:ascii="微软雅黑" w:eastAsia="微软雅黑" w:hAnsi="微软雅黑" w:cs="微软雅黑" w:hint="eastAsia"/>
-                          <w:color w:val="262626"/>
-                          <w:szCs w:val="21"/>
-                        </w:rPr>
-                        <w:t>实现数据交互</w:t>
-                      </w:r>
-                      <w:r>
-                        <w:rPr>
-                          <w:rFonts w:ascii="微软雅黑" w:eastAsia="微软雅黑" w:hAnsi="微软雅黑" w:cs="微软雅黑" w:hint="eastAsia"/>
-                          <w:color w:val="262626"/>
-                          <w:szCs w:val="21"/>
-                        </w:rPr>
-                        <w:t>；</w:t>
-                      </w:r>
-                    </w:p>
-                    <w:p>
-                      <w:pPr>
-                        <w:pStyle w:val="1"/>
-                        <w:adjustRightInd w:val="0"/>
-                        <w:snapToGrid w:val="0"/>
-                        <w:spacing w:after="80" w:line="216" w:lineRule="auto"/>
-                        <w:ind w:firstLineChars="0" w:firstLine="0"/>
-                        <w:rPr>
-                          <w:rFonts w:ascii="微软雅黑" w:eastAsia="微软雅黑" w:hAnsi="微软雅黑" w:cs="微软雅黑" w:hint="eastAsia"/>
-                          <w:color w:val="262626"/>
-                          <w:szCs w:val="21"/>
-                        </w:rPr>
-                      </w:pPr>
-                      <w:r>
-                        <w:rPr>
-                          <w:rFonts w:ascii="微软雅黑" w:eastAsia="微软雅黑" w:hAnsi="微软雅黑" w:cs="微软雅黑" w:hint="eastAsia"/>
-                          <w:color w:val="262626"/>
-                          <w:szCs w:val="21"/>
-                        </w:rPr>
-                        <w:sym w:font="Wingdings 2" w:char="F097"/>
-                      </w:r>
-                      <w:r>
-                        <w:rPr>
-                          <w:rFonts w:ascii="微软雅黑" w:eastAsia="微软雅黑" w:hAnsi="微软雅黑" w:cs="微软雅黑" w:hint="eastAsia"/>
-                          <w:color w:val="262626"/>
-                          <w:szCs w:val="21"/>
-                        </w:rPr>
-                        <w:t xml:space="preserve"> </w:t>
-                      </w:r>
-                      <w:r>
-                        <w:rPr>
-                          <w:rFonts w:ascii="微软雅黑" w:eastAsia="微软雅黑" w:hAnsi="微软雅黑" w:cs="微软雅黑" w:hint="eastAsia"/>
-                          <w:color w:val="262626"/>
-                          <w:szCs w:val="21"/>
-                        </w:rPr>
-                        <w:t>熟悉Vite构建工具</w:t>
-                      </w:r>
-                      <w:r>
-                        <w:rPr>
-                          <w:rFonts w:ascii="微软雅黑" w:eastAsia="微软雅黑" w:hAnsi="微软雅黑" w:cs="微软雅黑" w:hint="eastAsia"/>
-                          <w:color w:val="262626"/>
-                          <w:szCs w:val="21"/>
-                        </w:rPr>
-                        <w:t>，</w:t>
-                      </w:r>
-                      <w:r>
-                        <w:rPr>
-                          <w:rFonts w:ascii="微软雅黑" w:eastAsia="微软雅黑" w:hAnsi="微软雅黑" w:cs="微软雅黑"/>
-                          <w:color w:val="262626"/>
-                          <w:szCs w:val="21"/>
-                        </w:rPr>
-                        <w:t xml:space="preserve">能够使用 Vite 搭建 Vue </w:t>
-                      </w:r>
-                      <w:r>
-                        <w:rPr>
-                          <w:rFonts w:ascii="微软雅黑" w:eastAsia="微软雅黑" w:hAnsi="微软雅黑" w:cs="微软雅黑" w:hint="eastAsia"/>
-                          <w:color w:val="262626"/>
-                          <w:szCs w:val="21"/>
-                        </w:rPr>
-                        <w:t>3</w:t>
-                      </w:r>
-                      <w:r>
-                        <w:rPr>
-                          <w:rFonts w:ascii="微软雅黑" w:eastAsia="微软雅黑" w:hAnsi="微软雅黑" w:cs="微软雅黑"/>
-                          <w:color w:val="262626"/>
-                          <w:szCs w:val="21"/>
-                        </w:rPr>
-                        <w:t xml:space="preserve"> 项目，配置开发服务器、环境变量与路径别名</w:t>
-                      </w:r>
-                      <w:r>
-                        <w:rPr>
-                          <w:rFonts w:ascii="微软雅黑" w:eastAsia="微软雅黑" w:hAnsi="微软雅黑" w:cs="微软雅黑" w:hint="eastAsia"/>
-                          <w:color w:val="262626"/>
-                          <w:szCs w:val="21"/>
-                        </w:rPr>
-                        <w:t>等</w:t>
-                      </w:r>
-                      <w:r>
-                        <w:rPr>
-                          <w:rFonts w:ascii="微软雅黑" w:eastAsia="微软雅黑" w:hAnsi="微软雅黑" w:cs="微软雅黑" w:hint="eastAsia"/>
-                          <w:color w:val="262626"/>
-                          <w:szCs w:val="21"/>
-                        </w:rPr>
-                        <w:t>；</w:t>
-                      </w:r>
-                    </w:p>
-                    <w:p>
-                      <w:pPr>
-                        <w:pStyle w:val="1"/>
-                        <w:adjustRightInd w:val="0"/>
-                        <w:snapToGrid w:val="0"/>
-                        <w:spacing w:after="80" w:line="216" w:lineRule="auto"/>
-                        <w:ind w:firstLineChars="0" w:firstLine="0"/>
-                        <w:rPr>
-                          <w:rFonts w:ascii="微软雅黑" w:eastAsia="微软雅黑" w:hAnsi="微软雅黑" w:cs="微软雅黑" w:hint="eastAsia"/>
-                          <w:color w:val="262626"/>
-                          <w:szCs w:val="21"/>
-                        </w:rPr>
-                      </w:pPr>
-                      <w:r>
-                        <w:rPr>
-                          <w:rFonts w:ascii="微软雅黑" w:eastAsia="微软雅黑" w:hAnsi="微软雅黑" w:cs="微软雅黑" w:hint="eastAsia"/>
-                          <w:color w:val="262626"/>
-                          <w:szCs w:val="21"/>
-                        </w:rPr>
-                        <w:sym w:font="Wingdings 2" w:char="F097"/>
-                      </w:r>
-                      <w:r>
-                        <w:rPr>
-                          <w:rFonts w:ascii="微软雅黑" w:eastAsia="微软雅黑" w:hAnsi="微软雅黑" w:cs="微软雅黑" w:hint="eastAsia"/>
-                          <w:color w:val="262626"/>
-                          <w:szCs w:val="21"/>
-                        </w:rPr>
-                        <w:t xml:space="preserve"> </w:t>
-                      </w:r>
-                      <w:r>
-                        <w:rPr>
-                          <w:rFonts w:ascii="微软雅黑" w:eastAsia="微软雅黑" w:hAnsi="微软雅黑" w:cs="微软雅黑"/>
-                          <w:color w:val="262626"/>
-                          <w:szCs w:val="21"/>
-                        </w:rPr>
-                        <w:t xml:space="preserve">熟悉 </w:t>
-                      </w:r>
-                      <w:r>
-                        <w:rPr>
-                          <w:rFonts w:ascii="微软雅黑" w:eastAsia="微软雅黑" w:hAnsi="微软雅黑" w:cs="微软雅黑" w:hint="eastAsia"/>
-                          <w:color w:val="262626"/>
-                          <w:szCs w:val="21"/>
-                        </w:rPr>
-                        <w:t>g</w:t>
-                      </w:r>
-                      <w:r>
-                        <w:rPr>
-                          <w:rFonts w:ascii="微软雅黑" w:eastAsia="微软雅黑" w:hAnsi="微软雅黑" w:cs="微软雅黑"/>
-                          <w:color w:val="262626"/>
-                          <w:szCs w:val="21"/>
-                        </w:rPr>
-                        <w:t xml:space="preserve">it </w:t>
-                      </w:r>
-                      <w:r>
-                        <w:rPr>
-                          <w:rFonts w:ascii="微软雅黑" w:eastAsia="微软雅黑" w:hAnsi="微软雅黑" w:cs="微软雅黑" w:hint="eastAsia"/>
-                          <w:color w:val="262626"/>
-                          <w:szCs w:val="21"/>
-                        </w:rPr>
-                        <w:t>常用命令</w:t>
-                      </w:r>
-                      <w:r>
-                        <w:rPr>
-                          <w:rFonts w:ascii="微软雅黑" w:eastAsia="微软雅黑" w:hAnsi="微软雅黑" w:cs="微软雅黑" w:hint="eastAsia"/>
-                          <w:color w:val="262626"/>
-                          <w:szCs w:val="21"/>
-                        </w:rPr>
-                        <w:t>，</w:t>
-                      </w:r>
-                      <w:r>
-                        <w:rPr>
-                          <w:rFonts w:ascii="微软雅黑" w:eastAsia="微软雅黑" w:hAnsi="微软雅黑" w:cs="微软雅黑"/>
-                          <w:color w:val="262626"/>
-                          <w:szCs w:val="21"/>
-                        </w:rPr>
-                        <w:t xml:space="preserve">能够使用 </w:t>
-                      </w:r>
-                      <w:r>
-                        <w:rPr>
-                          <w:rFonts w:ascii="微软雅黑" w:eastAsia="微软雅黑" w:hAnsi="微软雅黑" w:cs="微软雅黑" w:hint="eastAsia"/>
-                          <w:color w:val="262626"/>
-                          <w:szCs w:val="21"/>
-                        </w:rPr>
-                        <w:t>g</w:t>
-                      </w:r>
-                      <w:r>
-                        <w:rPr>
-                          <w:rFonts w:ascii="微软雅黑" w:eastAsia="微软雅黑" w:hAnsi="微软雅黑" w:cs="微软雅黑"/>
-                          <w:color w:val="262626"/>
-                          <w:szCs w:val="21"/>
-                        </w:rPr>
-                        <w:t>it 进行日常代码管理与开发迭代</w:t>
-                      </w:r>
-                      <w:r>
-                        <w:rPr>
-                          <w:rFonts w:ascii="微软雅黑" w:eastAsia="微软雅黑" w:hAnsi="微软雅黑" w:cs="微软雅黑" w:hint="eastAsia"/>
-                          <w:color w:val="262626"/>
-                          <w:szCs w:val="21"/>
-                        </w:rPr>
-                        <w:t>。</w:t>
-                      </w:r>
-                    </w:p>
-                    <w:p>
-                      <w:pPr>
-                        <w:pStyle w:val="1"/>
-                        <w:adjustRightInd w:val="0"/>
-                        <w:snapToGrid w:val="0"/>
-                        <w:spacing w:after="80" w:line="216" w:lineRule="auto"/>
-                        <w:ind w:firstLineChars="0" w:firstLine="0"/>
-                        <w:rPr>
-                          <w:rFonts w:ascii="微软雅黑" w:eastAsia="微软雅黑" w:hAnsi="微软雅黑" w:cs="微软雅黑" w:hint="eastAsia"/>
-                          <w:color w:val="262626"/>
-                          <w:szCs w:val="21"/>
-                        </w:rPr>
-                      </w:pPr>
-                    </w:p>
-                    <w:p>
-                      <w:pPr>
-                        <w:pStyle w:val="1"/>
-                        <w:adjustRightInd w:val="0"/>
-                        <w:snapToGrid w:val="0"/>
-                        <w:spacing w:after="80" w:line="216" w:lineRule="auto"/>
-                        <w:ind w:firstLineChars="0" w:firstLine="0"/>
-                        <w:rPr>
-                          <w:rFonts w:ascii="微软雅黑" w:eastAsia="微软雅黑" w:hAnsi="微软雅黑" w:cs="微软雅黑" w:hint="eastAsia"/>
-                          <w:color w:val="262626"/>
-                          <w:szCs w:val="21"/>
-                        </w:rPr>
-                      </w:pPr>
-                    </w:p>
-                    <w:p>
-                      <w:pPr>
-                        <w:pStyle w:val="1"/>
-                        <w:adjustRightInd w:val="0"/>
-                        <w:snapToGrid w:val="0"/>
-                        <w:spacing w:after="80" w:line="216" w:lineRule="auto"/>
-                        <w:ind w:firstLineChars="0" w:firstLine="0"/>
-                        <w:rPr>
-                          <w:rFonts w:ascii="微软雅黑" w:eastAsia="微软雅黑" w:hAnsi="微软雅黑" w:cs="微软雅黑" w:hint="eastAsia"/>
-                          <w:color w:val="262626"/>
-                          <w:szCs w:val="21"/>
-                        </w:rPr>
-                      </w:pPr>
-                    </w:p>
-                    <w:p>
-                      <w:pPr>
-                        <w:adjustRightInd w:val="0"/>
-                        <w:snapToGrid w:val="0"/>
-                        <w:spacing w:after="80" w:line="216" w:lineRule="auto"/>
-                        <w:rPr>
-                          <w:rFonts w:ascii="宋体" w:eastAsia="宋体" w:hAnsi="宋体" w:hint="eastAsia"/>
-                          <w:color w:val="262626"/>
-                          <w:szCs w:val="21"/>
-                        </w:rPr>
-                      </w:pPr>
-                    </w:p>
-                    <w:p>
-                      <w:pPr>
-                        <w:spacing w:after="80" w:line="216" w:lineRule="auto"/>
-                        <w:rPr>
-                          <w:rFonts w:ascii="宋体" w:eastAsia="宋体" w:hAnsi="宋体" w:hint="eastAsia"/>
-                        </w:rPr>
-                      </w:pPr>
-                    </w:p>
-                  </w:txbxContent>
-                </v:textbox>
-                <w10:wrap anchorx="margin"/>
-              </v:rect>
-            </w:pict>
-          </mc:Fallback>
-        </mc:AlternateContent>
-      </w:r>
-      <w:r>
-        <w:rPr>
-          <w:noProof/>
-        </w:rPr>
-        <mc:AlternateContent>
-          <mc:Choice Requires="wpg">
-            <w:drawing>
-              <wp:anchor distT="0" distB="0" distL="0" distR="0" simplePos="0" relativeHeight="5" behindDoc="0" locked="0" layoutInCell="1" allowOverlap="1" wp14:anchorId="0358A318" wp14:editId="16523CAA">
-                <wp:simplePos x="0" y="0"/>
-                <wp:positionH relativeFrom="margin">
-                  <wp:posOffset>-52086</wp:posOffset>
-                </wp:positionH>
-                <wp:positionV relativeFrom="paragraph">
-                  <wp:posOffset>4010628</wp:posOffset>
-                </wp:positionV>
-                <wp:extent cx="6713365" cy="454660"/>
-                <wp:effectExtent l="0" t="0" r="30480" b="0"/>
-                <wp:wrapNone/>
-                <wp:docPr id="1034" name="组合 13"/>
-                <wp:cNvGraphicFramePr>
-                  <a:graphicFrameLocks xmlns:a="http://schemas.openxmlformats.org/drawingml/2006/main"/>
-                </wp:cNvGraphicFramePr>
-                <a:graphic xmlns:a="http://schemas.openxmlformats.org/drawingml/2006/main">
-                  <a:graphicData uri="http://schemas.microsoft.com/office/word/2010/wordprocessingGroup">
-                    <wpg:wgp>
-                      <wpg:cNvGrpSpPr>
-                        <a:grpSpLocks/>
-                      </wpg:cNvGrpSpPr>
-                      <wpg:grpSpPr>
-                        <a:xfrm>
-                          <a:off x="0" y="0"/>
-                          <a:ext cx="6713365" cy="454660"/>
-                          <a:chOff x="0" y="-22877"/>
-                          <a:chExt cx="6702238" cy="456736"/>
-                        </a:xfrm>
-                      </wpg:grpSpPr>
-                      <wpg:grpSp>
-                        <wpg:cNvPr id="1187322503" name="组合 1187322503"/>
-                        <wpg:cNvGrpSpPr/>
-                        <wpg:grpSpPr>
-                          <a:xfrm>
-                            <a:off x="0" y="28611"/>
-                            <a:ext cx="6702238" cy="330613"/>
-                            <a:chOff x="0" y="-29755"/>
-                            <a:chExt cx="6702238" cy="330613"/>
-                          </a:xfrm>
-                        </wpg:grpSpPr>
-                        <wps:wsp>
-                          <wps:cNvPr id="1902358104" name="直角三角形 1902358104"/>
-                          <wps:cNvSpPr/>
-                          <wps:spPr>
-                            <a:xfrm rot="10800000">
-                              <a:off x="0" y="224406"/>
-                              <a:ext cx="144011" cy="76452"/>
-                            </a:xfrm>
-                            <a:prstGeom prst="rtTriangle">
-                              <a:avLst/>
-                            </a:prstGeom>
-                            <a:solidFill>
-                              <a:srgbClr val="143F6A"/>
-                            </a:solidFill>
-                            <a:ln>
-                              <a:noFill/>
-                            </a:ln>
-                          </wps:spPr>
-                          <wps:bodyPr>
-                            <a:prstTxWarp prst="textNoShape">
-                              <a:avLst/>
-                            </a:prstTxWarp>
-                          </wps:bodyPr>
-                        </wps:wsp>
-                        <wps:wsp>
-                          <wps:cNvPr id="1708900499" name="直接连接符 1708900499"/>
-                          <wps:cNvCnPr/>
-                          <wps:spPr>
-                            <a:xfrm>
-                              <a:off x="53979" y="216018"/>
-                              <a:ext cx="6648259" cy="0"/>
-                            </a:xfrm>
-                            <a:prstGeom prst="line">
-                              <a:avLst/>
-                            </a:prstGeom>
-                            <a:ln w="9525" cap="flat" cmpd="sng">
-                              <a:solidFill>
-                                <a:srgbClr val="5F73B2"/>
-                              </a:solidFill>
-                              <a:prstDash val="solid"/>
-                              <a:round/>
-                              <a:headEnd/>
-                              <a:tailEnd/>
-                            </a:ln>
-                          </wps:spPr>
-                          <wps:bodyPr/>
-                        </wps:wsp>
-                        <wps:wsp>
-                          <wps:cNvPr id="801348622" name="矩形 801348622"/>
-                          <wps:cNvSpPr/>
-                          <wps:spPr>
-                            <a:xfrm>
-                              <a:off x="0" y="-29755"/>
-                              <a:ext cx="1210310" cy="256451"/>
-                            </a:xfrm>
-                            <a:prstGeom prst="rect">
-                              <a:avLst/>
-                            </a:prstGeom>
-                            <a:solidFill>
-                              <a:srgbClr val="5F73B2"/>
-                            </a:solidFill>
-                            <a:ln>
-                              <a:noFill/>
-                            </a:ln>
-                          </wps:spPr>
-                          <wps:bodyPr>
-                            <a:prstTxWarp prst="textNoShape">
-                              <a:avLst/>
-                            </a:prstTxWarp>
-                          </wps:bodyPr>
-                        </wps:wsp>
-                      </wpg:grpSp>
-                      <wps:wsp>
-                        <wps:cNvPr id="916143426" name="矩形 916143426"/>
-                        <wps:cNvSpPr/>
-                        <wps:spPr>
-                          <a:xfrm>
-                            <a:off x="130362" y="-22877"/>
-                            <a:ext cx="920812" cy="456736"/>
-                          </a:xfrm>
-                          <a:prstGeom prst="rect">
-                            <a:avLst/>
-                          </a:prstGeom>
-                          <a:ln>
-                            <a:noFill/>
-                          </a:ln>
-                        </wps:spPr>
-                        <wps:txbx>
-                          <w:txbxContent>
-                            <w:p>
-                              <w:pPr>
-                                <w:adjustRightInd w:val="0"/>
-                                <w:snapToGrid w:val="0"/>
-                                <w:spacing w:line="20" w:lineRule="atLeast"/>
-                                <w:jc w:val="center"/>
-                                <w:rPr>
-                                  <w:rFonts w:hint="eastAsia"/>
-                                  <w:b/>
-                                  <w:color w:val="FFFFFF"/>
-                                  <w:sz w:val="24"/>
-                                  <w:szCs w:val="24"/>
-                                </w:rPr>
-                              </w:pPr>
-                              <w:r>
-                                <w:rPr>
-                                  <w:rFonts w:ascii="微软雅黑" w:hAnsi="微软雅黑"/>
-                                  <w:b/>
-                                  <w:color w:val="FFFFFF"/>
-                                  <w:sz w:val="24"/>
-                                  <w:szCs w:val="24"/>
-                                </w:rPr>
-                                <w:t>技能</w:t>
-                              </w:r>
-                              <w:r>
-                                <w:rPr>
-                                  <w:rFonts w:ascii="微软雅黑" w:hAnsi="微软雅黑" w:hint="eastAsia"/>
-                                  <w:b/>
-                                  <w:color w:val="FFFFFF"/>
-                                  <w:sz w:val="24"/>
-                                  <w:szCs w:val="24"/>
-                                </w:rPr>
-                                <w:t>特长</w:t>
-                              </w:r>
-                            </w:p>
-                          </w:txbxContent>
-                        </wps:txbx>
-                        <wps:bodyPr vert="horz" wrap="square" lIns="91440" tIns="45720" rIns="91440" bIns="45720" anchor="ctr">
-                          <a:prstTxWarp prst="textNoShape">
-                            <a:avLst/>
-                          </a:prstTxWarp>
-                          <a:noAutofit/>
-                        </wps:bodyPr>
-                      </wps:wsp>
-                    </wpg:wgp>
-                  </a:graphicData>
-                </a:graphic>
-                <wp14:sizeRelH relativeFrom="margin">
-                  <wp14:pctWidth>0</wp14:pctWidth>
-                </wp14:sizeRelH>
-              </wp:anchor>
-            </w:drawing>
-          </mc:Choice>
-          <mc:Fallback>
-            <w:pict>
-              <v:group w14:anchorId="0358A318" id="组合 13" o:spid="_x0000_s1035" style="position:absolute;left:0;text-align:left;margin-left:-4.1pt;margin-top:315.8pt;width:528.6pt;height:35.8pt;z-index:5;mso-wrap-distance-left:0;mso-wrap-distance-right:0;mso-position-horizontal-relative:margin;mso-width-relative:margin" coordorigin=",-228" coordsize="67022,4567" o:gfxdata="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">
-                <v:group id="组合 1187322503" o:spid="_x0000_s1036" style="position:absolute;top:286;width:67022;height:3306" coordorigin=",-297" coordsize="67022,3306" o:gfxdata="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">
-                  <v:shape id="直角三角形 1902358104" o:spid="_x0000_s1037" type="#_x0000_t6" style="position:absolute;top:2244;width:1440;height:764;rotation:180;visibility:visible;mso-wrap-style:square;v-text-anchor:top" o:gfxdata="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" fillcolor="#143f6a" stroked="f"/>
-                  <v:line id="直接连接符 1708900499" o:spid="_x0000_s1038" style="position:absolute;visibility:visible;mso-wrap-style:square" from="539,2160" to="67022,2160" o:connectortype="straight" o:gfxdata="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" strokecolor="#5f73b2"/>
-                  <v:rect id="矩形 801348622" o:spid="_x0000_s1039" style="position:absolute;top:-297;width:12103;height:2563;visibility:visible;mso-wrap-style:square;v-text-anchor:top" o:gfxdata="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" fillcolor="#5f73b2" stroked="f"/>
-                </v:group>
-                <v:rect id="矩形 916143426" o:spid="_x0000_s1040" style="position:absolute;left:1303;top:-228;width:9208;height:4566;visibility:visible;mso-wrap-style:square;v-text-anchor:middle" o:gfxdata="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" filled="f" stroked="f">
-                  <v:textbox>
-                    <w:txbxContent>
-                      <w:p>
-                        <w:pPr>
-                          <w:adjustRightInd w:val="0"/>
-                          <w:snapToGrid w:val="0"/>
-                          <w:spacing w:line="20" w:lineRule="atLeast"/>
-                          <w:jc w:val="center"/>
-                          <w:rPr>
-                            <w:rFonts w:hint="eastAsia"/>
-                            <w:b/>
-                            <w:color w:val="FFFFFF"/>
-                            <w:sz w:val="24"/>
-                            <w:szCs w:val="24"/>
-                          </w:rPr>
-                        </w:pPr>
-                        <w:r>
-                          <w:rPr>
-                            <w:rFonts w:ascii="微软雅黑" w:hAnsi="微软雅黑"/>
-                            <w:b/>
-                            <w:color w:val="FFFFFF"/>
-                            <w:sz w:val="24"/>
-                            <w:szCs w:val="24"/>
-                          </w:rPr>
-                          <w:t>技能</w:t>
-                        </w:r>
-                        <w:r>
-                          <w:rPr>
-                            <w:rFonts w:ascii="微软雅黑" w:hAnsi="微软雅黑" w:hint="eastAsia"/>
-                            <w:b/>
-                            <w:color w:val="FFFFFF"/>
-                            <w:sz w:val="24"/>
-                            <w:szCs w:val="24"/>
-                          </w:rPr>
-                          <w:t>特长</w:t>
-                        </w:r>
-                      </w:p>
-                    </w:txbxContent>
-                  </v:textbox>
-                </v:rect>
-                <w10:wrap anchorx="margin"/>
-              </v:group>
-            </w:pict>
-          </mc:Fallback>
-        </mc:AlternateContent>
-      </w:r>
-      <w:r>
-        <w:rPr>
-          <w:noProof/>
-        </w:rPr>
-        <mc:AlternateContent>
-          <mc:Choice Requires="wps">
-            <w:drawing>
-              <wp:anchor distT="0" distB="0" distL="0" distR="0" simplePos="0" relativeHeight="13" behindDoc="0" locked="0" layoutInCell="1" allowOverlap="1" wp14:anchorId="5D0B815D" wp14:editId="1D8F9E33">
-                <wp:simplePos x="0" y="0"/>
-                <wp:positionH relativeFrom="margin">
-                  <wp:align>right</wp:align>
-                </wp:positionH>
-                <wp:positionV relativeFrom="paragraph">
-                  <wp:posOffset>3159552</wp:posOffset>
-                </wp:positionV>
-                <wp:extent cx="6541135" cy="897038"/>
-                <wp:effectExtent l="0" t="0" r="0" b="0"/>
-                <wp:wrapNone/>
-                <wp:docPr id="1041" name="文本框 9"/>
-                <wp:cNvGraphicFramePr>
-                  <a:graphicFrameLocks xmlns:a="http://schemas.openxmlformats.org/drawingml/2006/main"/>
-                </wp:cNvGraphicFramePr>
-                <a:graphic xmlns:a="http://schemas.openxmlformats.org/drawingml/2006/main">
-                  <a:graphicData uri="http://schemas.microsoft.com/office/word/2010/wordprocessingShape">
-                    <wps:wsp>
-                      <wps:cNvSpPr>
-                        <a:spLocks/>
-                      </wps:cNvSpPr>
-                      <wps:spPr>
-                        <a:xfrm>
-                          <a:off x="0" y="0"/>
-                          <a:ext cx="6541135" cy="897038"/>
-                        </a:xfrm>
-                        <a:prstGeom prst="rect">
-                          <a:avLst/>
-                        </a:prstGeom>
-                        <a:ln>
-                          <a:noFill/>
-                        </a:ln>
-                      </wps:spPr>
-                      <wps:txbx>
-                        <w:txbxContent>
-                          <w:p>
-                            <w:pPr>
-                              <w:spacing w:line="360" w:lineRule="exact"/>
-                              <w:rPr>
-                                <w:rFonts w:ascii="微软雅黑" w:hAnsi="微软雅黑" w:cs="微软雅黑" w:hint="eastAsia"/>
-                                <w:color w:val="262626"/>
-                                <w:szCs w:val="21"/>
-                              </w:rPr>
-                            </w:pPr>
-                            <w:r>
-                              <w:rPr>
-                                <w:rFonts w:ascii="微软雅黑" w:hAnsi="微软雅黑" w:cs="微软雅黑" w:hint="eastAsia"/>
-                                <w:color w:val="262626"/>
-                                <w:szCs w:val="21"/>
-                              </w:rPr>
-                              <w:sym w:font="Wingdings 2" w:char="F097"/>
-                            </w:r>
-                            <w:r>
-                              <w:rPr>
-                                <w:rFonts w:ascii="微软雅黑" w:hAnsi="微软雅黑" w:cs="微软雅黑" w:hint="eastAsia"/>
-                                <w:color w:val="262626"/>
-                                <w:szCs w:val="21"/>
-                              </w:rPr>
-                              <w:t xml:space="preserve"> </w:t>
-                            </w:r>
-                            <w:r>
-                              <w:rPr>
-                                <w:rFonts w:ascii="微软雅黑" w:hAnsi="微软雅黑" w:cs="微软雅黑" w:hint="eastAsia"/>
-                                <w:color w:val="262626"/>
-                                <w:szCs w:val="21"/>
-                              </w:rPr>
-                              <w:t>从大二开始</w:t>
-                            </w:r>
-                            <w:proofErr w:type="gramStart"/>
-                            <w:r>
-                              <w:rPr>
-                                <w:rFonts w:ascii="微软雅黑" w:hAnsi="微软雅黑" w:cs="微软雅黑" w:hint="eastAsia"/>
-                                <w:color w:val="262626"/>
-                                <w:szCs w:val="21"/>
-                              </w:rPr>
-                              <w:t>担任计科2302班</w:t>
-                            </w:r>
-                            <w:proofErr w:type="gramEnd"/>
-                            <w:r>
-                              <w:rPr>
-                                <w:rFonts w:ascii="微软雅黑" w:hAnsi="微软雅黑" w:cs="微软雅黑" w:hint="eastAsia"/>
-                                <w:color w:val="262626"/>
-                                <w:szCs w:val="21"/>
-                              </w:rPr>
-                              <w:t>生活委员，负责班费的管理和班级活动教室的申请</w:t>
-                            </w:r>
-                          </w:p>
-                          <w:p>
-                            <w:pPr>
-                              <w:spacing w:line="360" w:lineRule="exact"/>
-                              <w:rPr>
-                                <w:rFonts w:ascii="微软雅黑" w:hAnsi="微软雅黑" w:cs="微软雅黑" w:hint="eastAsia"/>
-                                <w:sz w:val="24"/>
-                                <w:szCs w:val="24"/>
-                              </w:rPr>
-                            </w:pPr>
-                            <w:r>
-                              <w:rPr>
-                                <w:rFonts w:ascii="微软雅黑" w:hAnsi="微软雅黑" w:cs="微软雅黑" w:hint="eastAsia"/>
-                                <w:color w:val="262626"/>
-                                <w:szCs w:val="21"/>
-                              </w:rPr>
-                              <w:sym w:font="Wingdings 2" w:char="F097"/>
-                            </w:r>
-                            <w:r>
-                              <w:rPr>
-                                <w:rFonts w:ascii="微软雅黑" w:hAnsi="微软雅黑" w:cs="微软雅黑" w:hint="eastAsia"/>
-                                <w:color w:val="262626"/>
-                                <w:szCs w:val="21"/>
-                              </w:rPr>
-                              <w:t xml:space="preserve"> </w:t>
-                            </w:r>
-                            <w:r>
-                              <w:rPr>
-                                <w:rFonts w:ascii="微软雅黑" w:hAnsi="微软雅黑" w:cs="微软雅黑" w:hint="eastAsia"/>
-                                <w:color w:val="262626"/>
-                                <w:szCs w:val="21"/>
-                              </w:rPr>
-                              <w:t>在北京交通大学</w:t>
-                            </w:r>
-                            <w:proofErr w:type="gramStart"/>
-                            <w:r>
-                              <w:rPr>
-                                <w:rFonts w:ascii="微软雅黑" w:hAnsi="微软雅黑" w:cs="微软雅黑"/>
-                                <w:color w:val="262626"/>
-                                <w:szCs w:val="21"/>
-                              </w:rPr>
-                              <w:t>蓝桥杯选拔赛</w:t>
-                            </w:r>
-                            <w:proofErr w:type="gramEnd"/>
-                            <w:r>
-                              <w:rPr>
-                                <w:rFonts w:ascii="微软雅黑" w:hAnsi="微软雅黑" w:cs="微软雅黑" w:hint="eastAsia"/>
-                                <w:color w:val="262626"/>
-                                <w:szCs w:val="21"/>
-                              </w:rPr>
-                              <w:t>获得二等奖、</w:t>
-                            </w:r>
-                            <w:r>
-                              <w:rPr>
-                                <w:rFonts w:ascii="微软雅黑" w:hAnsi="微软雅黑" w:cs="微软雅黑"/>
-                                <w:color w:val="262626"/>
-                                <w:szCs w:val="21"/>
-                              </w:rPr>
-                              <w:t>大学生程序设计竞赛</w:t>
-                            </w:r>
-                            <w:r>
-                              <w:rPr>
-                                <w:rFonts w:ascii="微软雅黑" w:hAnsi="微软雅黑" w:cs="微软雅黑" w:hint="eastAsia"/>
-                                <w:color w:val="262626"/>
-                                <w:szCs w:val="21"/>
-                              </w:rPr>
-                              <w:t>获得三等奖，</w:t>
-                            </w:r>
-                            <w:r>
-                              <w:rPr>
-                                <w:rFonts w:ascii="微软雅黑" w:hAnsi="微软雅黑" w:cs="微软雅黑"/>
-                                <w:color w:val="262626"/>
-                                <w:szCs w:val="21"/>
-                              </w:rPr>
-                              <w:t>通过大量算法与逻辑</w:t>
-                            </w:r>
-                            <w:proofErr w:type="gramStart"/>
-                            <w:r>
-                              <w:rPr>
-                                <w:rFonts w:ascii="微软雅黑" w:hAnsi="微软雅黑" w:cs="微软雅黑"/>
-                                <w:color w:val="262626"/>
-                                <w:szCs w:val="21"/>
-                              </w:rPr>
-                              <w:t>题训练</w:t>
-                            </w:r>
-                            <w:proofErr w:type="gramEnd"/>
-                            <w:r>
-                              <w:rPr>
-                                <w:rFonts w:ascii="微软雅黑" w:hAnsi="微软雅黑" w:cs="微软雅黑"/>
-                                <w:color w:val="262626"/>
-                                <w:szCs w:val="21"/>
-                              </w:rPr>
-                              <w:t>了代码实现与调试能力，能够在前端开发中高效处理数据结构设计和业务逻辑问题。</w:t>
-                            </w:r>
-                          </w:p>
-                        </w:txbxContent>
-                      </wps:txbx>
-                      <wps:bodyPr vert="horz" wrap="square" lIns="91440" tIns="45720" rIns="91440" bIns="45720" anchor="t">
-                        <a:prstTxWarp prst="textNoShape">
-                          <a:avLst/>
-                        </a:prstTxWarp>
-                        <a:noAutofit/>
-                      </wps:bodyPr>
-                    </wps:wsp>
-                  </a:graphicData>
-                </a:graphic>
-                <wp14:sizeRelV relativeFrom="margin">
-                  <wp14:pctHeight>0</wp14:pctHeight>
-                </wp14:sizeRelV>
-              </wp:anchor>
-            </w:drawing>
-          </mc:Choice>
-          <mc:Fallback>
-            <w:pict>
-              <v:rect w14:anchorId="5D0B815D" id="文本框 9" o:spid="_x0000_s1041" style="position:absolute;left:0;text-align:left;margin-left:463.85pt;margin-top:248.8pt;width:515.05pt;height:70.65pt;z-index:13;visibility:visible;mso-wrap-style:square;mso-height-percent:0;mso-wrap-distance-left:0;mso-wrap-distance-top:0;mso-wrap-distance-right:0;mso-wrap-distance-bottom:0;mso-position-horizontal:right;mso-position-horizontal-relative:margin;mso-position-vertical:absolute;mso-position-vertical-relative:text;mso-height-percent:0;mso-height-relative:margin;v-text-anchor:top" o:gfxdata="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" filled="f" stroked="f">
-                <v:textbox>
-                  <w:txbxContent>
-                    <w:p>
-                      <w:pPr>
-                        <w:spacing w:line="360" w:lineRule="exact"/>
-                        <w:rPr>
-                          <w:rFonts w:ascii="微软雅黑" w:hAnsi="微软雅黑" w:cs="微软雅黑" w:hint="eastAsia"/>
-                          <w:color w:val="262626"/>
-                          <w:szCs w:val="21"/>
-                        </w:rPr>
-                      </w:pPr>
-                      <w:r>
-                        <w:rPr>
-                          <w:rFonts w:ascii="微软雅黑" w:hAnsi="微软雅黑" w:cs="微软雅黑" w:hint="eastAsia"/>
-                          <w:color w:val="262626"/>
-                          <w:szCs w:val="21"/>
-                        </w:rPr>
-                        <w:sym w:font="Wingdings 2" w:char="F097"/>
-                      </w:r>
-                      <w:r>
-                        <w:rPr>
-                          <w:rFonts w:ascii="微软雅黑" w:hAnsi="微软雅黑" w:cs="微软雅黑" w:hint="eastAsia"/>
-                          <w:color w:val="262626"/>
-                          <w:szCs w:val="21"/>
-                        </w:rPr>
-                        <w:t xml:space="preserve"> </w:t>
-                      </w:r>
-                      <w:r>
-                        <w:rPr>
-                          <w:rFonts w:ascii="微软雅黑" w:hAnsi="微软雅黑" w:cs="微软雅黑" w:hint="eastAsia"/>
-                          <w:color w:val="262626"/>
-                          <w:szCs w:val="21"/>
-                        </w:rPr>
-                        <w:t>从大二开始</w:t>
-                      </w:r>
-                      <w:proofErr w:type="gramStart"/>
-                      <w:r>
-                        <w:rPr>
-                          <w:rFonts w:ascii="微软雅黑" w:hAnsi="微软雅黑" w:cs="微软雅黑" w:hint="eastAsia"/>
-                          <w:color w:val="262626"/>
-                          <w:szCs w:val="21"/>
-                        </w:rPr>
-                        <w:t>担任计科2302班</w:t>
-                      </w:r>
-                      <w:proofErr w:type="gramEnd"/>
-                      <w:r>
-                        <w:rPr>
-                          <w:rFonts w:ascii="微软雅黑" w:hAnsi="微软雅黑" w:cs="微软雅黑" w:hint="eastAsia"/>
-                          <w:color w:val="262626"/>
-                          <w:szCs w:val="21"/>
-                        </w:rPr>
-                        <w:t>生活委员，负责班费的管理和班级活动教室的申请</w:t>
-                      </w:r>
-                    </w:p>
-                    <w:p>
-                      <w:pPr>
-                        <w:spacing w:line="360" w:lineRule="exact"/>
-                        <w:rPr>
-                          <w:rFonts w:ascii="微软雅黑" w:hAnsi="微软雅黑" w:cs="微软雅黑" w:hint="eastAsia"/>
-                          <w:sz w:val="24"/>
-                          <w:szCs w:val="24"/>
-                        </w:rPr>
-                      </w:pPr>
-                      <w:r>
-                        <w:rPr>
-                          <w:rFonts w:ascii="微软雅黑" w:hAnsi="微软雅黑" w:cs="微软雅黑" w:hint="eastAsia"/>
-                          <w:color w:val="262626"/>
-                          <w:szCs w:val="21"/>
-                        </w:rPr>
-                        <w:sym w:font="Wingdings 2" w:char="F097"/>
-                      </w:r>
-                      <w:r>
-                        <w:rPr>
-                          <w:rFonts w:ascii="微软雅黑" w:hAnsi="微软雅黑" w:cs="微软雅黑" w:hint="eastAsia"/>
-                          <w:color w:val="262626"/>
-                          <w:szCs w:val="21"/>
-                        </w:rPr>
-                        <w:t xml:space="preserve"> </w:t>
-                      </w:r>
-                      <w:r>
-                        <w:rPr>
-                          <w:rFonts w:ascii="微软雅黑" w:hAnsi="微软雅黑" w:cs="微软雅黑" w:hint="eastAsia"/>
-                          <w:color w:val="262626"/>
-                          <w:szCs w:val="21"/>
-                        </w:rPr>
-                        <w:t>在北京交通大学</w:t>
-                      </w:r>
-                      <w:proofErr w:type="gramStart"/>
-                      <w:r>
-                        <w:rPr>
-                          <w:rFonts w:ascii="微软雅黑" w:hAnsi="微软雅黑" w:cs="微软雅黑"/>
-                          <w:color w:val="262626"/>
-                          <w:szCs w:val="21"/>
-                        </w:rPr>
-                        <w:t>蓝桥杯选拔赛</w:t>
-                      </w:r>
-                      <w:proofErr w:type="gramEnd"/>
-                      <w:r>
-                        <w:rPr>
-                          <w:rFonts w:ascii="微软雅黑" w:hAnsi="微软雅黑" w:cs="微软雅黑" w:hint="eastAsia"/>
-                          <w:color w:val="262626"/>
-                          <w:szCs w:val="21"/>
-                        </w:rPr>
-                        <w:t>获得二等奖、</w:t>
-                      </w:r>
-                      <w:r>
-                        <w:rPr>
-                          <w:rFonts w:ascii="微软雅黑" w:hAnsi="微软雅黑" w:cs="微软雅黑"/>
-                          <w:color w:val="262626"/>
-                          <w:szCs w:val="21"/>
-                        </w:rPr>
-                        <w:t>大学生程序设计竞赛</w:t>
-                      </w:r>
-                      <w:r>
-                        <w:rPr>
-                          <w:rFonts w:ascii="微软雅黑" w:hAnsi="微软雅黑" w:cs="微软雅黑" w:hint="eastAsia"/>
-                          <w:color w:val="262626"/>
-                          <w:szCs w:val="21"/>
-                        </w:rPr>
-                        <w:t>获得三等奖，</w:t>
-                      </w:r>
-                      <w:r>
-                        <w:rPr>
-                          <w:rFonts w:ascii="微软雅黑" w:hAnsi="微软雅黑" w:cs="微软雅黑"/>
-                          <w:color w:val="262626"/>
-                          <w:szCs w:val="21"/>
-                        </w:rPr>
-                        <w:t>通过大量算法与逻辑</w:t>
-                      </w:r>
-                      <w:proofErr w:type="gramStart"/>
-                      <w:r>
-                        <w:rPr>
-                          <w:rFonts w:ascii="微软雅黑" w:hAnsi="微软雅黑" w:cs="微软雅黑"/>
-                          <w:color w:val="262626"/>
-                          <w:szCs w:val="21"/>
-                        </w:rPr>
-                        <w:t>题训练</w:t>
-                      </w:r>
-                      <w:proofErr w:type="gramEnd"/>
-                      <w:r>
-                        <w:rPr>
-                          <w:rFonts w:ascii="微软雅黑" w:hAnsi="微软雅黑" w:cs="微软雅黑"/>
-                          <w:color w:val="262626"/>
-                          <w:szCs w:val="21"/>
-                        </w:rPr>
-                        <w:t>了代码实现与调试能力，能够在前端开发中高效处理数据结构设计和业务逻辑问题。</w:t>
-                      </w:r>
-                    </w:p>
-                  </w:txbxContent>
-                </v:textbox>
-                <w10:wrap anchorx="margin"/>
-              </v:rect>
-            </w:pict>
-          </mc:Fallback>
-        </mc:AlternateContent>
-      </w:r>
-      <w:r>
-        <w:rPr>
-          <w:noProof/>
-        </w:rPr>
-        <mc:AlternateContent>
-          <mc:Choice Requires="wpg">
-            <w:drawing>
-              <wp:anchor distT="0" distB="0" distL="0" distR="0" simplePos="0" relativeHeight="6" behindDoc="0" locked="0" layoutInCell="1" allowOverlap="1" wp14:anchorId="5482FAA3" wp14:editId="1257C224">
-                <wp:simplePos x="0" y="0"/>
-                <wp:positionH relativeFrom="margin">
-                  <wp:posOffset>-54610</wp:posOffset>
-                </wp:positionH>
-                <wp:positionV relativeFrom="paragraph">
-                  <wp:posOffset>2879090</wp:posOffset>
-                </wp:positionV>
-                <wp:extent cx="6701790" cy="454660"/>
-                <wp:effectExtent l="0" t="0" r="22860" b="0"/>
-                <wp:wrapNone/>
-                <wp:docPr id="1046" name="组合 31"/>
-                <wp:cNvGraphicFramePr>
-                  <a:graphicFrameLocks xmlns:a="http://schemas.openxmlformats.org/drawingml/2006/main"/>
-                </wp:cNvGraphicFramePr>
-                <a:graphic xmlns:a="http://schemas.openxmlformats.org/drawingml/2006/main">
-                  <a:graphicData uri="http://schemas.microsoft.com/office/word/2010/wordprocessingGroup">
-                    <wpg:wgp>
-                      <wpg:cNvGrpSpPr>
-                        <a:grpSpLocks/>
-                      </wpg:cNvGrpSpPr>
-                      <wpg:grpSpPr>
-                        <a:xfrm>
-                          <a:off x="0" y="0"/>
-                          <a:ext cx="6701790" cy="454660"/>
-                          <a:chOff x="0" y="-22878"/>
-                          <a:chExt cx="6702238" cy="456737"/>
-                        </a:xfrm>
-                      </wpg:grpSpPr>
-                      <wpg:grpSp>
-                        <wpg:cNvPr id="1899333864" name="组合 1899333864"/>
-                        <wpg:cNvGrpSpPr/>
-                        <wpg:grpSpPr>
-                          <a:xfrm>
-                            <a:off x="0" y="28611"/>
-                            <a:ext cx="6702238" cy="330613"/>
-                            <a:chOff x="0" y="-29755"/>
-                            <a:chExt cx="6702238" cy="330613"/>
-                          </a:xfrm>
-                        </wpg:grpSpPr>
-                        <wps:wsp>
-                          <wps:cNvPr id="316449197" name="直角三角形 316449197"/>
-                          <wps:cNvSpPr/>
-                          <wps:spPr>
-                            <a:xfrm rot="10800000">
-                              <a:off x="0" y="224406"/>
-                              <a:ext cx="144011" cy="76452"/>
-                            </a:xfrm>
-                            <a:prstGeom prst="rtTriangle">
-                              <a:avLst/>
-                            </a:prstGeom>
-                            <a:solidFill>
-                              <a:srgbClr val="143F6A"/>
-                            </a:solidFill>
-                            <a:ln>
-                              <a:noFill/>
-                            </a:ln>
-                          </wps:spPr>
-                          <wps:bodyPr>
-                            <a:prstTxWarp prst="textNoShape">
-                              <a:avLst/>
-                            </a:prstTxWarp>
-                          </wps:bodyPr>
-                        </wps:wsp>
-                        <wps:wsp>
-                          <wps:cNvPr id="1763885399" name="直接连接符 1763885399"/>
-                          <wps:cNvCnPr/>
-                          <wps:spPr>
-                            <a:xfrm>
-                              <a:off x="53979" y="216017"/>
-                              <a:ext cx="6648259" cy="0"/>
-                            </a:xfrm>
-                            <a:prstGeom prst="line">
-                              <a:avLst/>
-                            </a:prstGeom>
-                            <a:ln w="9525" cap="flat" cmpd="sng">
-                              <a:solidFill>
-                                <a:srgbClr val="5F73B2"/>
-                              </a:solidFill>
-                              <a:prstDash val="solid"/>
-                              <a:round/>
-                              <a:headEnd/>
-                              <a:tailEnd/>
-                            </a:ln>
-                          </wps:spPr>
-                          <wps:bodyPr/>
-                        </wps:wsp>
-                        <wps:wsp>
-                          <wps:cNvPr id="1484712588" name="矩形 1484712588"/>
-                          <wps:cNvSpPr/>
-                          <wps:spPr>
-                            <a:xfrm>
-                              <a:off x="0" y="-29755"/>
-                              <a:ext cx="1210310" cy="256451"/>
-                            </a:xfrm>
-                            <a:prstGeom prst="rect">
-                              <a:avLst/>
-                            </a:prstGeom>
-                            <a:solidFill>
-                              <a:srgbClr val="5F73B2"/>
-                            </a:solidFill>
-                            <a:ln>
-                              <a:noFill/>
-                            </a:ln>
-                          </wps:spPr>
-                          <wps:bodyPr>
-                            <a:prstTxWarp prst="textNoShape">
-                              <a:avLst/>
-                            </a:prstTxWarp>
-                          </wps:bodyPr>
-                        </wps:wsp>
-                      </wpg:grpSp>
-                      <wps:wsp>
-                        <wps:cNvPr id="685378066" name="矩形 685378066"/>
-                        <wps:cNvSpPr/>
-                        <wps:spPr>
-                          <a:xfrm>
-                            <a:off x="130362" y="-22878"/>
-                            <a:ext cx="920812" cy="456737"/>
-                          </a:xfrm>
-                          <a:prstGeom prst="rect">
-                            <a:avLst/>
-                          </a:prstGeom>
-                          <a:ln>
-                            <a:noFill/>
-                          </a:ln>
-                        </wps:spPr>
-                        <wps:txbx>
-                          <w:txbxContent>
-                            <w:p>
-                              <w:pPr>
-                                <w:adjustRightInd w:val="0"/>
-                                <w:snapToGrid w:val="0"/>
-                                <w:spacing w:line="20" w:lineRule="atLeast"/>
-                                <w:jc w:val="center"/>
-                                <w:rPr>
-                                  <w:rFonts w:hint="eastAsia"/>
-                                  <w:b/>
-                                  <w:color w:val="FFFFFF"/>
-                                  <w:sz w:val="24"/>
-                                  <w:szCs w:val="24"/>
-                                </w:rPr>
-                              </w:pPr>
-                              <w:r>
-                                <w:rPr>
-                                  <w:rFonts w:ascii="微软雅黑" w:hAnsi="微软雅黑" w:hint="eastAsia"/>
-                                  <w:b/>
-                                  <w:color w:val="FFFFFF"/>
-                                  <w:sz w:val="24"/>
-                                  <w:szCs w:val="24"/>
-                                </w:rPr>
-                                <w:t>校园</w:t>
-                              </w:r>
-                              <w:r>
-                                <w:rPr>
-                                  <w:rFonts w:ascii="微软雅黑" w:hAnsi="微软雅黑"/>
-                                  <w:b/>
-                                  <w:color w:val="FFFFFF"/>
-                                  <w:sz w:val="24"/>
-                                  <w:szCs w:val="24"/>
-                                </w:rPr>
-                                <w:t>经历</w:t>
-                              </w:r>
-                            </w:p>
-                          </w:txbxContent>
-                        </wps:txbx>
-                        <wps:bodyPr vert="horz" wrap="square" lIns="91440" tIns="45720" rIns="91440" bIns="45720" anchor="ctr">
-                          <a:prstTxWarp prst="textNoShape">
-                            <a:avLst/>
-                          </a:prstTxWarp>
-                          <a:spAutoFit/>
-                        </wps:bodyPr>
-                      </wps:wsp>
-                    </wpg:wgp>
-                  </a:graphicData>
-                </a:graphic>
-              </wp:anchor>
-            </w:drawing>
-          </mc:Choice>
-          <mc:Fallback>
-            <w:pict>
-              <v:group w14:anchorId="5482FAA3" id="组合 31" o:spid="_x0000_s1042" style="position:absolute;left:0;text-align:left;margin-left:-4.3pt;margin-top:226.7pt;width:527.7pt;height:35.8pt;z-index:6;mso-wrap-distance-left:0;mso-wrap-distance-right:0;mso-position-horizontal-relative:margin" coordorigin=",-228" coordsize="67022,4567" o:gfxdata="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">
-                <v:group id="组合 1899333864" o:spid="_x0000_s1043" style="position:absolute;top:286;width:67022;height:3306" coordorigin=",-297" coordsize="67022,3306" o:gfxdata="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">
-                  <v:shape id="直角三角形 316449197" o:spid="_x0000_s1044" type="#_x0000_t6" style="position:absolute;top:2244;width:1440;height:764;rotation:180;visibility:visible;mso-wrap-style:square;v-text-anchor:top" o:gfxdata="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" fillcolor="#143f6a" stroked="f"/>
-                  <v:line id="直接连接符 1763885399" o:spid="_x0000_s1045" style="position:absolute;visibility:visible;mso-wrap-style:square" from="539,2160" to="67022,2160" o:connectortype="straight" o:gfxdata="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" strokecolor="#5f73b2"/>
-                  <v:rect id="矩形 1484712588" o:spid="_x0000_s1046" style="position:absolute;top:-297;width:12103;height:2563;visibility:visible;mso-wrap-style:square;v-text-anchor:top" o:gfxdata="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" fillcolor="#5f73b2" stroked="f"/>
-                </v:group>
-                <v:rect id="矩形 685378066" o:spid="_x0000_s1047" style="position:absolute;left:1303;top:-228;width:9208;height:4566;visibility:visible;mso-wrap-style:square;v-text-anchor:middle" o:gfxdata="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" filled="f" stroked="f">
-                  <v:textbox style="mso-fit-shape-to-text:t">
-                    <w:txbxContent>
-                      <w:p>
-                        <w:pPr>
-                          <w:adjustRightInd w:val="0"/>
-                          <w:snapToGrid w:val="0"/>
-                          <w:spacing w:line="20" w:lineRule="atLeast"/>
-                          <w:jc w:val="center"/>
-                          <w:rPr>
-                            <w:rFonts w:hint="eastAsia"/>
-                            <w:b/>
-                            <w:color w:val="FFFFFF"/>
-                            <w:sz w:val="24"/>
-                            <w:szCs w:val="24"/>
-                          </w:rPr>
-                        </w:pPr>
-                        <w:r>
-                          <w:rPr>
-                            <w:rFonts w:ascii="微软雅黑" w:hAnsi="微软雅黑" w:hint="eastAsia"/>
-                            <w:b/>
-                            <w:color w:val="FFFFFF"/>
-                            <w:sz w:val="24"/>
-                            <w:szCs w:val="24"/>
-                          </w:rPr>
-                          <w:t>校园</w:t>
-                        </w:r>
-                        <w:r>
-                          <w:rPr>
-                            <w:rFonts w:ascii="微软雅黑" w:hAnsi="微软雅黑"/>
-                            <w:b/>
-                            <w:color w:val="FFFFFF"/>
-                            <w:sz w:val="24"/>
-                            <w:szCs w:val="24"/>
-                          </w:rPr>
-                          <w:t>经历</w:t>
                         </w:r>
                       </w:p>
                     </w:txbxContent>
@@ -4734,13 +4861,13 @@
           </mc:Choice>
           <mc:Fallback>
             <w:pict>
-              <v:group w14:anchorId="5CFF1F77" id="_x0000_s1048" style="position:absolute;left:0;text-align:left;margin-left:0;margin-top:676.75pt;width:527.7pt;height:35.8pt;z-index:4;mso-wrap-distance-left:0;mso-wrap-distance-right:0;mso-position-horizontal:center;mso-position-horizontal-relative:margin;mso-width-relative:margin" coordorigin=",-257" coordsize="67022,4563" o:gfxdata="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">
-                <v:group id="组合 855808252" o:spid="_x0000_s1049" style="position:absolute;top:286;width:67022;height:3306" coordorigin=",-297" coordsize="67022,3306" o:gfxdata="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">
-                  <v:shape id="直角三角形 307968285" o:spid="_x0000_s1050" type="#_x0000_t6" style="position:absolute;top:2244;width:1440;height:764;rotation:180;visibility:visible;mso-wrap-style:square;v-text-anchor:top" o:gfxdata="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" fillcolor="#143f6a" stroked="f"/>
-                  <v:line id="直接连接符 337758799" o:spid="_x0000_s1051" style="position:absolute;visibility:visible;mso-wrap-style:square" from="539,2160" to="67022,2160" o:connectortype="straight" o:gfxdata="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" strokecolor="#5f73b2"/>
-                  <v:rect id="矩形 197878952" o:spid="_x0000_s1052" style="position:absolute;top:-297;width:12103;height:2563;visibility:visible;mso-wrap-style:square;v-text-anchor:top" o:gfxdata="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" fillcolor="#5f73b2" stroked="f"/>
+              <v:group w14:anchorId="5CFF1F77" id="_x0000_s1049" style="position:absolute;left:0;text-align:left;margin-left:0;margin-top:676.75pt;width:527.7pt;height:35.8pt;z-index:4;mso-wrap-distance-left:0;mso-wrap-distance-right:0;mso-position-horizontal:center;mso-position-horizontal-relative:margin;mso-width-relative:margin" coordorigin=",-257" coordsize="67022,4563" o:gfxdata="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">
+                <v:group id="组合 855808252" o:spid="_x0000_s1050" style="position:absolute;top:286;width:67022;height:3306" coordorigin=",-297" coordsize="67022,3306" o:gfxdata="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">
+                  <v:shape id="直角三角形 307968285" o:spid="_x0000_s1051" type="#_x0000_t6" style="position:absolute;top:2244;width:1440;height:764;rotation:180;visibility:visible;mso-wrap-style:square;v-text-anchor:top" o:gfxdata="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" fillcolor="#143f6a" stroked="f"/>
+                  <v:line id="直接连接符 337758799" o:spid="_x0000_s1052" style="position:absolute;visibility:visible;mso-wrap-style:square" from="539,2160" to="67022,2160" o:connectortype="straight" o:gfxdata="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" strokecolor="#5f73b2"/>
+                  <v:rect id="矩形 197878952" o:spid="_x0000_s1053" style="position:absolute;top:-297;width:12103;height:2563;visibility:visible;mso-wrap-style:square;v-text-anchor:top" o:gfxdata="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" fillcolor="#5f73b2" stroked="f"/>
                 </v:group>
-                <v:rect id="矩形 1570146766" o:spid="_x0000_s1053" style="position:absolute;left:1303;top:-257;width:9208;height:4563;visibility:visible;mso-wrap-style:square;v-text-anchor:middle" o:gfxdata="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" filled="f" stroked="f">
+                <v:rect id="矩形 1570146766" o:spid="_x0000_s1054" style="position:absolute;left:1303;top:-257;width:9208;height:4563;visibility:visible;mso-wrap-style:square;v-text-anchor:middle" o:gfxdata="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" filled="f" stroked="f">
                   <v:textbox style="mso-fit-shape-to-text:t">
                     <w:txbxContent>
                       <w:p>
@@ -4794,7 +4921,7 @@
         <mc:AlternateContent>
           <mc:Choice Requires="wps">
             <w:drawing>
-              <wp:anchor distT="45720" distB="45720" distL="114300" distR="114300" simplePos="0" relativeHeight="18" behindDoc="0" locked="0" layoutInCell="1" allowOverlap="1" wp14:anchorId="07C6F765" wp14:editId="0E18F185">
+              <wp:anchor distT="45720" distB="45720" distL="114300" distR="114300" simplePos="0" relativeHeight="18" behindDoc="0" locked="0" layoutInCell="1" allowOverlap="1" wp14:anchorId="07C6F765" wp14:editId="344738D1">
                 <wp:simplePos x="0" y="0"/>
                 <wp:positionH relativeFrom="margin">
                   <wp:posOffset>600075</wp:posOffset>
@@ -4899,7 +5026,7 @@
           </mc:Choice>
           <mc:Fallback>
             <w:pict>
-              <v:rect w14:anchorId="07C6F765" id="文本框 2" o:spid="_x0000_s1054" style="position:absolute;left:0;text-align:left;margin-left:47.25pt;margin-top:108.6pt;width:192.8pt;height:26.5pt;z-index:18;visibility:visible;mso-wrap-style:square;mso-width-percent:0;mso-height-percent:0;mso-wrap-distance-left:9pt;mso-wrap-distance-top:3.6pt;mso-wrap-distance-right:9pt;mso-wrap-distance-bottom:3.6pt;mso-position-horizontal:absolute;mso-position-horizontal-relative:margin;mso-position-vertical:absolute;mso-position-vertical-relative:text;mso-width-percent:0;mso-height-percent:0;mso-width-relative:margin;mso-height-relative:margin;v-text-anchor:top" o:gfxdata="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" strokecolor="white">
+              <v:rect w14:anchorId="07C6F765" id="文本框 2" o:spid="_x0000_s1055" style="position:absolute;left:0;text-align:left;margin-left:47.25pt;margin-top:108.6pt;width:192.8pt;height:26.5pt;z-index:18;visibility:visible;mso-wrap-style:square;mso-width-percent:0;mso-height-percent:0;mso-wrap-distance-left:9pt;mso-wrap-distance-top:3.6pt;mso-wrap-distance-right:9pt;mso-wrap-distance-bottom:3.6pt;mso-position-horizontal:absolute;mso-position-horizontal-relative:margin;mso-position-vertical:absolute;mso-position-vertical-relative:text;mso-width-percent:0;mso-height-percent:0;mso-width-relative:margin;mso-height-relative:margin;v-text-anchor:top" o:gfxdata="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" strokecolor="white">
                 <v:path arrowok="t"/>
                 <v:textbox>
                   <w:txbxContent>
@@ -4945,259 +5072,6 @@
                   </w:txbxContent>
                 </v:textbox>
                 <w10:wrap type="square" anchorx="margin"/>
-              </v:rect>
-            </w:pict>
-          </mc:Fallback>
-        </mc:AlternateContent>
-      </w:r>
-      <w:r>
-        <w:rPr>
-          <w:noProof/>
-        </w:rPr>
-        <mc:AlternateContent>
-          <mc:Choice Requires="wps">
-            <w:drawing>
-              <wp:anchor distT="0" distB="0" distL="0" distR="0" simplePos="0" relativeHeight="14" behindDoc="0" locked="0" layoutInCell="1" allowOverlap="1" wp14:anchorId="26D2A9C4" wp14:editId="73C44FDF">
-                <wp:simplePos x="0" y="0"/>
-                <wp:positionH relativeFrom="margin">
-                  <wp:posOffset>107950</wp:posOffset>
-                </wp:positionH>
-                <wp:positionV relativeFrom="paragraph">
-                  <wp:posOffset>1993265</wp:posOffset>
-                </wp:positionV>
-                <wp:extent cx="6530340" cy="1377950"/>
-                <wp:effectExtent l="0" t="0" r="0" b="0"/>
-                <wp:wrapNone/>
-                <wp:docPr id="1045" name="文本框 10"/>
-                <wp:cNvGraphicFramePr>
-                  <a:graphicFrameLocks xmlns:a="http://schemas.openxmlformats.org/drawingml/2006/main"/>
-                </wp:cNvGraphicFramePr>
-                <a:graphic xmlns:a="http://schemas.openxmlformats.org/drawingml/2006/main">
-                  <a:graphicData uri="http://schemas.microsoft.com/office/word/2010/wordprocessingShape">
-                    <wps:wsp>
-                      <wps:cNvSpPr>
-                        <a:spLocks/>
-                      </wps:cNvSpPr>
-                      <wps:spPr>
-                        <a:xfrm>
-                          <a:off x="0" y="0"/>
-                          <a:ext cx="6530340" cy="1377950"/>
-                        </a:xfrm>
-                        <a:prstGeom prst="rect">
-                          <a:avLst/>
-                        </a:prstGeom>
-                        <a:ln>
-                          <a:noFill/>
-                        </a:ln>
-                      </wps:spPr>
-                      <wps:txbx>
-                        <w:txbxContent>
-                          <w:p>
-                            <w:pPr>
-                              <w:adjustRightInd w:val="0"/>
-                              <w:snapToGrid w:val="0"/>
-                              <w:spacing w:line="400" w:lineRule="exact"/>
-                              <w:rPr>
-                                <w:rFonts w:ascii="微软雅黑" w:hAnsi="微软雅黑" w:cs="微软雅黑" w:hint="eastAsia"/>
-                                <w:color w:val="262626"/>
-                                <w:szCs w:val="21"/>
-                              </w:rPr>
-                            </w:pPr>
-                            <w:r>
-                              <w:rPr>
-                                <w:rFonts w:ascii="微软雅黑" w:hAnsi="微软雅黑" w:cs="微软雅黑" w:hint="eastAsia"/>
-                                <w:b/>
-                                <w:bCs/>
-                                <w:color w:val="262626"/>
-                                <w:szCs w:val="21"/>
-                              </w:rPr>
-                              <w:t xml:space="preserve">2023.09-现在                </w:t>
-                            </w:r>
-                            <w:r>
-                              <w:rPr>
-                                <w:rFonts w:ascii="微软雅黑" w:hAnsi="微软雅黑" w:cs="微软雅黑"/>
-                                <w:b/>
-                                <w:bCs/>
-                                <w:color w:val="262626"/>
-                                <w:szCs w:val="21"/>
-                              </w:rPr>
-                              <w:tab/>
-                            </w:r>
-                            <w:r>
-                              <w:rPr>
-                                <w:rFonts w:ascii="微软雅黑" w:hAnsi="微软雅黑" w:cs="微软雅黑" w:hint="eastAsia"/>
-                                <w:b/>
-                                <w:bCs/>
-                                <w:color w:val="262626"/>
-                                <w:szCs w:val="21"/>
-                              </w:rPr>
-                              <w:t xml:space="preserve">北京交通大学（大三在读）              计算机科学与技术专业（本科） </w:t>
-                            </w:r>
-                            <w:r>
-                              <w:rPr>
-                                <w:rFonts w:ascii="微软雅黑" w:hAnsi="微软雅黑" w:cs="微软雅黑" w:hint="eastAsia"/>
-                                <w:color w:val="262626"/>
-                                <w:szCs w:val="21"/>
-                              </w:rPr>
-                              <w:t xml:space="preserve"> </w:t>
-                            </w:r>
-                          </w:p>
-                          <w:p>
-                            <w:pPr>
-                              <w:pStyle w:val="1"/>
-                              <w:adjustRightInd w:val="0"/>
-                              <w:snapToGrid w:val="0"/>
-                              <w:spacing w:line="400" w:lineRule="exact"/>
-                              <w:ind w:firstLineChars="0" w:firstLine="0"/>
-                              <w:jc w:val="left"/>
-                              <w:rPr>
-                                <w:rFonts w:ascii="微软雅黑" w:eastAsia="微软雅黑" w:hAnsi="微软雅黑" w:cs="微软雅黑" w:hint="eastAsia"/>
-                                <w:color w:val="262626"/>
-                                <w:szCs w:val="21"/>
-                              </w:rPr>
-                            </w:pPr>
-                            <w:r>
-                              <w:rPr>
-                                <w:rFonts w:ascii="微软雅黑" w:eastAsia="微软雅黑" w:hAnsi="微软雅黑" w:cs="微软雅黑" w:hint="eastAsia"/>
-                                <w:color w:val="262626"/>
-                                <w:szCs w:val="21"/>
-                              </w:rPr>
-                              <w:sym w:font="Wingdings 2" w:char="F097"/>
-                            </w:r>
-                            <w:r>
-                              <w:rPr>
-                                <w:rFonts w:ascii="微软雅黑" w:eastAsia="微软雅黑" w:hAnsi="微软雅黑" w:cs="微软雅黑" w:hint="eastAsia"/>
-                                <w:color w:val="262626"/>
-                                <w:szCs w:val="21"/>
-                              </w:rPr>
-                              <w:t xml:space="preserve"> 主修课程： 微积分、几何与代数、C语言程序设计、Python编程实训、离散数学、面向对象程序设计与C++、数据结构、软件工程、概率论与数理统计、汇编与接口技术、编译原理、操作系统等</w:t>
-                            </w:r>
-                          </w:p>
-                          <w:p>
-                            <w:pPr>
-                              <w:spacing w:line="400" w:lineRule="exact"/>
-                              <w:rPr>
-                                <w:rFonts w:ascii="宋体" w:eastAsia="宋体" w:hAnsi="宋体" w:hint="eastAsia"/>
-                              </w:rPr>
-                            </w:pPr>
-                          </w:p>
-                        </w:txbxContent>
-                      </wps:txbx>
-                      <wps:bodyPr vert="horz" wrap="square" lIns="91440" tIns="45720" rIns="91440" bIns="45720" anchor="t">
-                        <a:prstTxWarp prst="textNoShape">
-                          <a:avLst/>
-                        </a:prstTxWarp>
-                        <a:noAutofit/>
-                      </wps:bodyPr>
-                    </wps:wsp>
-                  </a:graphicData>
-                </a:graphic>
-                <wp14:sizeRelH relativeFrom="margin">
-                  <wp14:pctWidth>0</wp14:pctWidth>
-                </wp14:sizeRelH>
-                <wp14:sizeRelV relativeFrom="margin">
-                  <wp14:pctHeight>0</wp14:pctHeight>
-                </wp14:sizeRelV>
-              </wp:anchor>
-            </w:drawing>
-          </mc:Choice>
-          <mc:Fallback>
-            <w:pict>
-              <v:rect w14:anchorId="26D2A9C4" id="文本框 10" o:spid="_x0000_s1055" style="position:absolute;left:0;text-align:left;margin-left:8.5pt;margin-top:156.95pt;width:514.2pt;height:108.5pt;z-index:14;visibility:visible;mso-wrap-style:square;mso-width-percent:0;mso-height-percent:0;mso-wrap-distance-left:0;mso-wrap-distance-top:0;mso-wrap-distance-right:0;mso-wrap-distance-bottom:0;mso-position-horizontal:absolute;mso-position-horizontal-relative:margin;mso-position-vertical:absolute;mso-position-vertical-relative:text;mso-width-percent:0;mso-height-percent:0;mso-width-relative:margin;mso-height-relative:margin;v-text-anchor:top" o:gfxdata="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" filled="f" stroked="f">
-                <v:textbox>
-                  <w:txbxContent>
-                    <w:p>
-                      <w:pPr>
-                        <w:adjustRightInd w:val="0"/>
-                        <w:snapToGrid w:val="0"/>
-                        <w:spacing w:line="400" w:lineRule="exact"/>
-                        <w:rPr>
-                          <w:rFonts w:ascii="微软雅黑" w:hAnsi="微软雅黑" w:cs="微软雅黑" w:hint="eastAsia"/>
-                          <w:color w:val="262626"/>
-                          <w:szCs w:val="21"/>
-                        </w:rPr>
-                      </w:pPr>
-                      <w:r>
-                        <w:rPr>
-                          <w:rFonts w:ascii="微软雅黑" w:hAnsi="微软雅黑" w:cs="微软雅黑" w:hint="eastAsia"/>
-                          <w:b/>
-                          <w:bCs/>
-                          <w:color w:val="262626"/>
-                          <w:szCs w:val="21"/>
-                        </w:rPr>
-                        <w:t xml:space="preserve">2023.09-现在                </w:t>
-                      </w:r>
-                      <w:r>
-                        <w:rPr>
-                          <w:rFonts w:ascii="微软雅黑" w:hAnsi="微软雅黑" w:cs="微软雅黑"/>
-                          <w:b/>
-                          <w:bCs/>
-                          <w:color w:val="262626"/>
-                          <w:szCs w:val="21"/>
-                        </w:rPr>
-                        <w:tab/>
-                      </w:r>
-                      <w:r>
-                        <w:rPr>
-                          <w:rFonts w:ascii="微软雅黑" w:hAnsi="微软雅黑" w:cs="微软雅黑" w:hint="eastAsia"/>
-                          <w:b/>
-                          <w:bCs/>
-                          <w:color w:val="262626"/>
-                          <w:szCs w:val="21"/>
-                        </w:rPr>
-                        <w:t xml:space="preserve">北京交通大学（大三在读）              计算机科学与技术专业（本科） </w:t>
-                      </w:r>
-                      <w:r>
-                        <w:rPr>
-                          <w:rFonts w:ascii="微软雅黑" w:hAnsi="微软雅黑" w:cs="微软雅黑" w:hint="eastAsia"/>
-                          <w:color w:val="262626"/>
-                          <w:szCs w:val="21"/>
-                        </w:rPr>
-                        <w:t xml:space="preserve"> </w:t>
-                      </w:r>
-                    </w:p>
-                    <w:p>
-                      <w:pPr>
-                        <w:pStyle w:val="1"/>
-                        <w:adjustRightInd w:val="0"/>
-                        <w:snapToGrid w:val="0"/>
-                        <w:spacing w:line="400" w:lineRule="exact"/>
-                        <w:ind w:firstLineChars="0" w:firstLine="0"/>
-                        <w:jc w:val="left"/>
-                        <w:rPr>
-                          <w:rFonts w:ascii="微软雅黑" w:eastAsia="微软雅黑" w:hAnsi="微软雅黑" w:cs="微软雅黑" w:hint="eastAsia"/>
-                          <w:color w:val="262626"/>
-                          <w:szCs w:val="21"/>
-                        </w:rPr>
-                      </w:pPr>
-                      <w:r>
-                        <w:rPr>
-                          <w:rFonts w:ascii="微软雅黑" w:eastAsia="微软雅黑" w:hAnsi="微软雅黑" w:cs="微软雅黑" w:hint="eastAsia"/>
-                          <w:color w:val="262626"/>
-                          <w:szCs w:val="21"/>
-                        </w:rPr>
-                        <w:sym w:font="Wingdings 2" w:char="F097"/>
-                      </w:r>
-                      <w:r>
-                        <w:rPr>
-                          <w:rFonts w:ascii="微软雅黑" w:eastAsia="微软雅黑" w:hAnsi="微软雅黑" w:cs="微软雅黑" w:hint="eastAsia"/>
-                          <w:color w:val="262626"/>
-                          <w:szCs w:val="21"/>
-                        </w:rPr>
-                        <w:t xml:space="preserve"> 主修课程： 微积分、几何与代数、C语言程序设计、Python编程实训、离散数学、面向对象程序设计与C++、数据结构、软件工程、概率论与数理统计、汇编与接口技术、编译原理、操作系统等</w:t>
-                      </w:r>
-                    </w:p>
-                    <w:p>
-                      <w:pPr>
-                        <w:spacing w:line="400" w:lineRule="exact"/>
-                        <w:rPr>
-                          <w:rFonts w:ascii="宋体" w:eastAsia="宋体" w:hAnsi="宋体" w:hint="eastAsia"/>
-                        </w:rPr>
-                      </w:pPr>
-                    </w:p>
-                  </w:txbxContent>
-                </v:textbox>
-                <w10:wrap anchorx="margin"/>
               </v:rect>
             </w:pict>
           </mc:Fallback>
@@ -5418,23 +5292,13 @@
                                 <w:szCs w:val="21"/>
                               </w:rPr>
                             </w:pPr>
-                            <w:proofErr w:type="gramStart"/>
-                            <w:r>
-                              <w:rPr>
-                                <w:rFonts w:ascii="微软雅黑" w:hAnsi="微软雅黑" w:cs="微软雅黑" w:hint="eastAsia"/>
-                                <w:color w:val="262626"/>
-                                <w:szCs w:val="21"/>
-                              </w:rPr>
-                              <w:t>邮</w:t>
-                            </w:r>
-                            <w:proofErr w:type="gramEnd"/>
-                            <w:r>
-                              <w:rPr>
-                                <w:rFonts w:ascii="微软雅黑" w:hAnsi="微软雅黑" w:cs="微软雅黑" w:hint="eastAsia"/>
-                                <w:color w:val="262626"/>
-                                <w:szCs w:val="21"/>
-                              </w:rPr>
-                              <w:t xml:space="preserve">    箱：43556262@qq.com</w:t>
+                            <w:r>
+                              <w:rPr>
+                                <w:rFonts w:ascii="微软雅黑" w:hAnsi="微软雅黑" w:cs="微软雅黑" w:hint="eastAsia"/>
+                                <w:color w:val="262626"/>
+                                <w:szCs w:val="21"/>
+                              </w:rPr>
+                              <w:t>邮    箱：43556262@qq.com</w:t>
                             </w:r>
                           </w:p>
                         </w:txbxContent>
@@ -5507,23 +5371,13 @@
                           <w:szCs w:val="21"/>
                         </w:rPr>
                       </w:pPr>
-                      <w:proofErr w:type="gramStart"/>
-                      <w:r>
-                        <w:rPr>
-                          <w:rFonts w:ascii="微软雅黑" w:hAnsi="微软雅黑" w:cs="微软雅黑" w:hint="eastAsia"/>
-                          <w:color w:val="262626"/>
-                          <w:szCs w:val="21"/>
-                        </w:rPr>
-                        <w:t>邮</w:t>
-                      </w:r>
-                      <w:proofErr w:type="gramEnd"/>
-                      <w:r>
-                        <w:rPr>
-                          <w:rFonts w:ascii="微软雅黑" w:hAnsi="微软雅黑" w:cs="微软雅黑" w:hint="eastAsia"/>
-                          <w:color w:val="262626"/>
-                          <w:szCs w:val="21"/>
-                        </w:rPr>
-                        <w:t xml:space="preserve">    箱：43556262@qq.com</w:t>
+                      <w:r>
+                        <w:rPr>
+                          <w:rFonts w:ascii="微软雅黑" w:hAnsi="微软雅黑" w:cs="微软雅黑" w:hint="eastAsia"/>
+                          <w:color w:val="262626"/>
+                          <w:szCs w:val="21"/>
+                        </w:rPr>
+                        <w:t>邮    箱：43556262@qq.com</w:t>
                       </w:r>
                     </w:p>
                   </w:txbxContent>
@@ -6863,7 +6717,6 @@
   <w:style w:type="character" w:default="1" w:styleId="a0">
     <w:name w:val="Default Paragraph Font"/>
     <w:uiPriority w:val="1"/>
-    <w:semiHidden/>
     <w:unhideWhenUsed/>
   </w:style>
   <w:style w:type="table" w:default="1" w:styleId="a1">

--- a/个人简历.docx
+++ b/个人简历.docx
@@ -15,18 +15,18 @@
         <mc:AlternateContent>
           <mc:Choice Requires="wps">
             <w:drawing>
-              <wp:anchor distT="0" distB="0" distL="0" distR="0" simplePos="0" relativeHeight="12" behindDoc="0" locked="0" layoutInCell="1" allowOverlap="1" wp14:anchorId="0A4E2012" wp14:editId="25F2090E">
+              <wp:anchor distT="0" distB="0" distL="0" distR="0" simplePos="0" relativeHeight="251661312" behindDoc="0" locked="0" layoutInCell="1" allowOverlap="1" wp14:anchorId="16B2F5BF" wp14:editId="21AB4E6D">
                 <wp:simplePos x="0" y="0"/>
                 <wp:positionH relativeFrom="margin">
-                  <wp:align>right</wp:align>
+                  <wp:posOffset>97790</wp:posOffset>
                 </wp:positionH>
                 <wp:positionV relativeFrom="paragraph">
-                  <wp:posOffset>4173637</wp:posOffset>
+                  <wp:posOffset>7160861</wp:posOffset>
                 </wp:positionV>
-                <wp:extent cx="6541769" cy="2569580"/>
+                <wp:extent cx="6673850" cy="2021067"/>
                 <wp:effectExtent l="0" t="0" r="0" b="0"/>
                 <wp:wrapNone/>
-                <wp:docPr id="1026" name="文本框 7"/>
+                <wp:docPr id="1036958528" name="文本框 11"/>
                 <wp:cNvGraphicFramePr>
                   <a:graphicFrameLocks xmlns:a="http://schemas.openxmlformats.org/drawingml/2006/main"/>
                 </wp:cNvGraphicFramePr>
@@ -39,7 +39,1413 @@
                       <wps:spPr>
                         <a:xfrm>
                           <a:off x="0" y="0"/>
-                          <a:ext cx="6541769" cy="2569580"/>
+                          <a:ext cx="6673850" cy="2021067"/>
+                        </a:xfrm>
+                        <a:prstGeom prst="rect">
+                          <a:avLst/>
+                        </a:prstGeom>
+                        <a:ln>
+                          <a:noFill/>
+                        </a:ln>
+                      </wps:spPr>
+                      <wps:txbx>
+                        <w:txbxContent>
+                          <w:p>
+                            <w:pPr>
+                              <w:spacing w:after="80" w:line="360" w:lineRule="exact"/>
+                              <w:rPr>
+                                <w:rFonts w:ascii="微软雅黑" w:hAnsi="微软雅黑" w:cs="微软雅黑" w:hint="eastAsia"/>
+                                <w:color w:val="262626"/>
+                                <w:szCs w:val="21"/>
+                              </w:rPr>
+                            </w:pPr>
+                            <w:r>
+                              <w:rPr>
+                                <w:rFonts w:ascii="微软雅黑" w:hAnsi="微软雅黑" w:cs="微软雅黑" w:hint="eastAsia"/>
+                                <w:color w:val="262626"/>
+                                <w:szCs w:val="21"/>
+                              </w:rPr>
+                              <w:sym w:font="Wingdings 2" w:char="F097"/>
+                            </w:r>
+                            <w:r>
+                              <w:rPr>
+                                <w:rFonts w:ascii="微软雅黑" w:hAnsi="微软雅黑" w:cs="微软雅黑" w:hint="eastAsia"/>
+                                <w:color w:val="262626"/>
+                                <w:szCs w:val="21"/>
+                              </w:rPr>
+                              <w:t xml:space="preserve"> </w:t>
+                            </w:r>
+                            <w:r>
+                              <w:rPr>
+                                <w:rFonts w:ascii="微软雅黑" w:hAnsi="微软雅黑" w:cs="微软雅黑" w:hint="eastAsia"/>
+                                <w:color w:val="262626"/>
+                                <w:szCs w:val="21"/>
+                              </w:rPr>
+                              <w:t>项目描述：</w:t>
+                            </w:r>
+                            <w:r>
+                              <w:rPr>
+                                <w:rFonts w:ascii="微软雅黑" w:hAnsi="微软雅黑" w:cs="微软雅黑" w:hint="eastAsia"/>
+                                <w:color w:val="262626"/>
+                                <w:szCs w:val="21"/>
+                              </w:rPr>
+                              <w:t>基于Vue3+Django</w:t>
+                            </w:r>
+                            <w:r>
+                              <w:rPr>
+                                <w:rFonts w:ascii="微软雅黑" w:hAnsi="微软雅黑" w:cs="微软雅黑" w:hint="eastAsia"/>
+                                <w:color w:val="262626"/>
+                                <w:szCs w:val="21"/>
+                              </w:rPr>
+                              <w:t>，</w:t>
+                            </w:r>
+                            <w:r>
+                              <w:rPr>
+                                <w:rFonts w:ascii="微软雅黑" w:hAnsi="微软雅黑" w:cs="微软雅黑" w:hint="eastAsia"/>
+                                <w:color w:val="262626"/>
+                                <w:szCs w:val="21"/>
+                              </w:rPr>
+                              <w:t>独立完成了一个</w:t>
+                            </w:r>
+                            <w:r>
+                              <w:rPr>
+                                <w:rFonts w:ascii="微软雅黑" w:hAnsi="微软雅黑" w:cs="微软雅黑" w:hint="eastAsia"/>
+                                <w:color w:val="262626"/>
+                                <w:szCs w:val="21"/>
+                              </w:rPr>
+                              <w:t>前后端分离</w:t>
+                            </w:r>
+                            <w:r>
+                              <w:rPr>
+                                <w:rFonts w:ascii="微软雅黑" w:hAnsi="微软雅黑" w:cs="微软雅黑" w:hint="eastAsia"/>
+                                <w:color w:val="262626"/>
+                                <w:szCs w:val="21"/>
+                              </w:rPr>
+                              <w:t>的</w:t>
+                            </w:r>
+                            <w:r>
+                              <w:rPr>
+                                <w:rFonts w:ascii="微软雅黑" w:hAnsi="微软雅黑" w:cs="微软雅黑" w:hint="eastAsia"/>
+                                <w:color w:val="262626"/>
+                                <w:szCs w:val="21"/>
+                              </w:rPr>
+                              <w:t>多功能</w:t>
+                            </w:r>
+                            <w:r>
+                              <w:rPr>
+                                <w:rFonts w:ascii="微软雅黑" w:hAnsi="微软雅黑" w:cs="微软雅黑" w:hint="eastAsia"/>
+                                <w:color w:val="262626"/>
+                                <w:szCs w:val="21"/>
+                              </w:rPr>
+                              <w:t>Web 应用</w:t>
+                            </w:r>
+                            <w:r>
+                              <w:rPr>
+                                <w:rFonts w:ascii="微软雅黑" w:hAnsi="微软雅黑" w:cs="微软雅黑" w:hint="eastAsia"/>
+                                <w:color w:val="262626"/>
+                                <w:szCs w:val="21"/>
+                              </w:rPr>
+                              <w:t>，</w:t>
+                            </w:r>
+                            <w:r>
+                              <w:rPr>
+                                <w:rFonts w:ascii="微软雅黑" w:hAnsi="微软雅黑" w:cs="微软雅黑" w:hint="eastAsia"/>
+                                <w:color w:val="262626"/>
+                                <w:szCs w:val="21"/>
+                              </w:rPr>
+                              <w:t>支持用户注册登录，并集成用户留言、地图展示、AI 对话、天气查询及音乐播放上传等功能</w:t>
+                            </w:r>
+                            <w:r>
+                              <w:rPr>
+                                <w:rFonts w:ascii="微软雅黑" w:hAnsi="微软雅黑" w:cs="微软雅黑" w:hint="eastAsia"/>
+                                <w:color w:val="262626"/>
+                                <w:szCs w:val="21"/>
+                              </w:rPr>
+                              <w:t>。</w:t>
+                            </w:r>
+                          </w:p>
+                          <w:p>
+                            <w:pPr>
+                              <w:spacing w:after="80" w:line="360" w:lineRule="exact"/>
+                              <w:rPr>
+                                <w:rFonts w:ascii="微软雅黑" w:hAnsi="微软雅黑" w:cs="微软雅黑" w:hint="eastAsia"/>
+                                <w:color w:val="262626"/>
+                                <w:szCs w:val="21"/>
+                              </w:rPr>
+                            </w:pPr>
+                            <w:r>
+                              <w:rPr>
+                                <w:rFonts w:ascii="微软雅黑" w:hAnsi="微软雅黑" w:cs="微软雅黑" w:hint="eastAsia"/>
+                                <w:color w:val="262626"/>
+                                <w:szCs w:val="21"/>
+                              </w:rPr>
+                              <w:sym w:font="Wingdings 2" w:char="F097"/>
+                            </w:r>
+                            <w:r>
+                              <w:rPr>
+                                <w:rFonts w:ascii="微软雅黑" w:hAnsi="微软雅黑" w:cs="微软雅黑" w:hint="eastAsia"/>
+                                <w:color w:val="262626"/>
+                                <w:szCs w:val="21"/>
+                              </w:rPr>
+                              <w:t xml:space="preserve"> </w:t>
+                            </w:r>
+                            <w:r>
+                              <w:rPr>
+                                <w:rFonts w:ascii="微软雅黑" w:hAnsi="微软雅黑" w:cs="微软雅黑" w:hint="eastAsia"/>
+                                <w:color w:val="262626"/>
+                                <w:szCs w:val="21"/>
+                              </w:rPr>
+                              <w:t>技术</w:t>
+                            </w:r>
+                            <w:proofErr w:type="gramStart"/>
+                            <w:r>
+                              <w:rPr>
+                                <w:rFonts w:ascii="微软雅黑" w:hAnsi="微软雅黑" w:cs="微软雅黑" w:hint="eastAsia"/>
+                                <w:color w:val="262626"/>
+                                <w:szCs w:val="21"/>
+                              </w:rPr>
+                              <w:t>栈</w:t>
+                            </w:r>
+                            <w:proofErr w:type="gramEnd"/>
+                            <w:r>
+                              <w:rPr>
+                                <w:rFonts w:ascii="微软雅黑" w:hAnsi="微软雅黑" w:cs="微软雅黑" w:hint="eastAsia"/>
+                                <w:color w:val="262626"/>
+                                <w:szCs w:val="21"/>
+                              </w:rPr>
+                              <w:t>：Vue3+Vite+Axios+Pinia+Vue-Router+ElementPlus+MySQL+Django+Nginx</w:t>
+                            </w:r>
+                          </w:p>
+                          <w:p>
+                            <w:pPr>
+                              <w:spacing w:after="80" w:line="360" w:lineRule="exact"/>
+                              <w:rPr>
+                                <w:rFonts w:ascii="微软雅黑" w:hAnsi="微软雅黑" w:cs="微软雅黑" w:hint="eastAsia"/>
+                                <w:color w:val="262626"/>
+                                <w:szCs w:val="21"/>
+                              </w:rPr>
+                            </w:pPr>
+                            <w:r>
+                              <w:rPr>
+                                <w:rFonts w:ascii="微软雅黑" w:hAnsi="微软雅黑" w:cs="微软雅黑" w:hint="eastAsia"/>
+                                <w:color w:val="262626"/>
+                                <w:szCs w:val="21"/>
+                              </w:rPr>
+                              <w:sym w:font="Wingdings 2" w:char="F097"/>
+                            </w:r>
+                            <w:r>
+                              <w:rPr>
+                                <w:rFonts w:ascii="微软雅黑" w:hAnsi="微软雅黑" w:cs="微软雅黑" w:hint="eastAsia"/>
+                                <w:color w:val="262626"/>
+                                <w:szCs w:val="21"/>
+                              </w:rPr>
+                              <w:t xml:space="preserve"> </w:t>
+                            </w:r>
+                            <w:r>
+                              <w:rPr>
+                                <w:rFonts w:ascii="微软雅黑" w:hAnsi="微软雅黑" w:cs="微软雅黑" w:hint="eastAsia"/>
+                                <w:color w:val="262626"/>
+                                <w:szCs w:val="21"/>
+                              </w:rPr>
+                              <w:t>主要工作：</w:t>
+                            </w:r>
+                            <w:r>
+                              <w:rPr>
+                                <w:rFonts w:ascii="微软雅黑" w:hAnsi="微软雅黑" w:cs="微软雅黑" w:hint="eastAsia"/>
+                                <w:color w:val="262626"/>
+                                <w:szCs w:val="21"/>
+                              </w:rPr>
+                              <w:t xml:space="preserve">1. </w:t>
+                            </w:r>
+                            <w:r>
+                              <w:rPr>
+                                <w:rFonts w:ascii="微软雅黑" w:hAnsi="微软雅黑" w:cs="微软雅黑" w:hint="eastAsia"/>
+                                <w:color w:val="262626"/>
+                                <w:szCs w:val="21"/>
+                              </w:rPr>
+                              <w:t>调用百度地图、DeepSeek 等第三方 API，实现地图与 AI 对话功能</w:t>
+                            </w:r>
+                            <w:r>
+                              <w:rPr>
+                                <w:rFonts w:ascii="微软雅黑" w:hAnsi="微软雅黑" w:cs="微软雅黑" w:hint="eastAsia"/>
+                                <w:color w:val="262626"/>
+                                <w:szCs w:val="21"/>
+                              </w:rPr>
+                              <w:t>；</w:t>
+                            </w:r>
+                            <w:r>
+                              <w:rPr>
+                                <w:rFonts w:ascii="微软雅黑" w:hAnsi="微软雅黑" w:cs="微软雅黑" w:hint="eastAsia"/>
+                                <w:color w:val="262626"/>
+                                <w:szCs w:val="21"/>
+                              </w:rPr>
+                              <w:t xml:space="preserve">  2. </w:t>
+                            </w:r>
+                            <w:r>
+                              <w:rPr>
+                                <w:rFonts w:ascii="微软雅黑" w:hAnsi="微软雅黑" w:cs="微软雅黑" w:hint="eastAsia"/>
+                                <w:color w:val="262626"/>
+                                <w:szCs w:val="21"/>
+                              </w:rPr>
+                              <w:t>使用 Vue Router 实现组件跳转、</w:t>
+                            </w:r>
+                            <w:r>
+                              <w:rPr>
+                                <w:rFonts w:ascii="微软雅黑" w:hAnsi="微软雅黑" w:cs="微软雅黑" w:hint="eastAsia"/>
+                                <w:color w:val="262626"/>
+                                <w:szCs w:val="21"/>
+                              </w:rPr>
+                              <w:t>路由管理</w:t>
+                            </w:r>
+                            <w:r>
+                              <w:rPr>
+                                <w:rFonts w:ascii="微软雅黑" w:hAnsi="微软雅黑" w:cs="微软雅黑" w:hint="eastAsia"/>
+                                <w:color w:val="262626"/>
+                                <w:szCs w:val="21"/>
+                              </w:rPr>
+                              <w:t xml:space="preserve">，基于 </w:t>
+                            </w:r>
+                            <w:proofErr w:type="spellStart"/>
+                            <w:r>
+                              <w:rPr>
+                                <w:rFonts w:ascii="微软雅黑" w:hAnsi="微软雅黑" w:cs="微软雅黑" w:hint="eastAsia"/>
+                                <w:color w:val="262626"/>
+                                <w:szCs w:val="21"/>
+                              </w:rPr>
+                              <w:t>Pinia</w:t>
+                            </w:r>
+                            <w:proofErr w:type="spellEnd"/>
+                            <w:r>
+                              <w:rPr>
+                                <w:rFonts w:ascii="微软雅黑" w:hAnsi="微软雅黑" w:cs="微软雅黑" w:hint="eastAsia"/>
+                                <w:color w:val="262626"/>
+                                <w:szCs w:val="21"/>
+                              </w:rPr>
+                              <w:t xml:space="preserve"> 进行全局状态管理，通过 Axios </w:t>
+                            </w:r>
+                            <w:r>
+                              <w:rPr>
+                                <w:rFonts w:ascii="微软雅黑" w:hAnsi="微软雅黑" w:cs="微软雅黑" w:hint="eastAsia"/>
+                                <w:color w:val="262626"/>
+                                <w:szCs w:val="21"/>
+                              </w:rPr>
+                              <w:t>向</w:t>
+                            </w:r>
+                            <w:r>
+                              <w:rPr>
+                                <w:rFonts w:ascii="微软雅黑" w:hAnsi="微软雅黑" w:cs="微软雅黑" w:hint="eastAsia"/>
+                                <w:color w:val="262626"/>
+                                <w:szCs w:val="21"/>
+                              </w:rPr>
+                              <w:t>后端 API 传递token、图片、音频等数据</w:t>
+                            </w:r>
+                            <w:r>
+                              <w:rPr>
+                                <w:rFonts w:ascii="微软雅黑" w:hAnsi="微软雅黑" w:cs="微软雅黑" w:hint="eastAsia"/>
+                                <w:color w:val="262626"/>
+                                <w:szCs w:val="21"/>
+                              </w:rPr>
+                              <w:t>；</w:t>
+                            </w:r>
+                            <w:r>
+                              <w:rPr>
+                                <w:rFonts w:ascii="微软雅黑" w:hAnsi="微软雅黑" w:cs="微软雅黑" w:hint="eastAsia"/>
+                                <w:color w:val="262626"/>
+                                <w:szCs w:val="21"/>
+                              </w:rPr>
+                              <w:t xml:space="preserve">  3. </w:t>
+                            </w:r>
+                            <w:r>
+                              <w:rPr>
+                                <w:rFonts w:ascii="微软雅黑" w:hAnsi="微软雅黑" w:cs="微软雅黑" w:hint="eastAsia"/>
+                                <w:color w:val="262626"/>
+                                <w:szCs w:val="21"/>
+                              </w:rPr>
+                              <w:t>使用 Django 管理</w:t>
+                            </w:r>
+                            <w:r>
+                              <w:rPr>
+                                <w:rFonts w:ascii="微软雅黑" w:hAnsi="微软雅黑" w:cs="微软雅黑" w:hint="eastAsia"/>
+                                <w:color w:val="262626"/>
+                                <w:szCs w:val="21"/>
+                              </w:rPr>
+                              <w:t>My</w:t>
+                            </w:r>
+                            <w:r>
+                              <w:rPr>
+                                <w:rFonts w:ascii="微软雅黑" w:hAnsi="微软雅黑" w:cs="微软雅黑" w:hint="eastAsia"/>
+                                <w:color w:val="262626"/>
+                                <w:szCs w:val="21"/>
+                              </w:rPr>
+                              <w:t>SQL</w:t>
+                            </w:r>
+                            <w:r>
+                              <w:rPr>
+                                <w:rFonts w:ascii="微软雅黑" w:hAnsi="微软雅黑" w:cs="微软雅黑" w:hint="eastAsia"/>
+                                <w:color w:val="262626"/>
+                                <w:szCs w:val="21"/>
+                              </w:rPr>
+                              <w:t>数据库和编写后端 API，实现身份认证，留言、图片等数据查询</w:t>
+                            </w:r>
+                            <w:r>
+                              <w:rPr>
+                                <w:rFonts w:ascii="微软雅黑" w:hAnsi="微软雅黑" w:cs="微软雅黑" w:hint="eastAsia"/>
+                                <w:color w:val="262626"/>
+                                <w:szCs w:val="21"/>
+                              </w:rPr>
+                              <w:t>和</w:t>
+                            </w:r>
+                            <w:r>
+                              <w:rPr>
+                                <w:rFonts w:ascii="微软雅黑" w:hAnsi="微软雅黑" w:cs="微软雅黑" w:hint="eastAsia"/>
+                                <w:color w:val="262626"/>
+                                <w:szCs w:val="21"/>
+                              </w:rPr>
+                              <w:t>文件上传</w:t>
+                            </w:r>
+                            <w:r>
+                              <w:rPr>
+                                <w:rFonts w:ascii="微软雅黑" w:hAnsi="微软雅黑" w:cs="微软雅黑" w:hint="eastAsia"/>
+                                <w:color w:val="262626"/>
+                                <w:szCs w:val="21"/>
+                              </w:rPr>
+                              <w:t>；</w:t>
+                            </w:r>
+                            <w:r>
+                              <w:rPr>
+                                <w:rFonts w:ascii="微软雅黑" w:hAnsi="微软雅黑" w:cs="微软雅黑" w:hint="eastAsia"/>
+                                <w:color w:val="262626"/>
+                                <w:szCs w:val="21"/>
+                              </w:rPr>
+                              <w:t xml:space="preserve"> 4. </w:t>
+                            </w:r>
+                            <w:r>
+                              <w:rPr>
+                                <w:rFonts w:ascii="微软雅黑" w:hAnsi="微软雅黑" w:cs="微软雅黑" w:hint="eastAsia"/>
+                                <w:color w:val="262626"/>
+                                <w:szCs w:val="21"/>
+                              </w:rPr>
+                              <w:t>并使用Nginx</w:t>
+                            </w:r>
+                            <w:r>
+                              <w:rPr>
+                                <w:rFonts w:ascii="微软雅黑" w:hAnsi="微软雅黑" w:cs="微软雅黑" w:hint="eastAsia"/>
+                                <w:color w:val="262626"/>
+                                <w:szCs w:val="21"/>
+                              </w:rPr>
+                              <w:t>解决跨域问题，</w:t>
+                            </w:r>
+                            <w:r>
+                              <w:rPr>
+                                <w:rFonts w:ascii="微软雅黑" w:hAnsi="微软雅黑" w:cs="微软雅黑" w:hint="eastAsia"/>
+                                <w:color w:val="262626"/>
+                                <w:szCs w:val="21"/>
+                              </w:rPr>
+                              <w:t>实现前后端分离部署</w:t>
+                            </w:r>
+                            <w:r>
+                              <w:rPr>
+                                <w:rFonts w:ascii="微软雅黑" w:hAnsi="微软雅黑" w:cs="微软雅黑" w:hint="eastAsia"/>
+                                <w:color w:val="262626"/>
+                                <w:szCs w:val="21"/>
+                              </w:rPr>
+                              <w:t>和</w:t>
+                            </w:r>
+                            <w:r>
+                              <w:rPr>
+                                <w:rFonts w:ascii="微软雅黑" w:hAnsi="微软雅黑" w:cs="微软雅黑" w:hint="eastAsia"/>
+                                <w:color w:val="262626"/>
+                                <w:szCs w:val="21"/>
+                              </w:rPr>
+                              <w:t>静态资源管理</w:t>
+                            </w:r>
+                            <w:r>
+                              <w:rPr>
+                                <w:rFonts w:ascii="微软雅黑" w:hAnsi="微软雅黑" w:cs="微软雅黑" w:hint="eastAsia"/>
+                                <w:color w:val="262626"/>
+                                <w:szCs w:val="21"/>
+                              </w:rPr>
+                              <w:t>。</w:t>
+                            </w:r>
+                          </w:p>
+                        </w:txbxContent>
+                      </wps:txbx>
+                      <wps:bodyPr vert="horz" wrap="square" lIns="91440" tIns="45720" rIns="91440" bIns="45720" anchor="t">
+                        <a:prstTxWarp prst="textNoShape">
+                          <a:avLst/>
+                        </a:prstTxWarp>
+                        <a:noAutofit/>
+                      </wps:bodyPr>
+                    </wps:wsp>
+                  </a:graphicData>
+                </a:graphic>
+                <wp14:sizeRelH relativeFrom="margin">
+                  <wp14:pctWidth>0</wp14:pctWidth>
+                </wp14:sizeRelH>
+                <wp14:sizeRelV relativeFrom="margin">
+                  <wp14:pctHeight>0</wp14:pctHeight>
+                </wp14:sizeRelV>
+              </wp:anchor>
+            </w:drawing>
+          </mc:Choice>
+          <mc:Fallback>
+            <w:pict>
+              <v:rect w14:anchorId="16B2F5BF" id="文本框 11" o:spid="_x0000_s1026" style="position:absolute;left:0;text-align:left;margin-left:7.7pt;margin-top:563.85pt;width:525.5pt;height:159.15pt;z-index:251661312;visibility:visible;mso-wrap-style:square;mso-width-percent:0;mso-height-percent:0;mso-wrap-distance-left:0;mso-wrap-distance-top:0;mso-wrap-distance-right:0;mso-wrap-distance-bottom:0;mso-position-horizontal:absolute;mso-position-horizontal-relative:margin;mso-position-vertical:absolute;mso-position-vertical-relative:text;mso-width-percent:0;mso-height-percent:0;mso-width-relative:margin;mso-height-relative:margin;v-text-anchor:top" o:gfxdata="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" filled="f" stroked="f">
+                <v:textbox>
+                  <w:txbxContent>
+                    <w:p>
+                      <w:pPr>
+                        <w:spacing w:after="80" w:line="360" w:lineRule="exact"/>
+                        <w:rPr>
+                          <w:rFonts w:ascii="微软雅黑" w:hAnsi="微软雅黑" w:cs="微软雅黑" w:hint="eastAsia"/>
+                          <w:color w:val="262626"/>
+                          <w:szCs w:val="21"/>
+                        </w:rPr>
+                      </w:pPr>
+                      <w:r>
+                        <w:rPr>
+                          <w:rFonts w:ascii="微软雅黑" w:hAnsi="微软雅黑" w:cs="微软雅黑" w:hint="eastAsia"/>
+                          <w:color w:val="262626"/>
+                          <w:szCs w:val="21"/>
+                        </w:rPr>
+                        <w:sym w:font="Wingdings 2" w:char="F097"/>
+                      </w:r>
+                      <w:r>
+                        <w:rPr>
+                          <w:rFonts w:ascii="微软雅黑" w:hAnsi="微软雅黑" w:cs="微软雅黑" w:hint="eastAsia"/>
+                          <w:color w:val="262626"/>
+                          <w:szCs w:val="21"/>
+                        </w:rPr>
+                        <w:t xml:space="preserve"> </w:t>
+                      </w:r>
+                      <w:r>
+                        <w:rPr>
+                          <w:rFonts w:ascii="微软雅黑" w:hAnsi="微软雅黑" w:cs="微软雅黑" w:hint="eastAsia"/>
+                          <w:color w:val="262626"/>
+                          <w:szCs w:val="21"/>
+                        </w:rPr>
+                        <w:t>项目描述：</w:t>
+                      </w:r>
+                      <w:r>
+                        <w:rPr>
+                          <w:rFonts w:ascii="微软雅黑" w:hAnsi="微软雅黑" w:cs="微软雅黑" w:hint="eastAsia"/>
+                          <w:color w:val="262626"/>
+                          <w:szCs w:val="21"/>
+                        </w:rPr>
+                        <w:t>基于Vue3+Django</w:t>
+                      </w:r>
+                      <w:r>
+                        <w:rPr>
+                          <w:rFonts w:ascii="微软雅黑" w:hAnsi="微软雅黑" w:cs="微软雅黑" w:hint="eastAsia"/>
+                          <w:color w:val="262626"/>
+                          <w:szCs w:val="21"/>
+                        </w:rPr>
+                        <w:t>，</w:t>
+                      </w:r>
+                      <w:r>
+                        <w:rPr>
+                          <w:rFonts w:ascii="微软雅黑" w:hAnsi="微软雅黑" w:cs="微软雅黑" w:hint="eastAsia"/>
+                          <w:color w:val="262626"/>
+                          <w:szCs w:val="21"/>
+                        </w:rPr>
+                        <w:t>独立完成了一个</w:t>
+                      </w:r>
+                      <w:r>
+                        <w:rPr>
+                          <w:rFonts w:ascii="微软雅黑" w:hAnsi="微软雅黑" w:cs="微软雅黑" w:hint="eastAsia"/>
+                          <w:color w:val="262626"/>
+                          <w:szCs w:val="21"/>
+                        </w:rPr>
+                        <w:t>前后端分离</w:t>
+                      </w:r>
+                      <w:r>
+                        <w:rPr>
+                          <w:rFonts w:ascii="微软雅黑" w:hAnsi="微软雅黑" w:cs="微软雅黑" w:hint="eastAsia"/>
+                          <w:color w:val="262626"/>
+                          <w:szCs w:val="21"/>
+                        </w:rPr>
+                        <w:t>的</w:t>
+                      </w:r>
+                      <w:r>
+                        <w:rPr>
+                          <w:rFonts w:ascii="微软雅黑" w:hAnsi="微软雅黑" w:cs="微软雅黑" w:hint="eastAsia"/>
+                          <w:color w:val="262626"/>
+                          <w:szCs w:val="21"/>
+                        </w:rPr>
+                        <w:t>多功能</w:t>
+                      </w:r>
+                      <w:r>
+                        <w:rPr>
+                          <w:rFonts w:ascii="微软雅黑" w:hAnsi="微软雅黑" w:cs="微软雅黑" w:hint="eastAsia"/>
+                          <w:color w:val="262626"/>
+                          <w:szCs w:val="21"/>
+                        </w:rPr>
+                        <w:t>Web 应用</w:t>
+                      </w:r>
+                      <w:r>
+                        <w:rPr>
+                          <w:rFonts w:ascii="微软雅黑" w:hAnsi="微软雅黑" w:cs="微软雅黑" w:hint="eastAsia"/>
+                          <w:color w:val="262626"/>
+                          <w:szCs w:val="21"/>
+                        </w:rPr>
+                        <w:t>，</w:t>
+                      </w:r>
+                      <w:r>
+                        <w:rPr>
+                          <w:rFonts w:ascii="微软雅黑" w:hAnsi="微软雅黑" w:cs="微软雅黑" w:hint="eastAsia"/>
+                          <w:color w:val="262626"/>
+                          <w:szCs w:val="21"/>
+                        </w:rPr>
+                        <w:t>支持用户注册登录，并集成用户留言、地图展示、AI 对话、天气查询及音乐播放上传等功能</w:t>
+                      </w:r>
+                      <w:r>
+                        <w:rPr>
+                          <w:rFonts w:ascii="微软雅黑" w:hAnsi="微软雅黑" w:cs="微软雅黑" w:hint="eastAsia"/>
+                          <w:color w:val="262626"/>
+                          <w:szCs w:val="21"/>
+                        </w:rPr>
+                        <w:t>。</w:t>
+                      </w:r>
+                    </w:p>
+                    <w:p>
+                      <w:pPr>
+                        <w:spacing w:after="80" w:line="360" w:lineRule="exact"/>
+                        <w:rPr>
+                          <w:rFonts w:ascii="微软雅黑" w:hAnsi="微软雅黑" w:cs="微软雅黑" w:hint="eastAsia"/>
+                          <w:color w:val="262626"/>
+                          <w:szCs w:val="21"/>
+                        </w:rPr>
+                      </w:pPr>
+                      <w:r>
+                        <w:rPr>
+                          <w:rFonts w:ascii="微软雅黑" w:hAnsi="微软雅黑" w:cs="微软雅黑" w:hint="eastAsia"/>
+                          <w:color w:val="262626"/>
+                          <w:szCs w:val="21"/>
+                        </w:rPr>
+                        <w:sym w:font="Wingdings 2" w:char="F097"/>
+                      </w:r>
+                      <w:r>
+                        <w:rPr>
+                          <w:rFonts w:ascii="微软雅黑" w:hAnsi="微软雅黑" w:cs="微软雅黑" w:hint="eastAsia"/>
+                          <w:color w:val="262626"/>
+                          <w:szCs w:val="21"/>
+                        </w:rPr>
+                        <w:t xml:space="preserve"> </w:t>
+                      </w:r>
+                      <w:r>
+                        <w:rPr>
+                          <w:rFonts w:ascii="微软雅黑" w:hAnsi="微软雅黑" w:cs="微软雅黑" w:hint="eastAsia"/>
+                          <w:color w:val="262626"/>
+                          <w:szCs w:val="21"/>
+                        </w:rPr>
+                        <w:t>技术</w:t>
+                      </w:r>
+                      <w:proofErr w:type="gramStart"/>
+                      <w:r>
+                        <w:rPr>
+                          <w:rFonts w:ascii="微软雅黑" w:hAnsi="微软雅黑" w:cs="微软雅黑" w:hint="eastAsia"/>
+                          <w:color w:val="262626"/>
+                          <w:szCs w:val="21"/>
+                        </w:rPr>
+                        <w:t>栈</w:t>
+                      </w:r>
+                      <w:proofErr w:type="gramEnd"/>
+                      <w:r>
+                        <w:rPr>
+                          <w:rFonts w:ascii="微软雅黑" w:hAnsi="微软雅黑" w:cs="微软雅黑" w:hint="eastAsia"/>
+                          <w:color w:val="262626"/>
+                          <w:szCs w:val="21"/>
+                        </w:rPr>
+                        <w:t>：Vue3+Vite+Axios+Pinia+Vue-Router+ElementPlus+MySQL+Django+Nginx</w:t>
+                      </w:r>
+                    </w:p>
+                    <w:p>
+                      <w:pPr>
+                        <w:spacing w:after="80" w:line="360" w:lineRule="exact"/>
+                        <w:rPr>
+                          <w:rFonts w:ascii="微软雅黑" w:hAnsi="微软雅黑" w:cs="微软雅黑" w:hint="eastAsia"/>
+                          <w:color w:val="262626"/>
+                          <w:szCs w:val="21"/>
+                        </w:rPr>
+                      </w:pPr>
+                      <w:r>
+                        <w:rPr>
+                          <w:rFonts w:ascii="微软雅黑" w:hAnsi="微软雅黑" w:cs="微软雅黑" w:hint="eastAsia"/>
+                          <w:color w:val="262626"/>
+                          <w:szCs w:val="21"/>
+                        </w:rPr>
+                        <w:sym w:font="Wingdings 2" w:char="F097"/>
+                      </w:r>
+                      <w:r>
+                        <w:rPr>
+                          <w:rFonts w:ascii="微软雅黑" w:hAnsi="微软雅黑" w:cs="微软雅黑" w:hint="eastAsia"/>
+                          <w:color w:val="262626"/>
+                          <w:szCs w:val="21"/>
+                        </w:rPr>
+                        <w:t xml:space="preserve"> </w:t>
+                      </w:r>
+                      <w:r>
+                        <w:rPr>
+                          <w:rFonts w:ascii="微软雅黑" w:hAnsi="微软雅黑" w:cs="微软雅黑" w:hint="eastAsia"/>
+                          <w:color w:val="262626"/>
+                          <w:szCs w:val="21"/>
+                        </w:rPr>
+                        <w:t>主要工作：</w:t>
+                      </w:r>
+                      <w:r>
+                        <w:rPr>
+                          <w:rFonts w:ascii="微软雅黑" w:hAnsi="微软雅黑" w:cs="微软雅黑" w:hint="eastAsia"/>
+                          <w:color w:val="262626"/>
+                          <w:szCs w:val="21"/>
+                        </w:rPr>
+                        <w:t xml:space="preserve">1. </w:t>
+                      </w:r>
+                      <w:r>
+                        <w:rPr>
+                          <w:rFonts w:ascii="微软雅黑" w:hAnsi="微软雅黑" w:cs="微软雅黑" w:hint="eastAsia"/>
+                          <w:color w:val="262626"/>
+                          <w:szCs w:val="21"/>
+                        </w:rPr>
+                        <w:t>调用百度地图、DeepSeek 等第三方 API，实现地图与 AI 对话功能</w:t>
+                      </w:r>
+                      <w:r>
+                        <w:rPr>
+                          <w:rFonts w:ascii="微软雅黑" w:hAnsi="微软雅黑" w:cs="微软雅黑" w:hint="eastAsia"/>
+                          <w:color w:val="262626"/>
+                          <w:szCs w:val="21"/>
+                        </w:rPr>
+                        <w:t>；</w:t>
+                      </w:r>
+                      <w:r>
+                        <w:rPr>
+                          <w:rFonts w:ascii="微软雅黑" w:hAnsi="微软雅黑" w:cs="微软雅黑" w:hint="eastAsia"/>
+                          <w:color w:val="262626"/>
+                          <w:szCs w:val="21"/>
+                        </w:rPr>
+                        <w:t xml:space="preserve">  2. </w:t>
+                      </w:r>
+                      <w:r>
+                        <w:rPr>
+                          <w:rFonts w:ascii="微软雅黑" w:hAnsi="微软雅黑" w:cs="微软雅黑" w:hint="eastAsia"/>
+                          <w:color w:val="262626"/>
+                          <w:szCs w:val="21"/>
+                        </w:rPr>
+                        <w:t>使用 Vue Router 实现组件跳转、</w:t>
+                      </w:r>
+                      <w:r>
+                        <w:rPr>
+                          <w:rFonts w:ascii="微软雅黑" w:hAnsi="微软雅黑" w:cs="微软雅黑" w:hint="eastAsia"/>
+                          <w:color w:val="262626"/>
+                          <w:szCs w:val="21"/>
+                        </w:rPr>
+                        <w:t>路由管理</w:t>
+                      </w:r>
+                      <w:r>
+                        <w:rPr>
+                          <w:rFonts w:ascii="微软雅黑" w:hAnsi="微软雅黑" w:cs="微软雅黑" w:hint="eastAsia"/>
+                          <w:color w:val="262626"/>
+                          <w:szCs w:val="21"/>
+                        </w:rPr>
+                        <w:t xml:space="preserve">，基于 </w:t>
+                      </w:r>
+                      <w:proofErr w:type="spellStart"/>
+                      <w:r>
+                        <w:rPr>
+                          <w:rFonts w:ascii="微软雅黑" w:hAnsi="微软雅黑" w:cs="微软雅黑" w:hint="eastAsia"/>
+                          <w:color w:val="262626"/>
+                          <w:szCs w:val="21"/>
+                        </w:rPr>
+                        <w:t>Pinia</w:t>
+                      </w:r>
+                      <w:proofErr w:type="spellEnd"/>
+                      <w:r>
+                        <w:rPr>
+                          <w:rFonts w:ascii="微软雅黑" w:hAnsi="微软雅黑" w:cs="微软雅黑" w:hint="eastAsia"/>
+                          <w:color w:val="262626"/>
+                          <w:szCs w:val="21"/>
+                        </w:rPr>
+                        <w:t xml:space="preserve"> 进行全局状态管理，通过 Axios </w:t>
+                      </w:r>
+                      <w:r>
+                        <w:rPr>
+                          <w:rFonts w:ascii="微软雅黑" w:hAnsi="微软雅黑" w:cs="微软雅黑" w:hint="eastAsia"/>
+                          <w:color w:val="262626"/>
+                          <w:szCs w:val="21"/>
+                        </w:rPr>
+                        <w:t>向</w:t>
+                      </w:r>
+                      <w:r>
+                        <w:rPr>
+                          <w:rFonts w:ascii="微软雅黑" w:hAnsi="微软雅黑" w:cs="微软雅黑" w:hint="eastAsia"/>
+                          <w:color w:val="262626"/>
+                          <w:szCs w:val="21"/>
+                        </w:rPr>
+                        <w:t>后端 API 传递token、图片、音频等数据</w:t>
+                      </w:r>
+                      <w:r>
+                        <w:rPr>
+                          <w:rFonts w:ascii="微软雅黑" w:hAnsi="微软雅黑" w:cs="微软雅黑" w:hint="eastAsia"/>
+                          <w:color w:val="262626"/>
+                          <w:szCs w:val="21"/>
+                        </w:rPr>
+                        <w:t>；</w:t>
+                      </w:r>
+                      <w:r>
+                        <w:rPr>
+                          <w:rFonts w:ascii="微软雅黑" w:hAnsi="微软雅黑" w:cs="微软雅黑" w:hint="eastAsia"/>
+                          <w:color w:val="262626"/>
+                          <w:szCs w:val="21"/>
+                        </w:rPr>
+                        <w:t xml:space="preserve">  3. </w:t>
+                      </w:r>
+                      <w:r>
+                        <w:rPr>
+                          <w:rFonts w:ascii="微软雅黑" w:hAnsi="微软雅黑" w:cs="微软雅黑" w:hint="eastAsia"/>
+                          <w:color w:val="262626"/>
+                          <w:szCs w:val="21"/>
+                        </w:rPr>
+                        <w:t>使用 Django 管理</w:t>
+                      </w:r>
+                      <w:r>
+                        <w:rPr>
+                          <w:rFonts w:ascii="微软雅黑" w:hAnsi="微软雅黑" w:cs="微软雅黑" w:hint="eastAsia"/>
+                          <w:color w:val="262626"/>
+                          <w:szCs w:val="21"/>
+                        </w:rPr>
+                        <w:t>My</w:t>
+                      </w:r>
+                      <w:r>
+                        <w:rPr>
+                          <w:rFonts w:ascii="微软雅黑" w:hAnsi="微软雅黑" w:cs="微软雅黑" w:hint="eastAsia"/>
+                          <w:color w:val="262626"/>
+                          <w:szCs w:val="21"/>
+                        </w:rPr>
+                        <w:t>SQL</w:t>
+                      </w:r>
+                      <w:r>
+                        <w:rPr>
+                          <w:rFonts w:ascii="微软雅黑" w:hAnsi="微软雅黑" w:cs="微软雅黑" w:hint="eastAsia"/>
+                          <w:color w:val="262626"/>
+                          <w:szCs w:val="21"/>
+                        </w:rPr>
+                        <w:t>数据库和编写后端 API，实现身份认证，留言、图片等数据查询</w:t>
+                      </w:r>
+                      <w:r>
+                        <w:rPr>
+                          <w:rFonts w:ascii="微软雅黑" w:hAnsi="微软雅黑" w:cs="微软雅黑" w:hint="eastAsia"/>
+                          <w:color w:val="262626"/>
+                          <w:szCs w:val="21"/>
+                        </w:rPr>
+                        <w:t>和</w:t>
+                      </w:r>
+                      <w:r>
+                        <w:rPr>
+                          <w:rFonts w:ascii="微软雅黑" w:hAnsi="微软雅黑" w:cs="微软雅黑" w:hint="eastAsia"/>
+                          <w:color w:val="262626"/>
+                          <w:szCs w:val="21"/>
+                        </w:rPr>
+                        <w:t>文件上传</w:t>
+                      </w:r>
+                      <w:r>
+                        <w:rPr>
+                          <w:rFonts w:ascii="微软雅黑" w:hAnsi="微软雅黑" w:cs="微软雅黑" w:hint="eastAsia"/>
+                          <w:color w:val="262626"/>
+                          <w:szCs w:val="21"/>
+                        </w:rPr>
+                        <w:t>；</w:t>
+                      </w:r>
+                      <w:r>
+                        <w:rPr>
+                          <w:rFonts w:ascii="微软雅黑" w:hAnsi="微软雅黑" w:cs="微软雅黑" w:hint="eastAsia"/>
+                          <w:color w:val="262626"/>
+                          <w:szCs w:val="21"/>
+                        </w:rPr>
+                        <w:t xml:space="preserve"> 4. </w:t>
+                      </w:r>
+                      <w:r>
+                        <w:rPr>
+                          <w:rFonts w:ascii="微软雅黑" w:hAnsi="微软雅黑" w:cs="微软雅黑" w:hint="eastAsia"/>
+                          <w:color w:val="262626"/>
+                          <w:szCs w:val="21"/>
+                        </w:rPr>
+                        <w:t>并使用Nginx</w:t>
+                      </w:r>
+                      <w:r>
+                        <w:rPr>
+                          <w:rFonts w:ascii="微软雅黑" w:hAnsi="微软雅黑" w:cs="微软雅黑" w:hint="eastAsia"/>
+                          <w:color w:val="262626"/>
+                          <w:szCs w:val="21"/>
+                        </w:rPr>
+                        <w:t>解决跨域问题，</w:t>
+                      </w:r>
+                      <w:r>
+                        <w:rPr>
+                          <w:rFonts w:ascii="微软雅黑" w:hAnsi="微软雅黑" w:cs="微软雅黑" w:hint="eastAsia"/>
+                          <w:color w:val="262626"/>
+                          <w:szCs w:val="21"/>
+                        </w:rPr>
+                        <w:t>实现前后端分离部署</w:t>
+                      </w:r>
+                      <w:r>
+                        <w:rPr>
+                          <w:rFonts w:ascii="微软雅黑" w:hAnsi="微软雅黑" w:cs="微软雅黑" w:hint="eastAsia"/>
+                          <w:color w:val="262626"/>
+                          <w:szCs w:val="21"/>
+                        </w:rPr>
+                        <w:t>和</w:t>
+                      </w:r>
+                      <w:r>
+                        <w:rPr>
+                          <w:rFonts w:ascii="微软雅黑" w:hAnsi="微软雅黑" w:cs="微软雅黑" w:hint="eastAsia"/>
+                          <w:color w:val="262626"/>
+                          <w:szCs w:val="21"/>
+                        </w:rPr>
+                        <w:t>静态资源管理</w:t>
+                      </w:r>
+                      <w:r>
+                        <w:rPr>
+                          <w:rFonts w:ascii="微软雅黑" w:hAnsi="微软雅黑" w:cs="微软雅黑" w:hint="eastAsia"/>
+                          <w:color w:val="262626"/>
+                          <w:szCs w:val="21"/>
+                        </w:rPr>
+                        <w:t>。</w:t>
+                      </w:r>
+                    </w:p>
+                  </w:txbxContent>
+                </v:textbox>
+                <w10:wrap anchorx="margin"/>
+              </v:rect>
+            </w:pict>
+          </mc:Fallback>
+        </mc:AlternateContent>
+      </w:r>
+      <w:r>
+        <w:rPr>
+          <w:noProof/>
+        </w:rPr>
+        <mc:AlternateContent>
+          <mc:Choice Requires="wpg">
+            <w:drawing>
+              <wp:anchor distT="0" distB="0" distL="0" distR="0" simplePos="0" relativeHeight="251659264" behindDoc="0" locked="0" layoutInCell="1" allowOverlap="1" wp14:anchorId="41F7C477" wp14:editId="29CDC158">
+                <wp:simplePos x="0" y="0"/>
+                <wp:positionH relativeFrom="margin">
+                  <wp:align>right</wp:align>
+                </wp:positionH>
+                <wp:positionV relativeFrom="paragraph">
+                  <wp:posOffset>6927899</wp:posOffset>
+                </wp:positionV>
+                <wp:extent cx="6662322" cy="454660"/>
+                <wp:effectExtent l="0" t="0" r="24765" b="0"/>
+                <wp:wrapNone/>
+                <wp:docPr id="701279334" name="组合 1"/>
+                <wp:cNvGraphicFramePr>
+                  <a:graphicFrameLocks xmlns:a="http://schemas.openxmlformats.org/drawingml/2006/main"/>
+                </wp:cNvGraphicFramePr>
+                <a:graphic xmlns:a="http://schemas.openxmlformats.org/drawingml/2006/main">
+                  <a:graphicData uri="http://schemas.microsoft.com/office/word/2010/wordprocessingGroup">
+                    <wpg:wgp>
+                      <wpg:cNvGrpSpPr>
+                        <a:grpSpLocks/>
+                      </wpg:cNvGrpSpPr>
+                      <wpg:grpSpPr>
+                        <a:xfrm>
+                          <a:off x="0" y="0"/>
+                          <a:ext cx="6662322" cy="454660"/>
+                          <a:chOff x="0" y="-25734"/>
+                          <a:chExt cx="6702239" cy="456341"/>
+                        </a:xfrm>
+                      </wpg:grpSpPr>
+                      <wpg:grpSp>
+                        <wpg:cNvPr id="121636625" name="组合 121636625"/>
+                        <wpg:cNvGrpSpPr/>
+                        <wpg:grpSpPr>
+                          <a:xfrm>
+                            <a:off x="0" y="28611"/>
+                            <a:ext cx="6702239" cy="330613"/>
+                            <a:chOff x="0" y="-29755"/>
+                            <a:chExt cx="6702239" cy="330613"/>
+                          </a:xfrm>
+                        </wpg:grpSpPr>
+                        <wps:wsp>
+                          <wps:cNvPr id="248150330" name="直角三角形 248150330"/>
+                          <wps:cNvSpPr/>
+                          <wps:spPr>
+                            <a:xfrm rot="10800000">
+                              <a:off x="0" y="224406"/>
+                              <a:ext cx="144011" cy="76452"/>
+                            </a:xfrm>
+                            <a:prstGeom prst="rtTriangle">
+                              <a:avLst/>
+                            </a:prstGeom>
+                            <a:solidFill>
+                              <a:srgbClr val="143F6A"/>
+                            </a:solidFill>
+                            <a:ln>
+                              <a:noFill/>
+                            </a:ln>
+                          </wps:spPr>
+                          <wps:bodyPr>
+                            <a:prstTxWarp prst="textNoShape">
+                              <a:avLst/>
+                            </a:prstTxWarp>
+                          </wps:bodyPr>
+                        </wps:wsp>
+                        <wps:wsp>
+                          <wps:cNvPr id="2012034089" name="直接连接符 2012034089"/>
+                          <wps:cNvCnPr/>
+                          <wps:spPr>
+                            <a:xfrm>
+                              <a:off x="53979" y="216091"/>
+                              <a:ext cx="6648260" cy="0"/>
+                            </a:xfrm>
+                            <a:prstGeom prst="line">
+                              <a:avLst/>
+                            </a:prstGeom>
+                            <a:ln w="9525" cap="flat" cmpd="sng">
+                              <a:solidFill>
+                                <a:srgbClr val="5F73B2"/>
+                              </a:solidFill>
+                              <a:prstDash val="solid"/>
+                              <a:round/>
+                              <a:headEnd/>
+                              <a:tailEnd/>
+                            </a:ln>
+                          </wps:spPr>
+                          <wps:bodyPr/>
+                        </wps:wsp>
+                        <wps:wsp>
+                          <wps:cNvPr id="2039000986" name="矩形 2039000986"/>
+                          <wps:cNvSpPr/>
+                          <wps:spPr>
+                            <a:xfrm>
+                              <a:off x="0" y="-29755"/>
+                              <a:ext cx="1210310" cy="256451"/>
+                            </a:xfrm>
+                            <a:prstGeom prst="rect">
+                              <a:avLst/>
+                            </a:prstGeom>
+                            <a:solidFill>
+                              <a:srgbClr val="5F73B2"/>
+                            </a:solidFill>
+                            <a:ln>
+                              <a:noFill/>
+                            </a:ln>
+                          </wps:spPr>
+                          <wps:bodyPr>
+                            <a:prstTxWarp prst="textNoShape">
+                              <a:avLst/>
+                            </a:prstTxWarp>
+                          </wps:bodyPr>
+                        </wps:wsp>
+                      </wpg:grpSp>
+                      <wps:wsp>
+                        <wps:cNvPr id="1407035426" name="矩形 1407035426"/>
+                        <wps:cNvSpPr/>
+                        <wps:spPr>
+                          <a:xfrm>
+                            <a:off x="130362" y="-25734"/>
+                            <a:ext cx="920812" cy="456341"/>
+                          </a:xfrm>
+                          <a:prstGeom prst="rect">
+                            <a:avLst/>
+                          </a:prstGeom>
+                          <a:ln>
+                            <a:noFill/>
+                          </a:ln>
+                        </wps:spPr>
+                        <wps:txbx>
+                          <w:txbxContent>
+                            <w:p>
+                              <w:pPr>
+                                <w:adjustRightInd w:val="0"/>
+                                <w:snapToGrid w:val="0"/>
+                                <w:spacing w:line="20" w:lineRule="atLeast"/>
+                                <w:jc w:val="center"/>
+                                <w:rPr>
+                                  <w:rFonts w:hint="eastAsia"/>
+                                  <w:b/>
+                                  <w:color w:val="FFFFFF"/>
+                                  <w:sz w:val="24"/>
+                                  <w:szCs w:val="24"/>
+                                </w:rPr>
+                              </w:pPr>
+                              <w:r>
+                                <w:rPr>
+                                  <w:rFonts w:ascii="微软雅黑" w:hAnsi="微软雅黑" w:hint="eastAsia"/>
+                                  <w:b/>
+                                  <w:color w:val="FFFFFF"/>
+                                  <w:sz w:val="24"/>
+                                  <w:szCs w:val="24"/>
+                                </w:rPr>
+                                <w:t>项目经</w:t>
+                              </w:r>
+                              <w:r>
+                                <w:rPr>
+                                  <w:rFonts w:ascii="微软雅黑" w:hAnsi="微软雅黑" w:hint="eastAsia"/>
+                                  <w:b/>
+                                  <w:color w:val="FFFFFF"/>
+                                  <w:sz w:val="24"/>
+                                  <w:szCs w:val="24"/>
+                                </w:rPr>
+                                <w:t>验</w:t>
+                              </w:r>
+                            </w:p>
+                          </w:txbxContent>
+                        </wps:txbx>
+                        <wps:bodyPr vert="horz" wrap="square" lIns="91440" tIns="45720" rIns="91440" bIns="45720" anchor="ctr">
+                          <a:prstTxWarp prst="textNoShape">
+                            <a:avLst/>
+                          </a:prstTxWarp>
+                          <a:noAutofit/>
+                        </wps:bodyPr>
+                      </wps:wsp>
+                    </wpg:wgp>
+                  </a:graphicData>
+                </a:graphic>
+                <wp14:sizeRelH relativeFrom="margin">
+                  <wp14:pctWidth>0</wp14:pctWidth>
+                </wp14:sizeRelH>
+                <wp14:sizeRelV relativeFrom="margin">
+                  <wp14:pctHeight>0</wp14:pctHeight>
+                </wp14:sizeRelV>
+              </wp:anchor>
+            </w:drawing>
+          </mc:Choice>
+          <mc:Fallback>
+            <w:pict>
+              <v:group w14:anchorId="41F7C477" id="组合 1" o:spid="_x0000_s1027" style="position:absolute;left:0;text-align:left;margin-left:473.4pt;margin-top:545.5pt;width:524.6pt;height:35.8pt;z-index:251659264;mso-wrap-distance-left:0;mso-wrap-distance-right:0;mso-position-horizontal:right;mso-position-horizontal-relative:margin;mso-width-relative:margin;mso-height-relative:margin" coordorigin=",-257" coordsize="67022,4563" o:gfxdata="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">
+                <v:group id="组合 121636625" o:spid="_x0000_s1028" style="position:absolute;top:286;width:67022;height:3306" coordorigin=",-297" coordsize="67022,3306" o:gfxdata="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">
+                  <v:shapetype id="_x0000_t6" coordsize="21600,21600" o:spt="6" path="m,l,21600r21600,xe">
+                    <v:stroke joinstyle="miter"/>
+                    <v:path gradientshapeok="t" o:connecttype="custom" o:connectlocs="0,0;0,10800;0,21600;10800,21600;21600,21600;10800,10800" textboxrect="1800,12600,12600,19800"/>
+                  </v:shapetype>
+                  <v:shape id="直角三角形 248150330" o:spid="_x0000_s1029" type="#_x0000_t6" style="position:absolute;top:2244;width:1440;height:764;rotation:180;visibility:visible;mso-wrap-style:square;v-text-anchor:top" o:gfxdata="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" fillcolor="#143f6a" stroked="f"/>
+                  <v:line id="直接连接符 2012034089" o:spid="_x0000_s1030" style="position:absolute;visibility:visible;mso-wrap-style:square" from="539,2160" to="67022,2160" o:connectortype="straight" o:gfxdata="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" strokecolor="#5f73b2"/>
+                  <v:rect id="矩形 2039000986" o:spid="_x0000_s1031" style="position:absolute;top:-297;width:12103;height:2563;visibility:visible;mso-wrap-style:square;v-text-anchor:top" o:gfxdata="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" fillcolor="#5f73b2" stroked="f"/>
+                </v:group>
+                <v:rect id="矩形 1407035426" o:spid="_x0000_s1032" style="position:absolute;left:1303;top:-257;width:9208;height:4563;visibility:visible;mso-wrap-style:square;v-text-anchor:middle" o:gfxdata="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" filled="f" stroked="f">
+                  <v:textbox>
+                    <w:txbxContent>
+                      <w:p>
+                        <w:pPr>
+                          <w:adjustRightInd w:val="0"/>
+                          <w:snapToGrid w:val="0"/>
+                          <w:spacing w:line="20" w:lineRule="atLeast"/>
+                          <w:jc w:val="center"/>
+                          <w:rPr>
+                            <w:rFonts w:hint="eastAsia"/>
+                            <w:b/>
+                            <w:color w:val="FFFFFF"/>
+                            <w:sz w:val="24"/>
+                            <w:szCs w:val="24"/>
+                          </w:rPr>
+                        </w:pPr>
+                        <w:r>
+                          <w:rPr>
+                            <w:rFonts w:ascii="微软雅黑" w:hAnsi="微软雅黑" w:hint="eastAsia"/>
+                            <w:b/>
+                            <w:color w:val="FFFFFF"/>
+                            <w:sz w:val="24"/>
+                            <w:szCs w:val="24"/>
+                          </w:rPr>
+                          <w:t>项目经</w:t>
+                        </w:r>
+                        <w:r>
+                          <w:rPr>
+                            <w:rFonts w:ascii="微软雅黑" w:hAnsi="微软雅黑" w:hint="eastAsia"/>
+                            <w:b/>
+                            <w:color w:val="FFFFFF"/>
+                            <w:sz w:val="24"/>
+                            <w:szCs w:val="24"/>
+                          </w:rPr>
+                          <w:t>验</w:t>
+                        </w:r>
+                      </w:p>
+                    </w:txbxContent>
+                  </v:textbox>
+                </v:rect>
+                <w10:wrap anchorx="margin"/>
+              </v:group>
+            </w:pict>
+          </mc:Fallback>
+        </mc:AlternateContent>
+      </w:r>
+      <w:r>
+        <w:rPr>
+          <w:noProof/>
+        </w:rPr>
+        <mc:AlternateContent>
+          <mc:Choice Requires="wpg">
+            <w:drawing>
+              <wp:anchor distT="0" distB="0" distL="0" distR="0" simplePos="0" relativeHeight="4" behindDoc="0" locked="0" layoutInCell="1" allowOverlap="1" wp14:anchorId="5CFF1F77" wp14:editId="78C086B2">
+                <wp:simplePos x="0" y="0"/>
+                <wp:positionH relativeFrom="margin">
+                  <wp:align>center</wp:align>
+                </wp:positionH>
+                <wp:positionV relativeFrom="paragraph">
+                  <wp:posOffset>8868361</wp:posOffset>
+                </wp:positionV>
+                <wp:extent cx="6701790" cy="454660"/>
+                <wp:effectExtent l="0" t="0" r="22860" b="0"/>
+                <wp:wrapNone/>
+                <wp:docPr id="1028" name="组合 1"/>
+                <wp:cNvGraphicFramePr>
+                  <a:graphicFrameLocks xmlns:a="http://schemas.openxmlformats.org/drawingml/2006/main"/>
+                </wp:cNvGraphicFramePr>
+                <a:graphic xmlns:a="http://schemas.openxmlformats.org/drawingml/2006/main">
+                  <a:graphicData uri="http://schemas.microsoft.com/office/word/2010/wordprocessingGroup">
+                    <wpg:wgp>
+                      <wpg:cNvGrpSpPr>
+                        <a:grpSpLocks/>
+                      </wpg:cNvGrpSpPr>
+                      <wpg:grpSpPr>
+                        <a:xfrm>
+                          <a:off x="0" y="0"/>
+                          <a:ext cx="6701790" cy="454660"/>
+                          <a:chOff x="0" y="-25734"/>
+                          <a:chExt cx="6702239" cy="456341"/>
+                        </a:xfrm>
+                      </wpg:grpSpPr>
+                      <wpg:grpSp>
+                        <wpg:cNvPr id="855808252" name="组合 855808252"/>
+                        <wpg:cNvGrpSpPr/>
+                        <wpg:grpSpPr>
+                          <a:xfrm>
+                            <a:off x="0" y="28611"/>
+                            <a:ext cx="6702239" cy="330613"/>
+                            <a:chOff x="0" y="-29755"/>
+                            <a:chExt cx="6702239" cy="330613"/>
+                          </a:xfrm>
+                        </wpg:grpSpPr>
+                        <wps:wsp>
+                          <wps:cNvPr id="307968285" name="直角三角形 307968285"/>
+                          <wps:cNvSpPr/>
+                          <wps:spPr>
+                            <a:xfrm rot="10800000">
+                              <a:off x="0" y="224406"/>
+                              <a:ext cx="144011" cy="76452"/>
+                            </a:xfrm>
+                            <a:prstGeom prst="rtTriangle">
+                              <a:avLst/>
+                            </a:prstGeom>
+                            <a:solidFill>
+                              <a:srgbClr val="143F6A"/>
+                            </a:solidFill>
+                            <a:ln>
+                              <a:noFill/>
+                            </a:ln>
+                          </wps:spPr>
+                          <wps:bodyPr>
+                            <a:prstTxWarp prst="textNoShape">
+                              <a:avLst/>
+                            </a:prstTxWarp>
+                          </wps:bodyPr>
+                        </wps:wsp>
+                        <wps:wsp>
+                          <wps:cNvPr id="337758799" name="直接连接符 337758799"/>
+                          <wps:cNvCnPr/>
+                          <wps:spPr>
+                            <a:xfrm>
+                              <a:off x="53979" y="216091"/>
+                              <a:ext cx="6648260" cy="0"/>
+                            </a:xfrm>
+                            <a:prstGeom prst="line">
+                              <a:avLst/>
+                            </a:prstGeom>
+                            <a:ln w="9525" cap="flat" cmpd="sng">
+                              <a:solidFill>
+                                <a:srgbClr val="5F73B2"/>
+                              </a:solidFill>
+                              <a:prstDash val="solid"/>
+                              <a:round/>
+                              <a:headEnd/>
+                              <a:tailEnd/>
+                            </a:ln>
+                          </wps:spPr>
+                          <wps:bodyPr/>
+                        </wps:wsp>
+                        <wps:wsp>
+                          <wps:cNvPr id="197878952" name="矩形 197878952"/>
+                          <wps:cNvSpPr/>
+                          <wps:spPr>
+                            <a:xfrm>
+                              <a:off x="0" y="-29755"/>
+                              <a:ext cx="1210310" cy="256451"/>
+                            </a:xfrm>
+                            <a:prstGeom prst="rect">
+                              <a:avLst/>
+                            </a:prstGeom>
+                            <a:solidFill>
+                              <a:srgbClr val="5F73B2"/>
+                            </a:solidFill>
+                            <a:ln>
+                              <a:noFill/>
+                            </a:ln>
+                          </wps:spPr>
+                          <wps:bodyPr>
+                            <a:prstTxWarp prst="textNoShape">
+                              <a:avLst/>
+                            </a:prstTxWarp>
+                          </wps:bodyPr>
+                        </wps:wsp>
+                      </wpg:grpSp>
+                      <wps:wsp>
+                        <wps:cNvPr id="1570146766" name="矩形 1570146766"/>
+                        <wps:cNvSpPr/>
+                        <wps:spPr>
+                          <a:xfrm>
+                            <a:off x="130362" y="-25734"/>
+                            <a:ext cx="920812" cy="456341"/>
+                          </a:xfrm>
+                          <a:prstGeom prst="rect">
+                            <a:avLst/>
+                          </a:prstGeom>
+                          <a:ln>
+                            <a:noFill/>
+                          </a:ln>
+                        </wps:spPr>
+                        <wps:txbx>
+                          <w:txbxContent>
+                            <w:p>
+                              <w:pPr>
+                                <w:adjustRightInd w:val="0"/>
+                                <w:snapToGrid w:val="0"/>
+                                <w:spacing w:line="20" w:lineRule="atLeast"/>
+                                <w:jc w:val="center"/>
+                                <w:rPr>
+                                  <w:rFonts w:hint="eastAsia"/>
+                                  <w:b/>
+                                  <w:color w:val="FFFFFF"/>
+                                  <w:sz w:val="24"/>
+                                  <w:szCs w:val="24"/>
+                                </w:rPr>
+                              </w:pPr>
+                              <w:r>
+                                <w:rPr>
+                                  <w:rFonts w:ascii="微软雅黑" w:hAnsi="微软雅黑" w:hint="eastAsia"/>
+                                  <w:b/>
+                                  <w:color w:val="FFFFFF"/>
+                                  <w:sz w:val="24"/>
+                                  <w:szCs w:val="24"/>
+                                </w:rPr>
+                                <w:t>自我</w:t>
+                              </w:r>
+                              <w:r>
+                                <w:rPr>
+                                  <w:rFonts w:ascii="微软雅黑" w:hAnsi="微软雅黑"/>
+                                  <w:b/>
+                                  <w:color w:val="FFFFFF"/>
+                                  <w:sz w:val="24"/>
+                                  <w:szCs w:val="24"/>
+                                </w:rPr>
+                                <w:t>评价</w:t>
+                              </w:r>
+                            </w:p>
+                          </w:txbxContent>
+                        </wps:txbx>
+                        <wps:bodyPr vert="horz" wrap="square" lIns="91440" tIns="45720" rIns="91440" bIns="45720" anchor="ctr">
+                          <a:prstTxWarp prst="textNoShape">
+                            <a:avLst/>
+                          </a:prstTxWarp>
+                          <a:spAutoFit/>
+                        </wps:bodyPr>
+                      </wps:wsp>
+                    </wpg:wgp>
+                  </a:graphicData>
+                </a:graphic>
+                <wp14:sizeRelH relativeFrom="margin">
+                  <wp14:pctWidth>0</wp14:pctWidth>
+                </wp14:sizeRelH>
+              </wp:anchor>
+            </w:drawing>
+          </mc:Choice>
+          <mc:Fallback>
+            <w:pict>
+              <v:group w14:anchorId="5CFF1F77" id="_x0000_s1033" style="position:absolute;left:0;text-align:left;margin-left:0;margin-top:698.3pt;width:527.7pt;height:35.8pt;z-index:4;mso-wrap-distance-left:0;mso-wrap-distance-right:0;mso-position-horizontal:center;mso-position-horizontal-relative:margin;mso-width-relative:margin" coordorigin=",-257" coordsize="67022,4563" o:gfxdata="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">
+                <v:group id="组合 855808252" o:spid="_x0000_s1034" style="position:absolute;top:286;width:67022;height:3306" coordorigin=",-297" coordsize="67022,3306" o:gfxdata="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">
+                  <v:shape id="直角三角形 307968285" o:spid="_x0000_s1035" type="#_x0000_t6" style="position:absolute;top:2244;width:1440;height:764;rotation:180;visibility:visible;mso-wrap-style:square;v-text-anchor:top" o:gfxdata="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" fillcolor="#143f6a" stroked="f"/>
+                  <v:line id="直接连接符 337758799" o:spid="_x0000_s1036" style="position:absolute;visibility:visible;mso-wrap-style:square" from="539,2160" to="67022,2160" o:connectortype="straight" o:gfxdata="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" strokecolor="#5f73b2"/>
+                  <v:rect id="矩形 197878952" o:spid="_x0000_s1037" style="position:absolute;top:-297;width:12103;height:2563;visibility:visible;mso-wrap-style:square;v-text-anchor:top" o:gfxdata="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" fillcolor="#5f73b2" stroked="f"/>
+                </v:group>
+                <v:rect id="矩形 1570146766" o:spid="_x0000_s1038" style="position:absolute;left:1303;top:-257;width:9208;height:4563;visibility:visible;mso-wrap-style:square;v-text-anchor:middle" o:gfxdata="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" filled="f" stroked="f">
+                  <v:textbox style="mso-fit-shape-to-text:t">
+                    <w:txbxContent>
+                      <w:p>
+                        <w:pPr>
+                          <w:adjustRightInd w:val="0"/>
+                          <w:snapToGrid w:val="0"/>
+                          <w:spacing w:line="20" w:lineRule="atLeast"/>
+                          <w:jc w:val="center"/>
+                          <w:rPr>
+                            <w:rFonts w:hint="eastAsia"/>
+                            <w:b/>
+                            <w:color w:val="FFFFFF"/>
+                            <w:sz w:val="24"/>
+                            <w:szCs w:val="24"/>
+                          </w:rPr>
+                        </w:pPr>
+                        <w:r>
+                          <w:rPr>
+                            <w:rFonts w:ascii="微软雅黑" w:hAnsi="微软雅黑" w:hint="eastAsia"/>
+                            <w:b/>
+                            <w:color w:val="FFFFFF"/>
+                            <w:sz w:val="24"/>
+                            <w:szCs w:val="24"/>
+                          </w:rPr>
+                          <w:t>自我</w:t>
+                        </w:r>
+                        <w:r>
+                          <w:rPr>
+                            <w:rFonts w:ascii="微软雅黑" w:hAnsi="微软雅黑"/>
+                            <w:b/>
+                            <w:color w:val="FFFFFF"/>
+                            <w:sz w:val="24"/>
+                            <w:szCs w:val="24"/>
+                          </w:rPr>
+                          <w:t>评价</w:t>
+                        </w:r>
+                      </w:p>
+                    </w:txbxContent>
+                  </v:textbox>
+                </v:rect>
+                <w10:wrap anchorx="margin"/>
+              </v:group>
+            </w:pict>
+          </mc:Fallback>
+        </mc:AlternateContent>
+      </w:r>
+      <w:r>
+        <w:rPr>
+          <w:noProof/>
+        </w:rPr>
+        <mc:AlternateContent>
+          <mc:Choice Requires="wps">
+            <w:drawing>
+              <wp:anchor distT="0" distB="0" distL="0" distR="0" simplePos="0" relativeHeight="15" behindDoc="0" locked="0" layoutInCell="1" allowOverlap="1" wp14:anchorId="5C50A9AD" wp14:editId="07B35DE0">
+                <wp:simplePos x="0" y="0"/>
+                <wp:positionH relativeFrom="margin">
+                  <wp:align>right</wp:align>
+                </wp:positionH>
+                <wp:positionV relativeFrom="paragraph">
+                  <wp:posOffset>9108830</wp:posOffset>
+                </wp:positionV>
+                <wp:extent cx="6541135" cy="812165"/>
+                <wp:effectExtent l="0" t="0" r="0" b="0"/>
+                <wp:wrapNone/>
+                <wp:docPr id="1027" name="文本框 11"/>
+                <wp:cNvGraphicFramePr>
+                  <a:graphicFrameLocks xmlns:a="http://schemas.openxmlformats.org/drawingml/2006/main"/>
+                </wp:cNvGraphicFramePr>
+                <a:graphic xmlns:a="http://schemas.openxmlformats.org/drawingml/2006/main">
+                  <a:graphicData uri="http://schemas.microsoft.com/office/word/2010/wordprocessingShape">
+                    <wps:wsp>
+                      <wps:cNvSpPr>
+                        <a:spLocks/>
+                      </wps:cNvSpPr>
+                      <wps:spPr>
+                        <a:xfrm>
+                          <a:off x="0" y="0"/>
+                          <a:ext cx="6541135" cy="812165"/>
                         </a:xfrm>
                         <a:prstGeom prst="rect">
                           <a:avLst/>
@@ -55,7 +1461,7 @@
                               <w:pStyle w:val="1"/>
                               <w:adjustRightInd w:val="0"/>
                               <w:snapToGrid w:val="0"/>
-                              <w:spacing w:after="80" w:line="216" w:lineRule="auto"/>
+                              <w:spacing w:line="400" w:lineRule="exact"/>
                               <w:ind w:firstLineChars="0" w:firstLine="0"/>
                               <w:rPr>
                                 <w:rFonts w:ascii="微软雅黑" w:eastAsia="微软雅黑" w:hAnsi="微软雅黑" w:cs="微软雅黑" w:hint="eastAsia"/>
@@ -85,11 +1491,147 @@
                                 <w:color w:val="262626"/>
                                 <w:szCs w:val="21"/>
                               </w:rPr>
-                              <w:t>取得大学英语六级证书，英语会话、阅读、写作优秀</w:t>
+                              <w:t>本人</w:t>
                             </w:r>
                             <w:r>
                               <w:rPr>
                                 <w:rFonts w:ascii="微软雅黑" w:eastAsia="微软雅黑" w:hAnsi="微软雅黑" w:cs="微软雅黑"/>
+                                <w:color w:val="262626"/>
+                                <w:szCs w:val="21"/>
+                              </w:rPr>
+                              <w:t>学习能力和执行力</w:t>
+                            </w:r>
+                            <w:r>
+                              <w:rPr>
+                                <w:rFonts w:ascii="微软雅黑" w:eastAsia="微软雅黑" w:hAnsi="微软雅黑" w:cs="微软雅黑" w:hint="eastAsia"/>
+                                <w:color w:val="262626"/>
+                                <w:szCs w:val="21"/>
+                              </w:rPr>
+                              <w:t>强</w:t>
+                            </w:r>
+                            <w:r>
+                              <w:rPr>
+                                <w:rFonts w:ascii="微软雅黑" w:eastAsia="微软雅黑" w:hAnsi="微软雅黑" w:cs="微软雅黑"/>
+                                <w:color w:val="262626"/>
+                                <w:szCs w:val="21"/>
+                              </w:rPr>
+                              <w:t>，</w:t>
+                            </w:r>
+                            <w:r>
+                              <w:rPr>
+                                <w:rFonts w:ascii="微软雅黑" w:eastAsia="微软雅黑" w:hAnsi="微软雅黑" w:cs="微软雅黑" w:hint="eastAsia"/>
+                                <w:color w:val="262626"/>
+                                <w:szCs w:val="21"/>
+                              </w:rPr>
+                              <w:t>具备</w:t>
+                            </w:r>
+                            <w:r>
+                              <w:rPr>
+                                <w:rFonts w:ascii="微软雅黑" w:eastAsia="微软雅黑" w:hAnsi="微软雅黑" w:cs="微软雅黑" w:hint="eastAsia"/>
+                                <w:color w:val="262626"/>
+                                <w:szCs w:val="21"/>
+                              </w:rPr>
+                              <w:t>定位</w:t>
+                            </w:r>
+                            <w:r>
+                              <w:rPr>
+                                <w:rFonts w:ascii="微软雅黑" w:eastAsia="微软雅黑" w:hAnsi="微软雅黑" w:cs="微软雅黑"/>
+                                <w:color w:val="262626"/>
+                                <w:szCs w:val="21"/>
+                              </w:rPr>
+                              <w:t>并解决问题</w:t>
+                            </w:r>
+                            <w:r>
+                              <w:rPr>
+                                <w:rFonts w:ascii="微软雅黑" w:eastAsia="微软雅黑" w:hAnsi="微软雅黑" w:cs="微软雅黑" w:hint="eastAsia"/>
+                                <w:color w:val="262626"/>
+                                <w:szCs w:val="21"/>
+                              </w:rPr>
+                              <w:t>的能力</w:t>
+                            </w:r>
+                            <w:r>
+                              <w:rPr>
+                                <w:rFonts w:ascii="微软雅黑" w:eastAsia="微软雅黑" w:hAnsi="微软雅黑" w:cs="微软雅黑"/>
+                                <w:color w:val="262626"/>
+                                <w:szCs w:val="21"/>
+                              </w:rPr>
+                              <w:t>；</w:t>
+                            </w:r>
+                            <w:r>
+                              <w:rPr>
+                                <w:rFonts w:ascii="微软雅黑" w:eastAsia="微软雅黑" w:hAnsi="微软雅黑" w:cs="微软雅黑" w:hint="eastAsia"/>
+                                <w:color w:val="262626"/>
+                                <w:szCs w:val="21"/>
+                              </w:rPr>
+                              <w:t>对软件开发知识感兴趣</w:t>
+                            </w:r>
+                            <w:r>
+                              <w:rPr>
+                                <w:rFonts w:ascii="微软雅黑" w:eastAsia="微软雅黑" w:hAnsi="微软雅黑" w:cs="微软雅黑"/>
+                                <w:color w:val="262626"/>
+                                <w:szCs w:val="21"/>
+                              </w:rPr>
+                              <w:t>，</w:t>
+                            </w:r>
+                            <w:r>
+                              <w:rPr>
+                                <w:rFonts w:ascii="微软雅黑" w:eastAsia="微软雅黑" w:hAnsi="微软雅黑" w:cs="微软雅黑"/>
+                                <w:color w:val="262626"/>
+                                <w:szCs w:val="21"/>
+                              </w:rPr>
+                              <w:t>做事认真负责，</w:t>
+                            </w:r>
+                            <w:r>
+                              <w:rPr>
+                                <w:rFonts w:ascii="微软雅黑" w:eastAsia="微软雅黑" w:hAnsi="微软雅黑" w:cs="微软雅黑" w:hint="eastAsia"/>
+                                <w:color w:val="262626"/>
+                                <w:szCs w:val="21"/>
+                              </w:rPr>
+                              <w:t>踏实肯</w:t>
+                            </w:r>
+                            <w:r>
+                              <w:rPr>
+                                <w:rFonts w:ascii="微软雅黑" w:eastAsia="微软雅黑" w:hAnsi="微软雅黑" w:cs="微软雅黑" w:hint="eastAsia"/>
+                                <w:color w:val="262626"/>
+                                <w:szCs w:val="21"/>
+                              </w:rPr>
+                              <w:t>干</w:t>
+                            </w:r>
+                            <w:r>
+                              <w:rPr>
+                                <w:rFonts w:ascii="微软雅黑" w:eastAsia="微软雅黑" w:hAnsi="微软雅黑" w:cs="微软雅黑" w:hint="eastAsia"/>
+                                <w:color w:val="262626"/>
+                                <w:szCs w:val="21"/>
+                              </w:rPr>
+                              <w:t>，愿意学习新知识</w:t>
+                            </w:r>
+                            <w:r>
+                              <w:rPr>
+                                <w:rFonts w:ascii="微软雅黑" w:eastAsia="微软雅黑" w:hAnsi="微软雅黑" w:cs="微软雅黑" w:hint="eastAsia"/>
+                                <w:color w:val="262626"/>
+                                <w:szCs w:val="21"/>
+                              </w:rPr>
+                              <w:t>；</w:t>
+                            </w:r>
+                            <w:r>
+                              <w:rPr>
+                                <w:rFonts w:ascii="微软雅黑" w:eastAsia="微软雅黑" w:hAnsi="微软雅黑" w:cs="微软雅黑" w:hint="eastAsia"/>
+                                <w:color w:val="262626"/>
+                                <w:szCs w:val="21"/>
+                              </w:rPr>
+                              <w:t>具备抗压能力，有团队意识，</w:t>
+                            </w:r>
+                            <w:r>
+                              <w:rPr>
+                                <w:rFonts w:ascii="微软雅黑" w:eastAsia="微软雅黑" w:hAnsi="微软雅黑" w:cs="微软雅黑"/>
+                                <w:color w:val="262626"/>
+                                <w:szCs w:val="21"/>
+                              </w:rPr>
+                              <w:t>希望在实际项目中不断提升前端工程能力</w:t>
+                            </w:r>
+                            <w:r>
+                              <w:rPr>
+                                <w:rFonts w:ascii="微软雅黑" w:eastAsia="微软雅黑" w:hAnsi="微软雅黑" w:cs="微软雅黑" w:hint="eastAsia"/>
                                 <w:color w:val="262626"/>
                                 <w:szCs w:val="21"/>
                               </w:rPr>
@@ -101,851 +1643,7 @@
                               <w:pStyle w:val="1"/>
                               <w:adjustRightInd w:val="0"/>
                               <w:snapToGrid w:val="0"/>
-                              <w:spacing w:after="80" w:line="216" w:lineRule="auto"/>
-                              <w:ind w:firstLineChars="0" w:firstLine="0"/>
-                              <w:rPr>
-                                <w:rFonts w:ascii="微软雅黑" w:eastAsia="微软雅黑" w:hAnsi="微软雅黑" w:cs="微软雅黑" w:hint="eastAsia"/>
-                                <w:color w:val="262626"/>
-                                <w:szCs w:val="21"/>
-                              </w:rPr>
-                            </w:pPr>
-                            <w:r>
-                              <w:rPr>
-                                <w:rFonts w:ascii="微软雅黑" w:eastAsia="微软雅黑" w:hAnsi="微软雅黑" w:cs="微软雅黑" w:hint="eastAsia"/>
-                                <w:color w:val="262626"/>
-                                <w:szCs w:val="21"/>
-                              </w:rPr>
-                              <w:sym w:font="Wingdings 2" w:char="F097"/>
-                            </w:r>
-                            <w:r>
-                              <w:rPr>
-                                <w:rFonts w:ascii="微软雅黑" w:eastAsia="微软雅黑" w:hAnsi="微软雅黑" w:cs="微软雅黑" w:hint="eastAsia"/>
-                                <w:color w:val="262626"/>
-                                <w:szCs w:val="21"/>
-                              </w:rPr>
-                              <w:t xml:space="preserve"> 熟悉</w:t>
-                            </w:r>
-                            <w:r>
-                              <w:rPr>
-                                <w:rFonts w:ascii="微软雅黑" w:eastAsia="微软雅黑" w:hAnsi="微软雅黑" w:cs="微软雅黑" w:hint="eastAsia"/>
-                                <w:color w:val="262626"/>
-                                <w:szCs w:val="21"/>
-                              </w:rPr>
-                              <w:t>HTML</w:t>
-                            </w:r>
-                            <w:r>
-                              <w:rPr>
-                                <w:rFonts w:ascii="微软雅黑" w:eastAsia="微软雅黑" w:hAnsi="微软雅黑" w:cs="微软雅黑" w:hint="eastAsia"/>
-                                <w:color w:val="262626"/>
-                                <w:szCs w:val="21"/>
-                              </w:rPr>
-                              <w:t>5</w:t>
-                            </w:r>
-                            <w:r>
-                              <w:rPr>
-                                <w:rFonts w:ascii="微软雅黑" w:eastAsia="微软雅黑" w:hAnsi="微软雅黑" w:cs="微软雅黑" w:hint="eastAsia"/>
-                                <w:color w:val="262626"/>
-                                <w:szCs w:val="21"/>
-                              </w:rPr>
-                              <w:t>和</w:t>
-                            </w:r>
-                            <w:r>
-                              <w:rPr>
-                                <w:rFonts w:ascii="微软雅黑" w:eastAsia="微软雅黑" w:hAnsi="微软雅黑" w:cs="微软雅黑" w:hint="eastAsia"/>
-                                <w:color w:val="262626"/>
-                                <w:szCs w:val="21"/>
-                              </w:rPr>
-                              <w:t>CSS</w:t>
-                            </w:r>
-                            <w:r>
-                              <w:rPr>
-                                <w:rFonts w:ascii="微软雅黑" w:eastAsia="微软雅黑" w:hAnsi="微软雅黑" w:cs="微软雅黑" w:hint="eastAsia"/>
-                                <w:color w:val="262626"/>
-                                <w:szCs w:val="21"/>
-                              </w:rPr>
-                              <w:t>3</w:t>
-                            </w:r>
-                            <w:r>
-                              <w:rPr>
-                                <w:rFonts w:ascii="微软雅黑" w:eastAsia="微软雅黑" w:hAnsi="微软雅黑" w:cs="微软雅黑" w:hint="eastAsia"/>
-                                <w:color w:val="262626"/>
-                                <w:szCs w:val="21"/>
-                              </w:rPr>
-                              <w:t>，</w:t>
-                            </w:r>
-                            <w:r>
-                              <w:rPr>
-                                <w:rFonts w:ascii="微软雅黑" w:eastAsia="微软雅黑" w:hAnsi="微软雅黑" w:cs="微软雅黑"/>
-                                <w:color w:val="262626"/>
-                                <w:szCs w:val="21"/>
-                              </w:rPr>
-                              <w:t>能够</w:t>
-                            </w:r>
-                            <w:r>
-                              <w:rPr>
-                                <w:rFonts w:ascii="微软雅黑" w:eastAsia="微软雅黑" w:hAnsi="微软雅黑" w:cs="微软雅黑" w:hint="eastAsia"/>
-                                <w:color w:val="262626"/>
-                                <w:szCs w:val="21"/>
-                              </w:rPr>
-                              <w:t>基于</w:t>
-                            </w:r>
-                            <w:r>
-                              <w:rPr>
-                                <w:rFonts w:ascii="微软雅黑" w:eastAsia="微软雅黑" w:hAnsi="微软雅黑" w:cs="微软雅黑" w:hint="eastAsia"/>
-                                <w:color w:val="262626"/>
-                                <w:szCs w:val="21"/>
-                              </w:rPr>
-                              <w:t>Flex、Grid</w:t>
-                            </w:r>
-                            <w:r>
-                              <w:rPr>
-                                <w:rFonts w:ascii="微软雅黑" w:eastAsia="微软雅黑" w:hAnsi="微软雅黑" w:cs="微软雅黑" w:hint="eastAsia"/>
-                                <w:color w:val="262626"/>
-                                <w:szCs w:val="21"/>
-                              </w:rPr>
-                              <w:t>实现页面布局</w:t>
-                            </w:r>
-                            <w:r>
-                              <w:rPr>
-                                <w:rFonts w:ascii="微软雅黑" w:eastAsia="微软雅黑" w:hAnsi="微软雅黑" w:cs="微软雅黑" w:hint="eastAsia"/>
-                                <w:color w:val="262626"/>
-                                <w:szCs w:val="21"/>
-                              </w:rPr>
-                              <w:t>与</w:t>
-                            </w:r>
-                            <w:r>
-                              <w:rPr>
-                                <w:rFonts w:ascii="微软雅黑" w:eastAsia="微软雅黑" w:hAnsi="微软雅黑" w:cs="微软雅黑" w:hint="eastAsia"/>
-                                <w:color w:val="262626"/>
-                                <w:szCs w:val="21"/>
-                              </w:rPr>
-                              <w:t>实现</w:t>
-                            </w:r>
-                            <w:r>
-                              <w:rPr>
-                                <w:rFonts w:ascii="微软雅黑" w:eastAsia="微软雅黑" w:hAnsi="微软雅黑" w:cs="微软雅黑" w:hint="eastAsia"/>
-                                <w:color w:val="262626"/>
-                                <w:szCs w:val="21"/>
-                              </w:rPr>
-                              <w:t>@media</w:t>
-                            </w:r>
-                            <w:r>
-                              <w:rPr>
-                                <w:rFonts w:ascii="微软雅黑" w:eastAsia="微软雅黑" w:hAnsi="微软雅黑" w:cs="微软雅黑"/>
-                                <w:color w:val="262626"/>
-                                <w:szCs w:val="21"/>
-                              </w:rPr>
-                              <w:t>响应式</w:t>
-                            </w:r>
-                            <w:r>
-                              <w:rPr>
-                                <w:rFonts w:ascii="微软雅黑" w:eastAsia="微软雅黑" w:hAnsi="微软雅黑" w:cs="微软雅黑" w:hint="eastAsia"/>
-                                <w:color w:val="262626"/>
-                                <w:szCs w:val="21"/>
-                              </w:rPr>
-                              <w:t>设计</w:t>
-                            </w:r>
-                            <w:r>
-                              <w:rPr>
-                                <w:rFonts w:ascii="微软雅黑" w:eastAsia="微软雅黑" w:hAnsi="微软雅黑" w:cs="微软雅黑"/>
-                                <w:color w:val="262626"/>
-                                <w:szCs w:val="21"/>
-                              </w:rPr>
-                              <w:t>，处理样式冲突</w:t>
-                            </w:r>
-                            <w:r>
-                              <w:rPr>
-                                <w:rFonts w:ascii="微软雅黑" w:eastAsia="微软雅黑" w:hAnsi="微软雅黑" w:cs="微软雅黑" w:hint="eastAsia"/>
-                                <w:color w:val="262626"/>
-                                <w:szCs w:val="21"/>
-                              </w:rPr>
-                              <w:t>；</w:t>
-                            </w:r>
-                          </w:p>
-                          <w:p>
-                            <w:pPr>
-                              <w:pStyle w:val="1"/>
-                              <w:adjustRightInd w:val="0"/>
-                              <w:snapToGrid w:val="0"/>
-                              <w:spacing w:after="80" w:line="216" w:lineRule="auto"/>
-                              <w:ind w:firstLineChars="0" w:firstLine="0"/>
-                              <w:rPr>
-                                <w:rFonts w:ascii="微软雅黑" w:eastAsia="微软雅黑" w:hAnsi="微软雅黑" w:cs="微软雅黑" w:hint="eastAsia"/>
-                                <w:color w:val="262626"/>
-                                <w:szCs w:val="21"/>
-                              </w:rPr>
-                            </w:pPr>
-                            <w:r>
-                              <w:rPr>
-                                <w:rFonts w:ascii="微软雅黑" w:eastAsia="微软雅黑" w:hAnsi="微软雅黑" w:cs="微软雅黑" w:hint="eastAsia"/>
-                                <w:color w:val="262626"/>
-                                <w:szCs w:val="21"/>
-                              </w:rPr>
-                              <w:sym w:font="Wingdings 2" w:char="F097"/>
-                            </w:r>
-                            <w:r>
-                              <w:rPr>
-                                <w:rFonts w:ascii="微软雅黑" w:eastAsia="微软雅黑" w:hAnsi="微软雅黑" w:cs="微软雅黑" w:hint="eastAsia"/>
-                                <w:color w:val="262626"/>
-                                <w:szCs w:val="21"/>
-                              </w:rPr>
-                              <w:t xml:space="preserve"> 熟练掌握 J</w:t>
-                            </w:r>
-                            <w:r>
-                              <w:rPr>
-                                <w:rFonts w:ascii="微软雅黑" w:eastAsia="微软雅黑" w:hAnsi="微软雅黑" w:cs="微软雅黑" w:hint="eastAsia"/>
-                                <w:color w:val="262626"/>
-                                <w:szCs w:val="21"/>
-                              </w:rPr>
-                              <w:t>S</w:t>
-                            </w:r>
-                            <w:r>
-                              <w:rPr>
-                                <w:rFonts w:ascii="微软雅黑" w:eastAsia="微软雅黑" w:hAnsi="微软雅黑" w:cs="微软雅黑" w:hint="eastAsia"/>
-                                <w:color w:val="262626"/>
-                                <w:szCs w:val="21"/>
-                              </w:rPr>
-                              <w:t xml:space="preserve"> 语法</w:t>
-                            </w:r>
-                            <w:r>
-                              <w:rPr>
-                                <w:rFonts w:ascii="微软雅黑" w:eastAsia="微软雅黑" w:hAnsi="微软雅黑" w:cs="微软雅黑" w:hint="eastAsia"/>
-                                <w:color w:val="262626"/>
-                                <w:szCs w:val="21"/>
-                              </w:rPr>
-                              <w:t>和ES6</w:t>
-                            </w:r>
-                            <w:r>
-                              <w:rPr>
-                                <w:rFonts w:ascii="微软雅黑" w:eastAsia="微软雅黑" w:hAnsi="微软雅黑" w:cs="微软雅黑" w:hint="eastAsia"/>
-                                <w:color w:val="262626"/>
-                                <w:szCs w:val="21"/>
-                              </w:rPr>
-                              <w:t>+</w:t>
-                            </w:r>
-                            <w:r>
-                              <w:rPr>
-                                <w:rFonts w:ascii="微软雅黑" w:eastAsia="微软雅黑" w:hAnsi="微软雅黑" w:cs="微软雅黑" w:hint="eastAsia"/>
-                                <w:color w:val="262626"/>
-                                <w:szCs w:val="21"/>
-                              </w:rPr>
-                              <w:t>特性</w:t>
-                            </w:r>
-                            <w:r>
-                              <w:rPr>
-                                <w:rFonts w:ascii="微软雅黑" w:eastAsia="微软雅黑" w:hAnsi="微软雅黑" w:cs="微软雅黑" w:hint="eastAsia"/>
-                                <w:color w:val="262626"/>
-                                <w:szCs w:val="21"/>
-                              </w:rPr>
-                              <w:t>，能够</w:t>
-                            </w:r>
-                            <w:r>
-                              <w:rPr>
-                                <w:rFonts w:ascii="微软雅黑" w:eastAsia="微软雅黑" w:hAnsi="微软雅黑" w:cs="微软雅黑" w:hint="eastAsia"/>
-                                <w:color w:val="262626"/>
-                                <w:szCs w:val="21"/>
-                              </w:rPr>
-                              <w:t>使用JS</w:t>
-                            </w:r>
-                            <w:r>
-                              <w:rPr>
-                                <w:rFonts w:ascii="微软雅黑" w:eastAsia="微软雅黑" w:hAnsi="微软雅黑" w:cs="微软雅黑" w:hint="eastAsia"/>
-                                <w:color w:val="262626"/>
-                                <w:szCs w:val="21"/>
-                              </w:rPr>
-                              <w:t>实现</w:t>
-                            </w:r>
-                            <w:r>
-                              <w:rPr>
-                                <w:rFonts w:ascii="微软雅黑" w:eastAsia="微软雅黑" w:hAnsi="微软雅黑" w:cs="微软雅黑" w:hint="eastAsia"/>
-                                <w:color w:val="262626"/>
-                                <w:szCs w:val="21"/>
-                              </w:rPr>
-                              <w:t>网页</w:t>
-                            </w:r>
-                            <w:r>
-                              <w:rPr>
-                                <w:rFonts w:ascii="微软雅黑" w:eastAsia="微软雅黑" w:hAnsi="微软雅黑" w:cs="微软雅黑" w:hint="eastAsia"/>
-                                <w:color w:val="262626"/>
-                                <w:szCs w:val="21"/>
-                              </w:rPr>
-                              <w:t>的交互功能</w:t>
-                            </w:r>
-                            <w:r>
-                              <w:rPr>
-                                <w:rFonts w:ascii="微软雅黑" w:eastAsia="微软雅黑" w:hAnsi="微软雅黑" w:cs="微软雅黑" w:hint="eastAsia"/>
-                                <w:color w:val="262626"/>
-                                <w:szCs w:val="21"/>
-                              </w:rPr>
-                              <w:t>，对Typescript有一定了解</w:t>
-                            </w:r>
-                            <w:r>
-                              <w:rPr>
-                                <w:rFonts w:ascii="微软雅黑" w:eastAsia="微软雅黑" w:hAnsi="微软雅黑" w:cs="微软雅黑" w:hint="eastAsia"/>
-                                <w:color w:val="262626"/>
-                                <w:szCs w:val="21"/>
-                              </w:rPr>
-                              <w:t>；</w:t>
-                            </w:r>
-                            <w:r>
-                              <w:rPr>
-                                <w:rFonts w:ascii="微软雅黑" w:eastAsia="微软雅黑" w:hAnsi="微软雅黑" w:cs="微软雅黑" w:hint="eastAsia"/>
-                                <w:color w:val="262626"/>
-                                <w:szCs w:val="21"/>
-                              </w:rPr>
-                              <w:t xml:space="preserve"> </w:t>
-                            </w:r>
-                          </w:p>
-                          <w:p>
-                            <w:pPr>
-                              <w:pStyle w:val="1"/>
-                              <w:adjustRightInd w:val="0"/>
-                              <w:snapToGrid w:val="0"/>
-                              <w:spacing w:after="80" w:line="216" w:lineRule="auto"/>
-                              <w:ind w:firstLineChars="0" w:firstLine="0"/>
-                              <w:rPr>
-                                <w:rFonts w:ascii="微软雅黑" w:eastAsia="微软雅黑" w:hAnsi="微软雅黑" w:cs="微软雅黑" w:hint="eastAsia"/>
-                                <w:color w:val="262626"/>
-                                <w:szCs w:val="21"/>
-                              </w:rPr>
-                            </w:pPr>
-                            <w:r>
-                              <w:rPr>
-                                <w:rFonts w:ascii="微软雅黑" w:eastAsia="微软雅黑" w:hAnsi="微软雅黑" w:cs="微软雅黑" w:hint="eastAsia"/>
-                                <w:color w:val="262626"/>
-                                <w:szCs w:val="21"/>
-                              </w:rPr>
-                              <w:sym w:font="Wingdings 2" w:char="F097"/>
-                            </w:r>
-                            <w:r>
-                              <w:rPr>
-                                <w:rFonts w:ascii="微软雅黑" w:eastAsia="微软雅黑" w:hAnsi="微软雅黑" w:cs="微软雅黑" w:hint="eastAsia"/>
-                                <w:color w:val="262626"/>
-                                <w:szCs w:val="21"/>
-                              </w:rPr>
-                              <w:t xml:space="preserve"> </w:t>
-                            </w:r>
-                            <w:r>
-                              <w:rPr>
-                                <w:rFonts w:ascii="微软雅黑" w:eastAsia="微软雅黑" w:hAnsi="微软雅黑" w:cs="微软雅黑" w:hint="eastAsia"/>
-                                <w:color w:val="262626"/>
-                                <w:szCs w:val="21"/>
-                              </w:rPr>
-                              <w:t>熟练使用</w:t>
-                            </w:r>
-                            <w:r>
-                              <w:rPr>
-                                <w:rFonts w:ascii="微软雅黑" w:eastAsia="微软雅黑" w:hAnsi="微软雅黑" w:cs="微软雅黑" w:hint="eastAsia"/>
-                                <w:color w:val="262626"/>
-                                <w:szCs w:val="21"/>
-                              </w:rPr>
-                              <w:t>Vue3</w:t>
-                            </w:r>
-                            <w:r>
-                              <w:rPr>
-                                <w:rFonts w:ascii="微软雅黑" w:eastAsia="微软雅黑" w:hAnsi="微软雅黑" w:cs="微软雅黑" w:hint="eastAsia"/>
-                                <w:color w:val="262626"/>
-                                <w:szCs w:val="21"/>
-                              </w:rPr>
-                              <w:t>进行</w:t>
-                            </w:r>
-                            <w:r>
-                              <w:rPr>
-                                <w:rFonts w:ascii="微软雅黑" w:eastAsia="微软雅黑" w:hAnsi="微软雅黑" w:cs="微软雅黑" w:hint="eastAsia"/>
-                                <w:color w:val="262626"/>
-                                <w:szCs w:val="21"/>
-                              </w:rPr>
-                              <w:t>开发</w:t>
-                            </w:r>
-                            <w:r>
-                              <w:rPr>
-                                <w:rFonts w:ascii="微软雅黑" w:eastAsia="微软雅黑" w:hAnsi="微软雅黑" w:cs="微软雅黑" w:hint="eastAsia"/>
-                                <w:color w:val="262626"/>
-                                <w:szCs w:val="21"/>
-                              </w:rPr>
-                              <w:t>，</w:t>
-                            </w:r>
-                            <w:r>
-                              <w:rPr>
-                                <w:rFonts w:ascii="微软雅黑" w:eastAsia="微软雅黑" w:hAnsi="微软雅黑" w:cs="微软雅黑" w:hint="eastAsia"/>
-                                <w:color w:val="262626"/>
-                                <w:szCs w:val="21"/>
-                              </w:rPr>
-                              <w:t>掌握props / emit、provide / inject、</w:t>
-                            </w:r>
-                            <w:proofErr w:type="spellStart"/>
-                            <w:r>
-                              <w:rPr>
-                                <w:rFonts w:ascii="微软雅黑" w:eastAsia="微软雅黑" w:hAnsi="微软雅黑" w:cs="微软雅黑" w:hint="eastAsia"/>
-                                <w:color w:val="262626"/>
-                                <w:szCs w:val="21"/>
-                              </w:rPr>
-                              <w:t>Pinia</w:t>
-                            </w:r>
-                            <w:proofErr w:type="spellEnd"/>
-                            <w:r>
-                              <w:rPr>
-                                <w:rFonts w:ascii="微软雅黑" w:eastAsia="微软雅黑" w:hAnsi="微软雅黑" w:cs="微软雅黑" w:hint="eastAsia"/>
-                                <w:color w:val="262626"/>
-                                <w:szCs w:val="21"/>
-                              </w:rPr>
-                              <w:t>等</w:t>
-                            </w:r>
-                            <w:r>
-                              <w:rPr>
-                                <w:rFonts w:ascii="微软雅黑" w:eastAsia="微软雅黑" w:hAnsi="微软雅黑" w:cs="微软雅黑" w:hint="eastAsia"/>
-                                <w:color w:val="262626"/>
-                                <w:szCs w:val="21"/>
-                              </w:rPr>
-                              <w:t>常见的组件通信方式</w:t>
-                            </w:r>
-                            <w:r>
-                              <w:rPr>
-                                <w:rFonts w:ascii="微软雅黑" w:eastAsia="微软雅黑" w:hAnsi="微软雅黑" w:cs="微软雅黑" w:hint="eastAsia"/>
-                                <w:color w:val="262626"/>
-                                <w:szCs w:val="21"/>
-                              </w:rPr>
-                              <w:t>，</w:t>
-                            </w:r>
-                            <w:r>
-                              <w:rPr>
-                                <w:rFonts w:ascii="微软雅黑" w:eastAsia="微软雅黑" w:hAnsi="微软雅黑" w:cs="微软雅黑"/>
-                                <w:color w:val="262626"/>
-                                <w:szCs w:val="21"/>
-                              </w:rPr>
-                              <w:t>熟悉 Vue Router 路由管理、组件生命周期及组合式 API开发模式</w:t>
-                            </w:r>
-                          </w:p>
-                          <w:p>
-                            <w:pPr>
-                              <w:pStyle w:val="1"/>
-                              <w:adjustRightInd w:val="0"/>
-                              <w:snapToGrid w:val="0"/>
-                              <w:spacing w:after="80" w:line="216" w:lineRule="auto"/>
-                              <w:ind w:firstLineChars="0" w:firstLine="0"/>
-                              <w:rPr>
-                                <w:rFonts w:ascii="微软雅黑" w:eastAsia="微软雅黑" w:hAnsi="微软雅黑" w:cs="微软雅黑" w:hint="eastAsia"/>
-                                <w:color w:val="262626"/>
-                                <w:szCs w:val="21"/>
-                              </w:rPr>
-                            </w:pPr>
-                            <w:r>
-                              <w:rPr>
-                                <w:rFonts w:ascii="微软雅黑" w:eastAsia="微软雅黑" w:hAnsi="微软雅黑" w:cs="微软雅黑" w:hint="eastAsia"/>
-                                <w:color w:val="262626"/>
-                                <w:szCs w:val="21"/>
-                              </w:rPr>
-                              <w:sym w:font="Wingdings 2" w:char="F097"/>
-                            </w:r>
-                            <w:r>
-                              <w:rPr>
-                                <w:rFonts w:ascii="微软雅黑" w:eastAsia="微软雅黑" w:hAnsi="微软雅黑" w:cs="微软雅黑" w:hint="eastAsia"/>
-                                <w:color w:val="262626"/>
-                                <w:szCs w:val="21"/>
-                              </w:rPr>
-                              <w:t xml:space="preserve"> </w:t>
-                            </w:r>
-                            <w:r>
-                              <w:rPr>
-                                <w:rFonts w:ascii="微软雅黑" w:eastAsia="微软雅黑" w:hAnsi="微软雅黑" w:cs="微软雅黑" w:hint="eastAsia"/>
-                                <w:color w:val="262626"/>
-                                <w:szCs w:val="21"/>
-                              </w:rPr>
-                              <w:t xml:space="preserve">熟悉 Element Plus 组件库，能够使用 </w:t>
-                            </w:r>
-                            <w:proofErr w:type="spellStart"/>
-                            <w:r>
-                              <w:rPr>
-                                <w:rFonts w:ascii="微软雅黑" w:eastAsia="微软雅黑" w:hAnsi="微软雅黑" w:cs="微软雅黑" w:hint="eastAsia"/>
-                                <w:color w:val="262626"/>
-                                <w:szCs w:val="21"/>
-                              </w:rPr>
-                              <w:t>ECharts</w:t>
-                            </w:r>
-                            <w:proofErr w:type="spellEnd"/>
-                            <w:r>
-                              <w:rPr>
-                                <w:rFonts w:ascii="微软雅黑" w:eastAsia="微软雅黑" w:hAnsi="微软雅黑" w:cs="微软雅黑" w:hint="eastAsia"/>
-                                <w:color w:val="262626"/>
-                                <w:szCs w:val="21"/>
-                              </w:rPr>
-                              <w:t xml:space="preserve"> 绘制常见数据可视化图表</w:t>
-                            </w:r>
-                            <w:r>
-                              <w:rPr>
-                                <w:rFonts w:ascii="微软雅黑" w:eastAsia="微软雅黑" w:hAnsi="微软雅黑" w:cs="微软雅黑" w:hint="eastAsia"/>
-                                <w:color w:val="262626"/>
-                                <w:szCs w:val="21"/>
-                              </w:rPr>
-                              <w:t>；</w:t>
-                            </w:r>
-                          </w:p>
-                          <w:p>
-                            <w:pPr>
-                              <w:pStyle w:val="1"/>
-                              <w:adjustRightInd w:val="0"/>
-                              <w:snapToGrid w:val="0"/>
-                              <w:spacing w:after="80" w:line="216" w:lineRule="auto"/>
-                              <w:ind w:firstLineChars="0" w:firstLine="0"/>
-                              <w:rPr>
-                                <w:rFonts w:ascii="微软雅黑" w:eastAsia="微软雅黑" w:hAnsi="微软雅黑" w:cs="微软雅黑" w:hint="eastAsia"/>
-                                <w:color w:val="262626"/>
-                                <w:szCs w:val="21"/>
-                              </w:rPr>
-                            </w:pPr>
-                            <w:r>
-                              <w:rPr>
-                                <w:rFonts w:ascii="微软雅黑" w:eastAsia="微软雅黑" w:hAnsi="微软雅黑" w:cs="微软雅黑" w:hint="eastAsia"/>
-                                <w:color w:val="262626"/>
-                                <w:szCs w:val="21"/>
-                              </w:rPr>
-                              <w:sym w:font="Wingdings 2" w:char="F097"/>
-                            </w:r>
-                            <w:r>
-                              <w:rPr>
-                                <w:rFonts w:ascii="微软雅黑" w:eastAsia="微软雅黑" w:hAnsi="微软雅黑" w:cs="微软雅黑" w:hint="eastAsia"/>
-                                <w:color w:val="262626"/>
-                                <w:szCs w:val="21"/>
-                              </w:rPr>
-                              <w:t xml:space="preserve"> </w:t>
-                            </w:r>
-                            <w:r>
-                              <w:rPr>
-                                <w:rFonts w:ascii="微软雅黑" w:eastAsia="微软雅黑" w:hAnsi="微软雅黑" w:cs="微软雅黑" w:hint="eastAsia"/>
-                                <w:color w:val="262626"/>
-                                <w:szCs w:val="21"/>
-                              </w:rPr>
-                              <w:t>掌握 Promise 与 async/await</w:t>
-                            </w:r>
-                            <w:r>
-                              <w:rPr>
-                                <w:rFonts w:ascii="微软雅黑" w:eastAsia="微软雅黑" w:hAnsi="微软雅黑" w:cs="微软雅黑" w:hint="eastAsia"/>
-                                <w:color w:val="262626"/>
-                                <w:szCs w:val="21"/>
-                              </w:rPr>
-                              <w:t>异步技术</w:t>
-                            </w:r>
-                            <w:r>
-                              <w:rPr>
-                                <w:rFonts w:ascii="微软雅黑" w:eastAsia="微软雅黑" w:hAnsi="微软雅黑" w:cs="微软雅黑" w:hint="eastAsia"/>
-                                <w:color w:val="262626"/>
-                                <w:szCs w:val="21"/>
-                              </w:rPr>
-                              <w:t>的使用</w:t>
-                            </w:r>
-                            <w:r>
-                              <w:rPr>
-                                <w:rFonts w:ascii="微软雅黑" w:eastAsia="微软雅黑" w:hAnsi="微软雅黑" w:cs="微软雅黑" w:hint="eastAsia"/>
-                                <w:color w:val="262626"/>
-                                <w:szCs w:val="21"/>
-                              </w:rPr>
-                              <w:t>，并能使用Axios</w:t>
-                            </w:r>
-                            <w:r>
-                              <w:rPr>
-                                <w:rFonts w:ascii="微软雅黑" w:eastAsia="微软雅黑" w:hAnsi="微软雅黑" w:cs="微软雅黑" w:hint="eastAsia"/>
-                                <w:color w:val="262626"/>
-                                <w:szCs w:val="21"/>
-                              </w:rPr>
-                              <w:t>、</w:t>
-                            </w:r>
-                            <w:r>
-                              <w:rPr>
-                                <w:rFonts w:ascii="微软雅黑" w:eastAsia="微软雅黑" w:hAnsi="微软雅黑" w:cs="微软雅黑" w:hint="eastAsia"/>
-                                <w:color w:val="262626"/>
-                                <w:szCs w:val="21"/>
-                              </w:rPr>
-                              <w:t>fetch完成前后端数据请求与异常处理</w:t>
-                            </w:r>
-                            <w:r>
-                              <w:rPr>
-                                <w:rFonts w:ascii="微软雅黑" w:eastAsia="微软雅黑" w:hAnsi="微软雅黑" w:cs="微软雅黑" w:hint="eastAsia"/>
-                                <w:color w:val="262626"/>
-                                <w:szCs w:val="21"/>
-                              </w:rPr>
-                              <w:t>；</w:t>
-                            </w:r>
-                          </w:p>
-                          <w:p>
-                            <w:pPr>
-                              <w:pStyle w:val="1"/>
-                              <w:adjustRightInd w:val="0"/>
-                              <w:snapToGrid w:val="0"/>
-                              <w:spacing w:after="80" w:line="216" w:lineRule="auto"/>
-                              <w:ind w:firstLineChars="0" w:firstLine="0"/>
-                              <w:rPr>
-                                <w:rFonts w:ascii="微软雅黑" w:eastAsia="微软雅黑" w:hAnsi="微软雅黑" w:cs="微软雅黑" w:hint="eastAsia"/>
-                                <w:color w:val="262626"/>
-                                <w:szCs w:val="21"/>
-                              </w:rPr>
-                            </w:pPr>
-                            <w:r>
-                              <w:rPr>
-                                <w:rFonts w:ascii="微软雅黑" w:eastAsia="微软雅黑" w:hAnsi="微软雅黑" w:cs="微软雅黑" w:hint="eastAsia"/>
-                                <w:color w:val="262626"/>
-                                <w:szCs w:val="21"/>
-                              </w:rPr>
-                              <w:sym w:font="Wingdings 2" w:char="F097"/>
-                            </w:r>
-                            <w:r>
-                              <w:rPr>
-                                <w:rFonts w:ascii="微软雅黑" w:eastAsia="微软雅黑" w:hAnsi="微软雅黑" w:cs="微软雅黑" w:hint="eastAsia"/>
-                                <w:color w:val="262626"/>
-                                <w:szCs w:val="21"/>
-                              </w:rPr>
-                              <w:t xml:space="preserve"> 熟练使用C/C++、Python语言；</w:t>
-                            </w:r>
-                            <w:r>
-                              <w:rPr>
-                                <w:rFonts w:ascii="微软雅黑" w:eastAsia="微软雅黑" w:hAnsi="微软雅黑" w:cs="微软雅黑"/>
-                                <w:color w:val="262626"/>
-                                <w:szCs w:val="21"/>
-                              </w:rPr>
-                              <w:t>能够使用 Django</w:t>
-                            </w:r>
-                            <w:r>
-                              <w:rPr>
-                                <w:rFonts w:ascii="微软雅黑" w:eastAsia="微软雅黑" w:hAnsi="微软雅黑" w:cs="微软雅黑" w:hint="eastAsia"/>
-                                <w:color w:val="262626"/>
-                                <w:szCs w:val="21"/>
-                              </w:rPr>
-                              <w:t>框架</w:t>
-                            </w:r>
-                            <w:r>
-                              <w:rPr>
-                                <w:rFonts w:ascii="微软雅黑" w:eastAsia="微软雅黑" w:hAnsi="微软雅黑" w:cs="微软雅黑"/>
-                                <w:color w:val="262626"/>
-                                <w:szCs w:val="21"/>
-                              </w:rPr>
-                              <w:t>编写后端 API，</w:t>
-                            </w:r>
-                            <w:r>
-                              <w:rPr>
-                                <w:rFonts w:ascii="微软雅黑" w:eastAsia="微软雅黑" w:hAnsi="微软雅黑" w:cs="微软雅黑" w:hint="eastAsia"/>
-                                <w:color w:val="262626"/>
-                                <w:szCs w:val="21"/>
-                              </w:rPr>
-                              <w:t>处理前端请求</w:t>
-                            </w:r>
-                            <w:r>
-                              <w:rPr>
-                                <w:rFonts w:ascii="微软雅黑" w:eastAsia="微软雅黑" w:hAnsi="微软雅黑" w:cs="微软雅黑" w:hint="eastAsia"/>
-                                <w:color w:val="262626"/>
-                                <w:szCs w:val="21"/>
-                              </w:rPr>
-                              <w:t>与</w:t>
-                            </w:r>
-                            <w:r>
-                              <w:rPr>
-                                <w:rFonts w:ascii="微软雅黑" w:eastAsia="微软雅黑" w:hAnsi="微软雅黑" w:cs="微软雅黑" w:hint="eastAsia"/>
-                                <w:color w:val="262626"/>
-                                <w:szCs w:val="21"/>
-                              </w:rPr>
-                              <w:t>实现数据交互</w:t>
-                            </w:r>
-                            <w:r>
-                              <w:rPr>
-                                <w:rFonts w:ascii="微软雅黑" w:eastAsia="微软雅黑" w:hAnsi="微软雅黑" w:cs="微软雅黑" w:hint="eastAsia"/>
-                                <w:color w:val="262626"/>
-                                <w:szCs w:val="21"/>
-                              </w:rPr>
-                              <w:t>；</w:t>
-                            </w:r>
-                          </w:p>
-                          <w:p>
-                            <w:pPr>
-                              <w:pStyle w:val="1"/>
-                              <w:adjustRightInd w:val="0"/>
-                              <w:snapToGrid w:val="0"/>
-                              <w:spacing w:after="80" w:line="216" w:lineRule="auto"/>
-                              <w:ind w:firstLineChars="0" w:firstLine="0"/>
-                              <w:rPr>
-                                <w:rFonts w:ascii="微软雅黑" w:eastAsia="微软雅黑" w:hAnsi="微软雅黑" w:cs="微软雅黑" w:hint="eastAsia"/>
-                                <w:color w:val="262626"/>
-                                <w:szCs w:val="21"/>
-                              </w:rPr>
-                            </w:pPr>
-                            <w:r>
-                              <w:rPr>
-                                <w:rFonts w:ascii="微软雅黑" w:eastAsia="微软雅黑" w:hAnsi="微软雅黑" w:cs="微软雅黑" w:hint="eastAsia"/>
-                                <w:color w:val="262626"/>
-                                <w:szCs w:val="21"/>
-                              </w:rPr>
-                              <w:sym w:font="Wingdings 2" w:char="F097"/>
-                            </w:r>
-                            <w:r>
-                              <w:rPr>
-                                <w:rFonts w:ascii="微软雅黑" w:eastAsia="微软雅黑" w:hAnsi="微软雅黑" w:cs="微软雅黑" w:hint="eastAsia"/>
-                                <w:color w:val="262626"/>
-                                <w:szCs w:val="21"/>
-                              </w:rPr>
-                              <w:t xml:space="preserve"> </w:t>
-                            </w:r>
-                            <w:r>
-                              <w:rPr>
-                                <w:rFonts w:ascii="微软雅黑" w:eastAsia="微软雅黑" w:hAnsi="微软雅黑" w:cs="微软雅黑" w:hint="eastAsia"/>
-                                <w:color w:val="262626"/>
-                                <w:szCs w:val="21"/>
-                              </w:rPr>
-                              <w:t>熟悉Vite构建工具</w:t>
-                            </w:r>
-                            <w:r>
-                              <w:rPr>
-                                <w:rFonts w:ascii="微软雅黑" w:eastAsia="微软雅黑" w:hAnsi="微软雅黑" w:cs="微软雅黑" w:hint="eastAsia"/>
-                                <w:color w:val="262626"/>
-                                <w:szCs w:val="21"/>
-                              </w:rPr>
-                              <w:t>，</w:t>
-                            </w:r>
-                            <w:r>
-                              <w:rPr>
-                                <w:rFonts w:ascii="微软雅黑" w:eastAsia="微软雅黑" w:hAnsi="微软雅黑" w:cs="微软雅黑"/>
-                                <w:color w:val="262626"/>
-                                <w:szCs w:val="21"/>
-                              </w:rPr>
-                              <w:t xml:space="preserve">能够使用 Vite 搭建 Vue </w:t>
-                            </w:r>
-                            <w:r>
-                              <w:rPr>
-                                <w:rFonts w:ascii="微软雅黑" w:eastAsia="微软雅黑" w:hAnsi="微软雅黑" w:cs="微软雅黑" w:hint="eastAsia"/>
-                                <w:color w:val="262626"/>
-                                <w:szCs w:val="21"/>
-                              </w:rPr>
-                              <w:t>3</w:t>
-                            </w:r>
-                            <w:r>
-                              <w:rPr>
-                                <w:rFonts w:ascii="微软雅黑" w:eastAsia="微软雅黑" w:hAnsi="微软雅黑" w:cs="微软雅黑"/>
-                                <w:color w:val="262626"/>
-                                <w:szCs w:val="21"/>
-                              </w:rPr>
-                              <w:t xml:space="preserve"> 项目，配置开发服务器、环境变量与路径别名</w:t>
-                            </w:r>
-                            <w:r>
-                              <w:rPr>
-                                <w:rFonts w:ascii="微软雅黑" w:eastAsia="微软雅黑" w:hAnsi="微软雅黑" w:cs="微软雅黑" w:hint="eastAsia"/>
-                                <w:color w:val="262626"/>
-                                <w:szCs w:val="21"/>
-                              </w:rPr>
-                              <w:t>等</w:t>
-                            </w:r>
-                            <w:r>
-                              <w:rPr>
-                                <w:rFonts w:ascii="微软雅黑" w:eastAsia="微软雅黑" w:hAnsi="微软雅黑" w:cs="微软雅黑" w:hint="eastAsia"/>
-                                <w:color w:val="262626"/>
-                                <w:szCs w:val="21"/>
-                              </w:rPr>
-                              <w:t>；</w:t>
-                            </w:r>
-                          </w:p>
-                          <w:p>
-                            <w:pPr>
-                              <w:pStyle w:val="1"/>
-                              <w:adjustRightInd w:val="0"/>
-                              <w:snapToGrid w:val="0"/>
-                              <w:spacing w:after="80" w:line="216" w:lineRule="auto"/>
-                              <w:ind w:firstLineChars="0" w:firstLine="0"/>
-                              <w:rPr>
-                                <w:rFonts w:ascii="微软雅黑" w:eastAsia="微软雅黑" w:hAnsi="微软雅黑" w:cs="微软雅黑" w:hint="eastAsia"/>
-                                <w:color w:val="262626"/>
-                                <w:szCs w:val="21"/>
-                              </w:rPr>
-                            </w:pPr>
-                            <w:r>
-                              <w:rPr>
-                                <w:rFonts w:ascii="微软雅黑" w:eastAsia="微软雅黑" w:hAnsi="微软雅黑" w:cs="微软雅黑" w:hint="eastAsia"/>
-                                <w:color w:val="262626"/>
-                                <w:szCs w:val="21"/>
-                              </w:rPr>
-                              <w:sym w:font="Wingdings 2" w:char="F097"/>
-                            </w:r>
-                            <w:r>
-                              <w:rPr>
-                                <w:rFonts w:ascii="微软雅黑" w:eastAsia="微软雅黑" w:hAnsi="微软雅黑" w:cs="微软雅黑" w:hint="eastAsia"/>
-                                <w:color w:val="262626"/>
-                                <w:szCs w:val="21"/>
-                              </w:rPr>
-                              <w:t xml:space="preserve"> </w:t>
-                            </w:r>
-                            <w:r>
-                              <w:rPr>
-                                <w:rFonts w:ascii="微软雅黑" w:eastAsia="微软雅黑" w:hAnsi="微软雅黑" w:cs="微软雅黑"/>
-                                <w:color w:val="262626"/>
-                                <w:szCs w:val="21"/>
-                              </w:rPr>
-                              <w:t xml:space="preserve">熟悉 </w:t>
-                            </w:r>
-                            <w:r>
-                              <w:rPr>
-                                <w:rFonts w:ascii="微软雅黑" w:eastAsia="微软雅黑" w:hAnsi="微软雅黑" w:cs="微软雅黑" w:hint="eastAsia"/>
-                                <w:color w:val="262626"/>
-                                <w:szCs w:val="21"/>
-                              </w:rPr>
-                              <w:t>g</w:t>
-                            </w:r>
-                            <w:r>
-                              <w:rPr>
-                                <w:rFonts w:ascii="微软雅黑" w:eastAsia="微软雅黑" w:hAnsi="微软雅黑" w:cs="微软雅黑"/>
-                                <w:color w:val="262626"/>
-                                <w:szCs w:val="21"/>
-                              </w:rPr>
-                              <w:t xml:space="preserve">it </w:t>
-                            </w:r>
-                            <w:r>
-                              <w:rPr>
-                                <w:rFonts w:ascii="微软雅黑" w:eastAsia="微软雅黑" w:hAnsi="微软雅黑" w:cs="微软雅黑" w:hint="eastAsia"/>
-                                <w:color w:val="262626"/>
-                                <w:szCs w:val="21"/>
-                              </w:rPr>
-                              <w:t>常用命令</w:t>
-                            </w:r>
-                            <w:r>
-                              <w:rPr>
-                                <w:rFonts w:ascii="微软雅黑" w:eastAsia="微软雅黑" w:hAnsi="微软雅黑" w:cs="微软雅黑" w:hint="eastAsia"/>
-                                <w:color w:val="262626"/>
-                                <w:szCs w:val="21"/>
-                              </w:rPr>
-                              <w:t>，</w:t>
-                            </w:r>
-                            <w:r>
-                              <w:rPr>
-                                <w:rFonts w:ascii="微软雅黑" w:eastAsia="微软雅黑" w:hAnsi="微软雅黑" w:cs="微软雅黑"/>
-                                <w:color w:val="262626"/>
-                                <w:szCs w:val="21"/>
-                              </w:rPr>
-                              <w:t xml:space="preserve">能够使用 </w:t>
-                            </w:r>
-                            <w:r>
-                              <w:rPr>
-                                <w:rFonts w:ascii="微软雅黑" w:eastAsia="微软雅黑" w:hAnsi="微软雅黑" w:cs="微软雅黑" w:hint="eastAsia"/>
-                                <w:color w:val="262626"/>
-                                <w:szCs w:val="21"/>
-                              </w:rPr>
-                              <w:t>g</w:t>
-                            </w:r>
-                            <w:r>
-                              <w:rPr>
-                                <w:rFonts w:ascii="微软雅黑" w:eastAsia="微软雅黑" w:hAnsi="微软雅黑" w:cs="微软雅黑"/>
-                                <w:color w:val="262626"/>
-                                <w:szCs w:val="21"/>
-                              </w:rPr>
-                              <w:t>it 进行日常代码管理与开发迭代</w:t>
-                            </w:r>
-                            <w:r>
-                              <w:rPr>
-                                <w:rFonts w:ascii="微软雅黑" w:eastAsia="微软雅黑" w:hAnsi="微软雅黑" w:cs="微软雅黑" w:hint="eastAsia"/>
-                                <w:color w:val="262626"/>
-                                <w:szCs w:val="21"/>
-                              </w:rPr>
-                              <w:t>。</w:t>
-                            </w:r>
-                          </w:p>
-                          <w:p>
-                            <w:pPr>
-                              <w:pStyle w:val="1"/>
-                              <w:adjustRightInd w:val="0"/>
-                              <w:snapToGrid w:val="0"/>
-                              <w:spacing w:after="80" w:line="216" w:lineRule="auto"/>
+                              <w:spacing w:line="400" w:lineRule="exact"/>
                               <w:ind w:firstLineChars="0" w:firstLine="0"/>
                               <w:rPr>
                                 <w:rFonts w:ascii="微软雅黑" w:eastAsia="微软雅黑" w:hAnsi="微软雅黑" w:cs="微软雅黑" w:hint="eastAsia"/>
@@ -959,7 +1657,7 @@
                               <w:pStyle w:val="1"/>
                               <w:adjustRightInd w:val="0"/>
                               <w:snapToGrid w:val="0"/>
-                              <w:spacing w:after="80" w:line="216" w:lineRule="auto"/>
+                              <w:spacing w:line="400" w:lineRule="exact"/>
                               <w:ind w:firstLineChars="0" w:firstLine="0"/>
                               <w:rPr>
                                 <w:rFonts w:ascii="微软雅黑" w:eastAsia="微软雅黑" w:hAnsi="微软雅黑" w:cs="微软雅黑" w:hint="eastAsia"/>
@@ -973,7 +1671,7 @@
                               <w:pStyle w:val="1"/>
                               <w:adjustRightInd w:val="0"/>
                               <w:snapToGrid w:val="0"/>
-                              <w:spacing w:after="80" w:line="216" w:lineRule="auto"/>
+                              <w:spacing w:line="400" w:lineRule="exact"/>
                               <w:ind w:firstLineChars="0" w:firstLine="0"/>
                               <w:rPr>
                                 <w:rFonts w:ascii="微软雅黑" w:eastAsia="微软雅黑" w:hAnsi="微软雅黑" w:cs="微软雅黑" w:hint="eastAsia"/>
@@ -984,11 +1682,13 @@
                           </w:p>
                           <w:p>
                             <w:pPr>
+                              <w:pStyle w:val="1"/>
                               <w:adjustRightInd w:val="0"/>
                               <w:snapToGrid w:val="0"/>
-                              <w:spacing w:after="80" w:line="216" w:lineRule="auto"/>
-                              <w:rPr>
-                                <w:rFonts w:ascii="宋体" w:eastAsia="宋体" w:hAnsi="宋体" w:hint="eastAsia"/>
+                              <w:spacing w:line="400" w:lineRule="exact"/>
+                              <w:ind w:firstLineChars="0" w:firstLine="0"/>
+                              <w:rPr>
+                                <w:rFonts w:ascii="微软雅黑" w:eastAsia="微软雅黑" w:hAnsi="微软雅黑" w:cs="微软雅黑" w:hint="eastAsia"/>
                                 <w:color w:val="262626"/>
                                 <w:szCs w:val="21"/>
                               </w:rPr>
@@ -996,7 +1696,7 @@
                           </w:p>
                           <w:p>
                             <w:pPr>
-                              <w:spacing w:after="80" w:line="216" w:lineRule="auto"/>
+                              <w:spacing w:line="400" w:lineRule="exact"/>
                               <w:rPr>
                                 <w:rFonts w:ascii="宋体" w:eastAsia="宋体" w:hAnsi="宋体" w:hint="eastAsia"/>
                               </w:rPr>
@@ -1021,7 +1721,1395 @@
           </mc:Choice>
           <mc:Fallback>
             <w:pict>
-              <v:rect w14:anchorId="0A4E2012" id="文本框 7" o:spid="_x0000_s1026" style="position:absolute;left:0;text-align:left;margin-left:463.9pt;margin-top:328.65pt;width:515.1pt;height:202.35pt;z-index:12;visibility:visible;mso-wrap-style:square;mso-height-percent:0;mso-wrap-distance-left:0;mso-wrap-distance-top:0;mso-wrap-distance-right:0;mso-wrap-distance-bottom:0;mso-position-horizontal:right;mso-position-horizontal-relative:margin;mso-position-vertical:absolute;mso-position-vertical-relative:text;mso-height-percent:0;mso-height-relative:margin;v-text-anchor:top" o:gfxdata="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" filled="f" stroked="f">
+              <v:rect w14:anchorId="5C50A9AD" id="_x0000_s1039" style="position:absolute;left:0;text-align:left;margin-left:463.85pt;margin-top:717.25pt;width:515.05pt;height:63.95pt;z-index:15;visibility:visible;mso-wrap-style:square;mso-height-percent:0;mso-wrap-distance-left:0;mso-wrap-distance-top:0;mso-wrap-distance-right:0;mso-wrap-distance-bottom:0;mso-position-horizontal:right;mso-position-horizontal-relative:margin;mso-position-vertical:absolute;mso-position-vertical-relative:text;mso-height-percent:0;mso-height-relative:margin;v-text-anchor:top" o:gfxdata="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" filled="f" stroked="f">
+                <v:textbox>
+                  <w:txbxContent>
+                    <w:p>
+                      <w:pPr>
+                        <w:pStyle w:val="1"/>
+                        <w:adjustRightInd w:val="0"/>
+                        <w:snapToGrid w:val="0"/>
+                        <w:spacing w:line="400" w:lineRule="exact"/>
+                        <w:ind w:firstLineChars="0" w:firstLine="0"/>
+                        <w:rPr>
+                          <w:rFonts w:ascii="微软雅黑" w:eastAsia="微软雅黑" w:hAnsi="微软雅黑" w:cs="微软雅黑" w:hint="eastAsia"/>
+                          <w:color w:val="262626"/>
+                          <w:szCs w:val="21"/>
+                        </w:rPr>
+                      </w:pPr>
+                      <w:r>
+                        <w:rPr>
+                          <w:rFonts w:ascii="微软雅黑" w:eastAsia="微软雅黑" w:hAnsi="微软雅黑" w:cs="微软雅黑" w:hint="eastAsia"/>
+                          <w:color w:val="262626"/>
+                          <w:szCs w:val="21"/>
+                        </w:rPr>
+                        <w:sym w:font="Wingdings 2" w:char="F097"/>
+                      </w:r>
+                      <w:r>
+                        <w:rPr>
+                          <w:rFonts w:ascii="微软雅黑" w:eastAsia="微软雅黑" w:hAnsi="微软雅黑" w:cs="微软雅黑" w:hint="eastAsia"/>
+                          <w:color w:val="262626"/>
+                          <w:szCs w:val="21"/>
+                        </w:rPr>
+                        <w:t xml:space="preserve"> </w:t>
+                      </w:r>
+                      <w:r>
+                        <w:rPr>
+                          <w:rFonts w:ascii="微软雅黑" w:eastAsia="微软雅黑" w:hAnsi="微软雅黑" w:cs="微软雅黑" w:hint="eastAsia"/>
+                          <w:color w:val="262626"/>
+                          <w:szCs w:val="21"/>
+                        </w:rPr>
+                        <w:t>本人</w:t>
+                      </w:r>
+                      <w:r>
+                        <w:rPr>
+                          <w:rFonts w:ascii="微软雅黑" w:eastAsia="微软雅黑" w:hAnsi="微软雅黑" w:cs="微软雅黑"/>
+                          <w:color w:val="262626"/>
+                          <w:szCs w:val="21"/>
+                        </w:rPr>
+                        <w:t>学习能力和执行力</w:t>
+                      </w:r>
+                      <w:r>
+                        <w:rPr>
+                          <w:rFonts w:ascii="微软雅黑" w:eastAsia="微软雅黑" w:hAnsi="微软雅黑" w:cs="微软雅黑" w:hint="eastAsia"/>
+                          <w:color w:val="262626"/>
+                          <w:szCs w:val="21"/>
+                        </w:rPr>
+                        <w:t>强</w:t>
+                      </w:r>
+                      <w:r>
+                        <w:rPr>
+                          <w:rFonts w:ascii="微软雅黑" w:eastAsia="微软雅黑" w:hAnsi="微软雅黑" w:cs="微软雅黑"/>
+                          <w:color w:val="262626"/>
+                          <w:szCs w:val="21"/>
+                        </w:rPr>
+                        <w:t>，</w:t>
+                      </w:r>
+                      <w:r>
+                        <w:rPr>
+                          <w:rFonts w:ascii="微软雅黑" w:eastAsia="微软雅黑" w:hAnsi="微软雅黑" w:cs="微软雅黑" w:hint="eastAsia"/>
+                          <w:color w:val="262626"/>
+                          <w:szCs w:val="21"/>
+                        </w:rPr>
+                        <w:t>具备</w:t>
+                      </w:r>
+                      <w:r>
+                        <w:rPr>
+                          <w:rFonts w:ascii="微软雅黑" w:eastAsia="微软雅黑" w:hAnsi="微软雅黑" w:cs="微软雅黑" w:hint="eastAsia"/>
+                          <w:color w:val="262626"/>
+                          <w:szCs w:val="21"/>
+                        </w:rPr>
+                        <w:t>定位</w:t>
+                      </w:r>
+                      <w:r>
+                        <w:rPr>
+                          <w:rFonts w:ascii="微软雅黑" w:eastAsia="微软雅黑" w:hAnsi="微软雅黑" w:cs="微软雅黑"/>
+                          <w:color w:val="262626"/>
+                          <w:szCs w:val="21"/>
+                        </w:rPr>
+                        <w:t>并解决问题</w:t>
+                      </w:r>
+                      <w:r>
+                        <w:rPr>
+                          <w:rFonts w:ascii="微软雅黑" w:eastAsia="微软雅黑" w:hAnsi="微软雅黑" w:cs="微软雅黑" w:hint="eastAsia"/>
+                          <w:color w:val="262626"/>
+                          <w:szCs w:val="21"/>
+                        </w:rPr>
+                        <w:t>的能力</w:t>
+                      </w:r>
+                      <w:r>
+                        <w:rPr>
+                          <w:rFonts w:ascii="微软雅黑" w:eastAsia="微软雅黑" w:hAnsi="微软雅黑" w:cs="微软雅黑"/>
+                          <w:color w:val="262626"/>
+                          <w:szCs w:val="21"/>
+                        </w:rPr>
+                        <w:t>；</w:t>
+                      </w:r>
+                      <w:r>
+                        <w:rPr>
+                          <w:rFonts w:ascii="微软雅黑" w:eastAsia="微软雅黑" w:hAnsi="微软雅黑" w:cs="微软雅黑" w:hint="eastAsia"/>
+                          <w:color w:val="262626"/>
+                          <w:szCs w:val="21"/>
+                        </w:rPr>
+                        <w:t>对软件开发知识感兴趣</w:t>
+                      </w:r>
+                      <w:r>
+                        <w:rPr>
+                          <w:rFonts w:ascii="微软雅黑" w:eastAsia="微软雅黑" w:hAnsi="微软雅黑" w:cs="微软雅黑"/>
+                          <w:color w:val="262626"/>
+                          <w:szCs w:val="21"/>
+                        </w:rPr>
+                        <w:t>，</w:t>
+                      </w:r>
+                      <w:r>
+                        <w:rPr>
+                          <w:rFonts w:ascii="微软雅黑" w:eastAsia="微软雅黑" w:hAnsi="微软雅黑" w:cs="微软雅黑"/>
+                          <w:color w:val="262626"/>
+                          <w:szCs w:val="21"/>
+                        </w:rPr>
+                        <w:t>做事认真负责，</w:t>
+                      </w:r>
+                      <w:r>
+                        <w:rPr>
+                          <w:rFonts w:ascii="微软雅黑" w:eastAsia="微软雅黑" w:hAnsi="微软雅黑" w:cs="微软雅黑" w:hint="eastAsia"/>
+                          <w:color w:val="262626"/>
+                          <w:szCs w:val="21"/>
+                        </w:rPr>
+                        <w:t>踏实肯</w:t>
+                      </w:r>
+                      <w:r>
+                        <w:rPr>
+                          <w:rFonts w:ascii="微软雅黑" w:eastAsia="微软雅黑" w:hAnsi="微软雅黑" w:cs="微软雅黑" w:hint="eastAsia"/>
+                          <w:color w:val="262626"/>
+                          <w:szCs w:val="21"/>
+                        </w:rPr>
+                        <w:t>干</w:t>
+                      </w:r>
+                      <w:r>
+                        <w:rPr>
+                          <w:rFonts w:ascii="微软雅黑" w:eastAsia="微软雅黑" w:hAnsi="微软雅黑" w:cs="微软雅黑" w:hint="eastAsia"/>
+                          <w:color w:val="262626"/>
+                          <w:szCs w:val="21"/>
+                        </w:rPr>
+                        <w:t>，愿意学习新知识</w:t>
+                      </w:r>
+                      <w:r>
+                        <w:rPr>
+                          <w:rFonts w:ascii="微软雅黑" w:eastAsia="微软雅黑" w:hAnsi="微软雅黑" w:cs="微软雅黑" w:hint="eastAsia"/>
+                          <w:color w:val="262626"/>
+                          <w:szCs w:val="21"/>
+                        </w:rPr>
+                        <w:t>；</w:t>
+                      </w:r>
+                      <w:r>
+                        <w:rPr>
+                          <w:rFonts w:ascii="微软雅黑" w:eastAsia="微软雅黑" w:hAnsi="微软雅黑" w:cs="微软雅黑" w:hint="eastAsia"/>
+                          <w:color w:val="262626"/>
+                          <w:szCs w:val="21"/>
+                        </w:rPr>
+                        <w:t>具备抗压能力，有团队意识，</w:t>
+                      </w:r>
+                      <w:r>
+                        <w:rPr>
+                          <w:rFonts w:ascii="微软雅黑" w:eastAsia="微软雅黑" w:hAnsi="微软雅黑" w:cs="微软雅黑"/>
+                          <w:color w:val="262626"/>
+                          <w:szCs w:val="21"/>
+                        </w:rPr>
+                        <w:t>希望在实际项目中不断提升前端工程能力</w:t>
+                      </w:r>
+                      <w:r>
+                        <w:rPr>
+                          <w:rFonts w:ascii="微软雅黑" w:eastAsia="微软雅黑" w:hAnsi="微软雅黑" w:cs="微软雅黑" w:hint="eastAsia"/>
+                          <w:color w:val="262626"/>
+                          <w:szCs w:val="21"/>
+                        </w:rPr>
+                        <w:t>。</w:t>
+                      </w:r>
+                    </w:p>
+                    <w:p>
+                      <w:pPr>
+                        <w:pStyle w:val="1"/>
+                        <w:adjustRightInd w:val="0"/>
+                        <w:snapToGrid w:val="0"/>
+                        <w:spacing w:line="400" w:lineRule="exact"/>
+                        <w:ind w:firstLineChars="0" w:firstLine="0"/>
+                        <w:rPr>
+                          <w:rFonts w:ascii="微软雅黑" w:eastAsia="微软雅黑" w:hAnsi="微软雅黑" w:cs="微软雅黑" w:hint="eastAsia"/>
+                          <w:color w:val="262626"/>
+                          <w:szCs w:val="21"/>
+                        </w:rPr>
+                      </w:pPr>
+                    </w:p>
+                    <w:p>
+                      <w:pPr>
+                        <w:pStyle w:val="1"/>
+                        <w:adjustRightInd w:val="0"/>
+                        <w:snapToGrid w:val="0"/>
+                        <w:spacing w:line="400" w:lineRule="exact"/>
+                        <w:ind w:firstLineChars="0" w:firstLine="0"/>
+                        <w:rPr>
+                          <w:rFonts w:ascii="微软雅黑" w:eastAsia="微软雅黑" w:hAnsi="微软雅黑" w:cs="微软雅黑" w:hint="eastAsia"/>
+                          <w:color w:val="262626"/>
+                          <w:szCs w:val="21"/>
+                        </w:rPr>
+                      </w:pPr>
+                    </w:p>
+                    <w:p>
+                      <w:pPr>
+                        <w:pStyle w:val="1"/>
+                        <w:adjustRightInd w:val="0"/>
+                        <w:snapToGrid w:val="0"/>
+                        <w:spacing w:line="400" w:lineRule="exact"/>
+                        <w:ind w:firstLineChars="0" w:firstLine="0"/>
+                        <w:rPr>
+                          <w:rFonts w:ascii="微软雅黑" w:eastAsia="微软雅黑" w:hAnsi="微软雅黑" w:cs="微软雅黑" w:hint="eastAsia"/>
+                          <w:color w:val="262626"/>
+                          <w:szCs w:val="21"/>
+                        </w:rPr>
+                      </w:pPr>
+                    </w:p>
+                    <w:p>
+                      <w:pPr>
+                        <w:pStyle w:val="1"/>
+                        <w:adjustRightInd w:val="0"/>
+                        <w:snapToGrid w:val="0"/>
+                        <w:spacing w:line="400" w:lineRule="exact"/>
+                        <w:ind w:firstLineChars="0" w:firstLine="0"/>
+                        <w:rPr>
+                          <w:rFonts w:ascii="微软雅黑" w:eastAsia="微软雅黑" w:hAnsi="微软雅黑" w:cs="微软雅黑" w:hint="eastAsia"/>
+                          <w:color w:val="262626"/>
+                          <w:szCs w:val="21"/>
+                        </w:rPr>
+                      </w:pPr>
+                    </w:p>
+                    <w:p>
+                      <w:pPr>
+                        <w:spacing w:line="400" w:lineRule="exact"/>
+                        <w:rPr>
+                          <w:rFonts w:ascii="宋体" w:eastAsia="宋体" w:hAnsi="宋体" w:hint="eastAsia"/>
+                        </w:rPr>
+                      </w:pPr>
+                    </w:p>
+                  </w:txbxContent>
+                </v:textbox>
+                <w10:wrap anchorx="margin"/>
+              </v:rect>
+            </w:pict>
+          </mc:Fallback>
+        </mc:AlternateContent>
+      </w:r>
+      <w:r>
+        <w:rPr>
+          <w:noProof/>
+        </w:rPr>
+        <mc:AlternateContent>
+          <mc:Choice Requires="wps">
+            <w:drawing>
+              <wp:anchor distT="0" distB="0" distL="0" distR="0" simplePos="0" relativeHeight="12" behindDoc="0" locked="0" layoutInCell="1" allowOverlap="1" wp14:anchorId="0A4E2012" wp14:editId="0D2A99E0">
+                <wp:simplePos x="0" y="0"/>
+                <wp:positionH relativeFrom="margin">
+                  <wp:align>right</wp:align>
+                </wp:positionH>
+                <wp:positionV relativeFrom="paragraph">
+                  <wp:posOffset>4173637</wp:posOffset>
+                </wp:positionV>
+                <wp:extent cx="6541769" cy="2827606"/>
+                <wp:effectExtent l="0" t="0" r="0" b="0"/>
+                <wp:wrapNone/>
+                <wp:docPr id="1026" name="文本框 7"/>
+                <wp:cNvGraphicFramePr>
+                  <a:graphicFrameLocks xmlns:a="http://schemas.openxmlformats.org/drawingml/2006/main"/>
+                </wp:cNvGraphicFramePr>
+                <a:graphic xmlns:a="http://schemas.openxmlformats.org/drawingml/2006/main">
+                  <a:graphicData uri="http://schemas.microsoft.com/office/word/2010/wordprocessingShape">
+                    <wps:wsp>
+                      <wps:cNvSpPr>
+                        <a:spLocks/>
+                      </wps:cNvSpPr>
+                      <wps:spPr>
+                        <a:xfrm>
+                          <a:off x="0" y="0"/>
+                          <a:ext cx="6541769" cy="2827606"/>
+                        </a:xfrm>
+                        <a:prstGeom prst="rect">
+                          <a:avLst/>
+                        </a:prstGeom>
+                        <a:ln>
+                          <a:noFill/>
+                        </a:ln>
+                      </wps:spPr>
+                      <wps:txbx>
+                        <w:txbxContent>
+                          <w:p>
+                            <w:pPr>
+                              <w:pStyle w:val="1"/>
+                              <w:adjustRightInd w:val="0"/>
+                              <w:snapToGrid w:val="0"/>
+                              <w:spacing w:after="80" w:line="216" w:lineRule="auto"/>
+                              <w:ind w:firstLineChars="0" w:firstLine="0"/>
+                              <w:rPr>
+                                <w:rFonts w:ascii="微软雅黑" w:eastAsia="微软雅黑" w:hAnsi="微软雅黑" w:cs="微软雅黑" w:hint="eastAsia"/>
+                                <w:color w:val="262626"/>
+                                <w:szCs w:val="21"/>
+                              </w:rPr>
+                            </w:pPr>
+                            <w:r>
+                              <w:rPr>
+                                <w:rFonts w:ascii="微软雅黑" w:eastAsia="微软雅黑" w:hAnsi="微软雅黑" w:cs="微软雅黑" w:hint="eastAsia"/>
+                                <w:color w:val="262626"/>
+                                <w:szCs w:val="21"/>
+                              </w:rPr>
+                              <w:sym w:font="Wingdings 2" w:char="F097"/>
+                            </w:r>
+                            <w:r>
+                              <w:rPr>
+                                <w:rFonts w:ascii="微软雅黑" w:eastAsia="微软雅黑" w:hAnsi="微软雅黑" w:cs="微软雅黑" w:hint="eastAsia"/>
+                                <w:color w:val="262626"/>
+                                <w:szCs w:val="21"/>
+                              </w:rPr>
+                              <w:t xml:space="preserve"> </w:t>
+                            </w:r>
+                            <w:r>
+                              <w:rPr>
+                                <w:rFonts w:ascii="微软雅黑" w:eastAsia="微软雅黑" w:hAnsi="微软雅黑" w:cs="微软雅黑" w:hint="eastAsia"/>
+                                <w:color w:val="262626"/>
+                                <w:szCs w:val="21"/>
+                              </w:rPr>
+                              <w:t>取得大学英语六级证书，英语会话、阅读、写作优秀</w:t>
+                            </w:r>
+                            <w:r>
+                              <w:rPr>
+                                <w:rFonts w:ascii="微软雅黑" w:eastAsia="微软雅黑" w:hAnsi="微软雅黑" w:cs="微软雅黑"/>
+                                <w:color w:val="262626"/>
+                                <w:szCs w:val="21"/>
+                              </w:rPr>
+                              <w:t>。</w:t>
+                            </w:r>
+                          </w:p>
+                          <w:p>
+                            <w:pPr>
+                              <w:pStyle w:val="1"/>
+                              <w:adjustRightInd w:val="0"/>
+                              <w:snapToGrid w:val="0"/>
+                              <w:spacing w:after="80" w:line="216" w:lineRule="auto"/>
+                              <w:ind w:firstLineChars="0" w:firstLine="0"/>
+                              <w:rPr>
+                                <w:rFonts w:ascii="微软雅黑" w:eastAsia="微软雅黑" w:hAnsi="微软雅黑" w:cs="微软雅黑" w:hint="eastAsia"/>
+                                <w:color w:val="262626"/>
+                                <w:szCs w:val="21"/>
+                              </w:rPr>
+                            </w:pPr>
+                            <w:r>
+                              <w:rPr>
+                                <w:rFonts w:ascii="微软雅黑" w:eastAsia="微软雅黑" w:hAnsi="微软雅黑" w:cs="微软雅黑" w:hint="eastAsia"/>
+                                <w:color w:val="262626"/>
+                                <w:szCs w:val="21"/>
+                              </w:rPr>
+                              <w:sym w:font="Wingdings 2" w:char="F097"/>
+                            </w:r>
+                            <w:r>
+                              <w:rPr>
+                                <w:rFonts w:ascii="微软雅黑" w:eastAsia="微软雅黑" w:hAnsi="微软雅黑" w:cs="微软雅黑" w:hint="eastAsia"/>
+                                <w:color w:val="262626"/>
+                                <w:szCs w:val="21"/>
+                              </w:rPr>
+                              <w:t xml:space="preserve"> 熟悉</w:t>
+                            </w:r>
+                            <w:r>
+                              <w:rPr>
+                                <w:rFonts w:ascii="微软雅黑" w:eastAsia="微软雅黑" w:hAnsi="微软雅黑" w:cs="微软雅黑" w:hint="eastAsia"/>
+                                <w:color w:val="262626"/>
+                                <w:szCs w:val="21"/>
+                              </w:rPr>
+                              <w:t>HTML</w:t>
+                            </w:r>
+                            <w:r>
+                              <w:rPr>
+                                <w:rFonts w:ascii="微软雅黑" w:eastAsia="微软雅黑" w:hAnsi="微软雅黑" w:cs="微软雅黑" w:hint="eastAsia"/>
+                                <w:color w:val="262626"/>
+                                <w:szCs w:val="21"/>
+                              </w:rPr>
+                              <w:t>5</w:t>
+                            </w:r>
+                            <w:r>
+                              <w:rPr>
+                                <w:rFonts w:ascii="微软雅黑" w:eastAsia="微软雅黑" w:hAnsi="微软雅黑" w:cs="微软雅黑" w:hint="eastAsia"/>
+                                <w:color w:val="262626"/>
+                                <w:szCs w:val="21"/>
+                              </w:rPr>
+                              <w:t>和</w:t>
+                            </w:r>
+                            <w:r>
+                              <w:rPr>
+                                <w:rFonts w:ascii="微软雅黑" w:eastAsia="微软雅黑" w:hAnsi="微软雅黑" w:cs="微软雅黑" w:hint="eastAsia"/>
+                                <w:color w:val="262626"/>
+                                <w:szCs w:val="21"/>
+                              </w:rPr>
+                              <w:t>CSS</w:t>
+                            </w:r>
+                            <w:r>
+                              <w:rPr>
+                                <w:rFonts w:ascii="微软雅黑" w:eastAsia="微软雅黑" w:hAnsi="微软雅黑" w:cs="微软雅黑" w:hint="eastAsia"/>
+                                <w:color w:val="262626"/>
+                                <w:szCs w:val="21"/>
+                              </w:rPr>
+                              <w:t>3</w:t>
+                            </w:r>
+                            <w:r>
+                              <w:rPr>
+                                <w:rFonts w:ascii="微软雅黑" w:eastAsia="微软雅黑" w:hAnsi="微软雅黑" w:cs="微软雅黑" w:hint="eastAsia"/>
+                                <w:color w:val="262626"/>
+                                <w:szCs w:val="21"/>
+                              </w:rPr>
+                              <w:t>，</w:t>
+                            </w:r>
+                            <w:r>
+                              <w:rPr>
+                                <w:rFonts w:ascii="微软雅黑" w:eastAsia="微软雅黑" w:hAnsi="微软雅黑" w:cs="微软雅黑"/>
+                                <w:color w:val="262626"/>
+                                <w:szCs w:val="21"/>
+                              </w:rPr>
+                              <w:t>能够</w:t>
+                            </w:r>
+                            <w:r>
+                              <w:rPr>
+                                <w:rFonts w:ascii="微软雅黑" w:eastAsia="微软雅黑" w:hAnsi="微软雅黑" w:cs="微软雅黑" w:hint="eastAsia"/>
+                                <w:color w:val="262626"/>
+                                <w:szCs w:val="21"/>
+                              </w:rPr>
+                              <w:t>基于</w:t>
+                            </w:r>
+                            <w:r>
+                              <w:rPr>
+                                <w:rFonts w:ascii="微软雅黑" w:eastAsia="微软雅黑" w:hAnsi="微软雅黑" w:cs="微软雅黑" w:hint="eastAsia"/>
+                                <w:color w:val="262626"/>
+                                <w:szCs w:val="21"/>
+                              </w:rPr>
+                              <w:t>Flex、Grid</w:t>
+                            </w:r>
+                            <w:r>
+                              <w:rPr>
+                                <w:rFonts w:ascii="微软雅黑" w:eastAsia="微软雅黑" w:hAnsi="微软雅黑" w:cs="微软雅黑" w:hint="eastAsia"/>
+                                <w:color w:val="262626"/>
+                                <w:szCs w:val="21"/>
+                              </w:rPr>
+                              <w:t>实现页面布局</w:t>
+                            </w:r>
+                            <w:r>
+                              <w:rPr>
+                                <w:rFonts w:ascii="微软雅黑" w:eastAsia="微软雅黑" w:hAnsi="微软雅黑" w:cs="微软雅黑" w:hint="eastAsia"/>
+                                <w:color w:val="262626"/>
+                                <w:szCs w:val="21"/>
+                              </w:rPr>
+                              <w:t>与</w:t>
+                            </w:r>
+                            <w:r>
+                              <w:rPr>
+                                <w:rFonts w:ascii="微软雅黑" w:eastAsia="微软雅黑" w:hAnsi="微软雅黑" w:cs="微软雅黑" w:hint="eastAsia"/>
+                                <w:color w:val="262626"/>
+                                <w:szCs w:val="21"/>
+                              </w:rPr>
+                              <w:t>实现</w:t>
+                            </w:r>
+                            <w:r>
+                              <w:rPr>
+                                <w:rFonts w:ascii="微软雅黑" w:eastAsia="微软雅黑" w:hAnsi="微软雅黑" w:cs="微软雅黑" w:hint="eastAsia"/>
+                                <w:color w:val="262626"/>
+                                <w:szCs w:val="21"/>
+                              </w:rPr>
+                              <w:t>@media</w:t>
+                            </w:r>
+                            <w:r>
+                              <w:rPr>
+                                <w:rFonts w:ascii="微软雅黑" w:eastAsia="微软雅黑" w:hAnsi="微软雅黑" w:cs="微软雅黑"/>
+                                <w:color w:val="262626"/>
+                                <w:szCs w:val="21"/>
+                              </w:rPr>
+                              <w:t>响应式</w:t>
+                            </w:r>
+                            <w:r>
+                              <w:rPr>
+                                <w:rFonts w:ascii="微软雅黑" w:eastAsia="微软雅黑" w:hAnsi="微软雅黑" w:cs="微软雅黑" w:hint="eastAsia"/>
+                                <w:color w:val="262626"/>
+                                <w:szCs w:val="21"/>
+                              </w:rPr>
+                              <w:t>设计</w:t>
+                            </w:r>
+                            <w:r>
+                              <w:rPr>
+                                <w:rFonts w:ascii="微软雅黑" w:eastAsia="微软雅黑" w:hAnsi="微软雅黑" w:cs="微软雅黑"/>
+                                <w:color w:val="262626"/>
+                                <w:szCs w:val="21"/>
+                              </w:rPr>
+                              <w:t>，处理样式冲突</w:t>
+                            </w:r>
+                            <w:r>
+                              <w:rPr>
+                                <w:rFonts w:ascii="微软雅黑" w:eastAsia="微软雅黑" w:hAnsi="微软雅黑" w:cs="微软雅黑" w:hint="eastAsia"/>
+                                <w:color w:val="262626"/>
+                                <w:szCs w:val="21"/>
+                              </w:rPr>
+                              <w:t>；</w:t>
+                            </w:r>
+                          </w:p>
+                          <w:p>
+                            <w:pPr>
+                              <w:pStyle w:val="1"/>
+                              <w:adjustRightInd w:val="0"/>
+                              <w:snapToGrid w:val="0"/>
+                              <w:spacing w:after="80" w:line="216" w:lineRule="auto"/>
+                              <w:ind w:firstLineChars="0" w:firstLine="0"/>
+                              <w:rPr>
+                                <w:rFonts w:ascii="微软雅黑" w:eastAsia="微软雅黑" w:hAnsi="微软雅黑" w:cs="微软雅黑" w:hint="eastAsia"/>
+                                <w:color w:val="262626"/>
+                                <w:szCs w:val="21"/>
+                              </w:rPr>
+                            </w:pPr>
+                            <w:r>
+                              <w:rPr>
+                                <w:rFonts w:ascii="微软雅黑" w:eastAsia="微软雅黑" w:hAnsi="微软雅黑" w:cs="微软雅黑" w:hint="eastAsia"/>
+                                <w:color w:val="262626"/>
+                                <w:szCs w:val="21"/>
+                              </w:rPr>
+                              <w:sym w:font="Wingdings 2" w:char="F097"/>
+                            </w:r>
+                            <w:r>
+                              <w:rPr>
+                                <w:rFonts w:ascii="微软雅黑" w:eastAsia="微软雅黑" w:hAnsi="微软雅黑" w:cs="微软雅黑" w:hint="eastAsia"/>
+                                <w:color w:val="262626"/>
+                                <w:szCs w:val="21"/>
+                              </w:rPr>
+                              <w:t xml:space="preserve"> 熟练掌握 J</w:t>
+                            </w:r>
+                            <w:r>
+                              <w:rPr>
+                                <w:rFonts w:ascii="微软雅黑" w:eastAsia="微软雅黑" w:hAnsi="微软雅黑" w:cs="微软雅黑" w:hint="eastAsia"/>
+                                <w:color w:val="262626"/>
+                                <w:szCs w:val="21"/>
+                              </w:rPr>
+                              <w:t>S</w:t>
+                            </w:r>
+                            <w:r>
+                              <w:rPr>
+                                <w:rFonts w:ascii="微软雅黑" w:eastAsia="微软雅黑" w:hAnsi="微软雅黑" w:cs="微软雅黑" w:hint="eastAsia"/>
+                                <w:color w:val="262626"/>
+                                <w:szCs w:val="21"/>
+                              </w:rPr>
+                              <w:t xml:space="preserve"> 语法</w:t>
+                            </w:r>
+                            <w:r>
+                              <w:rPr>
+                                <w:rFonts w:ascii="微软雅黑" w:eastAsia="微软雅黑" w:hAnsi="微软雅黑" w:cs="微软雅黑" w:hint="eastAsia"/>
+                                <w:color w:val="262626"/>
+                                <w:szCs w:val="21"/>
+                              </w:rPr>
+                              <w:t>和ES6</w:t>
+                            </w:r>
+                            <w:r>
+                              <w:rPr>
+                                <w:rFonts w:ascii="微软雅黑" w:eastAsia="微软雅黑" w:hAnsi="微软雅黑" w:cs="微软雅黑" w:hint="eastAsia"/>
+                                <w:color w:val="262626"/>
+                                <w:szCs w:val="21"/>
+                              </w:rPr>
+                              <w:t>+</w:t>
+                            </w:r>
+                            <w:r>
+                              <w:rPr>
+                                <w:rFonts w:ascii="微软雅黑" w:eastAsia="微软雅黑" w:hAnsi="微软雅黑" w:cs="微软雅黑" w:hint="eastAsia"/>
+                                <w:color w:val="262626"/>
+                                <w:szCs w:val="21"/>
+                              </w:rPr>
+                              <w:t>特性</w:t>
+                            </w:r>
+                            <w:r>
+                              <w:rPr>
+                                <w:rFonts w:ascii="微软雅黑" w:eastAsia="微软雅黑" w:hAnsi="微软雅黑" w:cs="微软雅黑" w:hint="eastAsia"/>
+                                <w:color w:val="262626"/>
+                                <w:szCs w:val="21"/>
+                              </w:rPr>
+                              <w:t>，能够</w:t>
+                            </w:r>
+                            <w:r>
+                              <w:rPr>
+                                <w:rFonts w:ascii="微软雅黑" w:eastAsia="微软雅黑" w:hAnsi="微软雅黑" w:cs="微软雅黑" w:hint="eastAsia"/>
+                                <w:color w:val="262626"/>
+                                <w:szCs w:val="21"/>
+                              </w:rPr>
+                              <w:t>使用JS</w:t>
+                            </w:r>
+                            <w:r>
+                              <w:rPr>
+                                <w:rFonts w:ascii="微软雅黑" w:eastAsia="微软雅黑" w:hAnsi="微软雅黑" w:cs="微软雅黑" w:hint="eastAsia"/>
+                                <w:color w:val="262626"/>
+                                <w:szCs w:val="21"/>
+                              </w:rPr>
+                              <w:t>实现</w:t>
+                            </w:r>
+                            <w:r>
+                              <w:rPr>
+                                <w:rFonts w:ascii="微软雅黑" w:eastAsia="微软雅黑" w:hAnsi="微软雅黑" w:cs="微软雅黑" w:hint="eastAsia"/>
+                                <w:color w:val="262626"/>
+                                <w:szCs w:val="21"/>
+                              </w:rPr>
+                              <w:t>网页</w:t>
+                            </w:r>
+                            <w:r>
+                              <w:rPr>
+                                <w:rFonts w:ascii="微软雅黑" w:eastAsia="微软雅黑" w:hAnsi="微软雅黑" w:cs="微软雅黑" w:hint="eastAsia"/>
+                                <w:color w:val="262626"/>
+                                <w:szCs w:val="21"/>
+                              </w:rPr>
+                              <w:t>的交互功能</w:t>
+                            </w:r>
+                            <w:r>
+                              <w:rPr>
+                                <w:rFonts w:ascii="微软雅黑" w:eastAsia="微软雅黑" w:hAnsi="微软雅黑" w:cs="微软雅黑" w:hint="eastAsia"/>
+                                <w:color w:val="262626"/>
+                                <w:szCs w:val="21"/>
+                              </w:rPr>
+                              <w:t>，对Typescript有一定了解</w:t>
+                            </w:r>
+                            <w:r>
+                              <w:rPr>
+                                <w:rFonts w:ascii="微软雅黑" w:eastAsia="微软雅黑" w:hAnsi="微软雅黑" w:cs="微软雅黑" w:hint="eastAsia"/>
+                                <w:color w:val="262626"/>
+                                <w:szCs w:val="21"/>
+                              </w:rPr>
+                              <w:t>；</w:t>
+                            </w:r>
+                            <w:r>
+                              <w:rPr>
+                                <w:rFonts w:ascii="微软雅黑" w:eastAsia="微软雅黑" w:hAnsi="微软雅黑" w:cs="微软雅黑" w:hint="eastAsia"/>
+                                <w:color w:val="262626"/>
+                                <w:szCs w:val="21"/>
+                              </w:rPr>
+                              <w:t xml:space="preserve"> </w:t>
+                            </w:r>
+                          </w:p>
+                          <w:p>
+                            <w:pPr>
+                              <w:pStyle w:val="1"/>
+                              <w:adjustRightInd w:val="0"/>
+                              <w:snapToGrid w:val="0"/>
+                              <w:spacing w:after="80" w:line="216" w:lineRule="auto"/>
+                              <w:ind w:firstLineChars="0" w:firstLine="0"/>
+                              <w:rPr>
+                                <w:rFonts w:ascii="微软雅黑" w:eastAsia="微软雅黑" w:hAnsi="微软雅黑" w:cs="微软雅黑" w:hint="eastAsia"/>
+                                <w:color w:val="262626"/>
+                                <w:szCs w:val="21"/>
+                              </w:rPr>
+                            </w:pPr>
+                            <w:r>
+                              <w:rPr>
+                                <w:rFonts w:ascii="微软雅黑" w:eastAsia="微软雅黑" w:hAnsi="微软雅黑" w:cs="微软雅黑" w:hint="eastAsia"/>
+                                <w:color w:val="262626"/>
+                                <w:szCs w:val="21"/>
+                              </w:rPr>
+                              <w:sym w:font="Wingdings 2" w:char="F097"/>
+                            </w:r>
+                            <w:r>
+                              <w:rPr>
+                                <w:rFonts w:ascii="微软雅黑" w:eastAsia="微软雅黑" w:hAnsi="微软雅黑" w:cs="微软雅黑" w:hint="eastAsia"/>
+                                <w:color w:val="262626"/>
+                                <w:szCs w:val="21"/>
+                              </w:rPr>
+                              <w:t xml:space="preserve"> </w:t>
+                            </w:r>
+                            <w:r>
+                              <w:rPr>
+                                <w:rFonts w:ascii="微软雅黑" w:eastAsia="微软雅黑" w:hAnsi="微软雅黑" w:cs="微软雅黑" w:hint="eastAsia"/>
+                                <w:color w:val="262626"/>
+                                <w:szCs w:val="21"/>
+                              </w:rPr>
+                              <w:t>熟练使用</w:t>
+                            </w:r>
+                            <w:r>
+                              <w:rPr>
+                                <w:rFonts w:ascii="微软雅黑" w:eastAsia="微软雅黑" w:hAnsi="微软雅黑" w:cs="微软雅黑" w:hint="eastAsia"/>
+                                <w:color w:val="262626"/>
+                                <w:szCs w:val="21"/>
+                              </w:rPr>
+                              <w:t>Vue3</w:t>
+                            </w:r>
+                            <w:r>
+                              <w:rPr>
+                                <w:rFonts w:ascii="微软雅黑" w:eastAsia="微软雅黑" w:hAnsi="微软雅黑" w:cs="微软雅黑" w:hint="eastAsia"/>
+                                <w:color w:val="262626"/>
+                                <w:szCs w:val="21"/>
+                              </w:rPr>
+                              <w:t>进行</w:t>
+                            </w:r>
+                            <w:r>
+                              <w:rPr>
+                                <w:rFonts w:ascii="微软雅黑" w:eastAsia="微软雅黑" w:hAnsi="微软雅黑" w:cs="微软雅黑" w:hint="eastAsia"/>
+                                <w:color w:val="262626"/>
+                                <w:szCs w:val="21"/>
+                              </w:rPr>
+                              <w:t>开发</w:t>
+                            </w:r>
+                            <w:r>
+                              <w:rPr>
+                                <w:rFonts w:ascii="微软雅黑" w:eastAsia="微软雅黑" w:hAnsi="微软雅黑" w:cs="微软雅黑" w:hint="eastAsia"/>
+                                <w:color w:val="262626"/>
+                                <w:szCs w:val="21"/>
+                              </w:rPr>
+                              <w:t>，</w:t>
+                            </w:r>
+                            <w:r>
+                              <w:rPr>
+                                <w:rFonts w:ascii="微软雅黑" w:eastAsia="微软雅黑" w:hAnsi="微软雅黑" w:cs="微软雅黑" w:hint="eastAsia"/>
+                                <w:color w:val="262626"/>
+                                <w:szCs w:val="21"/>
+                              </w:rPr>
+                              <w:t>掌握props / emit、provide / inject、</w:t>
+                            </w:r>
+                            <w:proofErr w:type="spellStart"/>
+                            <w:r>
+                              <w:rPr>
+                                <w:rFonts w:ascii="微软雅黑" w:eastAsia="微软雅黑" w:hAnsi="微软雅黑" w:cs="微软雅黑" w:hint="eastAsia"/>
+                                <w:color w:val="262626"/>
+                                <w:szCs w:val="21"/>
+                              </w:rPr>
+                              <w:t>Pinia</w:t>
+                            </w:r>
+                            <w:proofErr w:type="spellEnd"/>
+                            <w:r>
+                              <w:rPr>
+                                <w:rFonts w:ascii="微软雅黑" w:eastAsia="微软雅黑" w:hAnsi="微软雅黑" w:cs="微软雅黑" w:hint="eastAsia"/>
+                                <w:color w:val="262626"/>
+                                <w:szCs w:val="21"/>
+                              </w:rPr>
+                              <w:t>等</w:t>
+                            </w:r>
+                            <w:r>
+                              <w:rPr>
+                                <w:rFonts w:ascii="微软雅黑" w:eastAsia="微软雅黑" w:hAnsi="微软雅黑" w:cs="微软雅黑" w:hint="eastAsia"/>
+                                <w:color w:val="262626"/>
+                                <w:szCs w:val="21"/>
+                              </w:rPr>
+                              <w:t>常见的组件通信方式</w:t>
+                            </w:r>
+                            <w:r>
+                              <w:rPr>
+                                <w:rFonts w:ascii="微软雅黑" w:eastAsia="微软雅黑" w:hAnsi="微软雅黑" w:cs="微软雅黑" w:hint="eastAsia"/>
+                                <w:color w:val="262626"/>
+                                <w:szCs w:val="21"/>
+                              </w:rPr>
+                              <w:t>，</w:t>
+                            </w:r>
+                            <w:r>
+                              <w:rPr>
+                                <w:rFonts w:ascii="微软雅黑" w:eastAsia="微软雅黑" w:hAnsi="微软雅黑" w:cs="微软雅黑"/>
+                                <w:color w:val="262626"/>
+                                <w:szCs w:val="21"/>
+                              </w:rPr>
+                              <w:t>熟悉 Vue Router 路由管理、组件生命周期及组合式 API开发模式</w:t>
+                            </w:r>
+                            <w:r>
+                              <w:rPr>
+                                <w:rFonts w:ascii="微软雅黑" w:eastAsia="微软雅黑" w:hAnsi="微软雅黑" w:cs="微软雅黑" w:hint="eastAsia"/>
+                                <w:color w:val="262626"/>
+                                <w:szCs w:val="21"/>
+                              </w:rPr>
+                              <w:t>；</w:t>
+                            </w:r>
+                          </w:p>
+                          <w:p>
+                            <w:pPr>
+                              <w:pStyle w:val="1"/>
+                              <w:adjustRightInd w:val="0"/>
+                              <w:snapToGrid w:val="0"/>
+                              <w:spacing w:after="80" w:line="216" w:lineRule="auto"/>
+                              <w:ind w:firstLineChars="0" w:firstLine="0"/>
+                              <w:rPr>
+                                <w:rFonts w:ascii="微软雅黑" w:eastAsia="微软雅黑" w:hAnsi="微软雅黑" w:cs="微软雅黑" w:hint="eastAsia"/>
+                                <w:color w:val="262626"/>
+                                <w:szCs w:val="21"/>
+                              </w:rPr>
+                            </w:pPr>
+                            <w:r>
+                              <w:rPr>
+                                <w:rFonts w:ascii="微软雅黑" w:eastAsia="微软雅黑" w:hAnsi="微软雅黑" w:cs="微软雅黑" w:hint="eastAsia"/>
+                                <w:color w:val="262626"/>
+                                <w:szCs w:val="21"/>
+                              </w:rPr>
+                              <w:sym w:font="Wingdings 2" w:char="F097"/>
+                            </w:r>
+                            <w:r>
+                              <w:rPr>
+                                <w:rFonts w:ascii="微软雅黑" w:eastAsia="微软雅黑" w:hAnsi="微软雅黑" w:cs="微软雅黑" w:hint="eastAsia"/>
+                                <w:color w:val="262626"/>
+                                <w:szCs w:val="21"/>
+                              </w:rPr>
+                              <w:t xml:space="preserve"> </w:t>
+                            </w:r>
+                            <w:r>
+                              <w:rPr>
+                                <w:rFonts w:ascii="微软雅黑" w:eastAsia="微软雅黑" w:hAnsi="微软雅黑" w:cs="微软雅黑" w:hint="eastAsia"/>
+                                <w:color w:val="262626"/>
+                                <w:szCs w:val="21"/>
+                              </w:rPr>
+                              <w:t xml:space="preserve">熟悉 Element Plus 组件库，能够使用 </w:t>
+                            </w:r>
+                            <w:proofErr w:type="spellStart"/>
+                            <w:r>
+                              <w:rPr>
+                                <w:rFonts w:ascii="微软雅黑" w:eastAsia="微软雅黑" w:hAnsi="微软雅黑" w:cs="微软雅黑" w:hint="eastAsia"/>
+                                <w:color w:val="262626"/>
+                                <w:szCs w:val="21"/>
+                              </w:rPr>
+                              <w:t>ECharts</w:t>
+                            </w:r>
+                            <w:proofErr w:type="spellEnd"/>
+                            <w:r>
+                              <w:rPr>
+                                <w:rFonts w:ascii="微软雅黑" w:eastAsia="微软雅黑" w:hAnsi="微软雅黑" w:cs="微软雅黑" w:hint="eastAsia"/>
+                                <w:color w:val="262626"/>
+                                <w:szCs w:val="21"/>
+                              </w:rPr>
+                              <w:t xml:space="preserve"> 绘制常见数据可视化图表</w:t>
+                            </w:r>
+                            <w:r>
+                              <w:rPr>
+                                <w:rFonts w:ascii="微软雅黑" w:eastAsia="微软雅黑" w:hAnsi="微软雅黑" w:cs="微软雅黑" w:hint="eastAsia"/>
+                                <w:color w:val="262626"/>
+                                <w:szCs w:val="21"/>
+                              </w:rPr>
+                              <w:t>；</w:t>
+                            </w:r>
+                          </w:p>
+                          <w:p>
+                            <w:pPr>
+                              <w:pStyle w:val="1"/>
+                              <w:adjustRightInd w:val="0"/>
+                              <w:snapToGrid w:val="0"/>
+                              <w:spacing w:after="80" w:line="216" w:lineRule="auto"/>
+                              <w:ind w:firstLineChars="0" w:firstLine="0"/>
+                              <w:rPr>
+                                <w:rFonts w:ascii="微软雅黑" w:eastAsia="微软雅黑" w:hAnsi="微软雅黑" w:cs="微软雅黑" w:hint="eastAsia"/>
+                                <w:color w:val="262626"/>
+                                <w:szCs w:val="21"/>
+                              </w:rPr>
+                            </w:pPr>
+                            <w:r>
+                              <w:rPr>
+                                <w:rFonts w:ascii="微软雅黑" w:eastAsia="微软雅黑" w:hAnsi="微软雅黑" w:cs="微软雅黑" w:hint="eastAsia"/>
+                                <w:color w:val="262626"/>
+                                <w:szCs w:val="21"/>
+                              </w:rPr>
+                              <w:sym w:font="Wingdings 2" w:char="F097"/>
+                            </w:r>
+                            <w:r>
+                              <w:rPr>
+                                <w:rFonts w:ascii="微软雅黑" w:eastAsia="微软雅黑" w:hAnsi="微软雅黑" w:cs="微软雅黑" w:hint="eastAsia"/>
+                                <w:color w:val="262626"/>
+                                <w:szCs w:val="21"/>
+                              </w:rPr>
+                              <w:t xml:space="preserve"> </w:t>
+                            </w:r>
+                            <w:r>
+                              <w:rPr>
+                                <w:rFonts w:ascii="微软雅黑" w:eastAsia="微软雅黑" w:hAnsi="微软雅黑" w:cs="微软雅黑" w:hint="eastAsia"/>
+                                <w:color w:val="262626"/>
+                                <w:szCs w:val="21"/>
+                              </w:rPr>
+                              <w:t>掌握 Promise 与 async/await</w:t>
+                            </w:r>
+                            <w:r>
+                              <w:rPr>
+                                <w:rFonts w:ascii="微软雅黑" w:eastAsia="微软雅黑" w:hAnsi="微软雅黑" w:cs="微软雅黑" w:hint="eastAsia"/>
+                                <w:color w:val="262626"/>
+                                <w:szCs w:val="21"/>
+                              </w:rPr>
+                              <w:t>异步技术</w:t>
+                            </w:r>
+                            <w:r>
+                              <w:rPr>
+                                <w:rFonts w:ascii="微软雅黑" w:eastAsia="微软雅黑" w:hAnsi="微软雅黑" w:cs="微软雅黑" w:hint="eastAsia"/>
+                                <w:color w:val="262626"/>
+                                <w:szCs w:val="21"/>
+                              </w:rPr>
+                              <w:t>的使用</w:t>
+                            </w:r>
+                            <w:r>
+                              <w:rPr>
+                                <w:rFonts w:ascii="微软雅黑" w:eastAsia="微软雅黑" w:hAnsi="微软雅黑" w:cs="微软雅黑" w:hint="eastAsia"/>
+                                <w:color w:val="262626"/>
+                                <w:szCs w:val="21"/>
+                              </w:rPr>
+                              <w:t>，并能使用Axios</w:t>
+                            </w:r>
+                            <w:r>
+                              <w:rPr>
+                                <w:rFonts w:ascii="微软雅黑" w:eastAsia="微软雅黑" w:hAnsi="微软雅黑" w:cs="微软雅黑" w:hint="eastAsia"/>
+                                <w:color w:val="262626"/>
+                                <w:szCs w:val="21"/>
+                              </w:rPr>
+                              <w:t>、</w:t>
+                            </w:r>
+                            <w:r>
+                              <w:rPr>
+                                <w:rFonts w:ascii="微软雅黑" w:eastAsia="微软雅黑" w:hAnsi="微软雅黑" w:cs="微软雅黑" w:hint="eastAsia"/>
+                                <w:color w:val="262626"/>
+                                <w:szCs w:val="21"/>
+                              </w:rPr>
+                              <w:t>fetch完成前后端数据请求与异常处理</w:t>
+                            </w:r>
+                            <w:r>
+                              <w:rPr>
+                                <w:rFonts w:ascii="微软雅黑" w:eastAsia="微软雅黑" w:hAnsi="微软雅黑" w:cs="微软雅黑" w:hint="eastAsia"/>
+                                <w:color w:val="262626"/>
+                                <w:szCs w:val="21"/>
+                              </w:rPr>
+                              <w:t>；</w:t>
+                            </w:r>
+                          </w:p>
+                          <w:p>
+                            <w:pPr>
+                              <w:pStyle w:val="1"/>
+                              <w:adjustRightInd w:val="0"/>
+                              <w:snapToGrid w:val="0"/>
+                              <w:spacing w:after="80" w:line="216" w:lineRule="auto"/>
+                              <w:ind w:firstLineChars="0" w:firstLine="0"/>
+                              <w:rPr>
+                                <w:rFonts w:ascii="微软雅黑" w:eastAsia="微软雅黑" w:hAnsi="微软雅黑" w:cs="微软雅黑"/>
+                                <w:color w:val="262626"/>
+                                <w:szCs w:val="21"/>
+                              </w:rPr>
+                            </w:pPr>
+                            <w:r>
+                              <w:rPr>
+                                <w:rFonts w:ascii="微软雅黑" w:eastAsia="微软雅黑" w:hAnsi="微软雅黑" w:cs="微软雅黑" w:hint="eastAsia"/>
+                                <w:color w:val="262626"/>
+                                <w:szCs w:val="21"/>
+                              </w:rPr>
+                              <w:sym w:font="Wingdings 2" w:char="F097"/>
+                            </w:r>
+                            <w:r>
+                              <w:rPr>
+                                <w:rFonts w:ascii="微软雅黑" w:eastAsia="微软雅黑" w:hAnsi="微软雅黑" w:cs="微软雅黑" w:hint="eastAsia"/>
+                                <w:color w:val="262626"/>
+                                <w:szCs w:val="21"/>
+                              </w:rPr>
+                              <w:t xml:space="preserve"> 熟练使用C/C++、Python语言；</w:t>
+                            </w:r>
+                            <w:r>
+                              <w:rPr>
+                                <w:rFonts w:ascii="微软雅黑" w:eastAsia="微软雅黑" w:hAnsi="微软雅黑" w:cs="微软雅黑"/>
+                                <w:color w:val="262626"/>
+                                <w:szCs w:val="21"/>
+                              </w:rPr>
+                              <w:t>能够使用 Django</w:t>
+                            </w:r>
+                            <w:r>
+                              <w:rPr>
+                                <w:rFonts w:ascii="微软雅黑" w:eastAsia="微软雅黑" w:hAnsi="微软雅黑" w:cs="微软雅黑" w:hint="eastAsia"/>
+                                <w:color w:val="262626"/>
+                                <w:szCs w:val="21"/>
+                              </w:rPr>
+                              <w:t>框架</w:t>
+                            </w:r>
+                            <w:r>
+                              <w:rPr>
+                                <w:rFonts w:ascii="微软雅黑" w:eastAsia="微软雅黑" w:hAnsi="微软雅黑" w:cs="微软雅黑"/>
+                                <w:color w:val="262626"/>
+                                <w:szCs w:val="21"/>
+                              </w:rPr>
+                              <w:t>编写后端 API，</w:t>
+                            </w:r>
+                            <w:r>
+                              <w:rPr>
+                                <w:rFonts w:ascii="微软雅黑" w:eastAsia="微软雅黑" w:hAnsi="微软雅黑" w:cs="微软雅黑" w:hint="eastAsia"/>
+                                <w:color w:val="262626"/>
+                                <w:szCs w:val="21"/>
+                              </w:rPr>
+                              <w:t>处理前端请求</w:t>
+                            </w:r>
+                            <w:r>
+                              <w:rPr>
+                                <w:rFonts w:ascii="微软雅黑" w:eastAsia="微软雅黑" w:hAnsi="微软雅黑" w:cs="微软雅黑" w:hint="eastAsia"/>
+                                <w:color w:val="262626"/>
+                                <w:szCs w:val="21"/>
+                              </w:rPr>
+                              <w:t>与</w:t>
+                            </w:r>
+                            <w:r>
+                              <w:rPr>
+                                <w:rFonts w:ascii="微软雅黑" w:eastAsia="微软雅黑" w:hAnsi="微软雅黑" w:cs="微软雅黑" w:hint="eastAsia"/>
+                                <w:color w:val="262626"/>
+                                <w:szCs w:val="21"/>
+                              </w:rPr>
+                              <w:t>实现数据交互</w:t>
+                            </w:r>
+                            <w:r>
+                              <w:rPr>
+                                <w:rFonts w:ascii="微软雅黑" w:eastAsia="微软雅黑" w:hAnsi="微软雅黑" w:cs="微软雅黑" w:hint="eastAsia"/>
+                                <w:color w:val="262626"/>
+                                <w:szCs w:val="21"/>
+                              </w:rPr>
+                              <w:t>；</w:t>
+                            </w:r>
+                          </w:p>
+                          <w:p>
+                            <w:pPr>
+                              <w:pStyle w:val="1"/>
+                              <w:adjustRightInd w:val="0"/>
+                              <w:snapToGrid w:val="0"/>
+                              <w:spacing w:after="80" w:line="216" w:lineRule="auto"/>
+                              <w:ind w:firstLineChars="0" w:firstLine="0"/>
+                              <w:rPr>
+                                <w:rFonts w:ascii="微软雅黑" w:eastAsia="微软雅黑" w:hAnsi="微软雅黑" w:cs="微软雅黑"/>
+                                <w:color w:val="262626"/>
+                                <w:szCs w:val="21"/>
+                              </w:rPr>
+                            </w:pPr>
+                            <w:r>
+                              <w:rPr>
+                                <w:rFonts w:ascii="微软雅黑" w:eastAsia="微软雅黑" w:hAnsi="微软雅黑" w:cs="微软雅黑" w:hint="eastAsia"/>
+                                <w:color w:val="262626"/>
+                                <w:szCs w:val="21"/>
+                              </w:rPr>
+                              <w:sym w:font="Wingdings 2" w:char="F097"/>
+                            </w:r>
+                            <w:r>
+                              <w:rPr>
+                                <w:rFonts w:ascii="微软雅黑" w:eastAsia="微软雅黑" w:hAnsi="微软雅黑" w:cs="微软雅黑" w:hint="eastAsia"/>
+                                <w:color w:val="262626"/>
+                                <w:szCs w:val="21"/>
+                              </w:rPr>
+                              <w:t xml:space="preserve"> </w:t>
+                            </w:r>
+                            <w:r>
+                              <w:rPr>
+                                <w:rFonts w:ascii="微软雅黑" w:eastAsia="微软雅黑" w:hAnsi="微软雅黑" w:cs="微软雅黑"/>
+                                <w:color w:val="262626"/>
+                                <w:szCs w:val="21"/>
+                              </w:rPr>
+                              <w:t>熟悉 Node.js 后端开发，能够基</w:t>
+                            </w:r>
+                            <w:r>
+                              <w:rPr>
+                                <w:rFonts w:ascii="微软雅黑" w:eastAsia="微软雅黑" w:hAnsi="微软雅黑" w:cs="微软雅黑" w:hint="eastAsia"/>
+                                <w:color w:val="262626"/>
+                                <w:szCs w:val="21"/>
+                              </w:rPr>
+                              <w:t>于</w:t>
+                            </w:r>
+                            <w:r>
+                              <w:rPr>
+                                <w:rFonts w:ascii="微软雅黑" w:eastAsia="微软雅黑" w:hAnsi="微软雅黑" w:cs="微软雅黑"/>
+                                <w:color w:val="262626"/>
+                                <w:szCs w:val="21"/>
+                              </w:rPr>
+                              <w:t>Expres</w:t>
+                            </w:r>
+                            <w:r>
+                              <w:rPr>
+                                <w:rFonts w:ascii="微软雅黑" w:eastAsia="微软雅黑" w:hAnsi="微软雅黑" w:cs="微软雅黑" w:hint="eastAsia"/>
+                                <w:color w:val="262626"/>
+                                <w:szCs w:val="21"/>
+                              </w:rPr>
+                              <w:t>s</w:t>
+                            </w:r>
+                            <w:r>
+                              <w:rPr>
+                                <w:rFonts w:ascii="微软雅黑" w:eastAsia="微软雅黑" w:hAnsi="微软雅黑" w:cs="微软雅黑"/>
+                                <w:color w:val="262626"/>
+                                <w:szCs w:val="21"/>
+                              </w:rPr>
+                              <w:t>构建</w:t>
+                            </w:r>
+                            <w:r>
+                              <w:rPr>
+                                <w:rFonts w:ascii="微软雅黑" w:eastAsia="微软雅黑" w:hAnsi="微软雅黑" w:cs="微软雅黑" w:hint="eastAsia"/>
+                                <w:color w:val="262626"/>
+                                <w:szCs w:val="21"/>
+                              </w:rPr>
+                              <w:t>后端接口</w:t>
+                            </w:r>
+                            <w:r>
+                              <w:rPr>
+                                <w:rFonts w:ascii="微软雅黑" w:eastAsia="微软雅黑" w:hAnsi="微软雅黑" w:cs="微软雅黑"/>
+                                <w:color w:val="262626"/>
+                                <w:szCs w:val="21"/>
+                              </w:rPr>
+                              <w:t>，完成用户鉴权、文件上传及数据</w:t>
+                            </w:r>
+                            <w:r>
+                              <w:rPr>
+                                <w:rFonts w:ascii="微软雅黑" w:eastAsia="微软雅黑" w:hAnsi="微软雅黑" w:cs="微软雅黑" w:hint="eastAsia"/>
+                                <w:color w:val="262626"/>
+                                <w:szCs w:val="21"/>
+                              </w:rPr>
+                              <w:t>库</w:t>
+                            </w:r>
+                            <w:r>
+                              <w:rPr>
+                                <w:rFonts w:ascii="微软雅黑" w:eastAsia="微软雅黑" w:hAnsi="微软雅黑" w:cs="微软雅黑"/>
+                                <w:color w:val="262626"/>
+                                <w:szCs w:val="21"/>
+                              </w:rPr>
+                              <w:t>操作</w:t>
+                            </w:r>
+                            <w:r>
+                              <w:rPr>
+                                <w:rFonts w:ascii="微软雅黑" w:eastAsia="微软雅黑" w:hAnsi="微软雅黑" w:cs="微软雅黑" w:hint="eastAsia"/>
+                                <w:color w:val="262626"/>
+                                <w:szCs w:val="21"/>
+                              </w:rPr>
+                              <w:t>；</w:t>
+                            </w:r>
+                          </w:p>
+                          <w:p>
+                            <w:pPr>
+                              <w:pStyle w:val="1"/>
+                              <w:adjustRightInd w:val="0"/>
+                              <w:snapToGrid w:val="0"/>
+                              <w:spacing w:after="80" w:line="216" w:lineRule="auto"/>
+                              <w:ind w:firstLineChars="0" w:firstLine="0"/>
+                              <w:rPr>
+                                <w:rFonts w:ascii="微软雅黑" w:eastAsia="微软雅黑" w:hAnsi="微软雅黑" w:cs="微软雅黑" w:hint="eastAsia"/>
+                                <w:color w:val="262626"/>
+                                <w:szCs w:val="21"/>
+                              </w:rPr>
+                            </w:pPr>
+                            <w:r>
+                              <w:rPr>
+                                <w:rFonts w:ascii="微软雅黑" w:eastAsia="微软雅黑" w:hAnsi="微软雅黑" w:cs="微软雅黑" w:hint="eastAsia"/>
+                                <w:color w:val="262626"/>
+                                <w:szCs w:val="21"/>
+                              </w:rPr>
+                              <w:sym w:font="Wingdings 2" w:char="F097"/>
+                            </w:r>
+                            <w:r>
+                              <w:rPr>
+                                <w:rFonts w:ascii="微软雅黑" w:eastAsia="微软雅黑" w:hAnsi="微软雅黑" w:cs="微软雅黑" w:hint="eastAsia"/>
+                                <w:color w:val="262626"/>
+                                <w:szCs w:val="21"/>
+                              </w:rPr>
+                              <w:t xml:space="preserve"> </w:t>
+                            </w:r>
+                            <w:r>
+                              <w:rPr>
+                                <w:rFonts w:ascii="微软雅黑" w:eastAsia="微软雅黑" w:hAnsi="微软雅黑" w:cs="微软雅黑" w:hint="eastAsia"/>
+                                <w:color w:val="262626"/>
+                                <w:szCs w:val="21"/>
+                              </w:rPr>
+                              <w:t>熟悉Vite构建工具</w:t>
+                            </w:r>
+                            <w:r>
+                              <w:rPr>
+                                <w:rFonts w:ascii="微软雅黑" w:eastAsia="微软雅黑" w:hAnsi="微软雅黑" w:cs="微软雅黑" w:hint="eastAsia"/>
+                                <w:color w:val="262626"/>
+                                <w:szCs w:val="21"/>
+                              </w:rPr>
+                              <w:t>，</w:t>
+                            </w:r>
+                            <w:r>
+                              <w:rPr>
+                                <w:rFonts w:ascii="微软雅黑" w:eastAsia="微软雅黑" w:hAnsi="微软雅黑" w:cs="微软雅黑"/>
+                                <w:color w:val="262626"/>
+                                <w:szCs w:val="21"/>
+                              </w:rPr>
+                              <w:t xml:space="preserve">能够使用 Vite 搭建 Vue </w:t>
+                            </w:r>
+                            <w:r>
+                              <w:rPr>
+                                <w:rFonts w:ascii="微软雅黑" w:eastAsia="微软雅黑" w:hAnsi="微软雅黑" w:cs="微软雅黑" w:hint="eastAsia"/>
+                                <w:color w:val="262626"/>
+                                <w:szCs w:val="21"/>
+                              </w:rPr>
+                              <w:t>3</w:t>
+                            </w:r>
+                            <w:r>
+                              <w:rPr>
+                                <w:rFonts w:ascii="微软雅黑" w:eastAsia="微软雅黑" w:hAnsi="微软雅黑" w:cs="微软雅黑"/>
+                                <w:color w:val="262626"/>
+                                <w:szCs w:val="21"/>
+                              </w:rPr>
+                              <w:t xml:space="preserve"> 项目，配置开发服务器、环境变量与路径别名</w:t>
+                            </w:r>
+                            <w:r>
+                              <w:rPr>
+                                <w:rFonts w:ascii="微软雅黑" w:eastAsia="微软雅黑" w:hAnsi="微软雅黑" w:cs="微软雅黑" w:hint="eastAsia"/>
+                                <w:color w:val="262626"/>
+                                <w:szCs w:val="21"/>
+                              </w:rPr>
+                              <w:t>等</w:t>
+                            </w:r>
+                            <w:r>
+                              <w:rPr>
+                                <w:rFonts w:ascii="微软雅黑" w:eastAsia="微软雅黑" w:hAnsi="微软雅黑" w:cs="微软雅黑" w:hint="eastAsia"/>
+                                <w:color w:val="262626"/>
+                                <w:szCs w:val="21"/>
+                              </w:rPr>
+                              <w:t>；</w:t>
+                            </w:r>
+                          </w:p>
+                          <w:p>
+                            <w:pPr>
+                              <w:pStyle w:val="1"/>
+                              <w:adjustRightInd w:val="0"/>
+                              <w:snapToGrid w:val="0"/>
+                              <w:spacing w:after="80" w:line="216" w:lineRule="auto"/>
+                              <w:ind w:firstLineChars="0" w:firstLine="0"/>
+                              <w:rPr>
+                                <w:rFonts w:ascii="微软雅黑" w:eastAsia="微软雅黑" w:hAnsi="微软雅黑" w:cs="微软雅黑" w:hint="eastAsia"/>
+                                <w:color w:val="262626"/>
+                                <w:szCs w:val="21"/>
+                              </w:rPr>
+                            </w:pPr>
+                            <w:r>
+                              <w:rPr>
+                                <w:rFonts w:ascii="微软雅黑" w:eastAsia="微软雅黑" w:hAnsi="微软雅黑" w:cs="微软雅黑" w:hint="eastAsia"/>
+                                <w:color w:val="262626"/>
+                                <w:szCs w:val="21"/>
+                              </w:rPr>
+                              <w:sym w:font="Wingdings 2" w:char="F097"/>
+                            </w:r>
+                            <w:r>
+                              <w:rPr>
+                                <w:rFonts w:ascii="微软雅黑" w:eastAsia="微软雅黑" w:hAnsi="微软雅黑" w:cs="微软雅黑" w:hint="eastAsia"/>
+                                <w:color w:val="262626"/>
+                                <w:szCs w:val="21"/>
+                              </w:rPr>
+                              <w:t xml:space="preserve"> </w:t>
+                            </w:r>
+                            <w:r>
+                              <w:rPr>
+                                <w:rFonts w:ascii="微软雅黑" w:eastAsia="微软雅黑" w:hAnsi="微软雅黑" w:cs="微软雅黑"/>
+                                <w:color w:val="262626"/>
+                                <w:szCs w:val="21"/>
+                              </w:rPr>
+                              <w:t xml:space="preserve">熟悉 </w:t>
+                            </w:r>
+                            <w:r>
+                              <w:rPr>
+                                <w:rFonts w:ascii="微软雅黑" w:eastAsia="微软雅黑" w:hAnsi="微软雅黑" w:cs="微软雅黑" w:hint="eastAsia"/>
+                                <w:color w:val="262626"/>
+                                <w:szCs w:val="21"/>
+                              </w:rPr>
+                              <w:t>g</w:t>
+                            </w:r>
+                            <w:r>
+                              <w:rPr>
+                                <w:rFonts w:ascii="微软雅黑" w:eastAsia="微软雅黑" w:hAnsi="微软雅黑" w:cs="微软雅黑"/>
+                                <w:color w:val="262626"/>
+                                <w:szCs w:val="21"/>
+                              </w:rPr>
+                              <w:t xml:space="preserve">it </w:t>
+                            </w:r>
+                            <w:r>
+                              <w:rPr>
+                                <w:rFonts w:ascii="微软雅黑" w:eastAsia="微软雅黑" w:hAnsi="微软雅黑" w:cs="微软雅黑" w:hint="eastAsia"/>
+                                <w:color w:val="262626"/>
+                                <w:szCs w:val="21"/>
+                              </w:rPr>
+                              <w:t>常用命令</w:t>
+                            </w:r>
+                            <w:r>
+                              <w:rPr>
+                                <w:rFonts w:ascii="微软雅黑" w:eastAsia="微软雅黑" w:hAnsi="微软雅黑" w:cs="微软雅黑" w:hint="eastAsia"/>
+                                <w:color w:val="262626"/>
+                                <w:szCs w:val="21"/>
+                              </w:rPr>
+                              <w:t>，</w:t>
+                            </w:r>
+                            <w:r>
+                              <w:rPr>
+                                <w:rFonts w:ascii="微软雅黑" w:eastAsia="微软雅黑" w:hAnsi="微软雅黑" w:cs="微软雅黑"/>
+                                <w:color w:val="262626"/>
+                                <w:szCs w:val="21"/>
+                              </w:rPr>
+                              <w:t xml:space="preserve">能够使用 </w:t>
+                            </w:r>
+                            <w:r>
+                              <w:rPr>
+                                <w:rFonts w:ascii="微软雅黑" w:eastAsia="微软雅黑" w:hAnsi="微软雅黑" w:cs="微软雅黑" w:hint="eastAsia"/>
+                                <w:color w:val="262626"/>
+                                <w:szCs w:val="21"/>
+                              </w:rPr>
+                              <w:t>g</w:t>
+                            </w:r>
+                            <w:r>
+                              <w:rPr>
+                                <w:rFonts w:ascii="微软雅黑" w:eastAsia="微软雅黑" w:hAnsi="微软雅黑" w:cs="微软雅黑"/>
+                                <w:color w:val="262626"/>
+                                <w:szCs w:val="21"/>
+                              </w:rPr>
+                              <w:t>it 进行日常代码管理与开发迭代</w:t>
+                            </w:r>
+                            <w:r>
+                              <w:rPr>
+                                <w:rFonts w:ascii="微软雅黑" w:eastAsia="微软雅黑" w:hAnsi="微软雅黑" w:cs="微软雅黑" w:hint="eastAsia"/>
+                                <w:color w:val="262626"/>
+                                <w:szCs w:val="21"/>
+                              </w:rPr>
+                              <w:t>。</w:t>
+                            </w:r>
+                          </w:p>
+                          <w:p>
+                            <w:pPr>
+                              <w:pStyle w:val="1"/>
+                              <w:adjustRightInd w:val="0"/>
+                              <w:snapToGrid w:val="0"/>
+                              <w:spacing w:after="80" w:line="216" w:lineRule="auto"/>
+                              <w:ind w:firstLineChars="0" w:firstLine="0"/>
+                              <w:rPr>
+                                <w:rFonts w:ascii="微软雅黑" w:eastAsia="微软雅黑" w:hAnsi="微软雅黑" w:cs="微软雅黑" w:hint="eastAsia"/>
+                                <w:color w:val="262626"/>
+                                <w:szCs w:val="21"/>
+                              </w:rPr>
+                            </w:pPr>
+                          </w:p>
+                          <w:p>
+                            <w:pPr>
+                              <w:pStyle w:val="1"/>
+                              <w:adjustRightInd w:val="0"/>
+                              <w:snapToGrid w:val="0"/>
+                              <w:spacing w:after="80" w:line="216" w:lineRule="auto"/>
+                              <w:ind w:firstLineChars="0" w:firstLine="0"/>
+                              <w:rPr>
+                                <w:rFonts w:ascii="微软雅黑" w:eastAsia="微软雅黑" w:hAnsi="微软雅黑" w:cs="微软雅黑" w:hint="eastAsia"/>
+                                <w:color w:val="262626"/>
+                                <w:szCs w:val="21"/>
+                              </w:rPr>
+                            </w:pPr>
+                          </w:p>
+                          <w:p>
+                            <w:pPr>
+                              <w:pStyle w:val="1"/>
+                              <w:adjustRightInd w:val="0"/>
+                              <w:snapToGrid w:val="0"/>
+                              <w:spacing w:after="80" w:line="216" w:lineRule="auto"/>
+                              <w:ind w:firstLineChars="0" w:firstLine="0"/>
+                              <w:rPr>
+                                <w:rFonts w:ascii="微软雅黑" w:eastAsia="微软雅黑" w:hAnsi="微软雅黑" w:cs="微软雅黑" w:hint="eastAsia"/>
+                                <w:color w:val="262626"/>
+                                <w:szCs w:val="21"/>
+                              </w:rPr>
+                            </w:pPr>
+                          </w:p>
+                          <w:p>
+                            <w:pPr>
+                              <w:adjustRightInd w:val="0"/>
+                              <w:snapToGrid w:val="0"/>
+                              <w:spacing w:after="80" w:line="216" w:lineRule="auto"/>
+                              <w:rPr>
+                                <w:rFonts w:ascii="宋体" w:eastAsia="宋体" w:hAnsi="宋体" w:hint="eastAsia"/>
+                                <w:color w:val="262626"/>
+                                <w:szCs w:val="21"/>
+                              </w:rPr>
+                            </w:pPr>
+                          </w:p>
+                          <w:p>
+                            <w:pPr>
+                              <w:spacing w:after="80" w:line="216" w:lineRule="auto"/>
+                              <w:rPr>
+                                <w:rFonts w:ascii="宋体" w:eastAsia="宋体" w:hAnsi="宋体" w:hint="eastAsia"/>
+                              </w:rPr>
+                            </w:pPr>
+                          </w:p>
+                        </w:txbxContent>
+                      </wps:txbx>
+                      <wps:bodyPr vert="horz" wrap="square" lIns="91440" tIns="45720" rIns="91440" bIns="45720" anchor="t">
+                        <a:prstTxWarp prst="textNoShape">
+                          <a:avLst/>
+                        </a:prstTxWarp>
+                        <a:noAutofit/>
+                      </wps:bodyPr>
+                    </wps:wsp>
+                  </a:graphicData>
+                </a:graphic>
+                <wp14:sizeRelV relativeFrom="margin">
+                  <wp14:pctHeight>0</wp14:pctHeight>
+                </wp14:sizeRelV>
+              </wp:anchor>
+            </w:drawing>
+          </mc:Choice>
+          <mc:Fallback>
+            <w:pict>
+              <v:rect w14:anchorId="0A4E2012" id="文本框 7" o:spid="_x0000_s1040" style="position:absolute;left:0;text-align:left;margin-left:463.9pt;margin-top:328.65pt;width:515.1pt;height:222.65pt;z-index:12;visibility:visible;mso-wrap-style:square;mso-height-percent:0;mso-wrap-distance-left:0;mso-wrap-distance-top:0;mso-wrap-distance-right:0;mso-wrap-distance-bottom:0;mso-position-horizontal:right;mso-position-horizontal-relative:margin;mso-position-vertical:absolute;mso-position-vertical-relative:text;mso-height-percent:0;mso-height-relative:margin;v-text-anchor:top" o:gfxdata="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" filled="f" stroked="f">
                 <v:textbox>
                   <w:txbxContent>
                     <w:p>
@@ -1489,6 +3577,14 @@
                         </w:rPr>
                         <w:t>熟悉 Vue Router 路由管理、组件生命周期及组合式 API开发模式</w:t>
                       </w:r>
+                      <w:r>
+                        <w:rPr>
+                          <w:rFonts w:ascii="微软雅黑" w:eastAsia="微软雅黑" w:hAnsi="微软雅黑" w:cs="微软雅黑" w:hint="eastAsia"/>
+                          <w:color w:val="262626"/>
+                          <w:szCs w:val="21"/>
+                        </w:rPr>
+                        <w:t>；</w:t>
+                      </w:r>
                     </w:p>
                     <w:p>
                       <w:pPr>
@@ -1648,7 +3744,7 @@
                         <w:spacing w:after="80" w:line="216" w:lineRule="auto"/>
                         <w:ind w:firstLineChars="0" w:firstLine="0"/>
                         <w:rPr>
-                          <w:rFonts w:ascii="微软雅黑" w:eastAsia="微软雅黑" w:hAnsi="微软雅黑" w:cs="微软雅黑" w:hint="eastAsia"/>
+                          <w:rFonts w:ascii="微软雅黑" w:eastAsia="微软雅黑" w:hAnsi="微软雅黑" w:cs="微软雅黑"/>
                           <w:color w:val="262626"/>
                           <w:szCs w:val="21"/>
                         </w:rPr>
@@ -1716,6 +3812,116 @@
                           <w:szCs w:val="21"/>
                         </w:rPr>
                         <w:t>实现数据交互</w:t>
+                      </w:r>
+                      <w:r>
+                        <w:rPr>
+                          <w:rFonts w:ascii="微软雅黑" w:eastAsia="微软雅黑" w:hAnsi="微软雅黑" w:cs="微软雅黑" w:hint="eastAsia"/>
+                          <w:color w:val="262626"/>
+                          <w:szCs w:val="21"/>
+                        </w:rPr>
+                        <w:t>；</w:t>
+                      </w:r>
+                    </w:p>
+                    <w:p>
+                      <w:pPr>
+                        <w:pStyle w:val="1"/>
+                        <w:adjustRightInd w:val="0"/>
+                        <w:snapToGrid w:val="0"/>
+                        <w:spacing w:after="80" w:line="216" w:lineRule="auto"/>
+                        <w:ind w:firstLineChars="0" w:firstLine="0"/>
+                        <w:rPr>
+                          <w:rFonts w:ascii="微软雅黑" w:eastAsia="微软雅黑" w:hAnsi="微软雅黑" w:cs="微软雅黑"/>
+                          <w:color w:val="262626"/>
+                          <w:szCs w:val="21"/>
+                        </w:rPr>
+                      </w:pPr>
+                      <w:r>
+                        <w:rPr>
+                          <w:rFonts w:ascii="微软雅黑" w:eastAsia="微软雅黑" w:hAnsi="微软雅黑" w:cs="微软雅黑" w:hint="eastAsia"/>
+                          <w:color w:val="262626"/>
+                          <w:szCs w:val="21"/>
+                        </w:rPr>
+                        <w:sym w:font="Wingdings 2" w:char="F097"/>
+                      </w:r>
+                      <w:r>
+                        <w:rPr>
+                          <w:rFonts w:ascii="微软雅黑" w:eastAsia="微软雅黑" w:hAnsi="微软雅黑" w:cs="微软雅黑" w:hint="eastAsia"/>
+                          <w:color w:val="262626"/>
+                          <w:szCs w:val="21"/>
+                        </w:rPr>
+                        <w:t xml:space="preserve"> </w:t>
+                      </w:r>
+                      <w:r>
+                        <w:rPr>
+                          <w:rFonts w:ascii="微软雅黑" w:eastAsia="微软雅黑" w:hAnsi="微软雅黑" w:cs="微软雅黑"/>
+                          <w:color w:val="262626"/>
+                          <w:szCs w:val="21"/>
+                        </w:rPr>
+                        <w:t>熟悉 Node.js 后端开发，能够基</w:t>
+                      </w:r>
+                      <w:r>
+                        <w:rPr>
+                          <w:rFonts w:ascii="微软雅黑" w:eastAsia="微软雅黑" w:hAnsi="微软雅黑" w:cs="微软雅黑" w:hint="eastAsia"/>
+                          <w:color w:val="262626"/>
+                          <w:szCs w:val="21"/>
+                        </w:rPr>
+                        <w:t>于</w:t>
+                      </w:r>
+                      <w:r>
+                        <w:rPr>
+                          <w:rFonts w:ascii="微软雅黑" w:eastAsia="微软雅黑" w:hAnsi="微软雅黑" w:cs="微软雅黑"/>
+                          <w:color w:val="262626"/>
+                          <w:szCs w:val="21"/>
+                        </w:rPr>
+                        <w:t>Expres</w:t>
+                      </w:r>
+                      <w:r>
+                        <w:rPr>
+                          <w:rFonts w:ascii="微软雅黑" w:eastAsia="微软雅黑" w:hAnsi="微软雅黑" w:cs="微软雅黑" w:hint="eastAsia"/>
+                          <w:color w:val="262626"/>
+                          <w:szCs w:val="21"/>
+                        </w:rPr>
+                        <w:t>s</w:t>
+                      </w:r>
+                      <w:r>
+                        <w:rPr>
+                          <w:rFonts w:ascii="微软雅黑" w:eastAsia="微软雅黑" w:hAnsi="微软雅黑" w:cs="微软雅黑"/>
+                          <w:color w:val="262626"/>
+                          <w:szCs w:val="21"/>
+                        </w:rPr>
+                        <w:t>构建</w:t>
+                      </w:r>
+                      <w:r>
+                        <w:rPr>
+                          <w:rFonts w:ascii="微软雅黑" w:eastAsia="微软雅黑" w:hAnsi="微软雅黑" w:cs="微软雅黑" w:hint="eastAsia"/>
+                          <w:color w:val="262626"/>
+                          <w:szCs w:val="21"/>
+                        </w:rPr>
+                        <w:t>后端接口</w:t>
+                      </w:r>
+                      <w:r>
+                        <w:rPr>
+                          <w:rFonts w:ascii="微软雅黑" w:eastAsia="微软雅黑" w:hAnsi="微软雅黑" w:cs="微软雅黑"/>
+                          <w:color w:val="262626"/>
+                          <w:szCs w:val="21"/>
+                        </w:rPr>
+                        <w:t>，完成用户鉴权、文件上传及数据</w:t>
+                      </w:r>
+                      <w:r>
+                        <w:rPr>
+                          <w:rFonts w:ascii="微软雅黑" w:eastAsia="微软雅黑" w:hAnsi="微软雅黑" w:cs="微软雅黑" w:hint="eastAsia"/>
+                          <w:color w:val="262626"/>
+                          <w:szCs w:val="21"/>
+                        </w:rPr>
+                        <w:t>库</w:t>
+                      </w:r>
+                      <w:r>
+                        <w:rPr>
+                          <w:rFonts w:ascii="微软雅黑" w:eastAsia="微软雅黑" w:hAnsi="微软雅黑" w:cs="微软雅黑"/>
+                          <w:color w:val="262626"/>
+                          <w:szCs w:val="21"/>
+                        </w:rPr>
+                        <w:t>操作</w:t>
                       </w:r>
                       <w:r>
                         <w:rPr>
@@ -2175,17 +4381,13 @@
           </mc:Choice>
           <mc:Fallback>
             <w:pict>
-              <v:group w14:anchorId="0358A318" id="组合 13" o:spid="_x0000_s1027" style="position:absolute;left:0;text-align:left;margin-left:0;margin-top:304.8pt;width:528.6pt;height:35.8pt;z-index:5;mso-wrap-distance-left:0;mso-wrap-distance-right:0;mso-position-horizontal:center;mso-position-horizontal-relative:margin;mso-width-relative:margin" coordorigin=",-228" coordsize="67022,4567" o:gfxdata="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">
-                <v:group id="组合 1187322503" o:spid="_x0000_s1028" style="position:absolute;top:286;width:67022;height:3306" coordorigin=",-297" coordsize="67022,3306" o:gfxdata="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">
-                  <v:shapetype id="_x0000_t6" coordsize="21600,21600" o:spt="6" path="m,l,21600r21600,xe">
-                    <v:stroke joinstyle="miter"/>
-                    <v:path gradientshapeok="t" o:connecttype="custom" o:connectlocs="0,0;0,10800;0,21600;10800,21600;21600,21600;10800,10800" textboxrect="1800,12600,12600,19800"/>
-                  </v:shapetype>
-                  <v:shape id="直角三角形 1902358104" o:spid="_x0000_s1029" type="#_x0000_t6" style="position:absolute;top:2244;width:1440;height:764;rotation:180;visibility:visible;mso-wrap-style:square;v-text-anchor:top" o:gfxdata="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" fillcolor="#143f6a" stroked="f"/>
-                  <v:line id="直接连接符 1708900499" o:spid="_x0000_s1030" style="position:absolute;visibility:visible;mso-wrap-style:square" from="539,2160" to="67022,2160" o:connectortype="straight" o:gfxdata="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" strokecolor="#5f73b2"/>
-                  <v:rect id="矩形 801348622" o:spid="_x0000_s1031" style="position:absolute;top:-297;width:12103;height:2563;visibility:visible;mso-wrap-style:square;v-text-anchor:top" o:gfxdata="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" fillcolor="#5f73b2" stroked="f"/>
+              <v:group w14:anchorId="0358A318" id="组合 13" o:spid="_x0000_s1041" style="position:absolute;left:0;text-align:left;margin-left:0;margin-top:304.8pt;width:528.6pt;height:35.8pt;z-index:5;mso-wrap-distance-left:0;mso-wrap-distance-right:0;mso-position-horizontal:center;mso-position-horizontal-relative:margin;mso-width-relative:margin" coordorigin=",-228" coordsize="67022,4567" o:gfxdata="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">
+                <v:group id="组合 1187322503" o:spid="_x0000_s1042" style="position:absolute;top:286;width:67022;height:3306" coordorigin=",-297" coordsize="67022,3306" o:gfxdata="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">
+                  <v:shape id="直角三角形 1902358104" o:spid="_x0000_s1043" type="#_x0000_t6" style="position:absolute;top:2244;width:1440;height:764;rotation:180;visibility:visible;mso-wrap-style:square;v-text-anchor:top" o:gfxdata="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" fillcolor="#143f6a" stroked="f"/>
+                  <v:line id="直接连接符 1708900499" o:spid="_x0000_s1044" style="position:absolute;visibility:visible;mso-wrap-style:square" from="539,2160" to="67022,2160" o:connectortype="straight" o:gfxdata="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" strokecolor="#5f73b2"/>
+                  <v:rect id="矩形 801348622" o:spid="_x0000_s1045" style="position:absolute;top:-297;width:12103;height:2563;visibility:visible;mso-wrap-style:square;v-text-anchor:top" o:gfxdata="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" fillcolor="#5f73b2" stroked="f"/>
                 </v:group>
-                <v:rect id="矩形 916143426" o:spid="_x0000_s1032" style="position:absolute;left:1303;top:-228;width:9208;height:4566;visibility:visible;mso-wrap-style:square;v-text-anchor:middle" o:gfxdata="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" filled="f" stroked="f">
+                <v:rect id="矩形 916143426" o:spid="_x0000_s1046" style="position:absolute;left:1303;top:-228;width:9208;height:4566;visibility:visible;mso-wrap-style:square;v-text-anchor:middle" o:gfxdata="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" filled="f" stroked="f">
                   <v:textbox>
                     <w:txbxContent>
                       <w:p>
@@ -2276,7 +4478,7 @@
                         <w:txbxContent>
                           <w:p>
                             <w:pPr>
-                              <w:spacing w:line="360" w:lineRule="exact"/>
+                              <w:spacing w:after="120" w:line="360" w:lineRule="exact"/>
                               <w:rPr>
                                 <w:rFonts w:ascii="微软雅黑" w:hAnsi="微软雅黑" w:cs="微软雅黑" w:hint="eastAsia"/>
                                 <w:color w:val="262626"/>
@@ -2297,12 +4499,38 @@
                                 <w:color w:val="262626"/>
                                 <w:szCs w:val="21"/>
                               </w:rPr>
-                              <w:t xml:space="preserve"> 从大二开始担任计科2302班生活委员，负责班费的管理和班级活动教室的申请</w:t>
+                              <w:t xml:space="preserve"> </w:t>
+                            </w:r>
+                            <w:r>
+                              <w:rPr>
+                                <w:rFonts w:ascii="微软雅黑" w:hAnsi="微软雅黑" w:cs="微软雅黑" w:hint="eastAsia"/>
+                                <w:color w:val="262626"/>
+                                <w:szCs w:val="21"/>
+                              </w:rPr>
+                              <w:t>从大二开始</w:t>
+                            </w:r>
+                            <w:proofErr w:type="gramStart"/>
+                            <w:r>
+                              <w:rPr>
+                                <w:rFonts w:ascii="微软雅黑" w:hAnsi="微软雅黑" w:cs="微软雅黑" w:hint="eastAsia"/>
+                                <w:color w:val="262626"/>
+                                <w:szCs w:val="21"/>
+                              </w:rPr>
+                              <w:t>担任计科2302班</w:t>
+                            </w:r>
+                            <w:proofErr w:type="gramEnd"/>
+                            <w:r>
+                              <w:rPr>
+                                <w:rFonts w:ascii="微软雅黑" w:hAnsi="微软雅黑" w:cs="微软雅黑" w:hint="eastAsia"/>
+                                <w:color w:val="262626"/>
+                                <w:szCs w:val="21"/>
+                              </w:rPr>
+                              <w:t>生活委员，负责班费的管理和班级活动教室的申请</w:t>
                             </w:r>
                           </w:p>
                           <w:p>
                             <w:pPr>
-                              <w:spacing w:line="360" w:lineRule="exact"/>
+                              <w:spacing w:after="120" w:line="360" w:lineRule="exact"/>
                               <w:rPr>
                                 <w:rFonts w:ascii="微软雅黑" w:hAnsi="微软雅黑" w:cs="微软雅黑" w:hint="eastAsia"/>
                                 <w:sz w:val="24"/>
@@ -2333,6 +4561,7 @@
                               </w:rPr>
                               <w:t>在北京交通大学</w:t>
                             </w:r>
+                            <w:proofErr w:type="gramStart"/>
                             <w:r>
                               <w:rPr>
                                 <w:rFonts w:ascii="微软雅黑" w:hAnsi="微软雅黑" w:cs="微软雅黑"/>
@@ -2341,6 +4570,7 @@
                               </w:rPr>
                               <w:t>蓝桥杯选拔赛</w:t>
                             </w:r>
+                            <w:proofErr w:type="gramEnd"/>
                             <w:r>
                               <w:rPr>
                                 <w:rFonts w:ascii="微软雅黑" w:hAnsi="微软雅黑" w:cs="微软雅黑" w:hint="eastAsia"/>
@@ -2371,7 +4601,25 @@
                                 <w:color w:val="262626"/>
                                 <w:szCs w:val="21"/>
                               </w:rPr>
-                              <w:t>通过大量算法与逻辑题训练了代码实现与调试能力，能够在前端开发中高效处理数据结构设计和业务逻辑问题。</w:t>
+                              <w:t>通过大量算法与逻辑</w:t>
+                            </w:r>
+                            <w:proofErr w:type="gramStart"/>
+                            <w:r>
+                              <w:rPr>
+                                <w:rFonts w:ascii="微软雅黑" w:hAnsi="微软雅黑" w:cs="微软雅黑"/>
+                                <w:color w:val="262626"/>
+                                <w:szCs w:val="21"/>
+                              </w:rPr>
+                              <w:t>题训练</w:t>
+                            </w:r>
+                            <w:proofErr w:type="gramEnd"/>
+                            <w:r>
+                              <w:rPr>
+                                <w:rFonts w:ascii="微软雅黑" w:hAnsi="微软雅黑" w:cs="微软雅黑"/>
+                                <w:color w:val="262626"/>
+                                <w:szCs w:val="21"/>
+                              </w:rPr>
+                              <w:t>了代码实现与调试能力，能够在前端开发中高效处理数据结构设计和业务逻辑问题。</w:t>
                             </w:r>
                           </w:p>
                         </w:txbxContent>
@@ -2393,12 +4641,12 @@
           </mc:Choice>
           <mc:Fallback>
             <w:pict>
-              <v:rect w14:anchorId="5D0B815D" id="文本框 9" o:spid="_x0000_s1033" style="position:absolute;left:0;text-align:left;margin-left:463.85pt;margin-top:241.15pt;width:515.05pt;height:70.65pt;z-index:13;visibility:visible;mso-wrap-style:square;mso-height-percent:0;mso-wrap-distance-left:0;mso-wrap-distance-top:0;mso-wrap-distance-right:0;mso-wrap-distance-bottom:0;mso-position-horizontal:right;mso-position-horizontal-relative:margin;mso-position-vertical:absolute;mso-position-vertical-relative:text;mso-height-percent:0;mso-height-relative:margin;v-text-anchor:top" o:gfxdata="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" filled="f" stroked="f">
+              <v:rect w14:anchorId="5D0B815D" id="文本框 9" o:spid="_x0000_s1047" style="position:absolute;left:0;text-align:left;margin-left:463.85pt;margin-top:241.15pt;width:515.05pt;height:70.65pt;z-index:13;visibility:visible;mso-wrap-style:square;mso-height-percent:0;mso-wrap-distance-left:0;mso-wrap-distance-top:0;mso-wrap-distance-right:0;mso-wrap-distance-bottom:0;mso-position-horizontal:right;mso-position-horizontal-relative:margin;mso-position-vertical:absolute;mso-position-vertical-relative:text;mso-height-percent:0;mso-height-relative:margin;v-text-anchor:top" o:gfxdata="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" filled="f" stroked="f">
                 <v:textbox>
                   <w:txbxContent>
                     <w:p>
                       <w:pPr>
-                        <w:spacing w:line="360" w:lineRule="exact"/>
+                        <w:spacing w:after="120" w:line="360" w:lineRule="exact"/>
                         <w:rPr>
                           <w:rFonts w:ascii="微软雅黑" w:hAnsi="微软雅黑" w:cs="微软雅黑" w:hint="eastAsia"/>
                           <w:color w:val="262626"/>
@@ -2419,12 +4667,38 @@
                           <w:color w:val="262626"/>
                           <w:szCs w:val="21"/>
                         </w:rPr>
-                        <w:t xml:space="preserve"> 从大二开始担任计科2302班生活委员，负责班费的管理和班级活动教室的申请</w:t>
+                        <w:t xml:space="preserve"> </w:t>
+                      </w:r>
+                      <w:r>
+                        <w:rPr>
+                          <w:rFonts w:ascii="微软雅黑" w:hAnsi="微软雅黑" w:cs="微软雅黑" w:hint="eastAsia"/>
+                          <w:color w:val="262626"/>
+                          <w:szCs w:val="21"/>
+                        </w:rPr>
+                        <w:t>从大二开始</w:t>
+                      </w:r>
+                      <w:proofErr w:type="gramStart"/>
+                      <w:r>
+                        <w:rPr>
+                          <w:rFonts w:ascii="微软雅黑" w:hAnsi="微软雅黑" w:cs="微软雅黑" w:hint="eastAsia"/>
+                          <w:color w:val="262626"/>
+                          <w:szCs w:val="21"/>
+                        </w:rPr>
+                        <w:t>担任计科2302班</w:t>
+                      </w:r>
+                      <w:proofErr w:type="gramEnd"/>
+                      <w:r>
+                        <w:rPr>
+                          <w:rFonts w:ascii="微软雅黑" w:hAnsi="微软雅黑" w:cs="微软雅黑" w:hint="eastAsia"/>
+                          <w:color w:val="262626"/>
+                          <w:szCs w:val="21"/>
+                        </w:rPr>
+                        <w:t>生活委员，负责班费的管理和班级活动教室的申请</w:t>
                       </w:r>
                     </w:p>
                     <w:p>
                       <w:pPr>
-                        <w:spacing w:line="360" w:lineRule="exact"/>
+                        <w:spacing w:after="120" w:line="360" w:lineRule="exact"/>
                         <w:rPr>
                           <w:rFonts w:ascii="微软雅黑" w:hAnsi="微软雅黑" w:cs="微软雅黑" w:hint="eastAsia"/>
                           <w:sz w:val="24"/>
@@ -2455,6 +4729,7 @@
                         </w:rPr>
                         <w:t>在北京交通大学</w:t>
                       </w:r>
+                      <w:proofErr w:type="gramStart"/>
                       <w:r>
                         <w:rPr>
                           <w:rFonts w:ascii="微软雅黑" w:hAnsi="微软雅黑" w:cs="微软雅黑"/>
@@ -2463,6 +4738,7 @@
                         </w:rPr>
                         <w:t>蓝桥杯选拔赛</w:t>
                       </w:r>
+                      <w:proofErr w:type="gramEnd"/>
                       <w:r>
                         <w:rPr>
                           <w:rFonts w:ascii="微软雅黑" w:hAnsi="微软雅黑" w:cs="微软雅黑" w:hint="eastAsia"/>
@@ -2493,7 +4769,25 @@
                           <w:color w:val="262626"/>
                           <w:szCs w:val="21"/>
                         </w:rPr>
-                        <w:t>通过大量算法与逻辑题训练了代码实现与调试能力，能够在前端开发中高效处理数据结构设计和业务逻辑问题。</w:t>
+                        <w:t>通过大量算法与逻辑</w:t>
+                      </w:r>
+                      <w:proofErr w:type="gramStart"/>
+                      <w:r>
+                        <w:rPr>
+                          <w:rFonts w:ascii="微软雅黑" w:hAnsi="微软雅黑" w:cs="微软雅黑"/>
+                          <w:color w:val="262626"/>
+                          <w:szCs w:val="21"/>
+                        </w:rPr>
+                        <w:t>题训练</w:t>
+                      </w:r>
+                      <w:proofErr w:type="gramEnd"/>
+                      <w:r>
+                        <w:rPr>
+                          <w:rFonts w:ascii="微软雅黑" w:hAnsi="微软雅黑" w:cs="微软雅黑"/>
+                          <w:color w:val="262626"/>
+                          <w:szCs w:val="21"/>
+                        </w:rPr>
+                        <w:t>了代码实现与调试能力，能够在前端开发中高效处理数据结构设计和业务逻辑问题。</w:t>
                       </w:r>
                     </w:p>
                   </w:txbxContent>
@@ -2692,13 +4986,13 @@
           </mc:Choice>
           <mc:Fallback>
             <w:pict>
-              <v:group w14:anchorId="5482FAA3" id="组合 31" o:spid="_x0000_s1034" style="position:absolute;left:0;text-align:left;margin-left:-5.05pt;margin-top:217.6pt;width:527.7pt;height:35.8pt;z-index:6;mso-wrap-distance-left:0;mso-wrap-distance-right:0;mso-position-horizontal-relative:margin" coordorigin=",-228" coordsize="67022,4567" o:gfxdata="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">
-                <v:group id="组合 1899333864" o:spid="_x0000_s1035" style="position:absolute;top:286;width:67022;height:3306" coordorigin=",-297" coordsize="67022,3306" o:gfxdata="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">
-                  <v:shape id="直角三角形 316449197" o:spid="_x0000_s1036" type="#_x0000_t6" style="position:absolute;top:2244;width:1440;height:764;rotation:180;visibility:visible;mso-wrap-style:square;v-text-anchor:top" o:gfxdata="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" fillcolor="#143f6a" stroked="f"/>
-                  <v:line id="直接连接符 1763885399" o:spid="_x0000_s1037" style="position:absolute;visibility:visible;mso-wrap-style:square" from="539,2160" to="67022,2160" o:connectortype="straight" o:gfxdata="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" strokecolor="#5f73b2"/>
-                  <v:rect id="矩形 1484712588" o:spid="_x0000_s1038" style="position:absolute;top:-297;width:12103;height:2563;visibility:visible;mso-wrap-style:square;v-text-anchor:top" o:gfxdata="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" fillcolor="#5f73b2" stroked="f"/>
+              <v:group w14:anchorId="5482FAA3" id="组合 31" o:spid="_x0000_s1048" style="position:absolute;left:0;text-align:left;margin-left:-5.05pt;margin-top:217.6pt;width:527.7pt;height:35.8pt;z-index:6;mso-wrap-distance-left:0;mso-wrap-distance-right:0;mso-position-horizontal-relative:margin" coordorigin=",-228" coordsize="67022,4567" o:gfxdata="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">
+                <v:group id="组合 1899333864" o:spid="_x0000_s1049" style="position:absolute;top:286;width:67022;height:3306" coordorigin=",-297" coordsize="67022,3306" o:gfxdata="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">
+                  <v:shape id="直角三角形 316449197" o:spid="_x0000_s1050" type="#_x0000_t6" style="position:absolute;top:2244;width:1440;height:764;rotation:180;visibility:visible;mso-wrap-style:square;v-text-anchor:top" o:gfxdata="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" fillcolor="#143f6a" stroked="f"/>
+                  <v:line id="直接连接符 1763885399" o:spid="_x0000_s1051" style="position:absolute;visibility:visible;mso-wrap-style:square" from="539,2160" to="67022,2160" o:connectortype="straight" o:gfxdata="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" strokecolor="#5f73b2"/>
+                  <v:rect id="矩形 1484712588" o:spid="_x0000_s1052" style="position:absolute;top:-297;width:12103;height:2563;visibility:visible;mso-wrap-style:square;v-text-anchor:top" o:gfxdata="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" fillcolor="#5f73b2" stroked="f"/>
                 </v:group>
-                <v:rect id="矩形 685378066" o:spid="_x0000_s1039" style="position:absolute;left:1303;top:-228;width:9208;height:4566;visibility:visible;mso-wrap-style:square;v-text-anchor:middle" o:gfxdata="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" filled="f" stroked="f">
+                <v:rect id="矩形 685378066" o:spid="_x0000_s1053" style="position:absolute;left:1303;top:-228;width:9208;height:4566;visibility:visible;mso-wrap-style:square;v-text-anchor:middle" o:gfxdata="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" filled="f" stroked="f">
                   <v:textbox style="mso-fit-shape-to-text:t">
                     <w:txbxContent>
                       <w:p>
@@ -2752,7 +5046,7 @@
         <mc:AlternateContent>
           <mc:Choice Requires="wps">
             <w:drawing>
-              <wp:anchor distT="0" distB="0" distL="0" distR="0" simplePos="0" relativeHeight="14" behindDoc="0" locked="0" layoutInCell="1" allowOverlap="1" wp14:anchorId="26D2A9C4" wp14:editId="118A0131">
+              <wp:anchor distT="0" distB="0" distL="0" distR="0" simplePos="0" relativeHeight="14" behindDoc="0" locked="0" layoutInCell="1" allowOverlap="1" wp14:anchorId="26D2A9C4" wp14:editId="6BE3E910">
                 <wp:simplePos x="0" y="0"/>
                 <wp:positionH relativeFrom="margin">
                   <wp:posOffset>109959</wp:posOffset>
@@ -2806,7 +5100,17 @@
                                 <w:color w:val="262626"/>
                                 <w:szCs w:val="21"/>
                               </w:rPr>
-                              <w:t xml:space="preserve">2023.09-现在                </w:t>
+                              <w:t>2023.09-</w:t>
+                            </w:r>
+                            <w:r>
+                              <w:rPr>
+                                <w:rFonts w:ascii="微软雅黑" w:hAnsi="微软雅黑" w:cs="微软雅黑" w:hint="eastAsia"/>
+                                <w:b/>
+                                <w:bCs/>
+                                <w:color w:val="262626"/>
+                                <w:szCs w:val="21"/>
+                              </w:rPr>
+                              <w:t xml:space="preserve">现在                </w:t>
                             </w:r>
                             <w:r>
                               <w:rPr>
@@ -2850,15 +5154,7 @@
                                 <w:color w:val="262626"/>
                                 <w:szCs w:val="21"/>
                               </w:rPr>
-                              <w:t xml:space="preserve"> </w:t>
-                            </w:r>
-                            <w:r>
-                              <w:rPr>
-                                <w:rFonts w:ascii="微软雅黑" w:hAnsi="微软雅黑" w:cs="微软雅黑" w:hint="eastAsia"/>
-                                <w:color w:val="262626"/>
-                                <w:szCs w:val="21"/>
-                              </w:rPr>
-                              <w:t>主修课程： 微积分、几何与代数、C语言程序设计、Python编程实训、离散数学、面向对象程序设计与C++、数据结构、软件工程、概率论与数理统计、汇编与接口技术、编译原理、操作系统等</w:t>
+                              <w:t xml:space="preserve"> 主修课程： 微积分、几何与代数、C语言程序设计、Python编程实训、离散数学、面向对象程序设计与C++、数据结构、软件工程、概率论与数理统计、汇编与接口技术、编译原理、操作系统等</w:t>
                             </w:r>
                           </w:p>
                           <w:p>
@@ -2891,7 +5187,7 @@
           </mc:Choice>
           <mc:Fallback>
             <w:pict>
-              <v:rect w14:anchorId="26D2A9C4" id="文本框 10" o:spid="_x0000_s1040" style="position:absolute;left:0;text-align:left;margin-left:8.65pt;margin-top:156.75pt;width:514.2pt;height:69.25pt;z-index:14;visibility:visible;mso-wrap-style:square;mso-width-percent:0;mso-height-percent:0;mso-wrap-distance-left:0;mso-wrap-distance-top:0;mso-wrap-distance-right:0;mso-wrap-distance-bottom:0;mso-position-horizontal:absolute;mso-position-horizontal-relative:margin;mso-position-vertical:absolute;mso-position-vertical-relative:text;mso-width-percent:0;mso-height-percent:0;mso-width-relative:margin;mso-height-relative:margin;v-text-anchor:top" o:gfxdata="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" filled="f" stroked="f">
+              <v:rect w14:anchorId="26D2A9C4" id="文本框 10" o:spid="_x0000_s1054" style="position:absolute;left:0;text-align:left;margin-left:8.65pt;margin-top:156.75pt;width:514.2pt;height:69.25pt;z-index:14;visibility:visible;mso-wrap-style:square;mso-width-percent:0;mso-height-percent:0;mso-wrap-distance-left:0;mso-wrap-distance-top:0;mso-wrap-distance-right:0;mso-wrap-distance-bottom:0;mso-position-horizontal:absolute;mso-position-horizontal-relative:margin;mso-position-vertical:absolute;mso-position-vertical-relative:text;mso-width-percent:0;mso-height-percent:0;mso-width-relative:margin;mso-height-relative:margin;v-text-anchor:top" o:gfxdata="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" filled="f" stroked="f">
                 <v:textbox>
                   <w:txbxContent>
                     <w:p>
@@ -2913,7 +5209,17 @@
                           <w:color w:val="262626"/>
                           <w:szCs w:val="21"/>
                         </w:rPr>
-                        <w:t xml:space="preserve">2023.09-现在                </w:t>
+                        <w:t>2023.09-</w:t>
+                      </w:r>
+                      <w:r>
+                        <w:rPr>
+                          <w:rFonts w:ascii="微软雅黑" w:hAnsi="微软雅黑" w:cs="微软雅黑" w:hint="eastAsia"/>
+                          <w:b/>
+                          <w:bCs/>
+                          <w:color w:val="262626"/>
+                          <w:szCs w:val="21"/>
+                        </w:rPr>
+                        <w:t xml:space="preserve">现在                </w:t>
                       </w:r>
                       <w:r>
                         <w:rPr>
@@ -2957,15 +5263,7 @@
                           <w:color w:val="262626"/>
                           <w:szCs w:val="21"/>
                         </w:rPr>
-                        <w:t xml:space="preserve"> </w:t>
-                      </w:r>
-                      <w:r>
-                        <w:rPr>
-                          <w:rFonts w:ascii="微软雅黑" w:hAnsi="微软雅黑" w:cs="微软雅黑" w:hint="eastAsia"/>
-                          <w:color w:val="262626"/>
-                          <w:szCs w:val="21"/>
-                        </w:rPr>
-                        <w:t>主修课程： 微积分、几何与代数、C语言程序设计、Python编程实训、离散数学、面向对象程序设计与C++、数据结构、软件工程、概率论与数理统计、汇编与接口技术、编译原理、操作系统等</w:t>
+                        <w:t xml:space="preserve"> 主修课程： 微积分、几何与代数、C语言程序设计、Python编程实训、离散数学、面向对象程序设计与C++、数据结构、软件工程、概率论与数理统计、汇编与接口技术、编译原理、操作系统等</w:t>
                       </w:r>
                     </w:p>
                     <w:p>
@@ -2980,1936 +5278,6 @@
                 </v:textbox>
                 <w10:wrap anchorx="margin"/>
               </v:rect>
-            </w:pict>
-          </mc:Fallback>
-        </mc:AlternateContent>
-      </w:r>
-      <w:r>
-        <w:rPr>
-          <w:noProof/>
-        </w:rPr>
-        <mc:AlternateContent>
-          <mc:Choice Requires="wps">
-            <w:drawing>
-              <wp:anchor distT="0" distB="0" distL="0" distR="0" simplePos="0" relativeHeight="15" behindDoc="0" locked="0" layoutInCell="1" allowOverlap="1" wp14:anchorId="5C50A9AD" wp14:editId="02CF0A68">
-                <wp:simplePos x="0" y="0"/>
-                <wp:positionH relativeFrom="margin">
-                  <wp:align>right</wp:align>
-                </wp:positionH>
-                <wp:positionV relativeFrom="paragraph">
-                  <wp:posOffset>8935101</wp:posOffset>
-                </wp:positionV>
-                <wp:extent cx="6541135" cy="1093888"/>
-                <wp:effectExtent l="0" t="0" r="0" b="0"/>
-                <wp:wrapNone/>
-                <wp:docPr id="1027" name="文本框 11"/>
-                <wp:cNvGraphicFramePr>
-                  <a:graphicFrameLocks xmlns:a="http://schemas.openxmlformats.org/drawingml/2006/main"/>
-                </wp:cNvGraphicFramePr>
-                <a:graphic xmlns:a="http://schemas.openxmlformats.org/drawingml/2006/main">
-                  <a:graphicData uri="http://schemas.microsoft.com/office/word/2010/wordprocessingShape">
-                    <wps:wsp>
-                      <wps:cNvSpPr>
-                        <a:spLocks/>
-                      </wps:cNvSpPr>
-                      <wps:spPr>
-                        <a:xfrm>
-                          <a:off x="0" y="0"/>
-                          <a:ext cx="6541135" cy="1093888"/>
-                        </a:xfrm>
-                        <a:prstGeom prst="rect">
-                          <a:avLst/>
-                        </a:prstGeom>
-                        <a:ln>
-                          <a:noFill/>
-                        </a:ln>
-                      </wps:spPr>
-                      <wps:txbx>
-                        <w:txbxContent>
-                          <w:p>
-                            <w:pPr>
-                              <w:pStyle w:val="1"/>
-                              <w:adjustRightInd w:val="0"/>
-                              <w:snapToGrid w:val="0"/>
-                              <w:spacing w:line="400" w:lineRule="exact"/>
-                              <w:ind w:firstLineChars="0" w:firstLine="0"/>
-                              <w:rPr>
-                                <w:rFonts w:ascii="微软雅黑" w:eastAsia="微软雅黑" w:hAnsi="微软雅黑" w:cs="微软雅黑" w:hint="eastAsia"/>
-                                <w:color w:val="262626"/>
-                                <w:szCs w:val="21"/>
-                              </w:rPr>
-                            </w:pPr>
-                            <w:r>
-                              <w:rPr>
-                                <w:rFonts w:ascii="微软雅黑" w:eastAsia="微软雅黑" w:hAnsi="微软雅黑" w:cs="微软雅黑" w:hint="eastAsia"/>
-                                <w:color w:val="262626"/>
-                                <w:szCs w:val="21"/>
-                              </w:rPr>
-                              <w:sym w:font="Wingdings 2" w:char="F097"/>
-                            </w:r>
-                            <w:r>
-                              <w:rPr>
-                                <w:rFonts w:ascii="微软雅黑" w:eastAsia="微软雅黑" w:hAnsi="微软雅黑" w:cs="微软雅黑" w:hint="eastAsia"/>
-                                <w:color w:val="262626"/>
-                                <w:szCs w:val="21"/>
-                              </w:rPr>
-                              <w:t xml:space="preserve"> </w:t>
-                            </w:r>
-                            <w:r>
-                              <w:rPr>
-                                <w:rFonts w:ascii="微软雅黑" w:eastAsia="微软雅黑" w:hAnsi="微软雅黑" w:cs="微软雅黑" w:hint="eastAsia"/>
-                                <w:color w:val="262626"/>
-                                <w:szCs w:val="21"/>
-                              </w:rPr>
-                              <w:t>本人</w:t>
-                            </w:r>
-                            <w:r>
-                              <w:rPr>
-                                <w:rFonts w:ascii="微软雅黑" w:eastAsia="微软雅黑" w:hAnsi="微软雅黑" w:cs="微软雅黑"/>
-                                <w:color w:val="262626"/>
-                                <w:szCs w:val="21"/>
-                              </w:rPr>
-                              <w:t>学习能力和执行力</w:t>
-                            </w:r>
-                            <w:r>
-                              <w:rPr>
-                                <w:rFonts w:ascii="微软雅黑" w:eastAsia="微软雅黑" w:hAnsi="微软雅黑" w:cs="微软雅黑" w:hint="eastAsia"/>
-                                <w:color w:val="262626"/>
-                                <w:szCs w:val="21"/>
-                              </w:rPr>
-                              <w:t>强</w:t>
-                            </w:r>
-                            <w:r>
-                              <w:rPr>
-                                <w:rFonts w:ascii="微软雅黑" w:eastAsia="微软雅黑" w:hAnsi="微软雅黑" w:cs="微软雅黑"/>
-                                <w:color w:val="262626"/>
-                                <w:szCs w:val="21"/>
-                              </w:rPr>
-                              <w:t>，</w:t>
-                            </w:r>
-                            <w:r>
-                              <w:rPr>
-                                <w:rFonts w:ascii="微软雅黑" w:eastAsia="微软雅黑" w:hAnsi="微软雅黑" w:cs="微软雅黑" w:hint="eastAsia"/>
-                                <w:color w:val="262626"/>
-                                <w:szCs w:val="21"/>
-                              </w:rPr>
-                              <w:t>具备</w:t>
-                            </w:r>
-                            <w:r>
-                              <w:rPr>
-                                <w:rFonts w:ascii="微软雅黑" w:eastAsia="微软雅黑" w:hAnsi="微软雅黑" w:cs="微软雅黑" w:hint="eastAsia"/>
-                                <w:color w:val="262626"/>
-                                <w:szCs w:val="21"/>
-                              </w:rPr>
-                              <w:t>定位</w:t>
-                            </w:r>
-                            <w:r>
-                              <w:rPr>
-                                <w:rFonts w:ascii="微软雅黑" w:eastAsia="微软雅黑" w:hAnsi="微软雅黑" w:cs="微软雅黑"/>
-                                <w:color w:val="262626"/>
-                                <w:szCs w:val="21"/>
-                              </w:rPr>
-                              <w:t>并解决问题</w:t>
-                            </w:r>
-                            <w:r>
-                              <w:rPr>
-                                <w:rFonts w:ascii="微软雅黑" w:eastAsia="微软雅黑" w:hAnsi="微软雅黑" w:cs="微软雅黑" w:hint="eastAsia"/>
-                                <w:color w:val="262626"/>
-                                <w:szCs w:val="21"/>
-                              </w:rPr>
-                              <w:t>的能力</w:t>
-                            </w:r>
-                            <w:r>
-                              <w:rPr>
-                                <w:rFonts w:ascii="微软雅黑" w:eastAsia="微软雅黑" w:hAnsi="微软雅黑" w:cs="微软雅黑"/>
-                                <w:color w:val="262626"/>
-                                <w:szCs w:val="21"/>
-                              </w:rPr>
-                              <w:t>；</w:t>
-                            </w:r>
-                            <w:r>
-                              <w:rPr>
-                                <w:rFonts w:ascii="微软雅黑" w:eastAsia="微软雅黑" w:hAnsi="微软雅黑" w:cs="微软雅黑" w:hint="eastAsia"/>
-                                <w:color w:val="262626"/>
-                                <w:szCs w:val="21"/>
-                              </w:rPr>
-                              <w:t>对软件开发知识感兴趣</w:t>
-                            </w:r>
-                            <w:r>
-                              <w:rPr>
-                                <w:rFonts w:ascii="微软雅黑" w:eastAsia="微软雅黑" w:hAnsi="微软雅黑" w:cs="微软雅黑"/>
-                                <w:color w:val="262626"/>
-                                <w:szCs w:val="21"/>
-                              </w:rPr>
-                              <w:t>，</w:t>
-                            </w:r>
-                            <w:r>
-                              <w:rPr>
-                                <w:rFonts w:ascii="微软雅黑" w:eastAsia="微软雅黑" w:hAnsi="微软雅黑" w:cs="微软雅黑"/>
-                                <w:color w:val="262626"/>
-                                <w:szCs w:val="21"/>
-                              </w:rPr>
-                              <w:t>做事认真负责，</w:t>
-                            </w:r>
-                            <w:r>
-                              <w:rPr>
-                                <w:rFonts w:ascii="微软雅黑" w:eastAsia="微软雅黑" w:hAnsi="微软雅黑" w:cs="微软雅黑" w:hint="eastAsia"/>
-                                <w:color w:val="262626"/>
-                                <w:szCs w:val="21"/>
-                              </w:rPr>
-                              <w:t>踏实肯</w:t>
-                            </w:r>
-                            <w:r>
-                              <w:rPr>
-                                <w:rFonts w:ascii="微软雅黑" w:eastAsia="微软雅黑" w:hAnsi="微软雅黑" w:cs="微软雅黑" w:hint="eastAsia"/>
-                                <w:color w:val="262626"/>
-                                <w:szCs w:val="21"/>
-                              </w:rPr>
-                              <w:t>干</w:t>
-                            </w:r>
-                            <w:r>
-                              <w:rPr>
-                                <w:rFonts w:ascii="微软雅黑" w:eastAsia="微软雅黑" w:hAnsi="微软雅黑" w:cs="微软雅黑" w:hint="eastAsia"/>
-                                <w:color w:val="262626"/>
-                                <w:szCs w:val="21"/>
-                              </w:rPr>
-                              <w:t>，愿意学习新知识</w:t>
-                            </w:r>
-                            <w:r>
-                              <w:rPr>
-                                <w:rFonts w:ascii="微软雅黑" w:eastAsia="微软雅黑" w:hAnsi="微软雅黑" w:cs="微软雅黑" w:hint="eastAsia"/>
-                                <w:color w:val="262626"/>
-                                <w:szCs w:val="21"/>
-                              </w:rPr>
-                              <w:t>；</w:t>
-                            </w:r>
-                            <w:r>
-                              <w:rPr>
-                                <w:rFonts w:ascii="微软雅黑" w:eastAsia="微软雅黑" w:hAnsi="微软雅黑" w:cs="微软雅黑" w:hint="eastAsia"/>
-                                <w:color w:val="262626"/>
-                                <w:szCs w:val="21"/>
-                              </w:rPr>
-                              <w:t>具备抗压能力，有团队意识，</w:t>
-                            </w:r>
-                            <w:r>
-                              <w:rPr>
-                                <w:rFonts w:ascii="微软雅黑" w:eastAsia="微软雅黑" w:hAnsi="微软雅黑" w:cs="微软雅黑"/>
-                                <w:color w:val="262626"/>
-                                <w:szCs w:val="21"/>
-                              </w:rPr>
-                              <w:t>希望在实际项目中不断提升前端工程能力</w:t>
-                            </w:r>
-                            <w:r>
-                              <w:rPr>
-                                <w:rFonts w:ascii="微软雅黑" w:eastAsia="微软雅黑" w:hAnsi="微软雅黑" w:cs="微软雅黑" w:hint="eastAsia"/>
-                                <w:color w:val="262626"/>
-                                <w:szCs w:val="21"/>
-                              </w:rPr>
-                              <w:t>。</w:t>
-                            </w:r>
-                          </w:p>
-                          <w:p>
-                            <w:pPr>
-                              <w:pStyle w:val="1"/>
-                              <w:adjustRightInd w:val="0"/>
-                              <w:snapToGrid w:val="0"/>
-                              <w:spacing w:line="400" w:lineRule="exact"/>
-                              <w:ind w:firstLineChars="0" w:firstLine="0"/>
-                              <w:rPr>
-                                <w:rFonts w:ascii="微软雅黑" w:eastAsia="微软雅黑" w:hAnsi="微软雅黑" w:cs="微软雅黑" w:hint="eastAsia"/>
-                                <w:color w:val="262626"/>
-                                <w:szCs w:val="21"/>
-                              </w:rPr>
-                            </w:pPr>
-                          </w:p>
-                          <w:p>
-                            <w:pPr>
-                              <w:pStyle w:val="1"/>
-                              <w:adjustRightInd w:val="0"/>
-                              <w:snapToGrid w:val="0"/>
-                              <w:spacing w:line="400" w:lineRule="exact"/>
-                              <w:ind w:firstLineChars="0" w:firstLine="0"/>
-                              <w:rPr>
-                                <w:rFonts w:ascii="微软雅黑" w:eastAsia="微软雅黑" w:hAnsi="微软雅黑" w:cs="微软雅黑" w:hint="eastAsia"/>
-                                <w:color w:val="262626"/>
-                                <w:szCs w:val="21"/>
-                              </w:rPr>
-                            </w:pPr>
-                          </w:p>
-                          <w:p>
-                            <w:pPr>
-                              <w:pStyle w:val="1"/>
-                              <w:adjustRightInd w:val="0"/>
-                              <w:snapToGrid w:val="0"/>
-                              <w:spacing w:line="400" w:lineRule="exact"/>
-                              <w:ind w:firstLineChars="0" w:firstLine="0"/>
-                              <w:rPr>
-                                <w:rFonts w:ascii="微软雅黑" w:eastAsia="微软雅黑" w:hAnsi="微软雅黑" w:cs="微软雅黑" w:hint="eastAsia"/>
-                                <w:color w:val="262626"/>
-                                <w:szCs w:val="21"/>
-                              </w:rPr>
-                            </w:pPr>
-                          </w:p>
-                          <w:p>
-                            <w:pPr>
-                              <w:pStyle w:val="1"/>
-                              <w:adjustRightInd w:val="0"/>
-                              <w:snapToGrid w:val="0"/>
-                              <w:spacing w:line="400" w:lineRule="exact"/>
-                              <w:ind w:firstLineChars="0" w:firstLine="0"/>
-                              <w:rPr>
-                                <w:rFonts w:ascii="微软雅黑" w:eastAsia="微软雅黑" w:hAnsi="微软雅黑" w:cs="微软雅黑" w:hint="eastAsia"/>
-                                <w:color w:val="262626"/>
-                                <w:szCs w:val="21"/>
-                              </w:rPr>
-                            </w:pPr>
-                          </w:p>
-                          <w:p>
-                            <w:pPr>
-                              <w:spacing w:line="400" w:lineRule="exact"/>
-                              <w:rPr>
-                                <w:rFonts w:ascii="宋体" w:eastAsia="宋体" w:hAnsi="宋体" w:hint="eastAsia"/>
-                              </w:rPr>
-                            </w:pPr>
-                          </w:p>
-                        </w:txbxContent>
-                      </wps:txbx>
-                      <wps:bodyPr vert="horz" wrap="square" lIns="91440" tIns="45720" rIns="91440" bIns="45720" anchor="t">
-                        <a:prstTxWarp prst="textNoShape">
-                          <a:avLst/>
-                        </a:prstTxWarp>
-                        <a:noAutofit/>
-                      </wps:bodyPr>
-                    </wps:wsp>
-                  </a:graphicData>
-                </a:graphic>
-                <wp14:sizeRelV relativeFrom="margin">
-                  <wp14:pctHeight>0</wp14:pctHeight>
-                </wp14:sizeRelV>
-              </wp:anchor>
-            </w:drawing>
-          </mc:Choice>
-          <mc:Fallback>
-            <w:pict>
-              <v:rect w14:anchorId="5C50A9AD" id="文本框 11" o:spid="_x0000_s1041" style="position:absolute;left:0;text-align:left;margin-left:463.85pt;margin-top:703.55pt;width:515.05pt;height:86.15pt;z-index:15;visibility:visible;mso-wrap-style:square;mso-height-percent:0;mso-wrap-distance-left:0;mso-wrap-distance-top:0;mso-wrap-distance-right:0;mso-wrap-distance-bottom:0;mso-position-horizontal:right;mso-position-horizontal-relative:margin;mso-position-vertical:absolute;mso-position-vertical-relative:text;mso-height-percent:0;mso-height-relative:margin;v-text-anchor:top" o:gfxdata="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" filled="f" stroked="f">
-                <v:textbox>
-                  <w:txbxContent>
-                    <w:p>
-                      <w:pPr>
-                        <w:pStyle w:val="1"/>
-                        <w:adjustRightInd w:val="0"/>
-                        <w:snapToGrid w:val="0"/>
-                        <w:spacing w:line="400" w:lineRule="exact"/>
-                        <w:ind w:firstLineChars="0" w:firstLine="0"/>
-                        <w:rPr>
-                          <w:rFonts w:ascii="微软雅黑" w:eastAsia="微软雅黑" w:hAnsi="微软雅黑" w:cs="微软雅黑" w:hint="eastAsia"/>
-                          <w:color w:val="262626"/>
-                          <w:szCs w:val="21"/>
-                        </w:rPr>
-                      </w:pPr>
-                      <w:r>
-                        <w:rPr>
-                          <w:rFonts w:ascii="微软雅黑" w:eastAsia="微软雅黑" w:hAnsi="微软雅黑" w:cs="微软雅黑" w:hint="eastAsia"/>
-                          <w:color w:val="262626"/>
-                          <w:szCs w:val="21"/>
-                        </w:rPr>
-                        <w:sym w:font="Wingdings 2" w:char="F097"/>
-                      </w:r>
-                      <w:r>
-                        <w:rPr>
-                          <w:rFonts w:ascii="微软雅黑" w:eastAsia="微软雅黑" w:hAnsi="微软雅黑" w:cs="微软雅黑" w:hint="eastAsia"/>
-                          <w:color w:val="262626"/>
-                          <w:szCs w:val="21"/>
-                        </w:rPr>
-                        <w:t xml:space="preserve"> </w:t>
-                      </w:r>
-                      <w:r>
-                        <w:rPr>
-                          <w:rFonts w:ascii="微软雅黑" w:eastAsia="微软雅黑" w:hAnsi="微软雅黑" w:cs="微软雅黑" w:hint="eastAsia"/>
-                          <w:color w:val="262626"/>
-                          <w:szCs w:val="21"/>
-                        </w:rPr>
-                        <w:t>本人</w:t>
-                      </w:r>
-                      <w:r>
-                        <w:rPr>
-                          <w:rFonts w:ascii="微软雅黑" w:eastAsia="微软雅黑" w:hAnsi="微软雅黑" w:cs="微软雅黑"/>
-                          <w:color w:val="262626"/>
-                          <w:szCs w:val="21"/>
-                        </w:rPr>
-                        <w:t>学习能力和执行力</w:t>
-                      </w:r>
-                      <w:r>
-                        <w:rPr>
-                          <w:rFonts w:ascii="微软雅黑" w:eastAsia="微软雅黑" w:hAnsi="微软雅黑" w:cs="微软雅黑" w:hint="eastAsia"/>
-                          <w:color w:val="262626"/>
-                          <w:szCs w:val="21"/>
-                        </w:rPr>
-                        <w:t>强</w:t>
-                      </w:r>
-                      <w:r>
-                        <w:rPr>
-                          <w:rFonts w:ascii="微软雅黑" w:eastAsia="微软雅黑" w:hAnsi="微软雅黑" w:cs="微软雅黑"/>
-                          <w:color w:val="262626"/>
-                          <w:szCs w:val="21"/>
-                        </w:rPr>
-                        <w:t>，</w:t>
-                      </w:r>
-                      <w:r>
-                        <w:rPr>
-                          <w:rFonts w:ascii="微软雅黑" w:eastAsia="微软雅黑" w:hAnsi="微软雅黑" w:cs="微软雅黑" w:hint="eastAsia"/>
-                          <w:color w:val="262626"/>
-                          <w:szCs w:val="21"/>
-                        </w:rPr>
-                        <w:t>具备</w:t>
-                      </w:r>
-                      <w:r>
-                        <w:rPr>
-                          <w:rFonts w:ascii="微软雅黑" w:eastAsia="微软雅黑" w:hAnsi="微软雅黑" w:cs="微软雅黑" w:hint="eastAsia"/>
-                          <w:color w:val="262626"/>
-                          <w:szCs w:val="21"/>
-                        </w:rPr>
-                        <w:t>定位</w:t>
-                      </w:r>
-                      <w:r>
-                        <w:rPr>
-                          <w:rFonts w:ascii="微软雅黑" w:eastAsia="微软雅黑" w:hAnsi="微软雅黑" w:cs="微软雅黑"/>
-                          <w:color w:val="262626"/>
-                          <w:szCs w:val="21"/>
-                        </w:rPr>
-                        <w:t>并解决问题</w:t>
-                      </w:r>
-                      <w:r>
-                        <w:rPr>
-                          <w:rFonts w:ascii="微软雅黑" w:eastAsia="微软雅黑" w:hAnsi="微软雅黑" w:cs="微软雅黑" w:hint="eastAsia"/>
-                          <w:color w:val="262626"/>
-                          <w:szCs w:val="21"/>
-                        </w:rPr>
-                        <w:t>的能力</w:t>
-                      </w:r>
-                      <w:r>
-                        <w:rPr>
-                          <w:rFonts w:ascii="微软雅黑" w:eastAsia="微软雅黑" w:hAnsi="微软雅黑" w:cs="微软雅黑"/>
-                          <w:color w:val="262626"/>
-                          <w:szCs w:val="21"/>
-                        </w:rPr>
-                        <w:t>；</w:t>
-                      </w:r>
-                      <w:r>
-                        <w:rPr>
-                          <w:rFonts w:ascii="微软雅黑" w:eastAsia="微软雅黑" w:hAnsi="微软雅黑" w:cs="微软雅黑" w:hint="eastAsia"/>
-                          <w:color w:val="262626"/>
-                          <w:szCs w:val="21"/>
-                        </w:rPr>
-                        <w:t>对软件开发知识感兴趣</w:t>
-                      </w:r>
-                      <w:r>
-                        <w:rPr>
-                          <w:rFonts w:ascii="微软雅黑" w:eastAsia="微软雅黑" w:hAnsi="微软雅黑" w:cs="微软雅黑"/>
-                          <w:color w:val="262626"/>
-                          <w:szCs w:val="21"/>
-                        </w:rPr>
-                        <w:t>，</w:t>
-                      </w:r>
-                      <w:r>
-                        <w:rPr>
-                          <w:rFonts w:ascii="微软雅黑" w:eastAsia="微软雅黑" w:hAnsi="微软雅黑" w:cs="微软雅黑"/>
-                          <w:color w:val="262626"/>
-                          <w:szCs w:val="21"/>
-                        </w:rPr>
-                        <w:t>做事认真负责，</w:t>
-                      </w:r>
-                      <w:r>
-                        <w:rPr>
-                          <w:rFonts w:ascii="微软雅黑" w:eastAsia="微软雅黑" w:hAnsi="微软雅黑" w:cs="微软雅黑" w:hint="eastAsia"/>
-                          <w:color w:val="262626"/>
-                          <w:szCs w:val="21"/>
-                        </w:rPr>
-                        <w:t>踏实肯</w:t>
-                      </w:r>
-                      <w:r>
-                        <w:rPr>
-                          <w:rFonts w:ascii="微软雅黑" w:eastAsia="微软雅黑" w:hAnsi="微软雅黑" w:cs="微软雅黑" w:hint="eastAsia"/>
-                          <w:color w:val="262626"/>
-                          <w:szCs w:val="21"/>
-                        </w:rPr>
-                        <w:t>干</w:t>
-                      </w:r>
-                      <w:r>
-                        <w:rPr>
-                          <w:rFonts w:ascii="微软雅黑" w:eastAsia="微软雅黑" w:hAnsi="微软雅黑" w:cs="微软雅黑" w:hint="eastAsia"/>
-                          <w:color w:val="262626"/>
-                          <w:szCs w:val="21"/>
-                        </w:rPr>
-                        <w:t>，愿意学习新知识</w:t>
-                      </w:r>
-                      <w:r>
-                        <w:rPr>
-                          <w:rFonts w:ascii="微软雅黑" w:eastAsia="微软雅黑" w:hAnsi="微软雅黑" w:cs="微软雅黑" w:hint="eastAsia"/>
-                          <w:color w:val="262626"/>
-                          <w:szCs w:val="21"/>
-                        </w:rPr>
-                        <w:t>；</w:t>
-                      </w:r>
-                      <w:r>
-                        <w:rPr>
-                          <w:rFonts w:ascii="微软雅黑" w:eastAsia="微软雅黑" w:hAnsi="微软雅黑" w:cs="微软雅黑" w:hint="eastAsia"/>
-                          <w:color w:val="262626"/>
-                          <w:szCs w:val="21"/>
-                        </w:rPr>
-                        <w:t>具备抗压能力，有团队意识，</w:t>
-                      </w:r>
-                      <w:r>
-                        <w:rPr>
-                          <w:rFonts w:ascii="微软雅黑" w:eastAsia="微软雅黑" w:hAnsi="微软雅黑" w:cs="微软雅黑"/>
-                          <w:color w:val="262626"/>
-                          <w:szCs w:val="21"/>
-                        </w:rPr>
-                        <w:t>希望在实际项目中不断提升前端工程能力</w:t>
-                      </w:r>
-                      <w:r>
-                        <w:rPr>
-                          <w:rFonts w:ascii="微软雅黑" w:eastAsia="微软雅黑" w:hAnsi="微软雅黑" w:cs="微软雅黑" w:hint="eastAsia"/>
-                          <w:color w:val="262626"/>
-                          <w:szCs w:val="21"/>
-                        </w:rPr>
-                        <w:t>。</w:t>
-                      </w:r>
-                    </w:p>
-                    <w:p>
-                      <w:pPr>
-                        <w:pStyle w:val="1"/>
-                        <w:adjustRightInd w:val="0"/>
-                        <w:snapToGrid w:val="0"/>
-                        <w:spacing w:line="400" w:lineRule="exact"/>
-                        <w:ind w:firstLineChars="0" w:firstLine="0"/>
-                        <w:rPr>
-                          <w:rFonts w:ascii="微软雅黑" w:eastAsia="微软雅黑" w:hAnsi="微软雅黑" w:cs="微软雅黑" w:hint="eastAsia"/>
-                          <w:color w:val="262626"/>
-                          <w:szCs w:val="21"/>
-                        </w:rPr>
-                      </w:pPr>
-                    </w:p>
-                    <w:p>
-                      <w:pPr>
-                        <w:pStyle w:val="1"/>
-                        <w:adjustRightInd w:val="0"/>
-                        <w:snapToGrid w:val="0"/>
-                        <w:spacing w:line="400" w:lineRule="exact"/>
-                        <w:ind w:firstLineChars="0" w:firstLine="0"/>
-                        <w:rPr>
-                          <w:rFonts w:ascii="微软雅黑" w:eastAsia="微软雅黑" w:hAnsi="微软雅黑" w:cs="微软雅黑" w:hint="eastAsia"/>
-                          <w:color w:val="262626"/>
-                          <w:szCs w:val="21"/>
-                        </w:rPr>
-                      </w:pPr>
-                    </w:p>
-                    <w:p>
-                      <w:pPr>
-                        <w:pStyle w:val="1"/>
-                        <w:adjustRightInd w:val="0"/>
-                        <w:snapToGrid w:val="0"/>
-                        <w:spacing w:line="400" w:lineRule="exact"/>
-                        <w:ind w:firstLineChars="0" w:firstLine="0"/>
-                        <w:rPr>
-                          <w:rFonts w:ascii="微软雅黑" w:eastAsia="微软雅黑" w:hAnsi="微软雅黑" w:cs="微软雅黑" w:hint="eastAsia"/>
-                          <w:color w:val="262626"/>
-                          <w:szCs w:val="21"/>
-                        </w:rPr>
-                      </w:pPr>
-                    </w:p>
-                    <w:p>
-                      <w:pPr>
-                        <w:pStyle w:val="1"/>
-                        <w:adjustRightInd w:val="0"/>
-                        <w:snapToGrid w:val="0"/>
-                        <w:spacing w:line="400" w:lineRule="exact"/>
-                        <w:ind w:firstLineChars="0" w:firstLine="0"/>
-                        <w:rPr>
-                          <w:rFonts w:ascii="微软雅黑" w:eastAsia="微软雅黑" w:hAnsi="微软雅黑" w:cs="微软雅黑" w:hint="eastAsia"/>
-                          <w:color w:val="262626"/>
-                          <w:szCs w:val="21"/>
-                        </w:rPr>
-                      </w:pPr>
-                    </w:p>
-                    <w:p>
-                      <w:pPr>
-                        <w:spacing w:line="400" w:lineRule="exact"/>
-                        <w:rPr>
-                          <w:rFonts w:ascii="宋体" w:eastAsia="宋体" w:hAnsi="宋体" w:hint="eastAsia"/>
-                        </w:rPr>
-                      </w:pPr>
-                    </w:p>
-                  </w:txbxContent>
-                </v:textbox>
-                <w10:wrap anchorx="margin"/>
-              </v:rect>
-            </w:pict>
-          </mc:Fallback>
-        </mc:AlternateContent>
-      </w:r>
-      <w:r>
-        <w:rPr>
-          <w:noProof/>
-        </w:rPr>
-        <mc:AlternateContent>
-          <mc:Choice Requires="wps">
-            <w:drawing>
-              <wp:anchor distT="0" distB="0" distL="0" distR="0" simplePos="0" relativeHeight="251661312" behindDoc="0" locked="0" layoutInCell="1" allowOverlap="1" wp14:anchorId="16B2F5BF" wp14:editId="0105D5A8">
-                <wp:simplePos x="0" y="0"/>
-                <wp:positionH relativeFrom="margin">
-                  <wp:posOffset>103387</wp:posOffset>
-                </wp:positionH>
-                <wp:positionV relativeFrom="paragraph">
-                  <wp:posOffset>6883866</wp:posOffset>
-                </wp:positionV>
-                <wp:extent cx="6673850" cy="2021067"/>
-                <wp:effectExtent l="0" t="0" r="0" b="0"/>
-                <wp:wrapNone/>
-                <wp:docPr id="1036958528" name="文本框 11"/>
-                <wp:cNvGraphicFramePr>
-                  <a:graphicFrameLocks xmlns:a="http://schemas.openxmlformats.org/drawingml/2006/main"/>
-                </wp:cNvGraphicFramePr>
-                <a:graphic xmlns:a="http://schemas.openxmlformats.org/drawingml/2006/main">
-                  <a:graphicData uri="http://schemas.microsoft.com/office/word/2010/wordprocessingShape">
-                    <wps:wsp>
-                      <wps:cNvSpPr>
-                        <a:spLocks/>
-                      </wps:cNvSpPr>
-                      <wps:spPr>
-                        <a:xfrm>
-                          <a:off x="0" y="0"/>
-                          <a:ext cx="6673850" cy="2021067"/>
-                        </a:xfrm>
-                        <a:prstGeom prst="rect">
-                          <a:avLst/>
-                        </a:prstGeom>
-                        <a:ln>
-                          <a:noFill/>
-                        </a:ln>
-                      </wps:spPr>
-                      <wps:txbx>
-                        <w:txbxContent>
-                          <w:p>
-                            <w:pPr>
-                              <w:spacing w:after="80" w:line="360" w:lineRule="exact"/>
-                              <w:rPr>
-                                <w:rFonts w:ascii="微软雅黑" w:hAnsi="微软雅黑" w:cs="微软雅黑" w:hint="eastAsia"/>
-                                <w:color w:val="262626"/>
-                                <w:szCs w:val="21"/>
-                              </w:rPr>
-                            </w:pPr>
-                            <w:r>
-                              <w:rPr>
-                                <w:rFonts w:ascii="微软雅黑" w:hAnsi="微软雅黑" w:cs="微软雅黑" w:hint="eastAsia"/>
-                                <w:color w:val="262626"/>
-                                <w:szCs w:val="21"/>
-                              </w:rPr>
-                              <w:sym w:font="Wingdings 2" w:char="F097"/>
-                            </w:r>
-                            <w:r>
-                              <w:rPr>
-                                <w:rFonts w:ascii="微软雅黑" w:hAnsi="微软雅黑" w:cs="微软雅黑" w:hint="eastAsia"/>
-                                <w:color w:val="262626"/>
-                                <w:szCs w:val="21"/>
-                              </w:rPr>
-                              <w:t xml:space="preserve"> </w:t>
-                            </w:r>
-                            <w:r>
-                              <w:rPr>
-                                <w:rFonts w:ascii="微软雅黑" w:hAnsi="微软雅黑" w:cs="微软雅黑" w:hint="eastAsia"/>
-                                <w:color w:val="262626"/>
-                                <w:szCs w:val="21"/>
-                              </w:rPr>
-                              <w:t>项目描述：</w:t>
-                            </w:r>
-                            <w:r>
-                              <w:rPr>
-                                <w:rFonts w:ascii="微软雅黑" w:hAnsi="微软雅黑" w:cs="微软雅黑" w:hint="eastAsia"/>
-                                <w:color w:val="262626"/>
-                                <w:szCs w:val="21"/>
-                              </w:rPr>
-                              <w:t>基于Vue3+Django</w:t>
-                            </w:r>
-                            <w:r>
-                              <w:rPr>
-                                <w:rFonts w:ascii="微软雅黑" w:hAnsi="微软雅黑" w:cs="微软雅黑" w:hint="eastAsia"/>
-                                <w:color w:val="262626"/>
-                                <w:szCs w:val="21"/>
-                              </w:rPr>
-                              <w:t>，</w:t>
-                            </w:r>
-                            <w:r>
-                              <w:rPr>
-                                <w:rFonts w:ascii="微软雅黑" w:hAnsi="微软雅黑" w:cs="微软雅黑" w:hint="eastAsia"/>
-                                <w:color w:val="262626"/>
-                                <w:szCs w:val="21"/>
-                              </w:rPr>
-                              <w:t>独立完成了一个</w:t>
-                            </w:r>
-                            <w:r>
-                              <w:rPr>
-                                <w:rFonts w:ascii="微软雅黑" w:hAnsi="微软雅黑" w:cs="微软雅黑" w:hint="eastAsia"/>
-                                <w:color w:val="262626"/>
-                                <w:szCs w:val="21"/>
-                              </w:rPr>
-                              <w:t>前后端分离</w:t>
-                            </w:r>
-                            <w:r>
-                              <w:rPr>
-                                <w:rFonts w:ascii="微软雅黑" w:hAnsi="微软雅黑" w:cs="微软雅黑" w:hint="eastAsia"/>
-                                <w:color w:val="262626"/>
-                                <w:szCs w:val="21"/>
-                              </w:rPr>
-                              <w:t>的</w:t>
-                            </w:r>
-                            <w:r>
-                              <w:rPr>
-                                <w:rFonts w:ascii="微软雅黑" w:hAnsi="微软雅黑" w:cs="微软雅黑" w:hint="eastAsia"/>
-                                <w:color w:val="262626"/>
-                                <w:szCs w:val="21"/>
-                              </w:rPr>
-                              <w:t>多功能</w:t>
-                            </w:r>
-                            <w:r>
-                              <w:rPr>
-                                <w:rFonts w:ascii="微软雅黑" w:hAnsi="微软雅黑" w:cs="微软雅黑" w:hint="eastAsia"/>
-                                <w:color w:val="262626"/>
-                                <w:szCs w:val="21"/>
-                              </w:rPr>
-                              <w:t>Web 应用</w:t>
-                            </w:r>
-                            <w:r>
-                              <w:rPr>
-                                <w:rFonts w:ascii="微软雅黑" w:hAnsi="微软雅黑" w:cs="微软雅黑" w:hint="eastAsia"/>
-                                <w:color w:val="262626"/>
-                                <w:szCs w:val="21"/>
-                              </w:rPr>
-                              <w:t>，</w:t>
-                            </w:r>
-                            <w:r>
-                              <w:rPr>
-                                <w:rFonts w:ascii="微软雅黑" w:hAnsi="微软雅黑" w:cs="微软雅黑" w:hint="eastAsia"/>
-                                <w:color w:val="262626"/>
-                                <w:szCs w:val="21"/>
-                              </w:rPr>
-                              <w:t>支持用户注册登录，并集成用户留言、地图展示、AI 对话、天气查询及音乐播放上传等功能</w:t>
-                            </w:r>
-                            <w:r>
-                              <w:rPr>
-                                <w:rFonts w:ascii="微软雅黑" w:hAnsi="微软雅黑" w:cs="微软雅黑" w:hint="eastAsia"/>
-                                <w:color w:val="262626"/>
-                                <w:szCs w:val="21"/>
-                              </w:rPr>
-                              <w:t>。</w:t>
-                            </w:r>
-                          </w:p>
-                          <w:p>
-                            <w:pPr>
-                              <w:spacing w:after="80" w:line="360" w:lineRule="exact"/>
-                              <w:rPr>
-                                <w:rFonts w:ascii="微软雅黑" w:hAnsi="微软雅黑" w:cs="微软雅黑" w:hint="eastAsia"/>
-                                <w:color w:val="262626"/>
-                                <w:szCs w:val="21"/>
-                              </w:rPr>
-                            </w:pPr>
-                            <w:r>
-                              <w:rPr>
-                                <w:rFonts w:ascii="微软雅黑" w:hAnsi="微软雅黑" w:cs="微软雅黑" w:hint="eastAsia"/>
-                                <w:color w:val="262626"/>
-                                <w:szCs w:val="21"/>
-                              </w:rPr>
-                              <w:sym w:font="Wingdings 2" w:char="F097"/>
-                            </w:r>
-                            <w:r>
-                              <w:rPr>
-                                <w:rFonts w:ascii="微软雅黑" w:hAnsi="微软雅黑" w:cs="微软雅黑" w:hint="eastAsia"/>
-                                <w:color w:val="262626"/>
-                                <w:szCs w:val="21"/>
-                              </w:rPr>
-                              <w:t xml:space="preserve"> </w:t>
-                            </w:r>
-                            <w:r>
-                              <w:rPr>
-                                <w:rFonts w:ascii="微软雅黑" w:hAnsi="微软雅黑" w:cs="微软雅黑" w:hint="eastAsia"/>
-                                <w:color w:val="262626"/>
-                                <w:szCs w:val="21"/>
-                              </w:rPr>
-                              <w:t>技术栈：Vue3+Vite+Axios+Pinia+Vue-Router+ElementPlus+MySQL+Django+Nginx</w:t>
-                            </w:r>
-                          </w:p>
-                          <w:p>
-                            <w:pPr>
-                              <w:spacing w:after="80" w:line="360" w:lineRule="exact"/>
-                              <w:rPr>
-                                <w:rFonts w:ascii="微软雅黑" w:hAnsi="微软雅黑" w:cs="微软雅黑" w:hint="eastAsia"/>
-                                <w:color w:val="262626"/>
-                                <w:szCs w:val="21"/>
-                              </w:rPr>
-                            </w:pPr>
-                            <w:r>
-                              <w:rPr>
-                                <w:rFonts w:ascii="微软雅黑" w:hAnsi="微软雅黑" w:cs="微软雅黑" w:hint="eastAsia"/>
-                                <w:color w:val="262626"/>
-                                <w:szCs w:val="21"/>
-                              </w:rPr>
-                              <w:sym w:font="Wingdings 2" w:char="F097"/>
-                            </w:r>
-                            <w:r>
-                              <w:rPr>
-                                <w:rFonts w:ascii="微软雅黑" w:hAnsi="微软雅黑" w:cs="微软雅黑" w:hint="eastAsia"/>
-                                <w:color w:val="262626"/>
-                                <w:szCs w:val="21"/>
-                              </w:rPr>
-                              <w:t xml:space="preserve"> </w:t>
-                            </w:r>
-                            <w:r>
-                              <w:rPr>
-                                <w:rFonts w:ascii="微软雅黑" w:hAnsi="微软雅黑" w:cs="微软雅黑" w:hint="eastAsia"/>
-                                <w:color w:val="262626"/>
-                                <w:szCs w:val="21"/>
-                              </w:rPr>
-                              <w:t>主要工作：</w:t>
-                            </w:r>
-                            <w:r>
-                              <w:rPr>
-                                <w:rFonts w:ascii="微软雅黑" w:hAnsi="微软雅黑" w:cs="微软雅黑" w:hint="eastAsia"/>
-                                <w:color w:val="262626"/>
-                                <w:szCs w:val="21"/>
-                              </w:rPr>
-                              <w:t xml:space="preserve">1. </w:t>
-                            </w:r>
-                            <w:r>
-                              <w:rPr>
-                                <w:rFonts w:ascii="微软雅黑" w:hAnsi="微软雅黑" w:cs="微软雅黑" w:hint="eastAsia"/>
-                                <w:color w:val="262626"/>
-                                <w:szCs w:val="21"/>
-                              </w:rPr>
-                              <w:t>调用百度地图、DeepSeek 等第三方 API，实现地图与 AI 对话功能</w:t>
-                            </w:r>
-                            <w:r>
-                              <w:rPr>
-                                <w:rFonts w:ascii="微软雅黑" w:hAnsi="微软雅黑" w:cs="微软雅黑" w:hint="eastAsia"/>
-                                <w:color w:val="262626"/>
-                                <w:szCs w:val="21"/>
-                              </w:rPr>
-                              <w:t>；</w:t>
-                            </w:r>
-                            <w:r>
-                              <w:rPr>
-                                <w:rFonts w:ascii="微软雅黑" w:hAnsi="微软雅黑" w:cs="微软雅黑" w:hint="eastAsia"/>
-                                <w:color w:val="262626"/>
-                                <w:szCs w:val="21"/>
-                              </w:rPr>
-                              <w:t xml:space="preserve">  2. </w:t>
-                            </w:r>
-                            <w:r>
-                              <w:rPr>
-                                <w:rFonts w:ascii="微软雅黑" w:hAnsi="微软雅黑" w:cs="微软雅黑" w:hint="eastAsia"/>
-                                <w:color w:val="262626"/>
-                                <w:szCs w:val="21"/>
-                              </w:rPr>
-                              <w:t>使用 Vue Router 实现组件跳转、</w:t>
-                            </w:r>
-                            <w:r>
-                              <w:rPr>
-                                <w:rFonts w:ascii="微软雅黑" w:hAnsi="微软雅黑" w:cs="微软雅黑" w:hint="eastAsia"/>
-                                <w:color w:val="262626"/>
-                                <w:szCs w:val="21"/>
-                              </w:rPr>
-                              <w:t>路由管理</w:t>
-                            </w:r>
-                            <w:r>
-                              <w:rPr>
-                                <w:rFonts w:ascii="微软雅黑" w:hAnsi="微软雅黑" w:cs="微软雅黑" w:hint="eastAsia"/>
-                                <w:color w:val="262626"/>
-                                <w:szCs w:val="21"/>
-                              </w:rPr>
-                              <w:t xml:space="preserve">，基于 </w:t>
-                            </w:r>
-                            <w:proofErr w:type="spellStart"/>
-                            <w:r>
-                              <w:rPr>
-                                <w:rFonts w:ascii="微软雅黑" w:hAnsi="微软雅黑" w:cs="微软雅黑" w:hint="eastAsia"/>
-                                <w:color w:val="262626"/>
-                                <w:szCs w:val="21"/>
-                              </w:rPr>
-                              <w:t>Pinia</w:t>
-                            </w:r>
-                            <w:proofErr w:type="spellEnd"/>
-                            <w:r>
-                              <w:rPr>
-                                <w:rFonts w:ascii="微软雅黑" w:hAnsi="微软雅黑" w:cs="微软雅黑" w:hint="eastAsia"/>
-                                <w:color w:val="262626"/>
-                                <w:szCs w:val="21"/>
-                              </w:rPr>
-                              <w:t xml:space="preserve"> 进行全局状态管理，通过 Axios </w:t>
-                            </w:r>
-                            <w:r>
-                              <w:rPr>
-                                <w:rFonts w:ascii="微软雅黑" w:hAnsi="微软雅黑" w:cs="微软雅黑" w:hint="eastAsia"/>
-                                <w:color w:val="262626"/>
-                                <w:szCs w:val="21"/>
-                              </w:rPr>
-                              <w:t>向</w:t>
-                            </w:r>
-                            <w:r>
-                              <w:rPr>
-                                <w:rFonts w:ascii="微软雅黑" w:hAnsi="微软雅黑" w:cs="微软雅黑" w:hint="eastAsia"/>
-                                <w:color w:val="262626"/>
-                                <w:szCs w:val="21"/>
-                              </w:rPr>
-                              <w:t>后端 API 传递token、图片、音频等数据</w:t>
-                            </w:r>
-                            <w:r>
-                              <w:rPr>
-                                <w:rFonts w:ascii="微软雅黑" w:hAnsi="微软雅黑" w:cs="微软雅黑" w:hint="eastAsia"/>
-                                <w:color w:val="262626"/>
-                                <w:szCs w:val="21"/>
-                              </w:rPr>
-                              <w:t>；</w:t>
-                            </w:r>
-                            <w:r>
-                              <w:rPr>
-                                <w:rFonts w:ascii="微软雅黑" w:hAnsi="微软雅黑" w:cs="微软雅黑" w:hint="eastAsia"/>
-                                <w:color w:val="262626"/>
-                                <w:szCs w:val="21"/>
-                              </w:rPr>
-                              <w:t xml:space="preserve">  3. </w:t>
-                            </w:r>
-                            <w:r>
-                              <w:rPr>
-                                <w:rFonts w:ascii="微软雅黑" w:hAnsi="微软雅黑" w:cs="微软雅黑" w:hint="eastAsia"/>
-                                <w:color w:val="262626"/>
-                                <w:szCs w:val="21"/>
-                              </w:rPr>
-                              <w:t>使用 Django 管理</w:t>
-                            </w:r>
-                            <w:r>
-                              <w:rPr>
-                                <w:rFonts w:ascii="微软雅黑" w:hAnsi="微软雅黑" w:cs="微软雅黑" w:hint="eastAsia"/>
-                                <w:color w:val="262626"/>
-                                <w:szCs w:val="21"/>
-                              </w:rPr>
-                              <w:t>My</w:t>
-                            </w:r>
-                            <w:r>
-                              <w:rPr>
-                                <w:rFonts w:ascii="微软雅黑" w:hAnsi="微软雅黑" w:cs="微软雅黑" w:hint="eastAsia"/>
-                                <w:color w:val="262626"/>
-                                <w:szCs w:val="21"/>
-                              </w:rPr>
-                              <w:t>SQL</w:t>
-                            </w:r>
-                            <w:r>
-                              <w:rPr>
-                                <w:rFonts w:ascii="微软雅黑" w:hAnsi="微软雅黑" w:cs="微软雅黑" w:hint="eastAsia"/>
-                                <w:color w:val="262626"/>
-                                <w:szCs w:val="21"/>
-                              </w:rPr>
-                              <w:t>数据库和编写后端 API，实现身份认证，留言、图片等数据查询</w:t>
-                            </w:r>
-                            <w:r>
-                              <w:rPr>
-                                <w:rFonts w:ascii="微软雅黑" w:hAnsi="微软雅黑" w:cs="微软雅黑" w:hint="eastAsia"/>
-                                <w:color w:val="262626"/>
-                                <w:szCs w:val="21"/>
-                              </w:rPr>
-                              <w:t>和</w:t>
-                            </w:r>
-                            <w:r>
-                              <w:rPr>
-                                <w:rFonts w:ascii="微软雅黑" w:hAnsi="微软雅黑" w:cs="微软雅黑" w:hint="eastAsia"/>
-                                <w:color w:val="262626"/>
-                                <w:szCs w:val="21"/>
-                              </w:rPr>
-                              <w:t>文件上传</w:t>
-                            </w:r>
-                            <w:r>
-                              <w:rPr>
-                                <w:rFonts w:ascii="微软雅黑" w:hAnsi="微软雅黑" w:cs="微软雅黑" w:hint="eastAsia"/>
-                                <w:color w:val="262626"/>
-                                <w:szCs w:val="21"/>
-                              </w:rPr>
-                              <w:t>；</w:t>
-                            </w:r>
-                            <w:r>
-                              <w:rPr>
-                                <w:rFonts w:ascii="微软雅黑" w:hAnsi="微软雅黑" w:cs="微软雅黑" w:hint="eastAsia"/>
-                                <w:color w:val="262626"/>
-                                <w:szCs w:val="21"/>
-                              </w:rPr>
-                              <w:t xml:space="preserve"> 4. </w:t>
-                            </w:r>
-                            <w:r>
-                              <w:rPr>
-                                <w:rFonts w:ascii="微软雅黑" w:hAnsi="微软雅黑" w:cs="微软雅黑" w:hint="eastAsia"/>
-                                <w:color w:val="262626"/>
-                                <w:szCs w:val="21"/>
-                              </w:rPr>
-                              <w:t>并使用Nginx</w:t>
-                            </w:r>
-                            <w:r>
-                              <w:rPr>
-                                <w:rFonts w:ascii="微软雅黑" w:hAnsi="微软雅黑" w:cs="微软雅黑" w:hint="eastAsia"/>
-                                <w:color w:val="262626"/>
-                                <w:szCs w:val="21"/>
-                              </w:rPr>
-                              <w:t>解决跨域问题，</w:t>
-                            </w:r>
-                            <w:r>
-                              <w:rPr>
-                                <w:rFonts w:ascii="微软雅黑" w:hAnsi="微软雅黑" w:cs="微软雅黑" w:hint="eastAsia"/>
-                                <w:color w:val="262626"/>
-                                <w:szCs w:val="21"/>
-                              </w:rPr>
-                              <w:t>实现前后端分离部署</w:t>
-                            </w:r>
-                            <w:r>
-                              <w:rPr>
-                                <w:rFonts w:ascii="微软雅黑" w:hAnsi="微软雅黑" w:cs="微软雅黑" w:hint="eastAsia"/>
-                                <w:color w:val="262626"/>
-                                <w:szCs w:val="21"/>
-                              </w:rPr>
-                              <w:t>和</w:t>
-                            </w:r>
-                            <w:r>
-                              <w:rPr>
-                                <w:rFonts w:ascii="微软雅黑" w:hAnsi="微软雅黑" w:cs="微软雅黑" w:hint="eastAsia"/>
-                                <w:color w:val="262626"/>
-                                <w:szCs w:val="21"/>
-                              </w:rPr>
-                              <w:t>静态资源管理</w:t>
-                            </w:r>
-                            <w:r>
-                              <w:rPr>
-                                <w:rFonts w:ascii="微软雅黑" w:hAnsi="微软雅黑" w:cs="微软雅黑" w:hint="eastAsia"/>
-                                <w:color w:val="262626"/>
-                                <w:szCs w:val="21"/>
-                              </w:rPr>
-                              <w:t>。</w:t>
-                            </w:r>
-                          </w:p>
-                        </w:txbxContent>
-                      </wps:txbx>
-                      <wps:bodyPr vert="horz" wrap="square" lIns="91440" tIns="45720" rIns="91440" bIns="45720" anchor="t">
-                        <a:prstTxWarp prst="textNoShape">
-                          <a:avLst/>
-                        </a:prstTxWarp>
-                        <a:noAutofit/>
-                      </wps:bodyPr>
-                    </wps:wsp>
-                  </a:graphicData>
-                </a:graphic>
-                <wp14:sizeRelH relativeFrom="margin">
-                  <wp14:pctWidth>0</wp14:pctWidth>
-                </wp14:sizeRelH>
-                <wp14:sizeRelV relativeFrom="margin">
-                  <wp14:pctHeight>0</wp14:pctHeight>
-                </wp14:sizeRelV>
-              </wp:anchor>
-            </w:drawing>
-          </mc:Choice>
-          <mc:Fallback>
-            <w:pict>
-              <v:rect w14:anchorId="16B2F5BF" id="_x0000_s1042" style="position:absolute;left:0;text-align:left;margin-left:8.15pt;margin-top:542.05pt;width:525.5pt;height:159.15pt;z-index:251661312;visibility:visible;mso-wrap-style:square;mso-width-percent:0;mso-height-percent:0;mso-wrap-distance-left:0;mso-wrap-distance-top:0;mso-wrap-distance-right:0;mso-wrap-distance-bottom:0;mso-position-horizontal:absolute;mso-position-horizontal-relative:margin;mso-position-vertical:absolute;mso-position-vertical-relative:text;mso-width-percent:0;mso-height-percent:0;mso-width-relative:margin;mso-height-relative:margin;v-text-anchor:top" o:gfxdata="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" filled="f" stroked="f">
-                <v:textbox>
-                  <w:txbxContent>
-                    <w:p>
-                      <w:pPr>
-                        <w:spacing w:after="80" w:line="360" w:lineRule="exact"/>
-                        <w:rPr>
-                          <w:rFonts w:ascii="微软雅黑" w:hAnsi="微软雅黑" w:cs="微软雅黑" w:hint="eastAsia"/>
-                          <w:color w:val="262626"/>
-                          <w:szCs w:val="21"/>
-                        </w:rPr>
-                      </w:pPr>
-                      <w:r>
-                        <w:rPr>
-                          <w:rFonts w:ascii="微软雅黑" w:hAnsi="微软雅黑" w:cs="微软雅黑" w:hint="eastAsia"/>
-                          <w:color w:val="262626"/>
-                          <w:szCs w:val="21"/>
-                        </w:rPr>
-                        <w:sym w:font="Wingdings 2" w:char="F097"/>
-                      </w:r>
-                      <w:r>
-                        <w:rPr>
-                          <w:rFonts w:ascii="微软雅黑" w:hAnsi="微软雅黑" w:cs="微软雅黑" w:hint="eastAsia"/>
-                          <w:color w:val="262626"/>
-                          <w:szCs w:val="21"/>
-                        </w:rPr>
-                        <w:t xml:space="preserve"> </w:t>
-                      </w:r>
-                      <w:r>
-                        <w:rPr>
-                          <w:rFonts w:ascii="微软雅黑" w:hAnsi="微软雅黑" w:cs="微软雅黑" w:hint="eastAsia"/>
-                          <w:color w:val="262626"/>
-                          <w:szCs w:val="21"/>
-                        </w:rPr>
-                        <w:t>项目描述：</w:t>
-                      </w:r>
-                      <w:r>
-                        <w:rPr>
-                          <w:rFonts w:ascii="微软雅黑" w:hAnsi="微软雅黑" w:cs="微软雅黑" w:hint="eastAsia"/>
-                          <w:color w:val="262626"/>
-                          <w:szCs w:val="21"/>
-                        </w:rPr>
-                        <w:t>基于Vue3+Django</w:t>
-                      </w:r>
-                      <w:r>
-                        <w:rPr>
-                          <w:rFonts w:ascii="微软雅黑" w:hAnsi="微软雅黑" w:cs="微软雅黑" w:hint="eastAsia"/>
-                          <w:color w:val="262626"/>
-                          <w:szCs w:val="21"/>
-                        </w:rPr>
-                        <w:t>，</w:t>
-                      </w:r>
-                      <w:r>
-                        <w:rPr>
-                          <w:rFonts w:ascii="微软雅黑" w:hAnsi="微软雅黑" w:cs="微软雅黑" w:hint="eastAsia"/>
-                          <w:color w:val="262626"/>
-                          <w:szCs w:val="21"/>
-                        </w:rPr>
-                        <w:t>独立完成了一个</w:t>
-                      </w:r>
-                      <w:r>
-                        <w:rPr>
-                          <w:rFonts w:ascii="微软雅黑" w:hAnsi="微软雅黑" w:cs="微软雅黑" w:hint="eastAsia"/>
-                          <w:color w:val="262626"/>
-                          <w:szCs w:val="21"/>
-                        </w:rPr>
-                        <w:t>前后端分离</w:t>
-                      </w:r>
-                      <w:r>
-                        <w:rPr>
-                          <w:rFonts w:ascii="微软雅黑" w:hAnsi="微软雅黑" w:cs="微软雅黑" w:hint="eastAsia"/>
-                          <w:color w:val="262626"/>
-                          <w:szCs w:val="21"/>
-                        </w:rPr>
-                        <w:t>的</w:t>
-                      </w:r>
-                      <w:r>
-                        <w:rPr>
-                          <w:rFonts w:ascii="微软雅黑" w:hAnsi="微软雅黑" w:cs="微软雅黑" w:hint="eastAsia"/>
-                          <w:color w:val="262626"/>
-                          <w:szCs w:val="21"/>
-                        </w:rPr>
-                        <w:t>多功能</w:t>
-                      </w:r>
-                      <w:r>
-                        <w:rPr>
-                          <w:rFonts w:ascii="微软雅黑" w:hAnsi="微软雅黑" w:cs="微软雅黑" w:hint="eastAsia"/>
-                          <w:color w:val="262626"/>
-                          <w:szCs w:val="21"/>
-                        </w:rPr>
-                        <w:t>Web 应用</w:t>
-                      </w:r>
-                      <w:r>
-                        <w:rPr>
-                          <w:rFonts w:ascii="微软雅黑" w:hAnsi="微软雅黑" w:cs="微软雅黑" w:hint="eastAsia"/>
-                          <w:color w:val="262626"/>
-                          <w:szCs w:val="21"/>
-                        </w:rPr>
-                        <w:t>，</w:t>
-                      </w:r>
-                      <w:r>
-                        <w:rPr>
-                          <w:rFonts w:ascii="微软雅黑" w:hAnsi="微软雅黑" w:cs="微软雅黑" w:hint="eastAsia"/>
-                          <w:color w:val="262626"/>
-                          <w:szCs w:val="21"/>
-                        </w:rPr>
-                        <w:t>支持用户注册登录，并集成用户留言、地图展示、AI 对话、天气查询及音乐播放上传等功能</w:t>
-                      </w:r>
-                      <w:r>
-                        <w:rPr>
-                          <w:rFonts w:ascii="微软雅黑" w:hAnsi="微软雅黑" w:cs="微软雅黑" w:hint="eastAsia"/>
-                          <w:color w:val="262626"/>
-                          <w:szCs w:val="21"/>
-                        </w:rPr>
-                        <w:t>。</w:t>
-                      </w:r>
-                    </w:p>
-                    <w:p>
-                      <w:pPr>
-                        <w:spacing w:after="80" w:line="360" w:lineRule="exact"/>
-                        <w:rPr>
-                          <w:rFonts w:ascii="微软雅黑" w:hAnsi="微软雅黑" w:cs="微软雅黑" w:hint="eastAsia"/>
-                          <w:color w:val="262626"/>
-                          <w:szCs w:val="21"/>
-                        </w:rPr>
-                      </w:pPr>
-                      <w:r>
-                        <w:rPr>
-                          <w:rFonts w:ascii="微软雅黑" w:hAnsi="微软雅黑" w:cs="微软雅黑" w:hint="eastAsia"/>
-                          <w:color w:val="262626"/>
-                          <w:szCs w:val="21"/>
-                        </w:rPr>
-                        <w:sym w:font="Wingdings 2" w:char="F097"/>
-                      </w:r>
-                      <w:r>
-                        <w:rPr>
-                          <w:rFonts w:ascii="微软雅黑" w:hAnsi="微软雅黑" w:cs="微软雅黑" w:hint="eastAsia"/>
-                          <w:color w:val="262626"/>
-                          <w:szCs w:val="21"/>
-                        </w:rPr>
-                        <w:t xml:space="preserve"> </w:t>
-                      </w:r>
-                      <w:r>
-                        <w:rPr>
-                          <w:rFonts w:ascii="微软雅黑" w:hAnsi="微软雅黑" w:cs="微软雅黑" w:hint="eastAsia"/>
-                          <w:color w:val="262626"/>
-                          <w:szCs w:val="21"/>
-                        </w:rPr>
-                        <w:t>技术栈：Vue3+Vite+Axios+Pinia+Vue-Router+ElementPlus+MySQL+Django+Nginx</w:t>
-                      </w:r>
-                    </w:p>
-                    <w:p>
-                      <w:pPr>
-                        <w:spacing w:after="80" w:line="360" w:lineRule="exact"/>
-                        <w:rPr>
-                          <w:rFonts w:ascii="微软雅黑" w:hAnsi="微软雅黑" w:cs="微软雅黑" w:hint="eastAsia"/>
-                          <w:color w:val="262626"/>
-                          <w:szCs w:val="21"/>
-                        </w:rPr>
-                      </w:pPr>
-                      <w:r>
-                        <w:rPr>
-                          <w:rFonts w:ascii="微软雅黑" w:hAnsi="微软雅黑" w:cs="微软雅黑" w:hint="eastAsia"/>
-                          <w:color w:val="262626"/>
-                          <w:szCs w:val="21"/>
-                        </w:rPr>
-                        <w:sym w:font="Wingdings 2" w:char="F097"/>
-                      </w:r>
-                      <w:r>
-                        <w:rPr>
-                          <w:rFonts w:ascii="微软雅黑" w:hAnsi="微软雅黑" w:cs="微软雅黑" w:hint="eastAsia"/>
-                          <w:color w:val="262626"/>
-                          <w:szCs w:val="21"/>
-                        </w:rPr>
-                        <w:t xml:space="preserve"> </w:t>
-                      </w:r>
-                      <w:r>
-                        <w:rPr>
-                          <w:rFonts w:ascii="微软雅黑" w:hAnsi="微软雅黑" w:cs="微软雅黑" w:hint="eastAsia"/>
-                          <w:color w:val="262626"/>
-                          <w:szCs w:val="21"/>
-                        </w:rPr>
-                        <w:t>主要工作：</w:t>
-                      </w:r>
-                      <w:r>
-                        <w:rPr>
-                          <w:rFonts w:ascii="微软雅黑" w:hAnsi="微软雅黑" w:cs="微软雅黑" w:hint="eastAsia"/>
-                          <w:color w:val="262626"/>
-                          <w:szCs w:val="21"/>
-                        </w:rPr>
-                        <w:t xml:space="preserve">1. </w:t>
-                      </w:r>
-                      <w:r>
-                        <w:rPr>
-                          <w:rFonts w:ascii="微软雅黑" w:hAnsi="微软雅黑" w:cs="微软雅黑" w:hint="eastAsia"/>
-                          <w:color w:val="262626"/>
-                          <w:szCs w:val="21"/>
-                        </w:rPr>
-                        <w:t>调用百度地图、DeepSeek 等第三方 API，实现地图与 AI 对话功能</w:t>
-                      </w:r>
-                      <w:r>
-                        <w:rPr>
-                          <w:rFonts w:ascii="微软雅黑" w:hAnsi="微软雅黑" w:cs="微软雅黑" w:hint="eastAsia"/>
-                          <w:color w:val="262626"/>
-                          <w:szCs w:val="21"/>
-                        </w:rPr>
-                        <w:t>；</w:t>
-                      </w:r>
-                      <w:r>
-                        <w:rPr>
-                          <w:rFonts w:ascii="微软雅黑" w:hAnsi="微软雅黑" w:cs="微软雅黑" w:hint="eastAsia"/>
-                          <w:color w:val="262626"/>
-                          <w:szCs w:val="21"/>
-                        </w:rPr>
-                        <w:t xml:space="preserve">  2. </w:t>
-                      </w:r>
-                      <w:r>
-                        <w:rPr>
-                          <w:rFonts w:ascii="微软雅黑" w:hAnsi="微软雅黑" w:cs="微软雅黑" w:hint="eastAsia"/>
-                          <w:color w:val="262626"/>
-                          <w:szCs w:val="21"/>
-                        </w:rPr>
-                        <w:t>使用 Vue Router 实现组件跳转、</w:t>
-                      </w:r>
-                      <w:r>
-                        <w:rPr>
-                          <w:rFonts w:ascii="微软雅黑" w:hAnsi="微软雅黑" w:cs="微软雅黑" w:hint="eastAsia"/>
-                          <w:color w:val="262626"/>
-                          <w:szCs w:val="21"/>
-                        </w:rPr>
-                        <w:t>路由管理</w:t>
-                      </w:r>
-                      <w:r>
-                        <w:rPr>
-                          <w:rFonts w:ascii="微软雅黑" w:hAnsi="微软雅黑" w:cs="微软雅黑" w:hint="eastAsia"/>
-                          <w:color w:val="262626"/>
-                          <w:szCs w:val="21"/>
-                        </w:rPr>
-                        <w:t xml:space="preserve">，基于 </w:t>
-                      </w:r>
-                      <w:proofErr w:type="spellStart"/>
-                      <w:r>
-                        <w:rPr>
-                          <w:rFonts w:ascii="微软雅黑" w:hAnsi="微软雅黑" w:cs="微软雅黑" w:hint="eastAsia"/>
-                          <w:color w:val="262626"/>
-                          <w:szCs w:val="21"/>
-                        </w:rPr>
-                        <w:t>Pinia</w:t>
-                      </w:r>
-                      <w:proofErr w:type="spellEnd"/>
-                      <w:r>
-                        <w:rPr>
-                          <w:rFonts w:ascii="微软雅黑" w:hAnsi="微软雅黑" w:cs="微软雅黑" w:hint="eastAsia"/>
-                          <w:color w:val="262626"/>
-                          <w:szCs w:val="21"/>
-                        </w:rPr>
-                        <w:t xml:space="preserve"> 进行全局状态管理，通过 Axios </w:t>
-                      </w:r>
-                      <w:r>
-                        <w:rPr>
-                          <w:rFonts w:ascii="微软雅黑" w:hAnsi="微软雅黑" w:cs="微软雅黑" w:hint="eastAsia"/>
-                          <w:color w:val="262626"/>
-                          <w:szCs w:val="21"/>
-                        </w:rPr>
-                        <w:t>向</w:t>
-                      </w:r>
-                      <w:r>
-                        <w:rPr>
-                          <w:rFonts w:ascii="微软雅黑" w:hAnsi="微软雅黑" w:cs="微软雅黑" w:hint="eastAsia"/>
-                          <w:color w:val="262626"/>
-                          <w:szCs w:val="21"/>
-                        </w:rPr>
-                        <w:t>后端 API 传递token、图片、音频等数据</w:t>
-                      </w:r>
-                      <w:r>
-                        <w:rPr>
-                          <w:rFonts w:ascii="微软雅黑" w:hAnsi="微软雅黑" w:cs="微软雅黑" w:hint="eastAsia"/>
-                          <w:color w:val="262626"/>
-                          <w:szCs w:val="21"/>
-                        </w:rPr>
-                        <w:t>；</w:t>
-                      </w:r>
-                      <w:r>
-                        <w:rPr>
-                          <w:rFonts w:ascii="微软雅黑" w:hAnsi="微软雅黑" w:cs="微软雅黑" w:hint="eastAsia"/>
-                          <w:color w:val="262626"/>
-                          <w:szCs w:val="21"/>
-                        </w:rPr>
-                        <w:t xml:space="preserve">  3. </w:t>
-                      </w:r>
-                      <w:r>
-                        <w:rPr>
-                          <w:rFonts w:ascii="微软雅黑" w:hAnsi="微软雅黑" w:cs="微软雅黑" w:hint="eastAsia"/>
-                          <w:color w:val="262626"/>
-                          <w:szCs w:val="21"/>
-                        </w:rPr>
-                        <w:t>使用 Django 管理</w:t>
-                      </w:r>
-                      <w:r>
-                        <w:rPr>
-                          <w:rFonts w:ascii="微软雅黑" w:hAnsi="微软雅黑" w:cs="微软雅黑" w:hint="eastAsia"/>
-                          <w:color w:val="262626"/>
-                          <w:szCs w:val="21"/>
-                        </w:rPr>
-                        <w:t>My</w:t>
-                      </w:r>
-                      <w:r>
-                        <w:rPr>
-                          <w:rFonts w:ascii="微软雅黑" w:hAnsi="微软雅黑" w:cs="微软雅黑" w:hint="eastAsia"/>
-                          <w:color w:val="262626"/>
-                          <w:szCs w:val="21"/>
-                        </w:rPr>
-                        <w:t>SQL</w:t>
-                      </w:r>
-                      <w:r>
-                        <w:rPr>
-                          <w:rFonts w:ascii="微软雅黑" w:hAnsi="微软雅黑" w:cs="微软雅黑" w:hint="eastAsia"/>
-                          <w:color w:val="262626"/>
-                          <w:szCs w:val="21"/>
-                        </w:rPr>
-                        <w:t>数据库和编写后端 API，实现身份认证，留言、图片等数据查询</w:t>
-                      </w:r>
-                      <w:r>
-                        <w:rPr>
-                          <w:rFonts w:ascii="微软雅黑" w:hAnsi="微软雅黑" w:cs="微软雅黑" w:hint="eastAsia"/>
-                          <w:color w:val="262626"/>
-                          <w:szCs w:val="21"/>
-                        </w:rPr>
-                        <w:t>和</w:t>
-                      </w:r>
-                      <w:r>
-                        <w:rPr>
-                          <w:rFonts w:ascii="微软雅黑" w:hAnsi="微软雅黑" w:cs="微软雅黑" w:hint="eastAsia"/>
-                          <w:color w:val="262626"/>
-                          <w:szCs w:val="21"/>
-                        </w:rPr>
-                        <w:t>文件上传</w:t>
-                      </w:r>
-                      <w:r>
-                        <w:rPr>
-                          <w:rFonts w:ascii="微软雅黑" w:hAnsi="微软雅黑" w:cs="微软雅黑" w:hint="eastAsia"/>
-                          <w:color w:val="262626"/>
-                          <w:szCs w:val="21"/>
-                        </w:rPr>
-                        <w:t>；</w:t>
-                      </w:r>
-                      <w:r>
-                        <w:rPr>
-                          <w:rFonts w:ascii="微软雅黑" w:hAnsi="微软雅黑" w:cs="微软雅黑" w:hint="eastAsia"/>
-                          <w:color w:val="262626"/>
-                          <w:szCs w:val="21"/>
-                        </w:rPr>
-                        <w:t xml:space="preserve"> 4. </w:t>
-                      </w:r>
-                      <w:r>
-                        <w:rPr>
-                          <w:rFonts w:ascii="微软雅黑" w:hAnsi="微软雅黑" w:cs="微软雅黑" w:hint="eastAsia"/>
-                          <w:color w:val="262626"/>
-                          <w:szCs w:val="21"/>
-                        </w:rPr>
-                        <w:t>并使用Nginx</w:t>
-                      </w:r>
-                      <w:r>
-                        <w:rPr>
-                          <w:rFonts w:ascii="微软雅黑" w:hAnsi="微软雅黑" w:cs="微软雅黑" w:hint="eastAsia"/>
-                          <w:color w:val="262626"/>
-                          <w:szCs w:val="21"/>
-                        </w:rPr>
-                        <w:t>解决跨域问题，</w:t>
-                      </w:r>
-                      <w:r>
-                        <w:rPr>
-                          <w:rFonts w:ascii="微软雅黑" w:hAnsi="微软雅黑" w:cs="微软雅黑" w:hint="eastAsia"/>
-                          <w:color w:val="262626"/>
-                          <w:szCs w:val="21"/>
-                        </w:rPr>
-                        <w:t>实现前后端分离部署</w:t>
-                      </w:r>
-                      <w:r>
-                        <w:rPr>
-                          <w:rFonts w:ascii="微软雅黑" w:hAnsi="微软雅黑" w:cs="微软雅黑" w:hint="eastAsia"/>
-                          <w:color w:val="262626"/>
-                          <w:szCs w:val="21"/>
-                        </w:rPr>
-                        <w:t>和</w:t>
-                      </w:r>
-                      <w:r>
-                        <w:rPr>
-                          <w:rFonts w:ascii="微软雅黑" w:hAnsi="微软雅黑" w:cs="微软雅黑" w:hint="eastAsia"/>
-                          <w:color w:val="262626"/>
-                          <w:szCs w:val="21"/>
-                        </w:rPr>
-                        <w:t>静态资源管理</w:t>
-                      </w:r>
-                      <w:r>
-                        <w:rPr>
-                          <w:rFonts w:ascii="微软雅黑" w:hAnsi="微软雅黑" w:cs="微软雅黑" w:hint="eastAsia"/>
-                          <w:color w:val="262626"/>
-                          <w:szCs w:val="21"/>
-                        </w:rPr>
-                        <w:t>。</w:t>
-                      </w:r>
-                    </w:p>
-                  </w:txbxContent>
-                </v:textbox>
-                <w10:wrap anchorx="margin"/>
-              </v:rect>
-            </w:pict>
-          </mc:Fallback>
-        </mc:AlternateContent>
-      </w:r>
-      <w:r>
-        <w:rPr>
-          <w:noProof/>
-        </w:rPr>
-        <mc:AlternateContent>
-          <mc:Choice Requires="wpg">
-            <w:drawing>
-              <wp:anchor distT="0" distB="0" distL="0" distR="0" simplePos="0" relativeHeight="251659264" behindDoc="0" locked="0" layoutInCell="1" allowOverlap="1" wp14:anchorId="41F7C477" wp14:editId="54A511B6">
-                <wp:simplePos x="0" y="0"/>
-                <wp:positionH relativeFrom="margin">
-                  <wp:posOffset>-59690</wp:posOffset>
-                </wp:positionH>
-                <wp:positionV relativeFrom="paragraph">
-                  <wp:posOffset>6639873</wp:posOffset>
-                </wp:positionV>
-                <wp:extent cx="6676390" cy="454660"/>
-                <wp:effectExtent l="0" t="0" r="29210" b="0"/>
-                <wp:wrapNone/>
-                <wp:docPr id="701279334" name="组合 1"/>
-                <wp:cNvGraphicFramePr>
-                  <a:graphicFrameLocks xmlns:a="http://schemas.openxmlformats.org/drawingml/2006/main"/>
-                </wp:cNvGraphicFramePr>
-                <a:graphic xmlns:a="http://schemas.openxmlformats.org/drawingml/2006/main">
-                  <a:graphicData uri="http://schemas.microsoft.com/office/word/2010/wordprocessingGroup">
-                    <wpg:wgp>
-                      <wpg:cNvGrpSpPr>
-                        <a:grpSpLocks/>
-                      </wpg:cNvGrpSpPr>
-                      <wpg:grpSpPr>
-                        <a:xfrm>
-                          <a:off x="0" y="0"/>
-                          <a:ext cx="6676390" cy="454660"/>
-                          <a:chOff x="0" y="-25734"/>
-                          <a:chExt cx="6702239" cy="456341"/>
-                        </a:xfrm>
-                      </wpg:grpSpPr>
-                      <wpg:grpSp>
-                        <wpg:cNvPr id="121636625" name="组合 121636625"/>
-                        <wpg:cNvGrpSpPr/>
-                        <wpg:grpSpPr>
-                          <a:xfrm>
-                            <a:off x="0" y="28611"/>
-                            <a:ext cx="6702239" cy="330613"/>
-                            <a:chOff x="0" y="-29755"/>
-                            <a:chExt cx="6702239" cy="330613"/>
-                          </a:xfrm>
-                        </wpg:grpSpPr>
-                        <wps:wsp>
-                          <wps:cNvPr id="248150330" name="直角三角形 248150330"/>
-                          <wps:cNvSpPr/>
-                          <wps:spPr>
-                            <a:xfrm rot="10800000">
-                              <a:off x="0" y="224406"/>
-                              <a:ext cx="144011" cy="76452"/>
-                            </a:xfrm>
-                            <a:prstGeom prst="rtTriangle">
-                              <a:avLst/>
-                            </a:prstGeom>
-                            <a:solidFill>
-                              <a:srgbClr val="143F6A"/>
-                            </a:solidFill>
-                            <a:ln>
-                              <a:noFill/>
-                            </a:ln>
-                          </wps:spPr>
-                          <wps:bodyPr>
-                            <a:prstTxWarp prst="textNoShape">
-                              <a:avLst/>
-                            </a:prstTxWarp>
-                          </wps:bodyPr>
-                        </wps:wsp>
-                        <wps:wsp>
-                          <wps:cNvPr id="2012034089" name="直接连接符 2012034089"/>
-                          <wps:cNvCnPr/>
-                          <wps:spPr>
-                            <a:xfrm>
-                              <a:off x="53979" y="216091"/>
-                              <a:ext cx="6648260" cy="0"/>
-                            </a:xfrm>
-                            <a:prstGeom prst="line">
-                              <a:avLst/>
-                            </a:prstGeom>
-                            <a:ln w="9525" cap="flat" cmpd="sng">
-                              <a:solidFill>
-                                <a:srgbClr val="5F73B2"/>
-                              </a:solidFill>
-                              <a:prstDash val="solid"/>
-                              <a:round/>
-                              <a:headEnd/>
-                              <a:tailEnd/>
-                            </a:ln>
-                          </wps:spPr>
-                          <wps:bodyPr/>
-                        </wps:wsp>
-                        <wps:wsp>
-                          <wps:cNvPr id="2039000986" name="矩形 2039000986"/>
-                          <wps:cNvSpPr/>
-                          <wps:spPr>
-                            <a:xfrm>
-                              <a:off x="0" y="-29755"/>
-                              <a:ext cx="1210310" cy="256451"/>
-                            </a:xfrm>
-                            <a:prstGeom prst="rect">
-                              <a:avLst/>
-                            </a:prstGeom>
-                            <a:solidFill>
-                              <a:srgbClr val="5F73B2"/>
-                            </a:solidFill>
-                            <a:ln>
-                              <a:noFill/>
-                            </a:ln>
-                          </wps:spPr>
-                          <wps:bodyPr>
-                            <a:prstTxWarp prst="textNoShape">
-                              <a:avLst/>
-                            </a:prstTxWarp>
-                          </wps:bodyPr>
-                        </wps:wsp>
-                      </wpg:grpSp>
-                      <wps:wsp>
-                        <wps:cNvPr id="1407035426" name="矩形 1407035426"/>
-                        <wps:cNvSpPr/>
-                        <wps:spPr>
-                          <a:xfrm>
-                            <a:off x="130362" y="-25734"/>
-                            <a:ext cx="920812" cy="456341"/>
-                          </a:xfrm>
-                          <a:prstGeom prst="rect">
-                            <a:avLst/>
-                          </a:prstGeom>
-                          <a:ln>
-                            <a:noFill/>
-                          </a:ln>
-                        </wps:spPr>
-                        <wps:txbx>
-                          <w:txbxContent>
-                            <w:p>
-                              <w:pPr>
-                                <w:adjustRightInd w:val="0"/>
-                                <w:snapToGrid w:val="0"/>
-                                <w:spacing w:line="20" w:lineRule="atLeast"/>
-                                <w:jc w:val="center"/>
-                                <w:rPr>
-                                  <w:rFonts w:hint="eastAsia"/>
-                                  <w:b/>
-                                  <w:color w:val="FFFFFF"/>
-                                  <w:sz w:val="24"/>
-                                  <w:szCs w:val="24"/>
-                                </w:rPr>
-                              </w:pPr>
-                              <w:r>
-                                <w:rPr>
-                                  <w:rFonts w:ascii="微软雅黑" w:hAnsi="微软雅黑" w:hint="eastAsia"/>
-                                  <w:b/>
-                                  <w:color w:val="FFFFFF"/>
-                                  <w:sz w:val="24"/>
-                                  <w:szCs w:val="24"/>
-                                </w:rPr>
-                                <w:t>项目经</w:t>
-                              </w:r>
-                              <w:r>
-                                <w:rPr>
-                                  <w:rFonts w:ascii="微软雅黑" w:hAnsi="微软雅黑" w:hint="eastAsia"/>
-                                  <w:b/>
-                                  <w:color w:val="FFFFFF"/>
-                                  <w:sz w:val="24"/>
-                                  <w:szCs w:val="24"/>
-                                </w:rPr>
-                                <w:t>验</w:t>
-                              </w:r>
-                            </w:p>
-                          </w:txbxContent>
-                        </wps:txbx>
-                        <wps:bodyPr vert="horz" wrap="square" lIns="91440" tIns="45720" rIns="91440" bIns="45720" anchor="ctr">
-                          <a:prstTxWarp prst="textNoShape">
-                            <a:avLst/>
-                          </a:prstTxWarp>
-                          <a:noAutofit/>
-                        </wps:bodyPr>
-                      </wps:wsp>
-                    </wpg:wgp>
-                  </a:graphicData>
-                </a:graphic>
-                <wp14:sizeRelH relativeFrom="margin">
-                  <wp14:pctWidth>0</wp14:pctWidth>
-                </wp14:sizeRelH>
-                <wp14:sizeRelV relativeFrom="margin">
-                  <wp14:pctHeight>0</wp14:pctHeight>
-                </wp14:sizeRelV>
-              </wp:anchor>
-            </w:drawing>
-          </mc:Choice>
-          <mc:Fallback>
-            <w:pict>
-              <v:group w14:anchorId="41F7C477" id="组合 1" o:spid="_x0000_s1043" style="position:absolute;left:0;text-align:left;margin-left:-4.7pt;margin-top:522.8pt;width:525.7pt;height:35.8pt;z-index:251659264;mso-wrap-distance-left:0;mso-wrap-distance-right:0;mso-position-horizontal-relative:margin;mso-width-relative:margin;mso-height-relative:margin" coordorigin=",-257" coordsize="67022,4563" o:gfxdata="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">
-                <v:group id="组合 121636625" o:spid="_x0000_s1044" style="position:absolute;top:286;width:67022;height:3306" coordorigin=",-297" coordsize="67022,3306" o:gfxdata="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">
-                  <v:shape id="直角三角形 248150330" o:spid="_x0000_s1045" type="#_x0000_t6" style="position:absolute;top:2244;width:1440;height:764;rotation:180;visibility:visible;mso-wrap-style:square;v-text-anchor:top" o:gfxdata="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" fillcolor="#143f6a" stroked="f"/>
-                  <v:line id="直接连接符 2012034089" o:spid="_x0000_s1046" style="position:absolute;visibility:visible;mso-wrap-style:square" from="539,2160" to="67022,2160" o:connectortype="straight" o:gfxdata="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" strokecolor="#5f73b2"/>
-                  <v:rect id="矩形 2039000986" o:spid="_x0000_s1047" style="position:absolute;top:-297;width:12103;height:2563;visibility:visible;mso-wrap-style:square;v-text-anchor:top" o:gfxdata="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" fillcolor="#5f73b2" stroked="f"/>
-                </v:group>
-                <v:rect id="矩形 1407035426" o:spid="_x0000_s1048" style="position:absolute;left:1303;top:-257;width:9208;height:4563;visibility:visible;mso-wrap-style:square;v-text-anchor:middle" o:gfxdata="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" filled="f" stroked="f">
-                  <v:textbox>
-                    <w:txbxContent>
-                      <w:p>
-                        <w:pPr>
-                          <w:adjustRightInd w:val="0"/>
-                          <w:snapToGrid w:val="0"/>
-                          <w:spacing w:line="20" w:lineRule="atLeast"/>
-                          <w:jc w:val="center"/>
-                          <w:rPr>
-                            <w:rFonts w:hint="eastAsia"/>
-                            <w:b/>
-                            <w:color w:val="FFFFFF"/>
-                            <w:sz w:val="24"/>
-                            <w:szCs w:val="24"/>
-                          </w:rPr>
-                        </w:pPr>
-                        <w:r>
-                          <w:rPr>
-                            <w:rFonts w:ascii="微软雅黑" w:hAnsi="微软雅黑" w:hint="eastAsia"/>
-                            <w:b/>
-                            <w:color w:val="FFFFFF"/>
-                            <w:sz w:val="24"/>
-                            <w:szCs w:val="24"/>
-                          </w:rPr>
-                          <w:t>项目经</w:t>
-                        </w:r>
-                        <w:r>
-                          <w:rPr>
-                            <w:rFonts w:ascii="微软雅黑" w:hAnsi="微软雅黑" w:hint="eastAsia"/>
-                            <w:b/>
-                            <w:color w:val="FFFFFF"/>
-                            <w:sz w:val="24"/>
-                            <w:szCs w:val="24"/>
-                          </w:rPr>
-                          <w:t>验</w:t>
-                        </w:r>
-                      </w:p>
-                    </w:txbxContent>
-                  </v:textbox>
-                </v:rect>
-                <w10:wrap anchorx="margin"/>
-              </v:group>
-            </w:pict>
-          </mc:Fallback>
-        </mc:AlternateContent>
-      </w:r>
-      <w:r>
-        <w:rPr>
-          <w:noProof/>
-        </w:rPr>
-        <mc:AlternateContent>
-          <mc:Choice Requires="wpg">
-            <w:drawing>
-              <wp:anchor distT="0" distB="0" distL="0" distR="0" simplePos="0" relativeHeight="4" behindDoc="0" locked="0" layoutInCell="1" allowOverlap="1" wp14:anchorId="5CFF1F77" wp14:editId="6D765E1C">
-                <wp:simplePos x="0" y="0"/>
-                <wp:positionH relativeFrom="margin">
-                  <wp:align>center</wp:align>
-                </wp:positionH>
-                <wp:positionV relativeFrom="paragraph">
-                  <wp:posOffset>8594587</wp:posOffset>
-                </wp:positionV>
-                <wp:extent cx="6701790" cy="454660"/>
-                <wp:effectExtent l="0" t="0" r="22860" b="0"/>
-                <wp:wrapNone/>
-                <wp:docPr id="1028" name="组合 1"/>
-                <wp:cNvGraphicFramePr>
-                  <a:graphicFrameLocks xmlns:a="http://schemas.openxmlformats.org/drawingml/2006/main"/>
-                </wp:cNvGraphicFramePr>
-                <a:graphic xmlns:a="http://schemas.openxmlformats.org/drawingml/2006/main">
-                  <a:graphicData uri="http://schemas.microsoft.com/office/word/2010/wordprocessingGroup">
-                    <wpg:wgp>
-                      <wpg:cNvGrpSpPr>
-                        <a:grpSpLocks/>
-                      </wpg:cNvGrpSpPr>
-                      <wpg:grpSpPr>
-                        <a:xfrm>
-                          <a:off x="0" y="0"/>
-                          <a:ext cx="6701790" cy="454660"/>
-                          <a:chOff x="0" y="-25734"/>
-                          <a:chExt cx="6702239" cy="456341"/>
-                        </a:xfrm>
-                      </wpg:grpSpPr>
-                      <wpg:grpSp>
-                        <wpg:cNvPr id="855808252" name="组合 855808252"/>
-                        <wpg:cNvGrpSpPr/>
-                        <wpg:grpSpPr>
-                          <a:xfrm>
-                            <a:off x="0" y="28611"/>
-                            <a:ext cx="6702239" cy="330613"/>
-                            <a:chOff x="0" y="-29755"/>
-                            <a:chExt cx="6702239" cy="330613"/>
-                          </a:xfrm>
-                        </wpg:grpSpPr>
-                        <wps:wsp>
-                          <wps:cNvPr id="307968285" name="直角三角形 307968285"/>
-                          <wps:cNvSpPr/>
-                          <wps:spPr>
-                            <a:xfrm rot="10800000">
-                              <a:off x="0" y="224406"/>
-                              <a:ext cx="144011" cy="76452"/>
-                            </a:xfrm>
-                            <a:prstGeom prst="rtTriangle">
-                              <a:avLst/>
-                            </a:prstGeom>
-                            <a:solidFill>
-                              <a:srgbClr val="143F6A"/>
-                            </a:solidFill>
-                            <a:ln>
-                              <a:noFill/>
-                            </a:ln>
-                          </wps:spPr>
-                          <wps:bodyPr>
-                            <a:prstTxWarp prst="textNoShape">
-                              <a:avLst/>
-                            </a:prstTxWarp>
-                          </wps:bodyPr>
-                        </wps:wsp>
-                        <wps:wsp>
-                          <wps:cNvPr id="337758799" name="直接连接符 337758799"/>
-                          <wps:cNvCnPr/>
-                          <wps:spPr>
-                            <a:xfrm>
-                              <a:off x="53979" y="216091"/>
-                              <a:ext cx="6648260" cy="0"/>
-                            </a:xfrm>
-                            <a:prstGeom prst="line">
-                              <a:avLst/>
-                            </a:prstGeom>
-                            <a:ln w="9525" cap="flat" cmpd="sng">
-                              <a:solidFill>
-                                <a:srgbClr val="5F73B2"/>
-                              </a:solidFill>
-                              <a:prstDash val="solid"/>
-                              <a:round/>
-                              <a:headEnd/>
-                              <a:tailEnd/>
-                            </a:ln>
-                          </wps:spPr>
-                          <wps:bodyPr/>
-                        </wps:wsp>
-                        <wps:wsp>
-                          <wps:cNvPr id="197878952" name="矩形 197878952"/>
-                          <wps:cNvSpPr/>
-                          <wps:spPr>
-                            <a:xfrm>
-                              <a:off x="0" y="-29755"/>
-                              <a:ext cx="1210310" cy="256451"/>
-                            </a:xfrm>
-                            <a:prstGeom prst="rect">
-                              <a:avLst/>
-                            </a:prstGeom>
-                            <a:solidFill>
-                              <a:srgbClr val="5F73B2"/>
-                            </a:solidFill>
-                            <a:ln>
-                              <a:noFill/>
-                            </a:ln>
-                          </wps:spPr>
-                          <wps:bodyPr>
-                            <a:prstTxWarp prst="textNoShape">
-                              <a:avLst/>
-                            </a:prstTxWarp>
-                          </wps:bodyPr>
-                        </wps:wsp>
-                      </wpg:grpSp>
-                      <wps:wsp>
-                        <wps:cNvPr id="1570146766" name="矩形 1570146766"/>
-                        <wps:cNvSpPr/>
-                        <wps:spPr>
-                          <a:xfrm>
-                            <a:off x="130362" y="-25734"/>
-                            <a:ext cx="920812" cy="456341"/>
-                          </a:xfrm>
-                          <a:prstGeom prst="rect">
-                            <a:avLst/>
-                          </a:prstGeom>
-                          <a:ln>
-                            <a:noFill/>
-                          </a:ln>
-                        </wps:spPr>
-                        <wps:txbx>
-                          <w:txbxContent>
-                            <w:p>
-                              <w:pPr>
-                                <w:adjustRightInd w:val="0"/>
-                                <w:snapToGrid w:val="0"/>
-                                <w:spacing w:line="20" w:lineRule="atLeast"/>
-                                <w:jc w:val="center"/>
-                                <w:rPr>
-                                  <w:rFonts w:hint="eastAsia"/>
-                                  <w:b/>
-                                  <w:color w:val="FFFFFF"/>
-                                  <w:sz w:val="24"/>
-                                  <w:szCs w:val="24"/>
-                                </w:rPr>
-                              </w:pPr>
-                              <w:r>
-                                <w:rPr>
-                                  <w:rFonts w:ascii="微软雅黑" w:hAnsi="微软雅黑" w:hint="eastAsia"/>
-                                  <w:b/>
-                                  <w:color w:val="FFFFFF"/>
-                                  <w:sz w:val="24"/>
-                                  <w:szCs w:val="24"/>
-                                </w:rPr>
-                                <w:t>自我</w:t>
-                              </w:r>
-                              <w:r>
-                                <w:rPr>
-                                  <w:rFonts w:ascii="微软雅黑" w:hAnsi="微软雅黑"/>
-                                  <w:b/>
-                                  <w:color w:val="FFFFFF"/>
-                                  <w:sz w:val="24"/>
-                                  <w:szCs w:val="24"/>
-                                </w:rPr>
-                                <w:t>评价</w:t>
-                              </w:r>
-                            </w:p>
-                          </w:txbxContent>
-                        </wps:txbx>
-                        <wps:bodyPr vert="horz" wrap="square" lIns="91440" tIns="45720" rIns="91440" bIns="45720" anchor="ctr">
-                          <a:prstTxWarp prst="textNoShape">
-                            <a:avLst/>
-                          </a:prstTxWarp>
-                          <a:spAutoFit/>
-                        </wps:bodyPr>
-                      </wps:wsp>
-                    </wpg:wgp>
-                  </a:graphicData>
-                </a:graphic>
-                <wp14:sizeRelH relativeFrom="margin">
-                  <wp14:pctWidth>0</wp14:pctWidth>
-                </wp14:sizeRelH>
-              </wp:anchor>
-            </w:drawing>
-          </mc:Choice>
-          <mc:Fallback>
-            <w:pict>
-              <v:group w14:anchorId="5CFF1F77" id="_x0000_s1049" style="position:absolute;left:0;text-align:left;margin-left:0;margin-top:676.75pt;width:527.7pt;height:35.8pt;z-index:4;mso-wrap-distance-left:0;mso-wrap-distance-right:0;mso-position-horizontal:center;mso-position-horizontal-relative:margin;mso-width-relative:margin" coordorigin=",-257" coordsize="67022,4563" o:gfxdata="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">
-                <v:group id="组合 855808252" o:spid="_x0000_s1050" style="position:absolute;top:286;width:67022;height:3306" coordorigin=",-297" coordsize="67022,3306" o:gfxdata="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">
-                  <v:shape id="直角三角形 307968285" o:spid="_x0000_s1051" type="#_x0000_t6" style="position:absolute;top:2244;width:1440;height:764;rotation:180;visibility:visible;mso-wrap-style:square;v-text-anchor:top" o:gfxdata="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" fillcolor="#143f6a" stroked="f"/>
-                  <v:line id="直接连接符 337758799" o:spid="_x0000_s1052" style="position:absolute;visibility:visible;mso-wrap-style:square" from="539,2160" to="67022,2160" o:connectortype="straight" o:gfxdata="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" strokecolor="#5f73b2"/>
-                  <v:rect id="矩形 197878952" o:spid="_x0000_s1053" style="position:absolute;top:-297;width:12103;height:2563;visibility:visible;mso-wrap-style:square;v-text-anchor:top" o:gfxdata="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" fillcolor="#5f73b2" stroked="f"/>
-                </v:group>
-                <v:rect id="矩形 1570146766" o:spid="_x0000_s1054" style="position:absolute;left:1303;top:-257;width:9208;height:4563;visibility:visible;mso-wrap-style:square;v-text-anchor:middle" o:gfxdata="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" filled="f" stroked="f">
-                  <v:textbox style="mso-fit-shape-to-text:t">
-                    <w:txbxContent>
-                      <w:p>
-                        <w:pPr>
-                          <w:adjustRightInd w:val="0"/>
-                          <w:snapToGrid w:val="0"/>
-                          <w:spacing w:line="20" w:lineRule="atLeast"/>
-                          <w:jc w:val="center"/>
-                          <w:rPr>
-                            <w:rFonts w:hint="eastAsia"/>
-                            <w:b/>
-                            <w:color w:val="FFFFFF"/>
-                            <w:sz w:val="24"/>
-                            <w:szCs w:val="24"/>
-                          </w:rPr>
-                        </w:pPr>
-                        <w:r>
-                          <w:rPr>
-                            <w:rFonts w:ascii="微软雅黑" w:hAnsi="微软雅黑" w:hint="eastAsia"/>
-                            <w:b/>
-                            <w:color w:val="FFFFFF"/>
-                            <w:sz w:val="24"/>
-                            <w:szCs w:val="24"/>
-                          </w:rPr>
-                          <w:t>自我</w:t>
-                        </w:r>
-                        <w:r>
-                          <w:rPr>
-                            <w:rFonts w:ascii="微软雅黑" w:hAnsi="微软雅黑"/>
-                            <w:b/>
-                            <w:color w:val="FFFFFF"/>
-                            <w:sz w:val="24"/>
-                            <w:szCs w:val="24"/>
-                          </w:rPr>
-                          <w:t>评价</w:t>
-                        </w:r>
-                      </w:p>
-                    </w:txbxContent>
-                  </v:textbox>
-                </v:rect>
-                <w10:wrap anchorx="margin"/>
-              </v:group>
             </w:pict>
           </mc:Fallback>
         </mc:AlternateContent>
@@ -4994,7 +5362,25 @@
                                 <w:sz w:val="24"/>
                                 <w:szCs w:val="24"/>
                               </w:rPr>
-                              <w:t xml:space="preserve"> 两周内到岗</w:t>
+                              <w:t xml:space="preserve"> </w:t>
+                            </w:r>
+                            <w:r>
+                              <w:rPr>
+                                <w:rFonts w:ascii="微软雅黑" w:hAnsi="微软雅黑" w:cs="微软雅黑" w:hint="eastAsia"/>
+                                <w:color w:val="5F73B2"/>
+                                <w:sz w:val="24"/>
+                                <w:szCs w:val="24"/>
+                              </w:rPr>
+                              <w:t>一</w:t>
+                            </w:r>
+                            <w:r>
+                              <w:rPr>
+                                <w:rFonts w:ascii="微软雅黑" w:hAnsi="微软雅黑" w:cs="微软雅黑" w:hint="eastAsia"/>
+                                <w:color w:val="5F73B2"/>
+                                <w:sz w:val="24"/>
+                                <w:szCs w:val="24"/>
+                              </w:rPr>
+                              <w:t>周内到岗</w:t>
                             </w:r>
                           </w:p>
                           <w:p>
@@ -5059,7 +5445,25 @@
                           <w:sz w:val="24"/>
                           <w:szCs w:val="24"/>
                         </w:rPr>
-                        <w:t xml:space="preserve"> 两周内到岗</w:t>
+                        <w:t xml:space="preserve"> </w:t>
+                      </w:r>
+                      <w:r>
+                        <w:rPr>
+                          <w:rFonts w:ascii="微软雅黑" w:hAnsi="微软雅黑" w:cs="微软雅黑" w:hint="eastAsia"/>
+                          <w:color w:val="5F73B2"/>
+                          <w:sz w:val="24"/>
+                          <w:szCs w:val="24"/>
+                        </w:rPr>
+                        <w:t>一</w:t>
+                      </w:r>
+                      <w:r>
+                        <w:rPr>
+                          <w:rFonts w:ascii="微软雅黑" w:hAnsi="微软雅黑" w:cs="微软雅黑" w:hint="eastAsia"/>
+                          <w:color w:val="5F73B2"/>
+                          <w:sz w:val="24"/>
+                          <w:szCs w:val="24"/>
+                        </w:rPr>
+                        <w:t>周内到岗</w:t>
                       </w:r>
                     </w:p>
                     <w:p>
@@ -5292,13 +5696,23 @@
                                 <w:szCs w:val="21"/>
                               </w:rPr>
                             </w:pPr>
-                            <w:r>
-                              <w:rPr>
-                                <w:rFonts w:ascii="微软雅黑" w:hAnsi="微软雅黑" w:cs="微软雅黑" w:hint="eastAsia"/>
-                                <w:color w:val="262626"/>
-                                <w:szCs w:val="21"/>
-                              </w:rPr>
-                              <w:t>邮    箱：43556262@qq.com</w:t>
+                            <w:proofErr w:type="gramStart"/>
+                            <w:r>
+                              <w:rPr>
+                                <w:rFonts w:ascii="微软雅黑" w:hAnsi="微软雅黑" w:cs="微软雅黑" w:hint="eastAsia"/>
+                                <w:color w:val="262626"/>
+                                <w:szCs w:val="21"/>
+                              </w:rPr>
+                              <w:t>邮</w:t>
+                            </w:r>
+                            <w:proofErr w:type="gramEnd"/>
+                            <w:r>
+                              <w:rPr>
+                                <w:rFonts w:ascii="微软雅黑" w:hAnsi="微软雅黑" w:cs="微软雅黑" w:hint="eastAsia"/>
+                                <w:color w:val="262626"/>
+                                <w:szCs w:val="21"/>
+                              </w:rPr>
+                              <w:t xml:space="preserve">    箱：43556262@qq.com</w:t>
                             </w:r>
                           </w:p>
                         </w:txbxContent>
@@ -5371,13 +5785,23 @@
                           <w:szCs w:val="21"/>
                         </w:rPr>
                       </w:pPr>
-                      <w:r>
-                        <w:rPr>
-                          <w:rFonts w:ascii="微软雅黑" w:hAnsi="微软雅黑" w:cs="微软雅黑" w:hint="eastAsia"/>
-                          <w:color w:val="262626"/>
-                          <w:szCs w:val="21"/>
-                        </w:rPr>
-                        <w:t>邮    箱：43556262@qq.com</w:t>
+                      <w:proofErr w:type="gramStart"/>
+                      <w:r>
+                        <w:rPr>
+                          <w:rFonts w:ascii="微软雅黑" w:hAnsi="微软雅黑" w:cs="微软雅黑" w:hint="eastAsia"/>
+                          <w:color w:val="262626"/>
+                          <w:szCs w:val="21"/>
+                        </w:rPr>
+                        <w:t>邮</w:t>
+                      </w:r>
+                      <w:proofErr w:type="gramEnd"/>
+                      <w:r>
+                        <w:rPr>
+                          <w:rFonts w:ascii="微软雅黑" w:hAnsi="微软雅黑" w:cs="微软雅黑" w:hint="eastAsia"/>
+                          <w:color w:val="262626"/>
+                          <w:szCs w:val="21"/>
+                        </w:rPr>
+                        <w:t xml:space="preserve">    箱：43556262@qq.com</w:t>
                       </w:r>
                     </w:p>
                   </w:txbxContent>
